--- a/plantillas_maestras/02_seguro_vida/cobro_indebido_primas/1_ddo_aseguradora/mujer/TPL_3246_2025_SEGURO_VIDA_COBRO_INDEBIDO_PRIMAS_ASEGURADORA_MUJER_R1.docx
+++ b/plantillas_maestras/02_seguro_vida/cobro_indebido_primas/1_ddo_aseguradora/mujer/TPL_3246_2025_SEGURO_VIDA_COBRO_INDEBIDO_PRIMAS_ASEGURADORA_MUJER_R1.docx
@@ -213,7 +213,7 @@
           <w14:ligatures w14:val="none"/>
         </w:rPr>
         <w:tab/>
-        <w:t xml:space="preserve">:       </w:t>
+        <w:t xml:space="preserve">: </w:t>
       </w:r>
       <w:r>
         <w:rPr>
@@ -726,7 +726,7 @@
           <w:lang w:val="es-ES" w:eastAsia="es-ES"/>
           <w14:ligatures w14:val="none"/>
         </w:rPr>
-        <w:t>por presuntas infracciones a la Ley N°29571, Código de Protección y Defensa del Consumidor (en adelante, Código)</w:t>
+        <w:t>por presuntas infracciones a la Ley 29571, Código de Protección y Defensa del Consumidor (en adelante, Código)</w:t>
       </w:r>
       <w:r>
         <w:rPr>
@@ -1154,7 +1154,7 @@
           <w:lang w:eastAsia="es-ES"/>
           <w14:ligatures w14:val="none"/>
         </w:rPr>
-        <w:t>l Seguro de Vida Free Plus - Póliza Nº 07600043015 (en adelante, Seguro de Vida)</w:t>
+        <w:t>l Seguro de Vida Free Plus - Póliza 07600043015 (en adelante, Seguro de Vida)</w:t>
       </w:r>
       <w:r>
         <w:rPr>
@@ -1274,7 +1274,7 @@
           <w:lang w:eastAsia="es-ES"/>
           <w14:ligatures w14:val="none"/>
         </w:rPr>
-        <w:t xml:space="preserve">, se generó la solicitud de seguro N° 501628242, indicando que se encontraba en revisión, gestión que se realizó sin </w:t>
+        <w:t xml:space="preserve">, se generó la solicitud de seguro 501628242, indicando que se encontraba en revisión, gestión que se realizó sin </w:t>
       </w:r>
       <w:r>
         <w:rPr>
@@ -1739,7 +1739,7 @@
           <w:lang w:eastAsia="es-ES"/>
           <w14:ligatures w14:val="none"/>
         </w:rPr>
-        <w:t xml:space="preserve">  </w:t>
+        <w:t xml:space="preserve"> </w:t>
       </w:r>
       <w:r>
         <w:rPr>
@@ -2027,7 +2027,7 @@
           <w:lang w:eastAsia="es-ES"/>
           <w14:ligatures w14:val="none"/>
         </w:rPr>
-        <w:t xml:space="preserve"> N° 97351 correspondiente a la desafiliación del método de pago automático.</w:t>
+        <w:t xml:space="preserve"> 97351 correspondiente a la desafiliación del método de pago automático.</w:t>
       </w:r>
       <w:r>
         <w:rPr>
@@ -2380,7 +2380,7 @@
           <w:lang w:eastAsia="es-PE"/>
           <w14:ligatures w14:val="none"/>
         </w:rPr>
-        <w:t>La Secretaría Técnica de la Comisión de Protección al Consumidor N°1 (en adelante, la Secretaría Técnica), en ejercicio de sus facultades</w:t>
+        <w:t>La Secretaría Técnica de la Comisión de Protección al Consumidor 1 (en adelante, la Secretaría Técnica), en ejercicio de sus facultades</w:t>
       </w:r>
       <w:bookmarkEnd w:id="3"/>
       <w:bookmarkEnd w:id="4"/>
@@ -2447,7 +2447,7 @@
           <w14:ligatures w14:val="none"/>
         </w:rPr>
         <w:lastRenderedPageBreak/>
-        <w:t>compañía aseguradora habría afiliado de manera indebida, de manera unilateral y sin su consentimiento expreso de la denunciante al Seguro de Vida Free Plus – Póliza N° 07600043015, generando el descuento de las primas a su cuenta bancaria de Banco Internacional del Perú S.A.A. – Interbank</w:t>
+        <w:t>compañía aseguradora habría afiliado de manera indebida, de manera unilateral y sin su consentimiento expreso de la denunciante al Seguro de Vida Free Plus – Póliza 07600043015, generando el descuento de las primas a su cuenta bancaria de Banco Internacional del Perú S.A.A. – Interbank</w:t>
       </w:r>
       <w:r>
         <w:rPr>
@@ -2477,7 +2477,7 @@
           <w:lang w:eastAsia="es-PE"/>
           <w14:ligatures w14:val="none"/>
         </w:rPr>
-        <w:t xml:space="preserve">literal b) del artículo 56° </w:t>
+        <w:t xml:space="preserve">literal b) del artículo 56 </w:t>
       </w:r>
       <w:r>
         <w:rPr>
@@ -2506,7 +2506,7 @@
           <w:lang w:eastAsia="es-PE"/>
           <w14:ligatures w14:val="none"/>
         </w:rPr>
-        <w:t xml:space="preserve">.  </w:t>
+        <w:t xml:space="preserve">. </w:t>
       </w:r>
     </w:p>
     <w:p>
@@ -2573,7 +2573,7 @@
           <w:lang w:eastAsia="es-PE"/>
           <w14:ligatures w14:val="none"/>
         </w:rPr>
-        <w:t>la compañía aseguradora no habría cumplido con entregar a la denunciante un documento formal sobre la desafiliación del método de pago automático del Seguro de Vida Free Plus – Póliza N° 07600043015, generando que no pueda tener utilizar sus ahorros de la cuenta bancaria del Banco Internacional del Perú S.A.A. – Interbank</w:t>
+        <w:t>la compañía aseguradora no habría cumplido con entregar a la denunciante un documento formal sobre la desafiliación del método de pago automático del Seguro de Vida Free Plus – Póliza 07600043015, generando que no pueda tener utilizar sus ahorros de la cuenta bancaria del Banco Internacional del Perú S.A.A. – Interbank</w:t>
       </w:r>
       <w:r>
         <w:rPr>
@@ -2591,7 +2591,7 @@
           <w:lang w:eastAsia="es-PE"/>
           <w14:ligatures w14:val="none"/>
         </w:rPr>
-        <w:t>°</w:t>
+        <w:t/>
       </w:r>
       <w:r>
         <w:rPr>
@@ -2609,7 +2609,7 @@
           <w:lang w:eastAsia="es-PE"/>
           <w14:ligatures w14:val="none"/>
         </w:rPr>
-        <w:t>°</w:t>
+        <w:t/>
       </w:r>
       <w:r>
         <w:rPr>
@@ -2717,7 +2717,7 @@
           <w:lang w:eastAsia="es-PE"/>
           <w14:ligatures w14:val="none"/>
         </w:rPr>
-        <w:t>°</w:t>
+        <w:t/>
       </w:r>
       <w:r>
         <w:rPr>
@@ -2735,7 +2735,7 @@
           <w:lang w:eastAsia="es-PE"/>
           <w14:ligatures w14:val="none"/>
         </w:rPr>
-        <w:t>°</w:t>
+        <w:t/>
       </w:r>
       <w:r>
         <w:rPr>
@@ -2830,7 +2830,7 @@
           <w14:ligatures w14:val="none"/>
         </w:rPr>
         <w:lastRenderedPageBreak/>
-        <w:t>denunciante el 30 de mayo de 2024 la solicitud de seguro N° 501628242 y la solicitud de pago del Seguro de Vida Free Plus – Póliza N° 07600043015, pese a no contar con el consentimiento para la contratación del referido seguro</w:t>
+        <w:t>denunciante el 30 de mayo de 2024 la solicitud de seguro 501628242 y la solicitud de pago del Seguro de Vida Free Plus – Póliza 07600043015, pese a no contar con el consentimiento para la contratación del referido seguro</w:t>
       </w:r>
       <w:r>
         <w:rPr>
@@ -2848,7 +2848,7 @@
           <w:lang w:eastAsia="es-PE"/>
           <w14:ligatures w14:val="none"/>
         </w:rPr>
-        <w:t>°</w:t>
+        <w:t/>
       </w:r>
       <w:r>
         <w:rPr>
@@ -2866,7 +2866,7 @@
           <w:lang w:eastAsia="es-PE"/>
           <w14:ligatures w14:val="none"/>
         </w:rPr>
-        <w:t>°</w:t>
+        <w:t/>
       </w:r>
       <w:r>
         <w:rPr>
@@ -2950,7 +2950,7 @@
           <w:lang w:eastAsia="es-PE"/>
           <w14:ligatures w14:val="none"/>
         </w:rPr>
-        <w:t>la compañía aseguradora no habría cumplido devolver a la denunciante los montos cobrados indebidamente a la denunciante por la póliza del Seguro de Vida Free Plus N° 07600043015, pese a su ofrecimiento</w:t>
+        <w:t>la compañía aseguradora no habría cumplido devolver a la denunciante los montos cobrados indebidamente a la denunciante por la póliza del Seguro de Vida Free Plus 07600043015, pese a su ofrecimiento</w:t>
       </w:r>
       <w:r>
         <w:rPr>
@@ -2968,7 +2968,7 @@
           <w:lang w:eastAsia="es-PE"/>
           <w14:ligatures w14:val="none"/>
         </w:rPr>
-        <w:t>°</w:t>
+        <w:t/>
       </w:r>
       <w:r>
         <w:rPr>
@@ -2986,7 +2986,7 @@
           <w:lang w:eastAsia="es-PE"/>
           <w14:ligatures w14:val="none"/>
         </w:rPr>
-        <w:t>°</w:t>
+        <w:t/>
       </w:r>
       <w:r>
         <w:rPr>
@@ -3068,7 +3068,7 @@
           <w:kern w:val="0"/>
           <w14:ligatures w14:val="none"/>
         </w:rPr>
-        <w:t>la compañía aseguradora no habría cumplido oportunamente con entregar a la denunciante los documentos contractuales del Seguro de Vida Free Plus – Póliza N° 07600043015, puesto que lo remitió el 15 de noviembre de 2025 sin su firma</w:t>
+        <w:t>la compañía aseguradora no habría cumplido oportunamente con entregar a la denunciante los documentos contractuales del Seguro de Vida Free Plus – Póliza 07600043015, puesto que lo remitió el 15 de noviembre de 2025 sin su firma</w:t>
       </w:r>
       <w:r>
         <w:rPr>
@@ -3085,7 +3085,7 @@
           <w:kern w:val="0"/>
           <w14:ligatures w14:val="none"/>
         </w:rPr>
-        <w:t>Por consiguiente, corresponde calificar el hecho materia de denuncia como una presunta infracción al deber de entregar a los usuarios copia de los contratos y demás documentación relacionada con dichos actos jurídicos, tipificado en el literal e) del artículo 47° del Código</w:t>
+        <w:t>Por consiguiente, corresponde calificar el hecho materia de denuncia como una presunta infracción al deber de entregar a los usuarios copia de los contratos y demás documentación relacionada con dichos actos jurídicos, tipificado en el literal e) del artículo 47 del Código</w:t>
       </w:r>
       <w:r>
         <w:rPr>
@@ -3332,7 +3332,7 @@
           <w:lang w:val="es-ES" w:eastAsia="es-ES"/>
           <w14:ligatures w14:val="none"/>
         </w:rPr>
-        <w:t xml:space="preserve">(i) presentar una copia completa, legible y debidamente suscrita de la Póliza N° 07600043015 del Seguro de Vida Free Plus, así como el cargo de remisión de la póliza; (ii) presentar los medios probatorios que acrediten </w:t>
+        <w:t xml:space="preserve">(i) presentar una copia completa, legible y debidamente suscrita de la Póliza 07600043015 del Seguro de Vida Free Plus, así como el cargo de remisión de la póliza; (ii) presentar los medios probatorios que acrediten </w:t>
       </w:r>
       <w:r>
         <w:rPr>
@@ -3424,7 +3424,7 @@
           <w:lang w:eastAsia="es-PE"/>
           <w14:ligatures w14:val="none"/>
         </w:rPr>
-        <w:t xml:space="preserve">RESOLUCIÓN DE LA SECRETARÍA TÉCNICA  </w:t>
+        <w:t xml:space="preserve">RESOLUCIÓN DE LA SECRETARÍA TÉCNICA </w:t>
       </w:r>
     </w:p>
     <w:p>
@@ -3687,15 +3687,15 @@
           <w:kern w:val="0"/>
           <w14:ligatures w14:val="none"/>
         </w:rPr>
-        <w:t xml:space="preserve">Presunta infracción al literal b) del artículo 56° de la Ley 29571, Código de Protección y Defensa del Consumidor, en tanto </w:t>
-      </w:r>
-      <w:r>
-        <w:rPr>
-          <w:rFonts w:ascii="Arial Narrow" w:eastAsia="Arial Narrow" w:hAnsi="Arial Narrow" w:cs="Arial Narrow"/>
-          <w:kern w:val="0"/>
-          <w14:ligatures w14:val="none"/>
-        </w:rPr>
-        <w:t>la compañía aseguradora habría afiliado de manera indebida, de manera unilateral y sin su consentimiento expreso de la denunciante al Seguro de Vida Free Plus – Póliza N° 07600043015, generando el descuento de las primas a su cuenta bancaria de Banco Internacional del Perú S.A.A. – Interbank</w:t>
+        <w:t xml:space="preserve">Presunta infracción al literal b) del artículo 56 de la Ley 29571, Código de Protección y Defensa del Consumidor, en tanto </w:t>
+      </w:r>
+      <w:r>
+        <w:rPr>
+          <w:rFonts w:ascii="Arial Narrow" w:eastAsia="Arial Narrow" w:hAnsi="Arial Narrow" w:cs="Arial Narrow"/>
+          <w:kern w:val="0"/>
+          <w14:ligatures w14:val="none"/>
+        </w:rPr>
+        <w:t>la compañía aseguradora habría afiliado de manera indebida, de manera unilateral y sin su consentimiento expreso de la denunciante al Seguro de Vida Free Plus – Póliza 07600043015, generando el descuento de las primas a su cuenta bancaria de Banco Internacional del Perú S.A.A. – Interbank</w:t>
       </w:r>
       <w:r>
         <w:rPr>
@@ -3746,15 +3746,15 @@
           <w:kern w:val="0"/>
           <w14:ligatures w14:val="none"/>
         </w:rPr>
-        <w:t xml:space="preserve">Presunta infracción a los artículos 18° y 19° de la Ley 29571, Código de Protección y Defensa del Consumidor, en tanto </w:t>
-      </w:r>
-      <w:r>
-        <w:rPr>
-          <w:rFonts w:ascii="Arial Narrow" w:eastAsia="Arial Narrow" w:hAnsi="Arial Narrow" w:cs="Arial Narrow"/>
-          <w:kern w:val="0"/>
-          <w14:ligatures w14:val="none"/>
-        </w:rPr>
-        <w:t>la compañía aseguradora no habría cumplido con entregar a la denunciante un documento formal sobre la desafiliación del método de pago automático del Seguro de Vida Free Plus – Póliza N° 07600043015, generando que no pueda tener utilizar sus ahorros de la cuenta bancaria del Banco Internacional del Perú S.A.A. – Interbank</w:t>
+        <w:t xml:space="preserve">Presunta infracción a los artículos 18 y 19 de la Ley 29571, Código de Protección y Defensa del Consumidor, en tanto </w:t>
+      </w:r>
+      <w:r>
+        <w:rPr>
+          <w:rFonts w:ascii="Arial Narrow" w:eastAsia="Arial Narrow" w:hAnsi="Arial Narrow" w:cs="Arial Narrow"/>
+          <w:kern w:val="0"/>
+          <w14:ligatures w14:val="none"/>
+        </w:rPr>
+        <w:t>la compañía aseguradora no habría cumplido con entregar a la denunciante un documento formal sobre la desafiliación del método de pago automático del Seguro de Vida Free Plus – Póliza 07600043015, generando que no pueda tener utilizar sus ahorros de la cuenta bancaria del Banco Internacional del Perú S.A.A. – Interbank</w:t>
       </w:r>
       <w:r>
         <w:rPr>
@@ -3821,7 +3821,7 @@
           <w:kern w:val="0"/>
           <w14:ligatures w14:val="none"/>
         </w:rPr>
-        <w:t xml:space="preserve">los artículos 18° y 19° de la Ley 29571, Código de Protección y Defensa del Consumidor, en tanto </w:t>
+        <w:t xml:space="preserve">los artículos 18 y 19 de la Ley 29571, Código de Protección y Defensa del Consumidor, en tanto </w:t>
       </w:r>
       <w:r>
         <w:rPr>
@@ -3880,15 +3880,15 @@
           <w:kern w:val="0"/>
           <w14:ligatures w14:val="none"/>
         </w:rPr>
-        <w:t xml:space="preserve">Presunta infracción a los artículos 18° y 19° de la Ley 29571, Código de Protección y Defensa del Consumidor, en tanto </w:t>
-      </w:r>
-      <w:r>
-        <w:rPr>
-          <w:rFonts w:ascii="Arial Narrow" w:eastAsia="Arial Narrow" w:hAnsi="Arial Narrow" w:cs="Arial Narrow"/>
-          <w:kern w:val="0"/>
-          <w14:ligatures w14:val="none"/>
-        </w:rPr>
-        <w:t>la compañía aseguradora habría remitido indebidamente a la denunciante el 30 de mayo de 2024 la solicitud de seguro N° 501628242 y la solicitud de pago del Seguro de Vida Free Plus – Póliza N° 07600043015, pese a no contar con el consentimiento para la contratación del referido seguro</w:t>
+        <w:t xml:space="preserve">Presunta infracción a los artículos 18 y 19 de la Ley 29571, Código de Protección y Defensa del Consumidor, en tanto </w:t>
+      </w:r>
+      <w:r>
+        <w:rPr>
+          <w:rFonts w:ascii="Arial Narrow" w:eastAsia="Arial Narrow" w:hAnsi="Arial Narrow" w:cs="Arial Narrow"/>
+          <w:kern w:val="0"/>
+          <w14:ligatures w14:val="none"/>
+        </w:rPr>
+        <w:t>la compañía aseguradora habría remitido indebidamente a la denunciante el 30 de mayo de 2024 la solicitud de seguro 501628242 y la solicitud de pago del Seguro de Vida Free Plus – Póliza 07600043015, pese a no contar con el consentimiento para la contratación del referido seguro</w:t>
       </w:r>
       <w:r>
         <w:rPr>
@@ -3936,7 +3936,7 @@
           <w:kern w:val="0"/>
           <w14:ligatures w14:val="none"/>
         </w:rPr>
-        <w:t xml:space="preserve">Presunta infracción a los artículos 18° y 19° de la Ley 29571, Código de Protección y Defensa del Consumidor, en tanto </w:t>
+        <w:t xml:space="preserve">Presunta infracción a los artículos 18 y 19 de la Ley 29571, Código de Protección y Defensa del Consumidor, en tanto </w:t>
       </w:r>
       <w:r>
         <w:rPr>
@@ -3984,7 +3984,7 @@
           <w:kern w:val="0"/>
           <w14:ligatures w14:val="none"/>
         </w:rPr>
-        <w:t xml:space="preserve"> por la póliza del Seguro de Vida Free Plus N° 07600043015</w:t>
+        <w:t xml:space="preserve"> por la póliza del Seguro de Vida Free Plus 07600043015</w:t>
       </w:r>
       <w:r>
         <w:rPr>
@@ -4056,7 +4056,7 @@
           <w:kern w:val="0"/>
           <w14:ligatures w14:val="none"/>
         </w:rPr>
-        <w:t>infracción al literal e) del artículo 47° de la Ley 29571, Código de Protección y Defensa del Consumidor</w:t>
+        <w:t>infracción al literal e) del artículo 47 de la Ley 29571, Código de Protección y Defensa del Consumidor</w:t>
       </w:r>
       <w:r>
         <w:rPr>
@@ -4083,7 +4083,7 @@
           <w:kern w:val="0"/>
           <w14:ligatures w14:val="none"/>
         </w:rPr>
-        <w:t>cumplido oportunamente con entregar a la denunciante los documentos contractuales del Seguro de Vida Free Plus – Póliza N° 07600043015</w:t>
+        <w:t>cumplido oportunamente con entregar a la denunciante los documentos contractuales del Seguro de Vida Free Plus – Póliza 07600043015</w:t>
       </w:r>
       <w:r>
         <w:rPr>
@@ -4446,7 +4446,7 @@
           <w:lang w:eastAsia="es-PE"/>
           <w14:ligatures w14:val="none"/>
         </w:rPr>
-        <w:t>°</w:t>
+        <w:t/>
       </w:r>
       <w:r>
         <w:rPr>
@@ -4524,7 +4524,7 @@
           <w:lang w:eastAsia="es-PE"/>
           <w14:ligatures w14:val="none"/>
         </w:rPr>
-        <w:t>°</w:t>
+        <w:t/>
       </w:r>
       <w:r>
         <w:rPr>
@@ -4767,7 +4767,7 @@
           <w:lang w:eastAsia="es-PE"/>
           <w14:ligatures w14:val="none"/>
         </w:rPr>
-        <w:t>°</w:t>
+        <w:t/>
       </w:r>
       <w:r>
         <w:rPr>
@@ -4899,7 +4899,7 @@
           <w:lang w:val="es-ES" w:eastAsia="es-ES"/>
           <w14:ligatures w14:val="none"/>
         </w:rPr>
-        <w:t>(i) presentar una copia completa, legible y debidamente suscrita de la Póliza N° 07600043015 del Seguro de Vida Free Plus, así como el cargo de remisión de la póliza; (ii) presentar los medios probatorios que acrediten que gestionó oportunamente la solicitud de la denunciante, presentada el 15 de noviembre del 2024, de desafiliación del método de pago automático de su cuenta de ahorro en soles; y, (iii) presentar todas las comunicaciones cursadas con la parte denunciante, incluyendo el registro de llamadas telefónicas, en virtud de los hechos materia de denuncia</w:t>
+        <w:t>(i) presentar una copia completa, legible y debidamente suscrita de la Póliza 07600043015 del Seguro de Vida Free Plus, así como el cargo de remisión de la póliza; (ii) presentar los medios probatorios que acrediten que gestionó oportunamente la solicitud de la denunciante, presentada el 15 de noviembre del 2024, de desafiliación del método de pago automático de su cuenta de ahorro en soles; y, (iii) presentar todas las comunicaciones cursadas con la parte denunciante, incluyendo el registro de llamadas telefónicas, en virtud de los hechos materia de denuncia</w:t>
       </w:r>
       <w:r>
         <w:rPr>
@@ -4978,7 +4978,7 @@
           <w:lang w:eastAsia="es-PE"/>
           <w14:ligatures w14:val="none"/>
         </w:rPr>
-        <w:t>°</w:t>
+        <w:t/>
       </w:r>
       <w:r>
         <w:rPr>
@@ -5030,7 +5030,7 @@
           <w:lang w:eastAsia="es-PE"/>
           <w14:ligatures w14:val="none"/>
         </w:rPr>
-        <w:t>°</w:t>
+        <w:t/>
       </w:r>
       <w:r>
         <w:rPr>
@@ -5050,7 +5050,7 @@
           <w:lang w:eastAsia="es-PE"/>
           <w14:ligatures w14:val="none"/>
         </w:rPr>
-        <w:t>°</w:t>
+        <w:t/>
       </w:r>
       <w:r>
         <w:rPr>
@@ -5070,7 +5070,7 @@
           <w:lang w:eastAsia="es-PE"/>
           <w14:ligatures w14:val="none"/>
         </w:rPr>
-        <w:t>°</w:t>
+        <w:t/>
       </w:r>
       <w:r>
         <w:rPr>
@@ -5123,7 +5123,7 @@
           <w:lang w:eastAsia="es-PE"/>
           <w14:ligatures w14:val="none"/>
         </w:rPr>
-        <w:t>°</w:t>
+        <w:t/>
       </w:r>
       <w:r>
         <w:rPr>
@@ -5214,7 +5214,7 @@
           <w:lang w:eastAsia="es-PE"/>
           <w14:ligatures w14:val="none"/>
         </w:rPr>
-        <w:t>°</w:t>
+        <w:t/>
       </w:r>
       <w:r>
         <w:rPr>
@@ -5288,7 +5288,7 @@
           <w:lang w:eastAsia="es-PE"/>
           <w14:ligatures w14:val="none"/>
         </w:rPr>
-        <w:t>°</w:t>
+        <w:t/>
       </w:r>
       <w:r>
         <w:rPr>
@@ -5296,7 +5296,7 @@
           <w:kern w:val="0"/>
           <w14:ligatures w14:val="none"/>
         </w:rPr>
-        <w:t xml:space="preserve"> del Decreto Legislativo N° 807</w:t>
+        <w:t xml:space="preserve"> del Decreto Legislativo 807</w:t>
       </w:r>
       <w:r>
         <w:rPr>
@@ -5505,7 +5505,7 @@
           <w:lang w:eastAsia="es-PE"/>
           <w14:ligatures w14:val="none"/>
         </w:rPr>
-        <w:t>°</w:t>
+        <w:t/>
       </w:r>
       <w:r>
         <w:rPr>
@@ -5522,7 +5522,7 @@
           <w:lang w:eastAsia="es-PE"/>
           <w14:ligatures w14:val="none"/>
         </w:rPr>
-        <w:t>°</w:t>
+        <w:t/>
       </w:r>
       <w:r>
         <w:rPr>
@@ -5817,7 +5817,7 @@
           <w:kern w:val="0"/>
           <w14:ligatures w14:val="none"/>
         </w:rPr>
-        <w:t>Comisión de Protección al Consumidor N° 1</w:t>
+        <w:t>Comisión de Protección al Consumidor 1</w:t>
       </w:r>
     </w:p>
     <w:p>
@@ -6068,7 +6068,7 @@
           <w:szCs w:val="16"/>
         </w:rPr>
         <w:tab/>
-        <w:t>Denuncia remitida a esta Comisión mediante DOCUMENTO DE TRASLADO N° 023-2025-PS1/INDECOPI de fecha 5 de diciembre de 2025, recibida el 12 de diciembre del 2025.</w:t>
+        <w:t>Denuncia remitida a esta Comisión mediante DOCUMENTO DE TRASLADO 023-2025-PS1/INDECOPI de fecha 5 de diciembre de 2025, recibida el 12 de diciembre del 2025.</w:t>
       </w:r>
     </w:p>
     <w:p>
@@ -6185,7 +6185,7 @@
           <w:sz w:val="16"/>
           <w:szCs w:val="16"/>
         </w:rPr>
-        <w:t xml:space="preserve">  </w:t>
+        <w:t xml:space="preserve"> </w:t>
       </w:r>
       <w:r>
         <w:rPr>
@@ -6203,7 +6203,7 @@
           <w:sz w:val="16"/>
           <w:szCs w:val="16"/>
         </w:rPr>
-        <w:t xml:space="preserve">LEY N° 29571, CÓDIGO DE PROTECCIÓN Y DEFENSA DEL CONSUMIDOR, publicado el 2 de setiembre de 2010 y modificado por Decreto Legislativo N° 1308 </w:t>
+        <w:t xml:space="preserve">LEY 29571, CÓDIGO DE PROTECCIÓN Y DEFENSA DEL CONSUMIDOR, publicado el 2 de setiembre de 2010 y modificado por Decreto Legislativo 1308 </w:t>
       </w:r>
     </w:p>
     <w:p>
@@ -6255,7 +6255,7 @@
           <w:szCs w:val="16"/>
         </w:rPr>
         <w:tab/>
-        <w:t xml:space="preserve">El Instituto Nacional de Defensa de la Competencia y de la Protección de la Propiedad Intelectual (Indecopi) es la autoridad con competencia primaria y de alcance nacional para conocer las presuntas infracciones a las disposiciones contenidas en el presente Código, así como para imponer las sanciones y medidas correctivas establecidas en el presente capítulo, conforme al Decreto Legislativo N° 1033, Ley de Organización y Funciones del Indecopi. Dicha competencia solo puede ser negada cuando ella haya sido asignada o se asigne a favor de otro organismo por norma expresa con rango de ley. </w:t>
+        <w:t xml:space="preserve">El Instituto Nacional de Defensa de la Competencia y de la Protección de la Propiedad Intelectual (Indecopi) es la autoridad con competencia primaria y de alcance nacional para conocer las presuntas infracciones a las disposiciones contenidas en el presente Código, así como para imponer las sanciones y medidas correctivas establecidas en el presente capítulo, conforme al Decreto Legislativo 1033, Ley de Organización y Funciones del Indecopi. Dicha competencia solo puede ser negada cuando ella haya sido asignada o se asigne a favor de otro organismo por norma expresa con rango de ley. </w:t>
       </w:r>
     </w:p>
     <w:p>
@@ -6329,7 +6329,7 @@
           <w:sz w:val="16"/>
           <w:szCs w:val="16"/>
         </w:rPr>
-        <w:t xml:space="preserve">LEY DE ORGANIZACIÓN Y FUNCIONES DEL INDECOPI, APROBADA POR DECRETO LEGISLATIVO N° 1033 </w:t>
+        <w:t xml:space="preserve">LEY DE ORGANIZACIÓN Y FUNCIONES DEL INDECOPI, APROBADA POR DECRETO LEGISLATIVO 1033 </w:t>
       </w:r>
     </w:p>
     <w:p>
@@ -6456,7 +6456,7 @@
           <w:sz w:val="16"/>
           <w:szCs w:val="16"/>
         </w:rPr>
-        <w:t xml:space="preserve">LEY N° 29571, CÓDIGO DE PROTECCIÓN Y DEFENSA DEL CONSUMIDOR, publicado el 2 de setiembre de 2010 y modificado por Decreto Legislativo N° 1308   </w:t>
+        <w:t xml:space="preserve">LEY 29571, CÓDIGO DE PROTECCIÓN Y DEFENSA DEL CONSUMIDOR, publicado el 2 de setiembre de 2010 y modificado por Decreto Legislativo 1308 </w:t>
       </w:r>
     </w:p>
     <w:p>
@@ -6597,7 +6597,7 @@
           <w:sz w:val="16"/>
           <w:szCs w:val="16"/>
         </w:rPr>
-        <w:t xml:space="preserve">           </w:t>
+        <w:t xml:space="preserve"> </w:t>
       </w:r>
       <w:r>
         <w:rPr>
@@ -6615,7 +6615,7 @@
           <w:sz w:val="16"/>
           <w:szCs w:val="16"/>
         </w:rPr>
-        <w:t xml:space="preserve">LEY N° 29571, CÓDIGO DE PROTECCIÓN Y DEFENSA DEL CONSUMIDOR, publicado el 2 de setiembre de 2010 y modificado por Decreto Legislativo N° 1308   </w:t>
+        <w:t xml:space="preserve">LEY 29571, CÓDIGO DE PROTECCIÓN Y DEFENSA DEL CONSUMIDOR, publicado el 2 de setiembre de 2010 y modificado por Decreto Legislativo 1308 </w:t>
       </w:r>
     </w:p>
     <w:p>
@@ -6639,7 +6639,7 @@
           <w:sz w:val="16"/>
           <w:szCs w:val="16"/>
         </w:rPr>
-        <w:t xml:space="preserve">Artículo 18.- Idoneidad   </w:t>
+        <w:t xml:space="preserve">Artículo 18.- Idoneidad </w:t>
       </w:r>
     </w:p>
     <w:p>
@@ -6659,7 +6659,7 @@
           <w:sz w:val="16"/>
           <w:szCs w:val="16"/>
         </w:rPr>
-        <w:t xml:space="preserve">Se entiende por idoneidad la correspondencia entre lo que un consumidor espera y lo que efectivamente recibe, en función a lo que se le hubiera ofrecido, la publicidad e información transmitida, las condiciones y circunstancias de la transacción, las características y naturaleza del producto o servicio, el precio, entre otros factores, atendiendo a las circunstancias del caso.    </w:t>
+        <w:t xml:space="preserve">Se entiende por idoneidad la correspondencia entre lo que un consumidor espera y lo que efectivamente recibe, en función a lo que se le hubiera ofrecido, la publicidad e información transmitida, las condiciones y circunstancias de la transacción, las características y naturaleza del producto o servicio, el precio, entre otros factores, atendiendo a las circunstancias del caso. </w:t>
       </w:r>
     </w:p>
     <w:p>
@@ -6780,7 +6780,7 @@
           <w:sz w:val="16"/>
           <w:szCs w:val="16"/>
         </w:rPr>
-        <w:t xml:space="preserve">           </w:t>
+        <w:t xml:space="preserve"> </w:t>
       </w:r>
       <w:r>
         <w:rPr>
@@ -6798,7 +6798,7 @@
           <w:sz w:val="16"/>
           <w:szCs w:val="16"/>
         </w:rPr>
-        <w:t xml:space="preserve">LEY N° 29571, CÓDIGO DE PROTECCIÓN Y DEFENSA DEL CONSUMIDOR, publicado el 2 de setiembre de 2010 y modificado por Decreto Legislativo N° 1308   </w:t>
+        <w:t xml:space="preserve">LEY 29571, CÓDIGO DE PROTECCIÓN Y DEFENSA DEL CONSUMIDOR, publicado el 2 de setiembre de 2010 y modificado por Decreto Legislativo 1308 </w:t>
       </w:r>
     </w:p>
     <w:p>
@@ -6927,7 +6927,7 @@
           <w:sz w:val="16"/>
           <w:szCs w:val="16"/>
         </w:rPr>
-        <w:t xml:space="preserve">  </w:t>
+        <w:t xml:space="preserve"> </w:t>
       </w:r>
       <w:r>
         <w:rPr>
@@ -6945,7 +6945,7 @@
           <w:sz w:val="16"/>
           <w:szCs w:val="16"/>
         </w:rPr>
-        <w:t>LEY SOBRE FACULTADES, NORMAS Y ORGANIZACIÓN DEL INDECOPI, APROBADA POR DECRETO LEGISLATIVO N° 807 Artículo 24.-</w:t>
+        <w:t>LEY SOBRE FACULTADES, NORMAS Y ORGANIZACIÓN DEL INDECOPI, APROBADA POR DECRETO LEGISLATIVO 807 Artículo 24.-</w:t>
       </w:r>
       <w:r>
         <w:rPr>
@@ -7103,7 +7103,7 @@
           <w:szCs w:val="16"/>
         </w:rPr>
         <w:tab/>
-        <w:t>El número de trabajadores se atenderá siempre que la empresa haya sido constituida antes de la vigencia de la Ley Nº 30056, publicada el 2 de julio de 2013, que modificó el artículo 5 del Texto Único Ordenado de la Ley de Promoción de la Competitividad, Formalización y Desarrollo de la Micro y Pequeña Empresa y de Acceso al Empleo Decente (LEY MYPE). Ello, en la medida que la Tercera Disposición Complementaria Transitoria de la norma modificatoria precisa que las empresas constituidas antes de la entrada en vigencia de dicha Ley se rigen por los requisitos de acogimiento al régimen de las micro y pequeñas empresas regulados en el Decreto Legislativo 1086.</w:t>
+        <w:t>El número de trabajadores se atenderá siempre que la empresa haya sido constituida antes de la vigencia de la Ley 30056, publicada el 2 de julio de 2013, que modificó el artículo 5 del Texto Único Ordenado de la Ley de Promoción de la Competitividad, Formalización y Desarrollo de la Micro y Pequeña Empresa y de Acceso al Empleo Decente (LEY MYPE). Ello, en la medida que la Tercera Disposición Complementaria Transitoria de la norma modificatoria precisa que las empresas constituidas antes de la entrada en vigencia de dicha Ley se rigen por los requisitos de acogimiento al régimen de las micro y pequeñas empresas regulados en el Decreto Legislativo 1086.</w:t>
       </w:r>
     </w:p>
     <w:p>
@@ -7182,7 +7182,7 @@
           <w:sz w:val="16"/>
           <w:szCs w:val="16"/>
         </w:rPr>
-        <w:t>publicado el 2 de setiembre de 2010 y modificado por Decreto Legislativo N° 1308</w:t>
+        <w:t>publicado el 2 de setiembre de 2010 y modificado por Decreto Legislativo 1308</w:t>
       </w:r>
     </w:p>
     <w:p>
@@ -7339,7 +7339,7 @@
           <w:szCs w:val="16"/>
           <w:vertAlign w:val="superscript"/>
         </w:rPr>
-        <w:t xml:space="preserve">  </w:t>
+        <w:t xml:space="preserve"> </w:t>
       </w:r>
       <w:r>
         <w:rPr>
@@ -7347,7 +7347,7 @@
           <w:sz w:val="16"/>
           <w:szCs w:val="16"/>
         </w:rPr>
-        <w:t xml:space="preserve">     </w:t>
+        <w:t xml:space="preserve"> </w:t>
       </w:r>
       <w:r>
         <w:rPr>
@@ -7383,7 +7383,7 @@
           <w:sz w:val="16"/>
           <w:szCs w:val="16"/>
         </w:rPr>
-        <w:t>publicado el 2 de setiembre de 2010 y modificado por Decreto Legislativo N° 1308</w:t>
+        <w:t>publicado el 2 de setiembre de 2010 y modificado por Decreto Legislativo 1308</w:t>
       </w:r>
     </w:p>
     <w:p>
@@ -7426,7 +7426,7 @@
           <w:sz w:val="16"/>
           <w:szCs w:val="16"/>
         </w:rPr>
-        <w:t>El órgano resolutivo puede sancionar las infracciones administrativas a que se refiere el artículo 108º con amonestación y multas de hasta cuatrocientos cincuenta (450) Unidades Impositivas Tributarias (UIT), las cuales son calificadas de la siguiente manera:</w:t>
+        <w:t>El órgano resolutivo puede sancionar las infracciones administrativas a que se refiere el artículo 108 con amonestación y multas de hasta cuatrocientos cincuenta (450) Unidades Impositivas Tributarias (UIT), las cuales son calificadas de la siguiente manera:</w:t>
       </w:r>
     </w:p>
     <w:p>
@@ -7549,7 +7549,7 @@
           <w:sz w:val="16"/>
           <w:szCs w:val="16"/>
         </w:rPr>
-        <w:t xml:space="preserve">        </w:t>
+        <w:t xml:space="preserve"> </w:t>
       </w:r>
       <w:r>
         <w:rPr>
@@ -8294,7 +8294,7 @@
           <w:sz w:val="16"/>
           <w:szCs w:val="16"/>
         </w:rPr>
-        <w:t xml:space="preserve">         </w:t>
+        <w:t xml:space="preserve"> </w:t>
       </w:r>
       <w:r>
         <w:rPr>
@@ -8330,7 +8330,7 @@
           <w:sz w:val="16"/>
           <w:szCs w:val="16"/>
         </w:rPr>
-        <w:t>publicado el 2 de setiembre de 2010 y modificado por Decreto Legislativo N° 1308</w:t>
+        <w:t>publicado el 2 de setiembre de 2010 y modificado por Decreto Legislativo 1308</w:t>
       </w:r>
     </w:p>
     <w:p>
@@ -8509,7 +8509,7 @@
           <w:szCs w:val="16"/>
         </w:rPr>
         <w:tab/>
-        <w:t>DECRETO LEGISLATIVO Nº 807, LEY SOBRE FACULTADES, NORMAS Y ORGANIZACIÓN DEL INDECOPI FACULTADES DE LAS COMISIONES Y OFICINAS DEL INDECOPI</w:t>
+        <w:t>DECRETO LEGISLATIVO 807, LEY SOBRE FACULTADES, NORMAS Y ORGANIZACIÓN DEL INDECOPI FACULTADES DE LAS COMISIONES Y OFICINAS DEL INDECOPI</w:t>
       </w:r>
     </w:p>
     <w:p>
@@ -8973,7 +8973,7 @@
               <w:sz w:val="16"/>
               <w:szCs w:val="16"/>
             </w:rPr>
-            <w:t xml:space="preserve">CNICA DE LA    </w:t>
+            <w:t xml:space="preserve">CNICA DE LA </w:t>
           </w:r>
         </w:p>
         <w:p>

--- a/plantillas_maestras/02_seguro_vida/cobro_indebido_primas/1_ddo_aseguradora/mujer/TPL_3246_2025_SEGURO_VIDA_COBRO_INDEBIDO_PRIMAS_ASEGURADORA_MUJER_R1.docx
+++ b/plantillas_maestras/02_seguro_vida/cobro_indebido_primas/1_ddo_aseguradora/mujer/TPL_3246_2025_SEGURO_VIDA_COBRO_INDEBIDO_PRIMAS_ASEGURADORA_MUJER_R1.docx
@@ -93,7 +93,7 @@
           <w:lang w:eastAsia="es-PE"/>
           <w14:ligatures w14:val="none"/>
         </w:rPr>
-        <w:t>DENUNCIANTE</w:t>
+        <w:t xml:space="preserve">DENUNCIANTE:[DENUNCIANTE] (SEÑORA [APELLIDO])</w:t>
       </w:r>
       <w:r>
         <w:rPr>
@@ -105,7 +105,7 @@
           <w14:ligatures w14:val="none"/>
         </w:rPr>
         <w:tab/>
-        <w:t>:</w:t>
+        <w:t/>
       </w:r>
       <w:r>
         <w:rPr>
@@ -117,7 +117,7 @@
           <w14:ligatures w14:val="none"/>
         </w:rPr>
         <w:tab/>
-        <w:t>OLIVA FLORES MONTERO (SEÑORA FLORES)</w:t>
+        <w:t/>
       </w:r>
     </w:p>
     <w:p>
@@ -515,7 +515,7 @@
           <w:lang w:val="es-ES" w:eastAsia="es-ES"/>
           <w14:ligatures w14:val="none"/>
         </w:rPr>
-        <w:t xml:space="preserve">Mediante escrito del </w:t>
+        <w:t xml:space="preserve">Mediante escrito del 19 de setiembre del 2025, complementado con escritos del 26 de setiembre de 2025, 14 de noviembre de 2025, 21 de enero de 2026, la señora [APELLIDO] denunció a Interseguro, por presuntas infracciones a la Ley 29571, Código de Protección y Defensa del Consumidor (en adelante, Código), señalando lo siguiente:</w:t>
       </w:r>
       <w:r>
         <w:rPr>
@@ -525,7 +525,7 @@
           <w:lang w:val="es-ES" w:eastAsia="es-ES"/>
           <w14:ligatures w14:val="none"/>
         </w:rPr>
-        <w:t>19 de setiembre del 2025</w:t>
+        <w:t/>
       </w:r>
       <w:r>
         <w:rPr>
@@ -535,7 +535,7 @@
           <w:lang w:val="es-ES" w:eastAsia="es-ES"/>
           <w14:ligatures w14:val="none"/>
         </w:rPr>
-        <w:t xml:space="preserve">, </w:t>
+        <w:t xml:space="preserve"/>
       </w:r>
       <w:r>
         <w:rPr>
@@ -545,7 +545,7 @@
           <w:lang w:val="es-ES" w:eastAsia="es-ES"/>
           <w14:ligatures w14:val="none"/>
         </w:rPr>
-        <w:t xml:space="preserve">complementado con </w:t>
+        <w:t xml:space="preserve"/>
       </w:r>
       <w:r>
         <w:rPr>
@@ -555,7 +555,7 @@
           <w:lang w:val="es-ES" w:eastAsia="es-ES"/>
           <w14:ligatures w14:val="none"/>
         </w:rPr>
-        <w:t>escrito</w:t>
+        <w:t/>
       </w:r>
       <w:r>
         <w:rPr>
@@ -565,7 +565,7 @@
           <w:lang w:val="es-ES" w:eastAsia="es-ES"/>
           <w14:ligatures w14:val="none"/>
         </w:rPr>
-        <w:t>s</w:t>
+        <w:t/>
       </w:r>
       <w:r>
         <w:rPr>
@@ -575,7 +575,7 @@
           <w:lang w:val="es-ES" w:eastAsia="es-ES"/>
           <w14:ligatures w14:val="none"/>
         </w:rPr>
-        <w:t xml:space="preserve"> del</w:t>
+        <w:t xml:space="preserve"/>
       </w:r>
       <w:r>
         <w:rPr>
@@ -585,7 +585,7 @@
           <w:lang w:val="es-ES" w:eastAsia="es-ES"/>
           <w14:ligatures w14:val="none"/>
         </w:rPr>
-        <w:t xml:space="preserve"> 26 de setiembre de 2025, </w:t>
+        <w:t xml:space="preserve"/>
       </w:r>
       <w:r>
         <w:rPr>
@@ -595,7 +595,7 @@
           <w:lang w:val="es-ES" w:eastAsia="es-ES"/>
           <w14:ligatures w14:val="none"/>
         </w:rPr>
-        <w:t xml:space="preserve">14 de noviembre </w:t>
+        <w:t xml:space="preserve"/>
       </w:r>
       <w:r>
         <w:rPr>
@@ -605,7 +605,7 @@
           <w:lang w:val="es-ES" w:eastAsia="es-ES"/>
           <w14:ligatures w14:val="none"/>
         </w:rPr>
-        <w:t>de 2025</w:t>
+        <w:t/>
       </w:r>
       <w:r>
         <w:rPr>
@@ -614,7 +614,7 @@
           <w:lang w:val="es-ES"/>
           <w14:ligatures w14:val="none"/>
         </w:rPr>
-        <w:t>,</w:t>
+        <w:t/>
       </w:r>
       <w:r>
         <w:rPr>
@@ -623,7 +623,7 @@
           <w:lang w:val="es-ES"/>
           <w14:ligatures w14:val="none"/>
         </w:rPr>
-        <w:t xml:space="preserve"> 21 de enero de 202</w:t>
+        <w:t xml:space="preserve"/>
       </w:r>
       <w:r>
         <w:rPr>
@@ -632,7 +632,7 @@
           <w:lang w:val="es-ES"/>
           <w14:ligatures w14:val="none"/>
         </w:rPr>
-        <w:t>6</w:t>
+        <w:t/>
       </w:r>
       <w:r>
         <w:rPr>
@@ -652,7 +652,7 @@
           <w:lang w:val="es-ES"/>
           <w14:ligatures w14:val="none"/>
         </w:rPr>
-        <w:t>,</w:t>
+        <w:t/>
       </w:r>
       <w:r>
         <w:rPr>
@@ -660,7 +660,7 @@
           <w:kern w:val="0"/>
           <w14:ligatures w14:val="none"/>
         </w:rPr>
-        <w:t xml:space="preserve"> la señora </w:t>
+        <w:t xml:space="preserve"/>
       </w:r>
       <w:r>
         <w:rPr>
@@ -668,7 +668,7 @@
           <w:kern w:val="0"/>
           <w14:ligatures w14:val="none"/>
         </w:rPr>
-        <w:t xml:space="preserve">Flores </w:t>
+        <w:t xml:space="preserve"/>
       </w:r>
       <w:r>
         <w:rPr>
@@ -676,7 +676,7 @@
           <w:kern w:val="0"/>
           <w14:ligatures w14:val="none"/>
         </w:rPr>
-        <w:t>d</w:t>
+        <w:t/>
       </w:r>
       <w:r>
         <w:rPr>
@@ -686,7 +686,7 @@
           <w:lang w:val="es-ES" w:eastAsia="es-ES"/>
           <w14:ligatures w14:val="none"/>
         </w:rPr>
-        <w:t xml:space="preserve">enunció a </w:t>
+        <w:t xml:space="preserve"/>
       </w:r>
       <w:r>
         <w:rPr>
@@ -696,7 +696,7 @@
           <w:lang w:val="es-ES" w:eastAsia="es-ES"/>
           <w14:ligatures w14:val="none"/>
         </w:rPr>
-        <w:t>Interseguro</w:t>
+        <w:t/>
       </w:r>
       <w:r>
         <w:rPr>
@@ -706,7 +706,7 @@
           <w:lang w:val="es-ES" w:eastAsia="es-ES"/>
           <w14:ligatures w14:val="none"/>
         </w:rPr>
-        <w:t>,</w:t>
+        <w:t/>
       </w:r>
       <w:r>
         <w:rPr>
@@ -716,7 +716,7 @@
           <w:lang w:val="es-ES" w:eastAsia="es-ES"/>
           <w14:ligatures w14:val="none"/>
         </w:rPr>
-        <w:t xml:space="preserve"> </w:t>
+        <w:t xml:space="preserve"/>
       </w:r>
       <w:r>
         <w:rPr>
@@ -726,7 +726,7 @@
           <w:lang w:val="es-ES" w:eastAsia="es-ES"/>
           <w14:ligatures w14:val="none"/>
         </w:rPr>
-        <w:t>por presuntas infracciones a la Ley 29571, Código de Protección y Defensa del Consumidor (en adelante, Código)</w:t>
+        <w:t/>
       </w:r>
       <w:r>
         <w:rPr>
@@ -747,7 +747,7 @@
           <w:lang w:val="es-ES" w:eastAsia="es-ES"/>
           <w14:ligatures w14:val="none"/>
         </w:rPr>
-        <w:t xml:space="preserve">, señalando </w:t>
+        <w:t xml:space="preserve"/>
       </w:r>
       <w:r>
         <w:rPr>
@@ -758,7 +758,7 @@
           <w:lang w:val="es-ES" w:eastAsia="es-ES"/>
           <w14:ligatures w14:val="none"/>
         </w:rPr>
-        <w:t>lo siguiente:</w:t>
+        <w:t/>
       </w:r>
     </w:p>
     <w:p>
@@ -1871,37 +1871,37 @@
           <w:lang w:eastAsia="es-ES"/>
           <w14:ligatures w14:val="none"/>
         </w:rPr>
-        <w:t xml:space="preserve">Posteriormente, </w:t>
-      </w:r>
-      <w:r>
-        <w:rPr>
-          <w:rFonts w:ascii="Arial Narrow" w:eastAsia="Times New Roman" w:hAnsi="Arial Narrow" w:cs="Arial"/>
-          <w:color w:val="000000"/>
-          <w:kern w:val="0"/>
-          <w:lang w:eastAsia="es-ES"/>
-          <w14:ligatures w14:val="none"/>
-        </w:rPr>
-        <w:t>realizó reclamos telefónicos solicitando la devolución de los montos debitados, ocasión en la que la representante de Interseguro</w:t>
-      </w:r>
-      <w:r>
-        <w:rPr>
-          <w:rFonts w:ascii="Arial Narrow" w:eastAsia="Times New Roman" w:hAnsi="Arial Narrow" w:cs="Arial"/>
-          <w:color w:val="000000"/>
-          <w:kern w:val="0"/>
-          <w:lang w:eastAsia="es-ES"/>
-          <w14:ligatures w14:val="none"/>
-        </w:rPr>
-        <w:t xml:space="preserve">, la señora Carmen Cecilia Ballardo Arias, le </w:t>
-      </w:r>
-      <w:r>
-        <w:rPr>
-          <w:rFonts w:ascii="Arial Narrow" w:eastAsia="Times New Roman" w:hAnsi="Arial Narrow" w:cs="Arial"/>
-          <w:color w:val="000000"/>
-          <w:kern w:val="0"/>
-          <w:lang w:eastAsia="es-ES"/>
-          <w14:ligatures w14:val="none"/>
-        </w:rPr>
-        <w:t>indicó que se devolverían los importes descontados, devolución que no se concretó.</w:t>
+        <w:t xml:space="preserve">Posteriormente, realizó reclamos telefónicos solicitando la devolución de los montos debitados, ocasión en la que la representante de Interseguro, la señora [APELLIDO] Cecilia Ballardo Arias, le indicó que se devolverían los importes descontados, devolución que no se concretó.</w:t>
+      </w:r>
+      <w:r>
+        <w:rPr>
+          <w:rFonts w:ascii="Arial Narrow" w:eastAsia="Times New Roman" w:hAnsi="Arial Narrow" w:cs="Arial"/>
+          <w:color w:val="000000"/>
+          <w:kern w:val="0"/>
+          <w:lang w:eastAsia="es-ES"/>
+          <w14:ligatures w14:val="none"/>
+        </w:rPr>
+        <w:t/>
+      </w:r>
+      <w:r>
+        <w:rPr>
+          <w:rFonts w:ascii="Arial Narrow" w:eastAsia="Times New Roman" w:hAnsi="Arial Narrow" w:cs="Arial"/>
+          <w:color w:val="000000"/>
+          <w:kern w:val="0"/>
+          <w:lang w:eastAsia="es-ES"/>
+          <w14:ligatures w14:val="none"/>
+        </w:rPr>
+        <w:t xml:space="preserve"/>
+      </w:r>
+      <w:r>
+        <w:rPr>
+          <w:rFonts w:ascii="Arial Narrow" w:eastAsia="Times New Roman" w:hAnsi="Arial Narrow" w:cs="Arial"/>
+          <w:color w:val="000000"/>
+          <w:kern w:val="0"/>
+          <w:lang w:eastAsia="es-ES"/>
+          <w14:ligatures w14:val="none"/>
+        </w:rPr>
+        <w:t/>
       </w:r>
     </w:p>
     <w:p>
@@ -2155,7 +2155,7 @@
           <w:lang w:val="es-ES" w:eastAsia="es-ES"/>
           <w14:ligatures w14:val="none"/>
         </w:rPr>
-        <w:t xml:space="preserve">La </w:t>
+        <w:t xml:space="preserve">La señora [APELLIDO] solicitó, en calidad de medida correctiva, que Interseguro cumpla con: (i) realizar la devolución de los descuentos de su cuenta de ahorro en soles por los cobros de las primas del Seguro de Vida; (ii) emitir un documento que acredite la cancelación de afiliación del método de pago automático del Seguro de Vida. Asimismo, no requirió el reembolso de costos y costas del presente procedimiento. </w:t>
       </w:r>
       <w:r>
         <w:rPr>
@@ -2163,7 +2163,7 @@
           <w:kern w:val="0"/>
           <w14:ligatures w14:val="none"/>
         </w:rPr>
-        <w:t xml:space="preserve">señora Flores </w:t>
+        <w:t xml:space="preserve"/>
       </w:r>
       <w:r>
         <w:rPr>
@@ -2173,7 +2173,7 @@
           <w:lang w:val="es-ES" w:eastAsia="es-ES"/>
           <w14:ligatures w14:val="none"/>
         </w:rPr>
-        <w:t xml:space="preserve">solicitó, en calidad de medida correctiva, que </w:t>
+        <w:t xml:space="preserve"/>
       </w:r>
       <w:r>
         <w:rPr>
@@ -2183,7 +2183,7 @@
           <w:lang w:val="es-ES" w:eastAsia="es-ES"/>
           <w14:ligatures w14:val="none"/>
         </w:rPr>
-        <w:t xml:space="preserve">Interseguro </w:t>
+        <w:t xml:space="preserve"/>
       </w:r>
       <w:r>
         <w:rPr>
@@ -2193,7 +2193,7 @@
           <w:lang w:val="es-ES" w:eastAsia="es-ES"/>
           <w14:ligatures w14:val="none"/>
         </w:rPr>
-        <w:t xml:space="preserve">cumpla </w:t>
+        <w:t xml:space="preserve"/>
       </w:r>
       <w:r>
         <w:rPr>
@@ -2203,7 +2203,7 @@
           <w:lang w:val="es-ES" w:eastAsia="es-ES"/>
           <w14:ligatures w14:val="none"/>
         </w:rPr>
-        <w:t>con: (i) realizar la devolución de los descuentos de su cuenta de ahorro en soles</w:t>
+        <w:t/>
       </w:r>
       <w:r>
         <w:rPr>
@@ -2213,17 +2213,17 @@
           <w:lang w:val="es-ES" w:eastAsia="es-ES"/>
           <w14:ligatures w14:val="none"/>
         </w:rPr>
-        <w:t xml:space="preserve"> por los cobros de las primas del </w:t>
-      </w:r>
-      <w:r>
-        <w:rPr>
-          <w:rFonts w:ascii="Arial Narrow" w:eastAsia="Times New Roman" w:hAnsi="Arial Narrow" w:cs="Arial"/>
-          <w:color w:val="000000"/>
-          <w:kern w:val="0"/>
-          <w:lang w:eastAsia="es-ES"/>
-          <w14:ligatures w14:val="none"/>
-        </w:rPr>
-        <w:t>Seguro de Vida</w:t>
+        <w:t xml:space="preserve"/>
+      </w:r>
+      <w:r>
+        <w:rPr>
+          <w:rFonts w:ascii="Arial Narrow" w:eastAsia="Times New Roman" w:hAnsi="Arial Narrow" w:cs="Arial"/>
+          <w:color w:val="000000"/>
+          <w:kern w:val="0"/>
+          <w:lang w:eastAsia="es-ES"/>
+          <w14:ligatures w14:val="none"/>
+        </w:rPr>
+        <w:t/>
       </w:r>
       <w:r>
         <w:rPr>
@@ -2233,17 +2233,17 @@
           <w:lang w:val="es-ES" w:eastAsia="es-ES"/>
           <w14:ligatures w14:val="none"/>
         </w:rPr>
-        <w:t xml:space="preserve">; (ii) emitir un documento que acredite la cancelación de afiliación del método de pago automático del </w:t>
-      </w:r>
-      <w:r>
-        <w:rPr>
-          <w:rFonts w:ascii="Arial Narrow" w:eastAsia="Times New Roman" w:hAnsi="Arial Narrow" w:cs="Arial"/>
-          <w:color w:val="000000"/>
-          <w:kern w:val="0"/>
-          <w:lang w:eastAsia="es-ES"/>
-          <w14:ligatures w14:val="none"/>
-        </w:rPr>
-        <w:t>Seguro de Vida</w:t>
+        <w:t xml:space="preserve"/>
+      </w:r>
+      <w:r>
+        <w:rPr>
+          <w:rFonts w:ascii="Arial Narrow" w:eastAsia="Times New Roman" w:hAnsi="Arial Narrow" w:cs="Arial"/>
+          <w:color w:val="000000"/>
+          <w:kern w:val="0"/>
+          <w:lang w:eastAsia="es-ES"/>
+          <w14:ligatures w14:val="none"/>
+        </w:rPr>
+        <w:t/>
       </w:r>
       <w:r>
         <w:rPr>
@@ -2253,7 +2253,7 @@
           <w:lang w:val="es-ES" w:eastAsia="es-ES"/>
           <w14:ligatures w14:val="none"/>
         </w:rPr>
-        <w:t xml:space="preserve">. Asimismo, </w:t>
+        <w:t xml:space="preserve"/>
       </w:r>
       <w:r>
         <w:rPr>
@@ -2263,7 +2263,7 @@
           <w:lang w:val="es-ES" w:eastAsia="es-ES"/>
           <w14:ligatures w14:val="none"/>
         </w:rPr>
-        <w:t xml:space="preserve">no </w:t>
+        <w:t xml:space="preserve"/>
       </w:r>
       <w:r>
         <w:rPr>
@@ -2273,7 +2273,7 @@
           <w:lang w:val="es-ES" w:eastAsia="es-ES"/>
           <w14:ligatures w14:val="none"/>
         </w:rPr>
-        <w:t>requirió el reembolso de costos y costas del presente procedimiento.</w:t>
+        <w:t/>
       </w:r>
       <w:r>
         <w:rPr>
@@ -2283,7 +2283,7 @@
           <w:lang w:val="es-ES" w:eastAsia="es-ES"/>
           <w14:ligatures w14:val="none"/>
         </w:rPr>
-        <w:t xml:space="preserve"> </w:t>
+        <w:t xml:space="preserve"/>
       </w:r>
     </w:p>
     <w:p>
@@ -3462,7 +3462,7 @@
           <w:lang w:eastAsia="es-PE"/>
           <w14:ligatures w14:val="none"/>
         </w:rPr>
-        <w:t xml:space="preserve">PRIMERO: </w:t>
+        <w:t xml:space="preserve">PRIMERO: admitir a trámite la denuncia del 19 de setiembre del 2025, complementado con escrito del 26 de setiembre de 2025, 14 de noviembre de 2025, 21 de enero de 2026, interpuesta por la señora [DENUNCIANTE] contra Interseguro Compañía de Seguros S.A., por lo siguiente:</w:t>
       </w:r>
       <w:r>
         <w:rPr>
@@ -3473,7 +3473,7 @@
           <w:lang w:eastAsia="es-PE"/>
           <w14:ligatures w14:val="none"/>
         </w:rPr>
-        <w:t xml:space="preserve">admitir a trámite la </w:t>
+        <w:t xml:space="preserve"/>
       </w:r>
       <w:r>
         <w:rPr>
@@ -3484,7 +3484,7 @@
           <w:lang w:eastAsia="es-PE"/>
           <w14:ligatures w14:val="none"/>
         </w:rPr>
-        <w:t xml:space="preserve">denuncia </w:t>
+        <w:t xml:space="preserve"/>
       </w:r>
       <w:r>
         <w:rPr>
@@ -3494,7 +3494,7 @@
           <w:lang w:val="es-ES" w:eastAsia="es-ES"/>
           <w14:ligatures w14:val="none"/>
         </w:rPr>
-        <w:t xml:space="preserve">del 19 de setiembre del 2025, </w:t>
+        <w:t xml:space="preserve"/>
       </w:r>
       <w:r>
         <w:rPr>
@@ -3504,7 +3504,7 @@
           <w:lang w:val="es-ES" w:eastAsia="es-ES"/>
           <w14:ligatures w14:val="none"/>
         </w:rPr>
-        <w:t xml:space="preserve">complementado con </w:t>
+        <w:t xml:space="preserve"/>
       </w:r>
       <w:r>
         <w:rPr>
@@ -3514,7 +3514,7 @@
           <w:lang w:val="es-ES" w:eastAsia="es-ES"/>
           <w14:ligatures w14:val="none"/>
         </w:rPr>
-        <w:t>escrito del</w:t>
+        <w:t/>
       </w:r>
       <w:r>
         <w:rPr>
@@ -3524,7 +3524,7 @@
           <w:lang w:val="es-ES" w:eastAsia="es-ES"/>
           <w14:ligatures w14:val="none"/>
         </w:rPr>
-        <w:t xml:space="preserve"> 26 de setiembre de 2025, </w:t>
+        <w:t xml:space="preserve"/>
       </w:r>
       <w:r>
         <w:rPr>
@@ -3534,7 +3534,7 @@
           <w:lang w:val="es-ES" w:eastAsia="es-ES"/>
           <w14:ligatures w14:val="none"/>
         </w:rPr>
-        <w:t>14 de noviembre de 2025</w:t>
+        <w:t/>
       </w:r>
       <w:r>
         <w:rPr>
@@ -3543,7 +3543,7 @@
           <w:lang w:val="es-ES"/>
           <w14:ligatures w14:val="none"/>
         </w:rPr>
-        <w:t>, 21 de enero de 2026</w:t>
+        <w:t/>
       </w:r>
       <w:r>
         <w:rPr>
@@ -3554,7 +3554,7 @@
           <w:lang w:eastAsia="es-PE"/>
           <w14:ligatures w14:val="none"/>
         </w:rPr>
-        <w:t xml:space="preserve">, </w:t>
+        <w:t xml:space="preserve"/>
       </w:r>
       <w:r>
         <w:rPr>
@@ -3565,7 +3565,7 @@
           <w:lang w:eastAsia="es-PE"/>
           <w14:ligatures w14:val="none"/>
         </w:rPr>
-        <w:t xml:space="preserve">interpuesta por </w:t>
+        <w:t xml:space="preserve"/>
       </w:r>
       <w:r>
         <w:rPr>
@@ -3576,7 +3576,7 @@
           <w:lang w:eastAsia="es-PE"/>
           <w14:ligatures w14:val="none"/>
         </w:rPr>
-        <w:t>la</w:t>
+        <w:t/>
       </w:r>
       <w:r>
         <w:rPr>
@@ -3587,7 +3587,7 @@
           <w:lang w:eastAsia="es-PE"/>
           <w14:ligatures w14:val="none"/>
         </w:rPr>
-        <w:t xml:space="preserve"> </w:t>
+        <w:t xml:space="preserve"/>
       </w:r>
       <w:r>
         <w:rPr>
@@ -3598,7 +3598,7 @@
           <w:lang w:eastAsia="es-PE"/>
           <w14:ligatures w14:val="none"/>
         </w:rPr>
-        <w:t xml:space="preserve">señora Oliva Flores Montero </w:t>
+        <w:t xml:space="preserve"/>
       </w:r>
       <w:r>
         <w:rPr>
@@ -3609,7 +3609,7 @@
           <w:lang w:eastAsia="es-PE"/>
           <w14:ligatures w14:val="none"/>
         </w:rPr>
-        <w:t xml:space="preserve">contra </w:t>
+        <w:t xml:space="preserve"/>
       </w:r>
       <w:r>
         <w:rPr>
@@ -3620,7 +3620,7 @@
           <w:lang w:eastAsia="es-PE"/>
           <w14:ligatures w14:val="none"/>
         </w:rPr>
-        <w:t>Interseguro Compañía de Seguros S.A.</w:t>
+        <w:t/>
       </w:r>
       <w:r>
         <w:rPr>
@@ -3631,7 +3631,7 @@
           <w:lang w:eastAsia="es-PE"/>
           <w14:ligatures w14:val="none"/>
         </w:rPr>
-        <w:t xml:space="preserve">, </w:t>
+        <w:t xml:space="preserve"/>
       </w:r>
       <w:bookmarkStart w:id="12" w:name="_Hlk215062067"/>
       <w:r>
@@ -3643,7 +3643,7 @@
           <w:lang w:eastAsia="es-PE"/>
           <w14:ligatures w14:val="none"/>
         </w:rPr>
-        <w:t>por lo siguiente:</w:t>
+        <w:t/>
       </w:r>
       <w:bookmarkStart w:id="13" w:name="_Hlk215162047"/>
     </w:p>
@@ -5432,7 +5432,7 @@
           <w:b/>
           <w:bCs/>
         </w:rPr>
-        <w:t>DÉCIMO</w:t>
+        <w:t xml:space="preserve">DÉCIMO: requerir a la señora [DENUNCIANTE] para que, dentro del plazo de dos (2) días hábiles siguientes a la fecha en que reciba la notificación en su bandeja de correo electrónico, efectúe la confirmación de recepción de la notificación remitida por este despacho a su correo electrónico, de conformidad con el segundo párrafo del numeral 4 del artículo 20 del Texto Único Ordenado de la Ley del Procedimiento Administrativo General, aprobado mediante Decreto Supremo 006-2026-JUS, bajo apercibimiento de rehacer el acto de notificación y notificarle conforme al numeral 1 del artículo 20 del citado cuerpo normativo.</w:t>
       </w:r>
       <w:r>
         <w:rPr>
@@ -5442,7 +5442,7 @@
           <w:kern w:val="0"/>
           <w14:ligatures w14:val="none"/>
         </w:rPr>
-        <w:t>:</w:t>
+        <w:t/>
       </w:r>
       <w:r>
         <w:rPr>
@@ -5452,7 +5452,7 @@
           <w:kern w:val="0"/>
           <w14:ligatures w14:val="none"/>
         </w:rPr>
-        <w:t xml:space="preserve"> </w:t>
+        <w:t xml:space="preserve"/>
       </w:r>
       <w:r>
         <w:rPr>
@@ -5462,7 +5462,7 @@
           <w:kern w:val="0"/>
           <w14:ligatures w14:val="none"/>
         </w:rPr>
-        <w:t xml:space="preserve">requerir a la señora </w:t>
+        <w:t xml:space="preserve"/>
       </w:r>
       <w:r>
         <w:rPr>
@@ -5473,14 +5473,14 @@
           <w:lang w:eastAsia="es-PE"/>
           <w14:ligatures w14:val="none"/>
         </w:rPr>
-        <w:t xml:space="preserve">Oliva Flores Montero </w:t>
+        <w:t xml:space="preserve"/>
       </w:r>
       <w:r>
         <w:rPr>
           <w:rFonts w:ascii="Arial Narrow" w:hAnsi="Arial Narrow"/>
           <w:color w:val="000000"/>
         </w:rPr>
-        <w:t xml:space="preserve">para que, dentro del plazo de dos (2) días hábiles siguientes a la fecha en que reciba la notificación en su bandeja de correo electrónico, efectúe la </w:t>
+        <w:t xml:space="preserve"/>
       </w:r>
       <w:r>
         <w:rPr>
@@ -5488,14 +5488,14 @@
           <w:color w:val="000000"/>
         </w:rPr>
         <w:lastRenderedPageBreak/>
-        <w:t>confirmación de recepción de la notificación remitida por este despacho a su correo electrónico, de conformidad con</w:t>
+        <w:t/>
       </w:r>
       <w:r>
         <w:rPr>
           <w:rFonts w:ascii="Arial Narrow" w:hAnsi="Arial Narrow"/>
           <w:color w:val="000000"/>
         </w:rPr>
-        <w:t xml:space="preserve"> el segundo párrafo del numeral 4 del artículo 20</w:t>
+        <w:t xml:space="preserve"/>
       </w:r>
       <w:r>
         <w:rPr>
@@ -5512,7 +5512,7 @@
           <w:rFonts w:ascii="Arial Narrow" w:hAnsi="Arial Narrow"/>
           <w:color w:val="000000"/>
         </w:rPr>
-        <w:t xml:space="preserve"> del Texto Único Ordenado de la Ley del Procedimiento Administrativo General, aprobado mediante Decreto Supremo 006-2026-JUS, bajo apercibimiento de rehacer el acto de notificación y notificarle conforme al numeral 1 del artículo 20</w:t>
+        <w:t xml:space="preserve"/>
       </w:r>
       <w:r>
         <w:rPr>
@@ -5529,7 +5529,7 @@
           <w:rFonts w:ascii="Arial Narrow" w:hAnsi="Arial Narrow"/>
           <w:color w:val="000000"/>
         </w:rPr>
-        <w:t xml:space="preserve"> del citado cuerpo </w:t>
+        <w:t xml:space="preserve"/>
       </w:r>
       <w:bookmarkStart w:id="18" w:name="_Hlk214964186"/>
       <w:r>
@@ -5537,7 +5537,7 @@
           <w:rFonts w:ascii="Arial Narrow" w:hAnsi="Arial Narrow"/>
           <w:color w:val="000000"/>
         </w:rPr>
-        <w:t>normativo</w:t>
+        <w:t/>
       </w:r>
       <w:r>
         <w:rPr>
@@ -5550,7 +5550,7 @@
         <w:rPr>
           <w:rFonts w:ascii="Arial Narrow" w:hAnsi="Arial Narrow" w:cs="Arial"/>
         </w:rPr>
-        <w:t>.</w:t>
+        <w:t/>
       </w:r>
     </w:p>
     <w:bookmarkEnd w:id="18"/>

--- a/plantillas_maestras/02_seguro_vida/cobro_indebido_primas/1_ddo_aseguradora/mujer/TPL_3246_2025_SEGURO_VIDA_COBRO_INDEBIDO_PRIMAS_ASEGURADORA_MUJER_R1.docx
+++ b/plantillas_maestras/02_seguro_vida/cobro_indebido_primas/1_ddo_aseguradora/mujer/TPL_3246_2025_SEGURO_VIDA_COBRO_INDEBIDO_PRIMAS_ASEGURADORA_MUJER_R1.docx
@@ -1871,7 +1871,7 @@
           <w:lang w:eastAsia="es-ES"/>
           <w14:ligatures w14:val="none"/>
         </w:rPr>
-        <w:t xml:space="preserve">Posteriormente, realizó reclamos telefónicos solicitando la devolución de los montos debitados, ocasión en la que la representante de Interseguro, la señora [APELLIDO] Cecilia Ballardo Arias, le indicó que se devolverían los importes descontados, devolución que no se concretó.</w:t>
+        <w:t xml:space="preserve">Posteriormente, realizó reclamos telefónicos solicitando la devolución de los montos debitados, ocasión en la que la representante de Interseguro, la señora [APELLIDO] , le indicó que se devolverían los importes descontados, devolución que no se concretó.</w:t>
       </w:r>
       <w:r>
         <w:rPr>

--- a/plantillas_maestras/02_seguro_vida/cobro_indebido_primas/1_ddo_aseguradora/mujer/TPL_3246_2025_SEGURO_VIDA_COBRO_INDEBIDO_PRIMAS_ASEGURADORA_MUJER_R1.docx
+++ b/plantillas_maestras/02_seguro_vida/cobro_indebido_primas/1_ddo_aseguradora/mujer/TPL_3246_2025_SEGURO_VIDA_COBRO_INDEBIDO_PRIMAS_ASEGURADORA_MUJER_R1.docx
@@ -636,6 +636,7 @@
       </w:r>
       <w:r>
         <w:rPr>
+          <w:rStyle w:val="Refdenotaalpie"/>
           <w:rFonts w:ascii="Arial Narrow" w:eastAsia="Times New Roman" w:hAnsi="Arial Narrow" w:cs="Times New Roman"/>
           <w:color w:val="000000"/>
           <w:kern w:val="0"/>
@@ -730,6 +731,7 @@
       </w:r>
       <w:r>
         <w:rPr>
+          <w:rStyle w:val="Refdenotaalpie"/>
           <w:rFonts w:ascii="Arial Narrow" w:eastAsia="Times New Roman" w:hAnsi="Arial Narrow" w:cs="Times New Roman"/>
           <w:color w:val="000000"/>
           <w:kern w:val="0"/>
@@ -2387,6 +2389,7 @@
       <w:bookmarkEnd w:id="5"/>
       <w:r>
         <w:rPr>
+          <w:rStyle w:val="Refdenotaalpie"/>
           <w:rFonts w:ascii="Arial Narrow" w:eastAsia="Arial Narrow" w:hAnsi="Arial Narrow" w:cs="Arial Narrow"/>
           <w:kern w:val="0"/>
           <w:vertAlign w:val="superscript"/>
@@ -2492,6 +2495,7 @@
       </w:r>
       <w:r>
         <w:rPr>
+          <w:rStyle w:val="Refdenotaalpie"/>
           <w:vertAlign w:val="superscript"/>
           <w:lang w:eastAsia="es-PE"/>
         </w:rPr>
@@ -2621,6 +2625,7 @@
       </w:r>
       <w:r>
         <w:rPr>
+          <w:rStyle w:val="Refdenotaalpie"/>
           <w:rFonts w:ascii="Arial Narrow" w:eastAsia="Arial Narrow" w:hAnsi="Arial Narrow" w:cs="Arial"/>
           <w:kern w:val="0"/>
           <w:vertAlign w:val="superscript"/>
@@ -3089,6 +3094,7 @@
       </w:r>
       <w:r>
         <w:rPr>
+          <w:rStyle w:val="Refdenotaalpie"/>
           <w:rFonts w:ascii="Arial Narrow" w:eastAsia="Arial Narrow" w:hAnsi="Arial Narrow" w:cs="Arial"/>
           <w:kern w:val="0"/>
           <w:vertAlign w:val="superscript"/>
@@ -3152,6 +3158,7 @@
       </w:r>
       <w:r>
         <w:rPr>
+          <w:rStyle w:val="Refdenotaalpie"/>
           <w:rFonts w:ascii="Arial Narrow" w:eastAsia="Arial Narrow" w:hAnsi="Arial Narrow" w:cs="Arial Narrow"/>
           <w:kern w:val="0"/>
           <w:vertAlign w:val="superscript"/>
@@ -4501,6 +4508,7 @@
       </w:r>
       <w:r>
         <w:rPr>
+          <w:rStyle w:val="Refdenotaalpie"/>
           <w:rFonts w:ascii="Arial Narrow" w:eastAsia="Calibri" w:hAnsi="Arial Narrow" w:cs="Arial"/>
           <w:kern w:val="0"/>
           <w:vertAlign w:val="superscript"/>
@@ -4545,6 +4553,7 @@
       </w:r>
       <w:r>
         <w:rPr>
+          <w:rStyle w:val="Refdenotaalpie"/>
           <w:rFonts w:ascii="Arial Narrow" w:eastAsia="Calibri" w:hAnsi="Arial Narrow" w:cs="Arial"/>
           <w:spacing w:val="-2"/>
           <w:kern w:val="0"/>
@@ -4992,6 +5001,7 @@
       </w:r>
       <w:r>
         <w:rPr>
+          <w:rStyle w:val="Refdenotaalpie"/>
           <w:rFonts w:ascii="Arial Narrow" w:eastAsia="Arial Narrow" w:hAnsi="Arial Narrow" w:cs="Times New Roman"/>
           <w:color w:val="000000"/>
           <w:kern w:val="0"/>
@@ -5084,6 +5094,7 @@
       </w:r>
       <w:r>
         <w:rPr>
+          <w:rStyle w:val="Refdenotaalpie"/>
           <w:rFonts w:ascii="Arial Narrow" w:eastAsia="Arial Narrow" w:hAnsi="Arial Narrow" w:cs="Times New Roman"/>
           <w:color w:val="000000"/>
           <w:kern w:val="0"/>
@@ -5137,6 +5148,7 @@
       </w:r>
       <w:r>
         <w:rPr>
+          <w:rStyle w:val="Refdenotaalpie"/>
           <w:rFonts w:ascii="Arial Narrow" w:eastAsia="Arial Narrow" w:hAnsi="Arial Narrow" w:cs="Times New Roman"/>
           <w:color w:val="000000"/>
           <w:kern w:val="0"/>
@@ -5300,6 +5312,7 @@
       </w:r>
       <w:r>
         <w:rPr>
+          <w:rStyle w:val="Refdenotaalpie"/>
           <w:rFonts w:ascii="Arial Narrow" w:eastAsia="Calibri" w:hAnsi="Arial Narrow" w:cs="Arial"/>
           <w:kern w:val="0"/>
           <w:vertAlign w:val="superscript"/>
@@ -5541,6 +5554,7 @@
       </w:r>
       <w:r>
         <w:rPr>
+          <w:rStyle w:val="Refdenotaalpie"/>
           <w:rFonts w:ascii="Arial Narrow" w:hAnsi="Arial Narrow"/>
           <w:vertAlign w:val="superscript"/>
         </w:rPr>
@@ -5937,14 +5951,14 @@
         <w:tab w:val="right" w:pos="8838"/>
       </w:tabs>
       <w:rPr>
-        <w:rFonts w:ascii="Arial" w:eastAsia="Arial" w:hAnsi="Arial" w:cs="Arial"/>
+        <w:rFonts w:ascii="Arial Narrow" w:eastAsia="Arial" w:hAnsi="Arial Narrow" w:cs="Arial"/>
         <w:sz w:val="16"/>
         <w:szCs w:val="16"/>
       </w:rPr>
     </w:pPr>
     <w:r>
       <w:rPr>
-        <w:rFonts w:ascii="Arial" w:eastAsia="Arial" w:hAnsi="Arial" w:cs="Arial"/>
+        <w:rFonts w:ascii="Arial Narrow" w:eastAsia="Arial" w:hAnsi="Arial Narrow" w:cs="Arial"/>
         <w:sz w:val="16"/>
         <w:szCs w:val="16"/>
       </w:rPr>
@@ -5958,7 +5972,7 @@
     </w:pPr>
     <w:r>
       <w:rPr>
-        <w:rFonts w:ascii="Arial" w:eastAsia="Arial" w:hAnsi="Arial" w:cs="Arial"/>
+        <w:rFonts w:ascii="Arial Narrow" w:eastAsia="Arial" w:hAnsi="Arial Narrow" w:cs="Arial"/>
         <w:sz w:val="16"/>
         <w:szCs w:val="16"/>
       </w:rPr>
@@ -5966,7 +5980,7 @@
     </w:r>
     <w:r>
       <w:rPr>
-        <w:rFonts w:ascii="Arial" w:eastAsia="Arial" w:hAnsi="Arial" w:cs="Arial"/>
+        <w:rFonts w:ascii="Arial Narrow" w:eastAsia="Arial" w:hAnsi="Arial Narrow" w:cs="Arial"/>
         <w:sz w:val="16"/>
         <w:szCs w:val="16"/>
       </w:rPr>
@@ -5974,7 +5988,7 @@
     </w:r>
     <w:r>
       <w:rPr>
-        <w:rFonts w:ascii="Arial" w:eastAsia="Arial" w:hAnsi="Arial" w:cs="Arial"/>
+        <w:rFonts w:ascii="Arial Narrow" w:eastAsia="Arial" w:hAnsi="Arial Narrow" w:cs="Arial"/>
         <w:sz w:val="16"/>
         <w:szCs w:val="16"/>
       </w:rPr>
@@ -5982,7 +5996,7 @@
     </w:r>
     <w:r>
       <w:rPr>
-        <w:rFonts w:ascii="Arial" w:eastAsia="Arial" w:hAnsi="Arial" w:cs="Arial"/>
+        <w:rFonts w:ascii="Arial Narrow" w:eastAsia="Arial" w:hAnsi="Arial Narrow" w:cs="Arial"/>
         <w:sz w:val="16"/>
         <w:szCs w:val="16"/>
       </w:rPr>
@@ -5990,7 +6004,7 @@
     </w:r>
     <w:r>
       <w:rPr>
-        <w:rFonts w:ascii="Arial" w:eastAsia="Arial" w:hAnsi="Arial" w:cs="Arial"/>
+        <w:rFonts w:ascii="Arial Narrow" w:eastAsia="Arial" w:hAnsi="Arial Narrow" w:cs="Arial"/>
         <w:sz w:val="16"/>
         <w:szCs w:val="16"/>
       </w:rPr>
@@ -6050,6 +6064,7 @@
           <w:rFonts w:ascii="Arial Narrow" w:hAnsi="Arial Narrow" w:cs="Arial"/>
           <w:sz w:val="16"/>
           <w:szCs w:val="16"/>
+          <w:vertAlign w:val="superscript"/>
         </w:rPr>
         <w:footnoteRef/>
       </w:r>
@@ -6102,6 +6117,7 @@
           <w:rFonts w:ascii="Arial Narrow" w:hAnsi="Arial Narrow" w:cs="Arial"/>
           <w:sz w:val="16"/>
           <w:szCs w:val="16"/>
+          <w:vertAlign w:val="superscript"/>
         </w:rPr>
         <w:footnoteRef/>
       </w:r>
@@ -6176,6 +6192,7 @@
           <w:rFonts w:ascii="Arial Narrow" w:hAnsi="Arial Narrow" w:cs="Arial"/>
           <w:sz w:val="16"/>
           <w:szCs w:val="16"/>
+          <w:vertAlign w:val="superscript"/>
         </w:rPr>
         <w:footnoteRef/>
       </w:r>
@@ -6429,6 +6446,7 @@
           <w:rFonts w:ascii="Arial Narrow" w:hAnsi="Arial Narrow"/>
           <w:sz w:val="16"/>
           <w:szCs w:val="16"/>
+          <w:vertAlign w:val="superscript"/>
         </w:rPr>
         <w:footnoteRef/>
       </w:r>
@@ -6588,6 +6606,7 @@
           <w:rFonts w:ascii="Arial Narrow" w:hAnsi="Arial Narrow"/>
           <w:sz w:val="16"/>
           <w:szCs w:val="16"/>
+          <w:vertAlign w:val="superscript"/>
         </w:rPr>
         <w:footnoteRef/>
       </w:r>
@@ -6771,6 +6790,7 @@
           <w:rFonts w:ascii="Arial Narrow" w:hAnsi="Arial Narrow"/>
           <w:sz w:val="16"/>
           <w:szCs w:val="16"/>
+          <w:vertAlign w:val="superscript"/>
         </w:rPr>
         <w:footnoteRef/>
       </w:r>
@@ -6918,6 +6938,7 @@
           <w:rFonts w:ascii="Arial Narrow" w:hAnsi="Arial Narrow" w:cs="Arial"/>
           <w:sz w:val="16"/>
           <w:szCs w:val="16"/>
+          <w:vertAlign w:val="superscript"/>
         </w:rPr>
         <w:footnoteRef/>
       </w:r>
@@ -7085,6 +7106,7 @@
           <w:rFonts w:ascii="Arial Narrow" w:hAnsi="Arial Narrow" w:cs="Arial"/>
           <w:sz w:val="16"/>
           <w:szCs w:val="16"/>
+          <w:vertAlign w:val="superscript"/>
         </w:rPr>
         <w:footnoteRef/>
       </w:r>
@@ -7137,6 +7159,7 @@
           <w:rFonts w:ascii="Arial Narrow" w:hAnsi="Arial Narrow" w:cs="Arial"/>
           <w:sz w:val="16"/>
           <w:szCs w:val="16"/>
+          <w:vertAlign w:val="superscript"/>
         </w:rPr>
         <w:footnoteRef/>
       </w:r>
@@ -7324,7 +7347,7 @@
       </w:pPr>
       <w:r>
         <w:rPr>
-          <w:rStyle w:val="TextonotapieCar"/>
+          <w:rStyle w:val="Refdenotaalpie"/>
           <w:rFonts w:ascii="Arial Narrow" w:hAnsi="Arial Narrow" w:cs="Arial"/>
           <w:sz w:val="16"/>
           <w:szCs w:val="16"/>
@@ -7540,6 +7563,7 @@
           <w:rFonts w:ascii="Arial Narrow" w:hAnsi="Arial Narrow" w:cs="Arial"/>
           <w:sz w:val="16"/>
           <w:szCs w:val="16"/>
+          <w:vertAlign w:val="superscript"/>
         </w:rPr>
         <w:footnoteRef/>
       </w:r>
@@ -8285,6 +8309,7 @@
           <w:rFonts w:ascii="Arial Narrow" w:hAnsi="Arial Narrow" w:cs="Arial"/>
           <w:sz w:val="16"/>
           <w:szCs w:val="16"/>
+          <w:vertAlign w:val="superscript"/>
         </w:rPr>
         <w:footnoteRef/>
       </w:r>
@@ -8487,6 +8512,7 @@
           <w:bCs/>
           <w:sz w:val="16"/>
           <w:szCs w:val="16"/>
+          <w:vertAlign w:val="superscript"/>
         </w:rPr>
         <w:footnoteRef/>
       </w:r>
@@ -8576,6 +8602,7 @@
           <w:rFonts w:ascii="Arial Narrow" w:hAnsi="Arial Narrow" w:cs="Arial"/>
           <w:sz w:val="16"/>
           <w:szCs w:val="16"/>
+          <w:vertAlign w:val="superscript"/>
         </w:rPr>
         <w:footnoteRef/>
       </w:r>
@@ -11069,6 +11096,17 @@
       <w:szCs w:val="20"/>
     </w:rPr>
   </w:style>
+  <w:style w:type="character" w:styleId="FootnoteReference">
+    <w:name w:val="footnote reference"/>
+    <w:basedOn w:val="Fuentedeprrafopredeter"/>
+    <w:uiPriority w:val="99"/>
+    <w:semiHidden/>
+    <w:unhideWhenUsed/>
+    <w:rPr>
+      <w:rFonts w:ascii="Arial Narrow" w:hAnsi="Arial Narrow"/>
+      <w:vertAlign w:val="superscript"/>
+    </w:rPr>
+  </w:style>
 </w:styles>
 </file>
 

--- a/plantillas_maestras/02_seguro_vida/cobro_indebido_primas/1_ddo_aseguradora/mujer/TPL_3246_2025_SEGURO_VIDA_COBRO_INDEBIDO_PRIMAS_ASEGURADORA_MUJER_R1.docx
+++ b/plantillas_maestras/02_seguro_vida/cobro_indebido_primas/1_ddo_aseguradora/mujer/TPL_3246_2025_SEGURO_VIDA_COBRO_INDEBIDO_PRIMAS_ASEGURADORA_MUJER_R1.docx
@@ -1,8 +1,8 @@
 
 <file path=word/document.xml><?xml version="1.0" encoding="utf-8"?>
-<w:document xmlns:wpc="http://schemas.microsoft.com/office/word/2010/wordprocessingCanvas" xmlns:cx="http://schemas.microsoft.com/office/drawing/2014/chartex" xmlns:cx1="http://schemas.microsoft.com/office/drawing/2015/9/8/chartex" xmlns:cx2="http://schemas.microsoft.com/office/drawing/2015/10/21/chartex" xmlns:cx3="http://schemas.microsoft.com/office/drawing/2016/5/9/chartex" xmlns:cx4="http://schemas.microsoft.com/office/drawing/2016/5/10/chartex" xmlns:cx5="http://schemas.microsoft.com/office/drawing/2016/5/11/chartex" xmlns:cx6="http://schemas.microsoft.com/office/drawing/2016/5/12/chartex" xmlns:cx7="http://schemas.microsoft.com/office/drawing/2016/5/13/chartex" xmlns:cx8="http://schemas.microsoft.com/office/drawing/2016/5/14/chartex" xmlns:mc="http://schemas.openxmlformats.org/markup-compatibility/2006" xmlns:aink="http://schemas.microsoft.com/office/drawing/2016/ink" xmlns:am3d="http://schemas.microsoft.com/office/drawing/2017/model3d" xmlns:o="urn:schemas-microsoft-com:office:office" xmlns:oel="http://schemas.microsoft.com/office/2019/extlst" xmlns:r="http://schemas.openxmlformats.org/officeDocument/2006/relationships" xmlns:m="http://schemas.openxmlformats.org/officeDocument/2006/math" xmlns:v="urn:schemas-microsoft-com:vml" xmlns:wp14="http://schemas.microsoft.com/office/word/2010/wordprocessingDrawing" xmlns:wp="http://schemas.openxmlformats.org/drawingml/2006/wordprocessingDrawing" xmlns:w10="urn:schemas-microsoft-com:office:word" xmlns:w="http://schemas.openxmlformats.org/wordprocessingml/2006/main" xmlns:w14="http://schemas.microsoft.com/office/word/2010/wordml" xmlns:w15="http://schemas.microsoft.com/office/word/2012/wordml" xmlns:w16cex="http://schemas.microsoft.com/office/word/2018/wordml/cex" xmlns:w16cid="http://schemas.microsoft.com/office/word/2016/wordml/cid" xmlns:w16="http://schemas.microsoft.com/office/word/2018/wordml" xmlns:w16du="http://schemas.microsoft.com/office/word/2023/wordml/word16du" xmlns:w16sdtdh="http://schemas.microsoft.com/office/word/2020/wordml/sdtdatahash" xmlns:w16sdtfl="http://schemas.microsoft.com/office/word/2024/wordml/sdtformatlock" xmlns:w16se="http://schemas.microsoft.com/office/word/2015/wordml/symex" xmlns:wpg="http://schemas.microsoft.com/office/word/2010/wordprocessingGroup" xmlns:wpi="http://schemas.microsoft.com/office/word/2010/wordprocessingInk" xmlns:wne="http://schemas.microsoft.com/office/word/2006/wordml" xmlns:wps="http://schemas.microsoft.com/office/word/2010/wordprocessingShape" mc:Ignorable="w14 w15 w16se w16cid w16 w16cex w16sdtdh w16sdtfl w16du wp14">
+<w:document xmlns:ns1="http://schemas.openxmlformats.org/markup-compatibility/2006" xmlns:ns2="http://schemas.microsoft.com/office/word/2010/wordml" xmlns:ns3="http://schemas.openxmlformats.org/officeDocument/2006/relationships" xmlns:w="http://schemas.openxmlformats.org/wordprocessingml/2006/main" ns1:Ignorable="w14 w15 w16se w16cid w16 w16cex w16sdtdh w16sdtfl w16du wp14">
   <w:body>
-    <w:p>
+    <w:p ns2:paraId="1B509B2D" ns2:textId="3F987804">
       <w:pPr>
         <w:tabs>
           <w:tab w:val="left" w:pos="1701"/>
@@ -14,7 +14,7 @@
           <w:color w:val="000000"/>
           <w:kern w:val="0"/>
           <w:lang w:eastAsia="es-PE"/>
-          <w14:ligatures w14:val="none"/>
+          <ns2:ligatures ns2:val="none"/>
         </w:rPr>
       </w:pPr>
       <w:bookmarkStart w:id="0" w:name="_Hlk80343540"/>
@@ -25,7 +25,7 @@
           <w:color w:val="000000"/>
           <w:kern w:val="0"/>
           <w:lang w:eastAsia="es-PE"/>
-          <w14:ligatures w14:val="none"/>
+          <ns2:ligatures ns2:val="none"/>
         </w:rPr>
         <w:t xml:space="preserve">EXPEDIENTE </w:t>
       </w:r>
@@ -36,7 +36,7 @@
           <w:color w:val="000000"/>
           <w:kern w:val="0"/>
           <w:lang w:eastAsia="es-PE"/>
-          <w14:ligatures w14:val="none"/>
+          <ns2:ligatures ns2:val="none"/>
         </w:rPr>
         <w:tab/>
         <w:t>:</w:t>
@@ -48,7 +48,7 @@
           <w:color w:val="000000"/>
           <w:kern w:val="0"/>
           <w:lang w:eastAsia="es-PE"/>
-          <w14:ligatures w14:val="none"/>
+          <ns2:ligatures ns2:val="none"/>
         </w:rPr>
         <w:tab/>
       </w:r>
@@ -61,12 +61,12 @@
           <w:kern w:val="0"/>
           <w:shd w:val="clear" w:color="auto" w:fill="FFFFFF"/>
           <w:lang w:eastAsia="es-PE"/>
-          <w14:ligatures w14:val="none"/>
+          <ns2:ligatures ns2:val="none"/>
         </w:rPr>
         <w:t>3246-2025/CC1</w:t>
       </w:r>
     </w:p>
-    <w:p>
+    <w:p ns2:paraId="7E5DC22B" ns2:textId="1DC762AE">
       <w:pPr>
         <w:tabs>
           <w:tab w:val="left" w:pos="1701"/>
@@ -81,17 +81,17 @@
           <w:color w:val="000000"/>
           <w:kern w:val="0"/>
           <w:lang w:eastAsia="es-PE"/>
-          <w14:ligatures w14:val="none"/>
-        </w:rPr>
-      </w:pPr>
-      <w:r>
-        <w:rPr>
-          <w:rFonts w:ascii="Arial Narrow" w:eastAsia="Arial Narrow" w:hAnsi="Arial Narrow" w:cs="Arial Narrow"/>
-          <w:b/>
-          <w:color w:val="000000"/>
-          <w:kern w:val="0"/>
-          <w:lang w:eastAsia="es-PE"/>
-          <w14:ligatures w14:val="none"/>
+          <ns2:ligatures ns2:val="none"/>
+        </w:rPr>
+      </w:pPr>
+      <w:r>
+        <w:rPr>
+          <w:rFonts w:ascii="Arial Narrow" w:eastAsia="Arial Narrow" w:hAnsi="Arial Narrow" w:cs="Arial Narrow"/>
+          <w:b/>
+          <w:color w:val="000000"/>
+          <w:kern w:val="0"/>
+          <w:lang w:eastAsia="es-PE"/>
+          <ns2:ligatures ns2:val="none"/>
         </w:rPr>
         <w:t xml:space="preserve">DENUNCIANTE:[DENUNCIANTE] (SEÑORA [APELLIDO])</w:t>
       </w:r>
@@ -102,7 +102,7 @@
           <w:color w:val="000000"/>
           <w:kern w:val="0"/>
           <w:lang w:eastAsia="es-PE"/>
-          <w14:ligatures w14:val="none"/>
+          <ns2:ligatures ns2:val="none"/>
         </w:rPr>
         <w:tab/>
         <w:t/>
@@ -114,13 +114,13 @@
           <w:color w:val="000000"/>
           <w:kern w:val="0"/>
           <w:lang w:eastAsia="es-PE"/>
-          <w14:ligatures w14:val="none"/>
+          <ns2:ligatures ns2:val="none"/>
         </w:rPr>
         <w:tab/>
         <w:t/>
       </w:r>
     </w:p>
-    <w:p>
+    <w:p ns2:paraId="6DEEEDFE" ns2:textId="7F225161">
       <w:pPr>
         <w:tabs>
           <w:tab w:val="left" w:pos="1701"/>
@@ -135,17 +135,17 @@
           <w:color w:val="000000"/>
           <w:kern w:val="0"/>
           <w:lang w:eastAsia="es-PE"/>
-          <w14:ligatures w14:val="none"/>
-        </w:rPr>
-      </w:pPr>
-      <w:r>
-        <w:rPr>
-          <w:rFonts w:ascii="Arial Narrow" w:eastAsia="Arial Narrow" w:hAnsi="Arial Narrow" w:cs="Arial Narrow"/>
-          <w:b/>
-          <w:color w:val="000000"/>
-          <w:kern w:val="0"/>
-          <w:lang w:eastAsia="es-PE"/>
-          <w14:ligatures w14:val="none"/>
+          <ns2:ligatures ns2:val="none"/>
+        </w:rPr>
+      </w:pPr>
+      <w:r>
+        <w:rPr>
+          <w:rFonts w:ascii="Arial Narrow" w:eastAsia="Arial Narrow" w:hAnsi="Arial Narrow" w:cs="Arial Narrow"/>
+          <w:b/>
+          <w:color w:val="000000"/>
+          <w:kern w:val="0"/>
+          <w:lang w:eastAsia="es-PE"/>
+          <ns2:ligatures ns2:val="none"/>
         </w:rPr>
         <w:t>DENUNCIADO</w:t>
       </w:r>
@@ -156,7 +156,7 @@
           <w:color w:val="000000"/>
           <w:kern w:val="0"/>
           <w:lang w:eastAsia="es-PE"/>
-          <w14:ligatures w14:val="none"/>
+          <ns2:ligatures ns2:val="none"/>
         </w:rPr>
         <w:tab/>
         <w:t>:</w:t>
@@ -168,13 +168,13 @@
           <w:color w:val="000000"/>
           <w:kern w:val="0"/>
           <w:lang w:eastAsia="es-PE"/>
-          <w14:ligatures w14:val="none"/>
+          <ns2:ligatures ns2:val="none"/>
         </w:rPr>
         <w:tab/>
         <w:t>INTERSEGURO COMPAÑÍA DE SEGUROS S.A. (INTERSEGURO)</w:t>
       </w:r>
     </w:p>
-    <w:p>
+    <w:p ns2:paraId="022D2B94" ns2:textId="2083C6C3">
       <w:pPr>
         <w:tabs>
           <w:tab w:val="left" w:pos="1701"/>
@@ -189,17 +189,17 @@
           <w:color w:val="000000"/>
           <w:kern w:val="0"/>
           <w:lang w:eastAsia="es-PE"/>
-          <w14:ligatures w14:val="none"/>
-        </w:rPr>
-      </w:pPr>
-      <w:r>
-        <w:rPr>
-          <w:rFonts w:ascii="Arial Narrow" w:eastAsia="Arial Narrow" w:hAnsi="Arial Narrow" w:cs="Arial Narrow"/>
-          <w:b/>
-          <w:color w:val="000000"/>
-          <w:kern w:val="0"/>
-          <w:lang w:eastAsia="es-PE"/>
-          <w14:ligatures w14:val="none"/>
+          <ns2:ligatures ns2:val="none"/>
+        </w:rPr>
+      </w:pPr>
+      <w:r>
+        <w:rPr>
+          <w:rFonts w:ascii="Arial Narrow" w:eastAsia="Arial Narrow" w:hAnsi="Arial Narrow" w:cs="Arial Narrow"/>
+          <w:b/>
+          <w:color w:val="000000"/>
+          <w:kern w:val="0"/>
+          <w:lang w:eastAsia="es-PE"/>
+          <ns2:ligatures ns2:val="none"/>
         </w:rPr>
         <w:t>MATERIAS</w:t>
       </w:r>
@@ -210,7 +210,7 @@
           <w:color w:val="000000"/>
           <w:kern w:val="0"/>
           <w:lang w:eastAsia="es-PE"/>
-          <w14:ligatures w14:val="none"/>
+          <ns2:ligatures ns2:val="none"/>
         </w:rPr>
         <w:tab/>
         <w:t xml:space="preserve">: </w:t>
@@ -222,7 +222,7 @@
           <w:color w:val="000000"/>
           <w:kern w:val="0"/>
           <w:lang w:eastAsia="es-PE"/>
-          <w14:ligatures w14:val="none"/>
+          <ns2:ligatures ns2:val="none"/>
         </w:rPr>
         <w:tab/>
         <w:t>ADMISI</w:t>
@@ -234,7 +234,7 @@
           <w:color w:val="000000"/>
           <w:kern w:val="0"/>
           <w:lang w:eastAsia="es-PE"/>
-          <w14:ligatures w14:val="none"/>
+          <ns2:ligatures ns2:val="none"/>
         </w:rPr>
         <w:t>ÓN A</w:t>
       </w:r>
@@ -245,12 +245,12 @@
           <w:color w:val="000000"/>
           <w:kern w:val="0"/>
           <w:lang w:eastAsia="es-PE"/>
-          <w14:ligatures w14:val="none"/>
+          <ns2:ligatures ns2:val="none"/>
         </w:rPr>
         <w:t xml:space="preserve"> TRÁMITE</w:t>
       </w:r>
     </w:p>
-    <w:p>
+    <w:p ns2:paraId="19ED7B73" ns2:textId="77777777">
       <w:pPr>
         <w:tabs>
           <w:tab w:val="left" w:pos="1701"/>
@@ -265,22 +265,22 @@
           <w:color w:val="000000"/>
           <w:kern w:val="0"/>
           <w:lang w:eastAsia="es-PE"/>
-          <w14:ligatures w14:val="none"/>
-        </w:rPr>
-      </w:pPr>
-      <w:r>
-        <w:rPr>
-          <w:rFonts w:ascii="Arial Narrow" w:eastAsia="Arial Narrow" w:hAnsi="Arial Narrow" w:cs="Arial Narrow"/>
-          <w:b/>
-          <w:color w:val="000000"/>
-          <w:kern w:val="0"/>
-          <w:lang w:eastAsia="es-PE"/>
-          <w14:ligatures w14:val="none"/>
+          <ns2:ligatures ns2:val="none"/>
+        </w:rPr>
+      </w:pPr>
+      <w:r>
+        <w:rPr>
+          <w:rFonts w:ascii="Arial Narrow" w:eastAsia="Arial Narrow" w:hAnsi="Arial Narrow" w:cs="Arial Narrow"/>
+          <w:b/>
+          <w:color w:val="000000"/>
+          <w:kern w:val="0"/>
+          <w:lang w:eastAsia="es-PE"/>
+          <ns2:ligatures ns2:val="none"/>
         </w:rPr>
         <w:t xml:space="preserve">REQUERIMIENTO DE INFORMACIÓN </w:t>
       </w:r>
     </w:p>
-    <w:p>
+    <w:p ns2:paraId="46A5A479" ns2:textId="3E4A166D">
       <w:pPr>
         <w:tabs>
           <w:tab w:val="left" w:pos="1701"/>
@@ -294,17 +294,17 @@
           <w:color w:val="000000"/>
           <w:kern w:val="0"/>
           <w:lang w:eastAsia="es-PE"/>
-          <w14:ligatures w14:val="none"/>
-        </w:rPr>
-      </w:pPr>
-      <w:r>
-        <w:rPr>
-          <w:rFonts w:ascii="Arial Narrow" w:eastAsia="Arial Narrow" w:hAnsi="Arial Narrow" w:cs="Arial Narrow"/>
-          <w:b/>
-          <w:color w:val="000000"/>
-          <w:kern w:val="0"/>
-          <w:lang w:eastAsia="es-PE"/>
-          <w14:ligatures w14:val="none"/>
+          <ns2:ligatures ns2:val="none"/>
+        </w:rPr>
+      </w:pPr>
+      <w:r>
+        <w:rPr>
+          <w:rFonts w:ascii="Arial Narrow" w:eastAsia="Arial Narrow" w:hAnsi="Arial Narrow" w:cs="Arial Narrow"/>
+          <w:b/>
+          <w:color w:val="000000"/>
+          <w:kern w:val="0"/>
+          <w:lang w:eastAsia="es-PE"/>
+          <ns2:ligatures ns2:val="none"/>
         </w:rPr>
         <w:t xml:space="preserve">RESOLUCIÓN </w:t>
       </w:r>
@@ -315,7 +315,7 @@
           <w:color w:val="000000"/>
           <w:kern w:val="0"/>
           <w:lang w:eastAsia="es-PE"/>
-          <w14:ligatures w14:val="none"/>
+          <ns2:ligatures ns2:val="none"/>
         </w:rPr>
         <w:tab/>
         <w:t>:</w:t>
@@ -327,7 +327,7 @@
           <w:color w:val="000000"/>
           <w:kern w:val="0"/>
           <w:lang w:eastAsia="es-PE"/>
-          <w14:ligatures w14:val="none"/>
+          <ns2:ligatures ns2:val="none"/>
         </w:rPr>
         <w:tab/>
       </w:r>
@@ -338,12 +338,12 @@
           <w:color w:val="000000"/>
           <w:kern w:val="0"/>
           <w:lang w:eastAsia="es-PE"/>
-          <w14:ligatures w14:val="none"/>
+          <ns2:ligatures ns2:val="none"/>
         </w:rPr>
         <w:t>1</w:t>
       </w:r>
     </w:p>
-    <w:p>
+    <w:p ns2:paraId="5BA3A18D" ns2:textId="77777777">
       <w:pPr>
         <w:tabs>
           <w:tab w:val="left" w:pos="1014"/>
@@ -356,11 +356,11 @@
           <w:kern w:val="0"/>
           <w:shd w:val="clear" w:color="auto" w:fill="FFFFFF"/>
           <w:lang w:eastAsia="es-PE"/>
-          <w14:ligatures w14:val="none"/>
-        </w:rPr>
-      </w:pPr>
-    </w:p>
-    <w:p>
+          <ns2:ligatures ns2:val="none"/>
+        </w:rPr>
+      </w:pPr>
+    </w:p>
+    <w:p ns2:paraId="2F799822" ns2:textId="7D160C88">
       <w:pPr>
         <w:tabs>
           <w:tab w:val="left" w:pos="1014"/>
@@ -373,7 +373,7 @@
           <w:kern w:val="0"/>
           <w:shd w:val="clear" w:color="auto" w:fill="FFFFFF"/>
           <w:lang w:eastAsia="es-PE"/>
-          <w14:ligatures w14:val="none"/>
+          <ns2:ligatures ns2:val="none"/>
         </w:rPr>
       </w:pPr>
       <w:r>
@@ -383,7 +383,7 @@
           <w:kern w:val="0"/>
           <w:shd w:val="clear" w:color="auto" w:fill="FFFFFF"/>
           <w:lang w:eastAsia="es-PE"/>
-          <w14:ligatures w14:val="none"/>
+          <ns2:ligatures ns2:val="none"/>
         </w:rPr>
         <w:t>Lima</w:t>
       </w:r>
@@ -394,7 +394,7 @@
           <w:kern w:val="0"/>
           <w:shd w:val="clear" w:color="auto" w:fill="FFFFFF"/>
           <w:lang w:eastAsia="es-PE"/>
-          <w14:ligatures w14:val="none"/>
+          <ns2:ligatures ns2:val="none"/>
         </w:rPr>
         <w:t xml:space="preserve">, </w:t>
       </w:r>
@@ -405,7 +405,7 @@
           <w:kern w:val="0"/>
           <w:shd w:val="clear" w:color="auto" w:fill="FFFFFF"/>
           <w:lang w:eastAsia="es-PE"/>
-          <w14:ligatures w14:val="none"/>
+          <ns2:ligatures ns2:val="none"/>
         </w:rPr>
         <w:t>23</w:t>
       </w:r>
@@ -416,7 +416,7 @@
           <w:kern w:val="0"/>
           <w:shd w:val="clear" w:color="auto" w:fill="FFFFFF"/>
           <w:lang w:eastAsia="es-PE"/>
-          <w14:ligatures w14:val="none"/>
+          <ns2:ligatures ns2:val="none"/>
         </w:rPr>
         <w:t xml:space="preserve"> de </w:t>
       </w:r>
@@ -427,12 +427,12 @@
           <w:kern w:val="0"/>
           <w:shd w:val="clear" w:color="auto" w:fill="FFFFFF"/>
           <w:lang w:eastAsia="es-PE"/>
-          <w14:ligatures w14:val="none"/>
+          <ns2:ligatures ns2:val="none"/>
         </w:rPr>
         <w:t>enero de 2026</w:t>
       </w:r>
     </w:p>
-    <w:p>
+    <w:p ns2:paraId="66CE1821" ns2:textId="77777777">
       <w:pPr>
         <w:tabs>
           <w:tab w:val="left" w:pos="1014"/>
@@ -444,11 +444,11 @@
           <w:color w:val="000000"/>
           <w:kern w:val="0"/>
           <w:lang w:eastAsia="es-PE"/>
-          <w14:ligatures w14:val="none"/>
-        </w:rPr>
-      </w:pPr>
-    </w:p>
-    <w:p>
+          <ns2:ligatures ns2:val="none"/>
+        </w:rPr>
+      </w:pPr>
+    </w:p>
+    <w:p ns2:paraId="0B80AAA5" ns2:textId="77777777">
       <w:pPr>
         <w:numPr>
           <w:ilvl w:val="0"/>
@@ -462,22 +462,22 @@
           <w:color w:val="000000"/>
           <w:kern w:val="0"/>
           <w:lang w:eastAsia="es-PE"/>
-          <w14:ligatures w14:val="none"/>
-        </w:rPr>
-      </w:pPr>
-      <w:r>
-        <w:rPr>
-          <w:rFonts w:ascii="Arial Narrow" w:eastAsia="Arial Narrow" w:hAnsi="Arial Narrow" w:cs="Arial Narrow"/>
-          <w:b/>
-          <w:color w:val="000000"/>
-          <w:kern w:val="0"/>
-          <w:lang w:eastAsia="es-PE"/>
-          <w14:ligatures w14:val="none"/>
+          <ns2:ligatures ns2:val="none"/>
+        </w:rPr>
+      </w:pPr>
+      <w:r>
+        <w:rPr>
+          <w:rFonts w:ascii="Arial Narrow" w:eastAsia="Arial Narrow" w:hAnsi="Arial Narrow" w:cs="Arial Narrow"/>
+          <w:b/>
+          <w:color w:val="000000"/>
+          <w:kern w:val="0"/>
+          <w:lang w:eastAsia="es-PE"/>
+          <ns2:ligatures ns2:val="none"/>
         </w:rPr>
         <w:t xml:space="preserve">HECHOS </w:t>
       </w:r>
     </w:p>
-    <w:p>
+    <w:p ns2:paraId="621F2AB2" ns2:textId="77777777">
       <w:pPr>
         <w:spacing w:after="0" w:line="240" w:lineRule="auto"/>
         <w:jc w:val="both"/>
@@ -486,11 +486,11 @@
           <w:color w:val="000000"/>
           <w:kern w:val="0"/>
           <w:lang w:eastAsia="es-PE"/>
-          <w14:ligatures w14:val="none"/>
-        </w:rPr>
-      </w:pPr>
-    </w:p>
-    <w:p>
+          <ns2:ligatures ns2:val="none"/>
+        </w:rPr>
+      </w:pPr>
+    </w:p>
+    <w:p ns2:paraId="60B5D5B0" ns2:textId="37AC127A">
       <w:pPr>
         <w:numPr>
           <w:ilvl w:val="1"/>
@@ -504,7 +504,7 @@
           <w:color w:val="000000"/>
           <w:kern w:val="0"/>
           <w:lang w:val="es-ES" w:eastAsia="es-ES"/>
-          <w14:ligatures w14:val="none"/>
+          <ns2:ligatures ns2:val="none"/>
         </w:rPr>
       </w:pPr>
       <w:r>
@@ -513,7 +513,7 @@
           <w:color w:val="000000"/>
           <w:kern w:val="0"/>
           <w:lang w:val="es-ES" w:eastAsia="es-ES"/>
-          <w14:ligatures w14:val="none"/>
+          <ns2:ligatures ns2:val="none"/>
         </w:rPr>
         <w:t xml:space="preserve">Mediante escrito del 19 de setiembre del 2025, complementado con escritos del 26 de setiembre de 2025, 14 de noviembre de 2025, 21 de enero de 2026, la señora [APELLIDO] denunció a Interseguro, por presuntas infracciones a la Ley 29571, Código de Protección y Defensa del Consumidor (en adelante, Código), señalando lo siguiente:</w:t>
       </w:r>
@@ -523,7 +523,7 @@
           <w:color w:val="000000"/>
           <w:kern w:val="0"/>
           <w:lang w:val="es-ES" w:eastAsia="es-ES"/>
-          <w14:ligatures w14:val="none"/>
+          <ns2:ligatures ns2:val="none"/>
         </w:rPr>
         <w:t/>
       </w:r>
@@ -533,7 +533,7 @@
           <w:color w:val="000000"/>
           <w:kern w:val="0"/>
           <w:lang w:val="es-ES" w:eastAsia="es-ES"/>
-          <w14:ligatures w14:val="none"/>
+          <ns2:ligatures ns2:val="none"/>
         </w:rPr>
         <w:t xml:space="preserve"/>
       </w:r>
@@ -543,7 +543,7 @@
           <w:color w:val="000000"/>
           <w:kern w:val="0"/>
           <w:lang w:val="es-ES" w:eastAsia="es-ES"/>
-          <w14:ligatures w14:val="none"/>
+          <ns2:ligatures ns2:val="none"/>
         </w:rPr>
         <w:t xml:space="preserve"/>
       </w:r>
@@ -553,7 +553,7 @@
           <w:color w:val="000000"/>
           <w:kern w:val="0"/>
           <w:lang w:val="es-ES" w:eastAsia="es-ES"/>
-          <w14:ligatures w14:val="none"/>
+          <ns2:ligatures ns2:val="none"/>
         </w:rPr>
         <w:t/>
       </w:r>
@@ -563,7 +563,7 @@
           <w:color w:val="000000"/>
           <w:kern w:val="0"/>
           <w:lang w:val="es-ES" w:eastAsia="es-ES"/>
-          <w14:ligatures w14:val="none"/>
+          <ns2:ligatures ns2:val="none"/>
         </w:rPr>
         <w:t/>
       </w:r>
@@ -573,7 +573,7 @@
           <w:color w:val="000000"/>
           <w:kern w:val="0"/>
           <w:lang w:val="es-ES" w:eastAsia="es-ES"/>
-          <w14:ligatures w14:val="none"/>
+          <ns2:ligatures ns2:val="none"/>
         </w:rPr>
         <w:t xml:space="preserve"/>
       </w:r>
@@ -583,7 +583,7 @@
           <w:color w:val="000000"/>
           <w:kern w:val="0"/>
           <w:lang w:val="es-ES" w:eastAsia="es-ES"/>
-          <w14:ligatures w14:val="none"/>
+          <ns2:ligatures ns2:val="none"/>
         </w:rPr>
         <w:t xml:space="preserve"/>
       </w:r>
@@ -593,7 +593,7 @@
           <w:color w:val="000000"/>
           <w:kern w:val="0"/>
           <w:lang w:val="es-ES" w:eastAsia="es-ES"/>
-          <w14:ligatures w14:val="none"/>
+          <ns2:ligatures ns2:val="none"/>
         </w:rPr>
         <w:t xml:space="preserve"/>
       </w:r>
@@ -603,7 +603,7 @@
           <w:color w:val="000000"/>
           <w:kern w:val="0"/>
           <w:lang w:val="es-ES" w:eastAsia="es-ES"/>
-          <w14:ligatures w14:val="none"/>
+          <ns2:ligatures ns2:val="none"/>
         </w:rPr>
         <w:t/>
       </w:r>
@@ -612,7 +612,7 @@
           <w:rFonts w:ascii="Arial Narrow" w:eastAsia="Calibri" w:hAnsi="Arial Narrow" w:cs="Arial"/>
           <w:kern w:val="0"/>
           <w:lang w:val="es-ES"/>
-          <w14:ligatures w14:val="none"/>
+          <ns2:ligatures ns2:val="none"/>
         </w:rPr>
         <w:t/>
       </w:r>
@@ -621,7 +621,7 @@
           <w:rFonts w:ascii="Arial Narrow" w:eastAsia="Calibri" w:hAnsi="Arial Narrow" w:cs="Arial"/>
           <w:kern w:val="0"/>
           <w:lang w:val="es-ES"/>
-          <w14:ligatures w14:val="none"/>
+          <ns2:ligatures ns2:val="none"/>
         </w:rPr>
         <w:t xml:space="preserve"/>
       </w:r>
@@ -630,7 +630,7 @@
           <w:rFonts w:ascii="Arial Narrow" w:eastAsia="Calibri" w:hAnsi="Arial Narrow" w:cs="Arial"/>
           <w:kern w:val="0"/>
           <w:lang w:val="es-ES"/>
-          <w14:ligatures w14:val="none"/>
+          <ns2:ligatures ns2:val="none"/>
         </w:rPr>
         <w:t/>
       </w:r>
@@ -642,7 +642,7 @@
           <w:kern w:val="0"/>
           <w:vertAlign w:val="superscript"/>
           <w:lang w:val="es-ES" w:eastAsia="es-ES"/>
-          <w14:ligatures w14:val="none"/>
+          <ns2:ligatures ns2:val="none"/>
         </w:rPr>
         <w:footnoteReference w:id="1"/>
       </w:r>
@@ -651,7 +651,7 @@
           <w:rFonts w:ascii="Arial Narrow" w:eastAsia="Calibri" w:hAnsi="Arial Narrow" w:cs="Arial"/>
           <w:kern w:val="0"/>
           <w:lang w:val="es-ES"/>
-          <w14:ligatures w14:val="none"/>
+          <ns2:ligatures ns2:val="none"/>
         </w:rPr>
         <w:t/>
       </w:r>
@@ -659,7 +659,7 @@
         <w:rPr>
           <w:rFonts w:ascii="Arial Narrow" w:eastAsia="Calibri" w:hAnsi="Arial Narrow" w:cs="Arial"/>
           <w:kern w:val="0"/>
-          <w14:ligatures w14:val="none"/>
+          <ns2:ligatures ns2:val="none"/>
         </w:rPr>
         <w:t xml:space="preserve"/>
       </w:r>
@@ -667,7 +667,7 @@
         <w:rPr>
           <w:rFonts w:ascii="Arial Narrow" w:eastAsia="Calibri" w:hAnsi="Arial Narrow" w:cs="Arial"/>
           <w:kern w:val="0"/>
-          <w14:ligatures w14:val="none"/>
+          <ns2:ligatures ns2:val="none"/>
         </w:rPr>
         <w:t xml:space="preserve"/>
       </w:r>
@@ -675,7 +675,7 @@
         <w:rPr>
           <w:rFonts w:ascii="Arial Narrow" w:eastAsia="Calibri" w:hAnsi="Arial Narrow" w:cs="Arial"/>
           <w:kern w:val="0"/>
-          <w14:ligatures w14:val="none"/>
+          <ns2:ligatures ns2:val="none"/>
         </w:rPr>
         <w:t/>
       </w:r>
@@ -685,7 +685,7 @@
           <w:color w:val="000000"/>
           <w:kern w:val="0"/>
           <w:lang w:val="es-ES" w:eastAsia="es-ES"/>
-          <w14:ligatures w14:val="none"/>
+          <ns2:ligatures ns2:val="none"/>
         </w:rPr>
         <w:t xml:space="preserve"/>
       </w:r>
@@ -695,7 +695,7 @@
           <w:color w:val="000000"/>
           <w:kern w:val="0"/>
           <w:lang w:val="es-ES" w:eastAsia="es-ES"/>
-          <w14:ligatures w14:val="none"/>
+          <ns2:ligatures ns2:val="none"/>
         </w:rPr>
         <w:t/>
       </w:r>
@@ -705,7 +705,7 @@
           <w:color w:val="000000"/>
           <w:kern w:val="0"/>
           <w:lang w:val="es-ES" w:eastAsia="es-ES"/>
-          <w14:ligatures w14:val="none"/>
+          <ns2:ligatures ns2:val="none"/>
         </w:rPr>
         <w:t/>
       </w:r>
@@ -715,7 +715,7 @@
           <w:color w:val="000000"/>
           <w:kern w:val="0"/>
           <w:lang w:val="es-ES" w:eastAsia="es-ES"/>
-          <w14:ligatures w14:val="none"/>
+          <ns2:ligatures ns2:val="none"/>
         </w:rPr>
         <w:t xml:space="preserve"/>
       </w:r>
@@ -725,7 +725,7 @@
           <w:color w:val="000000"/>
           <w:kern w:val="0"/>
           <w:lang w:val="es-ES" w:eastAsia="es-ES"/>
-          <w14:ligatures w14:val="none"/>
+          <ns2:ligatures ns2:val="none"/>
         </w:rPr>
         <w:t/>
       </w:r>
@@ -737,7 +737,7 @@
           <w:kern w:val="0"/>
           <w:vertAlign w:val="superscript"/>
           <w:lang w:val="es-ES" w:eastAsia="es-ES"/>
-          <w14:ligatures w14:val="none"/>
+          <ns2:ligatures ns2:val="none"/>
         </w:rPr>
         <w:footnoteReference w:id="2"/>
       </w:r>
@@ -747,7 +747,7 @@
           <w:color w:val="000000"/>
           <w:kern w:val="0"/>
           <w:lang w:val="es-ES" w:eastAsia="es-ES"/>
-          <w14:ligatures w14:val="none"/>
+          <ns2:ligatures ns2:val="none"/>
         </w:rPr>
         <w:t xml:space="preserve"/>
       </w:r>
@@ -758,12 +758,12 @@
           <w:color w:val="000000"/>
           <w:kern w:val="0"/>
           <w:lang w:val="es-ES" w:eastAsia="es-ES"/>
-          <w14:ligatures w14:val="none"/>
+          <ns2:ligatures ns2:val="none"/>
         </w:rPr>
         <w:t/>
       </w:r>
     </w:p>
-    <w:p>
+    <w:p ns2:paraId="3AD3B7C6" ns2:textId="77777777">
       <w:pPr>
         <w:tabs>
           <w:tab w:val="left" w:pos="1134"/>
@@ -775,11 +775,11 @@
           <w:color w:val="000000"/>
           <w:kern w:val="0"/>
           <w:lang w:val="es-ES" w:eastAsia="es-ES"/>
-          <w14:ligatures w14:val="none"/>
-        </w:rPr>
-      </w:pPr>
-    </w:p>
-    <w:p>
+          <ns2:ligatures ns2:val="none"/>
+        </w:rPr>
+      </w:pPr>
+    </w:p>
+    <w:p ns2:paraId="524C0DCA" ns2:textId="77777777">
       <w:pPr>
         <w:pStyle w:val="Prrafodelista"/>
         <w:numPr>
@@ -798,16 +798,16 @@
           <w:color w:val="000000"/>
           <w:kern w:val="0"/>
           <w:lang w:eastAsia="es-ES"/>
-          <w14:ligatures w14:val="none"/>
-        </w:rPr>
-      </w:pPr>
-      <w:r>
-        <w:rPr>
-          <w:rFonts w:ascii="Arial Narrow" w:eastAsia="Times New Roman" w:hAnsi="Arial Narrow" w:cs="Arial"/>
-          <w:color w:val="000000"/>
-          <w:kern w:val="0"/>
-          <w:lang w:eastAsia="es-ES"/>
-          <w14:ligatures w14:val="none"/>
+          <ns2:ligatures ns2:val="none"/>
+        </w:rPr>
+      </w:pPr>
+      <w:r>
+        <w:rPr>
+          <w:rFonts w:ascii="Arial Narrow" w:eastAsia="Times New Roman" w:hAnsi="Arial Narrow" w:cs="Arial"/>
+          <w:color w:val="000000"/>
+          <w:kern w:val="0"/>
+          <w:lang w:eastAsia="es-ES"/>
+          <ns2:ligatures ns2:val="none"/>
         </w:rPr>
         <w:t xml:space="preserve">El 29 de mayo del 2024, </w:t>
       </w:r>
@@ -817,7 +817,7 @@
           <w:color w:val="000000"/>
           <w:kern w:val="0"/>
           <w:lang w:eastAsia="es-ES"/>
-          <w14:ligatures w14:val="none"/>
+          <ns2:ligatures ns2:val="none"/>
         </w:rPr>
         <w:t xml:space="preserve">recibió </w:t>
       </w:r>
@@ -827,7 +827,7 @@
           <w:color w:val="000000"/>
           <w:kern w:val="0"/>
           <w:lang w:eastAsia="es-ES"/>
-          <w14:ligatures w14:val="none"/>
+          <ns2:ligatures ns2:val="none"/>
         </w:rPr>
         <w:t xml:space="preserve">una atención </w:t>
       </w:r>
@@ -837,7 +837,7 @@
           <w:color w:val="000000"/>
           <w:kern w:val="0"/>
           <w:lang w:eastAsia="es-ES"/>
-          <w14:ligatures w14:val="none"/>
+          <ns2:ligatures ns2:val="none"/>
         </w:rPr>
         <w:t xml:space="preserve">por parte </w:t>
       </w:r>
@@ -847,7 +847,7 @@
           <w:color w:val="000000"/>
           <w:kern w:val="0"/>
           <w:lang w:eastAsia="es-ES"/>
-          <w14:ligatures w14:val="none"/>
+          <ns2:ligatures ns2:val="none"/>
         </w:rPr>
         <w:t>del personal de</w:t>
       </w:r>
@@ -857,7 +857,7 @@
           <w:color w:val="000000"/>
           <w:kern w:val="0"/>
           <w:lang w:eastAsia="es-ES"/>
-          <w14:ligatures w14:val="none"/>
+          <ns2:ligatures ns2:val="none"/>
         </w:rPr>
         <w:t xml:space="preserve"> Interseguro con la finalidad de evaluar la contratación de un seguro de vida para su hijo</w:t>
       </w:r>
@@ -867,7 +867,7 @@
           <w:color w:val="000000"/>
           <w:kern w:val="0"/>
           <w:lang w:eastAsia="es-ES"/>
-          <w14:ligatures w14:val="none"/>
+          <ns2:ligatures ns2:val="none"/>
         </w:rPr>
         <w:t xml:space="preserve"> y se le </w:t>
       </w:r>
@@ -877,7 +877,7 @@
           <w:color w:val="000000"/>
           <w:kern w:val="0"/>
           <w:lang w:eastAsia="es-ES"/>
-          <w14:ligatures w14:val="none"/>
+          <ns2:ligatures ns2:val="none"/>
         </w:rPr>
         <w:t>ofreció un producto presentado como ahorro mensual, indicando que, al momento de retirarse, se devolvería la totalidad de lo ahorrado</w:t>
       </w:r>
@@ -887,12 +887,12 @@
           <w:color w:val="000000"/>
           <w:kern w:val="0"/>
           <w:lang w:eastAsia="es-ES"/>
-          <w14:ligatures w14:val="none"/>
+          <ns2:ligatures ns2:val="none"/>
         </w:rPr>
         <w:t>.</w:t>
       </w:r>
     </w:p>
-    <w:p>
+    <w:p ns2:paraId="56E81188" ns2:textId="77777777">
       <w:pPr>
         <w:pStyle w:val="Prrafodelista"/>
         <w:tabs>
@@ -906,11 +906,11 @@
           <w:color w:val="000000"/>
           <w:kern w:val="0"/>
           <w:lang w:eastAsia="es-ES"/>
-          <w14:ligatures w14:val="none"/>
-        </w:rPr>
-      </w:pPr>
-    </w:p>
-    <w:p>
+          <ns2:ligatures ns2:val="none"/>
+        </w:rPr>
+      </w:pPr>
+    </w:p>
+    <w:p ns2:paraId="0C78B0C0" ns2:textId="0F241D78">
       <w:pPr>
         <w:pStyle w:val="Prrafodelista"/>
         <w:numPr>
@@ -929,16 +929,16 @@
           <w:color w:val="000000"/>
           <w:kern w:val="0"/>
           <w:lang w:eastAsia="es-ES"/>
-          <w14:ligatures w14:val="none"/>
-        </w:rPr>
-      </w:pPr>
-      <w:r>
-        <w:rPr>
-          <w:rFonts w:ascii="Arial Narrow" w:eastAsia="Times New Roman" w:hAnsi="Arial Narrow" w:cs="Arial"/>
-          <w:color w:val="000000"/>
-          <w:kern w:val="0"/>
-          <w:lang w:eastAsia="es-ES"/>
-          <w14:ligatures w14:val="none"/>
+          <ns2:ligatures ns2:val="none"/>
+        </w:rPr>
+      </w:pPr>
+      <w:r>
+        <w:rPr>
+          <w:rFonts w:ascii="Arial Narrow" w:eastAsia="Times New Roman" w:hAnsi="Arial Narrow" w:cs="Arial"/>
+          <w:color w:val="000000"/>
+          <w:kern w:val="0"/>
+          <w:lang w:eastAsia="es-ES"/>
+          <ns2:ligatures ns2:val="none"/>
         </w:rPr>
         <w:t>E</w:t>
       </w:r>
@@ -948,7 +948,7 @@
           <w:color w:val="000000"/>
           <w:kern w:val="0"/>
           <w:lang w:eastAsia="es-ES"/>
-          <w14:ligatures w14:val="none"/>
+          <ns2:ligatures ns2:val="none"/>
         </w:rPr>
         <w:t xml:space="preserve">n dicho contexto, recabó </w:t>
       </w:r>
@@ -958,7 +958,7 @@
           <w:color w:val="000000"/>
           <w:kern w:val="0"/>
           <w:lang w:eastAsia="es-ES"/>
-          <w14:ligatures w14:val="none"/>
+          <ns2:ligatures ns2:val="none"/>
         </w:rPr>
         <w:t xml:space="preserve">sus </w:t>
       </w:r>
@@ -968,7 +968,7 @@
           <w:color w:val="000000"/>
           <w:kern w:val="0"/>
           <w:lang w:eastAsia="es-ES"/>
-          <w14:ligatures w14:val="none"/>
+          <ns2:ligatures ns2:val="none"/>
         </w:rPr>
         <w:t>datos personales al advertir que contaba con una cuenta de ahorros</w:t>
       </w:r>
@@ -978,7 +978,7 @@
           <w:color w:val="000000"/>
           <w:kern w:val="0"/>
           <w:lang w:eastAsia="es-ES"/>
-          <w14:ligatures w14:val="none"/>
+          <ns2:ligatures ns2:val="none"/>
         </w:rPr>
         <w:t xml:space="preserve"> en soles</w:t>
       </w:r>
@@ -988,7 +988,7 @@
           <w:color w:val="000000"/>
           <w:kern w:val="0"/>
           <w:lang w:eastAsia="es-ES"/>
-          <w14:ligatures w14:val="none"/>
+          <ns2:ligatures ns2:val="none"/>
         </w:rPr>
         <w:t xml:space="preserve"> en </w:t>
       </w:r>
@@ -998,7 +998,7 @@
           <w:color w:val="000000"/>
           <w:kern w:val="0"/>
           <w:lang w:eastAsia="es-ES"/>
-          <w14:ligatures w14:val="none"/>
+          <ns2:ligatures ns2:val="none"/>
         </w:rPr>
         <w:t xml:space="preserve">el </w:t>
       </w:r>
@@ -1008,7 +1008,7 @@
           <w:color w:val="000000"/>
           <w:kern w:val="0"/>
           <w:lang w:eastAsia="es-ES"/>
-          <w14:ligatures w14:val="none"/>
+          <ns2:ligatures ns2:val="none"/>
         </w:rPr>
         <w:t>Banco Internacional del Perú</w:t>
       </w:r>
@@ -1018,7 +1018,7 @@
           <w:color w:val="000000"/>
           <w:kern w:val="0"/>
           <w:lang w:eastAsia="es-ES"/>
-          <w14:ligatures w14:val="none"/>
+          <ns2:ligatures ns2:val="none"/>
         </w:rPr>
         <w:t xml:space="preserve"> S.A.A. - Interbank</w:t>
       </w:r>
@@ -1028,7 +1028,7 @@
           <w:color w:val="000000"/>
           <w:kern w:val="0"/>
           <w:lang w:eastAsia="es-ES"/>
-          <w14:ligatures w14:val="none"/>
+          <ns2:ligatures ns2:val="none"/>
         </w:rPr>
         <w:t xml:space="preserve"> (en adelante, Interbank)</w:t>
       </w:r>
@@ -1038,7 +1038,7 @@
           <w:color w:val="000000"/>
           <w:kern w:val="0"/>
           <w:lang w:eastAsia="es-ES"/>
-          <w14:ligatures w14:val="none"/>
+          <ns2:ligatures ns2:val="none"/>
         </w:rPr>
         <w:t>.</w:t>
       </w:r>
@@ -1048,7 +1048,7 @@
           <w:color w:val="000000"/>
           <w:kern w:val="0"/>
           <w:lang w:eastAsia="es-ES"/>
-          <w14:ligatures w14:val="none"/>
+          <ns2:ligatures ns2:val="none"/>
         </w:rPr>
         <w:t xml:space="preserve"> </w:t>
       </w:r>
@@ -1058,7 +1058,7 @@
           <w:color w:val="000000"/>
           <w:kern w:val="0"/>
           <w:lang w:eastAsia="es-ES"/>
-          <w14:ligatures w14:val="none"/>
+          <ns2:ligatures ns2:val="none"/>
         </w:rPr>
         <w:t>El 29 de mayo del 2024, en el marco de la referida atención, se generó una constancia de consentimiento de asesoría sin</w:t>
       </w:r>
@@ -1068,7 +1068,7 @@
           <w:color w:val="000000"/>
           <w:kern w:val="0"/>
           <w:lang w:eastAsia="es-ES"/>
-          <w14:ligatures w14:val="none"/>
+          <ns2:ligatures ns2:val="none"/>
         </w:rPr>
         <w:t xml:space="preserve"> su </w:t>
       </w:r>
@@ -1078,12 +1078,12 @@
           <w:color w:val="000000"/>
           <w:kern w:val="0"/>
           <w:lang w:eastAsia="es-ES"/>
-          <w14:ligatures w14:val="none"/>
+          <ns2:ligatures ns2:val="none"/>
         </w:rPr>
         <w:t>autorización ni firma.</w:t>
       </w:r>
     </w:p>
-    <w:p>
+    <w:p ns2:paraId="0D217225" ns2:textId="77777777">
       <w:pPr>
         <w:pStyle w:val="Prrafodelista"/>
         <w:spacing w:line="240" w:lineRule="auto"/>
@@ -1092,11 +1092,11 @@
           <w:color w:val="000000"/>
           <w:kern w:val="0"/>
           <w:lang w:eastAsia="es-ES"/>
-          <w14:ligatures w14:val="none"/>
-        </w:rPr>
-      </w:pPr>
-    </w:p>
-    <w:p>
+          <ns2:ligatures ns2:val="none"/>
+        </w:rPr>
+      </w:pPr>
+    </w:p>
+    <w:p ns2:paraId="46C01B03" ns2:textId="48128475">
       <w:pPr>
         <w:pStyle w:val="Prrafodelista"/>
         <w:numPr>
@@ -1115,16 +1115,16 @@
           <w:color w:val="000000"/>
           <w:kern w:val="0"/>
           <w:lang w:eastAsia="es-ES"/>
-          <w14:ligatures w14:val="none"/>
-        </w:rPr>
-      </w:pPr>
-      <w:r>
-        <w:rPr>
-          <w:rFonts w:ascii="Arial Narrow" w:eastAsia="Times New Roman" w:hAnsi="Arial Narrow" w:cs="Arial"/>
-          <w:color w:val="000000"/>
-          <w:kern w:val="0"/>
-          <w:lang w:eastAsia="es-ES"/>
-          <w14:ligatures w14:val="none"/>
+          <ns2:ligatures ns2:val="none"/>
+        </w:rPr>
+      </w:pPr>
+      <w:r>
+        <w:rPr>
+          <w:rFonts w:ascii="Arial Narrow" w:eastAsia="Times New Roman" w:hAnsi="Arial Narrow" w:cs="Arial"/>
+          <w:color w:val="000000"/>
+          <w:kern w:val="0"/>
+          <w:lang w:eastAsia="es-ES"/>
+          <ns2:ligatures ns2:val="none"/>
         </w:rPr>
         <w:t xml:space="preserve">El 30 de mayo del 2024, se </w:t>
       </w:r>
@@ -1134,7 +1134,7 @@
           <w:color w:val="000000"/>
           <w:kern w:val="0"/>
           <w:lang w:eastAsia="es-ES"/>
-          <w14:ligatures w14:val="none"/>
+          <ns2:ligatures ns2:val="none"/>
         </w:rPr>
         <w:t xml:space="preserve">le </w:t>
       </w:r>
@@ -1144,7 +1144,7 @@
           <w:color w:val="000000"/>
           <w:kern w:val="0"/>
           <w:lang w:eastAsia="es-ES"/>
-          <w14:ligatures w14:val="none"/>
+          <ns2:ligatures ns2:val="none"/>
         </w:rPr>
         <w:t>remitió una solicitud de pago de</w:t>
       </w:r>
@@ -1154,7 +1154,7 @@
           <w:color w:val="000000"/>
           <w:kern w:val="0"/>
           <w:lang w:eastAsia="es-ES"/>
-          <w14:ligatures w14:val="none"/>
+          <ns2:ligatures ns2:val="none"/>
         </w:rPr>
         <w:t>l Seguro de Vida Free Plus - Póliza 07600043015 (en adelante, Seguro de Vida)</w:t>
       </w:r>
@@ -1164,7 +1164,7 @@
           <w:color w:val="000000"/>
           <w:kern w:val="0"/>
           <w:lang w:eastAsia="es-ES"/>
-          <w14:ligatures w14:val="none"/>
+          <ns2:ligatures ns2:val="none"/>
         </w:rPr>
         <w:t xml:space="preserve"> </w:t>
       </w:r>
@@ -1174,7 +1174,7 @@
           <w:color w:val="000000"/>
           <w:kern w:val="0"/>
           <w:lang w:eastAsia="es-ES"/>
-          <w14:ligatures w14:val="none"/>
+          <ns2:ligatures ns2:val="none"/>
         </w:rPr>
         <w:t xml:space="preserve">emitido por Interseguro </w:t>
       </w:r>
@@ -1184,7 +1184,7 @@
           <w:color w:val="000000"/>
           <w:kern w:val="0"/>
           <w:lang w:eastAsia="es-ES"/>
-          <w14:ligatures w14:val="none"/>
+          <ns2:ligatures ns2:val="none"/>
         </w:rPr>
         <w:t xml:space="preserve">por el monto de S/ 114,05, sin </w:t>
       </w:r>
@@ -1194,7 +1194,7 @@
           <w:color w:val="000000"/>
           <w:kern w:val="0"/>
           <w:lang w:eastAsia="es-ES"/>
-          <w14:ligatures w14:val="none"/>
+          <ns2:ligatures ns2:val="none"/>
         </w:rPr>
         <w:t xml:space="preserve">su </w:t>
       </w:r>
@@ -1204,7 +1204,7 @@
           <w:color w:val="000000"/>
           <w:kern w:val="0"/>
           <w:lang w:eastAsia="es-ES"/>
-          <w14:ligatures w14:val="none"/>
+          <ns2:ligatures ns2:val="none"/>
         </w:rPr>
         <w:t>autorización previa</w:t>
       </w:r>
@@ -1214,7 +1214,7 @@
           <w:color w:val="000000"/>
           <w:kern w:val="0"/>
           <w:lang w:eastAsia="es-ES"/>
-          <w14:ligatures w14:val="none"/>
+          <ns2:ligatures ns2:val="none"/>
         </w:rPr>
         <w:t xml:space="preserve"> </w:t>
       </w:r>
@@ -1224,7 +1224,7 @@
           <w:color w:val="000000"/>
           <w:kern w:val="0"/>
           <w:lang w:eastAsia="es-ES"/>
-          <w14:ligatures w14:val="none"/>
+          <ns2:ligatures ns2:val="none"/>
         </w:rPr>
         <w:t>para adquirir el</w:t>
       </w:r>
@@ -1234,7 +1234,7 @@
           <w:color w:val="000000"/>
           <w:kern w:val="0"/>
           <w:lang w:eastAsia="es-ES"/>
-          <w14:ligatures w14:val="none"/>
+          <ns2:ligatures ns2:val="none"/>
         </w:rPr>
         <w:t xml:space="preserve"> referido seguro</w:t>
       </w:r>
@@ -1244,7 +1244,7 @@
           <w:color w:val="000000"/>
           <w:kern w:val="0"/>
           <w:lang w:eastAsia="es-ES"/>
-          <w14:ligatures w14:val="none"/>
+          <ns2:ligatures ns2:val="none"/>
         </w:rPr>
         <w:t>.</w:t>
       </w:r>
@@ -1254,7 +1254,7 @@
           <w:color w:val="000000"/>
           <w:kern w:val="0"/>
           <w:lang w:eastAsia="es-ES"/>
-          <w14:ligatures w14:val="none"/>
+          <ns2:ligatures ns2:val="none"/>
         </w:rPr>
         <w:t xml:space="preserve"> </w:t>
       </w:r>
@@ -1264,7 +1264,7 @@
           <w:color w:val="000000"/>
           <w:kern w:val="0"/>
           <w:lang w:eastAsia="es-ES"/>
-          <w14:ligatures w14:val="none"/>
+          <ns2:ligatures ns2:val="none"/>
         </w:rPr>
         <w:t>En esa fecha</w:t>
       </w:r>
@@ -1274,7 +1274,7 @@
           <w:color w:val="000000"/>
           <w:kern w:val="0"/>
           <w:lang w:eastAsia="es-ES"/>
-          <w14:ligatures w14:val="none"/>
+          <ns2:ligatures ns2:val="none"/>
         </w:rPr>
         <w:t xml:space="preserve">, se generó la solicitud de seguro 501628242, indicando que se encontraba en revisión, gestión que se realizó sin </w:t>
       </w:r>
@@ -1284,7 +1284,7 @@
           <w:color w:val="000000"/>
           <w:kern w:val="0"/>
           <w:lang w:eastAsia="es-ES"/>
-          <w14:ligatures w14:val="none"/>
+          <ns2:ligatures ns2:val="none"/>
         </w:rPr>
         <w:t xml:space="preserve">su </w:t>
       </w:r>
@@ -1294,12 +1294,12 @@
           <w:color w:val="000000"/>
           <w:kern w:val="0"/>
           <w:lang w:eastAsia="es-ES"/>
-          <w14:ligatures w14:val="none"/>
+          <ns2:ligatures ns2:val="none"/>
         </w:rPr>
         <w:t>autorización.</w:t>
       </w:r>
     </w:p>
-    <w:p>
+    <w:p ns2:paraId="32A8BFE5" ns2:textId="77777777">
       <w:pPr>
         <w:pStyle w:val="Prrafodelista"/>
         <w:tabs>
@@ -1313,11 +1313,11 @@
           <w:color w:val="000000"/>
           <w:kern w:val="0"/>
           <w:lang w:eastAsia="es-ES"/>
-          <w14:ligatures w14:val="none"/>
-        </w:rPr>
-      </w:pPr>
-    </w:p>
-    <w:p>
+          <ns2:ligatures ns2:val="none"/>
+        </w:rPr>
+      </w:pPr>
+    </w:p>
+    <w:p ns2:paraId="2F0FA157" ns2:textId="7EE71D5D">
       <w:pPr>
         <w:pStyle w:val="Prrafodelista"/>
         <w:numPr>
@@ -1336,16 +1336,16 @@
           <w:color w:val="000000"/>
           <w:kern w:val="0"/>
           <w:lang w:eastAsia="es-ES"/>
-          <w14:ligatures w14:val="none"/>
-        </w:rPr>
-      </w:pPr>
-      <w:r>
-        <w:rPr>
-          <w:rFonts w:ascii="Arial Narrow" w:eastAsia="Times New Roman" w:hAnsi="Arial Narrow" w:cs="Arial"/>
-          <w:color w:val="000000"/>
-          <w:kern w:val="0"/>
-          <w:lang w:eastAsia="es-ES"/>
-          <w14:ligatures w14:val="none"/>
+          <ns2:ligatures ns2:val="none"/>
+        </w:rPr>
+      </w:pPr>
+      <w:r>
+        <w:rPr>
+          <w:rFonts w:ascii="Arial Narrow" w:eastAsia="Times New Roman" w:hAnsi="Arial Narrow" w:cs="Arial"/>
+          <w:color w:val="000000"/>
+          <w:kern w:val="0"/>
+          <w:lang w:eastAsia="es-ES"/>
+          <ns2:ligatures ns2:val="none"/>
         </w:rPr>
         <w:t xml:space="preserve">El 21 de junio del 2024, se realizó un descuento por el importe de S/ 114,05 de la cuenta de </w:t>
       </w:r>
@@ -1355,7 +1355,7 @@
           <w:color w:val="000000"/>
           <w:kern w:val="0"/>
           <w:lang w:eastAsia="es-ES"/>
-          <w14:ligatures w14:val="none"/>
+          <ns2:ligatures ns2:val="none"/>
         </w:rPr>
         <w:t>ahorro en soles de Interbank</w:t>
       </w:r>
@@ -1365,7 +1365,7 @@
           <w:color w:val="000000"/>
           <w:kern w:val="0"/>
           <w:lang w:eastAsia="es-ES"/>
-          <w14:ligatures w14:val="none"/>
+          <ns2:ligatures ns2:val="none"/>
         </w:rPr>
         <w:t xml:space="preserve"> por el pago de la prima mensual del Seguro de Vida</w:t>
       </w:r>
@@ -1375,12 +1375,12 @@
           <w:color w:val="000000"/>
           <w:kern w:val="0"/>
           <w:lang w:eastAsia="es-ES"/>
-          <w14:ligatures w14:val="none"/>
+          <ns2:ligatures ns2:val="none"/>
         </w:rPr>
         <w:t>, identificado con el código de transacción PA-760004301.</w:t>
       </w:r>
     </w:p>
-    <w:p>
+    <w:p ns2:paraId="582C6C7D" ns2:textId="77777777">
       <w:pPr>
         <w:pStyle w:val="Prrafodelista"/>
         <w:tabs>
@@ -1394,11 +1394,11 @@
           <w:color w:val="000000"/>
           <w:kern w:val="0"/>
           <w:lang w:eastAsia="es-ES"/>
-          <w14:ligatures w14:val="none"/>
-        </w:rPr>
-      </w:pPr>
-    </w:p>
-    <w:p>
+          <ns2:ligatures ns2:val="none"/>
+        </w:rPr>
+      </w:pPr>
+    </w:p>
+    <w:p ns2:paraId="79D1D228" ns2:textId="035E6A9B">
       <w:pPr>
         <w:pStyle w:val="Prrafodelista"/>
         <w:numPr>
@@ -1417,16 +1417,16 @@
           <w:color w:val="000000"/>
           <w:kern w:val="0"/>
           <w:lang w:eastAsia="es-ES"/>
-          <w14:ligatures w14:val="none"/>
-        </w:rPr>
-      </w:pPr>
-      <w:r>
-        <w:rPr>
-          <w:rFonts w:ascii="Arial Narrow" w:eastAsia="Times New Roman" w:hAnsi="Arial Narrow" w:cs="Arial"/>
-          <w:color w:val="000000"/>
-          <w:kern w:val="0"/>
-          <w:lang w:eastAsia="es-ES"/>
-          <w14:ligatures w14:val="none"/>
+          <ns2:ligatures ns2:val="none"/>
+        </w:rPr>
+      </w:pPr>
+      <w:r>
+        <w:rPr>
+          <w:rFonts w:ascii="Arial Narrow" w:eastAsia="Times New Roman" w:hAnsi="Arial Narrow" w:cs="Arial"/>
+          <w:color w:val="000000"/>
+          <w:kern w:val="0"/>
+          <w:lang w:eastAsia="es-ES"/>
+          <ns2:ligatures ns2:val="none"/>
         </w:rPr>
         <w:t xml:space="preserve">El 22 de julio del 2024, se realizó un segundo descuento por el importe de S/ 114,05 de la cuenta de </w:t>
       </w:r>
@@ -1436,7 +1436,7 @@
           <w:color w:val="000000"/>
           <w:kern w:val="0"/>
           <w:lang w:eastAsia="es-ES"/>
-          <w14:ligatures w14:val="none"/>
+          <ns2:ligatures ns2:val="none"/>
         </w:rPr>
         <w:t>ahorro en soles de Interbank</w:t>
       </w:r>
@@ -1446,7 +1446,7 @@
           <w:color w:val="000000"/>
           <w:kern w:val="0"/>
           <w:lang w:eastAsia="es-ES"/>
-          <w14:ligatures w14:val="none"/>
+          <ns2:ligatures ns2:val="none"/>
         </w:rPr>
         <w:t xml:space="preserve"> por el pago de la prima mensual del Seguro de Vida</w:t>
       </w:r>
@@ -1456,12 +1456,12 @@
           <w:color w:val="000000"/>
           <w:kern w:val="0"/>
           <w:lang w:eastAsia="es-ES"/>
-          <w14:ligatures w14:val="none"/>
+          <ns2:ligatures ns2:val="none"/>
         </w:rPr>
         <w:t>, identificado con el código de transacción PA-760004301.</w:t>
       </w:r>
     </w:p>
-    <w:p>
+    <w:p ns2:paraId="7ACB321C" ns2:textId="77777777">
       <w:pPr>
         <w:pStyle w:val="Prrafodelista"/>
         <w:spacing w:line="240" w:lineRule="auto"/>
@@ -1470,11 +1470,11 @@
           <w:color w:val="000000"/>
           <w:kern w:val="0"/>
           <w:lang w:eastAsia="es-ES"/>
-          <w14:ligatures w14:val="none"/>
-        </w:rPr>
-      </w:pPr>
-    </w:p>
-    <w:p>
+          <ns2:ligatures ns2:val="none"/>
+        </w:rPr>
+      </w:pPr>
+    </w:p>
+    <w:p ns2:paraId="36767DF7" ns2:textId="2EF137AA">
       <w:pPr>
         <w:pStyle w:val="Prrafodelista"/>
         <w:numPr>
@@ -1493,16 +1493,16 @@
           <w:color w:val="000000"/>
           <w:kern w:val="0"/>
           <w:lang w:eastAsia="es-ES"/>
-          <w14:ligatures w14:val="none"/>
-        </w:rPr>
-      </w:pPr>
-      <w:r>
-        <w:rPr>
-          <w:rFonts w:ascii="Arial Narrow" w:eastAsia="Times New Roman" w:hAnsi="Arial Narrow" w:cs="Arial"/>
-          <w:color w:val="000000"/>
-          <w:kern w:val="0"/>
-          <w:lang w:eastAsia="es-ES"/>
-          <w14:ligatures w14:val="none"/>
+          <ns2:ligatures ns2:val="none"/>
+        </w:rPr>
+      </w:pPr>
+      <w:r>
+        <w:rPr>
+          <w:rFonts w:ascii="Arial Narrow" w:eastAsia="Times New Roman" w:hAnsi="Arial Narrow" w:cs="Arial"/>
+          <w:color w:val="000000"/>
+          <w:kern w:val="0"/>
+          <w:lang w:eastAsia="es-ES"/>
+          <ns2:ligatures ns2:val="none"/>
         </w:rPr>
         <w:t xml:space="preserve">El 22 de agosto del 2024, se realizó un tercer descuento por el importe de S/ 114,05 de la cuenta de </w:t>
       </w:r>
@@ -1512,7 +1512,7 @@
           <w:color w:val="000000"/>
           <w:kern w:val="0"/>
           <w:lang w:eastAsia="es-ES"/>
-          <w14:ligatures w14:val="none"/>
+          <ns2:ligatures ns2:val="none"/>
         </w:rPr>
         <w:t xml:space="preserve">ahorro en soles de Interbank </w:t>
       </w:r>
@@ -1522,12 +1522,12 @@
           <w:color w:val="000000"/>
           <w:kern w:val="0"/>
           <w:lang w:eastAsia="es-ES"/>
-          <w14:ligatures w14:val="none"/>
+          <ns2:ligatures ns2:val="none"/>
         </w:rPr>
         <w:t>por el pago de la prima mensual del Seguro de Vida, identificado con el código de transacción PA-760004301.</w:t>
       </w:r>
     </w:p>
-    <w:p>
+    <w:p ns2:paraId="52F74E04" ns2:textId="77777777">
       <w:pPr>
         <w:pStyle w:val="Prrafodelista"/>
         <w:spacing w:line="240" w:lineRule="auto"/>
@@ -1536,11 +1536,11 @@
           <w:color w:val="000000"/>
           <w:kern w:val="0"/>
           <w:lang w:eastAsia="es-ES"/>
-          <w14:ligatures w14:val="none"/>
-        </w:rPr>
-      </w:pPr>
-    </w:p>
-    <w:p>
+          <ns2:ligatures ns2:val="none"/>
+        </w:rPr>
+      </w:pPr>
+    </w:p>
+    <w:p ns2:paraId="4629F70B" ns2:textId="5DEEEF8A">
       <w:pPr>
         <w:pStyle w:val="Prrafodelista"/>
         <w:numPr>
@@ -1559,16 +1559,16 @@
           <w:color w:val="000000"/>
           <w:kern w:val="0"/>
           <w:lang w:eastAsia="es-ES"/>
-          <w14:ligatures w14:val="none"/>
-        </w:rPr>
-      </w:pPr>
-      <w:r>
-        <w:rPr>
-          <w:rFonts w:ascii="Arial Narrow" w:eastAsia="Times New Roman" w:hAnsi="Arial Narrow" w:cs="Arial"/>
-          <w:color w:val="000000"/>
-          <w:kern w:val="0"/>
-          <w:lang w:eastAsia="es-ES"/>
-          <w14:ligatures w14:val="none"/>
+          <ns2:ligatures ns2:val="none"/>
+        </w:rPr>
+      </w:pPr>
+      <w:r>
+        <w:rPr>
+          <w:rFonts w:ascii="Arial Narrow" w:eastAsia="Times New Roman" w:hAnsi="Arial Narrow" w:cs="Arial"/>
+          <w:color w:val="000000"/>
+          <w:kern w:val="0"/>
+          <w:lang w:eastAsia="es-ES"/>
+          <ns2:ligatures ns2:val="none"/>
         </w:rPr>
         <w:t>El 22 de setiembre del 2024, se realizó un cuar</w:t>
       </w:r>
@@ -1578,7 +1578,7 @@
           <w:color w:val="000000"/>
           <w:kern w:val="0"/>
           <w:lang w:eastAsia="es-ES"/>
-          <w14:ligatures w14:val="none"/>
+          <ns2:ligatures ns2:val="none"/>
         </w:rPr>
         <w:t>t</w:t>
       </w:r>
@@ -1588,7 +1588,7 @@
           <w:color w:val="000000"/>
           <w:kern w:val="0"/>
           <w:lang w:eastAsia="es-ES"/>
-          <w14:ligatures w14:val="none"/>
+          <ns2:ligatures ns2:val="none"/>
         </w:rPr>
         <w:t xml:space="preserve">o descuento por el importe de S/ 114,05 de la cuenta de </w:t>
       </w:r>
@@ -1598,7 +1598,7 @@
           <w:color w:val="000000"/>
           <w:kern w:val="0"/>
           <w:lang w:eastAsia="es-ES"/>
-          <w14:ligatures w14:val="none"/>
+          <ns2:ligatures ns2:val="none"/>
         </w:rPr>
         <w:t xml:space="preserve">ahorro en soles de Interbank </w:t>
       </w:r>
@@ -1608,7 +1608,7 @@
           <w:color w:val="000000"/>
           <w:kern w:val="0"/>
           <w:lang w:eastAsia="es-ES"/>
-          <w14:ligatures w14:val="none"/>
+          <ns2:ligatures ns2:val="none"/>
         </w:rPr>
         <w:t>por el pago de la prima mensual del Seguro de Vida, identificado con el código de transacción PA-760004301.</w:t>
       </w:r>
@@ -1618,12 +1618,12 @@
           <w:color w:val="000000"/>
           <w:kern w:val="0"/>
           <w:lang w:eastAsia="es-ES"/>
-          <w14:ligatures w14:val="none"/>
+          <ns2:ligatures ns2:val="none"/>
         </w:rPr>
         <w:t xml:space="preserve"> </w:t>
       </w:r>
     </w:p>
-    <w:p>
+    <w:p ns2:paraId="6EF7ED4D" ns2:textId="77777777">
       <w:pPr>
         <w:pStyle w:val="Prrafodelista"/>
         <w:tabs>
@@ -1637,11 +1637,11 @@
           <w:color w:val="000000"/>
           <w:kern w:val="0"/>
           <w:lang w:eastAsia="es-ES"/>
-          <w14:ligatures w14:val="none"/>
-        </w:rPr>
-      </w:pPr>
-    </w:p>
-    <w:p>
+          <ns2:ligatures ns2:val="none"/>
+        </w:rPr>
+      </w:pPr>
+    </w:p>
+    <w:p ns2:paraId="323B9A4B" ns2:textId="557B3937">
       <w:pPr>
         <w:pStyle w:val="Prrafodelista"/>
         <w:numPr>
@@ -1660,16 +1660,16 @@
           <w:color w:val="000000"/>
           <w:kern w:val="0"/>
           <w:lang w:eastAsia="es-ES"/>
-          <w14:ligatures w14:val="none"/>
-        </w:rPr>
-      </w:pPr>
-      <w:r>
-        <w:rPr>
-          <w:rFonts w:ascii="Arial Narrow" w:eastAsia="Times New Roman" w:hAnsi="Arial Narrow" w:cs="Arial"/>
-          <w:color w:val="000000"/>
-          <w:kern w:val="0"/>
-          <w:lang w:eastAsia="es-ES"/>
-          <w14:ligatures w14:val="none"/>
+          <ns2:ligatures ns2:val="none"/>
+        </w:rPr>
+      </w:pPr>
+      <w:r>
+        <w:rPr>
+          <w:rFonts w:ascii="Arial Narrow" w:eastAsia="Times New Roman" w:hAnsi="Arial Narrow" w:cs="Arial"/>
+          <w:color w:val="000000"/>
+          <w:kern w:val="0"/>
+          <w:lang w:eastAsia="es-ES"/>
+          <ns2:ligatures ns2:val="none"/>
         </w:rPr>
         <w:t xml:space="preserve">El 30 de octubre del 2024, acudió a </w:t>
       </w:r>
@@ -1679,7 +1679,7 @@
           <w:color w:val="000000"/>
           <w:kern w:val="0"/>
           <w:lang w:eastAsia="es-ES"/>
-          <w14:ligatures w14:val="none"/>
+          <ns2:ligatures ns2:val="none"/>
         </w:rPr>
         <w:t>las oficinas de Interbank</w:t>
       </w:r>
@@ -1689,7 +1689,7 @@
           <w:color w:val="000000"/>
           <w:kern w:val="0"/>
           <w:lang w:eastAsia="es-ES"/>
-          <w14:ligatures w14:val="none"/>
+          <ns2:ligatures ns2:val="none"/>
         </w:rPr>
         <w:t xml:space="preserve"> para verificar el estado de su cuenta, oportunidad en la que fue informada de </w:t>
       </w:r>
@@ -1699,7 +1699,7 @@
           <w:color w:val="000000"/>
           <w:kern w:val="0"/>
           <w:lang w:eastAsia="es-ES"/>
-          <w14:ligatures w14:val="none"/>
+          <ns2:ligatures ns2:val="none"/>
         </w:rPr>
         <w:t>los cuatro (4) descuentos mensuales automáticos</w:t>
       </w:r>
@@ -1709,7 +1709,7 @@
           <w:color w:val="000000"/>
           <w:kern w:val="0"/>
           <w:lang w:eastAsia="es-ES"/>
-          <w14:ligatures w14:val="none"/>
+          <ns2:ligatures ns2:val="none"/>
         </w:rPr>
         <w:t xml:space="preserve"> de su cuenta de ahorro en soles </w:t>
       </w:r>
@@ -1719,7 +1719,7 @@
           <w:color w:val="000000"/>
           <w:kern w:val="0"/>
           <w:lang w:eastAsia="es-ES"/>
-          <w14:ligatures w14:val="none"/>
+          <ns2:ligatures ns2:val="none"/>
         </w:rPr>
         <w:t>por el importe de S/ 114,05 cada uno por el pago de la prima mensual del Seguro de Vida, acumulando un total de S/ 456,20, sin su autorización</w:t>
       </w:r>
@@ -1729,7 +1729,7 @@
           <w:color w:val="000000"/>
           <w:kern w:val="0"/>
           <w:lang w:eastAsia="es-ES"/>
-          <w14:ligatures w14:val="none"/>
+          <ns2:ligatures ns2:val="none"/>
         </w:rPr>
         <w:t>.</w:t>
       </w:r>
@@ -1739,7 +1739,7 @@
           <w:color w:val="000000"/>
           <w:kern w:val="0"/>
           <w:lang w:eastAsia="es-ES"/>
-          <w14:ligatures w14:val="none"/>
+          <ns2:ligatures ns2:val="none"/>
         </w:rPr>
         <w:t xml:space="preserve"> </w:t>
       </w:r>
@@ -1749,12 +1749,12 @@
           <w:color w:val="000000"/>
           <w:kern w:val="0"/>
           <w:lang w:eastAsia="es-ES"/>
-          <w14:ligatures w14:val="none"/>
+          <ns2:ligatures ns2:val="none"/>
         </w:rPr>
         <w:t xml:space="preserve"> </w:t>
       </w:r>
     </w:p>
-    <w:p>
+    <w:p ns2:paraId="339AFB99" ns2:textId="77777777">
       <w:pPr>
         <w:pStyle w:val="Prrafodelista"/>
         <w:spacing w:line="240" w:lineRule="auto"/>
@@ -1763,11 +1763,11 @@
           <w:color w:val="000000"/>
           <w:kern w:val="0"/>
           <w:lang w:eastAsia="es-ES"/>
-          <w14:ligatures w14:val="none"/>
-        </w:rPr>
-      </w:pPr>
-    </w:p>
-    <w:p>
+          <ns2:ligatures ns2:val="none"/>
+        </w:rPr>
+      </w:pPr>
+    </w:p>
+    <w:p ns2:paraId="3F84C171" ns2:textId="00D239EC">
       <w:pPr>
         <w:pStyle w:val="Prrafodelista"/>
         <w:numPr>
@@ -1786,16 +1786,16 @@
           <w:color w:val="000000"/>
           <w:kern w:val="0"/>
           <w:lang w:eastAsia="es-ES"/>
-          <w14:ligatures w14:val="none"/>
-        </w:rPr>
-      </w:pPr>
-      <w:r>
-        <w:rPr>
-          <w:rFonts w:ascii="Arial Narrow" w:eastAsia="Times New Roman" w:hAnsi="Arial Narrow" w:cs="Arial"/>
-          <w:color w:val="000000"/>
-          <w:kern w:val="0"/>
-          <w:lang w:eastAsia="es-ES"/>
-          <w14:ligatures w14:val="none"/>
+          <ns2:ligatures ns2:val="none"/>
+        </w:rPr>
+      </w:pPr>
+      <w:r>
+        <w:rPr>
+          <w:rFonts w:ascii="Arial Narrow" w:eastAsia="Times New Roman" w:hAnsi="Arial Narrow" w:cs="Arial"/>
+          <w:color w:val="000000"/>
+          <w:kern w:val="0"/>
+          <w:lang w:eastAsia="es-ES"/>
+          <ns2:ligatures ns2:val="none"/>
         </w:rPr>
         <w:t xml:space="preserve">Un </w:t>
       </w:r>
@@ -1805,7 +1805,7 @@
           <w:color w:val="000000"/>
           <w:kern w:val="0"/>
           <w:lang w:eastAsia="es-ES"/>
-          <w14:ligatures w14:val="none"/>
+          <ns2:ligatures ns2:val="none"/>
         </w:rPr>
         <w:t>representante de Interbank le alertó que su tarjeta de ahorro en soles tenía vigencia hasta julio del 2028, señalándome que le descontarían los importes de las primas del Seguro de Vida hasta esa fecha y aunque no tuviese saldo en su cuenta se generarían devengados por cobrar por parte de Interseguro; por ese motivo decidió cancelar su cuenta de ahorro en soles</w:t>
       </w:r>
@@ -1815,7 +1815,7 @@
           <w:color w:val="000000"/>
           <w:kern w:val="0"/>
           <w:lang w:eastAsia="es-ES"/>
-          <w14:ligatures w14:val="none"/>
+          <ns2:ligatures ns2:val="none"/>
         </w:rPr>
         <w:t xml:space="preserve"> </w:t>
       </w:r>
@@ -1825,12 +1825,12 @@
           <w:color w:val="000000"/>
           <w:kern w:val="0"/>
           <w:lang w:eastAsia="es-ES"/>
-          <w14:ligatures w14:val="none"/>
+          <ns2:ligatures ns2:val="none"/>
         </w:rPr>
         <w:t>de Interbank.</w:t>
       </w:r>
     </w:p>
-    <w:p>
+    <w:p ns2:paraId="62FDD4E1" ns2:textId="77777777">
       <w:pPr>
         <w:pStyle w:val="Prrafodelista"/>
         <w:spacing w:line="240" w:lineRule="auto"/>
@@ -1839,11 +1839,11 @@
           <w:color w:val="000000"/>
           <w:kern w:val="0"/>
           <w:lang w:eastAsia="es-ES"/>
-          <w14:ligatures w14:val="none"/>
-        </w:rPr>
-      </w:pPr>
-    </w:p>
-    <w:p>
+          <ns2:ligatures ns2:val="none"/>
+        </w:rPr>
+      </w:pPr>
+    </w:p>
+    <w:p ns2:paraId="017FCA4C" ns2:textId="0DF710D1">
       <w:pPr>
         <w:pStyle w:val="Prrafodelista"/>
         <w:numPr>
@@ -1862,16 +1862,16 @@
           <w:color w:val="000000"/>
           <w:kern w:val="0"/>
           <w:lang w:eastAsia="es-ES"/>
-          <w14:ligatures w14:val="none"/>
-        </w:rPr>
-      </w:pPr>
-      <w:r>
-        <w:rPr>
-          <w:rFonts w:ascii="Arial Narrow" w:eastAsia="Times New Roman" w:hAnsi="Arial Narrow" w:cs="Arial"/>
-          <w:color w:val="000000"/>
-          <w:kern w:val="0"/>
-          <w:lang w:eastAsia="es-ES"/>
-          <w14:ligatures w14:val="none"/>
+          <ns2:ligatures ns2:val="none"/>
+        </w:rPr>
+      </w:pPr>
+      <w:r>
+        <w:rPr>
+          <w:rFonts w:ascii="Arial Narrow" w:eastAsia="Times New Roman" w:hAnsi="Arial Narrow" w:cs="Arial"/>
+          <w:color w:val="000000"/>
+          <w:kern w:val="0"/>
+          <w:lang w:eastAsia="es-ES"/>
+          <ns2:ligatures ns2:val="none"/>
         </w:rPr>
         <w:t xml:space="preserve">Posteriormente, realizó reclamos telefónicos solicitando la devolución de los montos debitados, ocasión en la que la representante de Interseguro, la señora [APELLIDO] , le indicó que se devolverían los importes descontados, devolución que no se concretó.</w:t>
       </w:r>
@@ -1881,7 +1881,7 @@
           <w:color w:val="000000"/>
           <w:kern w:val="0"/>
           <w:lang w:eastAsia="es-ES"/>
-          <w14:ligatures w14:val="none"/>
+          <ns2:ligatures ns2:val="none"/>
         </w:rPr>
         <w:t/>
       </w:r>
@@ -1891,7 +1891,7 @@
           <w:color w:val="000000"/>
           <w:kern w:val="0"/>
           <w:lang w:eastAsia="es-ES"/>
-          <w14:ligatures w14:val="none"/>
+          <ns2:ligatures ns2:val="none"/>
         </w:rPr>
         <w:t xml:space="preserve"/>
       </w:r>
@@ -1901,12 +1901,12 @@
           <w:color w:val="000000"/>
           <w:kern w:val="0"/>
           <w:lang w:eastAsia="es-ES"/>
-          <w14:ligatures w14:val="none"/>
+          <ns2:ligatures ns2:val="none"/>
         </w:rPr>
         <w:t/>
       </w:r>
     </w:p>
-    <w:p>
+    <w:p ns2:paraId="1E80715F" ns2:textId="77777777">
       <w:pPr>
         <w:pStyle w:val="Prrafodelista"/>
         <w:spacing w:line="240" w:lineRule="auto"/>
@@ -1915,11 +1915,11 @@
           <w:color w:val="000000"/>
           <w:kern w:val="0"/>
           <w:lang w:eastAsia="es-ES"/>
-          <w14:ligatures w14:val="none"/>
-        </w:rPr>
-      </w:pPr>
-    </w:p>
-    <w:p>
+          <ns2:ligatures ns2:val="none"/>
+        </w:rPr>
+      </w:pPr>
+    </w:p>
+    <w:p ns2:paraId="2F9CF7F5" ns2:textId="7BF3BFEB">
       <w:pPr>
         <w:pStyle w:val="Prrafodelista"/>
         <w:numPr>
@@ -1938,16 +1938,16 @@
           <w:color w:val="000000"/>
           <w:kern w:val="0"/>
           <w:lang w:eastAsia="es-ES"/>
-          <w14:ligatures w14:val="none"/>
-        </w:rPr>
-      </w:pPr>
-      <w:r>
-        <w:rPr>
-          <w:rFonts w:ascii="Arial Narrow" w:eastAsia="Times New Roman" w:hAnsi="Arial Narrow" w:cs="Arial"/>
-          <w:color w:val="000000"/>
-          <w:kern w:val="0"/>
-          <w:lang w:eastAsia="es-ES"/>
-          <w14:ligatures w14:val="none"/>
+          <ns2:ligatures ns2:val="none"/>
+        </w:rPr>
+      </w:pPr>
+      <w:r>
+        <w:rPr>
+          <w:rFonts w:ascii="Arial Narrow" w:eastAsia="Times New Roman" w:hAnsi="Arial Narrow" w:cs="Arial"/>
+          <w:color w:val="000000"/>
+          <w:kern w:val="0"/>
+          <w:lang w:eastAsia="es-ES"/>
+          <ns2:ligatures ns2:val="none"/>
         </w:rPr>
         <w:t xml:space="preserve">El 15 de noviembre del 2024, </w:t>
       </w:r>
@@ -1957,7 +1957,7 @@
           <w:color w:val="000000"/>
           <w:kern w:val="0"/>
           <w:lang w:eastAsia="es-ES"/>
-          <w14:ligatures w14:val="none"/>
+          <ns2:ligatures ns2:val="none"/>
         </w:rPr>
         <w:t>solicitó</w:t>
       </w:r>
@@ -1967,7 +1967,7 @@
           <w:color w:val="000000"/>
           <w:kern w:val="0"/>
           <w:lang w:eastAsia="es-ES"/>
-          <w14:ligatures w14:val="none"/>
+          <ns2:ligatures ns2:val="none"/>
         </w:rPr>
         <w:t xml:space="preserve"> a </w:t>
       </w:r>
@@ -1977,7 +1977,7 @@
           <w:color w:val="000000"/>
           <w:kern w:val="0"/>
           <w:lang w:eastAsia="es-ES"/>
-          <w14:ligatures w14:val="none"/>
+          <ns2:ligatures ns2:val="none"/>
         </w:rPr>
         <w:t xml:space="preserve">Interseguro </w:t>
       </w:r>
@@ -1987,7 +1987,7 @@
           <w:color w:val="000000"/>
           <w:kern w:val="0"/>
           <w:lang w:eastAsia="es-ES"/>
-          <w14:ligatures w14:val="none"/>
+          <ns2:ligatures ns2:val="none"/>
         </w:rPr>
         <w:t xml:space="preserve">la devolución de los descuentos, </w:t>
       </w:r>
@@ -1997,7 +1997,7 @@
           <w:color w:val="000000"/>
           <w:kern w:val="0"/>
           <w:lang w:eastAsia="es-ES"/>
-          <w14:ligatures w14:val="none"/>
+          <ns2:ligatures ns2:val="none"/>
         </w:rPr>
         <w:t>y la compañía aseguradora</w:t>
       </w:r>
@@ -2007,7 +2007,7 @@
           <w:color w:val="000000"/>
           <w:kern w:val="0"/>
           <w:lang w:eastAsia="es-ES"/>
-          <w14:ligatures w14:val="none"/>
+          <ns2:ligatures ns2:val="none"/>
         </w:rPr>
         <w:t xml:space="preserve"> </w:t>
       </w:r>
@@ -2017,7 +2017,7 @@
           <w:color w:val="000000"/>
           <w:kern w:val="0"/>
           <w:lang w:eastAsia="es-ES"/>
-          <w14:ligatures w14:val="none"/>
+          <ns2:ligatures ns2:val="none"/>
         </w:rPr>
         <w:t>gestionó la solicitud de desafiliación</w:t>
       </w:r>
@@ -2027,7 +2027,7 @@
           <w:color w:val="000000"/>
           <w:kern w:val="0"/>
           <w:lang w:eastAsia="es-ES"/>
-          <w14:ligatures w14:val="none"/>
+          <ns2:ligatures ns2:val="none"/>
         </w:rPr>
         <w:t xml:space="preserve"> 97351 correspondiente a la desafiliación del método de pago automático.</w:t>
       </w:r>
@@ -2037,7 +2037,7 @@
           <w:color w:val="000000"/>
           <w:kern w:val="0"/>
           <w:lang w:eastAsia="es-ES"/>
-          <w14:ligatures w14:val="none"/>
+          <ns2:ligatures ns2:val="none"/>
         </w:rPr>
         <w:t xml:space="preserve"> El mismo día</w:t>
       </w:r>
@@ -2047,7 +2047,7 @@
           <w:color w:val="000000"/>
           <w:kern w:val="0"/>
           <w:lang w:eastAsia="es-ES"/>
-          <w14:ligatures w14:val="none"/>
+          <ns2:ligatures ns2:val="none"/>
         </w:rPr>
         <w:t xml:space="preserve">, se remitieron a su correo electrónico documentos vinculados a la atención de Interseguro, incluyendo </w:t>
       </w:r>
@@ -2057,7 +2057,7 @@
           <w:color w:val="000000"/>
           <w:kern w:val="0"/>
           <w:lang w:eastAsia="es-ES"/>
-          <w14:ligatures w14:val="none"/>
+          <ns2:ligatures ns2:val="none"/>
         </w:rPr>
         <w:t>documentos</w:t>
       </w:r>
@@ -2067,7 +2067,7 @@
           <w:color w:val="000000"/>
           <w:kern w:val="0"/>
           <w:lang w:eastAsia="es-ES"/>
-          <w14:ligatures w14:val="none"/>
+          <ns2:ligatures ns2:val="none"/>
         </w:rPr>
         <w:t xml:space="preserve"> contractuales </w:t>
       </w:r>
@@ -2077,7 +2077,7 @@
           <w:color w:val="000000"/>
           <w:kern w:val="0"/>
           <w:lang w:eastAsia="es-ES"/>
-          <w14:ligatures w14:val="none"/>
+          <ns2:ligatures ns2:val="none"/>
         </w:rPr>
         <w:t xml:space="preserve">del Seguro de Vida </w:t>
       </w:r>
@@ -2087,7 +2087,7 @@
           <w:color w:val="000000"/>
           <w:kern w:val="0"/>
           <w:lang w:eastAsia="es-ES"/>
-          <w14:ligatures w14:val="none"/>
+          <ns2:ligatures ns2:val="none"/>
         </w:rPr>
         <w:t xml:space="preserve">sin que conste </w:t>
       </w:r>
@@ -2097,7 +2097,7 @@
           <w:color w:val="000000"/>
           <w:kern w:val="0"/>
           <w:lang w:eastAsia="es-ES"/>
-          <w14:ligatures w14:val="none"/>
+          <ns2:ligatures ns2:val="none"/>
         </w:rPr>
         <w:t xml:space="preserve">su </w:t>
       </w:r>
@@ -2107,12 +2107,12 @@
           <w:color w:val="000000"/>
           <w:kern w:val="0"/>
           <w:lang w:eastAsia="es-ES"/>
-          <w14:ligatures w14:val="none"/>
+          <ns2:ligatures ns2:val="none"/>
         </w:rPr>
         <w:t>firma.</w:t>
       </w:r>
     </w:p>
-    <w:p>
+    <w:p ns2:paraId="33E14FF7" ns2:textId="77777777">
       <w:pPr>
         <w:tabs>
           <w:tab w:val="left" w:pos="1134"/>
@@ -2124,11 +2124,11 @@
           <w:color w:val="000000"/>
           <w:kern w:val="0"/>
           <w:lang w:eastAsia="es-ES"/>
-          <w14:ligatures w14:val="none"/>
-        </w:rPr>
-      </w:pPr>
-    </w:p>
-    <w:p>
+          <ns2:ligatures ns2:val="none"/>
+        </w:rPr>
+      </w:pPr>
+    </w:p>
+    <w:p ns2:paraId="65C58807" ns2:textId="162125CD">
       <w:pPr>
         <w:numPr>
           <w:ilvl w:val="1"/>
@@ -2146,7 +2146,7 @@
           <w:color w:val="000000"/>
           <w:kern w:val="0"/>
           <w:lang w:val="es-ES" w:eastAsia="es-ES"/>
-          <w14:ligatures w14:val="none"/>
+          <ns2:ligatures ns2:val="none"/>
         </w:rPr>
       </w:pPr>
       <w:r>
@@ -2155,7 +2155,7 @@
           <w:color w:val="000000"/>
           <w:kern w:val="0"/>
           <w:lang w:val="es-ES" w:eastAsia="es-ES"/>
-          <w14:ligatures w14:val="none"/>
+          <ns2:ligatures ns2:val="none"/>
         </w:rPr>
         <w:t xml:space="preserve">La señora [APELLIDO] solicitó, en calidad de medida correctiva, que Interseguro cumpla con: (i) realizar la devolución de los descuentos de su cuenta de ahorro en soles por los cobros de las primas del Seguro de Vida; (ii) emitir un documento que acredite la cancelación de afiliación del método de pago automático del Seguro de Vida. Asimismo, no requirió el reembolso de costos y costas del presente procedimiento. </w:t>
       </w:r>
@@ -2163,7 +2163,7 @@
         <w:rPr>
           <w:rFonts w:ascii="Arial Narrow" w:eastAsia="Calibri" w:hAnsi="Arial Narrow" w:cs="Arial"/>
           <w:kern w:val="0"/>
-          <w14:ligatures w14:val="none"/>
+          <ns2:ligatures ns2:val="none"/>
         </w:rPr>
         <w:t xml:space="preserve"/>
       </w:r>
@@ -2173,7 +2173,7 @@
           <w:color w:val="000000"/>
           <w:kern w:val="0"/>
           <w:lang w:val="es-ES" w:eastAsia="es-ES"/>
-          <w14:ligatures w14:val="none"/>
+          <ns2:ligatures ns2:val="none"/>
         </w:rPr>
         <w:t xml:space="preserve"/>
       </w:r>
@@ -2183,7 +2183,7 @@
           <w:color w:val="000000"/>
           <w:kern w:val="0"/>
           <w:lang w:val="es-ES" w:eastAsia="es-ES"/>
-          <w14:ligatures w14:val="none"/>
+          <ns2:ligatures ns2:val="none"/>
         </w:rPr>
         <w:t xml:space="preserve"/>
       </w:r>
@@ -2193,7 +2193,7 @@
           <w:color w:val="000000"/>
           <w:kern w:val="0"/>
           <w:lang w:val="es-ES" w:eastAsia="es-ES"/>
-          <w14:ligatures w14:val="none"/>
+          <ns2:ligatures ns2:val="none"/>
         </w:rPr>
         <w:t xml:space="preserve"/>
       </w:r>
@@ -2203,7 +2203,7 @@
           <w:color w:val="000000"/>
           <w:kern w:val="0"/>
           <w:lang w:val="es-ES" w:eastAsia="es-ES"/>
-          <w14:ligatures w14:val="none"/>
+          <ns2:ligatures ns2:val="none"/>
         </w:rPr>
         <w:t/>
       </w:r>
@@ -2213,7 +2213,7 @@
           <w:color w:val="000000"/>
           <w:kern w:val="0"/>
           <w:lang w:val="es-ES" w:eastAsia="es-ES"/>
-          <w14:ligatures w14:val="none"/>
+          <ns2:ligatures ns2:val="none"/>
         </w:rPr>
         <w:t xml:space="preserve"/>
       </w:r>
@@ -2223,7 +2223,7 @@
           <w:color w:val="000000"/>
           <w:kern w:val="0"/>
           <w:lang w:eastAsia="es-ES"/>
-          <w14:ligatures w14:val="none"/>
+          <ns2:ligatures ns2:val="none"/>
         </w:rPr>
         <w:t/>
       </w:r>
@@ -2233,7 +2233,7 @@
           <w:color w:val="000000"/>
           <w:kern w:val="0"/>
           <w:lang w:val="es-ES" w:eastAsia="es-ES"/>
-          <w14:ligatures w14:val="none"/>
+          <ns2:ligatures ns2:val="none"/>
         </w:rPr>
         <w:t xml:space="preserve"/>
       </w:r>
@@ -2243,7 +2243,7 @@
           <w:color w:val="000000"/>
           <w:kern w:val="0"/>
           <w:lang w:eastAsia="es-ES"/>
-          <w14:ligatures w14:val="none"/>
+          <ns2:ligatures ns2:val="none"/>
         </w:rPr>
         <w:t/>
       </w:r>
@@ -2253,7 +2253,7 @@
           <w:color w:val="000000"/>
           <w:kern w:val="0"/>
           <w:lang w:val="es-ES" w:eastAsia="es-ES"/>
-          <w14:ligatures w14:val="none"/>
+          <ns2:ligatures ns2:val="none"/>
         </w:rPr>
         <w:t xml:space="preserve"/>
       </w:r>
@@ -2263,7 +2263,7 @@
           <w:color w:val="000000"/>
           <w:kern w:val="0"/>
           <w:lang w:val="es-ES" w:eastAsia="es-ES"/>
-          <w14:ligatures w14:val="none"/>
+          <ns2:ligatures ns2:val="none"/>
         </w:rPr>
         <w:t xml:space="preserve"/>
       </w:r>
@@ -2273,7 +2273,7 @@
           <w:color w:val="000000"/>
           <w:kern w:val="0"/>
           <w:lang w:val="es-ES" w:eastAsia="es-ES"/>
-          <w14:ligatures w14:val="none"/>
+          <ns2:ligatures ns2:val="none"/>
         </w:rPr>
         <w:t/>
       </w:r>
@@ -2283,12 +2283,12 @@
           <w:color w:val="000000"/>
           <w:kern w:val="0"/>
           <w:lang w:val="es-ES" w:eastAsia="es-ES"/>
-          <w14:ligatures w14:val="none"/>
+          <ns2:ligatures ns2:val="none"/>
         </w:rPr>
         <w:t xml:space="preserve"/>
       </w:r>
     </w:p>
-    <w:p>
+    <w:p ns2:paraId="66005174" ns2:textId="77777777">
       <w:pPr>
         <w:spacing w:after="0" w:line="240" w:lineRule="auto"/>
         <w:contextualSpacing/>
@@ -2299,11 +2299,11 @@
           <w:color w:val="000000"/>
           <w:kern w:val="0"/>
           <w:lang w:eastAsia="es-PE"/>
-          <w14:ligatures w14:val="none"/>
-        </w:rPr>
-      </w:pPr>
-    </w:p>
-    <w:p>
+          <ns2:ligatures ns2:val="none"/>
+        </w:rPr>
+      </w:pPr>
+    </w:p>
+    <w:p ns2:paraId="3541B1F9" ns2:textId="77777777">
       <w:pPr>
         <w:pStyle w:val="Prrafodelista"/>
         <w:numPr>
@@ -2323,22 +2323,22 @@
           <w:color w:val="000000"/>
           <w:kern w:val="0"/>
           <w:lang w:eastAsia="es-PE"/>
-          <w14:ligatures w14:val="none"/>
-        </w:rPr>
-      </w:pPr>
-      <w:r>
-        <w:rPr>
-          <w:rFonts w:ascii="Arial Narrow" w:eastAsia="Arial Narrow" w:hAnsi="Arial Narrow" w:cs="Arial Narrow"/>
-          <w:b/>
-          <w:color w:val="000000"/>
-          <w:kern w:val="0"/>
-          <w:lang w:eastAsia="es-PE"/>
-          <w14:ligatures w14:val="none"/>
+          <ns2:ligatures ns2:val="none"/>
+        </w:rPr>
+      </w:pPr>
+      <w:r>
+        <w:rPr>
+          <w:rFonts w:ascii="Arial Narrow" w:eastAsia="Arial Narrow" w:hAnsi="Arial Narrow" w:cs="Arial Narrow"/>
+          <w:b/>
+          <w:color w:val="000000"/>
+          <w:kern w:val="0"/>
+          <w:lang w:eastAsia="es-PE"/>
+          <ns2:ligatures ns2:val="none"/>
         </w:rPr>
         <w:t>DE LA ADMISIÓN A TRÁMITE DE LA DENUNCIA</w:t>
       </w:r>
     </w:p>
-    <w:p>
+    <w:p ns2:paraId="34556756" ns2:textId="77777777">
       <w:pPr>
         <w:spacing w:after="0" w:line="240" w:lineRule="auto"/>
         <w:contextualSpacing/>
@@ -2349,13 +2349,13 @@
           <w:color w:val="000000"/>
           <w:kern w:val="0"/>
           <w:lang w:eastAsia="es-PE"/>
-          <w14:ligatures w14:val="none"/>
+          <ns2:ligatures ns2:val="none"/>
         </w:rPr>
       </w:pPr>
       <w:bookmarkStart w:id="1" w:name="_Hlk212795168"/>
       <w:bookmarkStart w:id="2" w:name="_Hlk218848146"/>
     </w:p>
-    <w:p>
+    <w:p ns2:paraId="75191456" ns2:textId="7A67EC69">
       <w:pPr>
         <w:pStyle w:val="Prrafodelista"/>
         <w:numPr>
@@ -2368,7 +2368,7 @@
         <w:rPr>
           <w:rFonts w:ascii="Arial Narrow" w:eastAsia="Arial Narrow" w:hAnsi="Arial Narrow" w:cs="Arial Narrow"/>
           <w:kern w:val="0"/>
-          <w14:ligatures w14:val="none"/>
+          <ns2:ligatures ns2:val="none"/>
         </w:rPr>
       </w:pPr>
       <w:bookmarkStart w:id="3" w:name="_Hlk140755208"/>
@@ -2380,7 +2380,7 @@
           <w:color w:val="000000"/>
           <w:kern w:val="0"/>
           <w:lang w:eastAsia="es-PE"/>
-          <w14:ligatures w14:val="none"/>
+          <ns2:ligatures ns2:val="none"/>
         </w:rPr>
         <w:t>La Secretaría Técnica de la Comisión de Protección al Consumidor 1 (en adelante, la Secretaría Técnica), en ejercicio de sus facultades</w:t>
       </w:r>
@@ -2393,7 +2393,7 @@
           <w:rFonts w:ascii="Arial Narrow" w:eastAsia="Arial Narrow" w:hAnsi="Arial Narrow" w:cs="Arial Narrow"/>
           <w:kern w:val="0"/>
           <w:vertAlign w:val="superscript"/>
-          <w14:ligatures w14:val="none"/>
+          <ns2:ligatures ns2:val="none"/>
         </w:rPr>
         <w:footnoteReference w:id="3"/>
       </w:r>
@@ -2403,7 +2403,7 @@
           <w:color w:val="000000"/>
           <w:kern w:val="0"/>
           <w:lang w:eastAsia="es-PE"/>
-          <w14:ligatures w14:val="none"/>
+          <ns2:ligatures ns2:val="none"/>
         </w:rPr>
         <w:t xml:space="preserve">, </w:t>
       </w:r>
@@ -2413,7 +2413,7 @@
           <w:color w:val="000000"/>
           <w:kern w:val="0"/>
           <w:lang w:eastAsia="es-PE"/>
-          <w14:ligatures w14:val="none"/>
+          <ns2:ligatures ns2:val="none"/>
         </w:rPr>
         <w:t xml:space="preserve">considera </w:t>
       </w:r>
@@ -2421,7 +2421,7 @@
         <w:rPr>
           <w:rFonts w:ascii="Arial Narrow" w:eastAsia="Arial Narrow" w:hAnsi="Arial Narrow" w:cs="Arial Narrow"/>
           <w:kern w:val="0"/>
-          <w14:ligatures w14:val="none"/>
+          <ns2:ligatures ns2:val="none"/>
         </w:rPr>
         <w:t xml:space="preserve">que el hecho denunciado, </w:t>
       </w:r>
@@ -2430,7 +2430,7 @@
         <w:rPr>
           <w:rFonts w:ascii="Arial Narrow" w:eastAsia="Arial Narrow" w:hAnsi="Arial Narrow" w:cs="Arial Narrow"/>
           <w:kern w:val="0"/>
-          <w14:ligatures w14:val="none"/>
+          <ns2:ligatures ns2:val="none"/>
         </w:rPr>
         <w:t xml:space="preserve">consistente en que </w:t>
       </w:r>
@@ -2439,7 +2439,7 @@
         <w:rPr>
           <w:rFonts w:ascii="Arial Narrow" w:eastAsia="Arial Narrow" w:hAnsi="Arial Narrow" w:cs="Arial Narrow"/>
           <w:kern w:val="0"/>
-          <w14:ligatures w14:val="none"/>
+          <ns2:ligatures ns2:val="none"/>
         </w:rPr>
         <w:t xml:space="preserve">la </w:t>
       </w:r>
@@ -2447,7 +2447,7 @@
         <w:rPr>
           <w:rFonts w:ascii="Arial Narrow" w:eastAsia="Arial Narrow" w:hAnsi="Arial Narrow" w:cs="Arial Narrow"/>
           <w:kern w:val="0"/>
-          <w14:ligatures w14:val="none"/>
+          <ns2:ligatures ns2:val="none"/>
         </w:rPr>
         <w:lastRenderedPageBreak/>
         <w:t>compañía aseguradora habría afiliado de manera indebida, de manera unilateral y sin su consentimiento expreso de la denunciante al Seguro de Vida Free Plus – Póliza 07600043015, generando el descuento de las primas a su cuenta bancaria de Banco Internacional del Perú S.A.A. – Interbank</w:t>
@@ -2456,7 +2456,7 @@
         <w:rPr>
           <w:rFonts w:ascii="Arial Narrow" w:eastAsia="Arial Narrow" w:hAnsi="Arial Narrow" w:cs="Arial Narrow"/>
           <w:kern w:val="0"/>
-          <w14:ligatures w14:val="none"/>
+          <ns2:ligatures ns2:val="none"/>
         </w:rPr>
         <w:t xml:space="preserve">. </w:t>
       </w:r>
@@ -2467,7 +2467,7 @@
           <w:color w:val="000000"/>
           <w:kern w:val="0"/>
           <w:lang w:eastAsia="es-PE"/>
-          <w14:ligatures w14:val="none"/>
+          <ns2:ligatures ns2:val="none"/>
         </w:rPr>
         <w:t xml:space="preserve">Por consiguiente, corresponde calificar el hecho materia de denuncia como una presunta infracción al deber de protección contra los métodos comerciales coercitivos, tipificado en </w:t>
       </w:r>
@@ -2478,7 +2478,7 @@
           <w:kern w:val="0"/>
           <w:shd w:val="clear" w:color="auto" w:fill="FFFFFF"/>
           <w:lang w:eastAsia="es-PE"/>
-          <w14:ligatures w14:val="none"/>
+          <ns2:ligatures ns2:val="none"/>
         </w:rPr>
         <w:t xml:space="preserve">literal b) del artículo 56 </w:t>
       </w:r>
@@ -2489,7 +2489,7 @@
           <w:color w:val="000000"/>
           <w:kern w:val="0"/>
           <w:lang w:eastAsia="es-PE"/>
-          <w14:ligatures w14:val="none"/>
+          <ns2:ligatures ns2:val="none"/>
         </w:rPr>
         <w:t>del Código</w:t>
       </w:r>
@@ -2508,12 +2508,12 @@
           <w:color w:val="000000"/>
           <w:kern w:val="0"/>
           <w:lang w:eastAsia="es-PE"/>
-          <w14:ligatures w14:val="none"/>
+          <ns2:ligatures ns2:val="none"/>
         </w:rPr>
         <w:t xml:space="preserve">. </w:t>
       </w:r>
     </w:p>
-    <w:p>
+    <w:p ns2:paraId="1ACA4CC2" ns2:textId="77777777">
       <w:pPr>
         <w:pStyle w:val="Prrafodelista"/>
         <w:spacing w:after="0" w:line="240" w:lineRule="auto"/>
@@ -2522,11 +2522,11 @@
         <w:rPr>
           <w:rFonts w:ascii="Arial Narrow" w:eastAsia="Arial Narrow" w:hAnsi="Arial Narrow" w:cs="Arial Narrow"/>
           <w:kern w:val="0"/>
-          <w14:ligatures w14:val="none"/>
-        </w:rPr>
-      </w:pPr>
-    </w:p>
-    <w:p>
+          <ns2:ligatures ns2:val="none"/>
+        </w:rPr>
+      </w:pPr>
+    </w:p>
+    <w:p ns2:paraId="135C383A" ns2:textId="513334B1">
       <w:pPr>
         <w:pStyle w:val="Prrafodelista"/>
         <w:numPr>
@@ -2539,14 +2539,14 @@
         <w:rPr>
           <w:rFonts w:ascii="Arial Narrow" w:eastAsia="Arial Narrow" w:hAnsi="Arial Narrow" w:cs="Arial Narrow"/>
           <w:kern w:val="0"/>
-          <w14:ligatures w14:val="none"/>
-        </w:rPr>
-      </w:pPr>
-      <w:r>
-        <w:rPr>
-          <w:rFonts w:ascii="Arial Narrow" w:eastAsia="Arial Narrow" w:hAnsi="Arial Narrow" w:cs="Arial Narrow"/>
-          <w:kern w:val="0"/>
-          <w14:ligatures w14:val="none"/>
+          <ns2:ligatures ns2:val="none"/>
+        </w:rPr>
+      </w:pPr>
+      <w:r>
+        <w:rPr>
+          <w:rFonts w:ascii="Arial Narrow" w:eastAsia="Arial Narrow" w:hAnsi="Arial Narrow" w:cs="Arial Narrow"/>
+          <w:kern w:val="0"/>
+          <ns2:ligatures ns2:val="none"/>
         </w:rPr>
         <w:t xml:space="preserve">Asimismo, la Secretaría Técnica, en ejercicio de sus facultades, </w:t>
       </w:r>
@@ -2556,7 +2556,7 @@
           <w:color w:val="000000"/>
           <w:kern w:val="0"/>
           <w:lang w:eastAsia="es-PE"/>
-          <w14:ligatures w14:val="none"/>
+          <ns2:ligatures ns2:val="none"/>
         </w:rPr>
         <w:t xml:space="preserve">considera </w:t>
       </w:r>
@@ -2564,7 +2564,7 @@
         <w:rPr>
           <w:rFonts w:ascii="Arial Narrow" w:eastAsia="Arial Narrow" w:hAnsi="Arial Narrow" w:cs="Arial Narrow"/>
           <w:kern w:val="0"/>
-          <w14:ligatures w14:val="none"/>
+          <ns2:ligatures ns2:val="none"/>
         </w:rPr>
         <w:t xml:space="preserve">que el hecho denunciado, consistente en que </w:t>
       </w:r>
@@ -2575,7 +2575,7 @@
           <w:kern w:val="0"/>
           <w:shd w:val="clear" w:color="auto" w:fill="FFFFFF"/>
           <w:lang w:eastAsia="es-PE"/>
-          <w14:ligatures w14:val="none"/>
+          <ns2:ligatures ns2:val="none"/>
         </w:rPr>
         <w:t>la compañía aseguradora no habría cumplido con entregar a la denunciante un documento formal sobre la desafiliación del método de pago automático del Seguro de Vida Free Plus – Póliza 07600043015, generando que no pueda tener utilizar sus ahorros de la cuenta bancaria del Banco Internacional del Perú S.A.A. – Interbank</w:t>
       </w:r>
@@ -2583,7 +2583,7 @@
         <w:rPr>
           <w:rFonts w:ascii="Arial Narrow" w:eastAsia="Arial Narrow" w:hAnsi="Arial Narrow" w:cs="Arial Narrow"/>
           <w:kern w:val="0"/>
-          <w14:ligatures w14:val="none"/>
+          <ns2:ligatures ns2:val="none"/>
         </w:rPr>
         <w:t>; involucraría una presunta afectación a sus expectativas, quien no habría encontrado una correspondencia entre lo que esperaba recibir de parte del proveedor y lo que realmente recibió. Por consiguiente, corresponde calificar el hecho materia de denuncia como una presunta infracción al deber de idoneidad, tipificado en los artículos 18</w:t>
       </w:r>
@@ -2593,7 +2593,7 @@
           <w:color w:val="000000"/>
           <w:kern w:val="0"/>
           <w:lang w:eastAsia="es-PE"/>
-          <w14:ligatures w14:val="none"/>
+          <ns2:ligatures ns2:val="none"/>
         </w:rPr>
         <w:t/>
       </w:r>
@@ -2601,7 +2601,7 @@
         <w:rPr>
           <w:rFonts w:ascii="Arial Narrow" w:eastAsia="Arial Narrow" w:hAnsi="Arial Narrow" w:cs="Arial Narrow"/>
           <w:kern w:val="0"/>
-          <w14:ligatures w14:val="none"/>
+          <ns2:ligatures ns2:val="none"/>
         </w:rPr>
         <w:t xml:space="preserve"> y 19</w:t>
       </w:r>
@@ -2611,7 +2611,7 @@
           <w:color w:val="000000"/>
           <w:kern w:val="0"/>
           <w:lang w:eastAsia="es-PE"/>
-          <w14:ligatures w14:val="none"/>
+          <ns2:ligatures ns2:val="none"/>
         </w:rPr>
         <w:t/>
       </w:r>
@@ -2619,7 +2619,7 @@
         <w:rPr>
           <w:rFonts w:ascii="Arial Narrow" w:eastAsia="Arial Narrow" w:hAnsi="Arial Narrow" w:cs="Arial Narrow"/>
           <w:kern w:val="0"/>
-          <w14:ligatures w14:val="none"/>
+          <ns2:ligatures ns2:val="none"/>
         </w:rPr>
         <w:t xml:space="preserve"> del Código</w:t>
       </w:r>
@@ -2629,7 +2629,7 @@
           <w:rFonts w:ascii="Arial Narrow" w:eastAsia="Arial Narrow" w:hAnsi="Arial Narrow" w:cs="Arial"/>
           <w:kern w:val="0"/>
           <w:vertAlign w:val="superscript"/>
-          <w14:ligatures w14:val="none"/>
+          <ns2:ligatures ns2:val="none"/>
         </w:rPr>
         <w:footnoteReference w:id="5"/>
       </w:r>
@@ -2637,23 +2637,23 @@
         <w:rPr>
           <w:rFonts w:ascii="Arial Narrow" w:eastAsia="Arial Narrow" w:hAnsi="Arial Narrow" w:cs="Arial Narrow"/>
           <w:kern w:val="0"/>
-          <w14:ligatures w14:val="none"/>
+          <ns2:ligatures ns2:val="none"/>
         </w:rPr>
         <w:t>.</w:t>
       </w:r>
     </w:p>
-    <w:p>
+    <w:p ns2:paraId="2742D332" ns2:textId="77777777">
       <w:pPr>
         <w:pStyle w:val="Prrafodelista"/>
         <w:spacing w:line="240" w:lineRule="auto"/>
         <w:rPr>
           <w:rFonts w:ascii="Arial Narrow" w:eastAsia="Arial Narrow" w:hAnsi="Arial Narrow" w:cs="Arial Narrow"/>
           <w:kern w:val="0"/>
-          <w14:ligatures w14:val="none"/>
-        </w:rPr>
-      </w:pPr>
-    </w:p>
-    <w:p>
+          <ns2:ligatures ns2:val="none"/>
+        </w:rPr>
+      </w:pPr>
+    </w:p>
+    <w:p ns2:paraId="4AEC4836" ns2:textId="61A545A5">
       <w:pPr>
         <w:pStyle w:val="Prrafodelista"/>
         <w:numPr>
@@ -2666,14 +2666,14 @@
         <w:rPr>
           <w:rFonts w:ascii="Arial Narrow" w:eastAsia="Arial Narrow" w:hAnsi="Arial Narrow" w:cs="Arial Narrow"/>
           <w:kern w:val="0"/>
-          <w14:ligatures w14:val="none"/>
-        </w:rPr>
-      </w:pPr>
-      <w:r>
-        <w:rPr>
-          <w:rFonts w:ascii="Arial Narrow" w:eastAsia="Arial Narrow" w:hAnsi="Arial Narrow" w:cs="Arial Narrow"/>
-          <w:kern w:val="0"/>
-          <w14:ligatures w14:val="none"/>
+          <ns2:ligatures ns2:val="none"/>
+        </w:rPr>
+      </w:pPr>
+      <w:r>
+        <w:rPr>
+          <w:rFonts w:ascii="Arial Narrow" w:eastAsia="Arial Narrow" w:hAnsi="Arial Narrow" w:cs="Arial Narrow"/>
+          <w:kern w:val="0"/>
+          <ns2:ligatures ns2:val="none"/>
         </w:rPr>
         <w:t xml:space="preserve">Adicionalmente, la Secretaría Técnica, en ejercicio de sus facultades, </w:t>
       </w:r>
@@ -2683,7 +2683,7 @@
           <w:color w:val="000000"/>
           <w:kern w:val="0"/>
           <w:lang w:eastAsia="es-PE"/>
-          <w14:ligatures w14:val="none"/>
+          <ns2:ligatures ns2:val="none"/>
         </w:rPr>
         <w:t xml:space="preserve">considera </w:t>
       </w:r>
@@ -2691,7 +2691,7 @@
         <w:rPr>
           <w:rFonts w:ascii="Arial Narrow" w:eastAsia="Arial Narrow" w:hAnsi="Arial Narrow" w:cs="Arial Narrow"/>
           <w:kern w:val="0"/>
-          <w14:ligatures w14:val="none"/>
+          <ns2:ligatures ns2:val="none"/>
         </w:rPr>
         <w:t xml:space="preserve">que el hecho denunciado, consistente en que </w:t>
       </w:r>
@@ -2702,7 +2702,7 @@
           <w:kern w:val="0"/>
           <w:shd w:val="clear" w:color="auto" w:fill="FFFFFF"/>
           <w:lang w:eastAsia="es-PE"/>
-          <w14:ligatures w14:val="none"/>
+          <ns2:ligatures ns2:val="none"/>
         </w:rPr>
         <w:t>el personal de la compañía aseguradora habría generado el 29 de mayo de 2024 una constancia de consentimiento de asesoría sin la autorización ni firma de la denunciante</w:t>
       </w:r>
@@ -2710,7 +2710,7 @@
         <w:rPr>
           <w:rFonts w:ascii="Arial Narrow" w:eastAsia="Arial Narrow" w:hAnsi="Arial Narrow" w:cs="Arial Narrow"/>
           <w:kern w:val="0"/>
-          <w14:ligatures w14:val="none"/>
+          <ns2:ligatures ns2:val="none"/>
         </w:rPr>
         <w:t>; involucraría una presunta afectación a sus expectativas, quien no habría encontrado una correspondencia entre lo que esperaba recibir de parte del proveedor y lo que realmente recibió. Por consiguiente, corresponde calificar el hecho materia de denuncia como una presunta infracción al deber de idoneidad, tipificado en los artículos 18</w:t>
       </w:r>
@@ -2720,7 +2720,7 @@
           <w:color w:val="000000"/>
           <w:kern w:val="0"/>
           <w:lang w:eastAsia="es-PE"/>
-          <w14:ligatures w14:val="none"/>
+          <ns2:ligatures ns2:val="none"/>
         </w:rPr>
         <w:t/>
       </w:r>
@@ -2728,7 +2728,7 @@
         <w:rPr>
           <w:rFonts w:ascii="Arial Narrow" w:eastAsia="Arial Narrow" w:hAnsi="Arial Narrow" w:cs="Arial Narrow"/>
           <w:kern w:val="0"/>
-          <w14:ligatures w14:val="none"/>
+          <ns2:ligatures ns2:val="none"/>
         </w:rPr>
         <w:t xml:space="preserve"> y 19</w:t>
       </w:r>
@@ -2738,7 +2738,7 @@
           <w:color w:val="000000"/>
           <w:kern w:val="0"/>
           <w:lang w:eastAsia="es-PE"/>
-          <w14:ligatures w14:val="none"/>
+          <ns2:ligatures ns2:val="none"/>
         </w:rPr>
         <w:t/>
       </w:r>
@@ -2746,7 +2746,7 @@
         <w:rPr>
           <w:rFonts w:ascii="Arial Narrow" w:eastAsia="Arial Narrow" w:hAnsi="Arial Narrow" w:cs="Arial Narrow"/>
           <w:kern w:val="0"/>
-          <w14:ligatures w14:val="none"/>
+          <ns2:ligatures ns2:val="none"/>
         </w:rPr>
         <w:t xml:space="preserve"> del Código</w:t>
       </w:r>
@@ -2757,22 +2757,22 @@
           <w:color w:val="000000"/>
           <w:kern w:val="0"/>
           <w:lang w:eastAsia="es-PE"/>
-          <w14:ligatures w14:val="none"/>
+          <ns2:ligatures ns2:val="none"/>
         </w:rPr>
         <w:t>.</w:t>
       </w:r>
     </w:p>
-    <w:p>
+    <w:p ns2:paraId="46585107" ns2:textId="77777777">
       <w:pPr>
         <w:pStyle w:val="Prrafodelista"/>
         <w:rPr>
           <w:rFonts w:ascii="Arial Narrow" w:eastAsia="Arial Narrow" w:hAnsi="Arial Narrow" w:cs="Arial Narrow"/>
           <w:kern w:val="0"/>
-          <w14:ligatures w14:val="none"/>
-        </w:rPr>
-      </w:pPr>
-    </w:p>
-    <w:p>
+          <ns2:ligatures ns2:val="none"/>
+        </w:rPr>
+      </w:pPr>
+    </w:p>
+    <w:p ns2:paraId="720AAC50" ns2:textId="148A1872">
       <w:pPr>
         <w:pStyle w:val="Prrafodelista"/>
         <w:numPr>
@@ -2785,14 +2785,14 @@
         <w:rPr>
           <w:rFonts w:ascii="Arial Narrow" w:eastAsia="Arial Narrow" w:hAnsi="Arial Narrow" w:cs="Arial Narrow"/>
           <w:kern w:val="0"/>
-          <w14:ligatures w14:val="none"/>
-        </w:rPr>
-      </w:pPr>
-      <w:r>
-        <w:rPr>
-          <w:rFonts w:ascii="Arial Narrow" w:eastAsia="Arial Narrow" w:hAnsi="Arial Narrow" w:cs="Arial Narrow"/>
-          <w:kern w:val="0"/>
-          <w14:ligatures w14:val="none"/>
+          <ns2:ligatures ns2:val="none"/>
+        </w:rPr>
+      </w:pPr>
+      <w:r>
+        <w:rPr>
+          <w:rFonts w:ascii="Arial Narrow" w:eastAsia="Arial Narrow" w:hAnsi="Arial Narrow" w:cs="Arial Narrow"/>
+          <w:kern w:val="0"/>
+          <ns2:ligatures ns2:val="none"/>
         </w:rPr>
         <w:t xml:space="preserve">Adicionalmente, la Secretaría Técnica, en ejercicio de sus facultades, </w:t>
       </w:r>
@@ -2802,7 +2802,7 @@
           <w:color w:val="000000"/>
           <w:kern w:val="0"/>
           <w:lang w:eastAsia="es-PE"/>
-          <w14:ligatures w14:val="none"/>
+          <ns2:ligatures ns2:val="none"/>
         </w:rPr>
         <w:t xml:space="preserve">considera </w:t>
       </w:r>
@@ -2810,7 +2810,7 @@
         <w:rPr>
           <w:rFonts w:ascii="Arial Narrow" w:eastAsia="Arial Narrow" w:hAnsi="Arial Narrow" w:cs="Arial Narrow"/>
           <w:kern w:val="0"/>
-          <w14:ligatures w14:val="none"/>
+          <ns2:ligatures ns2:val="none"/>
         </w:rPr>
         <w:t xml:space="preserve">que el hecho denunciado, consistente en que </w:t>
       </w:r>
@@ -2821,7 +2821,7 @@
           <w:kern w:val="0"/>
           <w:shd w:val="clear" w:color="auto" w:fill="FFFFFF"/>
           <w:lang w:eastAsia="es-PE"/>
-          <w14:ligatures w14:val="none"/>
+          <ns2:ligatures ns2:val="none"/>
         </w:rPr>
         <w:t xml:space="preserve">la compañía aseguradora habría remitido indebidamente a la </w:t>
       </w:r>
@@ -2832,7 +2832,7 @@
           <w:kern w:val="0"/>
           <w:shd w:val="clear" w:color="auto" w:fill="FFFFFF"/>
           <w:lang w:eastAsia="es-PE"/>
-          <w14:ligatures w14:val="none"/>
+          <ns2:ligatures ns2:val="none"/>
         </w:rPr>
         <w:lastRenderedPageBreak/>
         <w:t>denunciante el 30 de mayo de 2024 la solicitud de seguro 501628242 y la solicitud de pago del Seguro de Vida Free Plus – Póliza 07600043015, pese a no contar con el consentimiento para la contratación del referido seguro</w:t>
@@ -2841,7 +2841,7 @@
         <w:rPr>
           <w:rFonts w:ascii="Arial Narrow" w:eastAsia="Arial Narrow" w:hAnsi="Arial Narrow" w:cs="Arial Narrow"/>
           <w:kern w:val="0"/>
-          <w14:ligatures w14:val="none"/>
+          <ns2:ligatures ns2:val="none"/>
         </w:rPr>
         <w:t>; involucraría una presunta afectación a sus expectativas, quien no habría encontrado una correspondencia entre lo que esperaba recibir de parte del proveedor y lo que realmente recibió. Por consiguiente, corresponde calificar el hecho materia de denuncia como una presunta infracción al deber de idoneidad, tipificado en los artículos 18</w:t>
       </w:r>
@@ -2851,7 +2851,7 @@
           <w:color w:val="000000"/>
           <w:kern w:val="0"/>
           <w:lang w:eastAsia="es-PE"/>
-          <w14:ligatures w14:val="none"/>
+          <ns2:ligatures ns2:val="none"/>
         </w:rPr>
         <w:t/>
       </w:r>
@@ -2859,7 +2859,7 @@
         <w:rPr>
           <w:rFonts w:ascii="Arial Narrow" w:eastAsia="Arial Narrow" w:hAnsi="Arial Narrow" w:cs="Arial Narrow"/>
           <w:kern w:val="0"/>
-          <w14:ligatures w14:val="none"/>
+          <ns2:ligatures ns2:val="none"/>
         </w:rPr>
         <w:t xml:space="preserve"> y 19</w:t>
       </w:r>
@@ -2869,7 +2869,7 @@
           <w:color w:val="000000"/>
           <w:kern w:val="0"/>
           <w:lang w:eastAsia="es-PE"/>
-          <w14:ligatures w14:val="none"/>
+          <ns2:ligatures ns2:val="none"/>
         </w:rPr>
         <w:t/>
       </w:r>
@@ -2877,7 +2877,7 @@
         <w:rPr>
           <w:rFonts w:ascii="Arial Narrow" w:eastAsia="Arial Narrow" w:hAnsi="Arial Narrow" w:cs="Arial Narrow"/>
           <w:kern w:val="0"/>
-          <w14:ligatures w14:val="none"/>
+          <ns2:ligatures ns2:val="none"/>
         </w:rPr>
         <w:t xml:space="preserve"> del Código</w:t>
       </w:r>
@@ -2888,23 +2888,23 @@
           <w:color w:val="000000"/>
           <w:kern w:val="0"/>
           <w:lang w:eastAsia="es-PE"/>
-          <w14:ligatures w14:val="none"/>
+          <ns2:ligatures ns2:val="none"/>
         </w:rPr>
         <w:t>.</w:t>
       </w:r>
     </w:p>
-    <w:p>
-      <w:pPr>
-        <w:spacing w:after="0" w:line="240" w:lineRule="auto"/>
-        <w:jc w:val="both"/>
-        <w:rPr>
-          <w:rFonts w:ascii="Arial Narrow" w:eastAsia="Arial Narrow" w:hAnsi="Arial Narrow" w:cs="Arial Narrow"/>
-          <w:kern w:val="0"/>
-          <w14:ligatures w14:val="none"/>
-        </w:rPr>
-      </w:pPr>
-    </w:p>
-    <w:p>
+    <w:p ns2:paraId="51F19A95" ns2:textId="77777777">
+      <w:pPr>
+        <w:spacing w:after="0" w:line="240" w:lineRule="auto"/>
+        <w:jc w:val="both"/>
+        <w:rPr>
+          <w:rFonts w:ascii="Arial Narrow" w:eastAsia="Arial Narrow" w:hAnsi="Arial Narrow" w:cs="Arial Narrow"/>
+          <w:kern w:val="0"/>
+          <ns2:ligatures ns2:val="none"/>
+        </w:rPr>
+      </w:pPr>
+    </w:p>
+    <w:p ns2:paraId="7930C565" ns2:textId="77BE88A1">
       <w:pPr>
         <w:pStyle w:val="Prrafodelista"/>
         <w:numPr>
@@ -2917,14 +2917,14 @@
         <w:rPr>
           <w:rFonts w:ascii="Arial Narrow" w:eastAsia="Arial Narrow" w:hAnsi="Arial Narrow" w:cs="Arial Narrow"/>
           <w:kern w:val="0"/>
-          <w14:ligatures w14:val="none"/>
-        </w:rPr>
-      </w:pPr>
-      <w:r>
-        <w:rPr>
-          <w:rFonts w:ascii="Arial Narrow" w:eastAsia="Arial Narrow" w:hAnsi="Arial Narrow" w:cs="Arial Narrow"/>
-          <w:kern w:val="0"/>
-          <w14:ligatures w14:val="none"/>
+          <ns2:ligatures ns2:val="none"/>
+        </w:rPr>
+      </w:pPr>
+      <w:r>
+        <w:rPr>
+          <w:rFonts w:ascii="Arial Narrow" w:eastAsia="Arial Narrow" w:hAnsi="Arial Narrow" w:cs="Arial Narrow"/>
+          <w:kern w:val="0"/>
+          <ns2:ligatures ns2:val="none"/>
         </w:rPr>
         <w:t xml:space="preserve">Adicionalmente, la Secretaría Técnica, en ejercicio de sus facultades, </w:t>
       </w:r>
@@ -2934,7 +2934,7 @@
           <w:color w:val="000000"/>
           <w:kern w:val="0"/>
           <w:lang w:eastAsia="es-PE"/>
-          <w14:ligatures w14:val="none"/>
+          <ns2:ligatures ns2:val="none"/>
         </w:rPr>
         <w:t xml:space="preserve">considera </w:t>
       </w:r>
@@ -2942,7 +2942,7 @@
         <w:rPr>
           <w:rFonts w:ascii="Arial Narrow" w:eastAsia="Arial Narrow" w:hAnsi="Arial Narrow" w:cs="Arial Narrow"/>
           <w:kern w:val="0"/>
-          <w14:ligatures w14:val="none"/>
+          <ns2:ligatures ns2:val="none"/>
         </w:rPr>
         <w:t xml:space="preserve">que el hecho denunciado, consistente en que </w:t>
       </w:r>
@@ -2953,7 +2953,7 @@
           <w:kern w:val="0"/>
           <w:shd w:val="clear" w:color="auto" w:fill="FFFFFF"/>
           <w:lang w:eastAsia="es-PE"/>
-          <w14:ligatures w14:val="none"/>
+          <ns2:ligatures ns2:val="none"/>
         </w:rPr>
         <w:t>la compañía aseguradora no habría cumplido devolver a la denunciante los montos cobrados indebidamente a la denunciante por la póliza del Seguro de Vida Free Plus 07600043015, pese a su ofrecimiento</w:t>
       </w:r>
@@ -2961,7 +2961,7 @@
         <w:rPr>
           <w:rFonts w:ascii="Arial Narrow" w:eastAsia="Arial Narrow" w:hAnsi="Arial Narrow" w:cs="Arial Narrow"/>
           <w:kern w:val="0"/>
-          <w14:ligatures w14:val="none"/>
+          <ns2:ligatures ns2:val="none"/>
         </w:rPr>
         <w:t>; involucraría una presunta afectación a sus expectativas, quien no habría encontrado una correspondencia entre lo que esperaba recibir de parte del proveedor y lo que realmente recibió. Por consiguiente, corresponde calificar el hecho materia de denuncia como una presunta infracción al deber de idoneidad, tipificado en los artículos 18</w:t>
       </w:r>
@@ -2971,7 +2971,7 @@
           <w:color w:val="000000"/>
           <w:kern w:val="0"/>
           <w:lang w:eastAsia="es-PE"/>
-          <w14:ligatures w14:val="none"/>
+          <ns2:ligatures ns2:val="none"/>
         </w:rPr>
         <w:t/>
       </w:r>
@@ -2979,7 +2979,7 @@
         <w:rPr>
           <w:rFonts w:ascii="Arial Narrow" w:eastAsia="Arial Narrow" w:hAnsi="Arial Narrow" w:cs="Arial Narrow"/>
           <w:kern w:val="0"/>
-          <w14:ligatures w14:val="none"/>
+          <ns2:ligatures ns2:val="none"/>
         </w:rPr>
         <w:t xml:space="preserve"> y 19</w:t>
       </w:r>
@@ -2989,7 +2989,7 @@
           <w:color w:val="000000"/>
           <w:kern w:val="0"/>
           <w:lang w:eastAsia="es-PE"/>
-          <w14:ligatures w14:val="none"/>
+          <ns2:ligatures ns2:val="none"/>
         </w:rPr>
         <w:t/>
       </w:r>
@@ -2997,7 +2997,7 @@
         <w:rPr>
           <w:rFonts w:ascii="Arial Narrow" w:eastAsia="Arial Narrow" w:hAnsi="Arial Narrow" w:cs="Arial Narrow"/>
           <w:kern w:val="0"/>
-          <w14:ligatures w14:val="none"/>
+          <ns2:ligatures ns2:val="none"/>
         </w:rPr>
         <w:t xml:space="preserve"> del Código</w:t>
       </w:r>
@@ -3008,24 +3008,24 @@
           <w:color w:val="000000"/>
           <w:kern w:val="0"/>
           <w:lang w:eastAsia="es-PE"/>
-          <w14:ligatures w14:val="none"/>
+          <ns2:ligatures ns2:val="none"/>
         </w:rPr>
         <w:t>.</w:t>
       </w:r>
     </w:p>
     <w:bookmarkEnd w:id="1"/>
-    <w:p>
-      <w:pPr>
-        <w:spacing w:after="0" w:line="240" w:lineRule="auto"/>
-        <w:jc w:val="both"/>
-        <w:rPr>
-          <w:rFonts w:ascii="Arial Narrow" w:eastAsia="Arial Narrow" w:hAnsi="Arial Narrow" w:cs="Arial Narrow"/>
-          <w:kern w:val="0"/>
-          <w14:ligatures w14:val="none"/>
-        </w:rPr>
-      </w:pPr>
-    </w:p>
-    <w:p>
+    <w:p ns2:paraId="2DC7B64E" ns2:textId="77777777">
+      <w:pPr>
+        <w:spacing w:after="0" w:line="240" w:lineRule="auto"/>
+        <w:jc w:val="both"/>
+        <w:rPr>
+          <w:rFonts w:ascii="Arial Narrow" w:eastAsia="Arial Narrow" w:hAnsi="Arial Narrow" w:cs="Arial Narrow"/>
+          <w:kern w:val="0"/>
+          <ns2:ligatures ns2:val="none"/>
+        </w:rPr>
+      </w:pPr>
+    </w:p>
+    <w:p ns2:paraId="61A99930" ns2:textId="515260B2">
       <w:pPr>
         <w:pStyle w:val="Prrafodelista"/>
         <w:numPr>
@@ -3038,14 +3038,14 @@
         <w:rPr>
           <w:rFonts w:ascii="Arial Narrow" w:eastAsia="Arial Narrow" w:hAnsi="Arial Narrow" w:cs="Arial Narrow"/>
           <w:kern w:val="0"/>
-          <w14:ligatures w14:val="none"/>
-        </w:rPr>
-      </w:pPr>
-      <w:r>
-        <w:rPr>
-          <w:rFonts w:ascii="Arial Narrow" w:eastAsia="Arial Narrow" w:hAnsi="Arial Narrow" w:cs="Arial Narrow"/>
-          <w:kern w:val="0"/>
-          <w14:ligatures w14:val="none"/>
+          <ns2:ligatures ns2:val="none"/>
+        </w:rPr>
+      </w:pPr>
+      <w:r>
+        <w:rPr>
+          <w:rFonts w:ascii="Arial Narrow" w:eastAsia="Arial Narrow" w:hAnsi="Arial Narrow" w:cs="Arial Narrow"/>
+          <w:kern w:val="0"/>
+          <ns2:ligatures ns2:val="none"/>
         </w:rPr>
         <w:t xml:space="preserve">Asimismo, </w:t>
       </w:r>
@@ -3055,7 +3055,7 @@
           <w:color w:val="000000"/>
           <w:kern w:val="0"/>
           <w:lang w:eastAsia="es-PE"/>
-          <w14:ligatures w14:val="none"/>
+          <ns2:ligatures ns2:val="none"/>
         </w:rPr>
         <w:t xml:space="preserve">la Secretaría Técnica, en ejercicio de sus facultades, considera </w:t>
       </w:r>
@@ -3063,7 +3063,7 @@
         <w:rPr>
           <w:rFonts w:ascii="Arial Narrow" w:eastAsia="Arial Narrow" w:hAnsi="Arial Narrow" w:cs="Arial"/>
           <w:kern w:val="0"/>
-          <w14:ligatures w14:val="none"/>
+          <ns2:ligatures ns2:val="none"/>
         </w:rPr>
         <w:t xml:space="preserve">que el hecho denunciado, consistente en que </w:t>
       </w:r>
@@ -3071,7 +3071,7 @@
         <w:rPr>
           <w:rFonts w:ascii="Arial Narrow" w:eastAsia="Arial Narrow" w:hAnsi="Arial Narrow" w:cs="Arial Narrow"/>
           <w:kern w:val="0"/>
-          <w14:ligatures w14:val="none"/>
+          <ns2:ligatures ns2:val="none"/>
         </w:rPr>
         <w:t>la compañía aseguradora no habría cumplido oportunamente con entregar a la denunciante los documentos contractuales del Seguro de Vida Free Plus – Póliza 07600043015, puesto que lo remitió el 15 de noviembre de 2025 sin su firma</w:t>
       </w:r>
@@ -3079,7 +3079,7 @@
         <w:rPr>
           <w:rFonts w:ascii="Arial Narrow" w:eastAsia="Arial Narrow" w:hAnsi="Arial Narrow" w:cs="Arial"/>
           <w:kern w:val="0"/>
-          <w14:ligatures w14:val="none"/>
+          <ns2:ligatures ns2:val="none"/>
         </w:rPr>
         <w:t xml:space="preserve">. </w:t>
       </w:r>
@@ -3088,7 +3088,7 @@
         <w:rPr>
           <w:rFonts w:ascii="Arial Narrow" w:eastAsia="Arial Narrow" w:hAnsi="Arial Narrow" w:cs="Arial"/>
           <w:kern w:val="0"/>
-          <w14:ligatures w14:val="none"/>
+          <ns2:ligatures ns2:val="none"/>
         </w:rPr>
         <w:t>Por consiguiente, corresponde calificar el hecho materia de denuncia como una presunta infracción al deber de entregar a los usuarios copia de los contratos y demás documentación relacionada con dichos actos jurídicos, tipificado en el literal e) del artículo 47 del Código</w:t>
       </w:r>
@@ -3098,7 +3098,7 @@
           <w:rFonts w:ascii="Arial Narrow" w:eastAsia="Arial Narrow" w:hAnsi="Arial Narrow" w:cs="Arial"/>
           <w:kern w:val="0"/>
           <w:vertAlign w:val="superscript"/>
-          <w14:ligatures w14:val="none"/>
+          <ns2:ligatures ns2:val="none"/>
         </w:rPr>
         <w:footnoteReference w:id="6"/>
       </w:r>
@@ -3106,7 +3106,7 @@
         <w:rPr>
           <w:rFonts w:ascii="Arial Narrow" w:eastAsia="Arial Narrow" w:hAnsi="Arial Narrow" w:cs="Arial"/>
           <w:kern w:val="0"/>
-          <w14:ligatures w14:val="none"/>
+          <ns2:ligatures ns2:val="none"/>
         </w:rPr>
         <w:t>.</w:t>
       </w:r>
@@ -3116,7 +3116,7 @@
     <w:bookmarkEnd w:id="6"/>
     <w:bookmarkEnd w:id="7"/>
     <w:bookmarkEnd w:id="9"/>
-    <w:p>
+    <w:p ns2:paraId="432038D6" ns2:textId="0A9F6D75">
       <w:pPr>
         <w:spacing w:after="0" w:line="240" w:lineRule="auto"/>
         <w:jc w:val="both"/>
@@ -3124,12 +3124,12 @@
           <w:rFonts w:ascii="Arial Narrow" w:eastAsia="Calibri" w:hAnsi="Arial Narrow" w:cs="Arial Narrow"/>
           <w:kern w:val="0"/>
           <w:lang w:eastAsia="es-PE"/>
-          <w14:ligatures w14:val="none"/>
+          <ns2:ligatures ns2:val="none"/>
         </w:rPr>
       </w:pPr>
     </w:p>
     <w:bookmarkEnd w:id="2"/>
-    <w:p>
+    <w:p ns2:paraId="463134E5" ns2:textId="77777777">
       <w:pPr>
         <w:pStyle w:val="Prrafodelista"/>
         <w:numPr>
@@ -3143,7 +3143,7 @@
           <w:rFonts w:ascii="Arial Narrow" w:eastAsia="Calibri" w:hAnsi="Arial Narrow" w:cs="Arial Narrow"/>
           <w:kern w:val="0"/>
           <w:lang w:eastAsia="es-PE"/>
-          <w14:ligatures w14:val="none"/>
+          <ns2:ligatures ns2:val="none"/>
         </w:rPr>
       </w:pPr>
       <w:r>
@@ -3152,7 +3152,7 @@
           <w:color w:val="000000"/>
           <w:kern w:val="0"/>
           <w:lang w:eastAsia="es-PE"/>
-          <w14:ligatures w14:val="none"/>
+          <ns2:ligatures ns2:val="none"/>
         </w:rPr>
         <w:t>En tanto la denuncia reúne los requisitos establecidos por la norma citada, corresponde admitirla a trámite</w:t>
       </w:r>
@@ -3162,7 +3162,7 @@
           <w:rFonts w:ascii="Arial Narrow" w:eastAsia="Arial Narrow" w:hAnsi="Arial Narrow" w:cs="Arial Narrow"/>
           <w:kern w:val="0"/>
           <w:vertAlign w:val="superscript"/>
-          <w14:ligatures w14:val="none"/>
+          <ns2:ligatures ns2:val="none"/>
         </w:rPr>
         <w:footnoteReference w:id="7"/>
       </w:r>
@@ -3172,13 +3172,13 @@
           <w:color w:val="000000"/>
           <w:kern w:val="0"/>
           <w:lang w:eastAsia="es-PE"/>
-          <w14:ligatures w14:val="none"/>
+          <ns2:ligatures ns2:val="none"/>
         </w:rPr>
         <w:t>.</w:t>
       </w:r>
       <w:bookmarkStart w:id="10" w:name="_Hlk214963039"/>
     </w:p>
-    <w:p>
+    <w:p ns2:paraId="68C71625" ns2:textId="77777777">
       <w:pPr>
         <w:spacing w:after="0" w:line="240" w:lineRule="auto"/>
         <w:ind w:left="567"/>
@@ -3189,12 +3189,12 @@
           <w:color w:val="000000"/>
           <w:kern w:val="0"/>
           <w:lang w:eastAsia="es-PE"/>
-          <w14:ligatures w14:val="none"/>
+          <ns2:ligatures ns2:val="none"/>
         </w:rPr>
       </w:pPr>
       <w:bookmarkStart w:id="11" w:name="_Hlk214963071"/>
     </w:p>
-    <w:p>
+    <w:p ns2:paraId="38A98B4B" ns2:textId="77777777">
       <w:pPr>
         <w:pStyle w:val="Prrafodelista"/>
         <w:numPr>
@@ -3214,22 +3214,22 @@
           <w:color w:val="000000"/>
           <w:kern w:val="0"/>
           <w:lang w:eastAsia="es-PE"/>
-          <w14:ligatures w14:val="none"/>
-        </w:rPr>
-      </w:pPr>
-      <w:r>
-        <w:rPr>
-          <w:rFonts w:ascii="Arial Narrow" w:eastAsia="Arial Narrow" w:hAnsi="Arial Narrow" w:cs="Arial Narrow"/>
-          <w:b/>
-          <w:color w:val="000000"/>
-          <w:kern w:val="0"/>
-          <w:lang w:eastAsia="es-PE"/>
-          <w14:ligatures w14:val="none"/>
+          <ns2:ligatures ns2:val="none"/>
+        </w:rPr>
+      </w:pPr>
+      <w:r>
+        <w:rPr>
+          <w:rFonts w:ascii="Arial Narrow" w:eastAsia="Arial Narrow" w:hAnsi="Arial Narrow" w:cs="Arial Narrow"/>
+          <w:b/>
+          <w:color w:val="000000"/>
+          <w:kern w:val="0"/>
+          <w:lang w:eastAsia="es-PE"/>
+          <ns2:ligatures ns2:val="none"/>
         </w:rPr>
         <w:t>REQUERIMIENTO DE INFORMACIÓN</w:t>
       </w:r>
     </w:p>
-    <w:p>
+    <w:p ns2:paraId="5B518DC4" ns2:textId="77777777">
       <w:pPr>
         <w:spacing w:after="0" w:line="240" w:lineRule="auto"/>
         <w:jc w:val="both"/>
@@ -3238,11 +3238,11 @@
           <w:color w:val="000000"/>
           <w:kern w:val="0"/>
           <w:lang w:val="es-ES" w:eastAsia="es-ES"/>
-          <w14:ligatures w14:val="none"/>
-        </w:rPr>
-      </w:pPr>
-    </w:p>
-    <w:p>
+          <ns2:ligatures ns2:val="none"/>
+        </w:rPr>
+      </w:pPr>
+    </w:p>
+    <w:p ns2:paraId="62B88A04" ns2:textId="5AB5B9FF">
       <w:pPr>
         <w:pStyle w:val="Prrafodelista"/>
         <w:numPr>
@@ -3257,7 +3257,7 @@
           <w:color w:val="000000"/>
           <w:kern w:val="0"/>
           <w:lang w:val="es-ES" w:eastAsia="es-ES"/>
-          <w14:ligatures w14:val="none"/>
+          <ns2:ligatures ns2:val="none"/>
         </w:rPr>
       </w:pPr>
       <w:r>
@@ -3266,7 +3266,7 @@
           <w:color w:val="000000"/>
           <w:kern w:val="0"/>
           <w:lang w:val="es-ES" w:eastAsia="es-ES"/>
-          <w14:ligatures w14:val="none"/>
+          <ns2:ligatures ns2:val="none"/>
         </w:rPr>
         <w:t xml:space="preserve">A efectos de tener mayores elementos </w:t>
       </w:r>
@@ -3277,7 +3277,7 @@
           <w:color w:val="000000"/>
           <w:kern w:val="0"/>
           <w:lang w:val="es-ES" w:eastAsia="es-ES"/>
-          <w14:ligatures w14:val="none"/>
+          <ns2:ligatures ns2:val="none"/>
         </w:rPr>
         <w:t xml:space="preserve">que sirvan para la resolución definitiva del presente caso, la Secretaría Técnica, en ejercicio de las facultades que la ley le confiere, </w:t>
       </w:r>
@@ -3287,7 +3287,7 @@
           <w:color w:val="000000"/>
           <w:kern w:val="0"/>
           <w:lang w:val="es-ES" w:eastAsia="es-ES"/>
-          <w14:ligatures w14:val="none"/>
+          <ns2:ligatures ns2:val="none"/>
         </w:rPr>
         <w:t xml:space="preserve">conviene requerir </w:t>
       </w:r>
@@ -3297,7 +3297,7 @@
           <w:color w:val="000000"/>
           <w:kern w:val="0"/>
           <w:lang w:val="es-ES" w:eastAsia="es-ES"/>
-          <w14:ligatures w14:val="none"/>
+          <ns2:ligatures ns2:val="none"/>
         </w:rPr>
         <w:t>a la compañía aseguradora</w:t>
       </w:r>
@@ -3307,7 +3307,7 @@
           <w:color w:val="000000"/>
           <w:kern w:val="0"/>
           <w:lang w:val="es-ES" w:eastAsia="es-ES"/>
-          <w14:ligatures w14:val="none"/>
+          <ns2:ligatures ns2:val="none"/>
         </w:rPr>
         <w:t xml:space="preserve"> que, en un plazo no mayor de cinco (5) día</w:t>
       </w:r>
@@ -3317,7 +3317,7 @@
           <w:color w:val="000000"/>
           <w:kern w:val="0"/>
           <w:lang w:val="es-ES" w:eastAsia="es-ES"/>
-          <w14:ligatures w14:val="none"/>
+          <ns2:ligatures ns2:val="none"/>
         </w:rPr>
         <w:t>s hábiles contado a partir del día siguiente de la notificación de la presente resolución, cumpla con l</w:t>
       </w:r>
@@ -3327,7 +3327,7 @@
           <w:color w:val="000000"/>
           <w:kern w:val="0"/>
           <w:lang w:val="es-ES" w:eastAsia="es-ES"/>
-          <w14:ligatures w14:val="none"/>
+          <ns2:ligatures ns2:val="none"/>
         </w:rPr>
         <w:t xml:space="preserve">o siguiente: </w:t>
       </w:r>
@@ -3337,7 +3337,7 @@
           <w:color w:val="000000"/>
           <w:kern w:val="0"/>
           <w:lang w:val="es-ES" w:eastAsia="es-ES"/>
-          <w14:ligatures w14:val="none"/>
+          <ns2:ligatures ns2:val="none"/>
         </w:rPr>
         <w:t xml:space="preserve">(i) presentar una copia completa, legible y debidamente suscrita de la Póliza 07600043015 del Seguro de Vida Free Plus, así como el cargo de remisión de la póliza; (ii) presentar los medios probatorios que acrediten </w:t>
       </w:r>
@@ -3347,7 +3347,7 @@
           <w:color w:val="000000"/>
           <w:kern w:val="0"/>
           <w:lang w:val="es-ES" w:eastAsia="es-ES"/>
-          <w14:ligatures w14:val="none"/>
+          <ns2:ligatures ns2:val="none"/>
         </w:rPr>
         <w:lastRenderedPageBreak/>
         <w:t>que gestionó oportunamente la solicitud de la denunciante, presentada el 15 de noviembre del 2024, de desafiliación del método de pago automático de su cuenta de ahorro en soles; y, (iii) presentar todas las comunicaciones cursadas con la parte denunciante, incluyendo el registro de llamadas telefónicas, en virtud de los hechos materia de denuncia</w:t>
@@ -3358,7 +3358,7 @@
           <w:color w:val="000000"/>
           <w:kern w:val="0"/>
           <w:lang w:val="es-ES" w:eastAsia="es-ES"/>
-          <w14:ligatures w14:val="none"/>
+          <ns2:ligatures ns2:val="none"/>
         </w:rPr>
         <w:t>.</w:t>
       </w:r>
@@ -3368,7 +3368,7 @@
           <w:color w:val="000000"/>
           <w:kern w:val="0"/>
           <w:lang w:eastAsia="es-ES"/>
-          <w14:ligatures w14:val="none"/>
+          <ns2:ligatures ns2:val="none"/>
         </w:rPr>
         <w:t xml:space="preserve"> </w:t>
       </w:r>
@@ -3378,13 +3378,13 @@
           <w:color w:val="000000"/>
           <w:kern w:val="0"/>
           <w:lang w:eastAsia="es-ES"/>
-          <w14:ligatures w14:val="none"/>
+          <ns2:ligatures ns2:val="none"/>
         </w:rPr>
         <w:t xml:space="preserve"> </w:t>
       </w:r>
     </w:p>
     <w:bookmarkEnd w:id="11"/>
-    <w:p>
+    <w:p ns2:paraId="5C93B848" ns2:textId="77777777">
       <w:pPr>
         <w:pStyle w:val="Prrafodelista"/>
         <w:spacing w:after="0" w:line="240" w:lineRule="auto"/>
@@ -3395,11 +3395,11 @@
           <w:color w:val="000000"/>
           <w:kern w:val="0"/>
           <w:lang w:val="es-ES" w:eastAsia="es-ES"/>
-          <w14:ligatures w14:val="none"/>
-        </w:rPr>
-      </w:pPr>
-    </w:p>
-    <w:p>
+          <ns2:ligatures ns2:val="none"/>
+        </w:rPr>
+      </w:pPr>
+    </w:p>
+    <w:p ns2:paraId="2A119386" ns2:textId="77777777">
       <w:pPr>
         <w:pStyle w:val="Prrafodelista"/>
         <w:numPr>
@@ -3419,36 +3419,36 @@
           <w:color w:val="000000"/>
           <w:kern w:val="0"/>
           <w:lang w:eastAsia="es-PE"/>
-          <w14:ligatures w14:val="none"/>
-        </w:rPr>
-      </w:pPr>
-      <w:r>
-        <w:rPr>
-          <w:rFonts w:ascii="Arial Narrow" w:eastAsia="Arial Narrow" w:hAnsi="Arial Narrow" w:cs="Arial Narrow"/>
-          <w:b/>
-          <w:color w:val="000000"/>
-          <w:kern w:val="0"/>
-          <w:lang w:eastAsia="es-PE"/>
-          <w14:ligatures w14:val="none"/>
+          <ns2:ligatures ns2:val="none"/>
+        </w:rPr>
+      </w:pPr>
+      <w:r>
+        <w:rPr>
+          <w:rFonts w:ascii="Arial Narrow" w:eastAsia="Arial Narrow" w:hAnsi="Arial Narrow" w:cs="Arial Narrow"/>
+          <w:b/>
+          <w:color w:val="000000"/>
+          <w:kern w:val="0"/>
+          <w:lang w:eastAsia="es-PE"/>
+          <ns2:ligatures ns2:val="none"/>
         </w:rPr>
         <w:t xml:space="preserve">RESOLUCIÓN DE LA SECRETARÍA TÉCNICA </w:t>
       </w:r>
     </w:p>
-    <w:p>
-      <w:pPr>
-        <w:spacing w:after="0" w:line="240" w:lineRule="auto"/>
-        <w:jc w:val="both"/>
-        <w:rPr>
-          <w:rFonts w:ascii="Arial Narrow" w:eastAsia="Arial Narrow" w:hAnsi="Arial Narrow" w:cs="Arial Narrow"/>
-          <w:b/>
-          <w:color w:val="000000"/>
-          <w:kern w:val="0"/>
-          <w:lang w:eastAsia="es-PE"/>
-          <w14:ligatures w14:val="none"/>
-        </w:rPr>
-      </w:pPr>
-    </w:p>
-    <w:p>
+    <w:p ns2:paraId="7F554EB2" ns2:textId="77777777">
+      <w:pPr>
+        <w:spacing w:after="0" w:line="240" w:lineRule="auto"/>
+        <w:jc w:val="both"/>
+        <w:rPr>
+          <w:rFonts w:ascii="Arial Narrow" w:eastAsia="Arial Narrow" w:hAnsi="Arial Narrow" w:cs="Arial Narrow"/>
+          <w:b/>
+          <w:color w:val="000000"/>
+          <w:kern w:val="0"/>
+          <w:lang w:eastAsia="es-PE"/>
+          <ns2:ligatures ns2:val="none"/>
+        </w:rPr>
+      </w:pPr>
+    </w:p>
+    <w:p ns2:paraId="2F4F961A" ns2:textId="35F98893">
       <w:pPr>
         <w:spacing w:after="0" w:line="240" w:lineRule="auto"/>
         <w:jc w:val="both"/>
@@ -3457,17 +3457,17 @@
           <w:color w:val="000000"/>
           <w:kern w:val="0"/>
           <w:lang w:eastAsia="es-PE"/>
-          <w14:ligatures w14:val="none"/>
-        </w:rPr>
-      </w:pPr>
-      <w:r>
-        <w:rPr>
-          <w:rFonts w:ascii="Arial Narrow" w:eastAsia="Arial Narrow" w:hAnsi="Arial Narrow" w:cs="Arial Narrow"/>
-          <w:b/>
-          <w:color w:val="000000"/>
-          <w:kern w:val="0"/>
-          <w:lang w:eastAsia="es-PE"/>
-          <w14:ligatures w14:val="none"/>
+          <ns2:ligatures ns2:val="none"/>
+        </w:rPr>
+      </w:pPr>
+      <w:r>
+        <w:rPr>
+          <w:rFonts w:ascii="Arial Narrow" w:eastAsia="Arial Narrow" w:hAnsi="Arial Narrow" w:cs="Arial Narrow"/>
+          <w:b/>
+          <w:color w:val="000000"/>
+          <w:kern w:val="0"/>
+          <w:lang w:eastAsia="es-PE"/>
+          <ns2:ligatures ns2:val="none"/>
         </w:rPr>
         <w:t xml:space="preserve">PRIMERO: admitir a trámite la denuncia del 19 de setiembre del 2025, complementado con escrito del 26 de setiembre de 2025, 14 de noviembre de 2025, 21 de enero de 2026, interpuesta por la señora [DENUNCIANTE] contra Interseguro Compañía de Seguros S.A., por lo siguiente:</w:t>
       </w:r>
@@ -3478,7 +3478,7 @@
           <w:kern w:val="0"/>
           <w:shd w:val="clear" w:color="auto" w:fill="FFFFFF"/>
           <w:lang w:eastAsia="es-PE"/>
-          <w14:ligatures w14:val="none"/>
+          <ns2:ligatures ns2:val="none"/>
         </w:rPr>
         <w:t xml:space="preserve"/>
       </w:r>
@@ -3489,7 +3489,7 @@
           <w:kern w:val="0"/>
           <w:shd w:val="clear" w:color="auto" w:fill="FFFFFF"/>
           <w:lang w:eastAsia="es-PE"/>
-          <w14:ligatures w14:val="none"/>
+          <ns2:ligatures ns2:val="none"/>
         </w:rPr>
         <w:t xml:space="preserve"/>
       </w:r>
@@ -3499,7 +3499,7 @@
           <w:color w:val="000000"/>
           <w:kern w:val="0"/>
           <w:lang w:val="es-ES" w:eastAsia="es-ES"/>
-          <w14:ligatures w14:val="none"/>
+          <ns2:ligatures ns2:val="none"/>
         </w:rPr>
         <w:t xml:space="preserve"/>
       </w:r>
@@ -3509,7 +3509,7 @@
           <w:color w:val="000000"/>
           <w:kern w:val="0"/>
           <w:lang w:val="es-ES" w:eastAsia="es-ES"/>
-          <w14:ligatures w14:val="none"/>
+          <ns2:ligatures ns2:val="none"/>
         </w:rPr>
         <w:t xml:space="preserve"/>
       </w:r>
@@ -3519,7 +3519,7 @@
           <w:color w:val="000000"/>
           <w:kern w:val="0"/>
           <w:lang w:val="es-ES" w:eastAsia="es-ES"/>
-          <w14:ligatures w14:val="none"/>
+          <ns2:ligatures ns2:val="none"/>
         </w:rPr>
         <w:t/>
       </w:r>
@@ -3529,7 +3529,7 @@
           <w:color w:val="000000"/>
           <w:kern w:val="0"/>
           <w:lang w:val="es-ES" w:eastAsia="es-ES"/>
-          <w14:ligatures w14:val="none"/>
+          <ns2:ligatures ns2:val="none"/>
         </w:rPr>
         <w:t xml:space="preserve"/>
       </w:r>
@@ -3539,7 +3539,7 @@
           <w:color w:val="000000"/>
           <w:kern w:val="0"/>
           <w:lang w:val="es-ES" w:eastAsia="es-ES"/>
-          <w14:ligatures w14:val="none"/>
+          <ns2:ligatures ns2:val="none"/>
         </w:rPr>
         <w:t/>
       </w:r>
@@ -3548,7 +3548,7 @@
           <w:rFonts w:ascii="Arial Narrow" w:eastAsia="Calibri" w:hAnsi="Arial Narrow" w:cs="Arial"/>
           <w:kern w:val="0"/>
           <w:lang w:val="es-ES"/>
-          <w14:ligatures w14:val="none"/>
+          <ns2:ligatures ns2:val="none"/>
         </w:rPr>
         <w:t/>
       </w:r>
@@ -3559,7 +3559,7 @@
           <w:kern w:val="0"/>
           <w:shd w:val="clear" w:color="auto" w:fill="FFFFFF"/>
           <w:lang w:eastAsia="es-PE"/>
-          <w14:ligatures w14:val="none"/>
+          <ns2:ligatures ns2:val="none"/>
         </w:rPr>
         <w:t xml:space="preserve"/>
       </w:r>
@@ -3570,7 +3570,7 @@
           <w:kern w:val="0"/>
           <w:shd w:val="clear" w:color="auto" w:fill="FFFFFF"/>
           <w:lang w:eastAsia="es-PE"/>
-          <w14:ligatures w14:val="none"/>
+          <ns2:ligatures ns2:val="none"/>
         </w:rPr>
         <w:t xml:space="preserve"/>
       </w:r>
@@ -3581,7 +3581,7 @@
           <w:kern w:val="0"/>
           <w:shd w:val="clear" w:color="auto" w:fill="FFFFFF"/>
           <w:lang w:eastAsia="es-PE"/>
-          <w14:ligatures w14:val="none"/>
+          <ns2:ligatures ns2:val="none"/>
         </w:rPr>
         <w:t/>
       </w:r>
@@ -3592,7 +3592,7 @@
           <w:kern w:val="0"/>
           <w:shd w:val="clear" w:color="auto" w:fill="FFFFFF"/>
           <w:lang w:eastAsia="es-PE"/>
-          <w14:ligatures w14:val="none"/>
+          <ns2:ligatures ns2:val="none"/>
         </w:rPr>
         <w:t xml:space="preserve"/>
       </w:r>
@@ -3603,7 +3603,7 @@
           <w:kern w:val="0"/>
           <w:shd w:val="clear" w:color="auto" w:fill="FFFFFF"/>
           <w:lang w:eastAsia="es-PE"/>
-          <w14:ligatures w14:val="none"/>
+          <ns2:ligatures ns2:val="none"/>
         </w:rPr>
         <w:t xml:space="preserve"/>
       </w:r>
@@ -3614,7 +3614,7 @@
           <w:kern w:val="0"/>
           <w:shd w:val="clear" w:color="auto" w:fill="FFFFFF"/>
           <w:lang w:eastAsia="es-PE"/>
-          <w14:ligatures w14:val="none"/>
+          <ns2:ligatures ns2:val="none"/>
         </w:rPr>
         <w:t xml:space="preserve"/>
       </w:r>
@@ -3625,7 +3625,7 @@
           <w:kern w:val="0"/>
           <w:shd w:val="clear" w:color="auto" w:fill="FFFFFF"/>
           <w:lang w:eastAsia="es-PE"/>
-          <w14:ligatures w14:val="none"/>
+          <ns2:ligatures ns2:val="none"/>
         </w:rPr>
         <w:t/>
       </w:r>
@@ -3636,7 +3636,7 @@
           <w:kern w:val="0"/>
           <w:shd w:val="clear" w:color="auto" w:fill="FFFFFF"/>
           <w:lang w:eastAsia="es-PE"/>
-          <w14:ligatures w14:val="none"/>
+          <ns2:ligatures ns2:val="none"/>
         </w:rPr>
         <w:t xml:space="preserve"/>
       </w:r>
@@ -3648,13 +3648,13 @@
           <w:kern w:val="0"/>
           <w:shd w:val="clear" w:color="auto" w:fill="FFFFFF"/>
           <w:lang w:eastAsia="es-PE"/>
-          <w14:ligatures w14:val="none"/>
+          <ns2:ligatures ns2:val="none"/>
         </w:rPr>
         <w:t/>
       </w:r>
       <w:bookmarkStart w:id="13" w:name="_Hlk215162047"/>
     </w:p>
-    <w:p>
+    <w:p ns2:paraId="1FEE071B" ns2:textId="160198B2">
       <w:pPr>
         <w:tabs>
           <w:tab w:val="num" w:pos="567"/>
@@ -3664,11 +3664,11 @@
         <w:rPr>
           <w:rFonts w:ascii="Arial Narrow" w:eastAsia="Arial Narrow" w:hAnsi="Arial Narrow" w:cs="Arial Narrow"/>
           <w:kern w:val="0"/>
-          <w14:ligatures w14:val="none"/>
-        </w:rPr>
-      </w:pPr>
-    </w:p>
-    <w:p>
+          <ns2:ligatures ns2:val="none"/>
+        </w:rPr>
+      </w:pPr>
+    </w:p>
+    <w:p ns2:paraId="63E43AD1" ns2:textId="13211C43">
       <w:pPr>
         <w:pStyle w:val="Prrafodelista"/>
         <w:numPr>
@@ -3685,14 +3685,14 @@
         <w:rPr>
           <w:rFonts w:ascii="Arial Narrow" w:eastAsia="Arial Narrow" w:hAnsi="Arial Narrow" w:cs="Arial Narrow"/>
           <w:kern w:val="0"/>
-          <w14:ligatures w14:val="none"/>
-        </w:rPr>
-      </w:pPr>
-      <w:r>
-        <w:rPr>
-          <w:rFonts w:ascii="Arial Narrow" w:eastAsia="Arial Narrow" w:hAnsi="Arial Narrow" w:cs="Arial Narrow"/>
-          <w:kern w:val="0"/>
-          <w14:ligatures w14:val="none"/>
+          <ns2:ligatures ns2:val="none"/>
+        </w:rPr>
+      </w:pPr>
+      <w:r>
+        <w:rPr>
+          <w:rFonts w:ascii="Arial Narrow" w:eastAsia="Arial Narrow" w:hAnsi="Arial Narrow" w:cs="Arial Narrow"/>
+          <w:kern w:val="0"/>
+          <ns2:ligatures ns2:val="none"/>
         </w:rPr>
         <w:t xml:space="preserve">Presunta infracción al literal b) del artículo 56 de la Ley 29571, Código de Protección y Defensa del Consumidor, en tanto </w:t>
       </w:r>
@@ -3700,7 +3700,7 @@
         <w:rPr>
           <w:rFonts w:ascii="Arial Narrow" w:eastAsia="Arial Narrow" w:hAnsi="Arial Narrow" w:cs="Arial Narrow"/>
           <w:kern w:val="0"/>
-          <w14:ligatures w14:val="none"/>
+          <ns2:ligatures ns2:val="none"/>
         </w:rPr>
         <w:t>la compañía aseguradora habría afiliado de manera indebida, de manera unilateral y sin su consentimiento expreso de la denunciante al Seguro de Vida Free Plus – Póliza 07600043015, generando el descuento de las primas a su cuenta bancaria de Banco Internacional del Perú S.A.A. – Interbank</w:t>
       </w:r>
@@ -3708,12 +3708,12 @@
         <w:rPr>
           <w:rFonts w:ascii="Arial Narrow" w:eastAsia="Arial Narrow" w:hAnsi="Arial Narrow" w:cs="Arial Narrow"/>
           <w:kern w:val="0"/>
-          <w14:ligatures w14:val="none"/>
+          <ns2:ligatures ns2:val="none"/>
         </w:rPr>
         <w:t>.</w:t>
       </w:r>
     </w:p>
-    <w:p>
+    <w:p ns2:paraId="0A7FCCE6" ns2:textId="77777777">
       <w:pPr>
         <w:tabs>
           <w:tab w:val="num" w:pos="567"/>
@@ -3723,11 +3723,11 @@
         <w:rPr>
           <w:rFonts w:ascii="Arial Narrow" w:eastAsia="Arial Narrow" w:hAnsi="Arial Narrow" w:cs="Arial Narrow"/>
           <w:kern w:val="0"/>
-          <w14:ligatures w14:val="none"/>
-        </w:rPr>
-      </w:pPr>
-    </w:p>
-    <w:p>
+          <ns2:ligatures ns2:val="none"/>
+        </w:rPr>
+      </w:pPr>
+    </w:p>
+    <w:p ns2:paraId="2971F7E6" ns2:textId="55DB7A14">
       <w:pPr>
         <w:pStyle w:val="Prrafodelista"/>
         <w:numPr>
@@ -3744,14 +3744,14 @@
         <w:rPr>
           <w:rFonts w:ascii="Arial Narrow" w:eastAsia="Arial Narrow" w:hAnsi="Arial Narrow" w:cs="Arial Narrow"/>
           <w:kern w:val="0"/>
-          <w14:ligatures w14:val="none"/>
-        </w:rPr>
-      </w:pPr>
-      <w:r>
-        <w:rPr>
-          <w:rFonts w:ascii="Arial Narrow" w:eastAsia="Arial Narrow" w:hAnsi="Arial Narrow" w:cs="Arial Narrow"/>
-          <w:kern w:val="0"/>
-          <w14:ligatures w14:val="none"/>
+          <ns2:ligatures ns2:val="none"/>
+        </w:rPr>
+      </w:pPr>
+      <w:r>
+        <w:rPr>
+          <w:rFonts w:ascii="Arial Narrow" w:eastAsia="Arial Narrow" w:hAnsi="Arial Narrow" w:cs="Arial Narrow"/>
+          <w:kern w:val="0"/>
+          <ns2:ligatures ns2:val="none"/>
         </w:rPr>
         <w:t xml:space="preserve">Presunta infracción a los artículos 18 y 19 de la Ley 29571, Código de Protección y Defensa del Consumidor, en tanto </w:t>
       </w:r>
@@ -3759,7 +3759,7 @@
         <w:rPr>
           <w:rFonts w:ascii="Arial Narrow" w:eastAsia="Arial Narrow" w:hAnsi="Arial Narrow" w:cs="Arial Narrow"/>
           <w:kern w:val="0"/>
-          <w14:ligatures w14:val="none"/>
+          <ns2:ligatures ns2:val="none"/>
         </w:rPr>
         <w:t>la compañía aseguradora no habría cumplido con entregar a la denunciante un documento formal sobre la desafiliación del método de pago automático del Seguro de Vida Free Plus – Póliza 07600043015, generando que no pueda tener utilizar sus ahorros de la cuenta bancaria del Banco Internacional del Perú S.A.A. – Interbank</w:t>
       </w:r>
@@ -3767,12 +3767,12 @@
         <w:rPr>
           <w:rFonts w:ascii="Arial Narrow" w:eastAsia="Arial Narrow" w:hAnsi="Arial Narrow" w:cs="Arial Narrow"/>
           <w:kern w:val="0"/>
-          <w14:ligatures w14:val="none"/>
+          <ns2:ligatures ns2:val="none"/>
         </w:rPr>
         <w:t>.</w:t>
       </w:r>
     </w:p>
-    <w:p>
+    <w:p ns2:paraId="44C089C4" ns2:textId="77777777">
       <w:pPr>
         <w:tabs>
           <w:tab w:val="num" w:pos="567"/>
@@ -3782,11 +3782,11 @@
         <w:rPr>
           <w:rFonts w:ascii="Arial Narrow" w:eastAsia="Arial Narrow" w:hAnsi="Arial Narrow" w:cs="Arial Narrow"/>
           <w:kern w:val="0"/>
-          <w14:ligatures w14:val="none"/>
-        </w:rPr>
-      </w:pPr>
-    </w:p>
-    <w:p>
+          <ns2:ligatures ns2:val="none"/>
+        </w:rPr>
+      </w:pPr>
+    </w:p>
+    <w:p ns2:paraId="3AA3A6C4" ns2:textId="62FE3C13">
       <w:pPr>
         <w:pStyle w:val="Prrafodelista"/>
         <w:numPr>
@@ -3803,14 +3803,14 @@
         <w:rPr>
           <w:rFonts w:ascii="Arial Narrow" w:eastAsia="Arial Narrow" w:hAnsi="Arial Narrow" w:cs="Arial Narrow"/>
           <w:kern w:val="0"/>
-          <w14:ligatures w14:val="none"/>
-        </w:rPr>
-      </w:pPr>
-      <w:r>
-        <w:rPr>
-          <w:rFonts w:ascii="Arial Narrow" w:eastAsia="Arial Narrow" w:hAnsi="Arial Narrow" w:cs="Arial Narrow"/>
-          <w:kern w:val="0"/>
-          <w14:ligatures w14:val="none"/>
+          <ns2:ligatures ns2:val="none"/>
+        </w:rPr>
+      </w:pPr>
+      <w:r>
+        <w:rPr>
+          <w:rFonts w:ascii="Arial Narrow" w:eastAsia="Arial Narrow" w:hAnsi="Arial Narrow" w:cs="Arial Narrow"/>
+          <w:kern w:val="0"/>
+          <ns2:ligatures ns2:val="none"/>
         </w:rPr>
         <w:t xml:space="preserve">Presunta infracción </w:t>
       </w:r>
@@ -3818,7 +3818,7 @@
         <w:rPr>
           <w:rFonts w:ascii="Arial Narrow" w:eastAsia="Arial Narrow" w:hAnsi="Arial Narrow" w:cs="Arial Narrow"/>
           <w:kern w:val="0"/>
-          <w14:ligatures w14:val="none"/>
+          <ns2:ligatures ns2:val="none"/>
         </w:rPr>
         <w:t xml:space="preserve">a </w:t>
       </w:r>
@@ -3826,7 +3826,7 @@
         <w:rPr>
           <w:rFonts w:ascii="Arial Narrow" w:eastAsia="Arial Narrow" w:hAnsi="Arial Narrow" w:cs="Arial Narrow"/>
           <w:kern w:val="0"/>
-          <w14:ligatures w14:val="none"/>
+          <ns2:ligatures ns2:val="none"/>
         </w:rPr>
         <w:t xml:space="preserve">los artículos 18 y 19 de la Ley 29571, Código de Protección y Defensa del Consumidor, en tanto </w:t>
       </w:r>
@@ -3834,7 +3834,7 @@
         <w:rPr>
           <w:rFonts w:ascii="Arial Narrow" w:eastAsia="Arial Narrow" w:hAnsi="Arial Narrow" w:cs="Arial Narrow"/>
           <w:kern w:val="0"/>
-          <w14:ligatures w14:val="none"/>
+          <ns2:ligatures ns2:val="none"/>
         </w:rPr>
         <w:t>el personal de la compañía aseguradora habría generado el 29 de mayo de 2024 una constancia de consentimiento de asesoría sin la autorización ni firma de la denunciante</w:t>
       </w:r>
@@ -3842,12 +3842,12 @@
         <w:rPr>
           <w:rFonts w:ascii="Arial Narrow" w:eastAsia="Arial Narrow" w:hAnsi="Arial Narrow" w:cs="Arial Narrow"/>
           <w:kern w:val="0"/>
-          <w14:ligatures w14:val="none"/>
+          <ns2:ligatures ns2:val="none"/>
         </w:rPr>
         <w:t>.</w:t>
       </w:r>
     </w:p>
-    <w:p>
+    <w:p ns2:paraId="00B1A8C1" ns2:textId="77777777">
       <w:pPr>
         <w:tabs>
           <w:tab w:val="num" w:pos="567"/>
@@ -3857,11 +3857,11 @@
         <w:rPr>
           <w:rFonts w:ascii="Arial Narrow" w:eastAsia="Arial Narrow" w:hAnsi="Arial Narrow" w:cs="Arial Narrow"/>
           <w:kern w:val="0"/>
-          <w14:ligatures w14:val="none"/>
-        </w:rPr>
-      </w:pPr>
-    </w:p>
-    <w:p>
+          <ns2:ligatures ns2:val="none"/>
+        </w:rPr>
+      </w:pPr>
+    </w:p>
+    <w:p ns2:paraId="35DDCD22" ns2:textId="4B9F3A65">
       <w:pPr>
         <w:pStyle w:val="Prrafodelista"/>
         <w:numPr>
@@ -3878,14 +3878,14 @@
         <w:rPr>
           <w:rFonts w:ascii="Arial Narrow" w:eastAsia="Arial Narrow" w:hAnsi="Arial Narrow" w:cs="Arial Narrow"/>
           <w:kern w:val="0"/>
-          <w14:ligatures w14:val="none"/>
-        </w:rPr>
-      </w:pPr>
-      <w:r>
-        <w:rPr>
-          <w:rFonts w:ascii="Arial Narrow" w:eastAsia="Arial Narrow" w:hAnsi="Arial Narrow" w:cs="Arial Narrow"/>
-          <w:kern w:val="0"/>
-          <w14:ligatures w14:val="none"/>
+          <ns2:ligatures ns2:val="none"/>
+        </w:rPr>
+      </w:pPr>
+      <w:r>
+        <w:rPr>
+          <w:rFonts w:ascii="Arial Narrow" w:eastAsia="Arial Narrow" w:hAnsi="Arial Narrow" w:cs="Arial Narrow"/>
+          <w:kern w:val="0"/>
+          <ns2:ligatures ns2:val="none"/>
         </w:rPr>
         <w:t xml:space="preserve">Presunta infracción a los artículos 18 y 19 de la Ley 29571, Código de Protección y Defensa del Consumidor, en tanto </w:t>
       </w:r>
@@ -3893,7 +3893,7 @@
         <w:rPr>
           <w:rFonts w:ascii="Arial Narrow" w:eastAsia="Arial Narrow" w:hAnsi="Arial Narrow" w:cs="Arial Narrow"/>
           <w:kern w:val="0"/>
-          <w14:ligatures w14:val="none"/>
+          <ns2:ligatures ns2:val="none"/>
         </w:rPr>
         <w:t>la compañía aseguradora habría remitido indebidamente a la denunciante el 30 de mayo de 2024 la solicitud de seguro 501628242 y la solicitud de pago del Seguro de Vida Free Plus – Póliza 07600043015, pese a no contar con el consentimiento para la contratación del referido seguro</w:t>
       </w:r>
@@ -3901,23 +3901,23 @@
         <w:rPr>
           <w:rFonts w:ascii="Arial Narrow" w:eastAsia="Arial Narrow" w:hAnsi="Arial Narrow" w:cs="Arial Narrow"/>
           <w:kern w:val="0"/>
-          <w14:ligatures w14:val="none"/>
+          <ns2:ligatures ns2:val="none"/>
         </w:rPr>
         <w:t>.</w:t>
       </w:r>
     </w:p>
-    <w:p>
-      <w:pPr>
-        <w:spacing w:after="0" w:line="240" w:lineRule="auto"/>
-        <w:jc w:val="both"/>
-        <w:rPr>
-          <w:rFonts w:ascii="Arial Narrow" w:eastAsia="Arial Narrow" w:hAnsi="Arial Narrow" w:cs="Arial Narrow"/>
-          <w:kern w:val="0"/>
-          <w14:ligatures w14:val="none"/>
-        </w:rPr>
-      </w:pPr>
-    </w:p>
-    <w:p>
+    <w:p ns2:paraId="6A55A0E5" ns2:textId="77777777">
+      <w:pPr>
+        <w:spacing w:after="0" w:line="240" w:lineRule="auto"/>
+        <w:jc w:val="both"/>
+        <w:rPr>
+          <w:rFonts w:ascii="Arial Narrow" w:eastAsia="Arial Narrow" w:hAnsi="Arial Narrow" w:cs="Arial Narrow"/>
+          <w:kern w:val="0"/>
+          <ns2:ligatures ns2:val="none"/>
+        </w:rPr>
+      </w:pPr>
+    </w:p>
+    <w:p ns2:paraId="32BCE0F9" ns2:textId="185ADE03">
       <w:pPr>
         <w:pStyle w:val="Prrafodelista"/>
         <w:numPr>
@@ -3934,14 +3934,14 @@
         <w:rPr>
           <w:rFonts w:ascii="Arial Narrow" w:eastAsia="Arial Narrow" w:hAnsi="Arial Narrow" w:cs="Arial Narrow"/>
           <w:kern w:val="0"/>
-          <w14:ligatures w14:val="none"/>
-        </w:rPr>
-      </w:pPr>
-      <w:r>
-        <w:rPr>
-          <w:rFonts w:ascii="Arial Narrow" w:eastAsia="Arial Narrow" w:hAnsi="Arial Narrow" w:cs="Arial Narrow"/>
-          <w:kern w:val="0"/>
-          <w14:ligatures w14:val="none"/>
+          <ns2:ligatures ns2:val="none"/>
+        </w:rPr>
+      </w:pPr>
+      <w:r>
+        <w:rPr>
+          <w:rFonts w:ascii="Arial Narrow" w:eastAsia="Arial Narrow" w:hAnsi="Arial Narrow" w:cs="Arial Narrow"/>
+          <w:kern w:val="0"/>
+          <ns2:ligatures ns2:val="none"/>
         </w:rPr>
         <w:t xml:space="preserve">Presunta infracción a los artículos 18 y 19 de la Ley 29571, Código de Protección y Defensa del Consumidor, en tanto </w:t>
       </w:r>
@@ -3949,7 +3949,7 @@
         <w:rPr>
           <w:rFonts w:ascii="Arial Narrow" w:eastAsia="Arial Narrow" w:hAnsi="Arial Narrow" w:cs="Arial Narrow"/>
           <w:kern w:val="0"/>
-          <w14:ligatures w14:val="none"/>
+          <ns2:ligatures ns2:val="none"/>
         </w:rPr>
         <w:t xml:space="preserve">la compañía aseguradora no habría cumplido </w:t>
       </w:r>
@@ -3957,7 +3957,7 @@
         <w:rPr>
           <w:rFonts w:ascii="Arial Narrow" w:eastAsia="Arial Narrow" w:hAnsi="Arial Narrow" w:cs="Arial Narrow"/>
           <w:kern w:val="0"/>
-          <w14:ligatures w14:val="none"/>
+          <ns2:ligatures ns2:val="none"/>
         </w:rPr>
         <w:t>devolver a la denunciante</w:t>
       </w:r>
@@ -3965,7 +3965,7 @@
         <w:rPr>
           <w:rFonts w:ascii="Arial Narrow" w:eastAsia="Arial Narrow" w:hAnsi="Arial Narrow" w:cs="Arial Narrow"/>
           <w:kern w:val="0"/>
-          <w14:ligatures w14:val="none"/>
+          <ns2:ligatures ns2:val="none"/>
         </w:rPr>
         <w:t xml:space="preserve"> los montos cobrados </w:t>
       </w:r>
@@ -3973,7 +3973,7 @@
         <w:rPr>
           <w:rFonts w:ascii="Arial Narrow" w:eastAsia="Arial Narrow" w:hAnsi="Arial Narrow" w:cs="Arial Narrow"/>
           <w:kern w:val="0"/>
-          <w14:ligatures w14:val="none"/>
+          <ns2:ligatures ns2:val="none"/>
         </w:rPr>
         <w:t xml:space="preserve">indebidamente </w:t>
       </w:r>
@@ -3981,7 +3981,7 @@
         <w:rPr>
           <w:rFonts w:ascii="Arial Narrow" w:eastAsia="Arial Narrow" w:hAnsi="Arial Narrow" w:cs="Arial Narrow"/>
           <w:kern w:val="0"/>
-          <w14:ligatures w14:val="none"/>
+          <ns2:ligatures ns2:val="none"/>
         </w:rPr>
         <w:t>a la denunciante</w:t>
       </w:r>
@@ -3989,7 +3989,7 @@
         <w:rPr>
           <w:rFonts w:ascii="Arial Narrow" w:eastAsia="Arial Narrow" w:hAnsi="Arial Narrow" w:cs="Arial Narrow"/>
           <w:kern w:val="0"/>
-          <w14:ligatures w14:val="none"/>
+          <ns2:ligatures ns2:val="none"/>
         </w:rPr>
         <w:t xml:space="preserve"> por la póliza del Seguro de Vida Free Plus 07600043015</w:t>
       </w:r>
@@ -3997,7 +3997,7 @@
         <w:rPr>
           <w:rFonts w:ascii="Arial Narrow" w:eastAsia="Arial Narrow" w:hAnsi="Arial Narrow" w:cs="Arial Narrow"/>
           <w:kern w:val="0"/>
-          <w14:ligatures w14:val="none"/>
+          <ns2:ligatures ns2:val="none"/>
         </w:rPr>
         <w:t xml:space="preserve">, pese a </w:t>
       </w:r>
@@ -4005,7 +4005,7 @@
         <w:rPr>
           <w:rFonts w:ascii="Arial Narrow" w:eastAsia="Arial Narrow" w:hAnsi="Arial Narrow" w:cs="Arial Narrow"/>
           <w:kern w:val="0"/>
-          <w14:ligatures w14:val="none"/>
+          <ns2:ligatures ns2:val="none"/>
         </w:rPr>
         <w:t>su ofrecimiento</w:t>
       </w:r>
@@ -4013,23 +4013,23 @@
         <w:rPr>
           <w:rFonts w:ascii="Arial Narrow" w:eastAsia="Arial Narrow" w:hAnsi="Arial Narrow" w:cs="Arial Narrow"/>
           <w:kern w:val="0"/>
-          <w14:ligatures w14:val="none"/>
+          <ns2:ligatures ns2:val="none"/>
         </w:rPr>
         <w:t>.</w:t>
       </w:r>
     </w:p>
-    <w:p>
-      <w:pPr>
-        <w:spacing w:after="0" w:line="240" w:lineRule="auto"/>
-        <w:jc w:val="both"/>
-        <w:rPr>
-          <w:rFonts w:ascii="Arial Narrow" w:eastAsia="Arial Narrow" w:hAnsi="Arial Narrow" w:cs="Arial Narrow"/>
-          <w:kern w:val="0"/>
-          <w14:ligatures w14:val="none"/>
-        </w:rPr>
-      </w:pPr>
-    </w:p>
-    <w:p>
+    <w:p ns2:paraId="370A397C" ns2:textId="77777777">
+      <w:pPr>
+        <w:spacing w:after="0" w:line="240" w:lineRule="auto"/>
+        <w:jc w:val="both"/>
+        <w:rPr>
+          <w:rFonts w:ascii="Arial Narrow" w:eastAsia="Arial Narrow" w:hAnsi="Arial Narrow" w:cs="Arial Narrow"/>
+          <w:kern w:val="0"/>
+          <ns2:ligatures ns2:val="none"/>
+        </w:rPr>
+      </w:pPr>
+    </w:p>
+    <w:p ns2:paraId="3E9B0E8D" ns2:textId="19018E57">
       <w:pPr>
         <w:pStyle w:val="Prrafodelista"/>
         <w:numPr>
@@ -4046,14 +4046,14 @@
         <w:rPr>
           <w:rFonts w:ascii="Arial Narrow" w:eastAsia="Arial Narrow" w:hAnsi="Arial Narrow" w:cs="Arial Narrow"/>
           <w:kern w:val="0"/>
-          <w14:ligatures w14:val="none"/>
-        </w:rPr>
-      </w:pPr>
-      <w:r>
-        <w:rPr>
-          <w:rFonts w:ascii="Arial Narrow" w:eastAsia="Arial Narrow" w:hAnsi="Arial Narrow" w:cs="Arial Narrow"/>
-          <w:kern w:val="0"/>
-          <w14:ligatures w14:val="none"/>
+          <ns2:ligatures ns2:val="none"/>
+        </w:rPr>
+      </w:pPr>
+      <w:r>
+        <w:rPr>
+          <w:rFonts w:ascii="Arial Narrow" w:eastAsia="Arial Narrow" w:hAnsi="Arial Narrow" w:cs="Arial Narrow"/>
+          <w:kern w:val="0"/>
+          <ns2:ligatures ns2:val="none"/>
         </w:rPr>
         <w:t xml:space="preserve">Presunta </w:t>
       </w:r>
@@ -4061,7 +4061,7 @@
         <w:rPr>
           <w:rFonts w:ascii="Arial Narrow" w:eastAsia="Arial Narrow" w:hAnsi="Arial Narrow" w:cs="Arial Narrow"/>
           <w:kern w:val="0"/>
-          <w14:ligatures w14:val="none"/>
+          <ns2:ligatures ns2:val="none"/>
         </w:rPr>
         <w:t>infracción al literal e) del artículo 47 de la Ley 29571, Código de Protección y Defensa del Consumidor</w:t>
       </w:r>
@@ -4069,7 +4069,7 @@
         <w:rPr>
           <w:rFonts w:ascii="Arial Narrow" w:eastAsia="Arial Narrow" w:hAnsi="Arial Narrow" w:cs="Arial Narrow"/>
           <w:kern w:val="0"/>
-          <w14:ligatures w14:val="none"/>
+          <ns2:ligatures ns2:val="none"/>
         </w:rPr>
         <w:t xml:space="preserve">, en tanto </w:t>
       </w:r>
@@ -4077,7 +4077,7 @@
         <w:rPr>
           <w:rFonts w:ascii="Arial Narrow" w:eastAsia="Arial Narrow" w:hAnsi="Arial Narrow" w:cs="Arial Narrow"/>
           <w:kern w:val="0"/>
-          <w14:ligatures w14:val="none"/>
+          <ns2:ligatures ns2:val="none"/>
         </w:rPr>
         <w:t>la compañía aseguradora no habría</w:t>
       </w:r>
@@ -4088,7 +4088,7 @@
         <w:rPr>
           <w:rFonts w:ascii="Arial Narrow" w:eastAsia="Arial Narrow" w:hAnsi="Arial Narrow" w:cs="Arial Narrow"/>
           <w:kern w:val="0"/>
-          <w14:ligatures w14:val="none"/>
+          <ns2:ligatures ns2:val="none"/>
         </w:rPr>
         <w:t>cumplido oportunamente con entregar a la denunciante los documentos contractuales del Seguro de Vida Free Plus – Póliza 07600043015</w:t>
       </w:r>
@@ -4096,7 +4096,7 @@
         <w:rPr>
           <w:rFonts w:ascii="Arial Narrow" w:eastAsia="Arial Narrow" w:hAnsi="Arial Narrow" w:cs="Arial Narrow"/>
           <w:kern w:val="0"/>
-          <w14:ligatures w14:val="none"/>
+          <ns2:ligatures ns2:val="none"/>
         </w:rPr>
         <w:t>, puesto que lo remitió el 15 de noviembre de 2025 sin su firma</w:t>
       </w:r>
@@ -4104,25 +4104,25 @@
         <w:rPr>
           <w:rFonts w:ascii="Arial Narrow" w:eastAsia="Arial Narrow" w:hAnsi="Arial Narrow" w:cs="Arial Narrow"/>
           <w:kern w:val="0"/>
-          <w14:ligatures w14:val="none"/>
+          <ns2:ligatures ns2:val="none"/>
         </w:rPr>
         <w:t>.</w:t>
       </w:r>
     </w:p>
     <w:bookmarkEnd w:id="12"/>
     <w:bookmarkEnd w:id="13"/>
-    <w:p>
-      <w:pPr>
-        <w:spacing w:after="0" w:line="240" w:lineRule="auto"/>
-        <w:jc w:val="both"/>
-        <w:rPr>
-          <w:rFonts w:ascii="Arial Narrow" w:eastAsia="Arial Narrow" w:hAnsi="Arial Narrow" w:cs="Arial Narrow"/>
-          <w:kern w:val="0"/>
-          <w14:ligatures w14:val="none"/>
-        </w:rPr>
-      </w:pPr>
-    </w:p>
-    <w:p>
+    <w:p ns2:paraId="042B3F54" ns2:textId="7447D5DD">
+      <w:pPr>
+        <w:spacing w:after="0" w:line="240" w:lineRule="auto"/>
+        <w:jc w:val="both"/>
+        <w:rPr>
+          <w:rFonts w:ascii="Arial Narrow" w:eastAsia="Arial Narrow" w:hAnsi="Arial Narrow" w:cs="Arial Narrow"/>
+          <w:kern w:val="0"/>
+          <ns2:ligatures ns2:val="none"/>
+        </w:rPr>
+      </w:pPr>
+    </w:p>
+    <w:p ns2:paraId="0A292C9F" ns2:textId="5F4DA0D8">
       <w:pPr>
         <w:spacing w:line="240" w:lineRule="auto"/>
         <w:contextualSpacing/>
@@ -4130,17 +4130,17 @@
         <w:rPr>
           <w:rFonts w:ascii="Arial Narrow" w:eastAsia="Calibri" w:hAnsi="Arial Narrow" w:cs="Arial"/>
           <w:kern w:val="0"/>
-          <w14:ligatures w14:val="none"/>
-        </w:rPr>
-      </w:pPr>
-      <w:r>
-        <w:rPr>
-          <w:rFonts w:ascii="Arial Narrow" w:eastAsia="Arial Narrow" w:hAnsi="Arial Narrow" w:cs="Arial Narrow"/>
-          <w:b/>
-          <w:color w:val="000000"/>
-          <w:kern w:val="0"/>
-          <w:lang w:eastAsia="es-PE"/>
-          <w14:ligatures w14:val="none"/>
+          <ns2:ligatures ns2:val="none"/>
+        </w:rPr>
+      </w:pPr>
+      <w:r>
+        <w:rPr>
+          <w:rFonts w:ascii="Arial Narrow" w:eastAsia="Arial Narrow" w:hAnsi="Arial Narrow" w:cs="Arial Narrow"/>
+          <w:b/>
+          <w:color w:val="000000"/>
+          <w:kern w:val="0"/>
+          <w:lang w:eastAsia="es-PE"/>
+          <ns2:ligatures ns2:val="none"/>
         </w:rPr>
         <w:t>SEGUNDO:</w:t>
       </w:r>
@@ -4150,7 +4150,7 @@
           <w:color w:val="000000"/>
           <w:kern w:val="0"/>
           <w:lang w:eastAsia="es-PE"/>
-          <w14:ligatures w14:val="none"/>
+          <ns2:ligatures ns2:val="none"/>
         </w:rPr>
         <w:t xml:space="preserve"> tener por ofrecidos los</w:t>
       </w:r>
@@ -4160,7 +4160,7 @@
           <w:color w:val="000000"/>
           <w:kern w:val="0"/>
           <w:lang w:eastAsia="es-PE"/>
-          <w14:ligatures w14:val="none"/>
+          <ns2:ligatures ns2:val="none"/>
         </w:rPr>
         <w:t xml:space="preserve"> medios probatorios presentados en el escrito de denuncia </w:t>
       </w:r>
@@ -4170,7 +4170,7 @@
           <w:color w:val="000000"/>
           <w:kern w:val="0"/>
           <w:lang w:val="es-ES" w:eastAsia="es-ES"/>
-          <w14:ligatures w14:val="none"/>
+          <ns2:ligatures ns2:val="none"/>
         </w:rPr>
         <w:t xml:space="preserve">del </w:t>
       </w:r>
@@ -4180,7 +4180,7 @@
           <w:color w:val="000000"/>
           <w:kern w:val="0"/>
           <w:lang w:val="es-ES" w:eastAsia="es-ES"/>
-          <w14:ligatures w14:val="none"/>
+          <ns2:ligatures ns2:val="none"/>
         </w:rPr>
         <w:t xml:space="preserve">19 de setiembre del 2025, </w:t>
       </w:r>
@@ -4190,7 +4190,7 @@
           <w:color w:val="000000"/>
           <w:kern w:val="0"/>
           <w:lang w:val="es-ES" w:eastAsia="es-ES"/>
-          <w14:ligatures w14:val="none"/>
+          <ns2:ligatures ns2:val="none"/>
         </w:rPr>
         <w:t xml:space="preserve">complementado con </w:t>
       </w:r>
@@ -4200,7 +4200,7 @@
           <w:color w:val="000000"/>
           <w:kern w:val="0"/>
           <w:lang w:val="es-ES" w:eastAsia="es-ES"/>
-          <w14:ligatures w14:val="none"/>
+          <ns2:ligatures ns2:val="none"/>
         </w:rPr>
         <w:t>escrito</w:t>
       </w:r>
@@ -4210,7 +4210,7 @@
           <w:color w:val="000000"/>
           <w:kern w:val="0"/>
           <w:lang w:val="es-ES" w:eastAsia="es-ES"/>
-          <w14:ligatures w14:val="none"/>
+          <ns2:ligatures ns2:val="none"/>
         </w:rPr>
         <w:t>s</w:t>
       </w:r>
@@ -4220,7 +4220,7 @@
           <w:color w:val="000000"/>
           <w:kern w:val="0"/>
           <w:lang w:val="es-ES" w:eastAsia="es-ES"/>
-          <w14:ligatures w14:val="none"/>
+          <ns2:ligatures ns2:val="none"/>
         </w:rPr>
         <w:t xml:space="preserve"> del</w:t>
       </w:r>
@@ -4230,7 +4230,7 @@
           <w:color w:val="000000"/>
           <w:kern w:val="0"/>
           <w:lang w:val="es-ES" w:eastAsia="es-ES"/>
-          <w14:ligatures w14:val="none"/>
+          <ns2:ligatures ns2:val="none"/>
         </w:rPr>
         <w:t xml:space="preserve"> 26 de setiembre de 2025, </w:t>
       </w:r>
@@ -4240,7 +4240,7 @@
           <w:color w:val="000000"/>
           <w:kern w:val="0"/>
           <w:lang w:val="es-ES" w:eastAsia="es-ES"/>
-          <w14:ligatures w14:val="none"/>
+          <ns2:ligatures ns2:val="none"/>
         </w:rPr>
         <w:t>14 de noviembre de 2025</w:t>
       </w:r>
@@ -4249,12 +4249,12 @@
           <w:rFonts w:ascii="Arial Narrow" w:eastAsia="Calibri" w:hAnsi="Arial Narrow" w:cs="Arial"/>
           <w:kern w:val="0"/>
           <w:lang w:val="es-ES"/>
-          <w14:ligatures w14:val="none"/>
+          <ns2:ligatures ns2:val="none"/>
         </w:rPr>
         <w:t>, 21 de enero de 2026.</w:t>
       </w:r>
     </w:p>
-    <w:p>
+    <w:p ns2:paraId="68A17E97" ns2:textId="77777777">
       <w:pPr>
         <w:spacing w:line="240" w:lineRule="auto"/>
         <w:contextualSpacing/>
@@ -4264,30 +4264,30 @@
           <w:color w:val="000000"/>
           <w:kern w:val="0"/>
           <w:lang w:eastAsia="es-PE"/>
-          <w14:ligatures w14:val="none"/>
-        </w:rPr>
-      </w:pPr>
-    </w:p>
-    <w:p>
-      <w:pPr>
-        <w:spacing w:after="0" w:line="240" w:lineRule="auto"/>
-        <w:jc w:val="both"/>
-        <w:rPr>
-          <w:rFonts w:ascii="Arial Narrow" w:eastAsia="Arial Narrow" w:hAnsi="Arial Narrow" w:cs="Arial Narrow"/>
-          <w:color w:val="000000"/>
-          <w:kern w:val="0"/>
-          <w:lang w:eastAsia="es-PE"/>
-          <w14:ligatures w14:val="none"/>
-        </w:rPr>
-      </w:pPr>
-      <w:r>
-        <w:rPr>
-          <w:rFonts w:ascii="Arial Narrow" w:eastAsia="Arial Narrow" w:hAnsi="Arial Narrow" w:cs="Arial Narrow"/>
-          <w:b/>
-          <w:color w:val="000000"/>
-          <w:kern w:val="0"/>
-          <w:lang w:eastAsia="es-PE"/>
-          <w14:ligatures w14:val="none"/>
+          <ns2:ligatures ns2:val="none"/>
+        </w:rPr>
+      </w:pPr>
+    </w:p>
+    <w:p ns2:paraId="168254DA" ns2:textId="07B508EA">
+      <w:pPr>
+        <w:spacing w:after="0" w:line="240" w:lineRule="auto"/>
+        <w:jc w:val="both"/>
+        <w:rPr>
+          <w:rFonts w:ascii="Arial Narrow" w:eastAsia="Arial Narrow" w:hAnsi="Arial Narrow" w:cs="Arial Narrow"/>
+          <w:color w:val="000000"/>
+          <w:kern w:val="0"/>
+          <w:lang w:eastAsia="es-PE"/>
+          <ns2:ligatures ns2:val="none"/>
+        </w:rPr>
+      </w:pPr>
+      <w:r>
+        <w:rPr>
+          <w:rFonts w:ascii="Arial Narrow" w:eastAsia="Arial Narrow" w:hAnsi="Arial Narrow" w:cs="Arial Narrow"/>
+          <w:b/>
+          <w:color w:val="000000"/>
+          <w:kern w:val="0"/>
+          <w:lang w:eastAsia="es-PE"/>
+          <ns2:ligatures ns2:val="none"/>
         </w:rPr>
         <w:t xml:space="preserve">TERCERO: </w:t>
       </w:r>
@@ -4297,7 +4297,7 @@
           <w:color w:val="000000"/>
           <w:kern w:val="0"/>
           <w:lang w:eastAsia="es-PE"/>
-          <w14:ligatures w14:val="none"/>
+          <ns2:ligatures ns2:val="none"/>
         </w:rPr>
         <w:t xml:space="preserve">requerir a </w:t>
       </w:r>
@@ -4307,7 +4307,7 @@
           <w:color w:val="000000"/>
           <w:kern w:val="0"/>
           <w:lang w:eastAsia="es-PE"/>
-          <w14:ligatures w14:val="none"/>
+          <ns2:ligatures ns2:val="none"/>
         </w:rPr>
         <w:t xml:space="preserve">Interseguro Compañía de Seguros S.A. </w:t>
       </w:r>
@@ -4317,12 +4317,12 @@
           <w:color w:val="000000"/>
           <w:kern w:val="0"/>
           <w:lang w:eastAsia="es-PE"/>
-          <w14:ligatures w14:val="none"/>
+          <ns2:ligatures ns2:val="none"/>
         </w:rPr>
         <w:t>que cumpla con lo siguiente:</w:t>
       </w:r>
     </w:p>
-    <w:p>
+    <w:p ns2:paraId="20FDFB8D" ns2:textId="77777777">
       <w:pPr>
         <w:spacing w:after="0" w:line="240" w:lineRule="auto"/>
         <w:jc w:val="both"/>
@@ -4331,11 +4331,11 @@
           <w:color w:val="000000"/>
           <w:kern w:val="0"/>
           <w:lang w:eastAsia="es-PE"/>
-          <w14:ligatures w14:val="none"/>
-        </w:rPr>
-      </w:pPr>
-    </w:p>
-    <w:p>
+          <ns2:ligatures ns2:val="none"/>
+        </w:rPr>
+      </w:pPr>
+    </w:p>
+    <w:p ns2:paraId="4AA80738" ns2:textId="77777777">
       <w:pPr>
         <w:numPr>
           <w:ilvl w:val="0"/>
@@ -4349,22 +4349,22 @@
           <w:color w:val="000000"/>
           <w:kern w:val="0"/>
           <w:lang w:eastAsia="es-PE"/>
-          <w14:ligatures w14:val="none"/>
-        </w:rPr>
-      </w:pPr>
-      <w:r>
-        <w:rPr>
-          <w:rFonts w:ascii="Arial Narrow" w:eastAsia="Arial Narrow" w:hAnsi="Arial Narrow" w:cs="Arial Narrow"/>
-          <w:color w:val="000000"/>
-          <w:kern w:val="0"/>
-          <w:lang w:eastAsia="es-PE"/>
-          <w14:ligatures w14:val="none"/>
+          <ns2:ligatures ns2:val="none"/>
+        </w:rPr>
+      </w:pPr>
+      <w:r>
+        <w:rPr>
+          <w:rFonts w:ascii="Arial Narrow" w:eastAsia="Arial Narrow" w:hAnsi="Arial Narrow" w:cs="Arial Narrow"/>
+          <w:color w:val="000000"/>
+          <w:kern w:val="0"/>
+          <w:lang w:eastAsia="es-PE"/>
+          <ns2:ligatures ns2:val="none"/>
         </w:rPr>
         <w:lastRenderedPageBreak/>
         <w:t>presentar documentos que acrediten su inscripción en los Registros Públicos o una declaración jurada que indique que cuenta con dicha inscripción;</w:t>
       </w:r>
     </w:p>
-    <w:p>
+    <w:p ns2:paraId="2B29D59F" ns2:textId="77777777">
       <w:pPr>
         <w:numPr>
           <w:ilvl w:val="0"/>
@@ -4378,21 +4378,21 @@
           <w:color w:val="000000"/>
           <w:kern w:val="0"/>
           <w:lang w:eastAsia="es-PE"/>
-          <w14:ligatures w14:val="none"/>
-        </w:rPr>
-      </w:pPr>
-      <w:r>
-        <w:rPr>
-          <w:rFonts w:ascii="Arial Narrow" w:eastAsia="Arial Narrow" w:hAnsi="Arial Narrow" w:cs="Arial Narrow"/>
-          <w:color w:val="000000"/>
-          <w:kern w:val="0"/>
-          <w:lang w:eastAsia="es-PE"/>
-          <w14:ligatures w14:val="none"/>
+          <ns2:ligatures ns2:val="none"/>
+        </w:rPr>
+      </w:pPr>
+      <w:r>
+        <w:rPr>
+          <w:rFonts w:ascii="Arial Narrow" w:eastAsia="Arial Narrow" w:hAnsi="Arial Narrow" w:cs="Arial Narrow"/>
+          <w:color w:val="000000"/>
+          <w:kern w:val="0"/>
+          <w:lang w:eastAsia="es-PE"/>
+          <ns2:ligatures ns2:val="none"/>
         </w:rPr>
         <w:t>presentar copia simple de las facultades de representación de su representante legal en el presente procedimiento o la declaración jurada que indique que cuenta con dichas facultades y que estas se encuentran vigentes;</w:t>
       </w:r>
     </w:p>
-    <w:p>
+    <w:p ns2:paraId="7EF50C46" ns2:textId="77777777">
       <w:pPr>
         <w:numPr>
           <w:ilvl w:val="0"/>
@@ -4406,21 +4406,21 @@
           <w:color w:val="000000"/>
           <w:kern w:val="0"/>
           <w:lang w:eastAsia="es-PE"/>
-          <w14:ligatures w14:val="none"/>
-        </w:rPr>
-      </w:pPr>
-      <w:r>
-        <w:rPr>
-          <w:rFonts w:ascii="Arial Narrow" w:eastAsia="Arial Narrow" w:hAnsi="Arial Narrow" w:cs="Arial Narrow"/>
-          <w:color w:val="000000"/>
-          <w:kern w:val="0"/>
-          <w:lang w:eastAsia="es-PE"/>
-          <w14:ligatures w14:val="none"/>
+          <ns2:ligatures ns2:val="none"/>
+        </w:rPr>
+      </w:pPr>
+      <w:r>
+        <w:rPr>
+          <w:rFonts w:ascii="Arial Narrow" w:eastAsia="Arial Narrow" w:hAnsi="Arial Narrow" w:cs="Arial Narrow"/>
+          <w:color w:val="000000"/>
+          <w:kern w:val="0"/>
+          <w:lang w:eastAsia="es-PE"/>
+          <ns2:ligatures ns2:val="none"/>
         </w:rPr>
         <w:t>consignar el Número de Registro Único de Contribuyentes (RUC); y,</w:t>
       </w:r>
     </w:p>
-    <w:p>
+    <w:p ns2:paraId="19E4DFA1" ns2:textId="77777777">
       <w:pPr>
         <w:numPr>
           <w:ilvl w:val="0"/>
@@ -4432,16 +4432,16 @@
         <w:rPr>
           <w:rFonts w:ascii="Arial Narrow" w:eastAsia="Calibri" w:hAnsi="Arial Narrow" w:cs="Arial"/>
           <w:kern w:val="0"/>
-          <w14:ligatures w14:val="none"/>
-        </w:rPr>
-      </w:pPr>
-      <w:r>
-        <w:rPr>
-          <w:rFonts w:ascii="Arial Narrow" w:eastAsia="Arial Narrow" w:hAnsi="Arial Narrow" w:cs="Arial Narrow"/>
-          <w:color w:val="000000"/>
-          <w:kern w:val="0"/>
-          <w:lang w:eastAsia="es-PE"/>
-          <w14:ligatures w14:val="none"/>
+          <ns2:ligatures ns2:val="none"/>
+        </w:rPr>
+      </w:pPr>
+      <w:r>
+        <w:rPr>
+          <w:rFonts w:ascii="Arial Narrow" w:eastAsia="Arial Narrow" w:hAnsi="Arial Narrow" w:cs="Arial Narrow"/>
+          <w:color w:val="000000"/>
+          <w:kern w:val="0"/>
+          <w:lang w:eastAsia="es-PE"/>
+          <ns2:ligatures ns2:val="none"/>
         </w:rPr>
         <w:t>fijar domicilio procesal para el procedimiento, de conformidad con el numeral 1 del artículo 442</w:t>
       </w:r>
@@ -4451,7 +4451,7 @@
           <w:color w:val="000000"/>
           <w:kern w:val="0"/>
           <w:lang w:eastAsia="es-PE"/>
-          <w14:ligatures w14:val="none"/>
+          <ns2:ligatures ns2:val="none"/>
         </w:rPr>
         <w:t/>
       </w:r>
@@ -4461,7 +4461,7 @@
           <w:color w:val="000000"/>
           <w:kern w:val="0"/>
           <w:lang w:eastAsia="es-PE"/>
-          <w14:ligatures w14:val="none"/>
+          <ns2:ligatures ns2:val="none"/>
         </w:rPr>
         <w:t xml:space="preserve"> del Código Procesal Civil. </w:t>
       </w:r>
@@ -4469,7 +4469,7 @@
         <w:rPr>
           <w:rFonts w:ascii="Arial Narrow" w:eastAsia="Calibri" w:hAnsi="Arial Narrow" w:cs="Arial"/>
           <w:kern w:val="0"/>
-          <w14:ligatures w14:val="none"/>
+          <ns2:ligatures ns2:val="none"/>
         </w:rPr>
         <w:t>Para ello podrá señalar domicilio físico o una dirección electrónica a la que pueda remitirse las notificaciones</w:t>
       </w:r>
@@ -4478,12 +4478,12 @@
           <w:rFonts w:ascii="Arial Narrow" w:eastAsia="Arial" w:hAnsi="Arial Narrow" w:cs="Arial"/>
           <w:kern w:val="0"/>
           <w:lang w:val="es"/>
-          <w14:ligatures w14:val="none"/>
+          <ns2:ligatures ns2:val="none"/>
         </w:rPr>
         <w:t>;</w:t>
       </w:r>
     </w:p>
-    <w:p>
+    <w:p ns2:paraId="7C63E340" ns2:textId="77777777">
       <w:pPr>
         <w:numPr>
           <w:ilvl w:val="0"/>
@@ -4495,14 +4495,14 @@
         <w:rPr>
           <w:rFonts w:ascii="Arial Narrow" w:eastAsia="Calibri" w:hAnsi="Arial Narrow" w:cs="Arial"/>
           <w:kern w:val="0"/>
-          <w14:ligatures w14:val="none"/>
+          <ns2:ligatures ns2:val="none"/>
         </w:rPr>
       </w:pPr>
       <w:r>
         <w:rPr>
           <w:rFonts w:ascii="Arial Narrow" w:eastAsia="Calibri" w:hAnsi="Arial Narrow" w:cs="Arial"/>
           <w:kern w:val="0"/>
-          <w14:ligatures w14:val="none"/>
+          <ns2:ligatures ns2:val="none"/>
         </w:rPr>
         <w:t>en caso califique como micro empresa o pequeña empresa, presentar los documentos que acrediten su volumen de ventas o ingresos brutos percibidos el año anterior relativo a todas sus actividades económicas y el número de trabajadores con el que cuenta</w:t>
       </w:r>
@@ -4512,7 +4512,7 @@
           <w:rFonts w:ascii="Arial Narrow" w:eastAsia="Calibri" w:hAnsi="Arial Narrow" w:cs="Arial"/>
           <w:kern w:val="0"/>
           <w:vertAlign w:val="superscript"/>
-          <w14:ligatures w14:val="none"/>
+          <ns2:ligatures ns2:val="none"/>
         </w:rPr>
         <w:footnoteReference w:id="8"/>
       </w:r>
@@ -4520,7 +4520,7 @@
         <w:rPr>
           <w:rFonts w:ascii="Arial Narrow" w:eastAsia="Calibri" w:hAnsi="Arial Narrow" w:cs="Arial"/>
           <w:kern w:val="0"/>
-          <w14:ligatures w14:val="none"/>
+          <ns2:ligatures ns2:val="none"/>
         </w:rPr>
         <w:t>. Ello, a fin de que la Comisión pueda meritar dicha documentación, conforme lo establece el artículo 110</w:t>
       </w:r>
@@ -4530,7 +4530,7 @@
           <w:color w:val="000000"/>
           <w:kern w:val="0"/>
           <w:lang w:eastAsia="es-PE"/>
-          <w14:ligatures w14:val="none"/>
+          <ns2:ligatures ns2:val="none"/>
         </w:rPr>
         <w:t/>
       </w:r>
@@ -4538,7 +4538,7 @@
         <w:rPr>
           <w:rFonts w:ascii="Arial Narrow" w:eastAsia="Calibri" w:hAnsi="Arial Narrow" w:cs="Arial"/>
           <w:kern w:val="0"/>
-          <w14:ligatures w14:val="none"/>
+          <ns2:ligatures ns2:val="none"/>
         </w:rPr>
         <w:t xml:space="preserve"> del </w:t>
       </w:r>
@@ -4547,7 +4547,7 @@
           <w:rFonts w:ascii="Arial Narrow" w:eastAsia="Calibri" w:hAnsi="Arial Narrow" w:cs="Arial"/>
           <w:spacing w:val="-2"/>
           <w:kern w:val="0"/>
-          <w14:ligatures w14:val="none"/>
+          <ns2:ligatures ns2:val="none"/>
         </w:rPr>
         <w:t>Código</w:t>
       </w:r>
@@ -4558,7 +4558,7 @@
           <w:spacing w:val="-2"/>
           <w:kern w:val="0"/>
           <w:vertAlign w:val="superscript"/>
-          <w14:ligatures w14:val="none"/>
+          <ns2:ligatures ns2:val="none"/>
         </w:rPr>
         <w:footnoteReference w:id="9"/>
       </w:r>
@@ -4567,67 +4567,102 @@
           <w:rFonts w:ascii="Arial Narrow" w:eastAsia="Calibri" w:hAnsi="Arial Narrow" w:cs="Arial"/>
           <w:spacing w:val="-2"/>
           <w:kern w:val="0"/>
-          <w14:ligatures w14:val="none"/>
+          <ns2:ligatures ns2:val="none"/>
         </w:rPr>
         <w:t>.</w:t>
       </w:r>
     </w:p>
+    <w:p ns2:paraId="1F11FE32" ns2:textId="77777777">
+      <w:pPr>
+        <w:spacing w:after="0" w:line="240" w:lineRule="auto"/>
+        <w:ind w:left="567"/>
+        <w:jc w:val="both"/>
+        <w:rPr>
+          <w:rFonts w:ascii="Arial Narrow" w:eastAsia="Arial Narrow" w:hAnsi="Arial Narrow" w:cs="Arial Narrow"/>
+          <w:color w:val="000000"/>
+          <w:kern w:val="0"/>
+          <w:lang w:eastAsia="es-PE"/>
+          <ns2:ligatures ns2:val="none"/>
+        </w:rPr>
+      </w:pPr>
+    </w:p>
     <w:p>
       <w:pPr>
         <w:spacing w:after="0" w:line="240" w:lineRule="auto"/>
-        <w:ind w:left="567"/>
-        <w:jc w:val="both"/>
-        <w:rPr>
-          <w:rFonts w:ascii="Arial Narrow" w:eastAsia="Arial Narrow" w:hAnsi="Arial Narrow" w:cs="Arial Narrow"/>
-          <w:color w:val="000000"/>
-          <w:kern w:val="0"/>
-          <w:lang w:eastAsia="es-PE"/>
-          <w14:ligatures w14:val="none"/>
-        </w:rPr>
-      </w:pPr>
-    </w:p>
-    <w:p>
-      <w:pPr>
-        <w:spacing w:after="0" w:line="240" w:lineRule="auto"/>
-        <w:jc w:val="both"/>
-        <w:rPr>
-          <w:rFonts w:ascii="Arial Narrow" w:eastAsia="Arial Narrow" w:hAnsi="Arial Narrow" w:cs="Arial Narrow"/>
-          <w:color w:val="000000"/>
-          <w:kern w:val="0"/>
-          <w:lang w:eastAsia="es-PE"/>
-          <w14:ligatures w14:val="none"/>
-        </w:rPr>
-      </w:pPr>
-      <w:r>
-        <w:rPr>
-          <w:rFonts w:ascii="Arial Narrow" w:eastAsia="Arial Narrow" w:hAnsi="Arial Narrow" w:cs="Arial Narrow"/>
-          <w:b/>
-          <w:color w:val="000000"/>
-          <w:kern w:val="0"/>
-          <w:lang w:eastAsia="es-PE"/>
-          <w14:ligatures w14:val="none"/>
+        <w:jc w:val="both"/>
+        <w:rPr>
+          <w:rFonts w:ascii="Arial Narrow" w:eastAsia="Arial Narrow" w:hAnsi="Arial Narrow" w:cs="Arial Narrow"/>
+          <w:color w:val="000000"/>
+          <w:kern w:val="0"/>
+          <w:lang w:eastAsia="es-PE"/>
+          <ns2:ligatures ns2:val="none"/>
+        </w:rPr>
+      </w:pPr>
+      <w:r>
+        <w:rPr>
+          <w:rFonts w:ascii="Arial Narrow" w:hAnsi="Arial Narrow" w:cs="Arial Narrow"/>
+          <w:b w:val="1"/>
+          <w:bCs w:val="1"/>
+          <w:sz w:val="20"/>
+          <w:szCs w:val="20"/>
         </w:rPr>
         <w:t xml:space="preserve">CUARTO: </w:t>
       </w:r>
       <w:r>
         <w:rPr>
-          <w:rFonts w:ascii="Arial Narrow" w:eastAsia="Arial Narrow" w:hAnsi="Arial Narrow" w:cs="Arial Narrow"/>
-          <w:color w:val="000000"/>
-          <w:kern w:val="0"/>
-          <w:lang w:eastAsia="es-PE"/>
-          <w14:ligatures w14:val="none"/>
-        </w:rPr>
-        <w:t xml:space="preserve">correr traslado de la denuncia interpuesta </w:t>
-      </w:r>
-      <w:r>
+          <w:rFonts w:ascii="Arial Narrow" w:hAnsi="Arial Narrow" w:cs="Arial Narrow"/>
+          <w:sz w:val="20"/>
+          <w:szCs w:val="20"/>
+        </w:rPr>
+        <w:t xml:space="preserve">correr traslado de la presente resolución a Interseguro Compañía de Seguros S.A para que, de conformidad con lo dispuesto por el artículo 26° de la Ley sobre Facultades, Normas y Organización del Indecopi, aprobado por Decreto Legislativo N° 8079, presente sus descargos sobre la imputación de cargos realizada en un plazo no mayor a cinco (5) días hábiles contado a partir del día siguiente de la notificación de la presente resolución, vencido el cual, el Secretario Técnico declarará en rebeldía a los denunciados que no lo hubieran presentado. Debe precisarse que de conformidad con lo establecido por el artículo 223° del Texto Único Ordenado de la Ley N° 27444, Ley del Procedimiento Administrativo General, las alegaciones y los hechos relevantes de la reclamación, salvo que hayan sido específicamente negadas en la contestación, se tendrán por aceptadas o meritadas como ciertas.</w:t>
+      </w:r>
+    </w:p>
+    <w:p ns2:paraId="228F876C" ns2:textId="77777777">
+      <w:pPr>
+        <w:spacing w:after="0" w:line="240" w:lineRule="auto"/>
+        <w:jc w:val="both"/>
+        <w:rPr>
+          <w:rFonts w:ascii="Arial Narrow" w:eastAsia="Arial Narrow" w:hAnsi="Arial Narrow" w:cs="Arial Narrow"/>
+          <w:color w:val="000000"/>
+          <w:kern w:val="0"/>
+          <w:lang w:eastAsia="es-PE"/>
+          <ns2:ligatures ns2:val="none"/>
+        </w:rPr>
+      </w:pPr>
+    </w:p>
+    <w:p ns2:paraId="774AFBA5" ns2:textId="66686836">
+      <w:pPr>
+        <w:spacing w:after="0" w:line="240" w:lineRule="auto"/>
+        <w:jc w:val="both"/>
         <w:rPr>
           <w:rFonts w:ascii="Arial Narrow" w:eastAsia="Times New Roman" w:hAnsi="Arial Narrow" w:cs="Arial"/>
           <w:color w:val="000000"/>
           <w:kern w:val="0"/>
           <w:lang w:val="es-ES" w:eastAsia="es-ES"/>
-          <w14:ligatures w14:val="none"/>
-        </w:rPr>
-        <w:t xml:space="preserve">el </w:t>
+          <ns2:ligatures ns2:val="none"/>
+        </w:rPr>
+      </w:pPr>
+      <w:r>
+        <w:rPr>
+          <w:rFonts w:ascii="Arial Narrow" w:eastAsia="Arial Narrow" w:hAnsi="Arial Narrow" w:cs="Arial Narrow"/>
+          <w:b/>
+          <w:color w:val="000000"/>
+          <w:kern w:val="0"/>
+          <w:lang w:eastAsia="es-PE"/>
+          <ns2:ligatures ns2:val="none"/>
+        </w:rPr>
+        <w:t xml:space="preserve">QUINTO: </w:t>
+      </w:r>
+      <w:bookmarkStart w:id="14" w:name="_Hlk188286813"/>
+      <w:r>
+        <w:rPr>
+          <w:rFonts w:ascii="Arial Narrow" w:eastAsia="Times New Roman" w:hAnsi="Arial Narrow" w:cs="Arial"/>
+          <w:color w:val="000000"/>
+          <w:kern w:val="0"/>
+          <w:lang w:eastAsia="es-ES"/>
+          <ns2:ligatures ns2:val="none"/>
+        </w:rPr>
+        <w:t xml:space="preserve">requerir </w:t>
       </w:r>
       <w:r>
         <w:rPr>
@@ -4635,19 +4670,63 @@
           <w:color w:val="000000"/>
           <w:kern w:val="0"/>
           <w:lang w:val="es-ES" w:eastAsia="es-ES"/>
-          <w14:ligatures w14:val="none"/>
-        </w:rPr>
-        <w:t xml:space="preserve">19 de setiembre del 2025, </w:t>
-      </w:r>
+          <ns2:ligatures ns2:val="none"/>
+        </w:rPr>
+        <w:t xml:space="preserve">que, en un </w:t>
+      </w:r>
+      <w:r>
+        <w:rPr>
+          <w:rFonts w:ascii="Arial Narrow" w:eastAsia="Times New Roman" w:hAnsi="Arial Narrow" w:cs="Arial"/>
+          <w:color w:val="000000"/>
+          <w:kern w:val="0"/>
+          <w:lang w:eastAsia="es-ES"/>
+          <ns2:ligatures ns2:val="none"/>
+        </w:rPr>
+        <w:t>plazo no mayor de cinco (5) días hábiles contado a partir del día siguiente de la notificación de la presente resolución</w:t>
+      </w:r>
+      <w:bookmarkEnd w:id="14"/>
+      <w:r>
+        <w:rPr>
+          <w:rFonts w:ascii="Arial Narrow" w:eastAsia="Times New Roman" w:hAnsi="Arial Narrow" w:cs="Arial"/>
+          <w:color w:val="000000"/>
+          <w:kern w:val="0"/>
+          <w:lang w:eastAsia="es-ES"/>
+          <ns2:ligatures ns2:val="none"/>
+        </w:rPr>
+        <w:t xml:space="preserve">, </w:t>
+      </w:r>
+      <w:bookmarkStart w:id="15" w:name="_Hlk188286828"/>
+      <w:r>
+        <w:rPr>
+          <w:rFonts w:ascii="Arial Narrow" w:eastAsia="Times New Roman" w:hAnsi="Arial Narrow" w:cs="Times New Roman"/>
+          <w:color w:val="000000"/>
+          <w:kern w:val="0"/>
+          <w:shd w:val="clear" w:color="auto" w:fill="FFFFFF"/>
+          <w:lang w:eastAsia="es-PE"/>
+          <ns2:ligatures ns2:val="none"/>
+        </w:rPr>
+        <w:t>el proveedor denunciado</w:t>
+      </w:r>
+      <w:r>
+        <w:rPr>
+          <w:rFonts w:ascii="Arial Narrow" w:eastAsia="Times New Roman" w:hAnsi="Arial Narrow" w:cs="Arial"/>
+          <w:color w:val="000000"/>
+          <w:kern w:val="0"/>
+          <w:lang w:eastAsia="es-ES"/>
+          <ns2:ligatures ns2:val="none"/>
+        </w:rPr>
+        <w:t xml:space="preserve"> </w:t>
+      </w:r>
+      <w:bookmarkEnd w:id="15"/>
       <w:r>
         <w:rPr>
           <w:rFonts w:ascii="Arial Narrow" w:eastAsia="Times New Roman" w:hAnsi="Arial Narrow" w:cs="Arial"/>
           <w:color w:val="000000"/>
           <w:kern w:val="0"/>
           <w:lang w:val="es-ES" w:eastAsia="es-ES"/>
-          <w14:ligatures w14:val="none"/>
-        </w:rPr>
-        <w:t xml:space="preserve">complementado con </w:t>
+          <ns2:ligatures ns2:val="none"/>
+        </w:rPr>
+        <w:t xml:space="preserve">cumpla con: </w:t>
       </w:r>
       <w:r>
         <w:rPr>
@@ -4655,9 +4734,9 @@
           <w:color w:val="000000"/>
           <w:kern w:val="0"/>
           <w:lang w:val="es-ES" w:eastAsia="es-ES"/>
-          <w14:ligatures w14:val="none"/>
-        </w:rPr>
-        <w:t>escrito</w:t>
+          <ns2:ligatures ns2:val="none"/>
+        </w:rPr>
+        <w:t>(i) presentar una copia completa, legible y debidamente suscrita de la Póliza 07600043015 del Seguro de Vida Free Plus, así como el cargo de remisión de la póliza; (ii) presentar los medios probatorios que acrediten que gestionó oportunamente la solicitud de la denunciante, presentada el 15 de noviembre del 2024, de desafiliación del método de pago automático de su cuenta de ahorro en soles; y, (iii) presentar todas las comunicaciones cursadas con la parte denunciante, incluyendo el registro de llamadas telefónicas, en virtud de los hechos materia de denuncia</w:t>
       </w:r>
       <w:r>
         <w:rPr>
@@ -4665,108 +4744,68 @@
           <w:color w:val="000000"/>
           <w:kern w:val="0"/>
           <w:lang w:val="es-ES" w:eastAsia="es-ES"/>
-          <w14:ligatures w14:val="none"/>
-        </w:rPr>
-        <w:t>s</w:t>
-      </w:r>
-      <w:r>
-        <w:rPr>
-          <w:rFonts w:ascii="Arial Narrow" w:eastAsia="Times New Roman" w:hAnsi="Arial Narrow" w:cs="Arial"/>
-          <w:color w:val="000000"/>
-          <w:kern w:val="0"/>
-          <w:lang w:val="es-ES" w:eastAsia="es-ES"/>
-          <w14:ligatures w14:val="none"/>
-        </w:rPr>
-        <w:t xml:space="preserve"> del </w:t>
-      </w:r>
-      <w:r>
-        <w:rPr>
-          <w:rFonts w:ascii="Arial Narrow" w:eastAsia="Times New Roman" w:hAnsi="Arial Narrow" w:cs="Arial"/>
-          <w:color w:val="000000"/>
-          <w:kern w:val="0"/>
-          <w:lang w:val="es-ES" w:eastAsia="es-ES"/>
-          <w14:ligatures w14:val="none"/>
-        </w:rPr>
-        <w:t xml:space="preserve">26 de setiembre de 2025, </w:t>
-      </w:r>
-      <w:r>
-        <w:rPr>
-          <w:rFonts w:ascii="Arial Narrow" w:eastAsia="Times New Roman" w:hAnsi="Arial Narrow" w:cs="Arial"/>
-          <w:color w:val="000000"/>
-          <w:kern w:val="0"/>
-          <w:lang w:val="es-ES" w:eastAsia="es-ES"/>
-          <w14:ligatures w14:val="none"/>
-        </w:rPr>
-        <w:t>14 de noviembre de 2025</w:t>
-      </w:r>
-      <w:r>
-        <w:rPr>
-          <w:rFonts w:ascii="Arial Narrow" w:eastAsia="Calibri" w:hAnsi="Arial Narrow" w:cs="Arial"/>
-          <w:kern w:val="0"/>
-          <w:lang w:val="es-ES"/>
-          <w14:ligatures w14:val="none"/>
-        </w:rPr>
-        <w:t>, 21 de enero de 2026</w:t>
-      </w:r>
-      <w:r>
-        <w:rPr>
-          <w:rFonts w:ascii="Arial Narrow" w:eastAsia="Calibri" w:hAnsi="Arial Narrow" w:cs="Arial"/>
-          <w:kern w:val="0"/>
-          <w14:ligatures w14:val="none"/>
-        </w:rPr>
-        <w:t xml:space="preserve">, </w:t>
-      </w:r>
-      <w:r>
-        <w:rPr>
-          <w:rFonts w:ascii="Arial Narrow" w:eastAsia="Arial Narrow" w:hAnsi="Arial Narrow" w:cs="Arial Narrow"/>
-          <w:color w:val="000000"/>
-          <w:kern w:val="0"/>
-          <w:lang w:eastAsia="es-PE"/>
-          <w14:ligatures w14:val="none"/>
-        </w:rPr>
-        <w:t>a</w:t>
-      </w:r>
-      <w:r>
-        <w:rPr>
-          <w:rFonts w:ascii="Arial Narrow" w:eastAsia="Times New Roman" w:hAnsi="Arial Narrow" w:cs="Times New Roman"/>
-          <w:color w:val="000000"/>
-          <w:kern w:val="0"/>
-          <w:shd w:val="clear" w:color="auto" w:fill="FFFFFF"/>
-          <w:lang w:eastAsia="es-PE"/>
-          <w14:ligatures w14:val="none"/>
+          <ns2:ligatures ns2:val="none"/>
+        </w:rPr>
+        <w:t>.</w:t>
+      </w:r>
+    </w:p>
+    <w:p ns2:paraId="12A4D8BD" ns2:textId="77777777">
+      <w:pPr>
+        <w:spacing w:after="0" w:line="240" w:lineRule="auto"/>
+        <w:jc w:val="both"/>
+        <w:rPr>
+          <w:rFonts w:ascii="Arial Narrow" w:eastAsia="Arial Narrow" w:hAnsi="Arial Narrow" w:cs="Arial Narrow"/>
+          <w:b/>
+          <w:color w:val="000000"/>
+          <w:kern w:val="0"/>
+          <w:lang w:val="es-ES" w:eastAsia="es-PE"/>
+          <ns2:ligatures ns2:val="none"/>
+        </w:rPr>
+      </w:pPr>
+    </w:p>
+    <w:p ns2:paraId="591B7E6F" ns2:textId="77777777">
+      <w:pPr>
+        <w:spacing w:after="0" w:line="240" w:lineRule="auto"/>
+        <w:jc w:val="both"/>
+        <w:rPr>
+          <w:rFonts w:ascii="Arial Narrow" w:eastAsia="Arial Narrow" w:hAnsi="Arial Narrow" w:cs="Arial Narrow"/>
+          <w:color w:val="000000"/>
+          <w:kern w:val="0"/>
+          <w:lang w:eastAsia="es-PE"/>
+          <ns2:ligatures ns2:val="none"/>
+        </w:rPr>
+      </w:pPr>
+      <w:r>
+        <w:rPr>
+          <w:rFonts w:ascii="Arial Narrow" w:eastAsia="Arial Narrow" w:hAnsi="Arial Narrow" w:cs="Arial Narrow"/>
+          <w:b/>
+          <w:color w:val="000000"/>
+          <w:kern w:val="0"/>
+          <w:lang w:eastAsia="es-PE"/>
+          <ns2:ligatures ns2:val="none"/>
+        </w:rPr>
+        <w:t>SEXTO:</w:t>
+      </w:r>
+      <w:r>
+        <w:rPr>
+          <w:rFonts w:ascii="Arial Narrow" w:eastAsia="Arial Narrow" w:hAnsi="Arial Narrow" w:cs="Arial Narrow"/>
+          <w:color w:val="000000"/>
+          <w:kern w:val="0"/>
+          <w:lang w:eastAsia="es-PE"/>
+          <ns2:ligatures ns2:val="none"/>
         </w:rPr>
         <w:t xml:space="preserve"> </w:t>
       </w:r>
-      <w:r>
-        <w:rPr>
-          <w:rFonts w:ascii="Arial Narrow" w:eastAsia="Times New Roman" w:hAnsi="Arial Narrow" w:cs="Times New Roman"/>
-          <w:color w:val="000000"/>
-          <w:kern w:val="0"/>
-          <w:shd w:val="clear" w:color="auto" w:fill="FFFFFF"/>
-          <w:lang w:eastAsia="es-PE"/>
-          <w14:ligatures w14:val="none"/>
-        </w:rPr>
-        <w:t>Interseguro Compañía de Seguros S.A.</w:t>
-      </w:r>
-      <w:r>
-        <w:rPr>
-          <w:rFonts w:ascii="Arial Narrow" w:eastAsia="Arial Narrow" w:hAnsi="Arial Narrow" w:cs="Arial Narrow"/>
-          <w:color w:val="000000"/>
-          <w:kern w:val="0"/>
-          <w:lang w:eastAsia="es-PE"/>
-          <w14:ligatures w14:val="none"/>
-        </w:rPr>
-        <w:t>, para</w:t>
-      </w:r>
-      <w:r>
-        <w:rPr>
-          <w:rFonts w:ascii="Arial Narrow" w:eastAsia="Arial Narrow" w:hAnsi="Arial Narrow" w:cs="Arial Narrow"/>
-          <w:color w:val="000000"/>
-          <w:kern w:val="0"/>
-          <w:lang w:eastAsia="es-PE"/>
-          <w14:ligatures w14:val="none"/>
-        </w:rPr>
-        <w:t xml:space="preserve"> que, de conformidad con lo dispuesto por el artículo 26</w:t>
+      <w:bookmarkStart w:id="16" w:name="_Hlk188286915"/>
+      <w:r>
+        <w:rPr>
+          <w:rFonts w:ascii="Arial Narrow" w:eastAsia="Arial Narrow" w:hAnsi="Arial Narrow" w:cs="Arial Narrow"/>
+          <w:color w:val="000000"/>
+          <w:kern w:val="0"/>
+          <w:lang w:eastAsia="es-PE"/>
+          <ns2:ligatures ns2:val="none"/>
+        </w:rPr>
+        <w:t>informar a las partes que el artículo 110</w:t>
       </w:r>
       <w:r>
         <w:rPr>
@@ -4774,7 +4813,7 @@
           <w:color w:val="000000"/>
           <w:kern w:val="0"/>
           <w:lang w:eastAsia="es-PE"/>
-          <w14:ligatures w14:val="none"/>
+          <ns2:ligatures ns2:val="none"/>
         </w:rPr>
         <w:t/>
       </w:r>
@@ -4784,218 +4823,7 @@
           <w:color w:val="000000"/>
           <w:kern w:val="0"/>
           <w:lang w:eastAsia="es-PE"/>
-          <w14:ligatures w14:val="none"/>
-        </w:rPr>
-        <w:t xml:space="preserve"> de la Ley sobre Facultades, Normas y Organización del Indecopi, aprobada por Decreto Legislativo 807, presente sus descargos en un plazo no mayor de cinco (5) días hábiles contados desde la notificación. </w:t>
-      </w:r>
-    </w:p>
-    <w:p>
-      <w:pPr>
-        <w:spacing w:after="0" w:line="240" w:lineRule="auto"/>
-        <w:jc w:val="both"/>
-        <w:rPr>
-          <w:rFonts w:ascii="Arial Narrow" w:eastAsia="Arial Narrow" w:hAnsi="Arial Narrow" w:cs="Arial Narrow"/>
-          <w:color w:val="000000"/>
-          <w:kern w:val="0"/>
-          <w:lang w:eastAsia="es-PE"/>
-          <w14:ligatures w14:val="none"/>
-        </w:rPr>
-      </w:pPr>
-    </w:p>
-    <w:p>
-      <w:pPr>
-        <w:spacing w:after="0" w:line="240" w:lineRule="auto"/>
-        <w:jc w:val="both"/>
-        <w:rPr>
-          <w:rFonts w:ascii="Arial Narrow" w:eastAsia="Times New Roman" w:hAnsi="Arial Narrow" w:cs="Arial"/>
-          <w:color w:val="000000"/>
-          <w:kern w:val="0"/>
-          <w:lang w:val="es-ES" w:eastAsia="es-ES"/>
-          <w14:ligatures w14:val="none"/>
-        </w:rPr>
-      </w:pPr>
-      <w:r>
-        <w:rPr>
-          <w:rFonts w:ascii="Arial Narrow" w:eastAsia="Arial Narrow" w:hAnsi="Arial Narrow" w:cs="Arial Narrow"/>
-          <w:b/>
-          <w:color w:val="000000"/>
-          <w:kern w:val="0"/>
-          <w:lang w:eastAsia="es-PE"/>
-          <w14:ligatures w14:val="none"/>
-        </w:rPr>
-        <w:t xml:space="preserve">QUINTO: </w:t>
-      </w:r>
-      <w:bookmarkStart w:id="14" w:name="_Hlk188286813"/>
-      <w:r>
-        <w:rPr>
-          <w:rFonts w:ascii="Arial Narrow" w:eastAsia="Times New Roman" w:hAnsi="Arial Narrow" w:cs="Arial"/>
-          <w:color w:val="000000"/>
-          <w:kern w:val="0"/>
-          <w:lang w:eastAsia="es-ES"/>
-          <w14:ligatures w14:val="none"/>
-        </w:rPr>
-        <w:t xml:space="preserve">requerir </w:t>
-      </w:r>
-      <w:r>
-        <w:rPr>
-          <w:rFonts w:ascii="Arial Narrow" w:eastAsia="Times New Roman" w:hAnsi="Arial Narrow" w:cs="Arial"/>
-          <w:color w:val="000000"/>
-          <w:kern w:val="0"/>
-          <w:lang w:val="es-ES" w:eastAsia="es-ES"/>
-          <w14:ligatures w14:val="none"/>
-        </w:rPr>
-        <w:t xml:space="preserve">que, en un </w:t>
-      </w:r>
-      <w:r>
-        <w:rPr>
-          <w:rFonts w:ascii="Arial Narrow" w:eastAsia="Times New Roman" w:hAnsi="Arial Narrow" w:cs="Arial"/>
-          <w:color w:val="000000"/>
-          <w:kern w:val="0"/>
-          <w:lang w:eastAsia="es-ES"/>
-          <w14:ligatures w14:val="none"/>
-        </w:rPr>
-        <w:t>plazo no mayor de cinco (5) días hábiles contado a partir del día siguiente de la notificación de la presente resolución</w:t>
-      </w:r>
-      <w:bookmarkEnd w:id="14"/>
-      <w:r>
-        <w:rPr>
-          <w:rFonts w:ascii="Arial Narrow" w:eastAsia="Times New Roman" w:hAnsi="Arial Narrow" w:cs="Arial"/>
-          <w:color w:val="000000"/>
-          <w:kern w:val="0"/>
-          <w:lang w:eastAsia="es-ES"/>
-          <w14:ligatures w14:val="none"/>
-        </w:rPr>
-        <w:t xml:space="preserve">, </w:t>
-      </w:r>
-      <w:bookmarkStart w:id="15" w:name="_Hlk188286828"/>
-      <w:r>
-        <w:rPr>
-          <w:rFonts w:ascii="Arial Narrow" w:eastAsia="Times New Roman" w:hAnsi="Arial Narrow" w:cs="Times New Roman"/>
-          <w:color w:val="000000"/>
-          <w:kern w:val="0"/>
-          <w:shd w:val="clear" w:color="auto" w:fill="FFFFFF"/>
-          <w:lang w:eastAsia="es-PE"/>
-          <w14:ligatures w14:val="none"/>
-        </w:rPr>
-        <w:t>el proveedor denunciado</w:t>
-      </w:r>
-      <w:r>
-        <w:rPr>
-          <w:rFonts w:ascii="Arial Narrow" w:eastAsia="Times New Roman" w:hAnsi="Arial Narrow" w:cs="Arial"/>
-          <w:color w:val="000000"/>
-          <w:kern w:val="0"/>
-          <w:lang w:eastAsia="es-ES"/>
-          <w14:ligatures w14:val="none"/>
-        </w:rPr>
-        <w:t xml:space="preserve"> </w:t>
-      </w:r>
-      <w:bookmarkEnd w:id="15"/>
-      <w:r>
-        <w:rPr>
-          <w:rFonts w:ascii="Arial Narrow" w:eastAsia="Times New Roman" w:hAnsi="Arial Narrow" w:cs="Arial"/>
-          <w:color w:val="000000"/>
-          <w:kern w:val="0"/>
-          <w:lang w:val="es-ES" w:eastAsia="es-ES"/>
-          <w14:ligatures w14:val="none"/>
-        </w:rPr>
-        <w:t xml:space="preserve">cumpla con: </w:t>
-      </w:r>
-      <w:r>
-        <w:rPr>
-          <w:rFonts w:ascii="Arial Narrow" w:eastAsia="Times New Roman" w:hAnsi="Arial Narrow" w:cs="Arial"/>
-          <w:color w:val="000000"/>
-          <w:kern w:val="0"/>
-          <w:lang w:val="es-ES" w:eastAsia="es-ES"/>
-          <w14:ligatures w14:val="none"/>
-        </w:rPr>
-        <w:t>(i) presentar una copia completa, legible y debidamente suscrita de la Póliza 07600043015 del Seguro de Vida Free Plus, así como el cargo de remisión de la póliza; (ii) presentar los medios probatorios que acrediten que gestionó oportunamente la solicitud de la denunciante, presentada el 15 de noviembre del 2024, de desafiliación del método de pago automático de su cuenta de ahorro en soles; y, (iii) presentar todas las comunicaciones cursadas con la parte denunciante, incluyendo el registro de llamadas telefónicas, en virtud de los hechos materia de denuncia</w:t>
-      </w:r>
-      <w:r>
-        <w:rPr>
-          <w:rFonts w:ascii="Arial Narrow" w:eastAsia="Times New Roman" w:hAnsi="Arial Narrow" w:cs="Arial"/>
-          <w:color w:val="000000"/>
-          <w:kern w:val="0"/>
-          <w:lang w:val="es-ES" w:eastAsia="es-ES"/>
-          <w14:ligatures w14:val="none"/>
-        </w:rPr>
-        <w:t>.</w:t>
-      </w:r>
-    </w:p>
-    <w:p>
-      <w:pPr>
-        <w:spacing w:after="0" w:line="240" w:lineRule="auto"/>
-        <w:jc w:val="both"/>
-        <w:rPr>
-          <w:rFonts w:ascii="Arial Narrow" w:eastAsia="Arial Narrow" w:hAnsi="Arial Narrow" w:cs="Arial Narrow"/>
-          <w:b/>
-          <w:color w:val="000000"/>
-          <w:kern w:val="0"/>
-          <w:lang w:val="es-ES" w:eastAsia="es-PE"/>
-          <w14:ligatures w14:val="none"/>
-        </w:rPr>
-      </w:pPr>
-    </w:p>
-    <w:p>
-      <w:pPr>
-        <w:spacing w:after="0" w:line="240" w:lineRule="auto"/>
-        <w:jc w:val="both"/>
-        <w:rPr>
-          <w:rFonts w:ascii="Arial Narrow" w:eastAsia="Arial Narrow" w:hAnsi="Arial Narrow" w:cs="Arial Narrow"/>
-          <w:color w:val="000000"/>
-          <w:kern w:val="0"/>
-          <w:lang w:eastAsia="es-PE"/>
-          <w14:ligatures w14:val="none"/>
-        </w:rPr>
-      </w:pPr>
-      <w:r>
-        <w:rPr>
-          <w:rFonts w:ascii="Arial Narrow" w:eastAsia="Arial Narrow" w:hAnsi="Arial Narrow" w:cs="Arial Narrow"/>
-          <w:b/>
-          <w:color w:val="000000"/>
-          <w:kern w:val="0"/>
-          <w:lang w:eastAsia="es-PE"/>
-          <w14:ligatures w14:val="none"/>
-        </w:rPr>
-        <w:t>SEXTO:</w:t>
-      </w:r>
-      <w:r>
-        <w:rPr>
-          <w:rFonts w:ascii="Arial Narrow" w:eastAsia="Arial Narrow" w:hAnsi="Arial Narrow" w:cs="Arial Narrow"/>
-          <w:color w:val="000000"/>
-          <w:kern w:val="0"/>
-          <w:lang w:eastAsia="es-PE"/>
-          <w14:ligatures w14:val="none"/>
-        </w:rPr>
-        <w:t xml:space="preserve"> </w:t>
-      </w:r>
-      <w:bookmarkStart w:id="16" w:name="_Hlk188286915"/>
-      <w:r>
-        <w:rPr>
-          <w:rFonts w:ascii="Arial Narrow" w:eastAsia="Arial Narrow" w:hAnsi="Arial Narrow" w:cs="Arial Narrow"/>
-          <w:color w:val="000000"/>
-          <w:kern w:val="0"/>
-          <w:lang w:eastAsia="es-PE"/>
-          <w14:ligatures w14:val="none"/>
-        </w:rPr>
-        <w:t>informar a las partes que el artículo 110</w:t>
-      </w:r>
-      <w:r>
-        <w:rPr>
-          <w:rFonts w:ascii="Arial Narrow" w:eastAsia="Times New Roman" w:hAnsi="Arial Narrow" w:cs="Segoe UI"/>
-          <w:color w:val="000000"/>
-          <w:kern w:val="0"/>
-          <w:lang w:eastAsia="es-PE"/>
-          <w14:ligatures w14:val="none"/>
-        </w:rPr>
-        <w:t/>
-      </w:r>
-      <w:r>
-        <w:rPr>
-          <w:rFonts w:ascii="Arial Narrow" w:eastAsia="Arial Narrow" w:hAnsi="Arial Narrow" w:cs="Arial Narrow"/>
-          <w:color w:val="000000"/>
-          <w:kern w:val="0"/>
-          <w:lang w:eastAsia="es-PE"/>
-          <w14:ligatures w14:val="none"/>
+          <ns2:ligatures ns2:val="none"/>
         </w:rPr>
         <w:t xml:space="preserve"> de la Ley 29571, Código de Protección y Defensa del Consumidor</w:t>
       </w:r>
@@ -5007,7 +4835,7 @@
           <w:kern w:val="0"/>
           <w:vertAlign w:val="superscript"/>
           <w:lang w:eastAsia="es-PE"/>
-          <w14:ligatures w14:val="none"/>
+          <ns2:ligatures ns2:val="none"/>
         </w:rPr>
         <w:footnoteReference w:id="10"/>
       </w:r>
@@ -5017,7 +4845,7 @@
           <w:color w:val="000000"/>
           <w:kern w:val="0"/>
           <w:lang w:eastAsia="es-PE"/>
-          <w14:ligatures w14:val="none"/>
+          <ns2:ligatures ns2:val="none"/>
         </w:rPr>
         <w:t xml:space="preserve">, faculta a la Comisión a calificar las infracciones de la referida norma como leves, graves o </w:t>
       </w:r>
@@ -5027,7 +4855,7 @@
           <w:color w:val="000000"/>
           <w:kern w:val="0"/>
           <w:lang w:eastAsia="es-PE"/>
-          <w14:ligatures w14:val="none"/>
+          <ns2:ligatures ns2:val="none"/>
         </w:rPr>
         <w:lastRenderedPageBreak/>
         <w:t>muy graves e imponer sanciones que van desde una amonestación hasta una multa por un máximo de 450 Unidades Impositivas Tributarias, sin perjuicio de las medidas correctivas, reparadoras y complementarias, que puedan ordenarse de acuerdo a lo estipulado en los artículos 114</w:t>
@@ -5038,7 +4866,7 @@
           <w:color w:val="000000"/>
           <w:kern w:val="0"/>
           <w:lang w:eastAsia="es-PE"/>
-          <w14:ligatures w14:val="none"/>
+          <ns2:ligatures ns2:val="none"/>
         </w:rPr>
         <w:t/>
       </w:r>
@@ -5048,7 +4876,7 @@
           <w:color w:val="000000"/>
           <w:kern w:val="0"/>
           <w:lang w:eastAsia="es-PE"/>
-          <w14:ligatures w14:val="none"/>
+          <ns2:ligatures ns2:val="none"/>
         </w:rPr>
         <w:t>, 115</w:t>
       </w:r>
@@ -5058,7 +4886,7 @@
           <w:color w:val="000000"/>
           <w:kern w:val="0"/>
           <w:lang w:eastAsia="es-PE"/>
-          <w14:ligatures w14:val="none"/>
+          <ns2:ligatures ns2:val="none"/>
         </w:rPr>
         <w:t/>
       </w:r>
@@ -5068,7 +4896,7 @@
           <w:color w:val="000000"/>
           <w:kern w:val="0"/>
           <w:lang w:eastAsia="es-PE"/>
-          <w14:ligatures w14:val="none"/>
+          <ns2:ligatures ns2:val="none"/>
         </w:rPr>
         <w:t xml:space="preserve"> y 116</w:t>
       </w:r>
@@ -5078,7 +4906,7 @@
           <w:color w:val="000000"/>
           <w:kern w:val="0"/>
           <w:lang w:eastAsia="es-PE"/>
-          <w14:ligatures w14:val="none"/>
+          <ns2:ligatures ns2:val="none"/>
         </w:rPr>
         <w:t/>
       </w:r>
@@ -5088,7 +4916,7 @@
           <w:color w:val="000000"/>
           <w:kern w:val="0"/>
           <w:lang w:eastAsia="es-PE"/>
-          <w14:ligatures w14:val="none"/>
+          <ns2:ligatures ns2:val="none"/>
         </w:rPr>
         <w:t xml:space="preserve"> de la referida norma</w:t>
       </w:r>
@@ -5100,7 +4928,7 @@
           <w:kern w:val="0"/>
           <w:vertAlign w:val="superscript"/>
           <w:lang w:eastAsia="es-PE"/>
-          <w14:ligatures w14:val="none"/>
+          <ns2:ligatures ns2:val="none"/>
         </w:rPr>
         <w:footnoteReference w:id="11"/>
       </w:r>
@@ -5110,7 +4938,7 @@
           <w:color w:val="000000"/>
           <w:kern w:val="0"/>
           <w:lang w:eastAsia="es-PE"/>
-          <w14:ligatures w14:val="none"/>
+          <ns2:ligatures ns2:val="none"/>
         </w:rPr>
         <w:t xml:space="preserve">. </w:t>
       </w:r>
@@ -5121,7 +4949,7 @@
           <w:color w:val="000000"/>
           <w:kern w:val="0"/>
           <w:lang w:eastAsia="es-PE"/>
-          <w14:ligatures w14:val="none"/>
+          <ns2:ligatures ns2:val="none"/>
         </w:rPr>
         <w:lastRenderedPageBreak/>
         <w:t>Asimismo, se consideran circunstancias atenuantes para la graduación de la sanción, el allanamiento de la denuncia o el reconocimiento de las pretensiones en ella contenidas, de acuerdo con el artículo 112</w:t>
@@ -5132,7 +4960,7 @@
           <w:color w:val="000000"/>
           <w:kern w:val="0"/>
           <w:lang w:eastAsia="es-PE"/>
-          <w14:ligatures w14:val="none"/>
+          <ns2:ligatures ns2:val="none"/>
         </w:rPr>
         <w:t/>
       </w:r>
@@ -5142,7 +4970,7 @@
           <w:color w:val="000000"/>
           <w:kern w:val="0"/>
           <w:lang w:eastAsia="es-PE"/>
-          <w14:ligatures w14:val="none"/>
+          <ns2:ligatures ns2:val="none"/>
         </w:rPr>
         <w:t xml:space="preserve"> del Código</w:t>
       </w:r>
@@ -5154,7 +4982,7 @@
           <w:kern w:val="0"/>
           <w:vertAlign w:val="superscript"/>
           <w:lang w:eastAsia="es-PE"/>
-          <w14:ligatures w14:val="none"/>
+          <ns2:ligatures ns2:val="none"/>
         </w:rPr>
         <w:footnoteReference w:id="12"/>
       </w:r>
@@ -5164,12 +4992,12 @@
           <w:color w:val="000000"/>
           <w:kern w:val="0"/>
           <w:lang w:eastAsia="es-PE"/>
-          <w14:ligatures w14:val="none"/>
+          <ns2:ligatures ns2:val="none"/>
         </w:rPr>
         <w:t>.</w:t>
       </w:r>
     </w:p>
-    <w:p>
+    <w:p ns2:paraId="0ECE55DF" ns2:textId="77777777">
       <w:pPr>
         <w:shd w:val="clear" w:color="auto" w:fill="FFFFFF"/>
         <w:spacing w:after="0" w:line="240" w:lineRule="auto"/>
@@ -5180,11 +5008,11 @@
           <w:color w:val="000000"/>
           <w:kern w:val="0"/>
           <w:lang w:eastAsia="es-PE"/>
-          <w14:ligatures w14:val="none"/>
-        </w:rPr>
-      </w:pPr>
-    </w:p>
-    <w:p>
+          <ns2:ligatures ns2:val="none"/>
+        </w:rPr>
+      </w:pPr>
+    </w:p>
+    <w:p ns2:paraId="1CC114EB" ns2:textId="77777777">
       <w:pPr>
         <w:shd w:val="clear" w:color="auto" w:fill="FFFFFF"/>
         <w:spacing w:after="0" w:line="240" w:lineRule="auto"/>
@@ -5194,17 +5022,17 @@
           <w:color w:val="000000"/>
           <w:kern w:val="0"/>
           <w:lang w:eastAsia="es-PE"/>
-          <w14:ligatures w14:val="none"/>
-        </w:rPr>
-      </w:pPr>
-      <w:r>
-        <w:rPr>
-          <w:rFonts w:ascii="Arial Narrow" w:eastAsia="Arial Narrow" w:hAnsi="Arial Narrow" w:cs="Arial Narrow"/>
-          <w:b/>
-          <w:color w:val="000000"/>
-          <w:kern w:val="0"/>
-          <w:lang w:eastAsia="es-PE"/>
-          <w14:ligatures w14:val="none"/>
+          <ns2:ligatures ns2:val="none"/>
+        </w:rPr>
+      </w:pPr>
+      <w:r>
+        <w:rPr>
+          <w:rFonts w:ascii="Arial Narrow" w:eastAsia="Arial Narrow" w:hAnsi="Arial Narrow" w:cs="Arial Narrow"/>
+          <w:b/>
+          <w:color w:val="000000"/>
+          <w:kern w:val="0"/>
+          <w:lang w:eastAsia="es-PE"/>
+          <ns2:ligatures ns2:val="none"/>
         </w:rPr>
         <w:t>SÉTIMO:</w:t>
       </w:r>
@@ -5214,7 +5042,7 @@
           <w:color w:val="000000"/>
           <w:kern w:val="0"/>
           <w:lang w:eastAsia="es-PE"/>
-          <w14:ligatures w14:val="none"/>
+          <ns2:ligatures ns2:val="none"/>
         </w:rPr>
         <w:t xml:space="preserve"> informar a las partes que conforme a lo establecido en el artículo 39</w:t>
       </w:r>
@@ -5224,7 +5052,7 @@
           <w:color w:val="000000"/>
           <w:kern w:val="0"/>
           <w:lang w:eastAsia="es-PE"/>
-          <w14:ligatures w14:val="none"/>
+          <ns2:ligatures ns2:val="none"/>
         </w:rPr>
         <w:t/>
       </w:r>
@@ -5234,12 +5062,12 @@
           <w:color w:val="000000"/>
           <w:kern w:val="0"/>
           <w:lang w:eastAsia="es-PE"/>
-          <w14:ligatures w14:val="none"/>
+          <ns2:ligatures ns2:val="none"/>
         </w:rPr>
         <w:t xml:space="preserve"> de la Ley sobre Facultades, Normas y Organización del Indecopi, aprobada por Decreto Legislativo 807, los gastos por los peritajes realizados, actuación de pruebas, inspecciones y otros derivados de la tramitación del proceso serán de cargo de la parte que solicita la prueba, salvo pacto en contrario. En todos los casos, la resolución final determinará si los gastos deben ser asumidos por alguna de las partes, o reembolsados a la otra parte o al Indecopi, según sea el caso, de manera adicional a la sanción que haya podido imponerse. </w:t>
       </w:r>
     </w:p>
-    <w:p>
+    <w:p ns2:paraId="364C4B19" ns2:textId="77777777">
       <w:pPr>
         <w:shd w:val="clear" w:color="auto" w:fill="FFFFFF"/>
         <w:spacing w:after="0" w:line="240" w:lineRule="auto"/>
@@ -5249,11 +5077,11 @@
           <w:color w:val="000000"/>
           <w:kern w:val="0"/>
           <w:lang w:eastAsia="es-PE"/>
-          <w14:ligatures w14:val="none"/>
-        </w:rPr>
-      </w:pPr>
-    </w:p>
-    <w:p>
+          <ns2:ligatures ns2:val="none"/>
+        </w:rPr>
+      </w:pPr>
+    </w:p>
+    <w:p ns2:paraId="27E9BBC0" ns2:textId="77777777">
       <w:pPr>
         <w:suppressAutoHyphens/>
         <w:spacing w:after="0" w:line="240" w:lineRule="auto"/>
@@ -5262,7 +5090,7 @@
           <w:rFonts w:ascii="Arial Narrow" w:eastAsia="Calibri" w:hAnsi="Arial Narrow" w:cs="Arial"/>
           <w:kern w:val="0"/>
           <w:u w:val="single"/>
-          <w14:ligatures w14:val="none"/>
+          <ns2:ligatures ns2:val="none"/>
         </w:rPr>
       </w:pPr>
       <w:r>
@@ -5271,7 +5099,7 @@
           <w:b/>
           <w:bCs/>
           <w:kern w:val="0"/>
-          <w14:ligatures w14:val="none"/>
+          <ns2:ligatures ns2:val="none"/>
         </w:rPr>
         <w:t>OCTAVO</w:t>
       </w:r>
@@ -5280,7 +5108,7 @@
           <w:rFonts w:ascii="Arial Narrow" w:eastAsia="Calibri" w:hAnsi="Arial Narrow" w:cs="Arial"/>
           <w:b/>
           <w:kern w:val="0"/>
-          <w14:ligatures w14:val="none"/>
+          <ns2:ligatures ns2:val="none"/>
         </w:rPr>
         <w:t>:</w:t>
       </w:r>
@@ -5288,7 +5116,7 @@
         <w:rPr>
           <w:rFonts w:ascii="Arial Narrow" w:eastAsia="Calibri" w:hAnsi="Arial Narrow" w:cs="Arial"/>
           <w:kern w:val="0"/>
-          <w14:ligatures w14:val="none"/>
+          <ns2:ligatures ns2:val="none"/>
         </w:rPr>
         <w:t xml:space="preserve"> comunicar a las partes que, de acuerdo a lo señalado por el artículo 29</w:t>
       </w:r>
@@ -5298,7 +5126,7 @@
           <w:color w:val="000000"/>
           <w:kern w:val="0"/>
           <w:lang w:eastAsia="es-PE"/>
-          <w14:ligatures w14:val="none"/>
+          <ns2:ligatures ns2:val="none"/>
         </w:rPr>
         <w:t/>
       </w:r>
@@ -5306,7 +5134,7 @@
         <w:rPr>
           <w:rFonts w:ascii="Arial Narrow" w:eastAsia="Calibri" w:hAnsi="Arial Narrow" w:cs="Arial"/>
           <w:kern w:val="0"/>
-          <w14:ligatures w14:val="none"/>
+          <ns2:ligatures ns2:val="none"/>
         </w:rPr>
         <w:t xml:space="preserve"> del Decreto Legislativo 807</w:t>
       </w:r>
@@ -5316,7 +5144,7 @@
           <w:rFonts w:ascii="Arial Narrow" w:eastAsia="Calibri" w:hAnsi="Arial Narrow" w:cs="Arial"/>
           <w:kern w:val="0"/>
           <w:vertAlign w:val="superscript"/>
-          <w14:ligatures w14:val="none"/>
+          <ns2:ligatures ns2:val="none"/>
         </w:rPr>
         <w:footnoteReference w:id="13"/>
       </w:r>
@@ -5324,7 +5152,7 @@
         <w:rPr>
           <w:rFonts w:ascii="Arial Narrow" w:eastAsia="Calibri" w:hAnsi="Arial Narrow" w:cs="Arial"/>
           <w:kern w:val="0"/>
-          <w14:ligatures w14:val="none"/>
+          <ns2:ligatures ns2:val="none"/>
         </w:rPr>
         <w:t xml:space="preserve">, hasta antes de la emisión de la Resolución Final tienen la posibilidad de solicitar una audiencia de conciliación. En caso deleguen a favor de una tercera persona su actuación en la diligencia programada, esta deberá presentar un poder especial con firma legalizada ante Notario Público, donde conste </w:t>
       </w:r>
@@ -5333,7 +5161,7 @@
           <w:rFonts w:ascii="Arial Narrow" w:eastAsia="Calibri" w:hAnsi="Arial Narrow" w:cs="Arial"/>
           <w:kern w:val="0"/>
           <w:u w:val="single"/>
-          <w14:ligatures w14:val="none"/>
+          <ns2:ligatures ns2:val="none"/>
         </w:rPr>
         <w:t>expresamente su facultad para asistir y conciliar en su representación</w:t>
       </w:r>
@@ -5342,7 +5170,7 @@
           <w:rFonts w:ascii="Arial Narrow" w:eastAsia="Calibri" w:hAnsi="Arial Narrow" w:cs="Arial"/>
           <w:bCs/>
           <w:kern w:val="0"/>
-          <w14:ligatures w14:val="none"/>
+          <ns2:ligatures ns2:val="none"/>
         </w:rPr>
         <w:t>.</w:t>
       </w:r>
@@ -5352,7 +5180,7 @@
           <w:b/>
           <w:bCs/>
           <w:kern w:val="0"/>
-          <w14:ligatures w14:val="none"/>
+          <ns2:ligatures ns2:val="none"/>
         </w:rPr>
         <w:t xml:space="preserve"> </w:t>
       </w:r>
@@ -5361,12 +5189,12 @@
           <w:rFonts w:ascii="Arial Narrow" w:eastAsia="Calibri" w:hAnsi="Arial Narrow" w:cs="Arial"/>
           <w:kern w:val="0"/>
           <w:u w:val="single"/>
-          <w14:ligatures w14:val="none"/>
+          <ns2:ligatures ns2:val="none"/>
         </w:rPr>
         <w:t xml:space="preserve">Ello bajo apercibimiento de no realizar la audiencia de conciliación y levantar el acta de inasistencia correspondiente. </w:t>
       </w:r>
     </w:p>
-    <w:p>
+    <w:p ns2:paraId="4CD47B08" ns2:textId="77777777">
       <w:pPr>
         <w:suppressAutoHyphens/>
         <w:spacing w:after="0" w:line="240" w:lineRule="auto"/>
@@ -5375,11 +5203,11 @@
           <w:rFonts w:ascii="Arial Narrow" w:eastAsia="Calibri" w:hAnsi="Arial Narrow" w:cs="Arial"/>
           <w:kern w:val="0"/>
           <w:u w:val="single"/>
-          <w14:ligatures w14:val="none"/>
-        </w:rPr>
-      </w:pPr>
-    </w:p>
-    <w:p>
+          <ns2:ligatures ns2:val="none"/>
+        </w:rPr>
+      </w:pPr>
+    </w:p>
+    <w:p ns2:paraId="0E80CA49" ns2:textId="77777777">
       <w:pPr>
         <w:suppressAutoHyphens/>
         <w:spacing w:after="0" w:line="240" w:lineRule="auto"/>
@@ -5389,7 +5217,7 @@
           <w:color w:val="000000"/>
           <w:kern w:val="0"/>
           <w:lang w:eastAsia="es-PE"/>
-          <w14:ligatures w14:val="none"/>
+          <ns2:ligatures ns2:val="none"/>
         </w:rPr>
       </w:pPr>
       <w:r>
@@ -5399,7 +5227,7 @@
           <w:color w:val="000000"/>
           <w:kern w:val="0"/>
           <w:lang w:eastAsia="es-PE"/>
-          <w14:ligatures w14:val="none"/>
+          <ns2:ligatures ns2:val="none"/>
         </w:rPr>
         <w:t>NOVENO:</w:t>
       </w:r>
@@ -5409,14 +5237,14 @@
           <w:color w:val="000000"/>
           <w:kern w:val="0"/>
           <w:lang w:eastAsia="es-PE"/>
-          <w14:ligatures w14:val="none"/>
+          <ns2:ligatures ns2:val="none"/>
         </w:rPr>
         <w:t xml:space="preserve"> poner en conocimiento de las partes que, antes de la emisión de la Resolución Final, tienen la posibilidad de formular su desistimiento o presentar el acuerdo arribado mediante la conciliación, mediación, transacción o cualquier otro que, de forma indubitable, deje constancia que se ha solucionado la controversia materia de denuncia.</w:t>
       </w:r>
       <w:bookmarkStart w:id="17" w:name="h.gjdgxs" w:colFirst="0" w:colLast="0"/>
       <w:bookmarkEnd w:id="17"/>
     </w:p>
-    <w:p>
+    <w:p ns2:paraId="7DDD06F7" ns2:textId="77777777">
       <w:pPr>
         <w:suppressAutoHyphens/>
         <w:spacing w:after="0" w:line="240" w:lineRule="auto"/>
@@ -5426,11 +5254,11 @@
           <w:color w:val="000000"/>
           <w:kern w:val="0"/>
           <w:lang w:eastAsia="es-PE"/>
-          <w14:ligatures w14:val="none"/>
-        </w:rPr>
-      </w:pPr>
-    </w:p>
-    <w:p>
+          <ns2:ligatures ns2:val="none"/>
+        </w:rPr>
+      </w:pPr>
+    </w:p>
+    <w:p ns2:paraId="236137A1" ns2:textId="59F6FE15">
       <w:pPr>
         <w:suppressAutoHyphens/>
         <w:spacing w:after="0" w:line="240" w:lineRule="auto"/>
@@ -5453,7 +5281,7 @@
           <w:b/>
           <w:spacing w:val="-3"/>
           <w:kern w:val="0"/>
-          <w14:ligatures w14:val="none"/>
+          <ns2:ligatures ns2:val="none"/>
         </w:rPr>
         <w:t/>
       </w:r>
@@ -5463,7 +5291,7 @@
           <w:bCs/>
           <w:spacing w:val="-3"/>
           <w:kern w:val="0"/>
-          <w14:ligatures w14:val="none"/>
+          <ns2:ligatures ns2:val="none"/>
         </w:rPr>
         <w:t xml:space="preserve"/>
       </w:r>
@@ -5473,7 +5301,7 @@
           <w:bCs/>
           <w:spacing w:val="-3"/>
           <w:kern w:val="0"/>
-          <w14:ligatures w14:val="none"/>
+          <ns2:ligatures ns2:val="none"/>
         </w:rPr>
         <w:t xml:space="preserve"/>
       </w:r>
@@ -5484,7 +5312,7 @@
           <w:kern w:val="0"/>
           <w:shd w:val="clear" w:color="auto" w:fill="FFFFFF"/>
           <w:lang w:eastAsia="es-PE"/>
-          <w14:ligatures w14:val="none"/>
+          <ns2:ligatures ns2:val="none"/>
         </w:rPr>
         <w:t xml:space="preserve"/>
       </w:r>
@@ -5516,7 +5344,7 @@
           <w:color w:val="000000"/>
           <w:kern w:val="0"/>
           <w:lang w:eastAsia="es-PE"/>
-          <w14:ligatures w14:val="none"/>
+          <ns2:ligatures ns2:val="none"/>
         </w:rPr>
         <w:t/>
       </w:r>
@@ -5533,7 +5361,7 @@
           <w:color w:val="000000"/>
           <w:kern w:val="0"/>
           <w:lang w:eastAsia="es-PE"/>
-          <w14:ligatures w14:val="none"/>
+          <ns2:ligatures ns2:val="none"/>
         </w:rPr>
         <w:t/>
       </w:r>
@@ -5568,7 +5396,7 @@
       </w:r>
     </w:p>
     <w:bookmarkEnd w:id="18"/>
-    <w:p>
+    <w:p ns2:paraId="639FE5BE" ns2:textId="77777777">
       <w:pPr>
         <w:suppressAutoHyphens/>
         <w:spacing w:after="0" w:line="240" w:lineRule="auto"/>
@@ -5578,7 +5406,7 @@
         </w:rPr>
       </w:pPr>
     </w:p>
-    <w:p>
+    <w:p ns2:paraId="083D8417" ns2:textId="737E5127">
       <w:pPr>
         <w:suppressAutoHyphens/>
         <w:spacing w:line="240" w:lineRule="auto"/>
@@ -5673,7 +5501,7 @@
       </w:r>
       <w:bookmarkStart w:id="19" w:name="_Hlk198890962"/>
     </w:p>
-    <w:p>
+    <w:p ns2:paraId="36317C11" ns2:textId="77777777">
       <w:pPr>
         <w:suppressAutoHyphens/>
         <w:spacing w:after="0" w:line="240" w:lineRule="auto"/>
@@ -5685,7 +5513,7 @@
       </w:pPr>
     </w:p>
     <w:bookmarkEnd w:id="19"/>
-    <w:p>
+    <w:p ns2:paraId="23716787" ns2:textId="77777777">
       <w:pPr>
         <w:suppressAutoHyphens/>
         <w:spacing w:after="0" w:line="240" w:lineRule="auto"/>
@@ -5695,36 +5523,36 @@
         </w:rPr>
       </w:pPr>
     </w:p>
-    <w:p>
-      <w:pPr>
-        <w:spacing w:after="0" w:line="240" w:lineRule="auto"/>
-        <w:jc w:val="both"/>
-        <w:rPr>
-          <w:rFonts w:ascii="Arial Narrow" w:eastAsia="Arial Narrow" w:hAnsi="Arial Narrow" w:cs="Arial Narrow"/>
-          <w:b/>
-          <w:color w:val="000000"/>
-          <w:kern w:val="0"/>
-          <w:lang w:eastAsia="es-PE"/>
-          <w14:ligatures w14:val="none"/>
-        </w:rPr>
-      </w:pPr>
-    </w:p>
-    <w:p>
-      <w:pPr>
-        <w:spacing w:after="0" w:line="240" w:lineRule="auto"/>
-        <w:jc w:val="both"/>
-        <w:rPr>
-          <w:rFonts w:ascii="Arial Narrow" w:eastAsia="Arial Narrow" w:hAnsi="Arial Narrow" w:cs="Arial Narrow"/>
-          <w:b/>
-          <w:color w:val="000000"/>
-          <w:kern w:val="0"/>
-          <w:lang w:eastAsia="es-PE"/>
-          <w14:ligatures w14:val="none"/>
+    <w:p ns2:paraId="509D673B" ns2:textId="77777777">
+      <w:pPr>
+        <w:spacing w:after="0" w:line="240" w:lineRule="auto"/>
+        <w:jc w:val="both"/>
+        <w:rPr>
+          <w:rFonts w:ascii="Arial Narrow" w:eastAsia="Arial Narrow" w:hAnsi="Arial Narrow" w:cs="Arial Narrow"/>
+          <w:b/>
+          <w:color w:val="000000"/>
+          <w:kern w:val="0"/>
+          <w:lang w:eastAsia="es-PE"/>
+          <ns2:ligatures ns2:val="none"/>
+        </w:rPr>
+      </w:pPr>
+    </w:p>
+    <w:p ns2:paraId="418E1D52" ns2:textId="77777777">
+      <w:pPr>
+        <w:spacing w:after="0" w:line="240" w:lineRule="auto"/>
+        <w:jc w:val="both"/>
+        <w:rPr>
+          <w:rFonts w:ascii="Arial Narrow" w:eastAsia="Arial Narrow" w:hAnsi="Arial Narrow" w:cs="Arial Narrow"/>
+          <w:b/>
+          <w:color w:val="000000"/>
+          <w:kern w:val="0"/>
+          <w:lang w:eastAsia="es-PE"/>
+          <ns2:ligatures ns2:val="none"/>
         </w:rPr>
       </w:pPr>
     </w:p>
     <w:bookmarkEnd w:id="0"/>
-    <w:p>
+    <w:p ns2:paraId="626EF8E7" ns2:textId="36A812F1">
       <w:pPr>
         <w:spacing w:after="0" w:line="240" w:lineRule="auto"/>
         <w:jc w:val="center"/>
@@ -5734,22 +5562,22 @@
           <w:color w:val="000000"/>
           <w:kern w:val="0"/>
           <w:lang w:eastAsia="es-PE"/>
-          <w14:ligatures w14:val="none"/>
-        </w:rPr>
-      </w:pPr>
-      <w:r>
-        <w:rPr>
-          <w:rFonts w:ascii="Arial Narrow" w:eastAsia="Arial Narrow" w:hAnsi="Arial Narrow" w:cs="Arial Narrow"/>
-          <w:b/>
-          <w:color w:val="000000"/>
-          <w:kern w:val="0"/>
-          <w:lang w:eastAsia="es-PE"/>
-          <w14:ligatures w14:val="none"/>
+          <ns2:ligatures ns2:val="none"/>
+        </w:rPr>
+      </w:pPr>
+      <w:r>
+        <w:rPr>
+          <w:rFonts w:ascii="Arial Narrow" w:eastAsia="Arial Narrow" w:hAnsi="Arial Narrow" w:cs="Arial Narrow"/>
+          <w:b/>
+          <w:color w:val="000000"/>
+          <w:kern w:val="0"/>
+          <w:lang w:eastAsia="es-PE"/>
+          <ns2:ligatures ns2:val="none"/>
         </w:rPr>
         <w:t>Firmado digitalmente por</w:t>
       </w:r>
     </w:p>
-    <w:p>
+    <w:p ns2:paraId="564FA57C" ns2:textId="77777777">
       <w:pPr>
         <w:spacing w:after="0" w:line="240" w:lineRule="auto"/>
         <w:jc w:val="center"/>
@@ -5759,7 +5587,7 @@
           <w:bCs/>
           <w:color w:val="000000"/>
           <w:kern w:val="0"/>
-          <w14:ligatures w14:val="none"/>
+          <ns2:ligatures ns2:val="none"/>
         </w:rPr>
       </w:pPr>
       <w:r>
@@ -5768,7 +5596,7 @@
           <w:b/>
           <w:color w:val="000000"/>
           <w:kern w:val="0"/>
-          <w14:ligatures w14:val="none"/>
+          <ns2:ligatures ns2:val="none"/>
         </w:rPr>
         <w:t>EVELING</w:t>
       </w:r>
@@ -5779,12 +5607,12 @@
           <w:bCs/>
           <w:color w:val="000000"/>
           <w:kern w:val="0"/>
-          <w14:ligatures w14:val="none"/>
+          <ns2:ligatures ns2:val="none"/>
         </w:rPr>
         <w:t xml:space="preserve"> ROA QUISPE</w:t>
       </w:r>
     </w:p>
-    <w:p>
+    <w:p ns2:paraId="488C71A5" ns2:textId="77777777">
       <w:pPr>
         <w:spacing w:after="0" w:line="240" w:lineRule="auto"/>
         <w:jc w:val="center"/>
@@ -5794,7 +5622,7 @@
           <w:bCs/>
           <w:color w:val="000000"/>
           <w:kern w:val="0"/>
-          <w14:ligatures w14:val="none"/>
+          <ns2:ligatures ns2:val="none"/>
         </w:rPr>
       </w:pPr>
       <w:r>
@@ -5804,12 +5632,12 @@
           <w:bCs/>
           <w:color w:val="000000"/>
           <w:kern w:val="0"/>
-          <w14:ligatures w14:val="none"/>
+          <ns2:ligatures ns2:val="none"/>
         </w:rPr>
         <w:t>Secretaria Técnica</w:t>
       </w:r>
     </w:p>
-    <w:p>
+    <w:p ns2:paraId="4EF09A7C" ns2:textId="77777777">
       <w:pPr>
         <w:spacing w:after="0" w:line="240" w:lineRule="auto"/>
         <w:jc w:val="center"/>
@@ -5819,7 +5647,7 @@
           <w:bCs/>
           <w:color w:val="000000"/>
           <w:kern w:val="0"/>
-          <w14:ligatures w14:val="none"/>
+          <ns2:ligatures ns2:val="none"/>
         </w:rPr>
       </w:pPr>
       <w:r>
@@ -5829,26 +5657,26 @@
           <w:bCs/>
           <w:color w:val="000000"/>
           <w:kern w:val="0"/>
-          <w14:ligatures w14:val="none"/>
+          <ns2:ligatures ns2:val="none"/>
         </w:rPr>
         <w:t>Comisión de Protección al Consumidor 1</w:t>
       </w:r>
     </w:p>
-    <w:p>
-      <w:pPr>
-        <w:spacing w:after="0" w:line="240" w:lineRule="auto"/>
-        <w:jc w:val="both"/>
-        <w:rPr>
-          <w:rFonts w:ascii="Arial Narrow" w:eastAsia="Arial Narrow" w:hAnsi="Arial Narrow" w:cs="Arial Narrow"/>
-          <w:b/>
-          <w:color w:val="000000"/>
-          <w:kern w:val="0"/>
-          <w:lang w:eastAsia="es-PE"/>
-          <w14:ligatures w14:val="none"/>
-        </w:rPr>
-      </w:pPr>
-    </w:p>
-    <w:p>
+    <w:p ns2:paraId="7F637530" ns2:textId="77777777">
+      <w:pPr>
+        <w:spacing w:after="0" w:line="240" w:lineRule="auto"/>
+        <w:jc w:val="both"/>
+        <w:rPr>
+          <w:rFonts w:ascii="Arial Narrow" w:eastAsia="Arial Narrow" w:hAnsi="Arial Narrow" w:cs="Arial Narrow"/>
+          <w:b/>
+          <w:color w:val="000000"/>
+          <w:kern w:val="0"/>
+          <w:lang w:eastAsia="es-PE"/>
+          <ns2:ligatures ns2:val="none"/>
+        </w:rPr>
+      </w:pPr>
+    </w:p>
+    <w:p ns2:paraId="2593B317" ns2:textId="77777777">
       <w:pPr>
         <w:spacing w:after="0" w:line="240" w:lineRule="auto"/>
         <w:jc w:val="both"/>
@@ -5866,12 +5694,12 @@
           <w:sz w:val="16"/>
           <w:szCs w:val="16"/>
           <w:lang w:eastAsia="es-PE"/>
-          <w14:ligatures w14:val="none"/>
+          <ns2:ligatures ns2:val="none"/>
         </w:rPr>
         <w:t>LSM/JCQ</w:t>
       </w:r>
     </w:p>
-    <w:p>
+    <w:p ns2:paraId="4423ADE9" ns2:textId="77777777">
       <w:pPr>
         <w:spacing w:line="240" w:lineRule="auto"/>
         <w:rPr>
@@ -5879,18 +5707,18 @@
         </w:rPr>
       </w:pPr>
     </w:p>
-    <w:p>
+    <w:p ns2:paraId="74AAB5F4" ns2:textId="77777777">
       <w:pPr>
         <w:spacing w:line="240" w:lineRule="auto"/>
       </w:pPr>
     </w:p>
     <w:sectPr>
-      <w:headerReference w:type="even" r:id="rId8"/>
-      <w:headerReference w:type="default" r:id="rId9"/>
-      <w:footerReference w:type="even" r:id="rId10"/>
-      <w:footerReference w:type="default" r:id="rId11"/>
-      <w:headerReference w:type="first" r:id="rId12"/>
-      <w:footerReference w:type="first" r:id="rId13"/>
+      <w:headerReference w:type="even" ns3:id="rId8"/>
+      <w:headerReference w:type="default" ns3:id="rId9"/>
+      <w:footerReference w:type="even" ns3:id="rId10"/>
+      <w:footerReference w:type="default" ns3:id="rId11"/>
+      <w:headerReference w:type="first" ns3:id="rId12"/>
+      <w:footerReference w:type="first" ns3:id="rId13"/>
       <w:pgSz w:w="11906" w:h="16838"/>
       <w:pgMar w:top="1417" w:right="1701" w:bottom="1417" w:left="1701" w:header="708" w:footer="708" w:gutter="0"/>
       <w:cols w:space="708"/>

--- a/plantillas_maestras/02_seguro_vida/cobro_indebido_primas/1_ddo_aseguradora/mujer/TPL_3246_2025_SEGURO_VIDA_COBRO_INDEBIDO_PRIMAS_ASEGURADORA_MUJER_R1.docx
+++ b/plantillas_maestras/02_seguro_vida/cobro_indebido_primas/1_ddo_aseguradora/mujer/TPL_3246_2025_SEGURO_VIDA_COBRO_INDEBIDO_PRIMAS_ASEGURADORA_MUJER_R1.docx
@@ -4614,7 +4614,7 @@
           <w:sz w:val="20"/>
           <w:szCs w:val="20"/>
         </w:rPr>
-        <w:t xml:space="preserve">correr traslado de la presente resolución a Interseguro Compañía de Seguros S.A para que, de conformidad con lo dispuesto por el artículo 26° de la Ley sobre Facultades, Normas y Organización del Indecopi, aprobado por Decreto Legislativo N° 8079, presente sus descargos sobre la imputación de cargos realizada en un plazo no mayor a cinco (5) días hábiles contado a partir del día siguiente de la notificación de la presente resolución, vencido el cual, el Secretario Técnico declarará en rebeldía a los denunciados que no lo hubieran presentado. Debe precisarse que de conformidad con lo establecido por el artículo 223° del Texto Único Ordenado de la Ley N° 27444, Ley del Procedimiento Administrativo General, las alegaciones y los hechos relevantes de la reclamación, salvo que hayan sido específicamente negadas en la contestación, se tendrán por aceptadas o meritadas como ciertas.</w:t>
+        <w:t xml:space="preserve">correr traslado de la presente resolución a Interseguro Compañía de Seguros S.A. para que, de conformidad con lo dispuesto por el artículo 26 de la Ley sobre Facultades, Normas y Organización del Indecopi, aprobada por Decreto Legislativo 807, presente sus descargos sobre la imputación de cargos realizada en un plazo no mayor a cinco (5) días hábiles contado a partir del día siguiente de la notificación de la presente resolución, vencido el cual, el Secretario Técnico declarará en rebeldía al denunciado que no lo hubiera presentado. Debe precisarse que de conformidad con lo establecido por el artículo 223 del Texto Único Ordenado de la Ley 27444, Ley del Procedimiento Administrativo General, las alegaciones y los hechos relevantes de la reclamación, salvo que hayan sido específicamente negadas en la contestación, se tendrán por aceptadas o merituadas como ciertas.</w:t>
       </w:r>
     </w:p>
     <w:p ns2:paraId="228F876C" ns2:textId="77777777">

--- a/plantillas_maestras/02_seguro_vida/cobro_indebido_primas/1_ddo_aseguradora/mujer/TPL_3246_2025_SEGURO_VIDA_COBRO_INDEBIDO_PRIMAS_ASEGURADORA_MUJER_R1.docx
+++ b/plantillas_maestras/02_seguro_vida/cobro_indebido_primas/1_ddo_aseguradora/mujer/TPL_3246_2025_SEGURO_VIDA_COBRO_INDEBIDO_PRIMAS_ASEGURADORA_MUJER_R1.docx
@@ -407,7 +407,7 @@
           <w:lang w:eastAsia="es-PE"/>
           <ns2:ligatures ns2:val="none"/>
         </w:rPr>
-        <w:t>23</w:t>
+        <w:t xml:space="preserve">23 de enero de 2026</w:t>
       </w:r>
       <w:r>
         <w:rPr>
@@ -418,7 +418,7 @@
           <w:lang w:eastAsia="es-PE"/>
           <ns2:ligatures ns2:val="none"/>
         </w:rPr>
-        <w:t xml:space="preserve"> de </w:t>
+        <w:t xml:space="preserve"/>
       </w:r>
       <w:r>
         <w:rPr>
@@ -429,7 +429,7 @@
           <w:lang w:eastAsia="es-PE"/>
           <ns2:ligatures ns2:val="none"/>
         </w:rPr>
-        <w:t>enero de 2026</w:t>
+        <w:t xml:space="preserve"/>
       </w:r>
     </w:p>
     <w:p ns2:paraId="66CE1821" ns2:textId="77777777">
@@ -515,7 +515,7 @@
           <w:lang w:val="es-ES" w:eastAsia="es-ES"/>
           <ns2:ligatures ns2:val="none"/>
         </w:rPr>
-        <w:t xml:space="preserve">Mediante escrito del 19 de setiembre del 2025, complementado con escritos del 26 de setiembre de 2025, 14 de noviembre de 2025, 21 de enero de 2026, la señora [APELLIDO] denunció a Interseguro, por presuntas infracciones a la Ley 29571, Código de Protección y Defensa del Consumidor (en adelante, Código), señalando lo siguiente:</w:t>
+        <w:t xml:space="preserve">Mediante escrito del 19 de setiembre de 2025, complementado con escritos del 26 de setiembre de 2025, 14 de noviembre de 2025, 21 de enero de 2026, la señora [APELLIDO] denunció a Interseguro, por presuntas infracciones a la Ley 29571, Código de Protección y Defensa del Consumidor (en adelante, Código), señalando lo siguiente:</w:t>
       </w:r>
       <w:r>
         <w:rPr>
@@ -809,7 +809,7 @@
           <w:lang w:eastAsia="es-ES"/>
           <ns2:ligatures ns2:val="none"/>
         </w:rPr>
-        <w:t xml:space="preserve">El 29 de mayo del 2024, </w:t>
+        <w:t xml:space="preserve">El 29 de mayo de 2024, </w:t>
       </w:r>
       <w:r>
         <w:rPr>
@@ -1060,7 +1060,7 @@
           <w:lang w:eastAsia="es-ES"/>
           <ns2:ligatures ns2:val="none"/>
         </w:rPr>
-        <w:t>El 29 de mayo del 2024, en el marco de la referida atención, se generó una constancia de consentimiento de asesoría sin</w:t>
+        <w:t xml:space="preserve">El 29 de mayo de 2024, en el marco de la referida atención, se generó una constancia de consentimiento de asesoría sin</w:t>
       </w:r>
       <w:r>
         <w:rPr>
@@ -1126,7 +1126,7 @@
           <w:lang w:eastAsia="es-ES"/>
           <ns2:ligatures ns2:val="none"/>
         </w:rPr>
-        <w:t xml:space="preserve">El 30 de mayo del 2024, se </w:t>
+        <w:t xml:space="preserve">El 30 de mayo de 2024, se </w:t>
       </w:r>
       <w:r>
         <w:rPr>
@@ -1347,7 +1347,7 @@
           <w:lang w:eastAsia="es-ES"/>
           <ns2:ligatures ns2:val="none"/>
         </w:rPr>
-        <w:t xml:space="preserve">El 21 de junio del 2024, se realizó un descuento por el importe de S/ 114,05 de la cuenta de </w:t>
+        <w:t xml:space="preserve">El 21 de junio de 2024, se realizó un descuento por el importe de S/ 114,05 de la cuenta de </w:t>
       </w:r>
       <w:r>
         <w:rPr>
@@ -1428,7 +1428,7 @@
           <w:lang w:eastAsia="es-ES"/>
           <ns2:ligatures ns2:val="none"/>
         </w:rPr>
-        <w:t xml:space="preserve">El 22 de julio del 2024, se realizó un segundo descuento por el importe de S/ 114,05 de la cuenta de </w:t>
+        <w:t xml:space="preserve">El 22 de julio de 2024, se realizó un segundo descuento por el importe de S/ 114,05 de la cuenta de </w:t>
       </w:r>
       <w:r>
         <w:rPr>
@@ -1504,7 +1504,7 @@
           <w:lang w:eastAsia="es-ES"/>
           <ns2:ligatures ns2:val="none"/>
         </w:rPr>
-        <w:t xml:space="preserve">El 22 de agosto del 2024, se realizó un tercer descuento por el importe de S/ 114,05 de la cuenta de </w:t>
+        <w:t xml:space="preserve">El 22 de agosto de 2024, se realizó un tercer descuento por el importe de S/ 114,05 de la cuenta de </w:t>
       </w:r>
       <w:r>
         <w:rPr>
@@ -1570,7 +1570,7 @@
           <w:lang w:eastAsia="es-ES"/>
           <ns2:ligatures ns2:val="none"/>
         </w:rPr>
-        <w:t>El 22 de setiembre del 2024, se realizó un cuar</w:t>
+        <w:t xml:space="preserve">El 22 de setiembre de 2024, se realizó un cuar</w:t>
       </w:r>
       <w:r>
         <w:rPr>
@@ -1671,7 +1671,7 @@
           <w:lang w:eastAsia="es-ES"/>
           <ns2:ligatures ns2:val="none"/>
         </w:rPr>
-        <w:t xml:space="preserve">El 30 de octubre del 2024, acudió a </w:t>
+        <w:t xml:space="preserve">El 30 de octubre de 2024, acudió a </w:t>
       </w:r>
       <w:r>
         <w:rPr>
@@ -1807,7 +1807,7 @@
           <w:lang w:eastAsia="es-ES"/>
           <ns2:ligatures ns2:val="none"/>
         </w:rPr>
-        <w:t>representante de Interbank le alertó que su tarjeta de ahorro en soles tenía vigencia hasta julio del 2028, señalándome que le descontarían los importes de las primas del Seguro de Vida hasta esa fecha y aunque no tuviese saldo en su cuenta se generarían devengados por cobrar por parte de Interseguro; por ese motivo decidió cancelar su cuenta de ahorro en soles</w:t>
+        <w:t xml:space="preserve">representante de Interbank le alertó que su tarjeta de ahorro en soles tenía vigencia hasta julio de 2028, señalándome que le descontarían los importes de las primas del Seguro de Vida hasta esa fecha y aunque no tuviese saldo en su cuenta se generarían devengados por cobrar por parte de Interseguro; por ese motivo decidió cancelar su cuenta de ahorro en soles</w:t>
       </w:r>
       <w:r>
         <w:rPr>
@@ -1949,7 +1949,7 @@
           <w:lang w:eastAsia="es-ES"/>
           <ns2:ligatures ns2:val="none"/>
         </w:rPr>
-        <w:t xml:space="preserve">El 15 de noviembre del 2024, </w:t>
+        <w:t xml:space="preserve">El 15 de noviembre de 2024, </w:t>
       </w:r>
       <w:r>
         <w:rPr>
@@ -3350,7 +3350,7 @@
           <ns2:ligatures ns2:val="none"/>
         </w:rPr>
         <w:lastRenderedPageBreak/>
-        <w:t>que gestionó oportunamente la solicitud de la denunciante, presentada el 15 de noviembre del 2024, de desafiliación del método de pago automático de su cuenta de ahorro en soles; y, (iii) presentar todas las comunicaciones cursadas con la parte denunciante, incluyendo el registro de llamadas telefónicas, en virtud de los hechos materia de denuncia</w:t>
+        <w:t xml:space="preserve">que gestionó oportunamente la solicitud de la denunciante, presentada el 15 de noviembre de 2024, de desafiliación del método de pago automático de su cuenta de ahorro en soles; y, (iii) presentar todas las comunicaciones cursadas con la parte denunciante, incluyendo el registro de llamadas telefónicas, en virtud de los hechos materia de denuncia</w:t>
       </w:r>
       <w:r>
         <w:rPr>
@@ -3469,7 +3469,7 @@
           <w:lang w:eastAsia="es-PE"/>
           <ns2:ligatures ns2:val="none"/>
         </w:rPr>
-        <w:t xml:space="preserve">PRIMERO: admitir a trámite la denuncia del 19 de setiembre del 2025, complementado con escrito del 26 de setiembre de 2025, 14 de noviembre de 2025, 21 de enero de 2026, interpuesta por la señora [DENUNCIANTE] contra Interseguro Compañía de Seguros S.A., por lo siguiente:</w:t>
+        <w:t xml:space="preserve">PRIMERO: admitir a trámite la denuncia del 19 de setiembre de 2025, complementado con escrito del 26 de setiembre de 2025, 14 de noviembre de 2025, 21 de enero de 2026, interpuesta por la señora [DENUNCIANTE] contra Interseguro Compañía de Seguros S.A., por lo siguiente:</w:t>
       </w:r>
       <w:r>
         <w:rPr>
@@ -4182,7 +4182,7 @@
           <w:lang w:val="es-ES" w:eastAsia="es-ES"/>
           <ns2:ligatures ns2:val="none"/>
         </w:rPr>
-        <w:t xml:space="preserve">19 de setiembre del 2025, </w:t>
+        <w:t xml:space="preserve">19 de setiembre de 2025, </w:t>
       </w:r>
       <w:r>
         <w:rPr>
@@ -4736,7 +4736,7 @@
           <w:lang w:val="es-ES" w:eastAsia="es-ES"/>
           <ns2:ligatures ns2:val="none"/>
         </w:rPr>
-        <w:t>(i) presentar una copia completa, legible y debidamente suscrita de la Póliza 07600043015 del Seguro de Vida Free Plus, así como el cargo de remisión de la póliza; (ii) presentar los medios probatorios que acrediten que gestionó oportunamente la solicitud de la denunciante, presentada el 15 de noviembre del 2024, de desafiliación del método de pago automático de su cuenta de ahorro en soles; y, (iii) presentar todas las comunicaciones cursadas con la parte denunciante, incluyendo el registro de llamadas telefónicas, en virtud de los hechos materia de denuncia</w:t>
+        <w:t xml:space="preserve">(i) presentar una copia completa, legible y debidamente suscrita de la Póliza 07600043015 del Seguro de Vida Free Plus, así como el cargo de remisión de la póliza; (ii) presentar los medios probatorios que acrediten que gestionó oportunamente la solicitud de la denunciante, presentada el 15 de noviembre de 2024, de desafiliación del método de pago automático de su cuenta de ahorro en soles; y, (iii) presentar todas las comunicaciones cursadas con la parte denunciante, incluyendo el registro de llamadas telefónicas, en virtud de los hechos materia de denuncia</w:t>
       </w:r>
       <w:r>
         <w:rPr>
@@ -5911,7 +5911,7 @@
           <w:szCs w:val="16"/>
         </w:rPr>
         <w:tab/>
-        <w:t>Denuncia remitida a esta Comisión mediante DOCUMENTO DE TRASLADO 023-2025-PS1/INDECOPI de fecha 5 de diciembre de 2025, recibida el 12 de diciembre del 2025.</w:t>
+        <w:t xml:space="preserve">Denuncia remitida a esta Comisión mediante DOCUMENTO DE TRASLADO 023-2025-PS1/INDECOPI de fecha 5 de diciembre de 2025, recibida el 12 de diciembre de 2025.</w:t>
       </w:r>
     </w:p>
     <w:p>
@@ -5981,7 +5981,7 @@
           <w:sz w:val="16"/>
           <w:szCs w:val="16"/>
         </w:rPr>
-        <w:t>el 2 de setiembre del 2010 en el Diario Oficial El Peruano, vigente desde el 2 de octubre del 2010 y modificado por Decreto Legislativo 1308.</w:t>
+        <w:t xml:space="preserve">el 2 de setiembre de 2010 en el Diario Oficial El Peruano, vigente desde el 2 de octubre de 2010 y modificado por Decreto Legislativo 1308.</w:t>
       </w:r>
     </w:p>
     <w:p>

--- a/plantillas_maestras/02_seguro_vida/cobro_indebido_primas/1_ddo_aseguradora/mujer/TPL_3246_2025_SEGURO_VIDA_COBRO_INDEBIDO_PRIMAS_ASEGURADORA_MUJER_R1.docx
+++ b/plantillas_maestras/02_seguro_vida/cobro_indebido_primas/1_ddo_aseguradora/mujer/TPL_3246_2025_SEGURO_VIDA_COBRO_INDEBIDO_PRIMAS_ASEGURADORA_MUJER_R1.docx
@@ -1,8 +1,8 @@
 
 <file path=word/document.xml><?xml version="1.0" encoding="utf-8"?>
-<w:document xmlns:ns1="http://schemas.openxmlformats.org/markup-compatibility/2006" xmlns:ns2="http://schemas.microsoft.com/office/word/2010/wordml" xmlns:ns3="http://schemas.openxmlformats.org/officeDocument/2006/relationships" xmlns:w="http://schemas.openxmlformats.org/wordprocessingml/2006/main" ns1:Ignorable="w14 w15 w16se w16cid w16 w16cex w16sdtdh w16sdtfl w16du wp14">
+<w:document xmlns:mc="http://schemas.openxmlformats.org/markup-compatibility/2006" xmlns:r="http://schemas.openxmlformats.org/officeDocument/2006/relationships" xmlns:w="http://schemas.openxmlformats.org/wordprocessingml/2006/main" xmlns:w14="http://schemas.microsoft.com/office/word/2010/wordml" xmlns:w15="http://schemas.microsoft.com/office/word/2012/wordml" xmlns:w16="http://schemas.microsoft.com/office/word/2018/wordml" xmlns:w16cex="http://schemas.microsoft.com/office/word/2018/wordml/cex" xmlns:w16cid="http://schemas.microsoft.com/office/word/2016/wordml/cid" xmlns:w16du="http://schemas.microsoft.com/office/word/2023/wordml/word16du" xmlns:w16sdtdh="http://schemas.microsoft.com/office/word/2020/wordml/sdtdatahash" xmlns:w16se="http://schemas.microsoft.com/office/word/2015/wordml/symex" xmlns:wp14="http://schemas.microsoft.com/office/word/2010/wordprocessingDrawing" mc:Ignorable="w14 w15 w16se w16cid w16 w16cex w16sdtdh w16du wp14">
   <w:body>
-    <w:p ns2:paraId="1B509B2D" ns2:textId="3F987804">
+    <w:p>
       <w:pPr>
         <w:tabs>
           <w:tab w:val="left" w:pos="1701"/>
@@ -14,7 +14,7 @@
           <w:color w:val="000000"/>
           <w:kern w:val="0"/>
           <w:lang w:eastAsia="es-PE"/>
-          <ns2:ligatures ns2:val="none"/>
+          <w14:ligatures w14:val="none"/>
         </w:rPr>
       </w:pPr>
       <w:bookmarkStart w:id="0" w:name="_Hlk80343540"/>
@@ -25,7 +25,7 @@
           <w:color w:val="000000"/>
           <w:kern w:val="0"/>
           <w:lang w:eastAsia="es-PE"/>
-          <ns2:ligatures ns2:val="none"/>
+          <w14:ligatures w14:val="none"/>
         </w:rPr>
         <w:t xml:space="preserve">EXPEDIENTE </w:t>
       </w:r>
@@ -36,7 +36,7 @@
           <w:color w:val="000000"/>
           <w:kern w:val="0"/>
           <w:lang w:eastAsia="es-PE"/>
-          <ns2:ligatures ns2:val="none"/>
+          <w14:ligatures w14:val="none"/>
         </w:rPr>
         <w:tab/>
         <w:t>:</w:t>
@@ -48,7 +48,7 @@
           <w:color w:val="000000"/>
           <w:kern w:val="0"/>
           <w:lang w:eastAsia="es-PE"/>
-          <ns2:ligatures ns2:val="none"/>
+          <w14:ligatures w14:val="none"/>
         </w:rPr>
         <w:tab/>
       </w:r>
@@ -61,12 +61,12 @@
           <w:kern w:val="0"/>
           <w:shd w:val="clear" w:color="auto" w:fill="FFFFFF"/>
           <w:lang w:eastAsia="es-PE"/>
-          <ns2:ligatures ns2:val="none"/>
+          <w14:ligatures w14:val="none"/>
         </w:rPr>
         <w:t>3246-2025/CC1</w:t>
       </w:r>
     </w:p>
-    <w:p ns2:paraId="7E5DC22B" ns2:textId="1DC762AE">
+    <w:p>
       <w:pPr>
         <w:tabs>
           <w:tab w:val="left" w:pos="1701"/>
@@ -81,46 +81,26 @@
           <w:color w:val="000000"/>
           <w:kern w:val="0"/>
           <w:lang w:eastAsia="es-PE"/>
-          <ns2:ligatures ns2:val="none"/>
-        </w:rPr>
-      </w:pPr>
-      <w:r>
-        <w:rPr>
-          <w:rFonts w:ascii="Arial Narrow" w:eastAsia="Arial Narrow" w:hAnsi="Arial Narrow" w:cs="Arial Narrow"/>
-          <w:b/>
-          <w:color w:val="000000"/>
-          <w:kern w:val="0"/>
-          <w:lang w:eastAsia="es-PE"/>
-          <ns2:ligatures ns2:val="none"/>
-        </w:rPr>
-        <w:t xml:space="preserve">DENUNCIANTE:[DENUNCIANTE] (SEÑORA [APELLIDO])</w:t>
-      </w:r>
-      <w:r>
-        <w:rPr>
-          <w:rFonts w:ascii="Arial Narrow" w:eastAsia="Arial Narrow" w:hAnsi="Arial Narrow" w:cs="Arial Narrow"/>
-          <w:b/>
-          <w:color w:val="000000"/>
-          <w:kern w:val="0"/>
-          <w:lang w:eastAsia="es-PE"/>
-          <ns2:ligatures ns2:val="none"/>
-        </w:rPr>
+          <w14:ligatures w14:val="none"/>
+        </w:rPr>
+      </w:pPr>
+      <w:r>
+        <w:rPr>
+          <w:rFonts w:ascii="Arial Narrow" w:eastAsia="Arial Narrow" w:hAnsi="Arial Narrow" w:cs="Arial Narrow"/>
+          <w:b/>
+          <w:color w:val="000000"/>
+          <w:kern w:val="0"/>
+          <w:lang w:eastAsia="es-PE"/>
+          <w14:ligatures w14:val="none"/>
+        </w:rPr>
+        <w:t>DENUNCIANTE</w:t>
         <w:tab/>
-        <w:t/>
-      </w:r>
-      <w:r>
-        <w:rPr>
-          <w:rFonts w:ascii="Arial Narrow" w:eastAsia="Arial Narrow" w:hAnsi="Arial Narrow" w:cs="Arial Narrow"/>
-          <w:b/>
-          <w:color w:val="000000"/>
-          <w:kern w:val="0"/>
-          <w:lang w:eastAsia="es-PE"/>
-          <ns2:ligatures ns2:val="none"/>
-        </w:rPr>
+        <w:t>:</w:t>
         <w:tab/>
-        <w:t/>
-      </w:r>
-    </w:p>
-    <w:p ns2:paraId="6DEEEDFE" ns2:textId="7F225161">
+        <w:t xml:space="preserve">[DENUNCIANTE] (SEÑORA [APELLIDO])</w:t>
+      </w:r>
+    </w:p>
+    <w:p>
       <w:pPr>
         <w:tabs>
           <w:tab w:val="left" w:pos="1701"/>
@@ -135,17 +115,17 @@
           <w:color w:val="000000"/>
           <w:kern w:val="0"/>
           <w:lang w:eastAsia="es-PE"/>
-          <ns2:ligatures ns2:val="none"/>
-        </w:rPr>
-      </w:pPr>
-      <w:r>
-        <w:rPr>
-          <w:rFonts w:ascii="Arial Narrow" w:eastAsia="Arial Narrow" w:hAnsi="Arial Narrow" w:cs="Arial Narrow"/>
-          <w:b/>
-          <w:color w:val="000000"/>
-          <w:kern w:val="0"/>
-          <w:lang w:eastAsia="es-PE"/>
-          <ns2:ligatures ns2:val="none"/>
+          <w14:ligatures w14:val="none"/>
+        </w:rPr>
+      </w:pPr>
+      <w:r>
+        <w:rPr>
+          <w:rFonts w:ascii="Arial Narrow" w:eastAsia="Arial Narrow" w:hAnsi="Arial Narrow" w:cs="Arial Narrow"/>
+          <w:b/>
+          <w:color w:val="000000"/>
+          <w:kern w:val="0"/>
+          <w:lang w:eastAsia="es-PE"/>
+          <w14:ligatures w14:val="none"/>
         </w:rPr>
         <w:t>DENUNCIADO</w:t>
       </w:r>
@@ -156,7 +136,7 @@
           <w:color w:val="000000"/>
           <w:kern w:val="0"/>
           <w:lang w:eastAsia="es-PE"/>
-          <ns2:ligatures ns2:val="none"/>
+          <w14:ligatures w14:val="none"/>
         </w:rPr>
         <w:tab/>
         <w:t>:</w:t>
@@ -168,13 +148,13 @@
           <w:color w:val="000000"/>
           <w:kern w:val="0"/>
           <w:lang w:eastAsia="es-PE"/>
-          <ns2:ligatures ns2:val="none"/>
+          <w14:ligatures w14:val="none"/>
         </w:rPr>
         <w:tab/>
         <w:t>INTERSEGURO COMPAÑÍA DE SEGUROS S.A. (INTERSEGURO)</w:t>
       </w:r>
     </w:p>
-    <w:p ns2:paraId="022D2B94" ns2:textId="2083C6C3">
+    <w:p>
       <w:pPr>
         <w:tabs>
           <w:tab w:val="left" w:pos="1701"/>
@@ -189,17 +169,17 @@
           <w:color w:val="000000"/>
           <w:kern w:val="0"/>
           <w:lang w:eastAsia="es-PE"/>
-          <ns2:ligatures ns2:val="none"/>
-        </w:rPr>
-      </w:pPr>
-      <w:r>
-        <w:rPr>
-          <w:rFonts w:ascii="Arial Narrow" w:eastAsia="Arial Narrow" w:hAnsi="Arial Narrow" w:cs="Arial Narrow"/>
-          <w:b/>
-          <w:color w:val="000000"/>
-          <w:kern w:val="0"/>
-          <w:lang w:eastAsia="es-PE"/>
-          <ns2:ligatures ns2:val="none"/>
+          <w14:ligatures w14:val="none"/>
+        </w:rPr>
+      </w:pPr>
+      <w:r>
+        <w:rPr>
+          <w:rFonts w:ascii="Arial Narrow" w:eastAsia="Arial Narrow" w:hAnsi="Arial Narrow" w:cs="Arial Narrow"/>
+          <w:b/>
+          <w:color w:val="000000"/>
+          <w:kern w:val="0"/>
+          <w:lang w:eastAsia="es-PE"/>
+          <w14:ligatures w14:val="none"/>
         </w:rPr>
         <w:t>MATERIAS</w:t>
       </w:r>
@@ -210,7 +190,7 @@
           <w:color w:val="000000"/>
           <w:kern w:val="0"/>
           <w:lang w:eastAsia="es-PE"/>
-          <ns2:ligatures ns2:val="none"/>
+          <w14:ligatures w14:val="none"/>
         </w:rPr>
         <w:tab/>
         <w:t xml:space="preserve">: </w:t>
@@ -222,7 +202,7 @@
           <w:color w:val="000000"/>
           <w:kern w:val="0"/>
           <w:lang w:eastAsia="es-PE"/>
-          <ns2:ligatures ns2:val="none"/>
+          <w14:ligatures w14:val="none"/>
         </w:rPr>
         <w:tab/>
         <w:t>ADMISI</w:t>
@@ -234,7 +214,7 @@
           <w:color w:val="000000"/>
           <w:kern w:val="0"/>
           <w:lang w:eastAsia="es-PE"/>
-          <ns2:ligatures ns2:val="none"/>
+          <w14:ligatures w14:val="none"/>
         </w:rPr>
         <w:t>ÓN A</w:t>
       </w:r>
@@ -245,12 +225,12 @@
           <w:color w:val="000000"/>
           <w:kern w:val="0"/>
           <w:lang w:eastAsia="es-PE"/>
-          <ns2:ligatures ns2:val="none"/>
+          <w14:ligatures w14:val="none"/>
         </w:rPr>
         <w:t xml:space="preserve"> TRÁMITE</w:t>
       </w:r>
     </w:p>
-    <w:p ns2:paraId="19ED7B73" ns2:textId="77777777">
+    <w:p>
       <w:pPr>
         <w:tabs>
           <w:tab w:val="left" w:pos="1701"/>
@@ -265,22 +245,22 @@
           <w:color w:val="000000"/>
           <w:kern w:val="0"/>
           <w:lang w:eastAsia="es-PE"/>
-          <ns2:ligatures ns2:val="none"/>
-        </w:rPr>
-      </w:pPr>
-      <w:r>
-        <w:rPr>
-          <w:rFonts w:ascii="Arial Narrow" w:eastAsia="Arial Narrow" w:hAnsi="Arial Narrow" w:cs="Arial Narrow"/>
-          <w:b/>
-          <w:color w:val="000000"/>
-          <w:kern w:val="0"/>
-          <w:lang w:eastAsia="es-PE"/>
-          <ns2:ligatures ns2:val="none"/>
+          <w14:ligatures w14:val="none"/>
+        </w:rPr>
+      </w:pPr>
+      <w:r>
+        <w:rPr>
+          <w:rFonts w:ascii="Arial Narrow" w:eastAsia="Arial Narrow" w:hAnsi="Arial Narrow" w:cs="Arial Narrow"/>
+          <w:b/>
+          <w:color w:val="000000"/>
+          <w:kern w:val="0"/>
+          <w:lang w:eastAsia="es-PE"/>
+          <w14:ligatures w14:val="none"/>
         </w:rPr>
         <w:t xml:space="preserve">REQUERIMIENTO DE INFORMACIÓN </w:t>
       </w:r>
     </w:p>
-    <w:p ns2:paraId="46A5A479" ns2:textId="3E4A166D">
+    <w:p>
       <w:pPr>
         <w:tabs>
           <w:tab w:val="left" w:pos="1701"/>
@@ -294,17 +274,17 @@
           <w:color w:val="000000"/>
           <w:kern w:val="0"/>
           <w:lang w:eastAsia="es-PE"/>
-          <ns2:ligatures ns2:val="none"/>
-        </w:rPr>
-      </w:pPr>
-      <w:r>
-        <w:rPr>
-          <w:rFonts w:ascii="Arial Narrow" w:eastAsia="Arial Narrow" w:hAnsi="Arial Narrow" w:cs="Arial Narrow"/>
-          <w:b/>
-          <w:color w:val="000000"/>
-          <w:kern w:val="0"/>
-          <w:lang w:eastAsia="es-PE"/>
-          <ns2:ligatures ns2:val="none"/>
+          <w14:ligatures w14:val="none"/>
+        </w:rPr>
+      </w:pPr>
+      <w:r>
+        <w:rPr>
+          <w:rFonts w:ascii="Arial Narrow" w:eastAsia="Arial Narrow" w:hAnsi="Arial Narrow" w:cs="Arial Narrow"/>
+          <w:b/>
+          <w:color w:val="000000"/>
+          <w:kern w:val="0"/>
+          <w:lang w:eastAsia="es-PE"/>
+          <w14:ligatures w14:val="none"/>
         </w:rPr>
         <w:t xml:space="preserve">RESOLUCIÓN </w:t>
       </w:r>
@@ -315,7 +295,7 @@
           <w:color w:val="000000"/>
           <w:kern w:val="0"/>
           <w:lang w:eastAsia="es-PE"/>
-          <ns2:ligatures ns2:val="none"/>
+          <w14:ligatures w14:val="none"/>
         </w:rPr>
         <w:tab/>
         <w:t>:</w:t>
@@ -327,7 +307,7 @@
           <w:color w:val="000000"/>
           <w:kern w:val="0"/>
           <w:lang w:eastAsia="es-PE"/>
-          <ns2:ligatures ns2:val="none"/>
+          <w14:ligatures w14:val="none"/>
         </w:rPr>
         <w:tab/>
       </w:r>
@@ -338,12 +318,12 @@
           <w:color w:val="000000"/>
           <w:kern w:val="0"/>
           <w:lang w:eastAsia="es-PE"/>
-          <ns2:ligatures ns2:val="none"/>
+          <w14:ligatures w14:val="none"/>
         </w:rPr>
         <w:t>1</w:t>
       </w:r>
     </w:p>
-    <w:p ns2:paraId="5BA3A18D" ns2:textId="77777777">
+    <w:p>
       <w:pPr>
         <w:tabs>
           <w:tab w:val="left" w:pos="1014"/>
@@ -356,11 +336,11 @@
           <w:kern w:val="0"/>
           <w:shd w:val="clear" w:color="auto" w:fill="FFFFFF"/>
           <w:lang w:eastAsia="es-PE"/>
-          <ns2:ligatures ns2:val="none"/>
-        </w:rPr>
-      </w:pPr>
-    </w:p>
-    <w:p ns2:paraId="2F799822" ns2:textId="7D160C88">
+          <w14:ligatures w14:val="none"/>
+        </w:rPr>
+      </w:pPr>
+    </w:p>
+    <w:p>
       <w:pPr>
         <w:tabs>
           <w:tab w:val="left" w:pos="1014"/>
@@ -373,7 +353,7 @@
           <w:kern w:val="0"/>
           <w:shd w:val="clear" w:color="auto" w:fill="FFFFFF"/>
           <w:lang w:eastAsia="es-PE"/>
-          <ns2:ligatures ns2:val="none"/>
+          <w14:ligatures w14:val="none"/>
         </w:rPr>
       </w:pPr>
       <w:r>
@@ -383,7 +363,7 @@
           <w:kern w:val="0"/>
           <w:shd w:val="clear" w:color="auto" w:fill="FFFFFF"/>
           <w:lang w:eastAsia="es-PE"/>
-          <ns2:ligatures ns2:val="none"/>
+          <w14:ligatures w14:val="none"/>
         </w:rPr>
         <w:t>Lima</w:t>
       </w:r>
@@ -394,7 +374,7 @@
           <w:kern w:val="0"/>
           <w:shd w:val="clear" w:color="auto" w:fill="FFFFFF"/>
           <w:lang w:eastAsia="es-PE"/>
-          <ns2:ligatures ns2:val="none"/>
+          <w14:ligatures w14:val="none"/>
         </w:rPr>
         <w:t xml:space="preserve">, </w:t>
       </w:r>
@@ -405,7 +385,7 @@
           <w:kern w:val="0"/>
           <w:shd w:val="clear" w:color="auto" w:fill="FFFFFF"/>
           <w:lang w:eastAsia="es-PE"/>
-          <ns2:ligatures ns2:val="none"/>
+          <w14:ligatures w14:val="none"/>
         </w:rPr>
         <w:t xml:space="preserve">23 de enero de 2026</w:t>
       </w:r>
@@ -416,7 +396,7 @@
           <w:kern w:val="0"/>
           <w:shd w:val="clear" w:color="auto" w:fill="FFFFFF"/>
           <w:lang w:eastAsia="es-PE"/>
-          <ns2:ligatures ns2:val="none"/>
+          <w14:ligatures w14:val="none"/>
         </w:rPr>
         <w:t xml:space="preserve"/>
       </w:r>
@@ -427,12 +407,12 @@
           <w:kern w:val="0"/>
           <w:shd w:val="clear" w:color="auto" w:fill="FFFFFF"/>
           <w:lang w:eastAsia="es-PE"/>
-          <ns2:ligatures ns2:val="none"/>
+          <w14:ligatures w14:val="none"/>
         </w:rPr>
         <w:t xml:space="preserve"/>
       </w:r>
     </w:p>
-    <w:p ns2:paraId="66CE1821" ns2:textId="77777777">
+    <w:p>
       <w:pPr>
         <w:tabs>
           <w:tab w:val="left" w:pos="1014"/>
@@ -444,11 +424,11 @@
           <w:color w:val="000000"/>
           <w:kern w:val="0"/>
           <w:lang w:eastAsia="es-PE"/>
-          <ns2:ligatures ns2:val="none"/>
-        </w:rPr>
-      </w:pPr>
-    </w:p>
-    <w:p ns2:paraId="0B80AAA5" ns2:textId="77777777">
+          <w14:ligatures w14:val="none"/>
+        </w:rPr>
+      </w:pPr>
+    </w:p>
+    <w:p>
       <w:pPr>
         <w:numPr>
           <w:ilvl w:val="0"/>
@@ -462,22 +442,22 @@
           <w:color w:val="000000"/>
           <w:kern w:val="0"/>
           <w:lang w:eastAsia="es-PE"/>
-          <ns2:ligatures ns2:val="none"/>
-        </w:rPr>
-      </w:pPr>
-      <w:r>
-        <w:rPr>
-          <w:rFonts w:ascii="Arial Narrow" w:eastAsia="Arial Narrow" w:hAnsi="Arial Narrow" w:cs="Arial Narrow"/>
-          <w:b/>
-          <w:color w:val="000000"/>
-          <w:kern w:val="0"/>
-          <w:lang w:eastAsia="es-PE"/>
-          <ns2:ligatures ns2:val="none"/>
+          <w14:ligatures w14:val="none"/>
+        </w:rPr>
+      </w:pPr>
+      <w:r>
+        <w:rPr>
+          <w:rFonts w:ascii="Arial Narrow" w:eastAsia="Arial Narrow" w:hAnsi="Arial Narrow" w:cs="Arial Narrow"/>
+          <w:b/>
+          <w:color w:val="000000"/>
+          <w:kern w:val="0"/>
+          <w:lang w:eastAsia="es-PE"/>
+          <w14:ligatures w14:val="none"/>
         </w:rPr>
         <w:t xml:space="preserve">HECHOS </w:t>
       </w:r>
     </w:p>
-    <w:p ns2:paraId="621F2AB2" ns2:textId="77777777">
+    <w:p>
       <w:pPr>
         <w:spacing w:after="0" w:line="240" w:lineRule="auto"/>
         <w:jc w:val="both"/>
@@ -486,11 +466,11 @@
           <w:color w:val="000000"/>
           <w:kern w:val="0"/>
           <w:lang w:eastAsia="es-PE"/>
-          <ns2:ligatures ns2:val="none"/>
-        </w:rPr>
-      </w:pPr>
-    </w:p>
-    <w:p ns2:paraId="60B5D5B0" ns2:textId="37AC127A">
+          <w14:ligatures w14:val="none"/>
+        </w:rPr>
+      </w:pPr>
+    </w:p>
+    <w:p>
       <w:pPr>
         <w:numPr>
           <w:ilvl w:val="1"/>
@@ -504,7 +484,7 @@
           <w:color w:val="000000"/>
           <w:kern w:val="0"/>
           <w:lang w:val="es-ES" w:eastAsia="es-ES"/>
-          <ns2:ligatures ns2:val="none"/>
+          <w14:ligatures w14:val="none"/>
         </w:rPr>
       </w:pPr>
       <w:r>
@@ -513,7 +493,7 @@
           <w:color w:val="000000"/>
           <w:kern w:val="0"/>
           <w:lang w:val="es-ES" w:eastAsia="es-ES"/>
-          <ns2:ligatures ns2:val="none"/>
+          <w14:ligatures w14:val="none"/>
         </w:rPr>
         <w:t xml:space="preserve">Mediante escrito del 19 de setiembre de 2025, complementado con escritos del 26 de setiembre de 2025, 14 de noviembre de 2025, 21 de enero de 2026, la señora [APELLIDO] denunció a Interseguro, por presuntas infracciones a la Ley 29571, Código de Protección y Defensa del Consumidor (en adelante, Código), señalando lo siguiente:</w:t>
       </w:r>
@@ -523,7 +503,7 @@
           <w:color w:val="000000"/>
           <w:kern w:val="0"/>
           <w:lang w:val="es-ES" w:eastAsia="es-ES"/>
-          <ns2:ligatures ns2:val="none"/>
+          <w14:ligatures w14:val="none"/>
         </w:rPr>
         <w:t/>
       </w:r>
@@ -533,7 +513,7 @@
           <w:color w:val="000000"/>
           <w:kern w:val="0"/>
           <w:lang w:val="es-ES" w:eastAsia="es-ES"/>
-          <ns2:ligatures ns2:val="none"/>
+          <w14:ligatures w14:val="none"/>
         </w:rPr>
         <w:t xml:space="preserve"/>
       </w:r>
@@ -543,7 +523,7 @@
           <w:color w:val="000000"/>
           <w:kern w:val="0"/>
           <w:lang w:val="es-ES" w:eastAsia="es-ES"/>
-          <ns2:ligatures ns2:val="none"/>
+          <w14:ligatures w14:val="none"/>
         </w:rPr>
         <w:t xml:space="preserve"/>
       </w:r>
@@ -553,7 +533,7 @@
           <w:color w:val="000000"/>
           <w:kern w:val="0"/>
           <w:lang w:val="es-ES" w:eastAsia="es-ES"/>
-          <ns2:ligatures ns2:val="none"/>
+          <w14:ligatures w14:val="none"/>
         </w:rPr>
         <w:t/>
       </w:r>
@@ -563,7 +543,7 @@
           <w:color w:val="000000"/>
           <w:kern w:val="0"/>
           <w:lang w:val="es-ES" w:eastAsia="es-ES"/>
-          <ns2:ligatures ns2:val="none"/>
+          <w14:ligatures w14:val="none"/>
         </w:rPr>
         <w:t/>
       </w:r>
@@ -573,7 +553,7 @@
           <w:color w:val="000000"/>
           <w:kern w:val="0"/>
           <w:lang w:val="es-ES" w:eastAsia="es-ES"/>
-          <ns2:ligatures ns2:val="none"/>
+          <w14:ligatures w14:val="none"/>
         </w:rPr>
         <w:t xml:space="preserve"/>
       </w:r>
@@ -583,7 +563,7 @@
           <w:color w:val="000000"/>
           <w:kern w:val="0"/>
           <w:lang w:val="es-ES" w:eastAsia="es-ES"/>
-          <ns2:ligatures ns2:val="none"/>
+          <w14:ligatures w14:val="none"/>
         </w:rPr>
         <w:t xml:space="preserve"/>
       </w:r>
@@ -593,7 +573,7 @@
           <w:color w:val="000000"/>
           <w:kern w:val="0"/>
           <w:lang w:val="es-ES" w:eastAsia="es-ES"/>
-          <ns2:ligatures ns2:val="none"/>
+          <w14:ligatures w14:val="none"/>
         </w:rPr>
         <w:t xml:space="preserve"/>
       </w:r>
@@ -603,7 +583,7 @@
           <w:color w:val="000000"/>
           <w:kern w:val="0"/>
           <w:lang w:val="es-ES" w:eastAsia="es-ES"/>
-          <ns2:ligatures ns2:val="none"/>
+          <w14:ligatures w14:val="none"/>
         </w:rPr>
         <w:t/>
       </w:r>
@@ -612,7 +592,7 @@
           <w:rFonts w:ascii="Arial Narrow" w:eastAsia="Calibri" w:hAnsi="Arial Narrow" w:cs="Arial"/>
           <w:kern w:val="0"/>
           <w:lang w:val="es-ES"/>
-          <ns2:ligatures ns2:val="none"/>
+          <w14:ligatures w14:val="none"/>
         </w:rPr>
         <w:t/>
       </w:r>
@@ -621,7 +601,7 @@
           <w:rFonts w:ascii="Arial Narrow" w:eastAsia="Calibri" w:hAnsi="Arial Narrow" w:cs="Arial"/>
           <w:kern w:val="0"/>
           <w:lang w:val="es-ES"/>
-          <ns2:ligatures ns2:val="none"/>
+          <w14:ligatures w14:val="none"/>
         </w:rPr>
         <w:t xml:space="preserve"/>
       </w:r>
@@ -630,7 +610,7 @@
           <w:rFonts w:ascii="Arial Narrow" w:eastAsia="Calibri" w:hAnsi="Arial Narrow" w:cs="Arial"/>
           <w:kern w:val="0"/>
           <w:lang w:val="es-ES"/>
-          <ns2:ligatures ns2:val="none"/>
+          <w14:ligatures w14:val="none"/>
         </w:rPr>
         <w:t/>
       </w:r>
@@ -642,7 +622,7 @@
           <w:kern w:val="0"/>
           <w:vertAlign w:val="superscript"/>
           <w:lang w:val="es-ES" w:eastAsia="es-ES"/>
-          <ns2:ligatures ns2:val="none"/>
+          <w14:ligatures w14:val="none"/>
         </w:rPr>
         <w:footnoteReference w:id="1"/>
       </w:r>
@@ -651,7 +631,7 @@
           <w:rFonts w:ascii="Arial Narrow" w:eastAsia="Calibri" w:hAnsi="Arial Narrow" w:cs="Arial"/>
           <w:kern w:val="0"/>
           <w:lang w:val="es-ES"/>
-          <ns2:ligatures ns2:val="none"/>
+          <w14:ligatures w14:val="none"/>
         </w:rPr>
         <w:t/>
       </w:r>
@@ -659,7 +639,7 @@
         <w:rPr>
           <w:rFonts w:ascii="Arial Narrow" w:eastAsia="Calibri" w:hAnsi="Arial Narrow" w:cs="Arial"/>
           <w:kern w:val="0"/>
-          <ns2:ligatures ns2:val="none"/>
+          <w14:ligatures w14:val="none"/>
         </w:rPr>
         <w:t xml:space="preserve"/>
       </w:r>
@@ -667,7 +647,7 @@
         <w:rPr>
           <w:rFonts w:ascii="Arial Narrow" w:eastAsia="Calibri" w:hAnsi="Arial Narrow" w:cs="Arial"/>
           <w:kern w:val="0"/>
-          <ns2:ligatures ns2:val="none"/>
+          <w14:ligatures w14:val="none"/>
         </w:rPr>
         <w:t xml:space="preserve"/>
       </w:r>
@@ -675,7 +655,7 @@
         <w:rPr>
           <w:rFonts w:ascii="Arial Narrow" w:eastAsia="Calibri" w:hAnsi="Arial Narrow" w:cs="Arial"/>
           <w:kern w:val="0"/>
-          <ns2:ligatures ns2:val="none"/>
+          <w14:ligatures w14:val="none"/>
         </w:rPr>
         <w:t/>
       </w:r>
@@ -685,7 +665,7 @@
           <w:color w:val="000000"/>
           <w:kern w:val="0"/>
           <w:lang w:val="es-ES" w:eastAsia="es-ES"/>
-          <ns2:ligatures ns2:val="none"/>
+          <w14:ligatures w14:val="none"/>
         </w:rPr>
         <w:t xml:space="preserve"/>
       </w:r>
@@ -695,7 +675,7 @@
           <w:color w:val="000000"/>
           <w:kern w:val="0"/>
           <w:lang w:val="es-ES" w:eastAsia="es-ES"/>
-          <ns2:ligatures ns2:val="none"/>
+          <w14:ligatures w14:val="none"/>
         </w:rPr>
         <w:t/>
       </w:r>
@@ -705,7 +685,7 @@
           <w:color w:val="000000"/>
           <w:kern w:val="0"/>
           <w:lang w:val="es-ES" w:eastAsia="es-ES"/>
-          <ns2:ligatures ns2:val="none"/>
+          <w14:ligatures w14:val="none"/>
         </w:rPr>
         <w:t/>
       </w:r>
@@ -715,7 +695,7 @@
           <w:color w:val="000000"/>
           <w:kern w:val="0"/>
           <w:lang w:val="es-ES" w:eastAsia="es-ES"/>
-          <ns2:ligatures ns2:val="none"/>
+          <w14:ligatures w14:val="none"/>
         </w:rPr>
         <w:t xml:space="preserve"/>
       </w:r>
@@ -725,7 +705,7 @@
           <w:color w:val="000000"/>
           <w:kern w:val="0"/>
           <w:lang w:val="es-ES" w:eastAsia="es-ES"/>
-          <ns2:ligatures ns2:val="none"/>
+          <w14:ligatures w14:val="none"/>
         </w:rPr>
         <w:t/>
       </w:r>
@@ -737,7 +717,7 @@
           <w:kern w:val="0"/>
           <w:vertAlign w:val="superscript"/>
           <w:lang w:val="es-ES" w:eastAsia="es-ES"/>
-          <ns2:ligatures ns2:val="none"/>
+          <w14:ligatures w14:val="none"/>
         </w:rPr>
         <w:footnoteReference w:id="2"/>
       </w:r>
@@ -747,7 +727,7 @@
           <w:color w:val="000000"/>
           <w:kern w:val="0"/>
           <w:lang w:val="es-ES" w:eastAsia="es-ES"/>
-          <ns2:ligatures ns2:val="none"/>
+          <w14:ligatures w14:val="none"/>
         </w:rPr>
         <w:t xml:space="preserve"/>
       </w:r>
@@ -758,12 +738,12 @@
           <w:color w:val="000000"/>
           <w:kern w:val="0"/>
           <w:lang w:val="es-ES" w:eastAsia="es-ES"/>
-          <ns2:ligatures ns2:val="none"/>
+          <w14:ligatures w14:val="none"/>
         </w:rPr>
         <w:t/>
       </w:r>
     </w:p>
-    <w:p ns2:paraId="3AD3B7C6" ns2:textId="77777777">
+    <w:p>
       <w:pPr>
         <w:tabs>
           <w:tab w:val="left" w:pos="1134"/>
@@ -775,11 +755,11 @@
           <w:color w:val="000000"/>
           <w:kern w:val="0"/>
           <w:lang w:val="es-ES" w:eastAsia="es-ES"/>
-          <ns2:ligatures ns2:val="none"/>
-        </w:rPr>
-      </w:pPr>
-    </w:p>
-    <w:p ns2:paraId="524C0DCA" ns2:textId="77777777">
+          <w14:ligatures w14:val="none"/>
+        </w:rPr>
+      </w:pPr>
+    </w:p>
+    <w:p>
       <w:pPr>
         <w:pStyle w:val="Prrafodelista"/>
         <w:numPr>
@@ -798,16 +778,16 @@
           <w:color w:val="000000"/>
           <w:kern w:val="0"/>
           <w:lang w:eastAsia="es-ES"/>
-          <ns2:ligatures ns2:val="none"/>
-        </w:rPr>
-      </w:pPr>
-      <w:r>
-        <w:rPr>
-          <w:rFonts w:ascii="Arial Narrow" w:eastAsia="Times New Roman" w:hAnsi="Arial Narrow" w:cs="Arial"/>
-          <w:color w:val="000000"/>
-          <w:kern w:val="0"/>
-          <w:lang w:eastAsia="es-ES"/>
-          <ns2:ligatures ns2:val="none"/>
+          <w14:ligatures w14:val="none"/>
+        </w:rPr>
+      </w:pPr>
+      <w:r>
+        <w:rPr>
+          <w:rFonts w:ascii="Arial Narrow" w:eastAsia="Times New Roman" w:hAnsi="Arial Narrow" w:cs="Arial"/>
+          <w:color w:val="000000"/>
+          <w:kern w:val="0"/>
+          <w:lang w:eastAsia="es-ES"/>
+          <w14:ligatures w14:val="none"/>
         </w:rPr>
         <w:t xml:space="preserve">El 29 de mayo de 2024, </w:t>
       </w:r>
@@ -817,7 +797,7 @@
           <w:color w:val="000000"/>
           <w:kern w:val="0"/>
           <w:lang w:eastAsia="es-ES"/>
-          <ns2:ligatures ns2:val="none"/>
+          <w14:ligatures w14:val="none"/>
         </w:rPr>
         <w:t xml:space="preserve">recibió </w:t>
       </w:r>
@@ -827,7 +807,7 @@
           <w:color w:val="000000"/>
           <w:kern w:val="0"/>
           <w:lang w:eastAsia="es-ES"/>
-          <ns2:ligatures ns2:val="none"/>
+          <w14:ligatures w14:val="none"/>
         </w:rPr>
         <w:t xml:space="preserve">una atención </w:t>
       </w:r>
@@ -837,7 +817,7 @@
           <w:color w:val="000000"/>
           <w:kern w:val="0"/>
           <w:lang w:eastAsia="es-ES"/>
-          <ns2:ligatures ns2:val="none"/>
+          <w14:ligatures w14:val="none"/>
         </w:rPr>
         <w:t xml:space="preserve">por parte </w:t>
       </w:r>
@@ -847,7 +827,7 @@
           <w:color w:val="000000"/>
           <w:kern w:val="0"/>
           <w:lang w:eastAsia="es-ES"/>
-          <ns2:ligatures ns2:val="none"/>
+          <w14:ligatures w14:val="none"/>
         </w:rPr>
         <w:t>del personal de</w:t>
       </w:r>
@@ -857,7 +837,7 @@
           <w:color w:val="000000"/>
           <w:kern w:val="0"/>
           <w:lang w:eastAsia="es-ES"/>
-          <ns2:ligatures ns2:val="none"/>
+          <w14:ligatures w14:val="none"/>
         </w:rPr>
         <w:t xml:space="preserve"> Interseguro con la finalidad de evaluar la contratación de un seguro de vida para su hijo</w:t>
       </w:r>
@@ -867,7 +847,7 @@
           <w:color w:val="000000"/>
           <w:kern w:val="0"/>
           <w:lang w:eastAsia="es-ES"/>
-          <ns2:ligatures ns2:val="none"/>
+          <w14:ligatures w14:val="none"/>
         </w:rPr>
         <w:t xml:space="preserve"> y se le </w:t>
       </w:r>
@@ -877,7 +857,7 @@
           <w:color w:val="000000"/>
           <w:kern w:val="0"/>
           <w:lang w:eastAsia="es-ES"/>
-          <ns2:ligatures ns2:val="none"/>
+          <w14:ligatures w14:val="none"/>
         </w:rPr>
         <w:t>ofreció un producto presentado como ahorro mensual, indicando que, al momento de retirarse, se devolvería la totalidad de lo ahorrado</w:t>
       </w:r>
@@ -887,12 +867,12 @@
           <w:color w:val="000000"/>
           <w:kern w:val="0"/>
           <w:lang w:eastAsia="es-ES"/>
-          <ns2:ligatures ns2:val="none"/>
+          <w14:ligatures w14:val="none"/>
         </w:rPr>
         <w:t>.</w:t>
       </w:r>
     </w:p>
-    <w:p ns2:paraId="56E81188" ns2:textId="77777777">
+    <w:p>
       <w:pPr>
         <w:pStyle w:val="Prrafodelista"/>
         <w:tabs>
@@ -906,11 +886,11 @@
           <w:color w:val="000000"/>
           <w:kern w:val="0"/>
           <w:lang w:eastAsia="es-ES"/>
-          <ns2:ligatures ns2:val="none"/>
-        </w:rPr>
-      </w:pPr>
-    </w:p>
-    <w:p ns2:paraId="0C78B0C0" ns2:textId="0F241D78">
+          <w14:ligatures w14:val="none"/>
+        </w:rPr>
+      </w:pPr>
+    </w:p>
+    <w:p>
       <w:pPr>
         <w:pStyle w:val="Prrafodelista"/>
         <w:numPr>
@@ -929,16 +909,16 @@
           <w:color w:val="000000"/>
           <w:kern w:val="0"/>
           <w:lang w:eastAsia="es-ES"/>
-          <ns2:ligatures ns2:val="none"/>
-        </w:rPr>
-      </w:pPr>
-      <w:r>
-        <w:rPr>
-          <w:rFonts w:ascii="Arial Narrow" w:eastAsia="Times New Roman" w:hAnsi="Arial Narrow" w:cs="Arial"/>
-          <w:color w:val="000000"/>
-          <w:kern w:val="0"/>
-          <w:lang w:eastAsia="es-ES"/>
-          <ns2:ligatures ns2:val="none"/>
+          <w14:ligatures w14:val="none"/>
+        </w:rPr>
+      </w:pPr>
+      <w:r>
+        <w:rPr>
+          <w:rFonts w:ascii="Arial Narrow" w:eastAsia="Times New Roman" w:hAnsi="Arial Narrow" w:cs="Arial"/>
+          <w:color w:val="000000"/>
+          <w:kern w:val="0"/>
+          <w:lang w:eastAsia="es-ES"/>
+          <w14:ligatures w14:val="none"/>
         </w:rPr>
         <w:t>E</w:t>
       </w:r>
@@ -948,7 +928,7 @@
           <w:color w:val="000000"/>
           <w:kern w:val="0"/>
           <w:lang w:eastAsia="es-ES"/>
-          <ns2:ligatures ns2:val="none"/>
+          <w14:ligatures w14:val="none"/>
         </w:rPr>
         <w:t xml:space="preserve">n dicho contexto, recabó </w:t>
       </w:r>
@@ -958,7 +938,7 @@
           <w:color w:val="000000"/>
           <w:kern w:val="0"/>
           <w:lang w:eastAsia="es-ES"/>
-          <ns2:ligatures ns2:val="none"/>
+          <w14:ligatures w14:val="none"/>
         </w:rPr>
         <w:t xml:space="preserve">sus </w:t>
       </w:r>
@@ -968,7 +948,7 @@
           <w:color w:val="000000"/>
           <w:kern w:val="0"/>
           <w:lang w:eastAsia="es-ES"/>
-          <ns2:ligatures ns2:val="none"/>
+          <w14:ligatures w14:val="none"/>
         </w:rPr>
         <w:t>datos personales al advertir que contaba con una cuenta de ahorros</w:t>
       </w:r>
@@ -978,7 +958,7 @@
           <w:color w:val="000000"/>
           <w:kern w:val="0"/>
           <w:lang w:eastAsia="es-ES"/>
-          <ns2:ligatures ns2:val="none"/>
+          <w14:ligatures w14:val="none"/>
         </w:rPr>
         <w:t xml:space="preserve"> en soles</w:t>
       </w:r>
@@ -988,7 +968,7 @@
           <w:color w:val="000000"/>
           <w:kern w:val="0"/>
           <w:lang w:eastAsia="es-ES"/>
-          <ns2:ligatures ns2:val="none"/>
+          <w14:ligatures w14:val="none"/>
         </w:rPr>
         <w:t xml:space="preserve"> en </w:t>
       </w:r>
@@ -998,7 +978,7 @@
           <w:color w:val="000000"/>
           <w:kern w:val="0"/>
           <w:lang w:eastAsia="es-ES"/>
-          <ns2:ligatures ns2:val="none"/>
+          <w14:ligatures w14:val="none"/>
         </w:rPr>
         <w:t xml:space="preserve">el </w:t>
       </w:r>
@@ -1008,7 +988,7 @@
           <w:color w:val="000000"/>
           <w:kern w:val="0"/>
           <w:lang w:eastAsia="es-ES"/>
-          <ns2:ligatures ns2:val="none"/>
+          <w14:ligatures w14:val="none"/>
         </w:rPr>
         <w:t>Banco Internacional del Perú</w:t>
       </w:r>
@@ -1018,7 +998,7 @@
           <w:color w:val="000000"/>
           <w:kern w:val="0"/>
           <w:lang w:eastAsia="es-ES"/>
-          <ns2:ligatures ns2:val="none"/>
+          <w14:ligatures w14:val="none"/>
         </w:rPr>
         <w:t xml:space="preserve"> S.A.A. - Interbank</w:t>
       </w:r>
@@ -1028,7 +1008,7 @@
           <w:color w:val="000000"/>
           <w:kern w:val="0"/>
           <w:lang w:eastAsia="es-ES"/>
-          <ns2:ligatures ns2:val="none"/>
+          <w14:ligatures w14:val="none"/>
         </w:rPr>
         <w:t xml:space="preserve"> (en adelante, Interbank)</w:t>
       </w:r>
@@ -1038,7 +1018,7 @@
           <w:color w:val="000000"/>
           <w:kern w:val="0"/>
           <w:lang w:eastAsia="es-ES"/>
-          <ns2:ligatures ns2:val="none"/>
+          <w14:ligatures w14:val="none"/>
         </w:rPr>
         <w:t>.</w:t>
       </w:r>
@@ -1048,7 +1028,7 @@
           <w:color w:val="000000"/>
           <w:kern w:val="0"/>
           <w:lang w:eastAsia="es-ES"/>
-          <ns2:ligatures ns2:val="none"/>
+          <w14:ligatures w14:val="none"/>
         </w:rPr>
         <w:t xml:space="preserve"> </w:t>
       </w:r>
@@ -1058,7 +1038,7 @@
           <w:color w:val="000000"/>
           <w:kern w:val="0"/>
           <w:lang w:eastAsia="es-ES"/>
-          <ns2:ligatures ns2:val="none"/>
+          <w14:ligatures w14:val="none"/>
         </w:rPr>
         <w:t xml:space="preserve">El 29 de mayo de 2024, en el marco de la referida atención, se generó una constancia de consentimiento de asesoría sin</w:t>
       </w:r>
@@ -1068,7 +1048,7 @@
           <w:color w:val="000000"/>
           <w:kern w:val="0"/>
           <w:lang w:eastAsia="es-ES"/>
-          <ns2:ligatures ns2:val="none"/>
+          <w14:ligatures w14:val="none"/>
         </w:rPr>
         <w:t xml:space="preserve"> su </w:t>
       </w:r>
@@ -1078,12 +1058,12 @@
           <w:color w:val="000000"/>
           <w:kern w:val="0"/>
           <w:lang w:eastAsia="es-ES"/>
-          <ns2:ligatures ns2:val="none"/>
+          <w14:ligatures w14:val="none"/>
         </w:rPr>
         <w:t>autorización ni firma.</w:t>
       </w:r>
     </w:p>
-    <w:p ns2:paraId="0D217225" ns2:textId="77777777">
+    <w:p>
       <w:pPr>
         <w:pStyle w:val="Prrafodelista"/>
         <w:spacing w:line="240" w:lineRule="auto"/>
@@ -1092,11 +1072,11 @@
           <w:color w:val="000000"/>
           <w:kern w:val="0"/>
           <w:lang w:eastAsia="es-ES"/>
-          <ns2:ligatures ns2:val="none"/>
-        </w:rPr>
-      </w:pPr>
-    </w:p>
-    <w:p ns2:paraId="46C01B03" ns2:textId="48128475">
+          <w14:ligatures w14:val="none"/>
+        </w:rPr>
+      </w:pPr>
+    </w:p>
+    <w:p>
       <w:pPr>
         <w:pStyle w:val="Prrafodelista"/>
         <w:numPr>
@@ -1115,16 +1095,16 @@
           <w:color w:val="000000"/>
           <w:kern w:val="0"/>
           <w:lang w:eastAsia="es-ES"/>
-          <ns2:ligatures ns2:val="none"/>
-        </w:rPr>
-      </w:pPr>
-      <w:r>
-        <w:rPr>
-          <w:rFonts w:ascii="Arial Narrow" w:eastAsia="Times New Roman" w:hAnsi="Arial Narrow" w:cs="Arial"/>
-          <w:color w:val="000000"/>
-          <w:kern w:val="0"/>
-          <w:lang w:eastAsia="es-ES"/>
-          <ns2:ligatures ns2:val="none"/>
+          <w14:ligatures w14:val="none"/>
+        </w:rPr>
+      </w:pPr>
+      <w:r>
+        <w:rPr>
+          <w:rFonts w:ascii="Arial Narrow" w:eastAsia="Times New Roman" w:hAnsi="Arial Narrow" w:cs="Arial"/>
+          <w:color w:val="000000"/>
+          <w:kern w:val="0"/>
+          <w:lang w:eastAsia="es-ES"/>
+          <w14:ligatures w14:val="none"/>
         </w:rPr>
         <w:t xml:space="preserve">El 30 de mayo de 2024, se </w:t>
       </w:r>
@@ -1134,7 +1114,7 @@
           <w:color w:val="000000"/>
           <w:kern w:val="0"/>
           <w:lang w:eastAsia="es-ES"/>
-          <ns2:ligatures ns2:val="none"/>
+          <w14:ligatures w14:val="none"/>
         </w:rPr>
         <w:t xml:space="preserve">le </w:t>
       </w:r>
@@ -1144,7 +1124,7 @@
           <w:color w:val="000000"/>
           <w:kern w:val="0"/>
           <w:lang w:eastAsia="es-ES"/>
-          <ns2:ligatures ns2:val="none"/>
+          <w14:ligatures w14:val="none"/>
         </w:rPr>
         <w:t>remitió una solicitud de pago de</w:t>
       </w:r>
@@ -1154,7 +1134,7 @@
           <w:color w:val="000000"/>
           <w:kern w:val="0"/>
           <w:lang w:eastAsia="es-ES"/>
-          <ns2:ligatures ns2:val="none"/>
+          <w14:ligatures w14:val="none"/>
         </w:rPr>
         <w:t>l Seguro de Vida Free Plus - Póliza 07600043015 (en adelante, Seguro de Vida)</w:t>
       </w:r>
@@ -1164,7 +1144,7 @@
           <w:color w:val="000000"/>
           <w:kern w:val="0"/>
           <w:lang w:eastAsia="es-ES"/>
-          <ns2:ligatures ns2:val="none"/>
+          <w14:ligatures w14:val="none"/>
         </w:rPr>
         <w:t xml:space="preserve"> </w:t>
       </w:r>
@@ -1174,7 +1154,7 @@
           <w:color w:val="000000"/>
           <w:kern w:val="0"/>
           <w:lang w:eastAsia="es-ES"/>
-          <ns2:ligatures ns2:val="none"/>
+          <w14:ligatures w14:val="none"/>
         </w:rPr>
         <w:t xml:space="preserve">emitido por Interseguro </w:t>
       </w:r>
@@ -1184,7 +1164,7 @@
           <w:color w:val="000000"/>
           <w:kern w:val="0"/>
           <w:lang w:eastAsia="es-ES"/>
-          <ns2:ligatures ns2:val="none"/>
+          <w14:ligatures w14:val="none"/>
         </w:rPr>
         <w:t xml:space="preserve">por el monto de S/ 114,05, sin </w:t>
       </w:r>
@@ -1194,7 +1174,7 @@
           <w:color w:val="000000"/>
           <w:kern w:val="0"/>
           <w:lang w:eastAsia="es-ES"/>
-          <ns2:ligatures ns2:val="none"/>
+          <w14:ligatures w14:val="none"/>
         </w:rPr>
         <w:t xml:space="preserve">su </w:t>
       </w:r>
@@ -1204,7 +1184,7 @@
           <w:color w:val="000000"/>
           <w:kern w:val="0"/>
           <w:lang w:eastAsia="es-ES"/>
-          <ns2:ligatures ns2:val="none"/>
+          <w14:ligatures w14:val="none"/>
         </w:rPr>
         <w:t>autorización previa</w:t>
       </w:r>
@@ -1214,7 +1194,7 @@
           <w:color w:val="000000"/>
           <w:kern w:val="0"/>
           <w:lang w:eastAsia="es-ES"/>
-          <ns2:ligatures ns2:val="none"/>
+          <w14:ligatures w14:val="none"/>
         </w:rPr>
         <w:t xml:space="preserve"> </w:t>
       </w:r>
@@ -1224,7 +1204,7 @@
           <w:color w:val="000000"/>
           <w:kern w:val="0"/>
           <w:lang w:eastAsia="es-ES"/>
-          <ns2:ligatures ns2:val="none"/>
+          <w14:ligatures w14:val="none"/>
         </w:rPr>
         <w:t>para adquirir el</w:t>
       </w:r>
@@ -1234,7 +1214,7 @@
           <w:color w:val="000000"/>
           <w:kern w:val="0"/>
           <w:lang w:eastAsia="es-ES"/>
-          <ns2:ligatures ns2:val="none"/>
+          <w14:ligatures w14:val="none"/>
         </w:rPr>
         <w:t xml:space="preserve"> referido seguro</w:t>
       </w:r>
@@ -1244,7 +1224,7 @@
           <w:color w:val="000000"/>
           <w:kern w:val="0"/>
           <w:lang w:eastAsia="es-ES"/>
-          <ns2:ligatures ns2:val="none"/>
+          <w14:ligatures w14:val="none"/>
         </w:rPr>
         <w:t>.</w:t>
       </w:r>
@@ -1254,7 +1234,7 @@
           <w:color w:val="000000"/>
           <w:kern w:val="0"/>
           <w:lang w:eastAsia="es-ES"/>
-          <ns2:ligatures ns2:val="none"/>
+          <w14:ligatures w14:val="none"/>
         </w:rPr>
         <w:t xml:space="preserve"> </w:t>
       </w:r>
@@ -1264,7 +1244,7 @@
           <w:color w:val="000000"/>
           <w:kern w:val="0"/>
           <w:lang w:eastAsia="es-ES"/>
-          <ns2:ligatures ns2:val="none"/>
+          <w14:ligatures w14:val="none"/>
         </w:rPr>
         <w:t>En esa fecha</w:t>
       </w:r>
@@ -1274,7 +1254,7 @@
           <w:color w:val="000000"/>
           <w:kern w:val="0"/>
           <w:lang w:eastAsia="es-ES"/>
-          <ns2:ligatures ns2:val="none"/>
+          <w14:ligatures w14:val="none"/>
         </w:rPr>
         <w:t xml:space="preserve">, se generó la solicitud de seguro 501628242, indicando que se encontraba en revisión, gestión que se realizó sin </w:t>
       </w:r>
@@ -1284,7 +1264,7 @@
           <w:color w:val="000000"/>
           <w:kern w:val="0"/>
           <w:lang w:eastAsia="es-ES"/>
-          <ns2:ligatures ns2:val="none"/>
+          <w14:ligatures w14:val="none"/>
         </w:rPr>
         <w:t xml:space="preserve">su </w:t>
       </w:r>
@@ -1294,12 +1274,12 @@
           <w:color w:val="000000"/>
           <w:kern w:val="0"/>
           <w:lang w:eastAsia="es-ES"/>
-          <ns2:ligatures ns2:val="none"/>
+          <w14:ligatures w14:val="none"/>
         </w:rPr>
         <w:t>autorización.</w:t>
       </w:r>
     </w:p>
-    <w:p ns2:paraId="32A8BFE5" ns2:textId="77777777">
+    <w:p>
       <w:pPr>
         <w:pStyle w:val="Prrafodelista"/>
         <w:tabs>
@@ -1313,11 +1293,11 @@
           <w:color w:val="000000"/>
           <w:kern w:val="0"/>
           <w:lang w:eastAsia="es-ES"/>
-          <ns2:ligatures ns2:val="none"/>
-        </w:rPr>
-      </w:pPr>
-    </w:p>
-    <w:p ns2:paraId="2F0FA157" ns2:textId="7EE71D5D">
+          <w14:ligatures w14:val="none"/>
+        </w:rPr>
+      </w:pPr>
+    </w:p>
+    <w:p>
       <w:pPr>
         <w:pStyle w:val="Prrafodelista"/>
         <w:numPr>
@@ -1336,16 +1316,16 @@
           <w:color w:val="000000"/>
           <w:kern w:val="0"/>
           <w:lang w:eastAsia="es-ES"/>
-          <ns2:ligatures ns2:val="none"/>
-        </w:rPr>
-      </w:pPr>
-      <w:r>
-        <w:rPr>
-          <w:rFonts w:ascii="Arial Narrow" w:eastAsia="Times New Roman" w:hAnsi="Arial Narrow" w:cs="Arial"/>
-          <w:color w:val="000000"/>
-          <w:kern w:val="0"/>
-          <w:lang w:eastAsia="es-ES"/>
-          <ns2:ligatures ns2:val="none"/>
+          <w14:ligatures w14:val="none"/>
+        </w:rPr>
+      </w:pPr>
+      <w:r>
+        <w:rPr>
+          <w:rFonts w:ascii="Arial Narrow" w:eastAsia="Times New Roman" w:hAnsi="Arial Narrow" w:cs="Arial"/>
+          <w:color w:val="000000"/>
+          <w:kern w:val="0"/>
+          <w:lang w:eastAsia="es-ES"/>
+          <w14:ligatures w14:val="none"/>
         </w:rPr>
         <w:t xml:space="preserve">El 21 de junio de 2024, se realizó un descuento por el importe de S/ 114,05 de la cuenta de </w:t>
       </w:r>
@@ -1355,7 +1335,7 @@
           <w:color w:val="000000"/>
           <w:kern w:val="0"/>
           <w:lang w:eastAsia="es-ES"/>
-          <ns2:ligatures ns2:val="none"/>
+          <w14:ligatures w14:val="none"/>
         </w:rPr>
         <w:t>ahorro en soles de Interbank</w:t>
       </w:r>
@@ -1365,7 +1345,7 @@
           <w:color w:val="000000"/>
           <w:kern w:val="0"/>
           <w:lang w:eastAsia="es-ES"/>
-          <ns2:ligatures ns2:val="none"/>
+          <w14:ligatures w14:val="none"/>
         </w:rPr>
         <w:t xml:space="preserve"> por el pago de la prima mensual del Seguro de Vida</w:t>
       </w:r>
@@ -1375,12 +1355,12 @@
           <w:color w:val="000000"/>
           <w:kern w:val="0"/>
           <w:lang w:eastAsia="es-ES"/>
-          <ns2:ligatures ns2:val="none"/>
+          <w14:ligatures w14:val="none"/>
         </w:rPr>
         <w:t>, identificado con el código de transacción PA-760004301.</w:t>
       </w:r>
     </w:p>
-    <w:p ns2:paraId="582C6C7D" ns2:textId="77777777">
+    <w:p>
       <w:pPr>
         <w:pStyle w:val="Prrafodelista"/>
         <w:tabs>
@@ -1394,11 +1374,11 @@
           <w:color w:val="000000"/>
           <w:kern w:val="0"/>
           <w:lang w:eastAsia="es-ES"/>
-          <ns2:ligatures ns2:val="none"/>
-        </w:rPr>
-      </w:pPr>
-    </w:p>
-    <w:p ns2:paraId="79D1D228" ns2:textId="035E6A9B">
+          <w14:ligatures w14:val="none"/>
+        </w:rPr>
+      </w:pPr>
+    </w:p>
+    <w:p>
       <w:pPr>
         <w:pStyle w:val="Prrafodelista"/>
         <w:numPr>
@@ -1417,16 +1397,16 @@
           <w:color w:val="000000"/>
           <w:kern w:val="0"/>
           <w:lang w:eastAsia="es-ES"/>
-          <ns2:ligatures ns2:val="none"/>
-        </w:rPr>
-      </w:pPr>
-      <w:r>
-        <w:rPr>
-          <w:rFonts w:ascii="Arial Narrow" w:eastAsia="Times New Roman" w:hAnsi="Arial Narrow" w:cs="Arial"/>
-          <w:color w:val="000000"/>
-          <w:kern w:val="0"/>
-          <w:lang w:eastAsia="es-ES"/>
-          <ns2:ligatures ns2:val="none"/>
+          <w14:ligatures w14:val="none"/>
+        </w:rPr>
+      </w:pPr>
+      <w:r>
+        <w:rPr>
+          <w:rFonts w:ascii="Arial Narrow" w:eastAsia="Times New Roman" w:hAnsi="Arial Narrow" w:cs="Arial"/>
+          <w:color w:val="000000"/>
+          <w:kern w:val="0"/>
+          <w:lang w:eastAsia="es-ES"/>
+          <w14:ligatures w14:val="none"/>
         </w:rPr>
         <w:t xml:space="preserve">El 22 de julio de 2024, se realizó un segundo descuento por el importe de S/ 114,05 de la cuenta de </w:t>
       </w:r>
@@ -1436,7 +1416,7 @@
           <w:color w:val="000000"/>
           <w:kern w:val="0"/>
           <w:lang w:eastAsia="es-ES"/>
-          <ns2:ligatures ns2:val="none"/>
+          <w14:ligatures w14:val="none"/>
         </w:rPr>
         <w:t>ahorro en soles de Interbank</w:t>
       </w:r>
@@ -1446,7 +1426,7 @@
           <w:color w:val="000000"/>
           <w:kern w:val="0"/>
           <w:lang w:eastAsia="es-ES"/>
-          <ns2:ligatures ns2:val="none"/>
+          <w14:ligatures w14:val="none"/>
         </w:rPr>
         <w:t xml:space="preserve"> por el pago de la prima mensual del Seguro de Vida</w:t>
       </w:r>
@@ -1456,12 +1436,12 @@
           <w:color w:val="000000"/>
           <w:kern w:val="0"/>
           <w:lang w:eastAsia="es-ES"/>
-          <ns2:ligatures ns2:val="none"/>
+          <w14:ligatures w14:val="none"/>
         </w:rPr>
         <w:t>, identificado con el código de transacción PA-760004301.</w:t>
       </w:r>
     </w:p>
-    <w:p ns2:paraId="7ACB321C" ns2:textId="77777777">
+    <w:p>
       <w:pPr>
         <w:pStyle w:val="Prrafodelista"/>
         <w:spacing w:line="240" w:lineRule="auto"/>
@@ -1470,11 +1450,11 @@
           <w:color w:val="000000"/>
           <w:kern w:val="0"/>
           <w:lang w:eastAsia="es-ES"/>
-          <ns2:ligatures ns2:val="none"/>
-        </w:rPr>
-      </w:pPr>
-    </w:p>
-    <w:p ns2:paraId="36767DF7" ns2:textId="2EF137AA">
+          <w14:ligatures w14:val="none"/>
+        </w:rPr>
+      </w:pPr>
+    </w:p>
+    <w:p>
       <w:pPr>
         <w:pStyle w:val="Prrafodelista"/>
         <w:numPr>
@@ -1493,16 +1473,16 @@
           <w:color w:val="000000"/>
           <w:kern w:val="0"/>
           <w:lang w:eastAsia="es-ES"/>
-          <ns2:ligatures ns2:val="none"/>
-        </w:rPr>
-      </w:pPr>
-      <w:r>
-        <w:rPr>
-          <w:rFonts w:ascii="Arial Narrow" w:eastAsia="Times New Roman" w:hAnsi="Arial Narrow" w:cs="Arial"/>
-          <w:color w:val="000000"/>
-          <w:kern w:val="0"/>
-          <w:lang w:eastAsia="es-ES"/>
-          <ns2:ligatures ns2:val="none"/>
+          <w14:ligatures w14:val="none"/>
+        </w:rPr>
+      </w:pPr>
+      <w:r>
+        <w:rPr>
+          <w:rFonts w:ascii="Arial Narrow" w:eastAsia="Times New Roman" w:hAnsi="Arial Narrow" w:cs="Arial"/>
+          <w:color w:val="000000"/>
+          <w:kern w:val="0"/>
+          <w:lang w:eastAsia="es-ES"/>
+          <w14:ligatures w14:val="none"/>
         </w:rPr>
         <w:t xml:space="preserve">El 22 de agosto de 2024, se realizó un tercer descuento por el importe de S/ 114,05 de la cuenta de </w:t>
       </w:r>
@@ -1512,7 +1492,7 @@
           <w:color w:val="000000"/>
           <w:kern w:val="0"/>
           <w:lang w:eastAsia="es-ES"/>
-          <ns2:ligatures ns2:val="none"/>
+          <w14:ligatures w14:val="none"/>
         </w:rPr>
         <w:t xml:space="preserve">ahorro en soles de Interbank </w:t>
       </w:r>
@@ -1522,12 +1502,12 @@
           <w:color w:val="000000"/>
           <w:kern w:val="0"/>
           <w:lang w:eastAsia="es-ES"/>
-          <ns2:ligatures ns2:val="none"/>
+          <w14:ligatures w14:val="none"/>
         </w:rPr>
         <w:t>por el pago de la prima mensual del Seguro de Vida, identificado con el código de transacción PA-760004301.</w:t>
       </w:r>
     </w:p>
-    <w:p ns2:paraId="52F74E04" ns2:textId="77777777">
+    <w:p>
       <w:pPr>
         <w:pStyle w:val="Prrafodelista"/>
         <w:spacing w:line="240" w:lineRule="auto"/>
@@ -1536,11 +1516,11 @@
           <w:color w:val="000000"/>
           <w:kern w:val="0"/>
           <w:lang w:eastAsia="es-ES"/>
-          <ns2:ligatures ns2:val="none"/>
-        </w:rPr>
-      </w:pPr>
-    </w:p>
-    <w:p ns2:paraId="4629F70B" ns2:textId="5DEEEF8A">
+          <w14:ligatures w14:val="none"/>
+        </w:rPr>
+      </w:pPr>
+    </w:p>
+    <w:p>
       <w:pPr>
         <w:pStyle w:val="Prrafodelista"/>
         <w:numPr>
@@ -1559,16 +1539,16 @@
           <w:color w:val="000000"/>
           <w:kern w:val="0"/>
           <w:lang w:eastAsia="es-ES"/>
-          <ns2:ligatures ns2:val="none"/>
-        </w:rPr>
-      </w:pPr>
-      <w:r>
-        <w:rPr>
-          <w:rFonts w:ascii="Arial Narrow" w:eastAsia="Times New Roman" w:hAnsi="Arial Narrow" w:cs="Arial"/>
-          <w:color w:val="000000"/>
-          <w:kern w:val="0"/>
-          <w:lang w:eastAsia="es-ES"/>
-          <ns2:ligatures ns2:val="none"/>
+          <w14:ligatures w14:val="none"/>
+        </w:rPr>
+      </w:pPr>
+      <w:r>
+        <w:rPr>
+          <w:rFonts w:ascii="Arial Narrow" w:eastAsia="Times New Roman" w:hAnsi="Arial Narrow" w:cs="Arial"/>
+          <w:color w:val="000000"/>
+          <w:kern w:val="0"/>
+          <w:lang w:eastAsia="es-ES"/>
+          <w14:ligatures w14:val="none"/>
         </w:rPr>
         <w:t xml:space="preserve">El 22 de setiembre de 2024, se realizó un cuar</w:t>
       </w:r>
@@ -1578,7 +1558,7 @@
           <w:color w:val="000000"/>
           <w:kern w:val="0"/>
           <w:lang w:eastAsia="es-ES"/>
-          <ns2:ligatures ns2:val="none"/>
+          <w14:ligatures w14:val="none"/>
         </w:rPr>
         <w:t>t</w:t>
       </w:r>
@@ -1588,7 +1568,7 @@
           <w:color w:val="000000"/>
           <w:kern w:val="0"/>
           <w:lang w:eastAsia="es-ES"/>
-          <ns2:ligatures ns2:val="none"/>
+          <w14:ligatures w14:val="none"/>
         </w:rPr>
         <w:t xml:space="preserve">o descuento por el importe de S/ 114,05 de la cuenta de </w:t>
       </w:r>
@@ -1598,7 +1578,7 @@
           <w:color w:val="000000"/>
           <w:kern w:val="0"/>
           <w:lang w:eastAsia="es-ES"/>
-          <ns2:ligatures ns2:val="none"/>
+          <w14:ligatures w14:val="none"/>
         </w:rPr>
         <w:t xml:space="preserve">ahorro en soles de Interbank </w:t>
       </w:r>
@@ -1608,7 +1588,7 @@
           <w:color w:val="000000"/>
           <w:kern w:val="0"/>
           <w:lang w:eastAsia="es-ES"/>
-          <ns2:ligatures ns2:val="none"/>
+          <w14:ligatures w14:val="none"/>
         </w:rPr>
         <w:t>por el pago de la prima mensual del Seguro de Vida, identificado con el código de transacción PA-760004301.</w:t>
       </w:r>
@@ -1618,12 +1598,12 @@
           <w:color w:val="000000"/>
           <w:kern w:val="0"/>
           <w:lang w:eastAsia="es-ES"/>
-          <ns2:ligatures ns2:val="none"/>
+          <w14:ligatures w14:val="none"/>
         </w:rPr>
         <w:t xml:space="preserve"> </w:t>
       </w:r>
     </w:p>
-    <w:p ns2:paraId="6EF7ED4D" ns2:textId="77777777">
+    <w:p>
       <w:pPr>
         <w:pStyle w:val="Prrafodelista"/>
         <w:tabs>
@@ -1637,11 +1617,11 @@
           <w:color w:val="000000"/>
           <w:kern w:val="0"/>
           <w:lang w:eastAsia="es-ES"/>
-          <ns2:ligatures ns2:val="none"/>
-        </w:rPr>
-      </w:pPr>
-    </w:p>
-    <w:p ns2:paraId="323B9A4B" ns2:textId="557B3937">
+          <w14:ligatures w14:val="none"/>
+        </w:rPr>
+      </w:pPr>
+    </w:p>
+    <w:p>
       <w:pPr>
         <w:pStyle w:val="Prrafodelista"/>
         <w:numPr>
@@ -1660,16 +1640,16 @@
           <w:color w:val="000000"/>
           <w:kern w:val="0"/>
           <w:lang w:eastAsia="es-ES"/>
-          <ns2:ligatures ns2:val="none"/>
-        </w:rPr>
-      </w:pPr>
-      <w:r>
-        <w:rPr>
-          <w:rFonts w:ascii="Arial Narrow" w:eastAsia="Times New Roman" w:hAnsi="Arial Narrow" w:cs="Arial"/>
-          <w:color w:val="000000"/>
-          <w:kern w:val="0"/>
-          <w:lang w:eastAsia="es-ES"/>
-          <ns2:ligatures ns2:val="none"/>
+          <w14:ligatures w14:val="none"/>
+        </w:rPr>
+      </w:pPr>
+      <w:r>
+        <w:rPr>
+          <w:rFonts w:ascii="Arial Narrow" w:eastAsia="Times New Roman" w:hAnsi="Arial Narrow" w:cs="Arial"/>
+          <w:color w:val="000000"/>
+          <w:kern w:val="0"/>
+          <w:lang w:eastAsia="es-ES"/>
+          <w14:ligatures w14:val="none"/>
         </w:rPr>
         <w:t xml:space="preserve">El 30 de octubre de 2024, acudió a </w:t>
       </w:r>
@@ -1679,7 +1659,7 @@
           <w:color w:val="000000"/>
           <w:kern w:val="0"/>
           <w:lang w:eastAsia="es-ES"/>
-          <ns2:ligatures ns2:val="none"/>
+          <w14:ligatures w14:val="none"/>
         </w:rPr>
         <w:t>las oficinas de Interbank</w:t>
       </w:r>
@@ -1689,7 +1669,7 @@
           <w:color w:val="000000"/>
           <w:kern w:val="0"/>
           <w:lang w:eastAsia="es-ES"/>
-          <ns2:ligatures ns2:val="none"/>
+          <w14:ligatures w14:val="none"/>
         </w:rPr>
         <w:t xml:space="preserve"> para verificar el estado de su cuenta, oportunidad en la que fue informada de </w:t>
       </w:r>
@@ -1699,7 +1679,7 @@
           <w:color w:val="000000"/>
           <w:kern w:val="0"/>
           <w:lang w:eastAsia="es-ES"/>
-          <ns2:ligatures ns2:val="none"/>
+          <w14:ligatures w14:val="none"/>
         </w:rPr>
         <w:t>los cuatro (4) descuentos mensuales automáticos</w:t>
       </w:r>
@@ -1709,7 +1689,7 @@
           <w:color w:val="000000"/>
           <w:kern w:val="0"/>
           <w:lang w:eastAsia="es-ES"/>
-          <ns2:ligatures ns2:val="none"/>
+          <w14:ligatures w14:val="none"/>
         </w:rPr>
         <w:t xml:space="preserve"> de su cuenta de ahorro en soles </w:t>
       </w:r>
@@ -1719,7 +1699,7 @@
           <w:color w:val="000000"/>
           <w:kern w:val="0"/>
           <w:lang w:eastAsia="es-ES"/>
-          <ns2:ligatures ns2:val="none"/>
+          <w14:ligatures w14:val="none"/>
         </w:rPr>
         <w:t>por el importe de S/ 114,05 cada uno por el pago de la prima mensual del Seguro de Vida, acumulando un total de S/ 456,20, sin su autorización</w:t>
       </w:r>
@@ -1729,7 +1709,7 @@
           <w:color w:val="000000"/>
           <w:kern w:val="0"/>
           <w:lang w:eastAsia="es-ES"/>
-          <ns2:ligatures ns2:val="none"/>
+          <w14:ligatures w14:val="none"/>
         </w:rPr>
         <w:t>.</w:t>
       </w:r>
@@ -1739,7 +1719,7 @@
           <w:color w:val="000000"/>
           <w:kern w:val="0"/>
           <w:lang w:eastAsia="es-ES"/>
-          <ns2:ligatures ns2:val="none"/>
+          <w14:ligatures w14:val="none"/>
         </w:rPr>
         <w:t xml:space="preserve"> </w:t>
       </w:r>
@@ -1749,12 +1729,12 @@
           <w:color w:val="000000"/>
           <w:kern w:val="0"/>
           <w:lang w:eastAsia="es-ES"/>
-          <ns2:ligatures ns2:val="none"/>
+          <w14:ligatures w14:val="none"/>
         </w:rPr>
         <w:t xml:space="preserve"> </w:t>
       </w:r>
     </w:p>
-    <w:p ns2:paraId="339AFB99" ns2:textId="77777777">
+    <w:p>
       <w:pPr>
         <w:pStyle w:val="Prrafodelista"/>
         <w:spacing w:line="240" w:lineRule="auto"/>
@@ -1763,11 +1743,11 @@
           <w:color w:val="000000"/>
           <w:kern w:val="0"/>
           <w:lang w:eastAsia="es-ES"/>
-          <ns2:ligatures ns2:val="none"/>
-        </w:rPr>
-      </w:pPr>
-    </w:p>
-    <w:p ns2:paraId="3F84C171" ns2:textId="00D239EC">
+          <w14:ligatures w14:val="none"/>
+        </w:rPr>
+      </w:pPr>
+    </w:p>
+    <w:p>
       <w:pPr>
         <w:pStyle w:val="Prrafodelista"/>
         <w:numPr>
@@ -1786,16 +1766,16 @@
           <w:color w:val="000000"/>
           <w:kern w:val="0"/>
           <w:lang w:eastAsia="es-ES"/>
-          <ns2:ligatures ns2:val="none"/>
-        </w:rPr>
-      </w:pPr>
-      <w:r>
-        <w:rPr>
-          <w:rFonts w:ascii="Arial Narrow" w:eastAsia="Times New Roman" w:hAnsi="Arial Narrow" w:cs="Arial"/>
-          <w:color w:val="000000"/>
-          <w:kern w:val="0"/>
-          <w:lang w:eastAsia="es-ES"/>
-          <ns2:ligatures ns2:val="none"/>
+          <w14:ligatures w14:val="none"/>
+        </w:rPr>
+      </w:pPr>
+      <w:r>
+        <w:rPr>
+          <w:rFonts w:ascii="Arial Narrow" w:eastAsia="Times New Roman" w:hAnsi="Arial Narrow" w:cs="Arial"/>
+          <w:color w:val="000000"/>
+          <w:kern w:val="0"/>
+          <w:lang w:eastAsia="es-ES"/>
+          <w14:ligatures w14:val="none"/>
         </w:rPr>
         <w:t xml:space="preserve">Un </w:t>
       </w:r>
@@ -1805,7 +1785,7 @@
           <w:color w:val="000000"/>
           <w:kern w:val="0"/>
           <w:lang w:eastAsia="es-ES"/>
-          <ns2:ligatures ns2:val="none"/>
+          <w14:ligatures w14:val="none"/>
         </w:rPr>
         <w:t xml:space="preserve">representante de Interbank le alertó que su tarjeta de ahorro en soles tenía vigencia hasta julio de 2028, señalándome que le descontarían los importes de las primas del Seguro de Vida hasta esa fecha y aunque no tuviese saldo en su cuenta se generarían devengados por cobrar por parte de Interseguro; por ese motivo decidió cancelar su cuenta de ahorro en soles</w:t>
       </w:r>
@@ -1815,7 +1795,7 @@
           <w:color w:val="000000"/>
           <w:kern w:val="0"/>
           <w:lang w:eastAsia="es-ES"/>
-          <ns2:ligatures ns2:val="none"/>
+          <w14:ligatures w14:val="none"/>
         </w:rPr>
         <w:t xml:space="preserve"> </w:t>
       </w:r>
@@ -1825,12 +1805,12 @@
           <w:color w:val="000000"/>
           <w:kern w:val="0"/>
           <w:lang w:eastAsia="es-ES"/>
-          <ns2:ligatures ns2:val="none"/>
+          <w14:ligatures w14:val="none"/>
         </w:rPr>
         <w:t>de Interbank.</w:t>
       </w:r>
     </w:p>
-    <w:p ns2:paraId="62FDD4E1" ns2:textId="77777777">
+    <w:p>
       <w:pPr>
         <w:pStyle w:val="Prrafodelista"/>
         <w:spacing w:line="240" w:lineRule="auto"/>
@@ -1839,11 +1819,11 @@
           <w:color w:val="000000"/>
           <w:kern w:val="0"/>
           <w:lang w:eastAsia="es-ES"/>
-          <ns2:ligatures ns2:val="none"/>
-        </w:rPr>
-      </w:pPr>
-    </w:p>
-    <w:p ns2:paraId="017FCA4C" ns2:textId="0DF710D1">
+          <w14:ligatures w14:val="none"/>
+        </w:rPr>
+      </w:pPr>
+    </w:p>
+    <w:p>
       <w:pPr>
         <w:pStyle w:val="Prrafodelista"/>
         <w:numPr>
@@ -1862,16 +1842,16 @@
           <w:color w:val="000000"/>
           <w:kern w:val="0"/>
           <w:lang w:eastAsia="es-ES"/>
-          <ns2:ligatures ns2:val="none"/>
-        </w:rPr>
-      </w:pPr>
-      <w:r>
-        <w:rPr>
-          <w:rFonts w:ascii="Arial Narrow" w:eastAsia="Times New Roman" w:hAnsi="Arial Narrow" w:cs="Arial"/>
-          <w:color w:val="000000"/>
-          <w:kern w:val="0"/>
-          <w:lang w:eastAsia="es-ES"/>
-          <ns2:ligatures ns2:val="none"/>
+          <w14:ligatures w14:val="none"/>
+        </w:rPr>
+      </w:pPr>
+      <w:r>
+        <w:rPr>
+          <w:rFonts w:ascii="Arial Narrow" w:eastAsia="Times New Roman" w:hAnsi="Arial Narrow" w:cs="Arial"/>
+          <w:color w:val="000000"/>
+          <w:kern w:val="0"/>
+          <w:lang w:eastAsia="es-ES"/>
+          <w14:ligatures w14:val="none"/>
         </w:rPr>
         <w:t xml:space="preserve">Posteriormente, realizó reclamos telefónicos solicitando la devolución de los montos debitados, ocasión en la que la representante de Interseguro, la señora [APELLIDO] , le indicó que se devolverían los importes descontados, devolución que no se concretó.</w:t>
       </w:r>
@@ -1881,7 +1861,7 @@
           <w:color w:val="000000"/>
           <w:kern w:val="0"/>
           <w:lang w:eastAsia="es-ES"/>
-          <ns2:ligatures ns2:val="none"/>
+          <w14:ligatures w14:val="none"/>
         </w:rPr>
         <w:t/>
       </w:r>
@@ -1891,7 +1871,7 @@
           <w:color w:val="000000"/>
           <w:kern w:val="0"/>
           <w:lang w:eastAsia="es-ES"/>
-          <ns2:ligatures ns2:val="none"/>
+          <w14:ligatures w14:val="none"/>
         </w:rPr>
         <w:t xml:space="preserve"/>
       </w:r>
@@ -1901,12 +1881,12 @@
           <w:color w:val="000000"/>
           <w:kern w:val="0"/>
           <w:lang w:eastAsia="es-ES"/>
-          <ns2:ligatures ns2:val="none"/>
+          <w14:ligatures w14:val="none"/>
         </w:rPr>
         <w:t/>
       </w:r>
     </w:p>
-    <w:p ns2:paraId="1E80715F" ns2:textId="77777777">
+    <w:p>
       <w:pPr>
         <w:pStyle w:val="Prrafodelista"/>
         <w:spacing w:line="240" w:lineRule="auto"/>
@@ -1915,11 +1895,11 @@
           <w:color w:val="000000"/>
           <w:kern w:val="0"/>
           <w:lang w:eastAsia="es-ES"/>
-          <ns2:ligatures ns2:val="none"/>
-        </w:rPr>
-      </w:pPr>
-    </w:p>
-    <w:p ns2:paraId="2F9CF7F5" ns2:textId="7BF3BFEB">
+          <w14:ligatures w14:val="none"/>
+        </w:rPr>
+      </w:pPr>
+    </w:p>
+    <w:p>
       <w:pPr>
         <w:pStyle w:val="Prrafodelista"/>
         <w:numPr>
@@ -1938,16 +1918,16 @@
           <w:color w:val="000000"/>
           <w:kern w:val="0"/>
           <w:lang w:eastAsia="es-ES"/>
-          <ns2:ligatures ns2:val="none"/>
-        </w:rPr>
-      </w:pPr>
-      <w:r>
-        <w:rPr>
-          <w:rFonts w:ascii="Arial Narrow" w:eastAsia="Times New Roman" w:hAnsi="Arial Narrow" w:cs="Arial"/>
-          <w:color w:val="000000"/>
-          <w:kern w:val="0"/>
-          <w:lang w:eastAsia="es-ES"/>
-          <ns2:ligatures ns2:val="none"/>
+          <w14:ligatures w14:val="none"/>
+        </w:rPr>
+      </w:pPr>
+      <w:r>
+        <w:rPr>
+          <w:rFonts w:ascii="Arial Narrow" w:eastAsia="Times New Roman" w:hAnsi="Arial Narrow" w:cs="Arial"/>
+          <w:color w:val="000000"/>
+          <w:kern w:val="0"/>
+          <w:lang w:eastAsia="es-ES"/>
+          <w14:ligatures w14:val="none"/>
         </w:rPr>
         <w:t xml:space="preserve">El 15 de noviembre de 2024, </w:t>
       </w:r>
@@ -1957,7 +1937,7 @@
           <w:color w:val="000000"/>
           <w:kern w:val="0"/>
           <w:lang w:eastAsia="es-ES"/>
-          <ns2:ligatures ns2:val="none"/>
+          <w14:ligatures w14:val="none"/>
         </w:rPr>
         <w:t>solicitó</w:t>
       </w:r>
@@ -1967,7 +1947,7 @@
           <w:color w:val="000000"/>
           <w:kern w:val="0"/>
           <w:lang w:eastAsia="es-ES"/>
-          <ns2:ligatures ns2:val="none"/>
+          <w14:ligatures w14:val="none"/>
         </w:rPr>
         <w:t xml:space="preserve"> a </w:t>
       </w:r>
@@ -1977,7 +1957,7 @@
           <w:color w:val="000000"/>
           <w:kern w:val="0"/>
           <w:lang w:eastAsia="es-ES"/>
-          <ns2:ligatures ns2:val="none"/>
+          <w14:ligatures w14:val="none"/>
         </w:rPr>
         <w:t xml:space="preserve">Interseguro </w:t>
       </w:r>
@@ -1987,7 +1967,7 @@
           <w:color w:val="000000"/>
           <w:kern w:val="0"/>
           <w:lang w:eastAsia="es-ES"/>
-          <ns2:ligatures ns2:val="none"/>
+          <w14:ligatures w14:val="none"/>
         </w:rPr>
         <w:t xml:space="preserve">la devolución de los descuentos, </w:t>
       </w:r>
@@ -1997,7 +1977,7 @@
           <w:color w:val="000000"/>
           <w:kern w:val="0"/>
           <w:lang w:eastAsia="es-ES"/>
-          <ns2:ligatures ns2:val="none"/>
+          <w14:ligatures w14:val="none"/>
         </w:rPr>
         <w:t>y la compañía aseguradora</w:t>
       </w:r>
@@ -2007,7 +1987,7 @@
           <w:color w:val="000000"/>
           <w:kern w:val="0"/>
           <w:lang w:eastAsia="es-ES"/>
-          <ns2:ligatures ns2:val="none"/>
+          <w14:ligatures w14:val="none"/>
         </w:rPr>
         <w:t xml:space="preserve"> </w:t>
       </w:r>
@@ -2017,7 +1997,7 @@
           <w:color w:val="000000"/>
           <w:kern w:val="0"/>
           <w:lang w:eastAsia="es-ES"/>
-          <ns2:ligatures ns2:val="none"/>
+          <w14:ligatures w14:val="none"/>
         </w:rPr>
         <w:t>gestionó la solicitud de desafiliación</w:t>
       </w:r>
@@ -2027,7 +2007,7 @@
           <w:color w:val="000000"/>
           <w:kern w:val="0"/>
           <w:lang w:eastAsia="es-ES"/>
-          <ns2:ligatures ns2:val="none"/>
+          <w14:ligatures w14:val="none"/>
         </w:rPr>
         <w:t xml:space="preserve"> 97351 correspondiente a la desafiliación del método de pago automático.</w:t>
       </w:r>
@@ -2037,7 +2017,7 @@
           <w:color w:val="000000"/>
           <w:kern w:val="0"/>
           <w:lang w:eastAsia="es-ES"/>
-          <ns2:ligatures ns2:val="none"/>
+          <w14:ligatures w14:val="none"/>
         </w:rPr>
         <w:t xml:space="preserve"> El mismo día</w:t>
       </w:r>
@@ -2047,7 +2027,7 @@
           <w:color w:val="000000"/>
           <w:kern w:val="0"/>
           <w:lang w:eastAsia="es-ES"/>
-          <ns2:ligatures ns2:val="none"/>
+          <w14:ligatures w14:val="none"/>
         </w:rPr>
         <w:t xml:space="preserve">, se remitieron a su correo electrónico documentos vinculados a la atención de Interseguro, incluyendo </w:t>
       </w:r>
@@ -2057,7 +2037,7 @@
           <w:color w:val="000000"/>
           <w:kern w:val="0"/>
           <w:lang w:eastAsia="es-ES"/>
-          <ns2:ligatures ns2:val="none"/>
+          <w14:ligatures w14:val="none"/>
         </w:rPr>
         <w:t>documentos</w:t>
       </w:r>
@@ -2067,7 +2047,7 @@
           <w:color w:val="000000"/>
           <w:kern w:val="0"/>
           <w:lang w:eastAsia="es-ES"/>
-          <ns2:ligatures ns2:val="none"/>
+          <w14:ligatures w14:val="none"/>
         </w:rPr>
         <w:t xml:space="preserve"> contractuales </w:t>
       </w:r>
@@ -2077,7 +2057,7 @@
           <w:color w:val="000000"/>
           <w:kern w:val="0"/>
           <w:lang w:eastAsia="es-ES"/>
-          <ns2:ligatures ns2:val="none"/>
+          <w14:ligatures w14:val="none"/>
         </w:rPr>
         <w:t xml:space="preserve">del Seguro de Vida </w:t>
       </w:r>
@@ -2087,7 +2067,7 @@
           <w:color w:val="000000"/>
           <w:kern w:val="0"/>
           <w:lang w:eastAsia="es-ES"/>
-          <ns2:ligatures ns2:val="none"/>
+          <w14:ligatures w14:val="none"/>
         </w:rPr>
         <w:t xml:space="preserve">sin que conste </w:t>
       </w:r>
@@ -2097,7 +2077,7 @@
           <w:color w:val="000000"/>
           <w:kern w:val="0"/>
           <w:lang w:eastAsia="es-ES"/>
-          <ns2:ligatures ns2:val="none"/>
+          <w14:ligatures w14:val="none"/>
         </w:rPr>
         <w:t xml:space="preserve">su </w:t>
       </w:r>
@@ -2107,12 +2087,12 @@
           <w:color w:val="000000"/>
           <w:kern w:val="0"/>
           <w:lang w:eastAsia="es-ES"/>
-          <ns2:ligatures ns2:val="none"/>
+          <w14:ligatures w14:val="none"/>
         </w:rPr>
         <w:t>firma.</w:t>
       </w:r>
     </w:p>
-    <w:p ns2:paraId="33E14FF7" ns2:textId="77777777">
+    <w:p>
       <w:pPr>
         <w:tabs>
           <w:tab w:val="left" w:pos="1134"/>
@@ -2124,11 +2104,11 @@
           <w:color w:val="000000"/>
           <w:kern w:val="0"/>
           <w:lang w:eastAsia="es-ES"/>
-          <ns2:ligatures ns2:val="none"/>
-        </w:rPr>
-      </w:pPr>
-    </w:p>
-    <w:p ns2:paraId="65C58807" ns2:textId="162125CD">
+          <w14:ligatures w14:val="none"/>
+        </w:rPr>
+      </w:pPr>
+    </w:p>
+    <w:p>
       <w:pPr>
         <w:numPr>
           <w:ilvl w:val="1"/>
@@ -2146,7 +2126,7 @@
           <w:color w:val="000000"/>
           <w:kern w:val="0"/>
           <w:lang w:val="es-ES" w:eastAsia="es-ES"/>
-          <ns2:ligatures ns2:val="none"/>
+          <w14:ligatures w14:val="none"/>
         </w:rPr>
       </w:pPr>
       <w:r>
@@ -2155,7 +2135,7 @@
           <w:color w:val="000000"/>
           <w:kern w:val="0"/>
           <w:lang w:val="es-ES" w:eastAsia="es-ES"/>
-          <ns2:ligatures ns2:val="none"/>
+          <w14:ligatures w14:val="none"/>
         </w:rPr>
         <w:t xml:space="preserve">La señora [APELLIDO] solicitó, en calidad de medida correctiva, que Interseguro cumpla con: (i) realizar la devolución de los descuentos de su cuenta de ahorro en soles por los cobros de las primas del Seguro de Vida; (ii) emitir un documento que acredite la cancelación de afiliación del método de pago automático del Seguro de Vida. Asimismo, no requirió el reembolso de costos y costas del presente procedimiento. </w:t>
       </w:r>
@@ -2163,7 +2143,7 @@
         <w:rPr>
           <w:rFonts w:ascii="Arial Narrow" w:eastAsia="Calibri" w:hAnsi="Arial Narrow" w:cs="Arial"/>
           <w:kern w:val="0"/>
-          <ns2:ligatures ns2:val="none"/>
+          <w14:ligatures w14:val="none"/>
         </w:rPr>
         <w:t xml:space="preserve"/>
       </w:r>
@@ -2173,7 +2153,7 @@
           <w:color w:val="000000"/>
           <w:kern w:val="0"/>
           <w:lang w:val="es-ES" w:eastAsia="es-ES"/>
-          <ns2:ligatures ns2:val="none"/>
+          <w14:ligatures w14:val="none"/>
         </w:rPr>
         <w:t xml:space="preserve"/>
       </w:r>
@@ -2183,7 +2163,7 @@
           <w:color w:val="000000"/>
           <w:kern w:val="0"/>
           <w:lang w:val="es-ES" w:eastAsia="es-ES"/>
-          <ns2:ligatures ns2:val="none"/>
+          <w14:ligatures w14:val="none"/>
         </w:rPr>
         <w:t xml:space="preserve"/>
       </w:r>
@@ -2193,7 +2173,7 @@
           <w:color w:val="000000"/>
           <w:kern w:val="0"/>
           <w:lang w:val="es-ES" w:eastAsia="es-ES"/>
-          <ns2:ligatures ns2:val="none"/>
+          <w14:ligatures w14:val="none"/>
         </w:rPr>
         <w:t xml:space="preserve"/>
       </w:r>
@@ -2203,7 +2183,7 @@
           <w:color w:val="000000"/>
           <w:kern w:val="0"/>
           <w:lang w:val="es-ES" w:eastAsia="es-ES"/>
-          <ns2:ligatures ns2:val="none"/>
+          <w14:ligatures w14:val="none"/>
         </w:rPr>
         <w:t/>
       </w:r>
@@ -2213,7 +2193,7 @@
           <w:color w:val="000000"/>
           <w:kern w:val="0"/>
           <w:lang w:val="es-ES" w:eastAsia="es-ES"/>
-          <ns2:ligatures ns2:val="none"/>
+          <w14:ligatures w14:val="none"/>
         </w:rPr>
         <w:t xml:space="preserve"/>
       </w:r>
@@ -2223,7 +2203,7 @@
           <w:color w:val="000000"/>
           <w:kern w:val="0"/>
           <w:lang w:eastAsia="es-ES"/>
-          <ns2:ligatures ns2:val="none"/>
+          <w14:ligatures w14:val="none"/>
         </w:rPr>
         <w:t/>
       </w:r>
@@ -2233,7 +2213,7 @@
           <w:color w:val="000000"/>
           <w:kern w:val="0"/>
           <w:lang w:val="es-ES" w:eastAsia="es-ES"/>
-          <ns2:ligatures ns2:val="none"/>
+          <w14:ligatures w14:val="none"/>
         </w:rPr>
         <w:t xml:space="preserve"/>
       </w:r>
@@ -2243,7 +2223,7 @@
           <w:color w:val="000000"/>
           <w:kern w:val="0"/>
           <w:lang w:eastAsia="es-ES"/>
-          <ns2:ligatures ns2:val="none"/>
+          <w14:ligatures w14:val="none"/>
         </w:rPr>
         <w:t/>
       </w:r>
@@ -2253,7 +2233,7 @@
           <w:color w:val="000000"/>
           <w:kern w:val="0"/>
           <w:lang w:val="es-ES" w:eastAsia="es-ES"/>
-          <ns2:ligatures ns2:val="none"/>
+          <w14:ligatures w14:val="none"/>
         </w:rPr>
         <w:t xml:space="preserve"/>
       </w:r>
@@ -2263,7 +2243,7 @@
           <w:color w:val="000000"/>
           <w:kern w:val="0"/>
           <w:lang w:val="es-ES" w:eastAsia="es-ES"/>
-          <ns2:ligatures ns2:val="none"/>
+          <w14:ligatures w14:val="none"/>
         </w:rPr>
         <w:t xml:space="preserve"/>
       </w:r>
@@ -2273,7 +2253,7 @@
           <w:color w:val="000000"/>
           <w:kern w:val="0"/>
           <w:lang w:val="es-ES" w:eastAsia="es-ES"/>
-          <ns2:ligatures ns2:val="none"/>
+          <w14:ligatures w14:val="none"/>
         </w:rPr>
         <w:t/>
       </w:r>
@@ -2283,12 +2263,12 @@
           <w:color w:val="000000"/>
           <w:kern w:val="0"/>
           <w:lang w:val="es-ES" w:eastAsia="es-ES"/>
-          <ns2:ligatures ns2:val="none"/>
+          <w14:ligatures w14:val="none"/>
         </w:rPr>
         <w:t xml:space="preserve"/>
       </w:r>
     </w:p>
-    <w:p ns2:paraId="66005174" ns2:textId="77777777">
+    <w:p>
       <w:pPr>
         <w:spacing w:after="0" w:line="240" w:lineRule="auto"/>
         <w:contextualSpacing/>
@@ -2299,11 +2279,11 @@
           <w:color w:val="000000"/>
           <w:kern w:val="0"/>
           <w:lang w:eastAsia="es-PE"/>
-          <ns2:ligatures ns2:val="none"/>
-        </w:rPr>
-      </w:pPr>
-    </w:p>
-    <w:p ns2:paraId="3541B1F9" ns2:textId="77777777">
+          <w14:ligatures w14:val="none"/>
+        </w:rPr>
+      </w:pPr>
+    </w:p>
+    <w:p>
       <w:pPr>
         <w:pStyle w:val="Prrafodelista"/>
         <w:numPr>
@@ -2323,22 +2303,22 @@
           <w:color w:val="000000"/>
           <w:kern w:val="0"/>
           <w:lang w:eastAsia="es-PE"/>
-          <ns2:ligatures ns2:val="none"/>
-        </w:rPr>
-      </w:pPr>
-      <w:r>
-        <w:rPr>
-          <w:rFonts w:ascii="Arial Narrow" w:eastAsia="Arial Narrow" w:hAnsi="Arial Narrow" w:cs="Arial Narrow"/>
-          <w:b/>
-          <w:color w:val="000000"/>
-          <w:kern w:val="0"/>
-          <w:lang w:eastAsia="es-PE"/>
-          <ns2:ligatures ns2:val="none"/>
+          <w14:ligatures w14:val="none"/>
+        </w:rPr>
+      </w:pPr>
+      <w:r>
+        <w:rPr>
+          <w:rFonts w:ascii="Arial Narrow" w:eastAsia="Arial Narrow" w:hAnsi="Arial Narrow" w:cs="Arial Narrow"/>
+          <w:b/>
+          <w:color w:val="000000"/>
+          <w:kern w:val="0"/>
+          <w:lang w:eastAsia="es-PE"/>
+          <w14:ligatures w14:val="none"/>
         </w:rPr>
         <w:t>DE LA ADMISIÓN A TRÁMITE DE LA DENUNCIA</w:t>
       </w:r>
     </w:p>
-    <w:p ns2:paraId="34556756" ns2:textId="77777777">
+    <w:p>
       <w:pPr>
         <w:spacing w:after="0" w:line="240" w:lineRule="auto"/>
         <w:contextualSpacing/>
@@ -2349,13 +2329,13 @@
           <w:color w:val="000000"/>
           <w:kern w:val="0"/>
           <w:lang w:eastAsia="es-PE"/>
-          <ns2:ligatures ns2:val="none"/>
+          <w14:ligatures w14:val="none"/>
         </w:rPr>
       </w:pPr>
       <w:bookmarkStart w:id="1" w:name="_Hlk212795168"/>
       <w:bookmarkStart w:id="2" w:name="_Hlk218848146"/>
     </w:p>
-    <w:p ns2:paraId="75191456" ns2:textId="7A67EC69">
+    <w:p>
       <w:pPr>
         <w:pStyle w:val="Prrafodelista"/>
         <w:numPr>
@@ -2368,7 +2348,7 @@
         <w:rPr>
           <w:rFonts w:ascii="Arial Narrow" w:eastAsia="Arial Narrow" w:hAnsi="Arial Narrow" w:cs="Arial Narrow"/>
           <w:kern w:val="0"/>
-          <ns2:ligatures ns2:val="none"/>
+          <w14:ligatures w14:val="none"/>
         </w:rPr>
       </w:pPr>
       <w:bookmarkStart w:id="3" w:name="_Hlk140755208"/>
@@ -2380,7 +2360,7 @@
           <w:color w:val="000000"/>
           <w:kern w:val="0"/>
           <w:lang w:eastAsia="es-PE"/>
-          <ns2:ligatures ns2:val="none"/>
+          <w14:ligatures w14:val="none"/>
         </w:rPr>
         <w:t>La Secretaría Técnica de la Comisión de Protección al Consumidor 1 (en adelante, la Secretaría Técnica), en ejercicio de sus facultades</w:t>
       </w:r>
@@ -2393,7 +2373,7 @@
           <w:rFonts w:ascii="Arial Narrow" w:eastAsia="Arial Narrow" w:hAnsi="Arial Narrow" w:cs="Arial Narrow"/>
           <w:kern w:val="0"/>
           <w:vertAlign w:val="superscript"/>
-          <ns2:ligatures ns2:val="none"/>
+          <w14:ligatures w14:val="none"/>
         </w:rPr>
         <w:footnoteReference w:id="3"/>
       </w:r>
@@ -2403,7 +2383,7 @@
           <w:color w:val="000000"/>
           <w:kern w:val="0"/>
           <w:lang w:eastAsia="es-PE"/>
-          <ns2:ligatures ns2:val="none"/>
+          <w14:ligatures w14:val="none"/>
         </w:rPr>
         <w:t xml:space="preserve">, </w:t>
       </w:r>
@@ -2413,7 +2393,7 @@
           <w:color w:val="000000"/>
           <w:kern w:val="0"/>
           <w:lang w:eastAsia="es-PE"/>
-          <ns2:ligatures ns2:val="none"/>
+          <w14:ligatures w14:val="none"/>
         </w:rPr>
         <w:t xml:space="preserve">considera </w:t>
       </w:r>
@@ -2421,7 +2401,7 @@
         <w:rPr>
           <w:rFonts w:ascii="Arial Narrow" w:eastAsia="Arial Narrow" w:hAnsi="Arial Narrow" w:cs="Arial Narrow"/>
           <w:kern w:val="0"/>
-          <ns2:ligatures ns2:val="none"/>
+          <w14:ligatures w14:val="none"/>
         </w:rPr>
         <w:t xml:space="preserve">que el hecho denunciado, </w:t>
       </w:r>
@@ -2430,7 +2410,7 @@
         <w:rPr>
           <w:rFonts w:ascii="Arial Narrow" w:eastAsia="Arial Narrow" w:hAnsi="Arial Narrow" w:cs="Arial Narrow"/>
           <w:kern w:val="0"/>
-          <ns2:ligatures ns2:val="none"/>
+          <w14:ligatures w14:val="none"/>
         </w:rPr>
         <w:t xml:space="preserve">consistente en que </w:t>
       </w:r>
@@ -2439,7 +2419,7 @@
         <w:rPr>
           <w:rFonts w:ascii="Arial Narrow" w:eastAsia="Arial Narrow" w:hAnsi="Arial Narrow" w:cs="Arial Narrow"/>
           <w:kern w:val="0"/>
-          <ns2:ligatures ns2:val="none"/>
+          <w14:ligatures w14:val="none"/>
         </w:rPr>
         <w:t xml:space="preserve">la </w:t>
       </w:r>
@@ -2447,7 +2427,7 @@
         <w:rPr>
           <w:rFonts w:ascii="Arial Narrow" w:eastAsia="Arial Narrow" w:hAnsi="Arial Narrow" w:cs="Arial Narrow"/>
           <w:kern w:val="0"/>
-          <ns2:ligatures ns2:val="none"/>
+          <w14:ligatures w14:val="none"/>
         </w:rPr>
         <w:lastRenderedPageBreak/>
         <w:t>compañía aseguradora habría afiliado de manera indebida, de manera unilateral y sin su consentimiento expreso de la denunciante al Seguro de Vida Free Plus – Póliza 07600043015, generando el descuento de las primas a su cuenta bancaria de Banco Internacional del Perú S.A.A. – Interbank</w:t>
@@ -2456,7 +2436,7 @@
         <w:rPr>
           <w:rFonts w:ascii="Arial Narrow" w:eastAsia="Arial Narrow" w:hAnsi="Arial Narrow" w:cs="Arial Narrow"/>
           <w:kern w:val="0"/>
-          <ns2:ligatures ns2:val="none"/>
+          <w14:ligatures w14:val="none"/>
         </w:rPr>
         <w:t xml:space="preserve">. </w:t>
       </w:r>
@@ -2467,7 +2447,7 @@
           <w:color w:val="000000"/>
           <w:kern w:val="0"/>
           <w:lang w:eastAsia="es-PE"/>
-          <ns2:ligatures ns2:val="none"/>
+          <w14:ligatures w14:val="none"/>
         </w:rPr>
         <w:t xml:space="preserve">Por consiguiente, corresponde calificar el hecho materia de denuncia como una presunta infracción al deber de protección contra los métodos comerciales coercitivos, tipificado en </w:t>
       </w:r>
@@ -2478,7 +2458,7 @@
           <w:kern w:val="0"/>
           <w:shd w:val="clear" w:color="auto" w:fill="FFFFFF"/>
           <w:lang w:eastAsia="es-PE"/>
-          <ns2:ligatures ns2:val="none"/>
+          <w14:ligatures w14:val="none"/>
         </w:rPr>
         <w:t xml:space="preserve">literal b) del artículo 56 </w:t>
       </w:r>
@@ -2489,7 +2469,7 @@
           <w:color w:val="000000"/>
           <w:kern w:val="0"/>
           <w:lang w:eastAsia="es-PE"/>
-          <ns2:ligatures ns2:val="none"/>
+          <w14:ligatures w14:val="none"/>
         </w:rPr>
         <w:t>del Código</w:t>
       </w:r>
@@ -2508,12 +2488,12 @@
           <w:color w:val="000000"/>
           <w:kern w:val="0"/>
           <w:lang w:eastAsia="es-PE"/>
-          <ns2:ligatures ns2:val="none"/>
+          <w14:ligatures w14:val="none"/>
         </w:rPr>
         <w:t xml:space="preserve">. </w:t>
       </w:r>
     </w:p>
-    <w:p ns2:paraId="1ACA4CC2" ns2:textId="77777777">
+    <w:p>
       <w:pPr>
         <w:pStyle w:val="Prrafodelista"/>
         <w:spacing w:after="0" w:line="240" w:lineRule="auto"/>
@@ -2522,11 +2502,11 @@
         <w:rPr>
           <w:rFonts w:ascii="Arial Narrow" w:eastAsia="Arial Narrow" w:hAnsi="Arial Narrow" w:cs="Arial Narrow"/>
           <w:kern w:val="0"/>
-          <ns2:ligatures ns2:val="none"/>
-        </w:rPr>
-      </w:pPr>
-    </w:p>
-    <w:p ns2:paraId="135C383A" ns2:textId="513334B1">
+          <w14:ligatures w14:val="none"/>
+        </w:rPr>
+      </w:pPr>
+    </w:p>
+    <w:p>
       <w:pPr>
         <w:pStyle w:val="Prrafodelista"/>
         <w:numPr>
@@ -2539,14 +2519,14 @@
         <w:rPr>
           <w:rFonts w:ascii="Arial Narrow" w:eastAsia="Arial Narrow" w:hAnsi="Arial Narrow" w:cs="Arial Narrow"/>
           <w:kern w:val="0"/>
-          <ns2:ligatures ns2:val="none"/>
-        </w:rPr>
-      </w:pPr>
-      <w:r>
-        <w:rPr>
-          <w:rFonts w:ascii="Arial Narrow" w:eastAsia="Arial Narrow" w:hAnsi="Arial Narrow" w:cs="Arial Narrow"/>
-          <w:kern w:val="0"/>
-          <ns2:ligatures ns2:val="none"/>
+          <w14:ligatures w14:val="none"/>
+        </w:rPr>
+      </w:pPr>
+      <w:r>
+        <w:rPr>
+          <w:rFonts w:ascii="Arial Narrow" w:eastAsia="Arial Narrow" w:hAnsi="Arial Narrow" w:cs="Arial Narrow"/>
+          <w:kern w:val="0"/>
+          <w14:ligatures w14:val="none"/>
         </w:rPr>
         <w:t xml:space="preserve">Asimismo, la Secretaría Técnica, en ejercicio de sus facultades, </w:t>
       </w:r>
@@ -2556,7 +2536,7 @@
           <w:color w:val="000000"/>
           <w:kern w:val="0"/>
           <w:lang w:eastAsia="es-PE"/>
-          <ns2:ligatures ns2:val="none"/>
+          <w14:ligatures w14:val="none"/>
         </w:rPr>
         <w:t xml:space="preserve">considera </w:t>
       </w:r>
@@ -2564,7 +2544,7 @@
         <w:rPr>
           <w:rFonts w:ascii="Arial Narrow" w:eastAsia="Arial Narrow" w:hAnsi="Arial Narrow" w:cs="Arial Narrow"/>
           <w:kern w:val="0"/>
-          <ns2:ligatures ns2:val="none"/>
+          <w14:ligatures w14:val="none"/>
         </w:rPr>
         <w:t xml:space="preserve">que el hecho denunciado, consistente en que </w:t>
       </w:r>
@@ -2575,7 +2555,7 @@
           <w:kern w:val="0"/>
           <w:shd w:val="clear" w:color="auto" w:fill="FFFFFF"/>
           <w:lang w:eastAsia="es-PE"/>
-          <ns2:ligatures ns2:val="none"/>
+          <w14:ligatures w14:val="none"/>
         </w:rPr>
         <w:t>la compañía aseguradora no habría cumplido con entregar a la denunciante un documento formal sobre la desafiliación del método de pago automático del Seguro de Vida Free Plus – Póliza 07600043015, generando que no pueda tener utilizar sus ahorros de la cuenta bancaria del Banco Internacional del Perú S.A.A. – Interbank</w:t>
       </w:r>
@@ -2583,7 +2563,7 @@
         <w:rPr>
           <w:rFonts w:ascii="Arial Narrow" w:eastAsia="Arial Narrow" w:hAnsi="Arial Narrow" w:cs="Arial Narrow"/>
           <w:kern w:val="0"/>
-          <ns2:ligatures ns2:val="none"/>
+          <w14:ligatures w14:val="none"/>
         </w:rPr>
         <w:t>; involucraría una presunta afectación a sus expectativas, quien no habría encontrado una correspondencia entre lo que esperaba recibir de parte del proveedor y lo que realmente recibió. Por consiguiente, corresponde calificar el hecho materia de denuncia como una presunta infracción al deber de idoneidad, tipificado en los artículos 18</w:t>
       </w:r>
@@ -2593,7 +2573,7 @@
           <w:color w:val="000000"/>
           <w:kern w:val="0"/>
           <w:lang w:eastAsia="es-PE"/>
-          <ns2:ligatures ns2:val="none"/>
+          <w14:ligatures w14:val="none"/>
         </w:rPr>
         <w:t/>
       </w:r>
@@ -2601,7 +2581,7 @@
         <w:rPr>
           <w:rFonts w:ascii="Arial Narrow" w:eastAsia="Arial Narrow" w:hAnsi="Arial Narrow" w:cs="Arial Narrow"/>
           <w:kern w:val="0"/>
-          <ns2:ligatures ns2:val="none"/>
+          <w14:ligatures w14:val="none"/>
         </w:rPr>
         <w:t xml:space="preserve"> y 19</w:t>
       </w:r>
@@ -2611,7 +2591,7 @@
           <w:color w:val="000000"/>
           <w:kern w:val="0"/>
           <w:lang w:eastAsia="es-PE"/>
-          <ns2:ligatures ns2:val="none"/>
+          <w14:ligatures w14:val="none"/>
         </w:rPr>
         <w:t/>
       </w:r>
@@ -2619,7 +2599,7 @@
         <w:rPr>
           <w:rFonts w:ascii="Arial Narrow" w:eastAsia="Arial Narrow" w:hAnsi="Arial Narrow" w:cs="Arial Narrow"/>
           <w:kern w:val="0"/>
-          <ns2:ligatures ns2:val="none"/>
+          <w14:ligatures w14:val="none"/>
         </w:rPr>
         <w:t xml:space="preserve"> del Código</w:t>
       </w:r>
@@ -2629,7 +2609,7 @@
           <w:rFonts w:ascii="Arial Narrow" w:eastAsia="Arial Narrow" w:hAnsi="Arial Narrow" w:cs="Arial"/>
           <w:kern w:val="0"/>
           <w:vertAlign w:val="superscript"/>
-          <ns2:ligatures ns2:val="none"/>
+          <w14:ligatures w14:val="none"/>
         </w:rPr>
         <w:footnoteReference w:id="5"/>
       </w:r>
@@ -2637,23 +2617,23 @@
         <w:rPr>
           <w:rFonts w:ascii="Arial Narrow" w:eastAsia="Arial Narrow" w:hAnsi="Arial Narrow" w:cs="Arial Narrow"/>
           <w:kern w:val="0"/>
-          <ns2:ligatures ns2:val="none"/>
+          <w14:ligatures w14:val="none"/>
         </w:rPr>
         <w:t>.</w:t>
       </w:r>
     </w:p>
-    <w:p ns2:paraId="2742D332" ns2:textId="77777777">
+    <w:p>
       <w:pPr>
         <w:pStyle w:val="Prrafodelista"/>
         <w:spacing w:line="240" w:lineRule="auto"/>
         <w:rPr>
           <w:rFonts w:ascii="Arial Narrow" w:eastAsia="Arial Narrow" w:hAnsi="Arial Narrow" w:cs="Arial Narrow"/>
           <w:kern w:val="0"/>
-          <ns2:ligatures ns2:val="none"/>
-        </w:rPr>
-      </w:pPr>
-    </w:p>
-    <w:p ns2:paraId="4AEC4836" ns2:textId="61A545A5">
+          <w14:ligatures w14:val="none"/>
+        </w:rPr>
+      </w:pPr>
+    </w:p>
+    <w:p>
       <w:pPr>
         <w:pStyle w:val="Prrafodelista"/>
         <w:numPr>
@@ -2666,14 +2646,14 @@
         <w:rPr>
           <w:rFonts w:ascii="Arial Narrow" w:eastAsia="Arial Narrow" w:hAnsi="Arial Narrow" w:cs="Arial Narrow"/>
           <w:kern w:val="0"/>
-          <ns2:ligatures ns2:val="none"/>
-        </w:rPr>
-      </w:pPr>
-      <w:r>
-        <w:rPr>
-          <w:rFonts w:ascii="Arial Narrow" w:eastAsia="Arial Narrow" w:hAnsi="Arial Narrow" w:cs="Arial Narrow"/>
-          <w:kern w:val="0"/>
-          <ns2:ligatures ns2:val="none"/>
+          <w14:ligatures w14:val="none"/>
+        </w:rPr>
+      </w:pPr>
+      <w:r>
+        <w:rPr>
+          <w:rFonts w:ascii="Arial Narrow" w:eastAsia="Arial Narrow" w:hAnsi="Arial Narrow" w:cs="Arial Narrow"/>
+          <w:kern w:val="0"/>
+          <w14:ligatures w14:val="none"/>
         </w:rPr>
         <w:t xml:space="preserve">Adicionalmente, la Secretaría Técnica, en ejercicio de sus facultades, </w:t>
       </w:r>
@@ -2683,7 +2663,7 @@
           <w:color w:val="000000"/>
           <w:kern w:val="0"/>
           <w:lang w:eastAsia="es-PE"/>
-          <ns2:ligatures ns2:val="none"/>
+          <w14:ligatures w14:val="none"/>
         </w:rPr>
         <w:t xml:space="preserve">considera </w:t>
       </w:r>
@@ -2691,7 +2671,7 @@
         <w:rPr>
           <w:rFonts w:ascii="Arial Narrow" w:eastAsia="Arial Narrow" w:hAnsi="Arial Narrow" w:cs="Arial Narrow"/>
           <w:kern w:val="0"/>
-          <ns2:ligatures ns2:val="none"/>
+          <w14:ligatures w14:val="none"/>
         </w:rPr>
         <w:t xml:space="preserve">que el hecho denunciado, consistente en que </w:t>
       </w:r>
@@ -2702,7 +2682,7 @@
           <w:kern w:val="0"/>
           <w:shd w:val="clear" w:color="auto" w:fill="FFFFFF"/>
           <w:lang w:eastAsia="es-PE"/>
-          <ns2:ligatures ns2:val="none"/>
+          <w14:ligatures w14:val="none"/>
         </w:rPr>
         <w:t>el personal de la compañía aseguradora habría generado el 29 de mayo de 2024 una constancia de consentimiento de asesoría sin la autorización ni firma de la denunciante</w:t>
       </w:r>
@@ -2710,7 +2690,7 @@
         <w:rPr>
           <w:rFonts w:ascii="Arial Narrow" w:eastAsia="Arial Narrow" w:hAnsi="Arial Narrow" w:cs="Arial Narrow"/>
           <w:kern w:val="0"/>
-          <ns2:ligatures ns2:val="none"/>
+          <w14:ligatures w14:val="none"/>
         </w:rPr>
         <w:t>; involucraría una presunta afectación a sus expectativas, quien no habría encontrado una correspondencia entre lo que esperaba recibir de parte del proveedor y lo que realmente recibió. Por consiguiente, corresponde calificar el hecho materia de denuncia como una presunta infracción al deber de idoneidad, tipificado en los artículos 18</w:t>
       </w:r>
@@ -2720,7 +2700,7 @@
           <w:color w:val="000000"/>
           <w:kern w:val="0"/>
           <w:lang w:eastAsia="es-PE"/>
-          <ns2:ligatures ns2:val="none"/>
+          <w14:ligatures w14:val="none"/>
         </w:rPr>
         <w:t/>
       </w:r>
@@ -2728,7 +2708,7 @@
         <w:rPr>
           <w:rFonts w:ascii="Arial Narrow" w:eastAsia="Arial Narrow" w:hAnsi="Arial Narrow" w:cs="Arial Narrow"/>
           <w:kern w:val="0"/>
-          <ns2:ligatures ns2:val="none"/>
+          <w14:ligatures w14:val="none"/>
         </w:rPr>
         <w:t xml:space="preserve"> y 19</w:t>
       </w:r>
@@ -2738,7 +2718,7 @@
           <w:color w:val="000000"/>
           <w:kern w:val="0"/>
           <w:lang w:eastAsia="es-PE"/>
-          <ns2:ligatures ns2:val="none"/>
+          <w14:ligatures w14:val="none"/>
         </w:rPr>
         <w:t/>
       </w:r>
@@ -2746,7 +2726,7 @@
         <w:rPr>
           <w:rFonts w:ascii="Arial Narrow" w:eastAsia="Arial Narrow" w:hAnsi="Arial Narrow" w:cs="Arial Narrow"/>
           <w:kern w:val="0"/>
-          <ns2:ligatures ns2:val="none"/>
+          <w14:ligatures w14:val="none"/>
         </w:rPr>
         <w:t xml:space="preserve"> del Código</w:t>
       </w:r>
@@ -2757,22 +2737,22 @@
           <w:color w:val="000000"/>
           <w:kern w:val="0"/>
           <w:lang w:eastAsia="es-PE"/>
-          <ns2:ligatures ns2:val="none"/>
+          <w14:ligatures w14:val="none"/>
         </w:rPr>
         <w:t>.</w:t>
       </w:r>
     </w:p>
-    <w:p ns2:paraId="46585107" ns2:textId="77777777">
+    <w:p>
       <w:pPr>
         <w:pStyle w:val="Prrafodelista"/>
         <w:rPr>
           <w:rFonts w:ascii="Arial Narrow" w:eastAsia="Arial Narrow" w:hAnsi="Arial Narrow" w:cs="Arial Narrow"/>
           <w:kern w:val="0"/>
-          <ns2:ligatures ns2:val="none"/>
-        </w:rPr>
-      </w:pPr>
-    </w:p>
-    <w:p ns2:paraId="720AAC50" ns2:textId="148A1872">
+          <w14:ligatures w14:val="none"/>
+        </w:rPr>
+      </w:pPr>
+    </w:p>
+    <w:p>
       <w:pPr>
         <w:pStyle w:val="Prrafodelista"/>
         <w:numPr>
@@ -2785,14 +2765,14 @@
         <w:rPr>
           <w:rFonts w:ascii="Arial Narrow" w:eastAsia="Arial Narrow" w:hAnsi="Arial Narrow" w:cs="Arial Narrow"/>
           <w:kern w:val="0"/>
-          <ns2:ligatures ns2:val="none"/>
-        </w:rPr>
-      </w:pPr>
-      <w:r>
-        <w:rPr>
-          <w:rFonts w:ascii="Arial Narrow" w:eastAsia="Arial Narrow" w:hAnsi="Arial Narrow" w:cs="Arial Narrow"/>
-          <w:kern w:val="0"/>
-          <ns2:ligatures ns2:val="none"/>
+          <w14:ligatures w14:val="none"/>
+        </w:rPr>
+      </w:pPr>
+      <w:r>
+        <w:rPr>
+          <w:rFonts w:ascii="Arial Narrow" w:eastAsia="Arial Narrow" w:hAnsi="Arial Narrow" w:cs="Arial Narrow"/>
+          <w:kern w:val="0"/>
+          <w14:ligatures w14:val="none"/>
         </w:rPr>
         <w:t xml:space="preserve">Adicionalmente, la Secretaría Técnica, en ejercicio de sus facultades, </w:t>
       </w:r>
@@ -2802,7 +2782,7 @@
           <w:color w:val="000000"/>
           <w:kern w:val="0"/>
           <w:lang w:eastAsia="es-PE"/>
-          <ns2:ligatures ns2:val="none"/>
+          <w14:ligatures w14:val="none"/>
         </w:rPr>
         <w:t xml:space="preserve">considera </w:t>
       </w:r>
@@ -2810,7 +2790,7 @@
         <w:rPr>
           <w:rFonts w:ascii="Arial Narrow" w:eastAsia="Arial Narrow" w:hAnsi="Arial Narrow" w:cs="Arial Narrow"/>
           <w:kern w:val="0"/>
-          <ns2:ligatures ns2:val="none"/>
+          <w14:ligatures w14:val="none"/>
         </w:rPr>
         <w:t xml:space="preserve">que el hecho denunciado, consistente en que </w:t>
       </w:r>
@@ -2821,7 +2801,7 @@
           <w:kern w:val="0"/>
           <w:shd w:val="clear" w:color="auto" w:fill="FFFFFF"/>
           <w:lang w:eastAsia="es-PE"/>
-          <ns2:ligatures ns2:val="none"/>
+          <w14:ligatures w14:val="none"/>
         </w:rPr>
         <w:t xml:space="preserve">la compañía aseguradora habría remitido indebidamente a la </w:t>
       </w:r>
@@ -2832,7 +2812,7 @@
           <w:kern w:val="0"/>
           <w:shd w:val="clear" w:color="auto" w:fill="FFFFFF"/>
           <w:lang w:eastAsia="es-PE"/>
-          <ns2:ligatures ns2:val="none"/>
+          <w14:ligatures w14:val="none"/>
         </w:rPr>
         <w:lastRenderedPageBreak/>
         <w:t>denunciante el 30 de mayo de 2024 la solicitud de seguro 501628242 y la solicitud de pago del Seguro de Vida Free Plus – Póliza 07600043015, pese a no contar con el consentimiento para la contratación del referido seguro</w:t>
@@ -2841,7 +2821,7 @@
         <w:rPr>
           <w:rFonts w:ascii="Arial Narrow" w:eastAsia="Arial Narrow" w:hAnsi="Arial Narrow" w:cs="Arial Narrow"/>
           <w:kern w:val="0"/>
-          <ns2:ligatures ns2:val="none"/>
+          <w14:ligatures w14:val="none"/>
         </w:rPr>
         <w:t>; involucraría una presunta afectación a sus expectativas, quien no habría encontrado una correspondencia entre lo que esperaba recibir de parte del proveedor y lo que realmente recibió. Por consiguiente, corresponde calificar el hecho materia de denuncia como una presunta infracción al deber de idoneidad, tipificado en los artículos 18</w:t>
       </w:r>
@@ -2851,7 +2831,7 @@
           <w:color w:val="000000"/>
           <w:kern w:val="0"/>
           <w:lang w:eastAsia="es-PE"/>
-          <ns2:ligatures ns2:val="none"/>
+          <w14:ligatures w14:val="none"/>
         </w:rPr>
         <w:t/>
       </w:r>
@@ -2859,7 +2839,7 @@
         <w:rPr>
           <w:rFonts w:ascii="Arial Narrow" w:eastAsia="Arial Narrow" w:hAnsi="Arial Narrow" w:cs="Arial Narrow"/>
           <w:kern w:val="0"/>
-          <ns2:ligatures ns2:val="none"/>
+          <w14:ligatures w14:val="none"/>
         </w:rPr>
         <w:t xml:space="preserve"> y 19</w:t>
       </w:r>
@@ -2869,7 +2849,7 @@
           <w:color w:val="000000"/>
           <w:kern w:val="0"/>
           <w:lang w:eastAsia="es-PE"/>
-          <ns2:ligatures ns2:val="none"/>
+          <w14:ligatures w14:val="none"/>
         </w:rPr>
         <w:t/>
       </w:r>
@@ -2877,7 +2857,7 @@
         <w:rPr>
           <w:rFonts w:ascii="Arial Narrow" w:eastAsia="Arial Narrow" w:hAnsi="Arial Narrow" w:cs="Arial Narrow"/>
           <w:kern w:val="0"/>
-          <ns2:ligatures ns2:val="none"/>
+          <w14:ligatures w14:val="none"/>
         </w:rPr>
         <w:t xml:space="preserve"> del Código</w:t>
       </w:r>
@@ -2888,23 +2868,23 @@
           <w:color w:val="000000"/>
           <w:kern w:val="0"/>
           <w:lang w:eastAsia="es-PE"/>
-          <ns2:ligatures ns2:val="none"/>
+          <w14:ligatures w14:val="none"/>
         </w:rPr>
         <w:t>.</w:t>
       </w:r>
     </w:p>
-    <w:p ns2:paraId="51F19A95" ns2:textId="77777777">
-      <w:pPr>
-        <w:spacing w:after="0" w:line="240" w:lineRule="auto"/>
-        <w:jc w:val="both"/>
-        <w:rPr>
-          <w:rFonts w:ascii="Arial Narrow" w:eastAsia="Arial Narrow" w:hAnsi="Arial Narrow" w:cs="Arial Narrow"/>
-          <w:kern w:val="0"/>
-          <ns2:ligatures ns2:val="none"/>
-        </w:rPr>
-      </w:pPr>
-    </w:p>
-    <w:p ns2:paraId="7930C565" ns2:textId="77BE88A1">
+    <w:p>
+      <w:pPr>
+        <w:spacing w:after="0" w:line="240" w:lineRule="auto"/>
+        <w:jc w:val="both"/>
+        <w:rPr>
+          <w:rFonts w:ascii="Arial Narrow" w:eastAsia="Arial Narrow" w:hAnsi="Arial Narrow" w:cs="Arial Narrow"/>
+          <w:kern w:val="0"/>
+          <w14:ligatures w14:val="none"/>
+        </w:rPr>
+      </w:pPr>
+    </w:p>
+    <w:p>
       <w:pPr>
         <w:pStyle w:val="Prrafodelista"/>
         <w:numPr>
@@ -2917,14 +2897,14 @@
         <w:rPr>
           <w:rFonts w:ascii="Arial Narrow" w:eastAsia="Arial Narrow" w:hAnsi="Arial Narrow" w:cs="Arial Narrow"/>
           <w:kern w:val="0"/>
-          <ns2:ligatures ns2:val="none"/>
-        </w:rPr>
-      </w:pPr>
-      <w:r>
-        <w:rPr>
-          <w:rFonts w:ascii="Arial Narrow" w:eastAsia="Arial Narrow" w:hAnsi="Arial Narrow" w:cs="Arial Narrow"/>
-          <w:kern w:val="0"/>
-          <ns2:ligatures ns2:val="none"/>
+          <w14:ligatures w14:val="none"/>
+        </w:rPr>
+      </w:pPr>
+      <w:r>
+        <w:rPr>
+          <w:rFonts w:ascii="Arial Narrow" w:eastAsia="Arial Narrow" w:hAnsi="Arial Narrow" w:cs="Arial Narrow"/>
+          <w:kern w:val="0"/>
+          <w14:ligatures w14:val="none"/>
         </w:rPr>
         <w:t xml:space="preserve">Adicionalmente, la Secretaría Técnica, en ejercicio de sus facultades, </w:t>
       </w:r>
@@ -2934,7 +2914,7 @@
           <w:color w:val="000000"/>
           <w:kern w:val="0"/>
           <w:lang w:eastAsia="es-PE"/>
-          <ns2:ligatures ns2:val="none"/>
+          <w14:ligatures w14:val="none"/>
         </w:rPr>
         <w:t xml:space="preserve">considera </w:t>
       </w:r>
@@ -2942,7 +2922,7 @@
         <w:rPr>
           <w:rFonts w:ascii="Arial Narrow" w:eastAsia="Arial Narrow" w:hAnsi="Arial Narrow" w:cs="Arial Narrow"/>
           <w:kern w:val="0"/>
-          <ns2:ligatures ns2:val="none"/>
+          <w14:ligatures w14:val="none"/>
         </w:rPr>
         <w:t xml:space="preserve">que el hecho denunciado, consistente en que </w:t>
       </w:r>
@@ -2953,7 +2933,7 @@
           <w:kern w:val="0"/>
           <w:shd w:val="clear" w:color="auto" w:fill="FFFFFF"/>
           <w:lang w:eastAsia="es-PE"/>
-          <ns2:ligatures ns2:val="none"/>
+          <w14:ligatures w14:val="none"/>
         </w:rPr>
         <w:t>la compañía aseguradora no habría cumplido devolver a la denunciante los montos cobrados indebidamente a la denunciante por la póliza del Seguro de Vida Free Plus 07600043015, pese a su ofrecimiento</w:t>
       </w:r>
@@ -2961,7 +2941,7 @@
         <w:rPr>
           <w:rFonts w:ascii="Arial Narrow" w:eastAsia="Arial Narrow" w:hAnsi="Arial Narrow" w:cs="Arial Narrow"/>
           <w:kern w:val="0"/>
-          <ns2:ligatures ns2:val="none"/>
+          <w14:ligatures w14:val="none"/>
         </w:rPr>
         <w:t>; involucraría una presunta afectación a sus expectativas, quien no habría encontrado una correspondencia entre lo que esperaba recibir de parte del proveedor y lo que realmente recibió. Por consiguiente, corresponde calificar el hecho materia de denuncia como una presunta infracción al deber de idoneidad, tipificado en los artículos 18</w:t>
       </w:r>
@@ -2971,7 +2951,7 @@
           <w:color w:val="000000"/>
           <w:kern w:val="0"/>
           <w:lang w:eastAsia="es-PE"/>
-          <ns2:ligatures ns2:val="none"/>
+          <w14:ligatures w14:val="none"/>
         </w:rPr>
         <w:t/>
       </w:r>
@@ -2979,7 +2959,7 @@
         <w:rPr>
           <w:rFonts w:ascii="Arial Narrow" w:eastAsia="Arial Narrow" w:hAnsi="Arial Narrow" w:cs="Arial Narrow"/>
           <w:kern w:val="0"/>
-          <ns2:ligatures ns2:val="none"/>
+          <w14:ligatures w14:val="none"/>
         </w:rPr>
         <w:t xml:space="preserve"> y 19</w:t>
       </w:r>
@@ -2989,7 +2969,7 @@
           <w:color w:val="000000"/>
           <w:kern w:val="0"/>
           <w:lang w:eastAsia="es-PE"/>
-          <ns2:ligatures ns2:val="none"/>
+          <w14:ligatures w14:val="none"/>
         </w:rPr>
         <w:t/>
       </w:r>
@@ -2997,7 +2977,7 @@
         <w:rPr>
           <w:rFonts w:ascii="Arial Narrow" w:eastAsia="Arial Narrow" w:hAnsi="Arial Narrow" w:cs="Arial Narrow"/>
           <w:kern w:val="0"/>
-          <ns2:ligatures ns2:val="none"/>
+          <w14:ligatures w14:val="none"/>
         </w:rPr>
         <w:t xml:space="preserve"> del Código</w:t>
       </w:r>
@@ -3008,24 +2988,24 @@
           <w:color w:val="000000"/>
           <w:kern w:val="0"/>
           <w:lang w:eastAsia="es-PE"/>
-          <ns2:ligatures ns2:val="none"/>
+          <w14:ligatures w14:val="none"/>
         </w:rPr>
         <w:t>.</w:t>
       </w:r>
     </w:p>
     <w:bookmarkEnd w:id="1"/>
-    <w:p ns2:paraId="2DC7B64E" ns2:textId="77777777">
-      <w:pPr>
-        <w:spacing w:after="0" w:line="240" w:lineRule="auto"/>
-        <w:jc w:val="both"/>
-        <w:rPr>
-          <w:rFonts w:ascii="Arial Narrow" w:eastAsia="Arial Narrow" w:hAnsi="Arial Narrow" w:cs="Arial Narrow"/>
-          <w:kern w:val="0"/>
-          <ns2:ligatures ns2:val="none"/>
-        </w:rPr>
-      </w:pPr>
-    </w:p>
-    <w:p ns2:paraId="61A99930" ns2:textId="515260B2">
+    <w:p>
+      <w:pPr>
+        <w:spacing w:after="0" w:line="240" w:lineRule="auto"/>
+        <w:jc w:val="both"/>
+        <w:rPr>
+          <w:rFonts w:ascii="Arial Narrow" w:eastAsia="Arial Narrow" w:hAnsi="Arial Narrow" w:cs="Arial Narrow"/>
+          <w:kern w:val="0"/>
+          <w14:ligatures w14:val="none"/>
+        </w:rPr>
+      </w:pPr>
+    </w:p>
+    <w:p>
       <w:pPr>
         <w:pStyle w:val="Prrafodelista"/>
         <w:numPr>
@@ -3038,14 +3018,14 @@
         <w:rPr>
           <w:rFonts w:ascii="Arial Narrow" w:eastAsia="Arial Narrow" w:hAnsi="Arial Narrow" w:cs="Arial Narrow"/>
           <w:kern w:val="0"/>
-          <ns2:ligatures ns2:val="none"/>
-        </w:rPr>
-      </w:pPr>
-      <w:r>
-        <w:rPr>
-          <w:rFonts w:ascii="Arial Narrow" w:eastAsia="Arial Narrow" w:hAnsi="Arial Narrow" w:cs="Arial Narrow"/>
-          <w:kern w:val="0"/>
-          <ns2:ligatures ns2:val="none"/>
+          <w14:ligatures w14:val="none"/>
+        </w:rPr>
+      </w:pPr>
+      <w:r>
+        <w:rPr>
+          <w:rFonts w:ascii="Arial Narrow" w:eastAsia="Arial Narrow" w:hAnsi="Arial Narrow" w:cs="Arial Narrow"/>
+          <w:kern w:val="0"/>
+          <w14:ligatures w14:val="none"/>
         </w:rPr>
         <w:t xml:space="preserve">Asimismo, </w:t>
       </w:r>
@@ -3055,7 +3035,7 @@
           <w:color w:val="000000"/>
           <w:kern w:val="0"/>
           <w:lang w:eastAsia="es-PE"/>
-          <ns2:ligatures ns2:val="none"/>
+          <w14:ligatures w14:val="none"/>
         </w:rPr>
         <w:t xml:space="preserve">la Secretaría Técnica, en ejercicio de sus facultades, considera </w:t>
       </w:r>
@@ -3063,7 +3043,7 @@
         <w:rPr>
           <w:rFonts w:ascii="Arial Narrow" w:eastAsia="Arial Narrow" w:hAnsi="Arial Narrow" w:cs="Arial"/>
           <w:kern w:val="0"/>
-          <ns2:ligatures ns2:val="none"/>
+          <w14:ligatures w14:val="none"/>
         </w:rPr>
         <w:t xml:space="preserve">que el hecho denunciado, consistente en que </w:t>
       </w:r>
@@ -3071,7 +3051,7 @@
         <w:rPr>
           <w:rFonts w:ascii="Arial Narrow" w:eastAsia="Arial Narrow" w:hAnsi="Arial Narrow" w:cs="Arial Narrow"/>
           <w:kern w:val="0"/>
-          <ns2:ligatures ns2:val="none"/>
+          <w14:ligatures w14:val="none"/>
         </w:rPr>
         <w:t>la compañía aseguradora no habría cumplido oportunamente con entregar a la denunciante los documentos contractuales del Seguro de Vida Free Plus – Póliza 07600043015, puesto que lo remitió el 15 de noviembre de 2025 sin su firma</w:t>
       </w:r>
@@ -3079,7 +3059,7 @@
         <w:rPr>
           <w:rFonts w:ascii="Arial Narrow" w:eastAsia="Arial Narrow" w:hAnsi="Arial Narrow" w:cs="Arial"/>
           <w:kern w:val="0"/>
-          <ns2:ligatures ns2:val="none"/>
+          <w14:ligatures w14:val="none"/>
         </w:rPr>
         <w:t xml:space="preserve">. </w:t>
       </w:r>
@@ -3088,7 +3068,7 @@
         <w:rPr>
           <w:rFonts w:ascii="Arial Narrow" w:eastAsia="Arial Narrow" w:hAnsi="Arial Narrow" w:cs="Arial"/>
           <w:kern w:val="0"/>
-          <ns2:ligatures ns2:val="none"/>
+          <w14:ligatures w14:val="none"/>
         </w:rPr>
         <w:t>Por consiguiente, corresponde calificar el hecho materia de denuncia como una presunta infracción al deber de entregar a los usuarios copia de los contratos y demás documentación relacionada con dichos actos jurídicos, tipificado en el literal e) del artículo 47 del Código</w:t>
       </w:r>
@@ -3098,7 +3078,7 @@
           <w:rFonts w:ascii="Arial Narrow" w:eastAsia="Arial Narrow" w:hAnsi="Arial Narrow" w:cs="Arial"/>
           <w:kern w:val="0"/>
           <w:vertAlign w:val="superscript"/>
-          <ns2:ligatures ns2:val="none"/>
+          <w14:ligatures w14:val="none"/>
         </w:rPr>
         <w:footnoteReference w:id="6"/>
       </w:r>
@@ -3106,7 +3086,7 @@
         <w:rPr>
           <w:rFonts w:ascii="Arial Narrow" w:eastAsia="Arial Narrow" w:hAnsi="Arial Narrow" w:cs="Arial"/>
           <w:kern w:val="0"/>
-          <ns2:ligatures ns2:val="none"/>
+          <w14:ligatures w14:val="none"/>
         </w:rPr>
         <w:t>.</w:t>
       </w:r>
@@ -3116,7 +3096,7 @@
     <w:bookmarkEnd w:id="6"/>
     <w:bookmarkEnd w:id="7"/>
     <w:bookmarkEnd w:id="9"/>
-    <w:p ns2:paraId="432038D6" ns2:textId="0A9F6D75">
+    <w:p>
       <w:pPr>
         <w:spacing w:after="0" w:line="240" w:lineRule="auto"/>
         <w:jc w:val="both"/>
@@ -3124,12 +3104,12 @@
           <w:rFonts w:ascii="Arial Narrow" w:eastAsia="Calibri" w:hAnsi="Arial Narrow" w:cs="Arial Narrow"/>
           <w:kern w:val="0"/>
           <w:lang w:eastAsia="es-PE"/>
-          <ns2:ligatures ns2:val="none"/>
+          <w14:ligatures w14:val="none"/>
         </w:rPr>
       </w:pPr>
     </w:p>
     <w:bookmarkEnd w:id="2"/>
-    <w:p ns2:paraId="463134E5" ns2:textId="77777777">
+    <w:p>
       <w:pPr>
         <w:pStyle w:val="Prrafodelista"/>
         <w:numPr>
@@ -3143,7 +3123,7 @@
           <w:rFonts w:ascii="Arial Narrow" w:eastAsia="Calibri" w:hAnsi="Arial Narrow" w:cs="Arial Narrow"/>
           <w:kern w:val="0"/>
           <w:lang w:eastAsia="es-PE"/>
-          <ns2:ligatures ns2:val="none"/>
+          <w14:ligatures w14:val="none"/>
         </w:rPr>
       </w:pPr>
       <w:r>
@@ -3152,7 +3132,7 @@
           <w:color w:val="000000"/>
           <w:kern w:val="0"/>
           <w:lang w:eastAsia="es-PE"/>
-          <ns2:ligatures ns2:val="none"/>
+          <w14:ligatures w14:val="none"/>
         </w:rPr>
         <w:t>En tanto la denuncia reúne los requisitos establecidos por la norma citada, corresponde admitirla a trámite</w:t>
       </w:r>
@@ -3162,7 +3142,7 @@
           <w:rFonts w:ascii="Arial Narrow" w:eastAsia="Arial Narrow" w:hAnsi="Arial Narrow" w:cs="Arial Narrow"/>
           <w:kern w:val="0"/>
           <w:vertAlign w:val="superscript"/>
-          <ns2:ligatures ns2:val="none"/>
+          <w14:ligatures w14:val="none"/>
         </w:rPr>
         <w:footnoteReference w:id="7"/>
       </w:r>
@@ -3172,13 +3152,13 @@
           <w:color w:val="000000"/>
           <w:kern w:val="0"/>
           <w:lang w:eastAsia="es-PE"/>
-          <ns2:ligatures ns2:val="none"/>
+          <w14:ligatures w14:val="none"/>
         </w:rPr>
         <w:t>.</w:t>
       </w:r>
       <w:bookmarkStart w:id="10" w:name="_Hlk214963039"/>
     </w:p>
-    <w:p ns2:paraId="68C71625" ns2:textId="77777777">
+    <w:p>
       <w:pPr>
         <w:spacing w:after="0" w:line="240" w:lineRule="auto"/>
         <w:ind w:left="567"/>
@@ -3189,12 +3169,12 @@
           <w:color w:val="000000"/>
           <w:kern w:val="0"/>
           <w:lang w:eastAsia="es-PE"/>
-          <ns2:ligatures ns2:val="none"/>
+          <w14:ligatures w14:val="none"/>
         </w:rPr>
       </w:pPr>
       <w:bookmarkStart w:id="11" w:name="_Hlk214963071"/>
     </w:p>
-    <w:p ns2:paraId="38A98B4B" ns2:textId="77777777">
+    <w:p>
       <w:pPr>
         <w:pStyle w:val="Prrafodelista"/>
         <w:numPr>
@@ -3214,22 +3194,22 @@
           <w:color w:val="000000"/>
           <w:kern w:val="0"/>
           <w:lang w:eastAsia="es-PE"/>
-          <ns2:ligatures ns2:val="none"/>
-        </w:rPr>
-      </w:pPr>
-      <w:r>
-        <w:rPr>
-          <w:rFonts w:ascii="Arial Narrow" w:eastAsia="Arial Narrow" w:hAnsi="Arial Narrow" w:cs="Arial Narrow"/>
-          <w:b/>
-          <w:color w:val="000000"/>
-          <w:kern w:val="0"/>
-          <w:lang w:eastAsia="es-PE"/>
-          <ns2:ligatures ns2:val="none"/>
+          <w14:ligatures w14:val="none"/>
+        </w:rPr>
+      </w:pPr>
+      <w:r>
+        <w:rPr>
+          <w:rFonts w:ascii="Arial Narrow" w:eastAsia="Arial Narrow" w:hAnsi="Arial Narrow" w:cs="Arial Narrow"/>
+          <w:b/>
+          <w:color w:val="000000"/>
+          <w:kern w:val="0"/>
+          <w:lang w:eastAsia="es-PE"/>
+          <w14:ligatures w14:val="none"/>
         </w:rPr>
         <w:t>REQUERIMIENTO DE INFORMACIÓN</w:t>
       </w:r>
     </w:p>
-    <w:p ns2:paraId="5B518DC4" ns2:textId="77777777">
+    <w:p>
       <w:pPr>
         <w:spacing w:after="0" w:line="240" w:lineRule="auto"/>
         <w:jc w:val="both"/>
@@ -3238,11 +3218,11 @@
           <w:color w:val="000000"/>
           <w:kern w:val="0"/>
           <w:lang w:val="es-ES" w:eastAsia="es-ES"/>
-          <ns2:ligatures ns2:val="none"/>
-        </w:rPr>
-      </w:pPr>
-    </w:p>
-    <w:p ns2:paraId="62B88A04" ns2:textId="5AB5B9FF">
+          <w14:ligatures w14:val="none"/>
+        </w:rPr>
+      </w:pPr>
+    </w:p>
+    <w:p>
       <w:pPr>
         <w:pStyle w:val="Prrafodelista"/>
         <w:numPr>
@@ -3257,7 +3237,7 @@
           <w:color w:val="000000"/>
           <w:kern w:val="0"/>
           <w:lang w:val="es-ES" w:eastAsia="es-ES"/>
-          <ns2:ligatures ns2:val="none"/>
+          <w14:ligatures w14:val="none"/>
         </w:rPr>
       </w:pPr>
       <w:r>
@@ -3266,7 +3246,7 @@
           <w:color w:val="000000"/>
           <w:kern w:val="0"/>
           <w:lang w:val="es-ES" w:eastAsia="es-ES"/>
-          <ns2:ligatures ns2:val="none"/>
+          <w14:ligatures w14:val="none"/>
         </w:rPr>
         <w:t xml:space="preserve">A efectos de tener mayores elementos </w:t>
       </w:r>
@@ -3277,7 +3257,7 @@
           <w:color w:val="000000"/>
           <w:kern w:val="0"/>
           <w:lang w:val="es-ES" w:eastAsia="es-ES"/>
-          <ns2:ligatures ns2:val="none"/>
+          <w14:ligatures w14:val="none"/>
         </w:rPr>
         <w:t xml:space="preserve">que sirvan para la resolución definitiva del presente caso, la Secretaría Técnica, en ejercicio de las facultades que la ley le confiere, </w:t>
       </w:r>
@@ -3287,7 +3267,7 @@
           <w:color w:val="000000"/>
           <w:kern w:val="0"/>
           <w:lang w:val="es-ES" w:eastAsia="es-ES"/>
-          <ns2:ligatures ns2:val="none"/>
+          <w14:ligatures w14:val="none"/>
         </w:rPr>
         <w:t xml:space="preserve">conviene requerir </w:t>
       </w:r>
@@ -3297,7 +3277,7 @@
           <w:color w:val="000000"/>
           <w:kern w:val="0"/>
           <w:lang w:val="es-ES" w:eastAsia="es-ES"/>
-          <ns2:ligatures ns2:val="none"/>
+          <w14:ligatures w14:val="none"/>
         </w:rPr>
         <w:t>a la compañía aseguradora</w:t>
       </w:r>
@@ -3307,7 +3287,7 @@
           <w:color w:val="000000"/>
           <w:kern w:val="0"/>
           <w:lang w:val="es-ES" w:eastAsia="es-ES"/>
-          <ns2:ligatures ns2:val="none"/>
+          <w14:ligatures w14:val="none"/>
         </w:rPr>
         <w:t xml:space="preserve"> que, en un plazo no mayor de cinco (5) día</w:t>
       </w:r>
@@ -3317,7 +3297,7 @@
           <w:color w:val="000000"/>
           <w:kern w:val="0"/>
           <w:lang w:val="es-ES" w:eastAsia="es-ES"/>
-          <ns2:ligatures ns2:val="none"/>
+          <w14:ligatures w14:val="none"/>
         </w:rPr>
         <w:t>s hábiles contado a partir del día siguiente de la notificación de la presente resolución, cumpla con l</w:t>
       </w:r>
@@ -3327,7 +3307,7 @@
           <w:color w:val="000000"/>
           <w:kern w:val="0"/>
           <w:lang w:val="es-ES" w:eastAsia="es-ES"/>
-          <ns2:ligatures ns2:val="none"/>
+          <w14:ligatures w14:val="none"/>
         </w:rPr>
         <w:t xml:space="preserve">o siguiente: </w:t>
       </w:r>
@@ -3337,7 +3317,7 @@
           <w:color w:val="000000"/>
           <w:kern w:val="0"/>
           <w:lang w:val="es-ES" w:eastAsia="es-ES"/>
-          <ns2:ligatures ns2:val="none"/>
+          <w14:ligatures w14:val="none"/>
         </w:rPr>
         <w:t xml:space="preserve">(i) presentar una copia completa, legible y debidamente suscrita de la Póliza 07600043015 del Seguro de Vida Free Plus, así como el cargo de remisión de la póliza; (ii) presentar los medios probatorios que acrediten </w:t>
       </w:r>
@@ -3347,7 +3327,7 @@
           <w:color w:val="000000"/>
           <w:kern w:val="0"/>
           <w:lang w:val="es-ES" w:eastAsia="es-ES"/>
-          <ns2:ligatures ns2:val="none"/>
+          <w14:ligatures w14:val="none"/>
         </w:rPr>
         <w:lastRenderedPageBreak/>
         <w:t xml:space="preserve">que gestionó oportunamente la solicitud de la denunciante, presentada el 15 de noviembre de 2024, de desafiliación del método de pago automático de su cuenta de ahorro en soles; y, (iii) presentar todas las comunicaciones cursadas con la parte denunciante, incluyendo el registro de llamadas telefónicas, en virtud de los hechos materia de denuncia</w:t>
@@ -3358,7 +3338,7 @@
           <w:color w:val="000000"/>
           <w:kern w:val="0"/>
           <w:lang w:val="es-ES" w:eastAsia="es-ES"/>
-          <ns2:ligatures ns2:val="none"/>
+          <w14:ligatures w14:val="none"/>
         </w:rPr>
         <w:t>.</w:t>
       </w:r>
@@ -3368,7 +3348,7 @@
           <w:color w:val="000000"/>
           <w:kern w:val="0"/>
           <w:lang w:eastAsia="es-ES"/>
-          <ns2:ligatures ns2:val="none"/>
+          <w14:ligatures w14:val="none"/>
         </w:rPr>
         <w:t xml:space="preserve"> </w:t>
       </w:r>
@@ -3378,13 +3358,13 @@
           <w:color w:val="000000"/>
           <w:kern w:val="0"/>
           <w:lang w:eastAsia="es-ES"/>
-          <ns2:ligatures ns2:val="none"/>
+          <w14:ligatures w14:val="none"/>
         </w:rPr>
         <w:t xml:space="preserve"> </w:t>
       </w:r>
     </w:p>
     <w:bookmarkEnd w:id="11"/>
-    <w:p ns2:paraId="5C93B848" ns2:textId="77777777">
+    <w:p>
       <w:pPr>
         <w:pStyle w:val="Prrafodelista"/>
         <w:spacing w:after="0" w:line="240" w:lineRule="auto"/>
@@ -3395,11 +3375,11 @@
           <w:color w:val="000000"/>
           <w:kern w:val="0"/>
           <w:lang w:val="es-ES" w:eastAsia="es-ES"/>
-          <ns2:ligatures ns2:val="none"/>
-        </w:rPr>
-      </w:pPr>
-    </w:p>
-    <w:p ns2:paraId="2A119386" ns2:textId="77777777">
+          <w14:ligatures w14:val="none"/>
+        </w:rPr>
+      </w:pPr>
+    </w:p>
+    <w:p>
       <w:pPr>
         <w:pStyle w:val="Prrafodelista"/>
         <w:numPr>
@@ -3419,36 +3399,36 @@
           <w:color w:val="000000"/>
           <w:kern w:val="0"/>
           <w:lang w:eastAsia="es-PE"/>
-          <ns2:ligatures ns2:val="none"/>
-        </w:rPr>
-      </w:pPr>
-      <w:r>
-        <w:rPr>
-          <w:rFonts w:ascii="Arial Narrow" w:eastAsia="Arial Narrow" w:hAnsi="Arial Narrow" w:cs="Arial Narrow"/>
-          <w:b/>
-          <w:color w:val="000000"/>
-          <w:kern w:val="0"/>
-          <w:lang w:eastAsia="es-PE"/>
-          <ns2:ligatures ns2:val="none"/>
+          <w14:ligatures w14:val="none"/>
+        </w:rPr>
+      </w:pPr>
+      <w:r>
+        <w:rPr>
+          <w:rFonts w:ascii="Arial Narrow" w:eastAsia="Arial Narrow" w:hAnsi="Arial Narrow" w:cs="Arial Narrow"/>
+          <w:b/>
+          <w:color w:val="000000"/>
+          <w:kern w:val="0"/>
+          <w:lang w:eastAsia="es-PE"/>
+          <w14:ligatures w14:val="none"/>
         </w:rPr>
         <w:t xml:space="preserve">RESOLUCIÓN DE LA SECRETARÍA TÉCNICA </w:t>
       </w:r>
     </w:p>
-    <w:p ns2:paraId="7F554EB2" ns2:textId="77777777">
-      <w:pPr>
-        <w:spacing w:after="0" w:line="240" w:lineRule="auto"/>
-        <w:jc w:val="both"/>
-        <w:rPr>
-          <w:rFonts w:ascii="Arial Narrow" w:eastAsia="Arial Narrow" w:hAnsi="Arial Narrow" w:cs="Arial Narrow"/>
-          <w:b/>
-          <w:color w:val="000000"/>
-          <w:kern w:val="0"/>
-          <w:lang w:eastAsia="es-PE"/>
-          <ns2:ligatures ns2:val="none"/>
-        </w:rPr>
-      </w:pPr>
-    </w:p>
-    <w:p ns2:paraId="2F4F961A" ns2:textId="35F98893">
+    <w:p>
+      <w:pPr>
+        <w:spacing w:after="0" w:line="240" w:lineRule="auto"/>
+        <w:jc w:val="both"/>
+        <w:rPr>
+          <w:rFonts w:ascii="Arial Narrow" w:eastAsia="Arial Narrow" w:hAnsi="Arial Narrow" w:cs="Arial Narrow"/>
+          <w:b/>
+          <w:color w:val="000000"/>
+          <w:kern w:val="0"/>
+          <w:lang w:eastAsia="es-PE"/>
+          <w14:ligatures w14:val="none"/>
+        </w:rPr>
+      </w:pPr>
+    </w:p>
+    <w:p>
       <w:pPr>
         <w:spacing w:after="0" w:line="240" w:lineRule="auto"/>
         <w:jc w:val="both"/>
@@ -3457,17 +3437,17 @@
           <w:color w:val="000000"/>
           <w:kern w:val="0"/>
           <w:lang w:eastAsia="es-PE"/>
-          <ns2:ligatures ns2:val="none"/>
-        </w:rPr>
-      </w:pPr>
-      <w:r>
-        <w:rPr>
-          <w:rFonts w:ascii="Arial Narrow" w:eastAsia="Arial Narrow" w:hAnsi="Arial Narrow" w:cs="Arial Narrow"/>
-          <w:b/>
-          <w:color w:val="000000"/>
-          <w:kern w:val="0"/>
-          <w:lang w:eastAsia="es-PE"/>
-          <ns2:ligatures ns2:val="none"/>
+          <w14:ligatures w14:val="none"/>
+        </w:rPr>
+      </w:pPr>
+      <w:r>
+        <w:rPr>
+          <w:rFonts w:ascii="Arial Narrow" w:eastAsia="Arial Narrow" w:hAnsi="Arial Narrow" w:cs="Arial Narrow"/>
+          <w:b/>
+          <w:color w:val="000000"/>
+          <w:kern w:val="0"/>
+          <w:lang w:eastAsia="es-PE"/>
+          <w14:ligatures w14:val="none"/>
         </w:rPr>
         <w:t xml:space="preserve">PRIMERO: admitir a trámite la denuncia del 19 de setiembre de 2025, complementado con escrito del 26 de setiembre de 2025, 14 de noviembre de 2025, 21 de enero de 2026, interpuesta por la señora [DENUNCIANTE] contra Interseguro Compañía de Seguros S.A., por lo siguiente:</w:t>
       </w:r>
@@ -3478,7 +3458,7 @@
           <w:kern w:val="0"/>
           <w:shd w:val="clear" w:color="auto" w:fill="FFFFFF"/>
           <w:lang w:eastAsia="es-PE"/>
-          <ns2:ligatures ns2:val="none"/>
+          <w14:ligatures w14:val="none"/>
         </w:rPr>
         <w:t xml:space="preserve"/>
       </w:r>
@@ -3489,7 +3469,7 @@
           <w:kern w:val="0"/>
           <w:shd w:val="clear" w:color="auto" w:fill="FFFFFF"/>
           <w:lang w:eastAsia="es-PE"/>
-          <ns2:ligatures ns2:val="none"/>
+          <w14:ligatures w14:val="none"/>
         </w:rPr>
         <w:t xml:space="preserve"/>
       </w:r>
@@ -3499,7 +3479,7 @@
           <w:color w:val="000000"/>
           <w:kern w:val="0"/>
           <w:lang w:val="es-ES" w:eastAsia="es-ES"/>
-          <ns2:ligatures ns2:val="none"/>
+          <w14:ligatures w14:val="none"/>
         </w:rPr>
         <w:t xml:space="preserve"/>
       </w:r>
@@ -3509,7 +3489,7 @@
           <w:color w:val="000000"/>
           <w:kern w:val="0"/>
           <w:lang w:val="es-ES" w:eastAsia="es-ES"/>
-          <ns2:ligatures ns2:val="none"/>
+          <w14:ligatures w14:val="none"/>
         </w:rPr>
         <w:t xml:space="preserve"/>
       </w:r>
@@ -3519,7 +3499,7 @@
           <w:color w:val="000000"/>
           <w:kern w:val="0"/>
           <w:lang w:val="es-ES" w:eastAsia="es-ES"/>
-          <ns2:ligatures ns2:val="none"/>
+          <w14:ligatures w14:val="none"/>
         </w:rPr>
         <w:t/>
       </w:r>
@@ -3529,7 +3509,7 @@
           <w:color w:val="000000"/>
           <w:kern w:val="0"/>
           <w:lang w:val="es-ES" w:eastAsia="es-ES"/>
-          <ns2:ligatures ns2:val="none"/>
+          <w14:ligatures w14:val="none"/>
         </w:rPr>
         <w:t xml:space="preserve"/>
       </w:r>
@@ -3539,7 +3519,7 @@
           <w:color w:val="000000"/>
           <w:kern w:val="0"/>
           <w:lang w:val="es-ES" w:eastAsia="es-ES"/>
-          <ns2:ligatures ns2:val="none"/>
+          <w14:ligatures w14:val="none"/>
         </w:rPr>
         <w:t/>
       </w:r>
@@ -3548,7 +3528,7 @@
           <w:rFonts w:ascii="Arial Narrow" w:eastAsia="Calibri" w:hAnsi="Arial Narrow" w:cs="Arial"/>
           <w:kern w:val="0"/>
           <w:lang w:val="es-ES"/>
-          <ns2:ligatures ns2:val="none"/>
+          <w14:ligatures w14:val="none"/>
         </w:rPr>
         <w:t/>
       </w:r>
@@ -3559,7 +3539,7 @@
           <w:kern w:val="0"/>
           <w:shd w:val="clear" w:color="auto" w:fill="FFFFFF"/>
           <w:lang w:eastAsia="es-PE"/>
-          <ns2:ligatures ns2:val="none"/>
+          <w14:ligatures w14:val="none"/>
         </w:rPr>
         <w:t xml:space="preserve"/>
       </w:r>
@@ -3570,7 +3550,7 @@
           <w:kern w:val="0"/>
           <w:shd w:val="clear" w:color="auto" w:fill="FFFFFF"/>
           <w:lang w:eastAsia="es-PE"/>
-          <ns2:ligatures ns2:val="none"/>
+          <w14:ligatures w14:val="none"/>
         </w:rPr>
         <w:t xml:space="preserve"/>
       </w:r>
@@ -3581,7 +3561,7 @@
           <w:kern w:val="0"/>
           <w:shd w:val="clear" w:color="auto" w:fill="FFFFFF"/>
           <w:lang w:eastAsia="es-PE"/>
-          <ns2:ligatures ns2:val="none"/>
+          <w14:ligatures w14:val="none"/>
         </w:rPr>
         <w:t/>
       </w:r>
@@ -3592,7 +3572,7 @@
           <w:kern w:val="0"/>
           <w:shd w:val="clear" w:color="auto" w:fill="FFFFFF"/>
           <w:lang w:eastAsia="es-PE"/>
-          <ns2:ligatures ns2:val="none"/>
+          <w14:ligatures w14:val="none"/>
         </w:rPr>
         <w:t xml:space="preserve"/>
       </w:r>
@@ -3603,7 +3583,7 @@
           <w:kern w:val="0"/>
           <w:shd w:val="clear" w:color="auto" w:fill="FFFFFF"/>
           <w:lang w:eastAsia="es-PE"/>
-          <ns2:ligatures ns2:val="none"/>
+          <w14:ligatures w14:val="none"/>
         </w:rPr>
         <w:t xml:space="preserve"/>
       </w:r>
@@ -3614,7 +3594,7 @@
           <w:kern w:val="0"/>
           <w:shd w:val="clear" w:color="auto" w:fill="FFFFFF"/>
           <w:lang w:eastAsia="es-PE"/>
-          <ns2:ligatures ns2:val="none"/>
+          <w14:ligatures w14:val="none"/>
         </w:rPr>
         <w:t xml:space="preserve"/>
       </w:r>
@@ -3625,7 +3605,7 @@
           <w:kern w:val="0"/>
           <w:shd w:val="clear" w:color="auto" w:fill="FFFFFF"/>
           <w:lang w:eastAsia="es-PE"/>
-          <ns2:ligatures ns2:val="none"/>
+          <w14:ligatures w14:val="none"/>
         </w:rPr>
         <w:t/>
       </w:r>
@@ -3636,7 +3616,7 @@
           <w:kern w:val="0"/>
           <w:shd w:val="clear" w:color="auto" w:fill="FFFFFF"/>
           <w:lang w:eastAsia="es-PE"/>
-          <ns2:ligatures ns2:val="none"/>
+          <w14:ligatures w14:val="none"/>
         </w:rPr>
         <w:t xml:space="preserve"/>
       </w:r>
@@ -3648,13 +3628,13 @@
           <w:kern w:val="0"/>
           <w:shd w:val="clear" w:color="auto" w:fill="FFFFFF"/>
           <w:lang w:eastAsia="es-PE"/>
-          <ns2:ligatures ns2:val="none"/>
+          <w14:ligatures w14:val="none"/>
         </w:rPr>
         <w:t/>
       </w:r>
       <w:bookmarkStart w:id="13" w:name="_Hlk215162047"/>
     </w:p>
-    <w:p ns2:paraId="1FEE071B" ns2:textId="160198B2">
+    <w:p>
       <w:pPr>
         <w:tabs>
           <w:tab w:val="num" w:pos="567"/>
@@ -3664,11 +3644,11 @@
         <w:rPr>
           <w:rFonts w:ascii="Arial Narrow" w:eastAsia="Arial Narrow" w:hAnsi="Arial Narrow" w:cs="Arial Narrow"/>
           <w:kern w:val="0"/>
-          <ns2:ligatures ns2:val="none"/>
-        </w:rPr>
-      </w:pPr>
-    </w:p>
-    <w:p ns2:paraId="63E43AD1" ns2:textId="13211C43">
+          <w14:ligatures w14:val="none"/>
+        </w:rPr>
+      </w:pPr>
+    </w:p>
+    <w:p>
       <w:pPr>
         <w:pStyle w:val="Prrafodelista"/>
         <w:numPr>
@@ -3685,14 +3665,14 @@
         <w:rPr>
           <w:rFonts w:ascii="Arial Narrow" w:eastAsia="Arial Narrow" w:hAnsi="Arial Narrow" w:cs="Arial Narrow"/>
           <w:kern w:val="0"/>
-          <ns2:ligatures ns2:val="none"/>
-        </w:rPr>
-      </w:pPr>
-      <w:r>
-        <w:rPr>
-          <w:rFonts w:ascii="Arial Narrow" w:eastAsia="Arial Narrow" w:hAnsi="Arial Narrow" w:cs="Arial Narrow"/>
-          <w:kern w:val="0"/>
-          <ns2:ligatures ns2:val="none"/>
+          <w14:ligatures w14:val="none"/>
+        </w:rPr>
+      </w:pPr>
+      <w:r>
+        <w:rPr>
+          <w:rFonts w:ascii="Arial Narrow" w:eastAsia="Arial Narrow" w:hAnsi="Arial Narrow" w:cs="Arial Narrow"/>
+          <w:kern w:val="0"/>
+          <w14:ligatures w14:val="none"/>
         </w:rPr>
         <w:t xml:space="preserve">Presunta infracción al literal b) del artículo 56 de la Ley 29571, Código de Protección y Defensa del Consumidor, en tanto </w:t>
       </w:r>
@@ -3700,7 +3680,7 @@
         <w:rPr>
           <w:rFonts w:ascii="Arial Narrow" w:eastAsia="Arial Narrow" w:hAnsi="Arial Narrow" w:cs="Arial Narrow"/>
           <w:kern w:val="0"/>
-          <ns2:ligatures ns2:val="none"/>
+          <w14:ligatures w14:val="none"/>
         </w:rPr>
         <w:t>la compañía aseguradora habría afiliado de manera indebida, de manera unilateral y sin su consentimiento expreso de la denunciante al Seguro de Vida Free Plus – Póliza 07600043015, generando el descuento de las primas a su cuenta bancaria de Banco Internacional del Perú S.A.A. – Interbank</w:t>
       </w:r>
@@ -3708,12 +3688,12 @@
         <w:rPr>
           <w:rFonts w:ascii="Arial Narrow" w:eastAsia="Arial Narrow" w:hAnsi="Arial Narrow" w:cs="Arial Narrow"/>
           <w:kern w:val="0"/>
-          <ns2:ligatures ns2:val="none"/>
+          <w14:ligatures w14:val="none"/>
         </w:rPr>
         <w:t>.</w:t>
       </w:r>
     </w:p>
-    <w:p ns2:paraId="0A7FCCE6" ns2:textId="77777777">
+    <w:p>
       <w:pPr>
         <w:tabs>
           <w:tab w:val="num" w:pos="567"/>
@@ -3723,11 +3703,11 @@
         <w:rPr>
           <w:rFonts w:ascii="Arial Narrow" w:eastAsia="Arial Narrow" w:hAnsi="Arial Narrow" w:cs="Arial Narrow"/>
           <w:kern w:val="0"/>
-          <ns2:ligatures ns2:val="none"/>
-        </w:rPr>
-      </w:pPr>
-    </w:p>
-    <w:p ns2:paraId="2971F7E6" ns2:textId="55DB7A14">
+          <w14:ligatures w14:val="none"/>
+        </w:rPr>
+      </w:pPr>
+    </w:p>
+    <w:p>
       <w:pPr>
         <w:pStyle w:val="Prrafodelista"/>
         <w:numPr>
@@ -3744,14 +3724,14 @@
         <w:rPr>
           <w:rFonts w:ascii="Arial Narrow" w:eastAsia="Arial Narrow" w:hAnsi="Arial Narrow" w:cs="Arial Narrow"/>
           <w:kern w:val="0"/>
-          <ns2:ligatures ns2:val="none"/>
-        </w:rPr>
-      </w:pPr>
-      <w:r>
-        <w:rPr>
-          <w:rFonts w:ascii="Arial Narrow" w:eastAsia="Arial Narrow" w:hAnsi="Arial Narrow" w:cs="Arial Narrow"/>
-          <w:kern w:val="0"/>
-          <ns2:ligatures ns2:val="none"/>
+          <w14:ligatures w14:val="none"/>
+        </w:rPr>
+      </w:pPr>
+      <w:r>
+        <w:rPr>
+          <w:rFonts w:ascii="Arial Narrow" w:eastAsia="Arial Narrow" w:hAnsi="Arial Narrow" w:cs="Arial Narrow"/>
+          <w:kern w:val="0"/>
+          <w14:ligatures w14:val="none"/>
         </w:rPr>
         <w:t xml:space="preserve">Presunta infracción a los artículos 18 y 19 de la Ley 29571, Código de Protección y Defensa del Consumidor, en tanto </w:t>
       </w:r>
@@ -3759,7 +3739,7 @@
         <w:rPr>
           <w:rFonts w:ascii="Arial Narrow" w:eastAsia="Arial Narrow" w:hAnsi="Arial Narrow" w:cs="Arial Narrow"/>
           <w:kern w:val="0"/>
-          <ns2:ligatures ns2:val="none"/>
+          <w14:ligatures w14:val="none"/>
         </w:rPr>
         <w:t>la compañía aseguradora no habría cumplido con entregar a la denunciante un documento formal sobre la desafiliación del método de pago automático del Seguro de Vida Free Plus – Póliza 07600043015, generando que no pueda tener utilizar sus ahorros de la cuenta bancaria del Banco Internacional del Perú S.A.A. – Interbank</w:t>
       </w:r>
@@ -3767,12 +3747,12 @@
         <w:rPr>
           <w:rFonts w:ascii="Arial Narrow" w:eastAsia="Arial Narrow" w:hAnsi="Arial Narrow" w:cs="Arial Narrow"/>
           <w:kern w:val="0"/>
-          <ns2:ligatures ns2:val="none"/>
+          <w14:ligatures w14:val="none"/>
         </w:rPr>
         <w:t>.</w:t>
       </w:r>
     </w:p>
-    <w:p ns2:paraId="44C089C4" ns2:textId="77777777">
+    <w:p>
       <w:pPr>
         <w:tabs>
           <w:tab w:val="num" w:pos="567"/>
@@ -3782,11 +3762,11 @@
         <w:rPr>
           <w:rFonts w:ascii="Arial Narrow" w:eastAsia="Arial Narrow" w:hAnsi="Arial Narrow" w:cs="Arial Narrow"/>
           <w:kern w:val="0"/>
-          <ns2:ligatures ns2:val="none"/>
-        </w:rPr>
-      </w:pPr>
-    </w:p>
-    <w:p ns2:paraId="3AA3A6C4" ns2:textId="62FE3C13">
+          <w14:ligatures w14:val="none"/>
+        </w:rPr>
+      </w:pPr>
+    </w:p>
+    <w:p>
       <w:pPr>
         <w:pStyle w:val="Prrafodelista"/>
         <w:numPr>
@@ -3803,14 +3783,14 @@
         <w:rPr>
           <w:rFonts w:ascii="Arial Narrow" w:eastAsia="Arial Narrow" w:hAnsi="Arial Narrow" w:cs="Arial Narrow"/>
           <w:kern w:val="0"/>
-          <ns2:ligatures ns2:val="none"/>
-        </w:rPr>
-      </w:pPr>
-      <w:r>
-        <w:rPr>
-          <w:rFonts w:ascii="Arial Narrow" w:eastAsia="Arial Narrow" w:hAnsi="Arial Narrow" w:cs="Arial Narrow"/>
-          <w:kern w:val="0"/>
-          <ns2:ligatures ns2:val="none"/>
+          <w14:ligatures w14:val="none"/>
+        </w:rPr>
+      </w:pPr>
+      <w:r>
+        <w:rPr>
+          <w:rFonts w:ascii="Arial Narrow" w:eastAsia="Arial Narrow" w:hAnsi="Arial Narrow" w:cs="Arial Narrow"/>
+          <w:kern w:val="0"/>
+          <w14:ligatures w14:val="none"/>
         </w:rPr>
         <w:t xml:space="preserve">Presunta infracción </w:t>
       </w:r>
@@ -3818,7 +3798,7 @@
         <w:rPr>
           <w:rFonts w:ascii="Arial Narrow" w:eastAsia="Arial Narrow" w:hAnsi="Arial Narrow" w:cs="Arial Narrow"/>
           <w:kern w:val="0"/>
-          <ns2:ligatures ns2:val="none"/>
+          <w14:ligatures w14:val="none"/>
         </w:rPr>
         <w:t xml:space="preserve">a </w:t>
       </w:r>
@@ -3826,7 +3806,7 @@
         <w:rPr>
           <w:rFonts w:ascii="Arial Narrow" w:eastAsia="Arial Narrow" w:hAnsi="Arial Narrow" w:cs="Arial Narrow"/>
           <w:kern w:val="0"/>
-          <ns2:ligatures ns2:val="none"/>
+          <w14:ligatures w14:val="none"/>
         </w:rPr>
         <w:t xml:space="preserve">los artículos 18 y 19 de la Ley 29571, Código de Protección y Defensa del Consumidor, en tanto </w:t>
       </w:r>
@@ -3834,7 +3814,7 @@
         <w:rPr>
           <w:rFonts w:ascii="Arial Narrow" w:eastAsia="Arial Narrow" w:hAnsi="Arial Narrow" w:cs="Arial Narrow"/>
           <w:kern w:val="0"/>
-          <ns2:ligatures ns2:val="none"/>
+          <w14:ligatures w14:val="none"/>
         </w:rPr>
         <w:t>el personal de la compañía aseguradora habría generado el 29 de mayo de 2024 una constancia de consentimiento de asesoría sin la autorización ni firma de la denunciante</w:t>
       </w:r>
@@ -3842,12 +3822,12 @@
         <w:rPr>
           <w:rFonts w:ascii="Arial Narrow" w:eastAsia="Arial Narrow" w:hAnsi="Arial Narrow" w:cs="Arial Narrow"/>
           <w:kern w:val="0"/>
-          <ns2:ligatures ns2:val="none"/>
+          <w14:ligatures w14:val="none"/>
         </w:rPr>
         <w:t>.</w:t>
       </w:r>
     </w:p>
-    <w:p ns2:paraId="00B1A8C1" ns2:textId="77777777">
+    <w:p>
       <w:pPr>
         <w:tabs>
           <w:tab w:val="num" w:pos="567"/>
@@ -3857,11 +3837,11 @@
         <w:rPr>
           <w:rFonts w:ascii="Arial Narrow" w:eastAsia="Arial Narrow" w:hAnsi="Arial Narrow" w:cs="Arial Narrow"/>
           <w:kern w:val="0"/>
-          <ns2:ligatures ns2:val="none"/>
-        </w:rPr>
-      </w:pPr>
-    </w:p>
-    <w:p ns2:paraId="35DDCD22" ns2:textId="4B9F3A65">
+          <w14:ligatures w14:val="none"/>
+        </w:rPr>
+      </w:pPr>
+    </w:p>
+    <w:p>
       <w:pPr>
         <w:pStyle w:val="Prrafodelista"/>
         <w:numPr>
@@ -3878,14 +3858,14 @@
         <w:rPr>
           <w:rFonts w:ascii="Arial Narrow" w:eastAsia="Arial Narrow" w:hAnsi="Arial Narrow" w:cs="Arial Narrow"/>
           <w:kern w:val="0"/>
-          <ns2:ligatures ns2:val="none"/>
-        </w:rPr>
-      </w:pPr>
-      <w:r>
-        <w:rPr>
-          <w:rFonts w:ascii="Arial Narrow" w:eastAsia="Arial Narrow" w:hAnsi="Arial Narrow" w:cs="Arial Narrow"/>
-          <w:kern w:val="0"/>
-          <ns2:ligatures ns2:val="none"/>
+          <w14:ligatures w14:val="none"/>
+        </w:rPr>
+      </w:pPr>
+      <w:r>
+        <w:rPr>
+          <w:rFonts w:ascii="Arial Narrow" w:eastAsia="Arial Narrow" w:hAnsi="Arial Narrow" w:cs="Arial Narrow"/>
+          <w:kern w:val="0"/>
+          <w14:ligatures w14:val="none"/>
         </w:rPr>
         <w:t xml:space="preserve">Presunta infracción a los artículos 18 y 19 de la Ley 29571, Código de Protección y Defensa del Consumidor, en tanto </w:t>
       </w:r>
@@ -3893,7 +3873,7 @@
         <w:rPr>
           <w:rFonts w:ascii="Arial Narrow" w:eastAsia="Arial Narrow" w:hAnsi="Arial Narrow" w:cs="Arial Narrow"/>
           <w:kern w:val="0"/>
-          <ns2:ligatures ns2:val="none"/>
+          <w14:ligatures w14:val="none"/>
         </w:rPr>
         <w:t>la compañía aseguradora habría remitido indebidamente a la denunciante el 30 de mayo de 2024 la solicitud de seguro 501628242 y la solicitud de pago del Seguro de Vida Free Plus – Póliza 07600043015, pese a no contar con el consentimiento para la contratación del referido seguro</w:t>
       </w:r>
@@ -3901,23 +3881,23 @@
         <w:rPr>
           <w:rFonts w:ascii="Arial Narrow" w:eastAsia="Arial Narrow" w:hAnsi="Arial Narrow" w:cs="Arial Narrow"/>
           <w:kern w:val="0"/>
-          <ns2:ligatures ns2:val="none"/>
+          <w14:ligatures w14:val="none"/>
         </w:rPr>
         <w:t>.</w:t>
       </w:r>
     </w:p>
-    <w:p ns2:paraId="6A55A0E5" ns2:textId="77777777">
-      <w:pPr>
-        <w:spacing w:after="0" w:line="240" w:lineRule="auto"/>
-        <w:jc w:val="both"/>
-        <w:rPr>
-          <w:rFonts w:ascii="Arial Narrow" w:eastAsia="Arial Narrow" w:hAnsi="Arial Narrow" w:cs="Arial Narrow"/>
-          <w:kern w:val="0"/>
-          <ns2:ligatures ns2:val="none"/>
-        </w:rPr>
-      </w:pPr>
-    </w:p>
-    <w:p ns2:paraId="32BCE0F9" ns2:textId="185ADE03">
+    <w:p>
+      <w:pPr>
+        <w:spacing w:after="0" w:line="240" w:lineRule="auto"/>
+        <w:jc w:val="both"/>
+        <w:rPr>
+          <w:rFonts w:ascii="Arial Narrow" w:eastAsia="Arial Narrow" w:hAnsi="Arial Narrow" w:cs="Arial Narrow"/>
+          <w:kern w:val="0"/>
+          <w14:ligatures w14:val="none"/>
+        </w:rPr>
+      </w:pPr>
+    </w:p>
+    <w:p>
       <w:pPr>
         <w:pStyle w:val="Prrafodelista"/>
         <w:numPr>
@@ -3934,14 +3914,14 @@
         <w:rPr>
           <w:rFonts w:ascii="Arial Narrow" w:eastAsia="Arial Narrow" w:hAnsi="Arial Narrow" w:cs="Arial Narrow"/>
           <w:kern w:val="0"/>
-          <ns2:ligatures ns2:val="none"/>
-        </w:rPr>
-      </w:pPr>
-      <w:r>
-        <w:rPr>
-          <w:rFonts w:ascii="Arial Narrow" w:eastAsia="Arial Narrow" w:hAnsi="Arial Narrow" w:cs="Arial Narrow"/>
-          <w:kern w:val="0"/>
-          <ns2:ligatures ns2:val="none"/>
+          <w14:ligatures w14:val="none"/>
+        </w:rPr>
+      </w:pPr>
+      <w:r>
+        <w:rPr>
+          <w:rFonts w:ascii="Arial Narrow" w:eastAsia="Arial Narrow" w:hAnsi="Arial Narrow" w:cs="Arial Narrow"/>
+          <w:kern w:val="0"/>
+          <w14:ligatures w14:val="none"/>
         </w:rPr>
         <w:t xml:space="preserve">Presunta infracción a los artículos 18 y 19 de la Ley 29571, Código de Protección y Defensa del Consumidor, en tanto </w:t>
       </w:r>
@@ -3949,7 +3929,7 @@
         <w:rPr>
           <w:rFonts w:ascii="Arial Narrow" w:eastAsia="Arial Narrow" w:hAnsi="Arial Narrow" w:cs="Arial Narrow"/>
           <w:kern w:val="0"/>
-          <ns2:ligatures ns2:val="none"/>
+          <w14:ligatures w14:val="none"/>
         </w:rPr>
         <w:t xml:space="preserve">la compañía aseguradora no habría cumplido </w:t>
       </w:r>
@@ -3957,7 +3937,7 @@
         <w:rPr>
           <w:rFonts w:ascii="Arial Narrow" w:eastAsia="Arial Narrow" w:hAnsi="Arial Narrow" w:cs="Arial Narrow"/>
           <w:kern w:val="0"/>
-          <ns2:ligatures ns2:val="none"/>
+          <w14:ligatures w14:val="none"/>
         </w:rPr>
         <w:t>devolver a la denunciante</w:t>
       </w:r>
@@ -3965,7 +3945,7 @@
         <w:rPr>
           <w:rFonts w:ascii="Arial Narrow" w:eastAsia="Arial Narrow" w:hAnsi="Arial Narrow" w:cs="Arial Narrow"/>
           <w:kern w:val="0"/>
-          <ns2:ligatures ns2:val="none"/>
+          <w14:ligatures w14:val="none"/>
         </w:rPr>
         <w:t xml:space="preserve"> los montos cobrados </w:t>
       </w:r>
@@ -3973,7 +3953,7 @@
         <w:rPr>
           <w:rFonts w:ascii="Arial Narrow" w:eastAsia="Arial Narrow" w:hAnsi="Arial Narrow" w:cs="Arial Narrow"/>
           <w:kern w:val="0"/>
-          <ns2:ligatures ns2:val="none"/>
+          <w14:ligatures w14:val="none"/>
         </w:rPr>
         <w:t xml:space="preserve">indebidamente </w:t>
       </w:r>
@@ -3981,7 +3961,7 @@
         <w:rPr>
           <w:rFonts w:ascii="Arial Narrow" w:eastAsia="Arial Narrow" w:hAnsi="Arial Narrow" w:cs="Arial Narrow"/>
           <w:kern w:val="0"/>
-          <ns2:ligatures ns2:val="none"/>
+          <w14:ligatures w14:val="none"/>
         </w:rPr>
         <w:t>a la denunciante</w:t>
       </w:r>
@@ -3989,7 +3969,7 @@
         <w:rPr>
           <w:rFonts w:ascii="Arial Narrow" w:eastAsia="Arial Narrow" w:hAnsi="Arial Narrow" w:cs="Arial Narrow"/>
           <w:kern w:val="0"/>
-          <ns2:ligatures ns2:val="none"/>
+          <w14:ligatures w14:val="none"/>
         </w:rPr>
         <w:t xml:space="preserve"> por la póliza del Seguro de Vida Free Plus 07600043015</w:t>
       </w:r>
@@ -3997,7 +3977,7 @@
         <w:rPr>
           <w:rFonts w:ascii="Arial Narrow" w:eastAsia="Arial Narrow" w:hAnsi="Arial Narrow" w:cs="Arial Narrow"/>
           <w:kern w:val="0"/>
-          <ns2:ligatures ns2:val="none"/>
+          <w14:ligatures w14:val="none"/>
         </w:rPr>
         <w:t xml:space="preserve">, pese a </w:t>
       </w:r>
@@ -4005,7 +3985,7 @@
         <w:rPr>
           <w:rFonts w:ascii="Arial Narrow" w:eastAsia="Arial Narrow" w:hAnsi="Arial Narrow" w:cs="Arial Narrow"/>
           <w:kern w:val="0"/>
-          <ns2:ligatures ns2:val="none"/>
+          <w14:ligatures w14:val="none"/>
         </w:rPr>
         <w:t>su ofrecimiento</w:t>
       </w:r>
@@ -4013,23 +3993,23 @@
         <w:rPr>
           <w:rFonts w:ascii="Arial Narrow" w:eastAsia="Arial Narrow" w:hAnsi="Arial Narrow" w:cs="Arial Narrow"/>
           <w:kern w:val="0"/>
-          <ns2:ligatures ns2:val="none"/>
+          <w14:ligatures w14:val="none"/>
         </w:rPr>
         <w:t>.</w:t>
       </w:r>
     </w:p>
-    <w:p ns2:paraId="370A397C" ns2:textId="77777777">
-      <w:pPr>
-        <w:spacing w:after="0" w:line="240" w:lineRule="auto"/>
-        <w:jc w:val="both"/>
-        <w:rPr>
-          <w:rFonts w:ascii="Arial Narrow" w:eastAsia="Arial Narrow" w:hAnsi="Arial Narrow" w:cs="Arial Narrow"/>
-          <w:kern w:val="0"/>
-          <ns2:ligatures ns2:val="none"/>
-        </w:rPr>
-      </w:pPr>
-    </w:p>
-    <w:p ns2:paraId="3E9B0E8D" ns2:textId="19018E57">
+    <w:p>
+      <w:pPr>
+        <w:spacing w:after="0" w:line="240" w:lineRule="auto"/>
+        <w:jc w:val="both"/>
+        <w:rPr>
+          <w:rFonts w:ascii="Arial Narrow" w:eastAsia="Arial Narrow" w:hAnsi="Arial Narrow" w:cs="Arial Narrow"/>
+          <w:kern w:val="0"/>
+          <w14:ligatures w14:val="none"/>
+        </w:rPr>
+      </w:pPr>
+    </w:p>
+    <w:p>
       <w:pPr>
         <w:pStyle w:val="Prrafodelista"/>
         <w:numPr>
@@ -4046,14 +4026,14 @@
         <w:rPr>
           <w:rFonts w:ascii="Arial Narrow" w:eastAsia="Arial Narrow" w:hAnsi="Arial Narrow" w:cs="Arial Narrow"/>
           <w:kern w:val="0"/>
-          <ns2:ligatures ns2:val="none"/>
-        </w:rPr>
-      </w:pPr>
-      <w:r>
-        <w:rPr>
-          <w:rFonts w:ascii="Arial Narrow" w:eastAsia="Arial Narrow" w:hAnsi="Arial Narrow" w:cs="Arial Narrow"/>
-          <w:kern w:val="0"/>
-          <ns2:ligatures ns2:val="none"/>
+          <w14:ligatures w14:val="none"/>
+        </w:rPr>
+      </w:pPr>
+      <w:r>
+        <w:rPr>
+          <w:rFonts w:ascii="Arial Narrow" w:eastAsia="Arial Narrow" w:hAnsi="Arial Narrow" w:cs="Arial Narrow"/>
+          <w:kern w:val="0"/>
+          <w14:ligatures w14:val="none"/>
         </w:rPr>
         <w:t xml:space="preserve">Presunta </w:t>
       </w:r>
@@ -4061,7 +4041,7 @@
         <w:rPr>
           <w:rFonts w:ascii="Arial Narrow" w:eastAsia="Arial Narrow" w:hAnsi="Arial Narrow" w:cs="Arial Narrow"/>
           <w:kern w:val="0"/>
-          <ns2:ligatures ns2:val="none"/>
+          <w14:ligatures w14:val="none"/>
         </w:rPr>
         <w:t>infracción al literal e) del artículo 47 de la Ley 29571, Código de Protección y Defensa del Consumidor</w:t>
       </w:r>
@@ -4069,7 +4049,7 @@
         <w:rPr>
           <w:rFonts w:ascii="Arial Narrow" w:eastAsia="Arial Narrow" w:hAnsi="Arial Narrow" w:cs="Arial Narrow"/>
           <w:kern w:val="0"/>
-          <ns2:ligatures ns2:val="none"/>
+          <w14:ligatures w14:val="none"/>
         </w:rPr>
         <w:t xml:space="preserve">, en tanto </w:t>
       </w:r>
@@ -4077,7 +4057,7 @@
         <w:rPr>
           <w:rFonts w:ascii="Arial Narrow" w:eastAsia="Arial Narrow" w:hAnsi="Arial Narrow" w:cs="Arial Narrow"/>
           <w:kern w:val="0"/>
-          <ns2:ligatures ns2:val="none"/>
+          <w14:ligatures w14:val="none"/>
         </w:rPr>
         <w:t>la compañía aseguradora no habría</w:t>
       </w:r>
@@ -4088,7 +4068,7 @@
         <w:rPr>
           <w:rFonts w:ascii="Arial Narrow" w:eastAsia="Arial Narrow" w:hAnsi="Arial Narrow" w:cs="Arial Narrow"/>
           <w:kern w:val="0"/>
-          <ns2:ligatures ns2:val="none"/>
+          <w14:ligatures w14:val="none"/>
         </w:rPr>
         <w:t>cumplido oportunamente con entregar a la denunciante los documentos contractuales del Seguro de Vida Free Plus – Póliza 07600043015</w:t>
       </w:r>
@@ -4096,7 +4076,7 @@
         <w:rPr>
           <w:rFonts w:ascii="Arial Narrow" w:eastAsia="Arial Narrow" w:hAnsi="Arial Narrow" w:cs="Arial Narrow"/>
           <w:kern w:val="0"/>
-          <ns2:ligatures ns2:val="none"/>
+          <w14:ligatures w14:val="none"/>
         </w:rPr>
         <w:t>, puesto que lo remitió el 15 de noviembre de 2025 sin su firma</w:t>
       </w:r>
@@ -4104,25 +4084,25 @@
         <w:rPr>
           <w:rFonts w:ascii="Arial Narrow" w:eastAsia="Arial Narrow" w:hAnsi="Arial Narrow" w:cs="Arial Narrow"/>
           <w:kern w:val="0"/>
-          <ns2:ligatures ns2:val="none"/>
+          <w14:ligatures w14:val="none"/>
         </w:rPr>
         <w:t>.</w:t>
       </w:r>
     </w:p>
     <w:bookmarkEnd w:id="12"/>
     <w:bookmarkEnd w:id="13"/>
-    <w:p ns2:paraId="042B3F54" ns2:textId="7447D5DD">
-      <w:pPr>
-        <w:spacing w:after="0" w:line="240" w:lineRule="auto"/>
-        <w:jc w:val="both"/>
-        <w:rPr>
-          <w:rFonts w:ascii="Arial Narrow" w:eastAsia="Arial Narrow" w:hAnsi="Arial Narrow" w:cs="Arial Narrow"/>
-          <w:kern w:val="0"/>
-          <ns2:ligatures ns2:val="none"/>
-        </w:rPr>
-      </w:pPr>
-    </w:p>
-    <w:p ns2:paraId="0A292C9F" ns2:textId="5F4DA0D8">
+    <w:p>
+      <w:pPr>
+        <w:spacing w:after="0" w:line="240" w:lineRule="auto"/>
+        <w:jc w:val="both"/>
+        <w:rPr>
+          <w:rFonts w:ascii="Arial Narrow" w:eastAsia="Arial Narrow" w:hAnsi="Arial Narrow" w:cs="Arial Narrow"/>
+          <w:kern w:val="0"/>
+          <w14:ligatures w14:val="none"/>
+        </w:rPr>
+      </w:pPr>
+    </w:p>
+    <w:p>
       <w:pPr>
         <w:spacing w:line="240" w:lineRule="auto"/>
         <w:contextualSpacing/>
@@ -4130,17 +4110,17 @@
         <w:rPr>
           <w:rFonts w:ascii="Arial Narrow" w:eastAsia="Calibri" w:hAnsi="Arial Narrow" w:cs="Arial"/>
           <w:kern w:val="0"/>
-          <ns2:ligatures ns2:val="none"/>
-        </w:rPr>
-      </w:pPr>
-      <w:r>
-        <w:rPr>
-          <w:rFonts w:ascii="Arial Narrow" w:eastAsia="Arial Narrow" w:hAnsi="Arial Narrow" w:cs="Arial Narrow"/>
-          <w:b/>
-          <w:color w:val="000000"/>
-          <w:kern w:val="0"/>
-          <w:lang w:eastAsia="es-PE"/>
-          <ns2:ligatures ns2:val="none"/>
+          <w14:ligatures w14:val="none"/>
+        </w:rPr>
+      </w:pPr>
+      <w:r>
+        <w:rPr>
+          <w:rFonts w:ascii="Arial Narrow" w:eastAsia="Arial Narrow" w:hAnsi="Arial Narrow" w:cs="Arial Narrow"/>
+          <w:b/>
+          <w:color w:val="000000"/>
+          <w:kern w:val="0"/>
+          <w:lang w:eastAsia="es-PE"/>
+          <w14:ligatures w14:val="none"/>
         </w:rPr>
         <w:t>SEGUNDO:</w:t>
       </w:r>
@@ -4150,7 +4130,7 @@
           <w:color w:val="000000"/>
           <w:kern w:val="0"/>
           <w:lang w:eastAsia="es-PE"/>
-          <ns2:ligatures ns2:val="none"/>
+          <w14:ligatures w14:val="none"/>
         </w:rPr>
         <w:t xml:space="preserve"> tener por ofrecidos los</w:t>
       </w:r>
@@ -4160,7 +4140,7 @@
           <w:color w:val="000000"/>
           <w:kern w:val="0"/>
           <w:lang w:eastAsia="es-PE"/>
-          <ns2:ligatures ns2:val="none"/>
+          <w14:ligatures w14:val="none"/>
         </w:rPr>
         <w:t xml:space="preserve"> medios probatorios presentados en el escrito de denuncia </w:t>
       </w:r>
@@ -4170,7 +4150,7 @@
           <w:color w:val="000000"/>
           <w:kern w:val="0"/>
           <w:lang w:val="es-ES" w:eastAsia="es-ES"/>
-          <ns2:ligatures ns2:val="none"/>
+          <w14:ligatures w14:val="none"/>
         </w:rPr>
         <w:t xml:space="preserve">del </w:t>
       </w:r>
@@ -4180,7 +4160,7 @@
           <w:color w:val="000000"/>
           <w:kern w:val="0"/>
           <w:lang w:val="es-ES" w:eastAsia="es-ES"/>
-          <ns2:ligatures ns2:val="none"/>
+          <w14:ligatures w14:val="none"/>
         </w:rPr>
         <w:t xml:space="preserve">19 de setiembre de 2025, </w:t>
       </w:r>
@@ -4190,7 +4170,7 @@
           <w:color w:val="000000"/>
           <w:kern w:val="0"/>
           <w:lang w:val="es-ES" w:eastAsia="es-ES"/>
-          <ns2:ligatures ns2:val="none"/>
+          <w14:ligatures w14:val="none"/>
         </w:rPr>
         <w:t xml:space="preserve">complementado con </w:t>
       </w:r>
@@ -4200,7 +4180,7 @@
           <w:color w:val="000000"/>
           <w:kern w:val="0"/>
           <w:lang w:val="es-ES" w:eastAsia="es-ES"/>
-          <ns2:ligatures ns2:val="none"/>
+          <w14:ligatures w14:val="none"/>
         </w:rPr>
         <w:t>escrito</w:t>
       </w:r>
@@ -4210,7 +4190,7 @@
           <w:color w:val="000000"/>
           <w:kern w:val="0"/>
           <w:lang w:val="es-ES" w:eastAsia="es-ES"/>
-          <ns2:ligatures ns2:val="none"/>
+          <w14:ligatures w14:val="none"/>
         </w:rPr>
         <w:t>s</w:t>
       </w:r>
@@ -4220,7 +4200,7 @@
           <w:color w:val="000000"/>
           <w:kern w:val="0"/>
           <w:lang w:val="es-ES" w:eastAsia="es-ES"/>
-          <ns2:ligatures ns2:val="none"/>
+          <w14:ligatures w14:val="none"/>
         </w:rPr>
         <w:t xml:space="preserve"> del</w:t>
       </w:r>
@@ -4230,7 +4210,7 @@
           <w:color w:val="000000"/>
           <w:kern w:val="0"/>
           <w:lang w:val="es-ES" w:eastAsia="es-ES"/>
-          <ns2:ligatures ns2:val="none"/>
+          <w14:ligatures w14:val="none"/>
         </w:rPr>
         <w:t xml:space="preserve"> 26 de setiembre de 2025, </w:t>
       </w:r>
@@ -4240,7 +4220,7 @@
           <w:color w:val="000000"/>
           <w:kern w:val="0"/>
           <w:lang w:val="es-ES" w:eastAsia="es-ES"/>
-          <ns2:ligatures ns2:val="none"/>
+          <w14:ligatures w14:val="none"/>
         </w:rPr>
         <w:t>14 de noviembre de 2025</w:t>
       </w:r>
@@ -4249,12 +4229,12 @@
           <w:rFonts w:ascii="Arial Narrow" w:eastAsia="Calibri" w:hAnsi="Arial Narrow" w:cs="Arial"/>
           <w:kern w:val="0"/>
           <w:lang w:val="es-ES"/>
-          <ns2:ligatures ns2:val="none"/>
+          <w14:ligatures w14:val="none"/>
         </w:rPr>
         <w:t>, 21 de enero de 2026.</w:t>
       </w:r>
     </w:p>
-    <w:p ns2:paraId="68A17E97" ns2:textId="77777777">
+    <w:p>
       <w:pPr>
         <w:spacing w:line="240" w:lineRule="auto"/>
         <w:contextualSpacing/>
@@ -4264,30 +4244,30 @@
           <w:color w:val="000000"/>
           <w:kern w:val="0"/>
           <w:lang w:eastAsia="es-PE"/>
-          <ns2:ligatures ns2:val="none"/>
-        </w:rPr>
-      </w:pPr>
-    </w:p>
-    <w:p ns2:paraId="168254DA" ns2:textId="07B508EA">
-      <w:pPr>
-        <w:spacing w:after="0" w:line="240" w:lineRule="auto"/>
-        <w:jc w:val="both"/>
-        <w:rPr>
-          <w:rFonts w:ascii="Arial Narrow" w:eastAsia="Arial Narrow" w:hAnsi="Arial Narrow" w:cs="Arial Narrow"/>
-          <w:color w:val="000000"/>
-          <w:kern w:val="0"/>
-          <w:lang w:eastAsia="es-PE"/>
-          <ns2:ligatures ns2:val="none"/>
-        </w:rPr>
-      </w:pPr>
-      <w:r>
-        <w:rPr>
-          <w:rFonts w:ascii="Arial Narrow" w:eastAsia="Arial Narrow" w:hAnsi="Arial Narrow" w:cs="Arial Narrow"/>
-          <w:b/>
-          <w:color w:val="000000"/>
-          <w:kern w:val="0"/>
-          <w:lang w:eastAsia="es-PE"/>
-          <ns2:ligatures ns2:val="none"/>
+          <w14:ligatures w14:val="none"/>
+        </w:rPr>
+      </w:pPr>
+    </w:p>
+    <w:p>
+      <w:pPr>
+        <w:spacing w:after="0" w:line="240" w:lineRule="auto"/>
+        <w:jc w:val="both"/>
+        <w:rPr>
+          <w:rFonts w:ascii="Arial Narrow" w:eastAsia="Arial Narrow" w:hAnsi="Arial Narrow" w:cs="Arial Narrow"/>
+          <w:color w:val="000000"/>
+          <w:kern w:val="0"/>
+          <w:lang w:eastAsia="es-PE"/>
+          <w14:ligatures w14:val="none"/>
+        </w:rPr>
+      </w:pPr>
+      <w:r>
+        <w:rPr>
+          <w:rFonts w:ascii="Arial Narrow" w:eastAsia="Arial Narrow" w:hAnsi="Arial Narrow" w:cs="Arial Narrow"/>
+          <w:b/>
+          <w:color w:val="000000"/>
+          <w:kern w:val="0"/>
+          <w:lang w:eastAsia="es-PE"/>
+          <w14:ligatures w14:val="none"/>
         </w:rPr>
         <w:t xml:space="preserve">TERCERO: </w:t>
       </w:r>
@@ -4297,7 +4277,7 @@
           <w:color w:val="000000"/>
           <w:kern w:val="0"/>
           <w:lang w:eastAsia="es-PE"/>
-          <ns2:ligatures ns2:val="none"/>
+          <w14:ligatures w14:val="none"/>
         </w:rPr>
         <w:t xml:space="preserve">requerir a </w:t>
       </w:r>
@@ -4307,7 +4287,7 @@
           <w:color w:val="000000"/>
           <w:kern w:val="0"/>
           <w:lang w:eastAsia="es-PE"/>
-          <ns2:ligatures ns2:val="none"/>
+          <w14:ligatures w14:val="none"/>
         </w:rPr>
         <w:t xml:space="preserve">Interseguro Compañía de Seguros S.A. </w:t>
       </w:r>
@@ -4317,12 +4297,12 @@
           <w:color w:val="000000"/>
           <w:kern w:val="0"/>
           <w:lang w:eastAsia="es-PE"/>
-          <ns2:ligatures ns2:val="none"/>
+          <w14:ligatures w14:val="none"/>
         </w:rPr>
         <w:t>que cumpla con lo siguiente:</w:t>
       </w:r>
     </w:p>
-    <w:p ns2:paraId="20FDFB8D" ns2:textId="77777777">
+    <w:p>
       <w:pPr>
         <w:spacing w:after="0" w:line="240" w:lineRule="auto"/>
         <w:jc w:val="both"/>
@@ -4331,11 +4311,11 @@
           <w:color w:val="000000"/>
           <w:kern w:val="0"/>
           <w:lang w:eastAsia="es-PE"/>
-          <ns2:ligatures ns2:val="none"/>
-        </w:rPr>
-      </w:pPr>
-    </w:p>
-    <w:p ns2:paraId="4AA80738" ns2:textId="77777777">
+          <w14:ligatures w14:val="none"/>
+        </w:rPr>
+      </w:pPr>
+    </w:p>
+    <w:p>
       <w:pPr>
         <w:numPr>
           <w:ilvl w:val="0"/>
@@ -4349,22 +4329,22 @@
           <w:color w:val="000000"/>
           <w:kern w:val="0"/>
           <w:lang w:eastAsia="es-PE"/>
-          <ns2:ligatures ns2:val="none"/>
-        </w:rPr>
-      </w:pPr>
-      <w:r>
-        <w:rPr>
-          <w:rFonts w:ascii="Arial Narrow" w:eastAsia="Arial Narrow" w:hAnsi="Arial Narrow" w:cs="Arial Narrow"/>
-          <w:color w:val="000000"/>
-          <w:kern w:val="0"/>
-          <w:lang w:eastAsia="es-PE"/>
-          <ns2:ligatures ns2:val="none"/>
+          <w14:ligatures w14:val="none"/>
+        </w:rPr>
+      </w:pPr>
+      <w:r>
+        <w:rPr>
+          <w:rFonts w:ascii="Arial Narrow" w:eastAsia="Arial Narrow" w:hAnsi="Arial Narrow" w:cs="Arial Narrow"/>
+          <w:color w:val="000000"/>
+          <w:kern w:val="0"/>
+          <w:lang w:eastAsia="es-PE"/>
+          <w14:ligatures w14:val="none"/>
         </w:rPr>
         <w:lastRenderedPageBreak/>
         <w:t>presentar documentos que acrediten su inscripción en los Registros Públicos o una declaración jurada que indique que cuenta con dicha inscripción;</w:t>
       </w:r>
     </w:p>
-    <w:p ns2:paraId="2B29D59F" ns2:textId="77777777">
+    <w:p>
       <w:pPr>
         <w:numPr>
           <w:ilvl w:val="0"/>
@@ -4378,21 +4358,21 @@
           <w:color w:val="000000"/>
           <w:kern w:val="0"/>
           <w:lang w:eastAsia="es-PE"/>
-          <ns2:ligatures ns2:val="none"/>
-        </w:rPr>
-      </w:pPr>
-      <w:r>
-        <w:rPr>
-          <w:rFonts w:ascii="Arial Narrow" w:eastAsia="Arial Narrow" w:hAnsi="Arial Narrow" w:cs="Arial Narrow"/>
-          <w:color w:val="000000"/>
-          <w:kern w:val="0"/>
-          <w:lang w:eastAsia="es-PE"/>
-          <ns2:ligatures ns2:val="none"/>
+          <w14:ligatures w14:val="none"/>
+        </w:rPr>
+      </w:pPr>
+      <w:r>
+        <w:rPr>
+          <w:rFonts w:ascii="Arial Narrow" w:eastAsia="Arial Narrow" w:hAnsi="Arial Narrow" w:cs="Arial Narrow"/>
+          <w:color w:val="000000"/>
+          <w:kern w:val="0"/>
+          <w:lang w:eastAsia="es-PE"/>
+          <w14:ligatures w14:val="none"/>
         </w:rPr>
         <w:t>presentar copia simple de las facultades de representación de su representante legal en el presente procedimiento o la declaración jurada que indique que cuenta con dichas facultades y que estas se encuentran vigentes;</w:t>
       </w:r>
     </w:p>
-    <w:p ns2:paraId="7EF50C46" ns2:textId="77777777">
+    <w:p>
       <w:pPr>
         <w:numPr>
           <w:ilvl w:val="0"/>
@@ -4406,21 +4386,21 @@
           <w:color w:val="000000"/>
           <w:kern w:val="0"/>
           <w:lang w:eastAsia="es-PE"/>
-          <ns2:ligatures ns2:val="none"/>
-        </w:rPr>
-      </w:pPr>
-      <w:r>
-        <w:rPr>
-          <w:rFonts w:ascii="Arial Narrow" w:eastAsia="Arial Narrow" w:hAnsi="Arial Narrow" w:cs="Arial Narrow"/>
-          <w:color w:val="000000"/>
-          <w:kern w:val="0"/>
-          <w:lang w:eastAsia="es-PE"/>
-          <ns2:ligatures ns2:val="none"/>
+          <w14:ligatures w14:val="none"/>
+        </w:rPr>
+      </w:pPr>
+      <w:r>
+        <w:rPr>
+          <w:rFonts w:ascii="Arial Narrow" w:eastAsia="Arial Narrow" w:hAnsi="Arial Narrow" w:cs="Arial Narrow"/>
+          <w:color w:val="000000"/>
+          <w:kern w:val="0"/>
+          <w:lang w:eastAsia="es-PE"/>
+          <w14:ligatures w14:val="none"/>
         </w:rPr>
         <w:t>consignar el Número de Registro Único de Contribuyentes (RUC); y,</w:t>
       </w:r>
     </w:p>
-    <w:p ns2:paraId="19E4DFA1" ns2:textId="77777777">
+    <w:p>
       <w:pPr>
         <w:numPr>
           <w:ilvl w:val="0"/>
@@ -4432,16 +4412,16 @@
         <w:rPr>
           <w:rFonts w:ascii="Arial Narrow" w:eastAsia="Calibri" w:hAnsi="Arial Narrow" w:cs="Arial"/>
           <w:kern w:val="0"/>
-          <ns2:ligatures ns2:val="none"/>
-        </w:rPr>
-      </w:pPr>
-      <w:r>
-        <w:rPr>
-          <w:rFonts w:ascii="Arial Narrow" w:eastAsia="Arial Narrow" w:hAnsi="Arial Narrow" w:cs="Arial Narrow"/>
-          <w:color w:val="000000"/>
-          <w:kern w:val="0"/>
-          <w:lang w:eastAsia="es-PE"/>
-          <ns2:ligatures ns2:val="none"/>
+          <w14:ligatures w14:val="none"/>
+        </w:rPr>
+      </w:pPr>
+      <w:r>
+        <w:rPr>
+          <w:rFonts w:ascii="Arial Narrow" w:eastAsia="Arial Narrow" w:hAnsi="Arial Narrow" w:cs="Arial Narrow"/>
+          <w:color w:val="000000"/>
+          <w:kern w:val="0"/>
+          <w:lang w:eastAsia="es-PE"/>
+          <w14:ligatures w14:val="none"/>
         </w:rPr>
         <w:t>fijar domicilio procesal para el procedimiento, de conformidad con el numeral 1 del artículo 442</w:t>
       </w:r>
@@ -4451,7 +4431,7 @@
           <w:color w:val="000000"/>
           <w:kern w:val="0"/>
           <w:lang w:eastAsia="es-PE"/>
-          <ns2:ligatures ns2:val="none"/>
+          <w14:ligatures w14:val="none"/>
         </w:rPr>
         <w:t/>
       </w:r>
@@ -4461,7 +4441,7 @@
           <w:color w:val="000000"/>
           <w:kern w:val="0"/>
           <w:lang w:eastAsia="es-PE"/>
-          <ns2:ligatures ns2:val="none"/>
+          <w14:ligatures w14:val="none"/>
         </w:rPr>
         <w:t xml:space="preserve"> del Código Procesal Civil. </w:t>
       </w:r>
@@ -4469,7 +4449,7 @@
         <w:rPr>
           <w:rFonts w:ascii="Arial Narrow" w:eastAsia="Calibri" w:hAnsi="Arial Narrow" w:cs="Arial"/>
           <w:kern w:val="0"/>
-          <ns2:ligatures ns2:val="none"/>
+          <w14:ligatures w14:val="none"/>
         </w:rPr>
         <w:t>Para ello podrá señalar domicilio físico o una dirección electrónica a la que pueda remitirse las notificaciones</w:t>
       </w:r>
@@ -4478,12 +4458,12 @@
           <w:rFonts w:ascii="Arial Narrow" w:eastAsia="Arial" w:hAnsi="Arial Narrow" w:cs="Arial"/>
           <w:kern w:val="0"/>
           <w:lang w:val="es"/>
-          <ns2:ligatures ns2:val="none"/>
+          <w14:ligatures w14:val="none"/>
         </w:rPr>
         <w:t>;</w:t>
       </w:r>
     </w:p>
-    <w:p ns2:paraId="7C63E340" ns2:textId="77777777">
+    <w:p>
       <w:pPr>
         <w:numPr>
           <w:ilvl w:val="0"/>
@@ -4495,14 +4475,14 @@
         <w:rPr>
           <w:rFonts w:ascii="Arial Narrow" w:eastAsia="Calibri" w:hAnsi="Arial Narrow" w:cs="Arial"/>
           <w:kern w:val="0"/>
-          <ns2:ligatures ns2:val="none"/>
+          <w14:ligatures w14:val="none"/>
         </w:rPr>
       </w:pPr>
       <w:r>
         <w:rPr>
           <w:rFonts w:ascii="Arial Narrow" w:eastAsia="Calibri" w:hAnsi="Arial Narrow" w:cs="Arial"/>
           <w:kern w:val="0"/>
-          <ns2:ligatures ns2:val="none"/>
+          <w14:ligatures w14:val="none"/>
         </w:rPr>
         <w:t>en caso califique como micro empresa o pequeña empresa, presentar los documentos que acrediten su volumen de ventas o ingresos brutos percibidos el año anterior relativo a todas sus actividades económicas y el número de trabajadores con el que cuenta</w:t>
       </w:r>
@@ -4512,7 +4492,7 @@
           <w:rFonts w:ascii="Arial Narrow" w:eastAsia="Calibri" w:hAnsi="Arial Narrow" w:cs="Arial"/>
           <w:kern w:val="0"/>
           <w:vertAlign w:val="superscript"/>
-          <ns2:ligatures ns2:val="none"/>
+          <w14:ligatures w14:val="none"/>
         </w:rPr>
         <w:footnoteReference w:id="8"/>
       </w:r>
@@ -4520,7 +4500,7 @@
         <w:rPr>
           <w:rFonts w:ascii="Arial Narrow" w:eastAsia="Calibri" w:hAnsi="Arial Narrow" w:cs="Arial"/>
           <w:kern w:val="0"/>
-          <ns2:ligatures ns2:val="none"/>
+          <w14:ligatures w14:val="none"/>
         </w:rPr>
         <w:t>. Ello, a fin de que la Comisión pueda meritar dicha documentación, conforme lo establece el artículo 110</w:t>
       </w:r>
@@ -4530,7 +4510,7 @@
           <w:color w:val="000000"/>
           <w:kern w:val="0"/>
           <w:lang w:eastAsia="es-PE"/>
-          <ns2:ligatures ns2:val="none"/>
+          <w14:ligatures w14:val="none"/>
         </w:rPr>
         <w:t/>
       </w:r>
@@ -4538,7 +4518,7 @@
         <w:rPr>
           <w:rFonts w:ascii="Arial Narrow" w:eastAsia="Calibri" w:hAnsi="Arial Narrow" w:cs="Arial"/>
           <w:kern w:val="0"/>
-          <ns2:ligatures ns2:val="none"/>
+          <w14:ligatures w14:val="none"/>
         </w:rPr>
         <w:t xml:space="preserve"> del </w:t>
       </w:r>
@@ -4547,7 +4527,7 @@
           <w:rFonts w:ascii="Arial Narrow" w:eastAsia="Calibri" w:hAnsi="Arial Narrow" w:cs="Arial"/>
           <w:spacing w:val="-2"/>
           <w:kern w:val="0"/>
-          <ns2:ligatures ns2:val="none"/>
+          <w14:ligatures w14:val="none"/>
         </w:rPr>
         <w:t>Código</w:t>
       </w:r>
@@ -4558,7 +4538,7 @@
           <w:spacing w:val="-2"/>
           <w:kern w:val="0"/>
           <w:vertAlign w:val="superscript"/>
-          <ns2:ligatures ns2:val="none"/>
+          <w14:ligatures w14:val="none"/>
         </w:rPr>
         <w:footnoteReference w:id="9"/>
       </w:r>
@@ -4567,12 +4547,12 @@
           <w:rFonts w:ascii="Arial Narrow" w:eastAsia="Calibri" w:hAnsi="Arial Narrow" w:cs="Arial"/>
           <w:spacing w:val="-2"/>
           <w:kern w:val="0"/>
-          <ns2:ligatures ns2:val="none"/>
+          <w14:ligatures w14:val="none"/>
         </w:rPr>
         <w:t>.</w:t>
       </w:r>
     </w:p>
-    <w:p ns2:paraId="1F11FE32" ns2:textId="77777777">
+    <w:p>
       <w:pPr>
         <w:spacing w:after="0" w:line="240" w:lineRule="auto"/>
         <w:ind w:left="567"/>
@@ -4582,20 +4562,20 @@
           <w:color w:val="000000"/>
           <w:kern w:val="0"/>
           <w:lang w:eastAsia="es-PE"/>
-          <ns2:ligatures ns2:val="none"/>
-        </w:rPr>
-      </w:pPr>
-    </w:p>
-    <w:p>
-      <w:pPr>
-        <w:spacing w:after="0" w:line="240" w:lineRule="auto"/>
-        <w:jc w:val="both"/>
-        <w:rPr>
-          <w:rFonts w:ascii="Arial Narrow" w:eastAsia="Arial Narrow" w:hAnsi="Arial Narrow" w:cs="Arial Narrow"/>
-          <w:color w:val="000000"/>
-          <w:kern w:val="0"/>
-          <w:lang w:eastAsia="es-PE"/>
-          <ns2:ligatures ns2:val="none"/>
+          <w14:ligatures w14:val="none"/>
+        </w:rPr>
+      </w:pPr>
+    </w:p>
+    <w:p>
+      <w:pPr>
+        <w:spacing w:after="0" w:line="240" w:lineRule="auto"/>
+        <w:jc w:val="both"/>
+        <w:rPr>
+          <w:rFonts w:ascii="Arial Narrow" w:eastAsia="Arial Narrow" w:hAnsi="Arial Narrow" w:cs="Arial Narrow"/>
+          <w:color w:val="000000"/>
+          <w:kern w:val="0"/>
+          <w:lang w:eastAsia="es-PE"/>
+          <w14:ligatures w14:val="none"/>
         </w:rPr>
       </w:pPr>
       <w:r>
@@ -4614,42 +4594,82 @@
           <w:sz w:val="20"/>
           <w:szCs w:val="20"/>
         </w:rPr>
-        <w:t xml:space="preserve">correr traslado de la presente resolución a Interseguro Compañía de Seguros S.A. para que, de conformidad con lo dispuesto por el artículo 26 de la Ley sobre Facultades, Normas y Organización del Indecopi, aprobada por Decreto Legislativo 807, presente sus descargos sobre la imputación de cargos realizada en un plazo no mayor a cinco (5) días hábiles contado a partir del día siguiente de la notificación de la presente resolución, vencido el cual, el Secretario Técnico declarará en rebeldía al denunciado que no lo hubiera presentado. Debe precisarse que de conformidad con lo establecido por el artículo 223 del Texto Único Ordenado de la Ley 27444, Ley del Procedimiento Administrativo General, las alegaciones y los hechos relevantes de la reclamación, salvo que hayan sido específicamente negadas en la contestación, se tendrán por aceptadas o merituadas como ciertas.</w:t>
-      </w:r>
-    </w:p>
-    <w:p ns2:paraId="228F876C" ns2:textId="77777777">
-      <w:pPr>
-        <w:spacing w:after="0" w:line="240" w:lineRule="auto"/>
-        <w:jc w:val="both"/>
-        <w:rPr>
-          <w:rFonts w:ascii="Arial Narrow" w:eastAsia="Arial Narrow" w:hAnsi="Arial Narrow" w:cs="Arial Narrow"/>
-          <w:color w:val="000000"/>
-          <w:kern w:val="0"/>
-          <w:lang w:eastAsia="es-PE"/>
-          <ns2:ligatures ns2:val="none"/>
-        </w:rPr>
-      </w:pPr>
-    </w:p>
-    <w:p ns2:paraId="774AFBA5" ns2:textId="66686836">
-      <w:pPr>
-        <w:spacing w:after="0" w:line="240" w:lineRule="auto"/>
-        <w:jc w:val="both"/>
-        <w:rPr>
-          <w:rFonts w:ascii="Arial Narrow" w:eastAsia="Times New Roman" w:hAnsi="Arial Narrow" w:cs="Arial"/>
-          <w:color w:val="000000"/>
-          <w:kern w:val="0"/>
+        <w:t xml:space="preserve">correr traslado de la presente resolución a Interseguro Compañía de Seguros S.A. para que, de conformidad con lo dispuesto por el artículo 26 de la Ley sobre Facultades, Normas y Organización del Indecopi, aprobada por Decreto Legislativo 807</w:t>
+      </w:r>
+      <w:r>
+        <w:rPr>
+          <w:rStyle w:val="Refdenotaalpie"/>
+          <w:rFonts w:ascii="Arial Narrow" w:eastAsia="Times New Roman" w:hAnsi="Arial Narrow" w:cs="Times New Roman"/>
+          <w:color w:val="000000"/>
+          <w:kern w:val="0"/>
+          <w:vertAlign w:val="superscript"/>
           <w:lang w:val="es-ES" w:eastAsia="es-ES"/>
-          <ns2:ligatures ns2:val="none"/>
-        </w:rPr>
-      </w:pPr>
-      <w:r>
-        <w:rPr>
-          <w:rFonts w:ascii="Arial Narrow" w:eastAsia="Arial Narrow" w:hAnsi="Arial Narrow" w:cs="Arial Narrow"/>
-          <w:b/>
-          <w:color w:val="000000"/>
-          <w:kern w:val="0"/>
-          <w:lang w:eastAsia="es-PE"/>
-          <ns2:ligatures ns2:val="none"/>
+          <w14:ligatures w14:val="none"/>
+        </w:rPr>
+        <w:footnoteReference w:id="15"/>
+      </w:r>
+      <w:r>
+        <w:rPr>
+          <w:rFonts w:ascii="Arial Narrow" w:hAnsi="Arial Narrow" w:cs="Arial Narrow"/>
+          <w:sz w:val="20"/>
+          <w:szCs w:val="20"/>
+        </w:rPr>
+        <w:t xml:space="preserve">, presente sus descargos sobre la imputación de cargos realizada en un plazo no mayor a cinco (5) días hábiles contado a partir del día siguiente de la notificación de la presente resolución, vencido el cual, el Secretario Técnico declarará en rebeldía al denunciado que no lo hubiera presentado. Debe precisarse que de conformidad con lo establecido por el artículo 223 del Texto Único Ordenado de la Ley 27444, Ley del Procedimiento Administrativo General</w:t>
+      </w:r>
+      <w:r>
+        <w:rPr>
+          <w:rStyle w:val="Refdenotaalpie"/>
+          <w:rFonts w:ascii="Arial Narrow" w:eastAsia="Times New Roman" w:hAnsi="Arial Narrow" w:cs="Times New Roman"/>
+          <w:color w:val="000000"/>
+          <w:kern w:val="0"/>
+          <w:vertAlign w:val="superscript"/>
+          <w:lang w:val="es-ES" w:eastAsia="es-ES"/>
+          <w14:ligatures w14:val="none"/>
+        </w:rPr>
+        <w:footnoteReference w:id="16"/>
+      </w:r>
+      <w:r>
+        <w:rPr>
+          <w:rFonts w:ascii="Arial Narrow" w:hAnsi="Arial Narrow" w:cs="Arial Narrow"/>
+          <w:sz w:val="20"/>
+          <w:szCs w:val="20"/>
+        </w:rPr>
+        <w:t xml:space="preserve">, las alegaciones y los hechos relevantes de la reclamación, salvo que hayan sido específicamente negadas en la contestación, se tendrán por aceptadas o merituadas como ciertas.</w:t>
+      </w:r>
+    </w:p>
+    <w:p>
+      <w:pPr>
+        <w:spacing w:after="0" w:line="240" w:lineRule="auto"/>
+        <w:jc w:val="both"/>
+        <w:rPr>
+          <w:rFonts w:ascii="Arial Narrow" w:eastAsia="Arial Narrow" w:hAnsi="Arial Narrow" w:cs="Arial Narrow"/>
+          <w:color w:val="000000"/>
+          <w:kern w:val="0"/>
+          <w:lang w:eastAsia="es-PE"/>
+          <w14:ligatures w14:val="none"/>
+        </w:rPr>
+      </w:pPr>
+    </w:p>
+    <w:p>
+      <w:pPr>
+        <w:spacing w:after="0" w:line="240" w:lineRule="auto"/>
+        <w:jc w:val="both"/>
+        <w:rPr>
+          <w:rFonts w:ascii="Arial Narrow" w:eastAsia="Times New Roman" w:hAnsi="Arial Narrow" w:cs="Arial"/>
+          <w:color w:val="000000"/>
+          <w:kern w:val="0"/>
+          <w:lang w:val="es-ES" w:eastAsia="es-ES"/>
+          <w14:ligatures w14:val="none"/>
+        </w:rPr>
+      </w:pPr>
+      <w:r>
+        <w:rPr>
+          <w:rFonts w:ascii="Arial Narrow" w:eastAsia="Arial Narrow" w:hAnsi="Arial Narrow" w:cs="Arial Narrow"/>
+          <w:b/>
+          <w:color w:val="000000"/>
+          <w:kern w:val="0"/>
+          <w:lang w:eastAsia="es-PE"/>
+          <w14:ligatures w14:val="none"/>
         </w:rPr>
         <w:t xml:space="preserve">QUINTO: </w:t>
       </w:r>
@@ -4660,7 +4680,7 @@
           <w:color w:val="000000"/>
           <w:kern w:val="0"/>
           <w:lang w:eastAsia="es-ES"/>
-          <ns2:ligatures ns2:val="none"/>
+          <w14:ligatures w14:val="none"/>
         </w:rPr>
         <w:t xml:space="preserve">requerir </w:t>
       </w:r>
@@ -4670,7 +4690,7 @@
           <w:color w:val="000000"/>
           <w:kern w:val="0"/>
           <w:lang w:val="es-ES" w:eastAsia="es-ES"/>
-          <ns2:ligatures ns2:val="none"/>
+          <w14:ligatures w14:val="none"/>
         </w:rPr>
         <w:t xml:space="preserve">que, en un </w:t>
       </w:r>
@@ -4680,7 +4700,7 @@
           <w:color w:val="000000"/>
           <w:kern w:val="0"/>
           <w:lang w:eastAsia="es-ES"/>
-          <ns2:ligatures ns2:val="none"/>
+          <w14:ligatures w14:val="none"/>
         </w:rPr>
         <w:t>plazo no mayor de cinco (5) días hábiles contado a partir del día siguiente de la notificación de la presente resolución</w:t>
       </w:r>
@@ -4691,7 +4711,7 @@
           <w:color w:val="000000"/>
           <w:kern w:val="0"/>
           <w:lang w:eastAsia="es-ES"/>
-          <ns2:ligatures ns2:val="none"/>
+          <w14:ligatures w14:val="none"/>
         </w:rPr>
         <w:t xml:space="preserve">, </w:t>
       </w:r>
@@ -4703,7 +4723,7 @@
           <w:kern w:val="0"/>
           <w:shd w:val="clear" w:color="auto" w:fill="FFFFFF"/>
           <w:lang w:eastAsia="es-PE"/>
-          <ns2:ligatures ns2:val="none"/>
+          <w14:ligatures w14:val="none"/>
         </w:rPr>
         <w:t>el proveedor denunciado</w:t>
       </w:r>
@@ -4713,7 +4733,7 @@
           <w:color w:val="000000"/>
           <w:kern w:val="0"/>
           <w:lang w:eastAsia="es-ES"/>
-          <ns2:ligatures ns2:val="none"/>
+          <w14:ligatures w14:val="none"/>
         </w:rPr>
         <w:t xml:space="preserve"> </w:t>
       </w:r>
@@ -4724,7 +4744,7 @@
           <w:color w:val="000000"/>
           <w:kern w:val="0"/>
           <w:lang w:val="es-ES" w:eastAsia="es-ES"/>
-          <ns2:ligatures ns2:val="none"/>
+          <w14:ligatures w14:val="none"/>
         </w:rPr>
         <w:t xml:space="preserve">cumpla con: </w:t>
       </w:r>
@@ -4734,7 +4754,7 @@
           <w:color w:val="000000"/>
           <w:kern w:val="0"/>
           <w:lang w:val="es-ES" w:eastAsia="es-ES"/>
-          <ns2:ligatures ns2:val="none"/>
+          <w14:ligatures w14:val="none"/>
         </w:rPr>
         <w:t xml:space="preserve">(i) presentar una copia completa, legible y debidamente suscrita de la Póliza 07600043015 del Seguro de Vida Free Plus, así como el cargo de remisión de la póliza; (ii) presentar los medios probatorios que acrediten que gestionó oportunamente la solicitud de la denunciante, presentada el 15 de noviembre de 2024, de desafiliación del método de pago automático de su cuenta de ahorro en soles; y, (iii) presentar todas las comunicaciones cursadas con la parte denunciante, incluyendo el registro de llamadas telefónicas, en virtud de los hechos materia de denuncia</w:t>
       </w:r>
@@ -4744,12 +4764,12 @@
           <w:color w:val="000000"/>
           <w:kern w:val="0"/>
           <w:lang w:val="es-ES" w:eastAsia="es-ES"/>
-          <ns2:ligatures ns2:val="none"/>
+          <w14:ligatures w14:val="none"/>
         </w:rPr>
         <w:t>.</w:t>
       </w:r>
     </w:p>
-    <w:p ns2:paraId="12A4D8BD" ns2:textId="77777777">
+    <w:p>
       <w:pPr>
         <w:spacing w:after="0" w:line="240" w:lineRule="auto"/>
         <w:jc w:val="both"/>
@@ -4759,30 +4779,30 @@
           <w:color w:val="000000"/>
           <w:kern w:val="0"/>
           <w:lang w:val="es-ES" w:eastAsia="es-PE"/>
-          <ns2:ligatures ns2:val="none"/>
-        </w:rPr>
-      </w:pPr>
-    </w:p>
-    <w:p ns2:paraId="591B7E6F" ns2:textId="77777777">
-      <w:pPr>
-        <w:spacing w:after="0" w:line="240" w:lineRule="auto"/>
-        <w:jc w:val="both"/>
-        <w:rPr>
-          <w:rFonts w:ascii="Arial Narrow" w:eastAsia="Arial Narrow" w:hAnsi="Arial Narrow" w:cs="Arial Narrow"/>
-          <w:color w:val="000000"/>
-          <w:kern w:val="0"/>
-          <w:lang w:eastAsia="es-PE"/>
-          <ns2:ligatures ns2:val="none"/>
-        </w:rPr>
-      </w:pPr>
-      <w:r>
-        <w:rPr>
-          <w:rFonts w:ascii="Arial Narrow" w:eastAsia="Arial Narrow" w:hAnsi="Arial Narrow" w:cs="Arial Narrow"/>
-          <w:b/>
-          <w:color w:val="000000"/>
-          <w:kern w:val="0"/>
-          <w:lang w:eastAsia="es-PE"/>
-          <ns2:ligatures ns2:val="none"/>
+          <w14:ligatures w14:val="none"/>
+        </w:rPr>
+      </w:pPr>
+    </w:p>
+    <w:p>
+      <w:pPr>
+        <w:spacing w:after="0" w:line="240" w:lineRule="auto"/>
+        <w:jc w:val="both"/>
+        <w:rPr>
+          <w:rFonts w:ascii="Arial Narrow" w:eastAsia="Arial Narrow" w:hAnsi="Arial Narrow" w:cs="Arial Narrow"/>
+          <w:color w:val="000000"/>
+          <w:kern w:val="0"/>
+          <w:lang w:eastAsia="es-PE"/>
+          <w14:ligatures w14:val="none"/>
+        </w:rPr>
+      </w:pPr>
+      <w:r>
+        <w:rPr>
+          <w:rFonts w:ascii="Arial Narrow" w:eastAsia="Arial Narrow" w:hAnsi="Arial Narrow" w:cs="Arial Narrow"/>
+          <w:b/>
+          <w:color w:val="000000"/>
+          <w:kern w:val="0"/>
+          <w:lang w:eastAsia="es-PE"/>
+          <w14:ligatures w14:val="none"/>
         </w:rPr>
         <w:t>SEXTO:</w:t>
       </w:r>
@@ -4792,7 +4812,7 @@
           <w:color w:val="000000"/>
           <w:kern w:val="0"/>
           <w:lang w:eastAsia="es-PE"/>
-          <ns2:ligatures ns2:val="none"/>
+          <w14:ligatures w14:val="none"/>
         </w:rPr>
         <w:t xml:space="preserve"> </w:t>
       </w:r>
@@ -4803,7 +4823,7 @@
           <w:color w:val="000000"/>
           <w:kern w:val="0"/>
           <w:lang w:eastAsia="es-PE"/>
-          <ns2:ligatures ns2:val="none"/>
+          <w14:ligatures w14:val="none"/>
         </w:rPr>
         <w:t>informar a las partes que el artículo 110</w:t>
       </w:r>
@@ -4813,7 +4833,7 @@
           <w:color w:val="000000"/>
           <w:kern w:val="0"/>
           <w:lang w:eastAsia="es-PE"/>
-          <ns2:ligatures ns2:val="none"/>
+          <w14:ligatures w14:val="none"/>
         </w:rPr>
         <w:t/>
       </w:r>
@@ -4823,7 +4843,7 @@
           <w:color w:val="000000"/>
           <w:kern w:val="0"/>
           <w:lang w:eastAsia="es-PE"/>
-          <ns2:ligatures ns2:val="none"/>
+          <w14:ligatures w14:val="none"/>
         </w:rPr>
         <w:t xml:space="preserve"> de la Ley 29571, Código de Protección y Defensa del Consumidor</w:t>
       </w:r>
@@ -4835,7 +4855,7 @@
           <w:kern w:val="0"/>
           <w:vertAlign w:val="superscript"/>
           <w:lang w:eastAsia="es-PE"/>
-          <ns2:ligatures ns2:val="none"/>
+          <w14:ligatures w14:val="none"/>
         </w:rPr>
         <w:footnoteReference w:id="10"/>
       </w:r>
@@ -4845,7 +4865,7 @@
           <w:color w:val="000000"/>
           <w:kern w:val="0"/>
           <w:lang w:eastAsia="es-PE"/>
-          <ns2:ligatures ns2:val="none"/>
+          <w14:ligatures w14:val="none"/>
         </w:rPr>
         <w:t xml:space="preserve">, faculta a la Comisión a calificar las infracciones de la referida norma como leves, graves o </w:t>
       </w:r>
@@ -4855,7 +4875,7 @@
           <w:color w:val="000000"/>
           <w:kern w:val="0"/>
           <w:lang w:eastAsia="es-PE"/>
-          <ns2:ligatures ns2:val="none"/>
+          <w14:ligatures w14:val="none"/>
         </w:rPr>
         <w:lastRenderedPageBreak/>
         <w:t>muy graves e imponer sanciones que van desde una amonestación hasta una multa por un máximo de 450 Unidades Impositivas Tributarias, sin perjuicio de las medidas correctivas, reparadoras y complementarias, que puedan ordenarse de acuerdo a lo estipulado en los artículos 114</w:t>
@@ -4866,7 +4886,7 @@
           <w:color w:val="000000"/>
           <w:kern w:val="0"/>
           <w:lang w:eastAsia="es-PE"/>
-          <ns2:ligatures ns2:val="none"/>
+          <w14:ligatures w14:val="none"/>
         </w:rPr>
         <w:t/>
       </w:r>
@@ -4876,7 +4896,7 @@
           <w:color w:val="000000"/>
           <w:kern w:val="0"/>
           <w:lang w:eastAsia="es-PE"/>
-          <ns2:ligatures ns2:val="none"/>
+          <w14:ligatures w14:val="none"/>
         </w:rPr>
         <w:t>, 115</w:t>
       </w:r>
@@ -4886,7 +4906,7 @@
           <w:color w:val="000000"/>
           <w:kern w:val="0"/>
           <w:lang w:eastAsia="es-PE"/>
-          <ns2:ligatures ns2:val="none"/>
+          <w14:ligatures w14:val="none"/>
         </w:rPr>
         <w:t/>
       </w:r>
@@ -4896,7 +4916,7 @@
           <w:color w:val="000000"/>
           <w:kern w:val="0"/>
           <w:lang w:eastAsia="es-PE"/>
-          <ns2:ligatures ns2:val="none"/>
+          <w14:ligatures w14:val="none"/>
         </w:rPr>
         <w:t xml:space="preserve"> y 116</w:t>
       </w:r>
@@ -4906,7 +4926,7 @@
           <w:color w:val="000000"/>
           <w:kern w:val="0"/>
           <w:lang w:eastAsia="es-PE"/>
-          <ns2:ligatures ns2:val="none"/>
+          <w14:ligatures w14:val="none"/>
         </w:rPr>
         <w:t/>
       </w:r>
@@ -4916,7 +4936,7 @@
           <w:color w:val="000000"/>
           <w:kern w:val="0"/>
           <w:lang w:eastAsia="es-PE"/>
-          <ns2:ligatures ns2:val="none"/>
+          <w14:ligatures w14:val="none"/>
         </w:rPr>
         <w:t xml:space="preserve"> de la referida norma</w:t>
       </w:r>
@@ -4928,7 +4948,7 @@
           <w:kern w:val="0"/>
           <w:vertAlign w:val="superscript"/>
           <w:lang w:eastAsia="es-PE"/>
-          <ns2:ligatures ns2:val="none"/>
+          <w14:ligatures w14:val="none"/>
         </w:rPr>
         <w:footnoteReference w:id="11"/>
       </w:r>
@@ -4938,7 +4958,7 @@
           <w:color w:val="000000"/>
           <w:kern w:val="0"/>
           <w:lang w:eastAsia="es-PE"/>
-          <ns2:ligatures ns2:val="none"/>
+          <w14:ligatures w14:val="none"/>
         </w:rPr>
         <w:t xml:space="preserve">. </w:t>
       </w:r>
@@ -4949,7 +4969,7 @@
           <w:color w:val="000000"/>
           <w:kern w:val="0"/>
           <w:lang w:eastAsia="es-PE"/>
-          <ns2:ligatures ns2:val="none"/>
+          <w14:ligatures w14:val="none"/>
         </w:rPr>
         <w:lastRenderedPageBreak/>
         <w:t>Asimismo, se consideran circunstancias atenuantes para la graduación de la sanción, el allanamiento de la denuncia o el reconocimiento de las pretensiones en ella contenidas, de acuerdo con el artículo 112</w:t>
@@ -4960,7 +4980,7 @@
           <w:color w:val="000000"/>
           <w:kern w:val="0"/>
           <w:lang w:eastAsia="es-PE"/>
-          <ns2:ligatures ns2:val="none"/>
+          <w14:ligatures w14:val="none"/>
         </w:rPr>
         <w:t/>
       </w:r>
@@ -4970,7 +4990,7 @@
           <w:color w:val="000000"/>
           <w:kern w:val="0"/>
           <w:lang w:eastAsia="es-PE"/>
-          <ns2:ligatures ns2:val="none"/>
+          <w14:ligatures w14:val="none"/>
         </w:rPr>
         <w:t xml:space="preserve"> del Código</w:t>
       </w:r>
@@ -4982,7 +5002,7 @@
           <w:kern w:val="0"/>
           <w:vertAlign w:val="superscript"/>
           <w:lang w:eastAsia="es-PE"/>
-          <ns2:ligatures ns2:val="none"/>
+          <w14:ligatures w14:val="none"/>
         </w:rPr>
         <w:footnoteReference w:id="12"/>
       </w:r>
@@ -4992,12 +5012,12 @@
           <w:color w:val="000000"/>
           <w:kern w:val="0"/>
           <w:lang w:eastAsia="es-PE"/>
-          <ns2:ligatures ns2:val="none"/>
+          <w14:ligatures w14:val="none"/>
         </w:rPr>
         <w:t>.</w:t>
       </w:r>
     </w:p>
-    <w:p ns2:paraId="0ECE55DF" ns2:textId="77777777">
+    <w:p>
       <w:pPr>
         <w:shd w:val="clear" w:color="auto" w:fill="FFFFFF"/>
         <w:spacing w:after="0" w:line="240" w:lineRule="auto"/>
@@ -5008,11 +5028,11 @@
           <w:color w:val="000000"/>
           <w:kern w:val="0"/>
           <w:lang w:eastAsia="es-PE"/>
-          <ns2:ligatures ns2:val="none"/>
-        </w:rPr>
-      </w:pPr>
-    </w:p>
-    <w:p ns2:paraId="1CC114EB" ns2:textId="77777777">
+          <w14:ligatures w14:val="none"/>
+        </w:rPr>
+      </w:pPr>
+    </w:p>
+    <w:p>
       <w:pPr>
         <w:shd w:val="clear" w:color="auto" w:fill="FFFFFF"/>
         <w:spacing w:after="0" w:line="240" w:lineRule="auto"/>
@@ -5022,17 +5042,17 @@
           <w:color w:val="000000"/>
           <w:kern w:val="0"/>
           <w:lang w:eastAsia="es-PE"/>
-          <ns2:ligatures ns2:val="none"/>
-        </w:rPr>
-      </w:pPr>
-      <w:r>
-        <w:rPr>
-          <w:rFonts w:ascii="Arial Narrow" w:eastAsia="Arial Narrow" w:hAnsi="Arial Narrow" w:cs="Arial Narrow"/>
-          <w:b/>
-          <w:color w:val="000000"/>
-          <w:kern w:val="0"/>
-          <w:lang w:eastAsia="es-PE"/>
-          <ns2:ligatures ns2:val="none"/>
+          <w14:ligatures w14:val="none"/>
+        </w:rPr>
+      </w:pPr>
+      <w:r>
+        <w:rPr>
+          <w:rFonts w:ascii="Arial Narrow" w:eastAsia="Arial Narrow" w:hAnsi="Arial Narrow" w:cs="Arial Narrow"/>
+          <w:b/>
+          <w:color w:val="000000"/>
+          <w:kern w:val="0"/>
+          <w:lang w:eastAsia="es-PE"/>
+          <w14:ligatures w14:val="none"/>
         </w:rPr>
         <w:t>SÉTIMO:</w:t>
       </w:r>
@@ -5042,7 +5062,7 @@
           <w:color w:val="000000"/>
           <w:kern w:val="0"/>
           <w:lang w:eastAsia="es-PE"/>
-          <ns2:ligatures ns2:val="none"/>
+          <w14:ligatures w14:val="none"/>
         </w:rPr>
         <w:t xml:space="preserve"> informar a las partes que conforme a lo establecido en el artículo 39</w:t>
       </w:r>
@@ -5052,7 +5072,7 @@
           <w:color w:val="000000"/>
           <w:kern w:val="0"/>
           <w:lang w:eastAsia="es-PE"/>
-          <ns2:ligatures ns2:val="none"/>
+          <w14:ligatures w14:val="none"/>
         </w:rPr>
         <w:t/>
       </w:r>
@@ -5062,12 +5082,12 @@
           <w:color w:val="000000"/>
           <w:kern w:val="0"/>
           <w:lang w:eastAsia="es-PE"/>
-          <ns2:ligatures ns2:val="none"/>
+          <w14:ligatures w14:val="none"/>
         </w:rPr>
         <w:t xml:space="preserve"> de la Ley sobre Facultades, Normas y Organización del Indecopi, aprobada por Decreto Legislativo 807, los gastos por los peritajes realizados, actuación de pruebas, inspecciones y otros derivados de la tramitación del proceso serán de cargo de la parte que solicita la prueba, salvo pacto en contrario. En todos los casos, la resolución final determinará si los gastos deben ser asumidos por alguna de las partes, o reembolsados a la otra parte o al Indecopi, según sea el caso, de manera adicional a la sanción que haya podido imponerse. </w:t>
       </w:r>
     </w:p>
-    <w:p ns2:paraId="364C4B19" ns2:textId="77777777">
+    <w:p>
       <w:pPr>
         <w:shd w:val="clear" w:color="auto" w:fill="FFFFFF"/>
         <w:spacing w:after="0" w:line="240" w:lineRule="auto"/>
@@ -5077,11 +5097,11 @@
           <w:color w:val="000000"/>
           <w:kern w:val="0"/>
           <w:lang w:eastAsia="es-PE"/>
-          <ns2:ligatures ns2:val="none"/>
-        </w:rPr>
-      </w:pPr>
-    </w:p>
-    <w:p ns2:paraId="27E9BBC0" ns2:textId="77777777">
+          <w14:ligatures w14:val="none"/>
+        </w:rPr>
+      </w:pPr>
+    </w:p>
+    <w:p>
       <w:pPr>
         <w:suppressAutoHyphens/>
         <w:spacing w:after="0" w:line="240" w:lineRule="auto"/>
@@ -5090,7 +5110,7 @@
           <w:rFonts w:ascii="Arial Narrow" w:eastAsia="Calibri" w:hAnsi="Arial Narrow" w:cs="Arial"/>
           <w:kern w:val="0"/>
           <w:u w:val="single"/>
-          <ns2:ligatures ns2:val="none"/>
+          <w14:ligatures w14:val="none"/>
         </w:rPr>
       </w:pPr>
       <w:r>
@@ -5099,7 +5119,7 @@
           <w:b/>
           <w:bCs/>
           <w:kern w:val="0"/>
-          <ns2:ligatures ns2:val="none"/>
+          <w14:ligatures w14:val="none"/>
         </w:rPr>
         <w:t>OCTAVO</w:t>
       </w:r>
@@ -5108,7 +5128,7 @@
           <w:rFonts w:ascii="Arial Narrow" w:eastAsia="Calibri" w:hAnsi="Arial Narrow" w:cs="Arial"/>
           <w:b/>
           <w:kern w:val="0"/>
-          <ns2:ligatures ns2:val="none"/>
+          <w14:ligatures w14:val="none"/>
         </w:rPr>
         <w:t>:</w:t>
       </w:r>
@@ -5116,7 +5136,7 @@
         <w:rPr>
           <w:rFonts w:ascii="Arial Narrow" w:eastAsia="Calibri" w:hAnsi="Arial Narrow" w:cs="Arial"/>
           <w:kern w:val="0"/>
-          <ns2:ligatures ns2:val="none"/>
+          <w14:ligatures w14:val="none"/>
         </w:rPr>
         <w:t xml:space="preserve"> comunicar a las partes que, de acuerdo a lo señalado por el artículo 29</w:t>
       </w:r>
@@ -5126,7 +5146,7 @@
           <w:color w:val="000000"/>
           <w:kern w:val="0"/>
           <w:lang w:eastAsia="es-PE"/>
-          <ns2:ligatures ns2:val="none"/>
+          <w14:ligatures w14:val="none"/>
         </w:rPr>
         <w:t/>
       </w:r>
@@ -5134,7 +5154,7 @@
         <w:rPr>
           <w:rFonts w:ascii="Arial Narrow" w:eastAsia="Calibri" w:hAnsi="Arial Narrow" w:cs="Arial"/>
           <w:kern w:val="0"/>
-          <ns2:ligatures ns2:val="none"/>
+          <w14:ligatures w14:val="none"/>
         </w:rPr>
         <w:t xml:space="preserve"> del Decreto Legislativo 807</w:t>
       </w:r>
@@ -5144,7 +5164,7 @@
           <w:rFonts w:ascii="Arial Narrow" w:eastAsia="Calibri" w:hAnsi="Arial Narrow" w:cs="Arial"/>
           <w:kern w:val="0"/>
           <w:vertAlign w:val="superscript"/>
-          <ns2:ligatures ns2:val="none"/>
+          <w14:ligatures w14:val="none"/>
         </w:rPr>
         <w:footnoteReference w:id="13"/>
       </w:r>
@@ -5152,7 +5172,7 @@
         <w:rPr>
           <w:rFonts w:ascii="Arial Narrow" w:eastAsia="Calibri" w:hAnsi="Arial Narrow" w:cs="Arial"/>
           <w:kern w:val="0"/>
-          <ns2:ligatures ns2:val="none"/>
+          <w14:ligatures w14:val="none"/>
         </w:rPr>
         <w:t xml:space="preserve">, hasta antes de la emisión de la Resolución Final tienen la posibilidad de solicitar una audiencia de conciliación. En caso deleguen a favor de una tercera persona su actuación en la diligencia programada, esta deberá presentar un poder especial con firma legalizada ante Notario Público, donde conste </w:t>
       </w:r>
@@ -5161,7 +5181,7 @@
           <w:rFonts w:ascii="Arial Narrow" w:eastAsia="Calibri" w:hAnsi="Arial Narrow" w:cs="Arial"/>
           <w:kern w:val="0"/>
           <w:u w:val="single"/>
-          <ns2:ligatures ns2:val="none"/>
+          <w14:ligatures w14:val="none"/>
         </w:rPr>
         <w:t>expresamente su facultad para asistir y conciliar en su representación</w:t>
       </w:r>
@@ -5170,7 +5190,7 @@
           <w:rFonts w:ascii="Arial Narrow" w:eastAsia="Calibri" w:hAnsi="Arial Narrow" w:cs="Arial"/>
           <w:bCs/>
           <w:kern w:val="0"/>
-          <ns2:ligatures ns2:val="none"/>
+          <w14:ligatures w14:val="none"/>
         </w:rPr>
         <w:t>.</w:t>
       </w:r>
@@ -5180,7 +5200,7 @@
           <w:b/>
           <w:bCs/>
           <w:kern w:val="0"/>
-          <ns2:ligatures ns2:val="none"/>
+          <w14:ligatures w14:val="none"/>
         </w:rPr>
         <w:t xml:space="preserve"> </w:t>
       </w:r>
@@ -5189,12 +5209,12 @@
           <w:rFonts w:ascii="Arial Narrow" w:eastAsia="Calibri" w:hAnsi="Arial Narrow" w:cs="Arial"/>
           <w:kern w:val="0"/>
           <w:u w:val="single"/>
-          <ns2:ligatures ns2:val="none"/>
+          <w14:ligatures w14:val="none"/>
         </w:rPr>
         <w:t xml:space="preserve">Ello bajo apercibimiento de no realizar la audiencia de conciliación y levantar el acta de inasistencia correspondiente. </w:t>
       </w:r>
     </w:p>
-    <w:p ns2:paraId="4CD47B08" ns2:textId="77777777">
+    <w:p>
       <w:pPr>
         <w:suppressAutoHyphens/>
         <w:spacing w:after="0" w:line="240" w:lineRule="auto"/>
@@ -5203,11 +5223,11 @@
           <w:rFonts w:ascii="Arial Narrow" w:eastAsia="Calibri" w:hAnsi="Arial Narrow" w:cs="Arial"/>
           <w:kern w:val="0"/>
           <w:u w:val="single"/>
-          <ns2:ligatures ns2:val="none"/>
-        </w:rPr>
-      </w:pPr>
-    </w:p>
-    <w:p ns2:paraId="0E80CA49" ns2:textId="77777777">
+          <w14:ligatures w14:val="none"/>
+        </w:rPr>
+      </w:pPr>
+    </w:p>
+    <w:p>
       <w:pPr>
         <w:suppressAutoHyphens/>
         <w:spacing w:after="0" w:line="240" w:lineRule="auto"/>
@@ -5217,7 +5237,7 @@
           <w:color w:val="000000"/>
           <w:kern w:val="0"/>
           <w:lang w:eastAsia="es-PE"/>
-          <ns2:ligatures ns2:val="none"/>
+          <w14:ligatures w14:val="none"/>
         </w:rPr>
       </w:pPr>
       <w:r>
@@ -5227,7 +5247,7 @@
           <w:color w:val="000000"/>
           <w:kern w:val="0"/>
           <w:lang w:eastAsia="es-PE"/>
-          <ns2:ligatures ns2:val="none"/>
+          <w14:ligatures w14:val="none"/>
         </w:rPr>
         <w:t>NOVENO:</w:t>
       </w:r>
@@ -5237,14 +5257,14 @@
           <w:color w:val="000000"/>
           <w:kern w:val="0"/>
           <w:lang w:eastAsia="es-PE"/>
-          <ns2:ligatures ns2:val="none"/>
+          <w14:ligatures w14:val="none"/>
         </w:rPr>
         <w:t xml:space="preserve"> poner en conocimiento de las partes que, antes de la emisión de la Resolución Final, tienen la posibilidad de formular su desistimiento o presentar el acuerdo arribado mediante la conciliación, mediación, transacción o cualquier otro que, de forma indubitable, deje constancia que se ha solucionado la controversia materia de denuncia.</w:t>
       </w:r>
       <w:bookmarkStart w:id="17" w:name="h.gjdgxs" w:colFirst="0" w:colLast="0"/>
       <w:bookmarkEnd w:id="17"/>
     </w:p>
-    <w:p ns2:paraId="7DDD06F7" ns2:textId="77777777">
+    <w:p>
       <w:pPr>
         <w:suppressAutoHyphens/>
         <w:spacing w:after="0" w:line="240" w:lineRule="auto"/>
@@ -5254,11 +5274,11 @@
           <w:color w:val="000000"/>
           <w:kern w:val="0"/>
           <w:lang w:eastAsia="es-PE"/>
-          <ns2:ligatures ns2:val="none"/>
-        </w:rPr>
-      </w:pPr>
-    </w:p>
-    <w:p ns2:paraId="236137A1" ns2:textId="59F6FE15">
+          <w14:ligatures w14:val="none"/>
+        </w:rPr>
+      </w:pPr>
+    </w:p>
+    <w:p>
       <w:pPr>
         <w:suppressAutoHyphens/>
         <w:spacing w:after="0" w:line="240" w:lineRule="auto"/>
@@ -5281,7 +5301,7 @@
           <w:b/>
           <w:spacing w:val="-3"/>
           <w:kern w:val="0"/>
-          <ns2:ligatures ns2:val="none"/>
+          <w14:ligatures w14:val="none"/>
         </w:rPr>
         <w:t/>
       </w:r>
@@ -5291,7 +5311,7 @@
           <w:bCs/>
           <w:spacing w:val="-3"/>
           <w:kern w:val="0"/>
-          <ns2:ligatures ns2:val="none"/>
+          <w14:ligatures w14:val="none"/>
         </w:rPr>
         <w:t xml:space="preserve"/>
       </w:r>
@@ -5301,7 +5321,7 @@
           <w:bCs/>
           <w:spacing w:val="-3"/>
           <w:kern w:val="0"/>
-          <ns2:ligatures ns2:val="none"/>
+          <w14:ligatures w14:val="none"/>
         </w:rPr>
         <w:t xml:space="preserve"/>
       </w:r>
@@ -5312,7 +5332,7 @@
           <w:kern w:val="0"/>
           <w:shd w:val="clear" w:color="auto" w:fill="FFFFFF"/>
           <w:lang w:eastAsia="es-PE"/>
-          <ns2:ligatures ns2:val="none"/>
+          <w14:ligatures w14:val="none"/>
         </w:rPr>
         <w:t xml:space="preserve"/>
       </w:r>
@@ -5344,7 +5364,7 @@
           <w:color w:val="000000"/>
           <w:kern w:val="0"/>
           <w:lang w:eastAsia="es-PE"/>
-          <ns2:ligatures ns2:val="none"/>
+          <w14:ligatures w14:val="none"/>
         </w:rPr>
         <w:t/>
       </w:r>
@@ -5361,7 +5381,7 @@
           <w:color w:val="000000"/>
           <w:kern w:val="0"/>
           <w:lang w:eastAsia="es-PE"/>
-          <ns2:ligatures ns2:val="none"/>
+          <w14:ligatures w14:val="none"/>
         </w:rPr>
         <w:t/>
       </w:r>
@@ -5396,7 +5416,7 @@
       </w:r>
     </w:p>
     <w:bookmarkEnd w:id="18"/>
-    <w:p ns2:paraId="639FE5BE" ns2:textId="77777777">
+    <w:p>
       <w:pPr>
         <w:suppressAutoHyphens/>
         <w:spacing w:after="0" w:line="240" w:lineRule="auto"/>
@@ -5406,7 +5426,7 @@
         </w:rPr>
       </w:pPr>
     </w:p>
-    <w:p ns2:paraId="083D8417" ns2:textId="737E5127">
+    <w:p>
       <w:pPr>
         <w:suppressAutoHyphens/>
         <w:spacing w:line="240" w:lineRule="auto"/>
@@ -5501,7 +5521,7 @@
       </w:r>
       <w:bookmarkStart w:id="19" w:name="_Hlk198890962"/>
     </w:p>
-    <w:p ns2:paraId="36317C11" ns2:textId="77777777">
+    <w:p>
       <w:pPr>
         <w:suppressAutoHyphens/>
         <w:spacing w:after="0" w:line="240" w:lineRule="auto"/>
@@ -5513,7 +5533,7 @@
       </w:pPr>
     </w:p>
     <w:bookmarkEnd w:id="19"/>
-    <w:p ns2:paraId="23716787" ns2:textId="77777777">
+    <w:p>
       <w:pPr>
         <w:suppressAutoHyphens/>
         <w:spacing w:after="0" w:line="240" w:lineRule="auto"/>
@@ -5523,36 +5543,36 @@
         </w:rPr>
       </w:pPr>
     </w:p>
-    <w:p ns2:paraId="509D673B" ns2:textId="77777777">
-      <w:pPr>
-        <w:spacing w:after="0" w:line="240" w:lineRule="auto"/>
-        <w:jc w:val="both"/>
-        <w:rPr>
-          <w:rFonts w:ascii="Arial Narrow" w:eastAsia="Arial Narrow" w:hAnsi="Arial Narrow" w:cs="Arial Narrow"/>
-          <w:b/>
-          <w:color w:val="000000"/>
-          <w:kern w:val="0"/>
-          <w:lang w:eastAsia="es-PE"/>
-          <ns2:ligatures ns2:val="none"/>
-        </w:rPr>
-      </w:pPr>
-    </w:p>
-    <w:p ns2:paraId="418E1D52" ns2:textId="77777777">
-      <w:pPr>
-        <w:spacing w:after="0" w:line="240" w:lineRule="auto"/>
-        <w:jc w:val="both"/>
-        <w:rPr>
-          <w:rFonts w:ascii="Arial Narrow" w:eastAsia="Arial Narrow" w:hAnsi="Arial Narrow" w:cs="Arial Narrow"/>
-          <w:b/>
-          <w:color w:val="000000"/>
-          <w:kern w:val="0"/>
-          <w:lang w:eastAsia="es-PE"/>
-          <ns2:ligatures ns2:val="none"/>
+    <w:p>
+      <w:pPr>
+        <w:spacing w:after="0" w:line="240" w:lineRule="auto"/>
+        <w:jc w:val="both"/>
+        <w:rPr>
+          <w:rFonts w:ascii="Arial Narrow" w:eastAsia="Arial Narrow" w:hAnsi="Arial Narrow" w:cs="Arial Narrow"/>
+          <w:b/>
+          <w:color w:val="000000"/>
+          <w:kern w:val="0"/>
+          <w:lang w:eastAsia="es-PE"/>
+          <w14:ligatures w14:val="none"/>
+        </w:rPr>
+      </w:pPr>
+    </w:p>
+    <w:p>
+      <w:pPr>
+        <w:spacing w:after="0" w:line="240" w:lineRule="auto"/>
+        <w:jc w:val="both"/>
+        <w:rPr>
+          <w:rFonts w:ascii="Arial Narrow" w:eastAsia="Arial Narrow" w:hAnsi="Arial Narrow" w:cs="Arial Narrow"/>
+          <w:b/>
+          <w:color w:val="000000"/>
+          <w:kern w:val="0"/>
+          <w:lang w:eastAsia="es-PE"/>
+          <w14:ligatures w14:val="none"/>
         </w:rPr>
       </w:pPr>
     </w:p>
     <w:bookmarkEnd w:id="0"/>
-    <w:p ns2:paraId="626EF8E7" ns2:textId="36A812F1">
+    <w:p>
       <w:pPr>
         <w:spacing w:after="0" w:line="240" w:lineRule="auto"/>
         <w:jc w:val="center"/>
@@ -5562,22 +5582,22 @@
           <w:color w:val="000000"/>
           <w:kern w:val="0"/>
           <w:lang w:eastAsia="es-PE"/>
-          <ns2:ligatures ns2:val="none"/>
-        </w:rPr>
-      </w:pPr>
-      <w:r>
-        <w:rPr>
-          <w:rFonts w:ascii="Arial Narrow" w:eastAsia="Arial Narrow" w:hAnsi="Arial Narrow" w:cs="Arial Narrow"/>
-          <w:b/>
-          <w:color w:val="000000"/>
-          <w:kern w:val="0"/>
-          <w:lang w:eastAsia="es-PE"/>
-          <ns2:ligatures ns2:val="none"/>
+          <w14:ligatures w14:val="none"/>
+        </w:rPr>
+      </w:pPr>
+      <w:r>
+        <w:rPr>
+          <w:rFonts w:ascii="Arial Narrow" w:eastAsia="Arial Narrow" w:hAnsi="Arial Narrow" w:cs="Arial Narrow"/>
+          <w:b/>
+          <w:color w:val="000000"/>
+          <w:kern w:val="0"/>
+          <w:lang w:eastAsia="es-PE"/>
+          <w14:ligatures w14:val="none"/>
         </w:rPr>
         <w:t>Firmado digitalmente por</w:t>
       </w:r>
     </w:p>
-    <w:p ns2:paraId="564FA57C" ns2:textId="77777777">
+    <w:p>
       <w:pPr>
         <w:spacing w:after="0" w:line="240" w:lineRule="auto"/>
         <w:jc w:val="center"/>
@@ -5587,7 +5607,7 @@
           <w:bCs/>
           <w:color w:val="000000"/>
           <w:kern w:val="0"/>
-          <ns2:ligatures ns2:val="none"/>
+          <w14:ligatures w14:val="none"/>
         </w:rPr>
       </w:pPr>
       <w:r>
@@ -5596,7 +5616,7 @@
           <w:b/>
           <w:color w:val="000000"/>
           <w:kern w:val="0"/>
-          <ns2:ligatures ns2:val="none"/>
+          <w14:ligatures w14:val="none"/>
         </w:rPr>
         <w:t>EVELING</w:t>
       </w:r>
@@ -5607,12 +5627,12 @@
           <w:bCs/>
           <w:color w:val="000000"/>
           <w:kern w:val="0"/>
-          <ns2:ligatures ns2:val="none"/>
+          <w14:ligatures w14:val="none"/>
         </w:rPr>
         <w:t xml:space="preserve"> ROA QUISPE</w:t>
       </w:r>
     </w:p>
-    <w:p ns2:paraId="488C71A5" ns2:textId="77777777">
+    <w:p>
       <w:pPr>
         <w:spacing w:after="0" w:line="240" w:lineRule="auto"/>
         <w:jc w:val="center"/>
@@ -5622,7 +5642,7 @@
           <w:bCs/>
           <w:color w:val="000000"/>
           <w:kern w:val="0"/>
-          <ns2:ligatures ns2:val="none"/>
+          <w14:ligatures w14:val="none"/>
         </w:rPr>
       </w:pPr>
       <w:r>
@@ -5632,12 +5652,12 @@
           <w:bCs/>
           <w:color w:val="000000"/>
           <w:kern w:val="0"/>
-          <ns2:ligatures ns2:val="none"/>
+          <w14:ligatures w14:val="none"/>
         </w:rPr>
         <w:t>Secretaria Técnica</w:t>
       </w:r>
     </w:p>
-    <w:p ns2:paraId="4EF09A7C" ns2:textId="77777777">
+    <w:p>
       <w:pPr>
         <w:spacing w:after="0" w:line="240" w:lineRule="auto"/>
         <w:jc w:val="center"/>
@@ -5647,7 +5667,7 @@
           <w:bCs/>
           <w:color w:val="000000"/>
           <w:kern w:val="0"/>
-          <ns2:ligatures ns2:val="none"/>
+          <w14:ligatures w14:val="none"/>
         </w:rPr>
       </w:pPr>
       <w:r>
@@ -5657,26 +5677,26 @@
           <w:bCs/>
           <w:color w:val="000000"/>
           <w:kern w:val="0"/>
-          <ns2:ligatures ns2:val="none"/>
+          <w14:ligatures w14:val="none"/>
         </w:rPr>
         <w:t>Comisión de Protección al Consumidor 1</w:t>
       </w:r>
     </w:p>
-    <w:p ns2:paraId="7F637530" ns2:textId="77777777">
-      <w:pPr>
-        <w:spacing w:after="0" w:line="240" w:lineRule="auto"/>
-        <w:jc w:val="both"/>
-        <w:rPr>
-          <w:rFonts w:ascii="Arial Narrow" w:eastAsia="Arial Narrow" w:hAnsi="Arial Narrow" w:cs="Arial Narrow"/>
-          <w:b/>
-          <w:color w:val="000000"/>
-          <w:kern w:val="0"/>
-          <w:lang w:eastAsia="es-PE"/>
-          <ns2:ligatures ns2:val="none"/>
-        </w:rPr>
-      </w:pPr>
-    </w:p>
-    <w:p ns2:paraId="2593B317" ns2:textId="77777777">
+    <w:p>
+      <w:pPr>
+        <w:spacing w:after="0" w:line="240" w:lineRule="auto"/>
+        <w:jc w:val="both"/>
+        <w:rPr>
+          <w:rFonts w:ascii="Arial Narrow" w:eastAsia="Arial Narrow" w:hAnsi="Arial Narrow" w:cs="Arial Narrow"/>
+          <w:b/>
+          <w:color w:val="000000"/>
+          <w:kern w:val="0"/>
+          <w:lang w:eastAsia="es-PE"/>
+          <w14:ligatures w14:val="none"/>
+        </w:rPr>
+      </w:pPr>
+    </w:p>
+    <w:p>
       <w:pPr>
         <w:spacing w:after="0" w:line="240" w:lineRule="auto"/>
         <w:jc w:val="both"/>
@@ -5694,12 +5714,12 @@
           <w:sz w:val="16"/>
           <w:szCs w:val="16"/>
           <w:lang w:eastAsia="es-PE"/>
-          <ns2:ligatures ns2:val="none"/>
+          <w14:ligatures w14:val="none"/>
         </w:rPr>
         <w:t>LSM/JCQ</w:t>
       </w:r>
     </w:p>
-    <w:p ns2:paraId="4423ADE9" ns2:textId="77777777">
+    <w:p>
       <w:pPr>
         <w:spacing w:line="240" w:lineRule="auto"/>
         <w:rPr>
@@ -5707,18 +5727,18 @@
         </w:rPr>
       </w:pPr>
     </w:p>
-    <w:p ns2:paraId="74AAB5F4" ns2:textId="77777777">
+    <w:p>
       <w:pPr>
         <w:spacing w:line="240" w:lineRule="auto"/>
       </w:pPr>
     </w:p>
     <w:sectPr>
-      <w:headerReference w:type="even" ns3:id="rId8"/>
-      <w:headerReference w:type="default" ns3:id="rId9"/>
-      <w:footerReference w:type="even" ns3:id="rId10"/>
-      <w:footerReference w:type="default" ns3:id="rId11"/>
-      <w:headerReference w:type="first" ns3:id="rId12"/>
-      <w:footerReference w:type="first" ns3:id="rId13"/>
+      <w:headerReference w:type="even" r:id="rId8"/>
+      <w:headerReference w:type="default" r:id="rId9"/>
+      <w:footerReference w:type="even" r:id="rId10"/>
+      <w:footerReference w:type="default" r:id="rId11"/>
+      <w:headerReference w:type="first" r:id="rId12"/>
+      <w:footerReference w:type="first" r:id="rId13"/>
       <w:pgSz w:w="11906" w:h="16838"/>
       <w:pgMar w:top="1417" w:right="1701" w:bottom="1417" w:left="1701" w:header="708" w:footer="708" w:gutter="0"/>
       <w:cols w:space="708"/>
@@ -5729,7 +5749,7 @@
 </file>
 
 <file path=word/endnotes.xml><?xml version="1.0" encoding="utf-8"?>
-<w:endnotes xmlns:wpc="http://schemas.microsoft.com/office/word/2010/wordprocessingCanvas" xmlns:cx="http://schemas.microsoft.com/office/drawing/2014/chartex" xmlns:cx1="http://schemas.microsoft.com/office/drawing/2015/9/8/chartex" xmlns:cx2="http://schemas.microsoft.com/office/drawing/2015/10/21/chartex" xmlns:cx3="http://schemas.microsoft.com/office/drawing/2016/5/9/chartex" xmlns:cx4="http://schemas.microsoft.com/office/drawing/2016/5/10/chartex" xmlns:cx5="http://schemas.microsoft.com/office/drawing/2016/5/11/chartex" xmlns:cx6="http://schemas.microsoft.com/office/drawing/2016/5/12/chartex" xmlns:cx7="http://schemas.microsoft.com/office/drawing/2016/5/13/chartex" xmlns:cx8="http://schemas.microsoft.com/office/drawing/2016/5/14/chartex" xmlns:mc="http://schemas.openxmlformats.org/markup-compatibility/2006" xmlns:aink="http://schemas.microsoft.com/office/drawing/2016/ink" xmlns:am3d="http://schemas.microsoft.com/office/drawing/2017/model3d" xmlns:o="urn:schemas-microsoft-com:office:office" xmlns:oel="http://schemas.microsoft.com/office/2019/extlst" xmlns:r="http://schemas.openxmlformats.org/officeDocument/2006/relationships" xmlns:m="http://schemas.openxmlformats.org/officeDocument/2006/math" xmlns:v="urn:schemas-microsoft-com:vml" xmlns:wp14="http://schemas.microsoft.com/office/word/2010/wordprocessingDrawing" xmlns:wp="http://schemas.openxmlformats.org/drawingml/2006/wordprocessingDrawing" xmlns:w10="urn:schemas-microsoft-com:office:word" xmlns:w="http://schemas.openxmlformats.org/wordprocessingml/2006/main" xmlns:w14="http://schemas.microsoft.com/office/word/2010/wordml" xmlns:w15="http://schemas.microsoft.com/office/word/2012/wordml" xmlns:w16cex="http://schemas.microsoft.com/office/word/2018/wordml/cex" xmlns:w16cid="http://schemas.microsoft.com/office/word/2016/wordml/cid" xmlns:w16="http://schemas.microsoft.com/office/word/2018/wordml" xmlns:w16du="http://schemas.microsoft.com/office/word/2023/wordml/word16du" xmlns:w16sdtdh="http://schemas.microsoft.com/office/word/2020/wordml/sdtdatahash" xmlns:w16sdtfl="http://schemas.microsoft.com/office/word/2024/wordml/sdtformatlock" xmlns:w16se="http://schemas.microsoft.com/office/word/2015/wordml/symex" xmlns:wpg="http://schemas.microsoft.com/office/word/2010/wordprocessingGroup" xmlns:wpi="http://schemas.microsoft.com/office/word/2010/wordprocessingInk" xmlns:wne="http://schemas.microsoft.com/office/word/2006/wordml" xmlns:wps="http://schemas.microsoft.com/office/word/2010/wordprocessingShape" mc:Ignorable="w14 w15 w16se w16cid w16 w16cex w16sdtdh w16sdtfl w16du wp14">
+<w:endnotes xmlns:mc="http://schemas.openxmlformats.org/markup-compatibility/2006" xmlns:r="http://schemas.openxmlformats.org/officeDocument/2006/relationships" xmlns:w="http://schemas.openxmlformats.org/wordprocessingml/2006/main" xmlns:w14="http://schemas.microsoft.com/office/word/2010/wordml" xmlns:w15="http://schemas.microsoft.com/office/word/2012/wordml" xmlns:w16="http://schemas.microsoft.com/office/word/2018/wordml" xmlns:w16cex="http://schemas.microsoft.com/office/word/2018/wordml/cex" xmlns:w16cid="http://schemas.microsoft.com/office/word/2016/wordml/cid" xmlns:w16du="http://schemas.microsoft.com/office/word/2023/wordml/word16du" xmlns:w16sdtdh="http://schemas.microsoft.com/office/word/2020/wordml/sdtdatahash" xmlns:w16se="http://schemas.microsoft.com/office/word/2015/wordml/symex" xmlns:wp14="http://schemas.microsoft.com/office/word/2010/wordprocessingDrawing" mc:Ignorable="w14 w15 w16se w16cid w16 w16cex w16sdtdh w16du wp14">
   <w:endnote w:type="separator" w:id="-1">
     <w:p>
       <w:pPr>
@@ -5754,7 +5774,7 @@
 </file>
 
 <file path=word/footer1.xml><?xml version="1.0" encoding="utf-8"?>
-<w:ftr xmlns:wpc="http://schemas.microsoft.com/office/word/2010/wordprocessingCanvas" xmlns:cx="http://schemas.microsoft.com/office/drawing/2014/chartex" xmlns:cx1="http://schemas.microsoft.com/office/drawing/2015/9/8/chartex" xmlns:cx2="http://schemas.microsoft.com/office/drawing/2015/10/21/chartex" xmlns:cx3="http://schemas.microsoft.com/office/drawing/2016/5/9/chartex" xmlns:cx4="http://schemas.microsoft.com/office/drawing/2016/5/10/chartex" xmlns:cx5="http://schemas.microsoft.com/office/drawing/2016/5/11/chartex" xmlns:cx6="http://schemas.microsoft.com/office/drawing/2016/5/12/chartex" xmlns:cx7="http://schemas.microsoft.com/office/drawing/2016/5/13/chartex" xmlns:cx8="http://schemas.microsoft.com/office/drawing/2016/5/14/chartex" xmlns:mc="http://schemas.openxmlformats.org/markup-compatibility/2006" xmlns:aink="http://schemas.microsoft.com/office/drawing/2016/ink" xmlns:am3d="http://schemas.microsoft.com/office/drawing/2017/model3d" xmlns:o="urn:schemas-microsoft-com:office:office" xmlns:oel="http://schemas.microsoft.com/office/2019/extlst" xmlns:r="http://schemas.openxmlformats.org/officeDocument/2006/relationships" xmlns:m="http://schemas.openxmlformats.org/officeDocument/2006/math" xmlns:v="urn:schemas-microsoft-com:vml" xmlns:wp14="http://schemas.microsoft.com/office/word/2010/wordprocessingDrawing" xmlns:wp="http://schemas.openxmlformats.org/drawingml/2006/wordprocessingDrawing" xmlns:w10="urn:schemas-microsoft-com:office:word" xmlns:w="http://schemas.openxmlformats.org/wordprocessingml/2006/main" xmlns:w14="http://schemas.microsoft.com/office/word/2010/wordml" xmlns:w15="http://schemas.microsoft.com/office/word/2012/wordml" xmlns:w16cex="http://schemas.microsoft.com/office/word/2018/wordml/cex" xmlns:w16cid="http://schemas.microsoft.com/office/word/2016/wordml/cid" xmlns:w16="http://schemas.microsoft.com/office/word/2018/wordml" xmlns:w16du="http://schemas.microsoft.com/office/word/2023/wordml/word16du" xmlns:w16sdtdh="http://schemas.microsoft.com/office/word/2020/wordml/sdtdatahash" xmlns:w16sdtfl="http://schemas.microsoft.com/office/word/2024/wordml/sdtformatlock" xmlns:w16se="http://schemas.microsoft.com/office/word/2015/wordml/symex" xmlns:wpg="http://schemas.microsoft.com/office/word/2010/wordprocessingGroup" xmlns:wpi="http://schemas.microsoft.com/office/word/2010/wordprocessingInk" xmlns:wne="http://schemas.microsoft.com/office/word/2006/wordml" xmlns:wps="http://schemas.microsoft.com/office/word/2010/wordprocessingShape" mc:Ignorable="w14 w15 w16se w16cid w16 w16cex w16sdtdh w16sdtfl w16du wp14">
+<w:ftr xmlns:mc="http://schemas.openxmlformats.org/markup-compatibility/2006" xmlns:r="http://schemas.openxmlformats.org/officeDocument/2006/relationships" xmlns:w="http://schemas.openxmlformats.org/wordprocessingml/2006/main" xmlns:w14="http://schemas.microsoft.com/office/word/2010/wordml" xmlns:w15="http://schemas.microsoft.com/office/word/2012/wordml" xmlns:w16="http://schemas.microsoft.com/office/word/2018/wordml" xmlns:w16cex="http://schemas.microsoft.com/office/word/2018/wordml/cex" xmlns:w16cid="http://schemas.microsoft.com/office/word/2016/wordml/cid" xmlns:w16du="http://schemas.microsoft.com/office/word/2023/wordml/word16du" xmlns:w16sdtdh="http://schemas.microsoft.com/office/word/2020/wordml/sdtdatahash" xmlns:w16se="http://schemas.microsoft.com/office/word/2015/wordml/symex" xmlns:wp14="http://schemas.microsoft.com/office/word/2010/wordprocessingDrawing" mc:Ignorable="w14 w15 w16se w16cid w16 w16cex w16sdtdh w16du wp14">
   <w:p>
     <w:pPr>
       <w:pStyle w:val="Piedepgina"/>
@@ -5853,7 +5873,7 @@
 </file>
 
 <file path=word/footnotes.xml><?xml version="1.0" encoding="utf-8"?>
-<w:footnotes xmlns:wpc="http://schemas.microsoft.com/office/word/2010/wordprocessingCanvas" xmlns:cx="http://schemas.microsoft.com/office/drawing/2014/chartex" xmlns:cx1="http://schemas.microsoft.com/office/drawing/2015/9/8/chartex" xmlns:cx2="http://schemas.microsoft.com/office/drawing/2015/10/21/chartex" xmlns:cx3="http://schemas.microsoft.com/office/drawing/2016/5/9/chartex" xmlns:cx4="http://schemas.microsoft.com/office/drawing/2016/5/10/chartex" xmlns:cx5="http://schemas.microsoft.com/office/drawing/2016/5/11/chartex" xmlns:cx6="http://schemas.microsoft.com/office/drawing/2016/5/12/chartex" xmlns:cx7="http://schemas.microsoft.com/office/drawing/2016/5/13/chartex" xmlns:cx8="http://schemas.microsoft.com/office/drawing/2016/5/14/chartex" xmlns:mc="http://schemas.openxmlformats.org/markup-compatibility/2006" xmlns:aink="http://schemas.microsoft.com/office/drawing/2016/ink" xmlns:am3d="http://schemas.microsoft.com/office/drawing/2017/model3d" xmlns:o="urn:schemas-microsoft-com:office:office" xmlns:oel="http://schemas.microsoft.com/office/2019/extlst" xmlns:r="http://schemas.openxmlformats.org/officeDocument/2006/relationships" xmlns:m="http://schemas.openxmlformats.org/officeDocument/2006/math" xmlns:v="urn:schemas-microsoft-com:vml" xmlns:wp14="http://schemas.microsoft.com/office/word/2010/wordprocessingDrawing" xmlns:wp="http://schemas.openxmlformats.org/drawingml/2006/wordprocessingDrawing" xmlns:w10="urn:schemas-microsoft-com:office:word" xmlns:w="http://schemas.openxmlformats.org/wordprocessingml/2006/main" xmlns:w14="http://schemas.microsoft.com/office/word/2010/wordml" xmlns:w15="http://schemas.microsoft.com/office/word/2012/wordml" xmlns:w16cex="http://schemas.microsoft.com/office/word/2018/wordml/cex" xmlns:w16cid="http://schemas.microsoft.com/office/word/2016/wordml/cid" xmlns:w16="http://schemas.microsoft.com/office/word/2018/wordml" xmlns:w16du="http://schemas.microsoft.com/office/word/2023/wordml/word16du" xmlns:w16sdtdh="http://schemas.microsoft.com/office/word/2020/wordml/sdtdatahash" xmlns:w16sdtfl="http://schemas.microsoft.com/office/word/2024/wordml/sdtformatlock" xmlns:w16se="http://schemas.microsoft.com/office/word/2015/wordml/symex" xmlns:wpg="http://schemas.microsoft.com/office/word/2010/wordprocessingGroup" xmlns:wpi="http://schemas.microsoft.com/office/word/2010/wordprocessingInk" xmlns:wne="http://schemas.microsoft.com/office/word/2006/wordml" xmlns:wps="http://schemas.microsoft.com/office/word/2010/wordprocessingShape" mc:Ignorable="w14 w15 w16se w16cid w16 w16cex w16sdtdh w16sdtfl w16du wp14">
+<w:footnotes xmlns:mc="http://schemas.openxmlformats.org/markup-compatibility/2006" xmlns:r="http://schemas.openxmlformats.org/officeDocument/2006/relationships" xmlns:w="http://schemas.openxmlformats.org/wordprocessingml/2006/main" xmlns:w14="http://schemas.microsoft.com/office/word/2010/wordml" xmlns:w15="http://schemas.microsoft.com/office/word/2012/wordml" xmlns:w16="http://schemas.microsoft.com/office/word/2018/wordml" xmlns:w16cex="http://schemas.microsoft.com/office/word/2018/wordml/cex" xmlns:w16cid="http://schemas.microsoft.com/office/word/2016/wordml/cid" xmlns:w16du="http://schemas.microsoft.com/office/word/2023/wordml/word16du" xmlns:w16sdtdh="http://schemas.microsoft.com/office/word/2020/wordml/sdtdatahash" xmlns:w16se="http://schemas.microsoft.com/office/word/2015/wordml/symex" xmlns:wp14="http://schemas.microsoft.com/office/word/2010/wordprocessingDrawing" mc:Ignorable="w14 w15 w16se w16cid w16 w16cex w16sdtdh w16du wp14">
   <w:footnote w:type="separator" w:id="-1">
     <w:p>
       <w:pPr>
@@ -7161,6 +7181,161 @@
       </w:pPr>
     </w:p>
   </w:footnote>
+  <w:footnote w:id="15">
+    <w:p>
+      <w:pPr>
+        <w:pStyle w:val="Textonotapie"/>
+        <w:ind w:left="567" w:hanging="567"/>
+        <w:jc w:val="both"/>
+      </w:pPr>
+      <w:r>
+        <w:rPr>
+          <w:rStyle w:val="Refdenotaalpie"/>
+          <w:rFonts w:ascii="Arial Narrow" w:hAnsi="Arial Narrow" w:cs="Arial"/>
+          <w:sz w:val="16"/>
+          <w:szCs w:val="16"/>
+          <w:vertAlign w:val="superscript"/>
+        </w:rPr>
+        <w:footnoteRef/>
+      </w:r>
+      <w:r>
+        <w:rPr>
+          <w:rFonts w:ascii="Arial Narrow" w:hAnsi="Arial Narrow" w:cs="Arial"/>
+          <w:sz w:val="16"/>
+          <w:szCs w:val="16"/>
+        </w:rPr>
+        <w:tab/>
+      </w:r>
+      <w:r>
+        <w:rPr>
+          <w:rFonts w:ascii="Arial Narrow" w:hAnsi="Arial Narrow" w:cs="Arial"/>
+          <w:b/>
+          <w:bCs/>
+          <w:sz w:val="16"/>
+          <w:szCs w:val="16"/>
+        </w:rPr>
+        <w:t xml:space="preserve">DECRETO LEGISLATIVO 807, LEY SOBRE FACULTADES, NORMAS Y ORGANIZACIÓN DEL INDECOPI, publicado el 18 de abril de 1996</w:t>
+      </w:r>
+    </w:p>
+    <w:p>
+      <w:pPr>
+        <w:pStyle w:val="Textonotapie"/>
+        <w:ind w:left="567" w:hanging="567"/>
+        <w:jc w:val="both"/>
+      </w:pPr>
+      <w:r>
+        <w:rPr>
+          <w:rFonts w:ascii="Arial Narrow" w:hAnsi="Arial Narrow" w:cs="Arial"/>
+          <w:sz w:val="16"/>
+          <w:szCs w:val="16"/>
+        </w:rPr>
+        <w:tab/>
+      </w:r>
+      <w:r>
+        <w:rPr>
+          <w:rFonts w:ascii="Arial Narrow" w:hAnsi="Arial Narrow" w:cs="Arial"/>
+          <w:b/>
+          <w:bCs/>
+          <w:sz w:val="16"/>
+          <w:szCs w:val="16"/>
+        </w:rPr>
+        <w:t xml:space="preserve">Artículo 26.-</w:t>
+      </w:r>
+      <w:r>
+        <w:rPr>
+          <w:rFonts w:ascii="Arial Narrow" w:hAnsi="Arial Narrow" w:cs="Arial"/>
+          <w:sz w:val="16"/>
+          <w:szCs w:val="16"/>
+        </w:rPr>
+        <w:t xml:space="preserve"> Una vez admitida a trámite la denuncia, se correrá traslado de la misma al denunciado, a fin de que éste presente su descargo. El plazo para la presentación del descargo será de cinco (5) días contados desde la notificación, vencido el cual, el Secretario Técnico declarará en rebeldía al denunciado que no lo hubiera presentado.</w:t>
+      </w:r>
+    </w:p>
+  </w:footnote>
+  <w:footnote w:id="16">
+    <w:p>
+      <w:pPr>
+        <w:pStyle w:val="Textonotapie"/>
+        <w:ind w:left="567" w:hanging="567"/>
+        <w:jc w:val="both"/>
+      </w:pPr>
+      <w:r>
+        <w:rPr>
+          <w:rStyle w:val="Refdenotaalpie"/>
+          <w:rFonts w:ascii="Arial Narrow" w:hAnsi="Arial Narrow" w:cs="Arial"/>
+          <w:sz w:val="16"/>
+          <w:szCs w:val="16"/>
+          <w:vertAlign w:val="superscript"/>
+        </w:rPr>
+        <w:footnoteRef/>
+      </w:r>
+      <w:r>
+        <w:rPr>
+          <w:rFonts w:ascii="Arial Narrow" w:hAnsi="Arial Narrow" w:cs="Arial"/>
+          <w:sz w:val="16"/>
+          <w:szCs w:val="16"/>
+        </w:rPr>
+        <w:tab/>
+      </w:r>
+      <w:r>
+        <w:rPr>
+          <w:rFonts w:ascii="Arial Narrow" w:hAnsi="Arial Narrow" w:cs="Arial"/>
+          <w:b/>
+          <w:bCs/>
+          <w:sz w:val="16"/>
+          <w:szCs w:val="16"/>
+        </w:rPr>
+        <w:t xml:space="preserve">DECRETO SUPREMO 006-2026-JUS, TEXTO ÚNICO ORDENADO DE LA LEY 27444, LEY DEL PROCEDIMIENTO ADMINISTRATIVO GENERAL, publicado el 30 de abril de 2026</w:t>
+      </w:r>
+    </w:p>
+    <w:p>
+      <w:pPr>
+        <w:pStyle w:val="Textonotapie"/>
+        <w:ind w:left="567" w:hanging="567"/>
+        <w:jc w:val="both"/>
+      </w:pPr>
+      <w:r>
+        <w:rPr>
+          <w:rFonts w:ascii="Arial Narrow" w:hAnsi="Arial Narrow" w:cs="Arial"/>
+          <w:sz w:val="16"/>
+          <w:szCs w:val="16"/>
+        </w:rPr>
+        <w:tab/>
+      </w:r>
+      <w:r>
+        <w:rPr>
+          <w:rFonts w:ascii="Arial Narrow" w:hAnsi="Arial Narrow" w:cs="Arial"/>
+          <w:b/>
+          <w:bCs/>
+          <w:sz w:val="16"/>
+          <w:szCs w:val="16"/>
+        </w:rPr>
+        <w:t xml:space="preserve">Artículo 223.- Contestación de la reclamación</w:t>
+      </w:r>
+    </w:p>
+    <w:p>
+      <w:pPr>
+        <w:pStyle w:val="Textonotapie"/>
+        <w:ind w:left="567" w:hanging="567"/>
+        <w:jc w:val="both"/>
+      </w:pPr>
+      <w:r>
+        <w:rPr>
+          <w:rFonts w:ascii="Arial Narrow" w:hAnsi="Arial Narrow" w:cs="Arial"/>
+          <w:sz w:val="16"/>
+          <w:szCs w:val="16"/>
+        </w:rPr>
+        <w:tab/>
+      </w:r>
+      <w:r>
+        <w:rPr>
+          <w:rFonts w:ascii="Arial Narrow" w:hAnsi="Arial Narrow" w:cs="Arial"/>
+          <w:sz w:val="16"/>
+          <w:szCs w:val="16"/>
+        </w:rPr>
+        <w:t xml:space="preserve">223.1 El reclamado deberá presentar la contestación de la reclamación dentro de los quince (15) días posteriores a la notificación de ésta; vencido este plazo, la Administración declarará en rebeldía al reclamado que no la hubiera presentado. La contestación deberá contener los requisitos de los escritos previstos en el artículo 113 de la presente Ley, así como la absolución de todos los asuntos controvertidos de hecho y de derecho, Las alegaciones y los hechos relevantes de la reclamación, salvo que hayan sido específicamente negadas en la contestación, se tendrán por aceptadas o merituadas como ciertas.</w:t>
+      </w:r>
+    </w:p>
+  </w:footnote>
   <w:footnote w:id="10">
     <w:p>
       <w:pPr>
@@ -8564,7 +8739,7 @@
 </file>
 
 <file path=word/header1.xml><?xml version="1.0" encoding="utf-8"?>
-<w:hdr xmlns:wpc="http://schemas.microsoft.com/office/word/2010/wordprocessingCanvas" xmlns:cx="http://schemas.microsoft.com/office/drawing/2014/chartex" xmlns:cx1="http://schemas.microsoft.com/office/drawing/2015/9/8/chartex" xmlns:cx2="http://schemas.microsoft.com/office/drawing/2015/10/21/chartex" xmlns:cx3="http://schemas.microsoft.com/office/drawing/2016/5/9/chartex" xmlns:cx4="http://schemas.microsoft.com/office/drawing/2016/5/10/chartex" xmlns:cx5="http://schemas.microsoft.com/office/drawing/2016/5/11/chartex" xmlns:cx6="http://schemas.microsoft.com/office/drawing/2016/5/12/chartex" xmlns:cx7="http://schemas.microsoft.com/office/drawing/2016/5/13/chartex" xmlns:cx8="http://schemas.microsoft.com/office/drawing/2016/5/14/chartex" xmlns:mc="http://schemas.openxmlformats.org/markup-compatibility/2006" xmlns:aink="http://schemas.microsoft.com/office/drawing/2016/ink" xmlns:am3d="http://schemas.microsoft.com/office/drawing/2017/model3d" xmlns:o="urn:schemas-microsoft-com:office:office" xmlns:oel="http://schemas.microsoft.com/office/2019/extlst" xmlns:r="http://schemas.openxmlformats.org/officeDocument/2006/relationships" xmlns:m="http://schemas.openxmlformats.org/officeDocument/2006/math" xmlns:v="urn:schemas-microsoft-com:vml" xmlns:wp14="http://schemas.microsoft.com/office/word/2010/wordprocessingDrawing" xmlns:wp="http://schemas.openxmlformats.org/drawingml/2006/wordprocessingDrawing" xmlns:w10="urn:schemas-microsoft-com:office:word" xmlns:w="http://schemas.openxmlformats.org/wordprocessingml/2006/main" xmlns:w14="http://schemas.microsoft.com/office/word/2010/wordml" xmlns:w15="http://schemas.microsoft.com/office/word/2012/wordml" xmlns:w16cex="http://schemas.microsoft.com/office/word/2018/wordml/cex" xmlns:w16cid="http://schemas.microsoft.com/office/word/2016/wordml/cid" xmlns:w16="http://schemas.microsoft.com/office/word/2018/wordml" xmlns:w16du="http://schemas.microsoft.com/office/word/2023/wordml/word16du" xmlns:w16sdtdh="http://schemas.microsoft.com/office/word/2020/wordml/sdtdatahash" xmlns:w16sdtfl="http://schemas.microsoft.com/office/word/2024/wordml/sdtformatlock" xmlns:w16se="http://schemas.microsoft.com/office/word/2015/wordml/symex" xmlns:wpg="http://schemas.microsoft.com/office/word/2010/wordprocessingGroup" xmlns:wpi="http://schemas.microsoft.com/office/word/2010/wordprocessingInk" xmlns:wne="http://schemas.microsoft.com/office/word/2006/wordml" xmlns:wps="http://schemas.microsoft.com/office/word/2010/wordprocessingShape" mc:Ignorable="w14 w15 w16se w16cid w16 w16cex w16sdtdh w16sdtfl w16du wp14">
+<w:hdr xmlns:mc="http://schemas.openxmlformats.org/markup-compatibility/2006" xmlns:r="http://schemas.openxmlformats.org/officeDocument/2006/relationships" xmlns:w="http://schemas.openxmlformats.org/wordprocessingml/2006/main" xmlns:w14="http://schemas.microsoft.com/office/word/2010/wordml" xmlns:w15="http://schemas.microsoft.com/office/word/2012/wordml" xmlns:w16="http://schemas.microsoft.com/office/word/2018/wordml" xmlns:w16cex="http://schemas.microsoft.com/office/word/2018/wordml/cex" xmlns:w16cid="http://schemas.microsoft.com/office/word/2016/wordml/cid" xmlns:w16du="http://schemas.microsoft.com/office/word/2023/wordml/word16du" xmlns:w16sdtdh="http://schemas.microsoft.com/office/word/2020/wordml/sdtdatahash" xmlns:w16se="http://schemas.microsoft.com/office/word/2015/wordml/symex" xmlns:wp14="http://schemas.microsoft.com/office/word/2010/wordprocessingDrawing" mc:Ignorable="w14 w15 w16se w16cid w16 w16cex w16sdtdh w16du wp14">
   <w:p>
     <w:pPr>
       <w:pStyle w:val="Encabezado"/>

--- a/plantillas_maestras/02_seguro_vida/cobro_indebido_primas/1_ddo_aseguradora/mujer/TPL_3246_2025_SEGURO_VIDA_COBRO_INDEBIDO_PRIMAS_ASEGURADORA_MUJER_R1.docx
+++ b/plantillas_maestras/02_seguro_vida/cobro_indebido_primas/1_ddo_aseguradora/mujer/TPL_3246_2025_SEGURO_VIDA_COBRO_INDEBIDO_PRIMAS_ASEGURADORA_MUJER_R1.docx
@@ -569,148 +569,7 @@
           <w:lang w:val="es-ES" w:eastAsia="es-ES"/>
           <w14:ligatures w14:val="none"/>
         </w:rPr>
-        <w:t xml:space="preserve">Mediante escrito del 19 de setiembre de 2025, complementado con escritos del 26 de setiembre de 2025, 14 de noviembre de 2025, 21 de enero de 2026, la señora [APELLIDO] denunció a Interseguro, por presuntas infracciones a la Ley 29571, Código de Protección y Defensa del Consumidor (en adelante, Código), señalando lo siguiente:</w:t>
-      </w:r>
-      <w:r>
-        <w:rPr>
-          <w:rFonts w:ascii="Arial Narrow" w:eastAsia="Arial Narrow" w:hAnsi="Arial Narrow" w:cs="Arial Narrow"/>
-          <w:color w:val="000000"/>
-          <w:kern w:val="0"/>
-          <w:sz w:val="22"/>
-          <w:szCs w:val="22"/>
-          <w:lang w:val="es-ES" w:eastAsia="es-ES"/>
-          <w14:ligatures w14:val="none"/>
-        </w:rPr>
-        <w:t/>
-      </w:r>
-      <w:r>
-        <w:rPr>
-          <w:rFonts w:ascii="Arial Narrow" w:eastAsia="Arial Narrow" w:hAnsi="Arial Narrow" w:cs="Arial Narrow"/>
-          <w:color w:val="000000"/>
-          <w:kern w:val="0"/>
-          <w:sz w:val="22"/>
-          <w:szCs w:val="22"/>
-          <w:lang w:val="es-ES" w:eastAsia="es-ES"/>
-          <w14:ligatures w14:val="none"/>
-        </w:rPr>
-        <w:t xml:space="preserve"/>
-      </w:r>
-      <w:r>
-        <w:rPr>
-          <w:rFonts w:ascii="Arial Narrow" w:eastAsia="Arial Narrow" w:hAnsi="Arial Narrow" w:cs="Arial Narrow"/>
-          <w:color w:val="000000"/>
-          <w:kern w:val="0"/>
-          <w:sz w:val="22"/>
-          <w:szCs w:val="22"/>
-          <w:lang w:val="es-ES" w:eastAsia="es-ES"/>
-          <w14:ligatures w14:val="none"/>
-        </w:rPr>
-        <w:t xml:space="preserve"/>
-      </w:r>
-      <w:r>
-        <w:rPr>
-          <w:rFonts w:ascii="Arial Narrow" w:eastAsia="Arial Narrow" w:hAnsi="Arial Narrow" w:cs="Arial Narrow"/>
-          <w:color w:val="000000"/>
-          <w:kern w:val="0"/>
-          <w:sz w:val="22"/>
-          <w:szCs w:val="22"/>
-          <w:lang w:val="es-ES" w:eastAsia="es-ES"/>
-          <w14:ligatures w14:val="none"/>
-        </w:rPr>
-        <w:t/>
-      </w:r>
-      <w:r>
-        <w:rPr>
-          <w:rFonts w:ascii="Arial Narrow" w:eastAsia="Arial Narrow" w:hAnsi="Arial Narrow" w:cs="Arial Narrow"/>
-          <w:color w:val="000000"/>
-          <w:kern w:val="0"/>
-          <w:sz w:val="22"/>
-          <w:szCs w:val="22"/>
-          <w:lang w:val="es-ES" w:eastAsia="es-ES"/>
-          <w14:ligatures w14:val="none"/>
-        </w:rPr>
-        <w:t/>
-      </w:r>
-      <w:r>
-        <w:rPr>
-          <w:rFonts w:ascii="Arial Narrow" w:eastAsia="Arial Narrow" w:hAnsi="Arial Narrow" w:cs="Arial Narrow"/>
-          <w:color w:val="000000"/>
-          <w:kern w:val="0"/>
-          <w:sz w:val="22"/>
-          <w:szCs w:val="22"/>
-          <w:lang w:val="es-ES" w:eastAsia="es-ES"/>
-          <w14:ligatures w14:val="none"/>
-        </w:rPr>
-        <w:t xml:space="preserve"/>
-      </w:r>
-      <w:r>
-        <w:rPr>
-          <w:rFonts w:ascii="Arial Narrow" w:eastAsia="Arial Narrow" w:hAnsi="Arial Narrow" w:cs="Arial Narrow"/>
-          <w:color w:val="000000"/>
-          <w:kern w:val="0"/>
-          <w:sz w:val="22"/>
-          <w:szCs w:val="22"/>
-          <w:lang w:val="es-ES" w:eastAsia="es-ES"/>
-          <w14:ligatures w14:val="none"/>
-        </w:rPr>
-        <w:t xml:space="preserve"/>
-      </w:r>
-      <w:r>
-        <w:rPr>
-          <w:rFonts w:ascii="Arial Narrow" w:eastAsia="Arial Narrow" w:hAnsi="Arial Narrow" w:cs="Arial Narrow"/>
-          <w:color w:val="000000"/>
-          <w:kern w:val="0"/>
-          <w:sz w:val="22"/>
-          <w:szCs w:val="22"/>
-          <w:lang w:val="es-ES" w:eastAsia="es-ES"/>
-          <w14:ligatures w14:val="none"/>
-        </w:rPr>
-        <w:t xml:space="preserve"/>
-      </w:r>
-      <w:r>
-        <w:rPr>
-          <w:rFonts w:ascii="Arial Narrow" w:eastAsia="Arial Narrow" w:hAnsi="Arial Narrow" w:cs="Arial Narrow"/>
-          <w:color w:val="000000"/>
-          <w:kern w:val="0"/>
-          <w:sz w:val="22"/>
-          <w:szCs w:val="22"/>
-          <w:lang w:val="es-ES" w:eastAsia="es-ES"/>
-          <w14:ligatures w14:val="none"/>
-        </w:rPr>
-        <w:t/>
-      </w:r>
-      <w:r>
-        <w:rPr>
-          <w:rFonts w:ascii="Arial Narrow" w:eastAsia="Arial Narrow" w:hAnsi="Arial Narrow" w:cs="Arial Narrow"/>
-          <w:kern w:val="0"/>
-          <w:sz w:val="22"/>
-          <w:szCs w:val="22"/>
-          <w:lang w:val="es-ES"/>
-          <w14:ligatures w14:val="none"/>
-        </w:rPr>
-        <w:t/>
-      </w:r>
-      <w:r>
-        <w:rPr>
-          <w:rFonts w:ascii="Arial Narrow" w:eastAsia="Arial Narrow" w:hAnsi="Arial Narrow" w:cs="Arial Narrow"/>
-          <w:kern w:val="0"/>
-          <w:sz w:val="22"/>
-          <w:szCs w:val="22"/>
-          <w:lang w:val="es-ES"/>
-          <w14:ligatures w14:val="none"/>
-        </w:rPr>
-        <w:t xml:space="preserve"/>
-      </w:r>
-      <w:r>
-        <w:rPr>
-          <w:rFonts w:ascii="Arial Narrow" w:eastAsia="Arial Narrow" w:hAnsi="Arial Narrow" w:cs="Arial Narrow"/>
-          <w:kern w:val="0"/>
-          <w:sz w:val="22"/>
-          <w:szCs w:val="22"/>
-          <w:lang w:val="es-ES"/>
-          <w14:ligatures w14:val="none"/>
-        </w:rPr>
-        <w:t/>
+        <w:t xml:space="preserve">Mediante escrito del 19 de setiembre de 2025, complementado con escritos del 26 de setiembre de 2025, 14 de noviembre de 2025, 21 de enero de 2026, la señora [APELLIDO] denunció a Interseguro, por presuntas infracciones a la Ley 29571, Código de Protección y Defensa del Consumidor</w:t>
       </w:r>
       <w:r>
         <w:rPr>
@@ -729,6 +588,126 @@
       <w:r>
         <w:rPr>
           <w:rFonts w:ascii="Arial Narrow" w:eastAsia="Arial Narrow" w:hAnsi="Arial Narrow" w:cs="Arial Narrow"/>
+          <w:color w:val="000000"/>
+          <w:kern w:val="0"/>
+          <w:sz w:val="22"/>
+          <w:szCs w:val="22"/>
+          <w:lang w:val="es-ES" w:eastAsia="es-ES"/>
+          <w14:ligatures w14:val="none"/>
+        </w:rPr>
+        <w:t xml:space="preserve"> (en adelante, Código), señalando lo siguiente:</w:t>
+      </w:r>
+      <w:r>
+        <w:rPr>
+          <w:rFonts w:ascii="Arial Narrow" w:eastAsia="Arial Narrow" w:hAnsi="Arial Narrow" w:cs="Arial Narrow"/>
+          <w:color w:val="000000"/>
+          <w:kern w:val="0"/>
+          <w:sz w:val="22"/>
+          <w:szCs w:val="22"/>
+          <w:lang w:val="es-ES" w:eastAsia="es-ES"/>
+          <w14:ligatures w14:val="none"/>
+        </w:rPr>
+        <w:t/>
+      </w:r>
+      <w:r>
+        <w:rPr>
+          <w:rFonts w:ascii="Arial Narrow" w:eastAsia="Arial Narrow" w:hAnsi="Arial Narrow" w:cs="Arial Narrow"/>
+          <w:color w:val="000000"/>
+          <w:kern w:val="0"/>
+          <w:sz w:val="22"/>
+          <w:szCs w:val="22"/>
+          <w:lang w:val="es-ES" w:eastAsia="es-ES"/>
+          <w14:ligatures w14:val="none"/>
+        </w:rPr>
+        <w:t xml:space="preserve"/>
+      </w:r>
+      <w:r>
+        <w:rPr>
+          <w:rFonts w:ascii="Arial Narrow" w:eastAsia="Arial Narrow" w:hAnsi="Arial Narrow" w:cs="Arial Narrow"/>
+          <w:color w:val="000000"/>
+          <w:kern w:val="0"/>
+          <w:sz w:val="22"/>
+          <w:szCs w:val="22"/>
+          <w:lang w:val="es-ES" w:eastAsia="es-ES"/>
+          <w14:ligatures w14:val="none"/>
+        </w:rPr>
+        <w:t xml:space="preserve"/>
+      </w:r>
+      <w:r>
+        <w:rPr>
+          <w:rFonts w:ascii="Arial Narrow" w:eastAsia="Arial Narrow" w:hAnsi="Arial Narrow" w:cs="Arial Narrow"/>
+          <w:color w:val="000000"/>
+          <w:kern w:val="0"/>
+          <w:sz w:val="22"/>
+          <w:szCs w:val="22"/>
+          <w:lang w:val="es-ES" w:eastAsia="es-ES"/>
+          <w14:ligatures w14:val="none"/>
+        </w:rPr>
+        <w:t/>
+      </w:r>
+      <w:r>
+        <w:rPr>
+          <w:rFonts w:ascii="Arial Narrow" w:eastAsia="Arial Narrow" w:hAnsi="Arial Narrow" w:cs="Arial Narrow"/>
+          <w:color w:val="000000"/>
+          <w:kern w:val="0"/>
+          <w:sz w:val="22"/>
+          <w:szCs w:val="22"/>
+          <w:lang w:val="es-ES" w:eastAsia="es-ES"/>
+          <w14:ligatures w14:val="none"/>
+        </w:rPr>
+        <w:t/>
+      </w:r>
+      <w:r>
+        <w:rPr>
+          <w:rFonts w:ascii="Arial Narrow" w:eastAsia="Arial Narrow" w:hAnsi="Arial Narrow" w:cs="Arial Narrow"/>
+          <w:color w:val="000000"/>
+          <w:kern w:val="0"/>
+          <w:sz w:val="22"/>
+          <w:szCs w:val="22"/>
+          <w:lang w:val="es-ES" w:eastAsia="es-ES"/>
+          <w14:ligatures w14:val="none"/>
+        </w:rPr>
+        <w:t xml:space="preserve"/>
+      </w:r>
+      <w:r>
+        <w:rPr>
+          <w:rFonts w:ascii="Arial Narrow" w:eastAsia="Arial Narrow" w:hAnsi="Arial Narrow" w:cs="Arial Narrow"/>
+          <w:color w:val="000000"/>
+          <w:kern w:val="0"/>
+          <w:sz w:val="22"/>
+          <w:szCs w:val="22"/>
+          <w:lang w:val="es-ES" w:eastAsia="es-ES"/>
+          <w14:ligatures w14:val="none"/>
+        </w:rPr>
+        <w:t xml:space="preserve"/>
+      </w:r>
+      <w:r>
+        <w:rPr>
+          <w:rFonts w:ascii="Arial Narrow" w:eastAsia="Arial Narrow" w:hAnsi="Arial Narrow" w:cs="Arial Narrow"/>
+          <w:color w:val="000000"/>
+          <w:kern w:val="0"/>
+          <w:sz w:val="22"/>
+          <w:szCs w:val="22"/>
+          <w:lang w:val="es-ES" w:eastAsia="es-ES"/>
+          <w14:ligatures w14:val="none"/>
+        </w:rPr>
+        <w:t xml:space="preserve"/>
+      </w:r>
+      <w:r>
+        <w:rPr>
+          <w:rFonts w:ascii="Arial Narrow" w:eastAsia="Arial Narrow" w:hAnsi="Arial Narrow" w:cs="Arial Narrow"/>
+          <w:color w:val="000000"/>
+          <w:kern w:val="0"/>
+          <w:sz w:val="22"/>
+          <w:szCs w:val="22"/>
+          <w:lang w:val="es-ES" w:eastAsia="es-ES"/>
+          <w14:ligatures w14:val="none"/>
+        </w:rPr>
+        <w:t/>
+      </w:r>
+      <w:r>
+        <w:rPr>
+          <w:rFonts w:ascii="Arial Narrow" w:eastAsia="Arial Narrow" w:hAnsi="Arial Narrow" w:cs="Arial Narrow"/>
           <w:kern w:val="0"/>
           <w:sz w:val="22"/>
           <w:szCs w:val="22"/>
@@ -741,9 +720,10 @@
         <w:rPr>
           <w:rFonts w:ascii="Arial Narrow" w:eastAsia="Arial Narrow" w:hAnsi="Arial Narrow" w:cs="Arial Narrow"/>
           <w:kern w:val="0"/>
-          <w14:ligatures w14:val="none"/>
-          <w:sz w:val="22"/>
-          <w:szCs w:val="22"/>
+          <w:sz w:val="22"/>
+          <w:szCs w:val="22"/>
+          <w:lang w:val="es-ES"/>
+          <w14:ligatures w14:val="none"/>
         </w:rPr>
         <w:t xml:space="preserve"/>
       </w:r>
@@ -751,78 +731,9 @@
         <w:rPr>
           <w:rFonts w:ascii="Arial Narrow" w:eastAsia="Arial Narrow" w:hAnsi="Arial Narrow" w:cs="Arial Narrow"/>
           <w:kern w:val="0"/>
-          <w14:ligatures w14:val="none"/>
-          <w:sz w:val="22"/>
-          <w:szCs w:val="22"/>
-        </w:rPr>
-        <w:t xml:space="preserve"/>
-      </w:r>
-      <w:r>
-        <w:rPr>
-          <w:rFonts w:ascii="Arial Narrow" w:eastAsia="Arial Narrow" w:hAnsi="Arial Narrow" w:cs="Arial Narrow"/>
-          <w:kern w:val="0"/>
-          <w14:ligatures w14:val="none"/>
-          <w:sz w:val="22"/>
-          <w:szCs w:val="22"/>
-        </w:rPr>
-        <w:t/>
-      </w:r>
-      <w:r>
-        <w:rPr>
-          <w:rFonts w:ascii="Arial Narrow" w:eastAsia="Arial Narrow" w:hAnsi="Arial Narrow" w:cs="Arial Narrow"/>
-          <w:color w:val="000000"/>
-          <w:kern w:val="0"/>
-          <w:sz w:val="22"/>
-          <w:szCs w:val="22"/>
-          <w:lang w:val="es-ES" w:eastAsia="es-ES"/>
-          <w14:ligatures w14:val="none"/>
-        </w:rPr>
-        <w:t xml:space="preserve"/>
-      </w:r>
-      <w:r>
-        <w:rPr>
-          <w:rFonts w:ascii="Arial Narrow" w:eastAsia="Arial Narrow" w:hAnsi="Arial Narrow" w:cs="Arial Narrow"/>
-          <w:color w:val="000000"/>
-          <w:kern w:val="0"/>
-          <w:sz w:val="22"/>
-          <w:szCs w:val="22"/>
-          <w:lang w:val="es-ES" w:eastAsia="es-ES"/>
-          <w14:ligatures w14:val="none"/>
-        </w:rPr>
-        <w:t/>
-      </w:r>
-      <w:r>
-        <w:rPr>
-          <w:rFonts w:ascii="Arial Narrow" w:eastAsia="Arial Narrow" w:hAnsi="Arial Narrow" w:cs="Arial Narrow"/>
-          <w:color w:val="000000"/>
-          <w:kern w:val="0"/>
-          <w:sz w:val="22"/>
-          <w:szCs w:val="22"/>
-          <w:lang w:val="es-ES" w:eastAsia="es-ES"/>
-          <w14:ligatures w14:val="none"/>
-        </w:rPr>
-        <w:t/>
-      </w:r>
-      <w:r>
-        <w:rPr>
-          <w:rFonts w:ascii="Arial Narrow" w:eastAsia="Arial Narrow" w:hAnsi="Arial Narrow" w:cs="Arial Narrow"/>
-          <w:color w:val="000000"/>
-          <w:kern w:val="0"/>
-          <w:sz w:val="22"/>
-          <w:szCs w:val="22"/>
-          <w:lang w:val="es-ES" w:eastAsia="es-ES"/>
-          <w14:ligatures w14:val="none"/>
-        </w:rPr>
-        <w:t xml:space="preserve"/>
-      </w:r>
-      <w:r>
-        <w:rPr>
-          <w:rFonts w:ascii="Arial Narrow" w:eastAsia="Arial Narrow" w:hAnsi="Arial Narrow" w:cs="Arial Narrow"/>
-          <w:color w:val="000000"/>
-          <w:kern w:val="0"/>
-          <w:sz w:val="22"/>
-          <w:szCs w:val="22"/>
-          <w:lang w:val="es-ES" w:eastAsia="es-ES"/>
+          <w:sz w:val="22"/>
+          <w:szCs w:val="22"/>
+          <w:lang w:val="es-ES"/>
           <w14:ligatures w14:val="none"/>
         </w:rPr>
         <w:t/>
@@ -840,6 +751,107 @@
           <w14:ligatures w14:val="none"/>
         </w:rPr>
         <w:footnoteReference w:id="2"/>
+      </w:r>
+      <w:r>
+        <w:rPr>
+          <w:rFonts w:ascii="Arial Narrow" w:eastAsia="Arial Narrow" w:hAnsi="Arial Narrow" w:cs="Arial Narrow"/>
+          <w:kern w:val="0"/>
+          <w:sz w:val="22"/>
+          <w:szCs w:val="22"/>
+          <w:lang w:val="es-ES"/>
+          <w14:ligatures w14:val="none"/>
+        </w:rPr>
+        <w:t/>
+      </w:r>
+      <w:r>
+        <w:rPr>
+          <w:rFonts w:ascii="Arial Narrow" w:eastAsia="Arial Narrow" w:hAnsi="Arial Narrow" w:cs="Arial Narrow"/>
+          <w:kern w:val="0"/>
+          <w14:ligatures w14:val="none"/>
+          <w:sz w:val="22"/>
+          <w:szCs w:val="22"/>
+        </w:rPr>
+        <w:t xml:space="preserve"/>
+      </w:r>
+      <w:r>
+        <w:rPr>
+          <w:rFonts w:ascii="Arial Narrow" w:eastAsia="Arial Narrow" w:hAnsi="Arial Narrow" w:cs="Arial Narrow"/>
+          <w:kern w:val="0"/>
+          <w14:ligatures w14:val="none"/>
+          <w:sz w:val="22"/>
+          <w:szCs w:val="22"/>
+        </w:rPr>
+        <w:t xml:space="preserve"/>
+      </w:r>
+      <w:r>
+        <w:rPr>
+          <w:rFonts w:ascii="Arial Narrow" w:eastAsia="Arial Narrow" w:hAnsi="Arial Narrow" w:cs="Arial Narrow"/>
+          <w:kern w:val="0"/>
+          <w14:ligatures w14:val="none"/>
+          <w:sz w:val="22"/>
+          <w:szCs w:val="22"/>
+        </w:rPr>
+        <w:t/>
+      </w:r>
+      <w:r>
+        <w:rPr>
+          <w:rFonts w:ascii="Arial Narrow" w:eastAsia="Arial Narrow" w:hAnsi="Arial Narrow" w:cs="Arial Narrow"/>
+          <w:color w:val="000000"/>
+          <w:kern w:val="0"/>
+          <w:sz w:val="22"/>
+          <w:szCs w:val="22"/>
+          <w:lang w:val="es-ES" w:eastAsia="es-ES"/>
+          <w14:ligatures w14:val="none"/>
+        </w:rPr>
+        <w:t xml:space="preserve"/>
+      </w:r>
+      <w:r>
+        <w:rPr>
+          <w:rFonts w:ascii="Arial Narrow" w:eastAsia="Arial Narrow" w:hAnsi="Arial Narrow" w:cs="Arial Narrow"/>
+          <w:color w:val="000000"/>
+          <w:kern w:val="0"/>
+          <w:sz w:val="22"/>
+          <w:szCs w:val="22"/>
+          <w:lang w:val="es-ES" w:eastAsia="es-ES"/>
+          <w14:ligatures w14:val="none"/>
+        </w:rPr>
+        <w:t/>
+      </w:r>
+      <w:r>
+        <w:rPr>
+          <w:rFonts w:ascii="Arial Narrow" w:eastAsia="Arial Narrow" w:hAnsi="Arial Narrow" w:cs="Arial Narrow"/>
+          <w:color w:val="000000"/>
+          <w:kern w:val="0"/>
+          <w:sz w:val="22"/>
+          <w:szCs w:val="22"/>
+          <w:lang w:val="es-ES" w:eastAsia="es-ES"/>
+          <w14:ligatures w14:val="none"/>
+        </w:rPr>
+        <w:t/>
+      </w:r>
+      <w:r>
+        <w:rPr>
+          <w:rFonts w:ascii="Arial Narrow" w:eastAsia="Arial Narrow" w:hAnsi="Arial Narrow" w:cs="Arial Narrow"/>
+          <w:color w:val="000000"/>
+          <w:kern w:val="0"/>
+          <w:sz w:val="22"/>
+          <w:szCs w:val="22"/>
+          <w:lang w:val="es-ES" w:eastAsia="es-ES"/>
+          <w14:ligatures w14:val="none"/>
+        </w:rPr>
+        <w:t xml:space="preserve"/>
+      </w:r>
+      <w:r>
+        <w:rPr>
+          <w:rFonts w:ascii="Arial Narrow" w:eastAsia="Arial Narrow" w:hAnsi="Arial Narrow" w:cs="Arial Narrow"/>
+          <w:color w:val="000000"/>
+          <w:kern w:val="0"/>
+          <w:sz w:val="22"/>
+          <w:szCs w:val="22"/>
+          <w:lang w:val="es-ES" w:eastAsia="es-ES"/>
+          <w14:ligatures w14:val="none"/>
+        </w:rPr>
+        <w:t/>
       </w:r>
       <w:r>
         <w:rPr>
@@ -4050,7 +4062,19 @@
           <w:lang w:eastAsia="es-PE"/>
           <w14:ligatures w14:val="none"/>
         </w:rPr>
-        <w:t xml:space="preserve">PRIMERO: admitir a trámite la denuncia del 19 de setiembre de 2025, complementado con escrito del 26 de setiembre de 2025, 14 de noviembre de 2025, 21 de enero de 2026, interpuesta por la señora [DENUNCIANTE] contra Interseguro Compañía de Seguros S.A., por lo siguiente:</w:t>
+        <w:t xml:space="preserve">PRIMERO:</w:t>
+      </w:r>
+      <w:r>
+        <w:rPr>
+          <w:rFonts w:ascii="Arial Narrow" w:eastAsia="Arial Narrow" w:hAnsi="Arial Narrow" w:cs="Arial Narrow"/>
+          <w:color w:val="000000"/>
+          <w:kern w:val="0"/>
+          <w:sz w:val="22"/>
+          <w:szCs w:val="22"/>
+          <w:lang w:eastAsia="es-PE"/>
+          <w14:ligatures w14:val="none"/>
+        </w:rPr>
+        <w:t xml:space="preserve"> admitir a trámite la denuncia del 19 de setiembre de 2025, complementado con escrito del 26 de setiembre de 2025, 14 de noviembre de 2025, 21 de enero de 2026, interpuesta por la señora [DENUNCIANTE] contra Interseguro Compañía de Seguros S.A., por lo siguiente:</w:t>
       </w:r>
       <w:r>
         <w:rPr>
@@ -5029,7 +5053,19 @@
           <w:lang w:eastAsia="es-PE"/>
           <w14:ligatures w14:val="none"/>
         </w:rPr>
-        <w:t xml:space="preserve">TERCERO: </w:t>
+        <w:t xml:space="preserve">TERCERO:</w:t>
+      </w:r>
+      <w:r>
+        <w:rPr>
+          <w:rFonts w:ascii="Arial Narrow" w:eastAsia="Arial Narrow" w:hAnsi="Arial Narrow" w:cs="Arial Narrow"/>
+          <w:color w:val="000000"/>
+          <w:kern w:val="0"/>
+          <w:sz w:val="22"/>
+          <w:szCs w:val="22"/>
+          <w:lang w:eastAsia="es-PE"/>
+          <w14:ligatures w14:val="none"/>
+        </w:rPr>
+        <w:t xml:space="preserve"> </w:t>
       </w:r>
       <w:r>
         <w:rPr>
@@ -5400,7 +5436,15 @@
           <w:sz w:val="22"/>
           <w:szCs w:val="22"/>
         </w:rPr>
-        <w:t xml:space="preserve">CUARTO: </w:t>
+        <w:t xml:space="preserve">CUARTO:</w:t>
+      </w:r>
+      <w:r>
+        <w:rPr>
+          <w:rFonts w:ascii="Arial Narrow" w:eastAsia="Arial Narrow" w:hAnsi="Arial Narrow" w:cs="Arial Narrow"/>
+          <w:sz w:val="22"/>
+          <w:szCs w:val="22"/>
+        </w:rPr>
+        <w:t xml:space="preserve"> </w:t>
       </w:r>
       <w:r>
         <w:rPr>
@@ -5422,7 +5466,7 @@
           <w:lang w:val="es-ES" w:eastAsia="es-ES"/>
           <w14:ligatures w14:val="none"/>
         </w:rPr>
-        <w:footnoteReference w:id="15"/>
+        <w:footnoteReference w:id="10"/>
       </w:r>
       <w:r>
         <w:rPr>
@@ -5444,7 +5488,7 @@
           <w:lang w:val="es-ES" w:eastAsia="es-ES"/>
           <w14:ligatures w14:val="none"/>
         </w:rPr>
-        <w:footnoteReference w:id="16"/>
+        <w:footnoteReference w:id="11"/>
       </w:r>
       <w:r>
         <w:rPr>
@@ -5495,7 +5539,19 @@
           <w:lang w:eastAsia="es-PE"/>
           <w14:ligatures w14:val="none"/>
         </w:rPr>
-        <w:t xml:space="preserve">QUINTO: </w:t>
+        <w:t xml:space="preserve">QUINTO:</w:t>
+      </w:r>
+      <w:r>
+        <w:rPr>
+          <w:rFonts w:ascii="Arial Narrow" w:eastAsia="Arial Narrow" w:hAnsi="Arial Narrow" w:cs="Arial Narrow"/>
+          <w:color w:val="000000"/>
+          <w:kern w:val="0"/>
+          <w:sz w:val="22"/>
+          <w:szCs w:val="22"/>
+          <w:lang w:eastAsia="es-PE"/>
+          <w14:ligatures w14:val="none"/>
+        </w:rPr>
+        <w:t xml:space="preserve"> </w:t>
       </w:r>
       <w:bookmarkStart w:id="14" w:name="_Hlk188286813"/>
       <w:r>
@@ -5715,7 +5771,7 @@
           <w:lang w:eastAsia="es-PE"/>
           <w14:ligatures w14:val="none"/>
         </w:rPr>
-        <w:footnoteReference w:id="10"/>
+        <w:footnoteReference w:id="12"/>
       </w:r>
       <w:r>
         <w:rPr>
@@ -5826,7 +5882,7 @@
           <w:lang w:eastAsia="es-PE"/>
           <w14:ligatures w14:val="none"/>
         </w:rPr>
-        <w:footnoteReference w:id="11"/>
+        <w:footnoteReference w:id="13"/>
       </w:r>
       <w:r>
         <w:rPr>
@@ -5890,7 +5946,7 @@
           <w:lang w:eastAsia="es-PE"/>
           <w14:ligatures w14:val="none"/>
         </w:rPr>
-        <w:footnoteReference w:id="12"/>
+        <w:footnoteReference w:id="14"/>
       </w:r>
       <w:r>
         <w:rPr>
@@ -6082,7 +6138,7 @@
           <w:vertAlign w:val="superscript"/>
           <w14:ligatures w14:val="none"/>
         </w:rPr>
-        <w:footnoteReference w:id="13"/>
+        <w:footnoteReference w:id="15"/>
       </w:r>
       <w:r>
         <w:rPr>
@@ -6100,140 +6156,143 @@
           <w:kern w:val="0"/>
           <w:sz w:val="22"/>
           <w:szCs w:val="22"/>
+          <w14:ligatures w14:val="none"/>
+        </w:rPr>
+        <w:t>expresamente su facultad para asistir y conciliar en su representación</w:t>
+      </w:r>
+      <w:r>
+        <w:rPr>
+          <w:rFonts w:ascii="Arial Narrow" w:eastAsia="Arial Narrow" w:hAnsi="Arial Narrow" w:cs="Arial Narrow"/>
+          <w:kern w:val="0"/>
+          <w14:ligatures w14:val="none"/>
+          <w:sz w:val="22"/>
+          <w:szCs w:val="22"/>
+        </w:rPr>
+        <w:t>.</w:t>
+      </w:r>
+      <w:r>
+        <w:rPr>
+          <w:rFonts w:ascii="Arial Narrow" w:eastAsia="Arial Narrow" w:hAnsi="Arial Narrow" w:cs="Arial Narrow"/>
+          <w:kern w:val="0"/>
+          <w14:ligatures w14:val="none"/>
+          <w:sz w:val="22"/>
+          <w:szCs w:val="22"/>
+        </w:rPr>
+        <w:t xml:space="preserve"> </w:t>
+      </w:r>
+      <w:r>
+        <w:rPr>
+          <w:rFonts w:ascii="Arial Narrow" w:eastAsia="Arial Narrow" w:hAnsi="Arial Narrow" w:cs="Arial Narrow"/>
+          <w:kern w:val="0"/>
+          <w:sz w:val="22"/>
+          <w:szCs w:val="22"/>
+          <w14:ligatures w14:val="none"/>
+        </w:rPr>
+        <w:t xml:space="preserve">Ello bajo apercibimiento de no realizar la audiencia de conciliación y levantar el acta de inasistencia correspondiente. </w:t>
+      </w:r>
+    </w:p>
+    <w:p>
+      <w:pPr>
+        <w:suppressAutoHyphens/>
+        <w:spacing w:after="0" w:line="240" w:lineRule="auto"/>
+        <w:jc w:val="both"/>
+        <w:rPr>
+          <w:rFonts w:ascii="Arial Narrow" w:eastAsia="Arial Narrow" w:hAnsi="Arial Narrow" w:cs="Arial Narrow"/>
+          <w:kern w:val="0"/>
+          <w:sz w:val="22"/>
+          <w:szCs w:val="22"/>
           <w:u w:val="single"/>
           <w14:ligatures w14:val="none"/>
         </w:rPr>
-        <w:t>expresamente su facultad para asistir y conciliar en su representación</w:t>
-      </w:r>
-      <w:r>
-        <w:rPr>
-          <w:rFonts w:ascii="Arial Narrow" w:eastAsia="Arial Narrow" w:hAnsi="Arial Narrow" w:cs="Arial Narrow"/>
-          <w:bCs/>
-          <w:kern w:val="0"/>
-          <w14:ligatures w14:val="none"/>
-          <w:sz w:val="22"/>
-          <w:szCs w:val="22"/>
-        </w:rPr>
-        <w:t>.</w:t>
-      </w:r>
+      </w:pPr>
+    </w:p>
+    <w:p>
+      <w:pPr>
+        <w:suppressAutoHyphens/>
+        <w:spacing w:after="0" w:line="240" w:lineRule="auto"/>
+        <w:jc w:val="both"/>
+        <w:rPr>
+          <w:rFonts w:ascii="Arial Narrow" w:eastAsia="Arial Narrow" w:hAnsi="Arial Narrow" w:cs="Arial Narrow"/>
+          <w:color w:val="000000"/>
+          <w:kern w:val="0"/>
+          <w:sz w:val="22"/>
+          <w:szCs w:val="22"/>
+          <w:lang w:eastAsia="es-PE"/>
+          <w14:ligatures w14:val="none"/>
+        </w:rPr>
+      </w:pPr>
+      <w:r>
+        <w:rPr>
+          <w:rFonts w:ascii="Arial Narrow" w:eastAsia="Arial Narrow" w:hAnsi="Arial Narrow" w:cs="Arial Narrow"/>
+          <w:b/>
+          <w:color w:val="000000"/>
+          <w:kern w:val="0"/>
+          <w:sz w:val="22"/>
+          <w:szCs w:val="22"/>
+          <w:lang w:eastAsia="es-PE"/>
+          <w14:ligatures w14:val="none"/>
+        </w:rPr>
+        <w:t>NOVENO:</w:t>
+      </w:r>
+      <w:r>
+        <w:rPr>
+          <w:rFonts w:ascii="Arial Narrow" w:eastAsia="Arial Narrow" w:hAnsi="Arial Narrow" w:cs="Arial Narrow"/>
+          <w:color w:val="000000"/>
+          <w:kern w:val="0"/>
+          <w:sz w:val="22"/>
+          <w:szCs w:val="22"/>
+          <w:lang w:eastAsia="es-PE"/>
+          <w14:ligatures w14:val="none"/>
+        </w:rPr>
+        <w:t xml:space="preserve"> poner en conocimiento de las partes que, antes de la emisión de la Resolución Final, tienen la posibilidad de formular su desistimiento o presentar el acuerdo arribado mediante la conciliación, mediación, transacción o cualquier otro que, de forma indubitable, deje constancia que se ha solucionado la controversia materia de denuncia.</w:t>
+      </w:r>
+      <w:bookmarkStart w:id="17" w:name="h.gjdgxs" w:colFirst="0" w:colLast="0"/>
+      <w:bookmarkEnd w:id="17"/>
+    </w:p>
+    <w:p>
+      <w:pPr>
+        <w:suppressAutoHyphens/>
+        <w:spacing w:after="0" w:line="240" w:lineRule="auto"/>
+        <w:jc w:val="both"/>
+        <w:rPr>
+          <w:rFonts w:ascii="Arial Narrow" w:eastAsia="Arial Narrow" w:hAnsi="Arial Narrow" w:cs="Arial Narrow"/>
+          <w:color w:val="000000"/>
+          <w:kern w:val="0"/>
+          <w:sz w:val="22"/>
+          <w:szCs w:val="22"/>
+          <w:lang w:eastAsia="es-PE"/>
+          <w14:ligatures w14:val="none"/>
+        </w:rPr>
+      </w:pPr>
+    </w:p>
+    <w:p>
+      <w:pPr>
+        <w:suppressAutoHyphens/>
+        <w:spacing w:after="0" w:line="240" w:lineRule="auto"/>
+        <w:jc w:val="both"/>
+        <w:rPr>
+          <w:rFonts w:ascii="Arial Narrow" w:eastAsia="Arial Narrow" w:hAnsi="Arial Narrow" w:cs="Arial Narrow"/>
+          <w:sz w:val="22"/>
+          <w:szCs w:val="22"/>
+        </w:rPr>
+      </w:pPr>
       <w:r>
         <w:rPr>
           <w:rFonts w:ascii="Arial Narrow" w:eastAsia="Arial Narrow" w:hAnsi="Arial Narrow" w:cs="Arial Narrow"/>
           <w:b/>
           <w:bCs/>
-          <w:kern w:val="0"/>
-          <w14:ligatures w14:val="none"/>
+          <w:sz w:val="22"/>
+          <w:szCs w:val="22"/>
+        </w:rPr>
+        <w:t xml:space="preserve">DÉCIMO:</w:t>
+      </w:r>
+      <w:r>
+        <w:rPr>
+          <w:rFonts w:ascii="Arial Narrow" w:eastAsia="Arial Narrow" w:hAnsi="Arial Narrow" w:cs="Arial Narrow"/>
           <w:sz w:val="22"/>
           <w:szCs w:val="22"/>
         </w:rPr>
         <w:t xml:space="preserve"> </w:t>
-      </w:r>
-      <w:r>
-        <w:rPr>
-          <w:rFonts w:ascii="Arial Narrow" w:eastAsia="Arial Narrow" w:hAnsi="Arial Narrow" w:cs="Arial Narrow"/>
-          <w:kern w:val="0"/>
-          <w:sz w:val="22"/>
-          <w:szCs w:val="22"/>
-          <w:u w:val="single"/>
-          <w14:ligatures w14:val="none"/>
-        </w:rPr>
-        <w:t xml:space="preserve">Ello bajo apercibimiento de no realizar la audiencia de conciliación y levantar el acta de inasistencia correspondiente. </w:t>
-      </w:r>
-    </w:p>
-    <w:p>
-      <w:pPr>
-        <w:suppressAutoHyphens/>
-        <w:spacing w:after="0" w:line="240" w:lineRule="auto"/>
-        <w:jc w:val="both"/>
-        <w:rPr>
-          <w:rFonts w:ascii="Arial Narrow" w:eastAsia="Arial Narrow" w:hAnsi="Arial Narrow" w:cs="Arial Narrow"/>
-          <w:kern w:val="0"/>
-          <w:sz w:val="22"/>
-          <w:szCs w:val="22"/>
-          <w:u w:val="single"/>
-          <w14:ligatures w14:val="none"/>
-        </w:rPr>
-      </w:pPr>
-    </w:p>
-    <w:p>
-      <w:pPr>
-        <w:suppressAutoHyphens/>
-        <w:spacing w:after="0" w:line="240" w:lineRule="auto"/>
-        <w:jc w:val="both"/>
-        <w:rPr>
-          <w:rFonts w:ascii="Arial Narrow" w:eastAsia="Arial Narrow" w:hAnsi="Arial Narrow" w:cs="Arial Narrow"/>
-          <w:color w:val="000000"/>
-          <w:kern w:val="0"/>
-          <w:sz w:val="22"/>
-          <w:szCs w:val="22"/>
-          <w:lang w:eastAsia="es-PE"/>
-          <w14:ligatures w14:val="none"/>
-        </w:rPr>
-      </w:pPr>
-      <w:r>
-        <w:rPr>
-          <w:rFonts w:ascii="Arial Narrow" w:eastAsia="Arial Narrow" w:hAnsi="Arial Narrow" w:cs="Arial Narrow"/>
-          <w:b/>
-          <w:color w:val="000000"/>
-          <w:kern w:val="0"/>
-          <w:sz w:val="22"/>
-          <w:szCs w:val="22"/>
-          <w:lang w:eastAsia="es-PE"/>
-          <w14:ligatures w14:val="none"/>
-        </w:rPr>
-        <w:t>NOVENO:</w:t>
-      </w:r>
-      <w:r>
-        <w:rPr>
-          <w:rFonts w:ascii="Arial Narrow" w:eastAsia="Arial Narrow" w:hAnsi="Arial Narrow" w:cs="Arial Narrow"/>
-          <w:color w:val="000000"/>
-          <w:kern w:val="0"/>
-          <w:sz w:val="22"/>
-          <w:szCs w:val="22"/>
-          <w:lang w:eastAsia="es-PE"/>
-          <w14:ligatures w14:val="none"/>
-        </w:rPr>
-        <w:t xml:space="preserve"> poner en conocimiento de las partes que, antes de la emisión de la Resolución Final, tienen la posibilidad de formular su desistimiento o presentar el acuerdo arribado mediante la conciliación, mediación, transacción o cualquier otro que, de forma indubitable, deje constancia que se ha solucionado la controversia materia de denuncia.</w:t>
-      </w:r>
-      <w:bookmarkStart w:id="17" w:name="h.gjdgxs" w:colFirst="0" w:colLast="0"/>
-      <w:bookmarkEnd w:id="17"/>
-    </w:p>
-    <w:p>
-      <w:pPr>
-        <w:suppressAutoHyphens/>
-        <w:spacing w:after="0" w:line="240" w:lineRule="auto"/>
-        <w:jc w:val="both"/>
-        <w:rPr>
-          <w:rFonts w:ascii="Arial Narrow" w:eastAsia="Arial Narrow" w:hAnsi="Arial Narrow" w:cs="Arial Narrow"/>
-          <w:color w:val="000000"/>
-          <w:kern w:val="0"/>
-          <w:sz w:val="22"/>
-          <w:szCs w:val="22"/>
-          <w:lang w:eastAsia="es-PE"/>
-          <w14:ligatures w14:val="none"/>
-        </w:rPr>
-      </w:pPr>
-    </w:p>
-    <w:p>
-      <w:pPr>
-        <w:suppressAutoHyphens/>
-        <w:spacing w:after="0" w:line="240" w:lineRule="auto"/>
-        <w:jc w:val="both"/>
-        <w:rPr>
-          <w:rFonts w:ascii="Arial Narrow" w:eastAsia="Arial Narrow" w:hAnsi="Arial Narrow" w:cs="Arial Narrow"/>
-          <w:sz w:val="22"/>
-          <w:szCs w:val="22"/>
-        </w:rPr>
-      </w:pPr>
-      <w:r>
-        <w:rPr>
-          <w:rFonts w:ascii="Arial Narrow" w:eastAsia="Arial Narrow" w:hAnsi="Arial Narrow" w:cs="Arial Narrow"/>
-          <w:b/>
-          <w:bCs/>
-          <w:sz w:val="22"/>
-          <w:szCs w:val="22"/>
-        </w:rPr>
-        <w:t xml:space="preserve">DÉCIMO: </w:t>
       </w:r>
       <w:r>
         <w:rPr>
@@ -6377,7 +6436,7 @@
           <w:szCs w:val="22"/>
           <w:vertAlign w:val="superscript"/>
         </w:rPr>
-        <w:footnoteReference w:id="14"/>
+        <w:footnoteReference w:id="16"/>
       </w:r>
       <w:r>
         <w:rPr>
@@ -6931,6 +6990,9 @@
     <w:p>
       <w:pPr>
         <w:pStyle w:val="Textonotapie"/>
+        <w:tabs>
+          <w:tab w:val="left" w:pos="567"/>
+        </w:tabs>
         <w:ind w:left="567" w:hanging="567"/>
         <w:jc w:val="both"/>
         <w:rPr>
@@ -6955,7 +7017,82 @@
           <w:sz w:val="16"/>
           <w:szCs w:val="16"/>
         </w:rPr>
+        <w:tab/>
+        <w:t xml:space="preserve"/>
+      </w:r>
+      <w:r>
+        <w:rPr>
+          <w:rFonts w:ascii="Arial Narrow" w:eastAsia="Arial Narrow" w:hAnsi="Arial Narrow" w:cs="Arial Narrow"/>
+          <w:sz w:val="16"/>
+          <w:szCs w:val="16"/>
+        </w:rPr>
+        <w:tab/>
+        <w:t>Publicado</w:t>
+      </w:r>
+      <w:r>
+        <w:rPr>
+          <w:rFonts w:ascii="Arial Narrow" w:eastAsia="Arial Narrow" w:hAnsi="Arial Narrow" w:cs="Arial Narrow"/>
+          <w:b/>
+          <w:sz w:val="16"/>
+          <w:szCs w:val="16"/>
+        </w:rPr>
         <w:t xml:space="preserve"> </w:t>
+      </w:r>
+      <w:r>
+        <w:rPr>
+          <w:rFonts w:ascii="Arial Narrow" w:eastAsia="Arial Narrow" w:hAnsi="Arial Narrow" w:cs="Arial Narrow"/>
+          <w:sz w:val="16"/>
+          <w:szCs w:val="16"/>
+        </w:rPr>
+        <w:t xml:space="preserve">el 2 de setiembre de 2010 en el Diario Oficial El Peruano, vigente desde el 2 de octubre de 2010 y modificado por Decreto Legislativo 1308.</w:t>
+      </w:r>
+    </w:p>
+    <w:p>
+      <w:pPr>
+        <w:pStyle w:val="Textonotapie"/>
+        <w:ind w:left="567" w:hanging="567"/>
+        <w:jc w:val="both"/>
+        <w:rPr>
+          <w:rFonts w:ascii="Arial Narrow" w:eastAsia="Arial Narrow" w:hAnsi="Arial Narrow" w:cs="Arial Narrow"/>
+          <w:sz w:val="16"/>
+          <w:szCs w:val="16"/>
+        </w:rPr>
+      </w:pPr>
+    </w:p>
+  </w:footnote>
+  <w:footnote w:id="2">
+    <w:p>
+      <w:pPr>
+        <w:pStyle w:val="Textonotapie"/>
+        <w:tabs>
+          <w:tab w:val="left" w:pos="567"/>
+        </w:tabs>
+        <w:ind w:left="567" w:hanging="567"/>
+        <w:jc w:val="both"/>
+        <w:rPr>
+          <w:rFonts w:ascii="Arial Narrow" w:eastAsia="Arial Narrow" w:hAnsi="Arial Narrow" w:cs="Arial Narrow"/>
+          <w:sz w:val="16"/>
+          <w:szCs w:val="16"/>
+        </w:rPr>
+      </w:pPr>
+      <w:r>
+        <w:rPr>
+          <w:rStyle w:val="Refdenotaalpie"/>
+          <w:rFonts w:ascii="Arial Narrow" w:eastAsia="Arial Narrow" w:hAnsi="Arial Narrow" w:cs="Arial Narrow"/>
+          <w:sz w:val="16"/>
+          <w:szCs w:val="16"/>
+          <w:vertAlign w:val="superscript"/>
+        </w:rPr>
+        <w:footnoteRef/>
+      </w:r>
+      <w:r>
+        <w:rPr>
+          <w:rFonts w:ascii="Arial Narrow" w:eastAsia="Arial Narrow" w:hAnsi="Arial Narrow" w:cs="Arial Narrow"/>
+          <w:sz w:val="16"/>
+          <w:szCs w:val="16"/>
+        </w:rPr>
+        <w:tab/>
+        <w:t xml:space="preserve"/>
       </w:r>
       <w:r>
         <w:rPr>
@@ -6965,76 +7102,6 @@
         </w:rPr>
         <w:tab/>
         <w:t xml:space="preserve">Denuncia remitida a esta Comisión mediante DOCUMENTO DE TRASLADO 023-2025-PS1/INDECOPI de fecha 5 de diciembre de 2025, recibida el 12 de diciembre de 2025.</w:t>
-      </w:r>
-    </w:p>
-    <w:p>
-      <w:pPr>
-        <w:pStyle w:val="Textonotapie"/>
-        <w:ind w:left="567" w:hanging="567"/>
-        <w:jc w:val="both"/>
-        <w:rPr>
-          <w:rFonts w:ascii="Arial Narrow" w:eastAsia="Arial Narrow" w:hAnsi="Arial Narrow" w:cs="Arial Narrow"/>
-          <w:sz w:val="16"/>
-          <w:szCs w:val="16"/>
-        </w:rPr>
-      </w:pPr>
-    </w:p>
-  </w:footnote>
-  <w:footnote w:id="2">
-    <w:p>
-      <w:pPr>
-        <w:pStyle w:val="Textonotapie"/>
-        <w:ind w:left="567" w:hanging="567"/>
-        <w:jc w:val="both"/>
-        <w:rPr>
-          <w:rFonts w:ascii="Arial Narrow" w:eastAsia="Arial Narrow" w:hAnsi="Arial Narrow" w:cs="Arial Narrow"/>
-          <w:sz w:val="16"/>
-          <w:szCs w:val="16"/>
-        </w:rPr>
-      </w:pPr>
-      <w:r>
-        <w:rPr>
-          <w:rStyle w:val="Refdenotaalpie"/>
-          <w:rFonts w:ascii="Arial Narrow" w:eastAsia="Arial Narrow" w:hAnsi="Arial Narrow" w:cs="Arial Narrow"/>
-          <w:sz w:val="16"/>
-          <w:szCs w:val="16"/>
-          <w:vertAlign w:val="superscript"/>
-        </w:rPr>
-        <w:footnoteRef/>
-      </w:r>
-      <w:r>
-        <w:rPr>
-          <w:rFonts w:ascii="Arial Narrow" w:eastAsia="Arial Narrow" w:hAnsi="Arial Narrow" w:cs="Arial Narrow"/>
-          <w:sz w:val="16"/>
-          <w:szCs w:val="16"/>
-        </w:rPr>
-        <w:t xml:space="preserve"> </w:t>
-      </w:r>
-      <w:r>
-        <w:rPr>
-          <w:rFonts w:ascii="Arial Narrow" w:eastAsia="Arial Narrow" w:hAnsi="Arial Narrow" w:cs="Arial Narrow"/>
-          <w:sz w:val="16"/>
-          <w:szCs w:val="16"/>
-        </w:rPr>
-        <w:tab/>
-        <w:t>Publicado</w:t>
-      </w:r>
-      <w:r>
-        <w:rPr>
-          <w:rFonts w:ascii="Arial Narrow" w:eastAsia="Arial Narrow" w:hAnsi="Arial Narrow" w:cs="Arial Narrow"/>
-          <w:b/>
-          <w:sz w:val="16"/>
-          <w:szCs w:val="16"/>
-        </w:rPr>
-        <w:t xml:space="preserve"> </w:t>
-      </w:r>
-      <w:r>
-        <w:rPr>
-          <w:rFonts w:ascii="Arial Narrow" w:eastAsia="Arial Narrow" w:hAnsi="Arial Narrow" w:cs="Arial Narrow"/>
-          <w:sz w:val="16"/>
-          <w:szCs w:val="16"/>
-        </w:rPr>
-        <w:t xml:space="preserve">el 2 de setiembre de 2010 en el Diario Oficial El Peruano, vigente desde el 2 de octubre de 2010 y modificado por Decreto Legislativo 1308.</w:t>
       </w:r>
     </w:p>
     <w:p>
@@ -7083,7 +7150,8 @@
           <w:sz w:val="16"/>
           <w:szCs w:val="16"/>
         </w:rPr>
-        <w:t xml:space="preserve"> </w:t>
+        <w:tab/>
+        <w:t xml:space="preserve"/>
       </w:r>
       <w:r>
         <w:rPr>
@@ -7190,10 +7258,30 @@
         <w:jc w:val="both"/>
         <w:rPr>
           <w:rFonts w:ascii="Arial Narrow" w:eastAsia="Arial Narrow" w:hAnsi="Arial Narrow" w:cs="Arial Narrow"/>
-          <w:sz w:val="16"/>
-          <w:szCs w:val="16"/>
-        </w:rPr>
-      </w:pPr>
+          <w:b/>
+          <w:bCs/>
+          <w:sz w:val="16"/>
+          <w:szCs w:val="16"/>
+        </w:rPr>
+      </w:pPr>
+      <w:r>
+        <w:rPr>
+          <w:rFonts w:ascii="Arial Narrow" w:eastAsia="Arial Narrow" w:hAnsi="Arial Narrow" w:cs="Arial Narrow"/>
+          <w:sz w:val="16"/>
+          <w:szCs w:val="16"/>
+        </w:rPr>
+        <w:tab/>
+      </w:r>
+      <w:r>
+        <w:rPr>
+          <w:rFonts w:ascii="Arial Narrow" w:eastAsia="Arial Narrow" w:hAnsi="Arial Narrow" w:cs="Arial Narrow"/>
+          <w:b/>
+          <w:bCs/>
+          <w:sz w:val="16"/>
+          <w:szCs w:val="16"/>
+        </w:rPr>
+        <w:t xml:space="preserve">LEY DE ORGANIZACIÓN Y FUNCIONES DEL INDECOPI, APROBADA POR DECRETO LEGISLATIVO 1033 </w:t>
+      </w:r>
     </w:p>
     <w:p>
       <w:pPr>
@@ -7205,29 +7293,28 @@
         <w:jc w:val="both"/>
         <w:rPr>
           <w:rFonts w:ascii="Arial Narrow" w:eastAsia="Arial Narrow" w:hAnsi="Arial Narrow" w:cs="Arial Narrow"/>
+          <w:sz w:val="16"/>
+          <w:szCs w:val="16"/>
+        </w:rPr>
+      </w:pPr>
+      <w:r>
+        <w:rPr>
+          <w:rFonts w:ascii="Arial Narrow" w:eastAsia="Arial Narrow" w:hAnsi="Arial Narrow" w:cs="Arial Narrow"/>
           <w:b/>
           <w:bCs/>
           <w:sz w:val="16"/>
           <w:szCs w:val="16"/>
         </w:rPr>
-      </w:pPr>
-      <w:r>
-        <w:rPr>
-          <w:rFonts w:ascii="Arial Narrow" w:eastAsia="Arial Narrow" w:hAnsi="Arial Narrow" w:cs="Arial Narrow"/>
-          <w:sz w:val="16"/>
-          <w:szCs w:val="16"/>
-        </w:rPr>
         <w:tab/>
-      </w:r>
-      <w:r>
-        <w:rPr>
-          <w:rFonts w:ascii="Arial Narrow" w:eastAsia="Arial Narrow" w:hAnsi="Arial Narrow" w:cs="Arial Narrow"/>
-          <w:b/>
-          <w:bCs/>
-          <w:sz w:val="16"/>
-          <w:szCs w:val="16"/>
-        </w:rPr>
-        <w:t xml:space="preserve">LEY DE ORGANIZACIÓN Y FUNCIONES DEL INDECOPI, APROBADA POR DECRETO LEGISLATIVO 1033 </w:t>
+        <w:t>Artículo 27.-</w:t>
+      </w:r>
+      <w:r>
+        <w:rPr>
+          <w:rFonts w:ascii="Arial Narrow" w:eastAsia="Arial Narrow" w:hAnsi="Arial Narrow" w:cs="Arial Narrow"/>
+          <w:sz w:val="16"/>
+          <w:szCs w:val="16"/>
+        </w:rPr>
+        <w:t xml:space="preserve"> De la Comisión de Protección al Consumidor.- </w:t>
       </w:r>
     </w:p>
     <w:p>
@@ -7247,21 +7334,11 @@
       <w:r>
         <w:rPr>
           <w:rFonts w:ascii="Arial Narrow" w:eastAsia="Arial Narrow" w:hAnsi="Arial Narrow" w:cs="Arial Narrow"/>
-          <w:b/>
-          <w:bCs/>
           <w:sz w:val="16"/>
           <w:szCs w:val="16"/>
         </w:rPr>
         <w:tab/>
-        <w:t>Artículo 27.-</w:t>
-      </w:r>
-      <w:r>
-        <w:rPr>
-          <w:rFonts w:ascii="Arial Narrow" w:eastAsia="Arial Narrow" w:hAnsi="Arial Narrow" w:cs="Arial Narrow"/>
-          <w:sz w:val="16"/>
-          <w:szCs w:val="16"/>
-        </w:rPr>
-        <w:t xml:space="preserve"> De la Comisión de Protección al Consumidor.- </w:t>
+        <w:t>Corresponde a la Comisión de Protección al Consumidor velar por el cumplimiento de la Ley de Protección al Consumidor y de las leyes que, en general, protegen a los consumidores de la falta de idoneidad de los bienes y servicios en función de la información brindada, de las omisiones de información y de la discriminación en el consumo, así como de aquellas que complementen o sustituyan a las anteriores.</w:t>
       </w:r>
     </w:p>
     <w:p>
@@ -7274,20 +7351,15 @@
         <w:jc w:val="both"/>
         <w:rPr>
           <w:rFonts w:ascii="Arial Narrow" w:eastAsia="Arial Narrow" w:hAnsi="Arial Narrow" w:cs="Arial Narrow"/>
-          <w:sz w:val="16"/>
-          <w:szCs w:val="16"/>
-        </w:rPr>
-      </w:pPr>
-      <w:r>
-        <w:rPr>
-          <w:rFonts w:ascii="Arial Narrow" w:eastAsia="Arial Narrow" w:hAnsi="Arial Narrow" w:cs="Arial Narrow"/>
-          <w:sz w:val="16"/>
-          <w:szCs w:val="16"/>
-        </w:rPr>
-        <w:tab/>
-        <w:t>Corresponde a la Comisión de Protección al Consumidor velar por el cumplimiento de la Ley de Protección al Consumidor y de las leyes que, en general, protegen a los consumidores de la falta de idoneidad de los bienes y servicios en función de la información brindada, de las omisiones de información y de la discriminación en el consumo, así como de aquellas que complementen o sustituyan a las anteriores.</w:t>
-      </w:r>
-    </w:p>
+          <w:b/>
+          <w:bCs/>
+          <w:sz w:val="16"/>
+          <w:szCs w:val="16"/>
+        </w:rPr>
+      </w:pPr>
+    </w:p>
+  </w:footnote>
+  <w:footnote w:id="4">
     <w:p>
       <w:pPr>
         <w:pStyle w:val="Textonotapie"/>
@@ -7304,9 +7376,137 @@
           <w:szCs w:val="16"/>
         </w:rPr>
       </w:pPr>
-    </w:p>
-  </w:footnote>
-  <w:footnote w:id="4">
+      <w:r>
+        <w:rPr>
+          <w:rStyle w:val="Refdenotaalpie"/>
+          <w:rFonts w:ascii="Arial Narrow" w:eastAsia="Arial Narrow" w:hAnsi="Arial Narrow" w:cs="Arial Narrow"/>
+          <w:sz w:val="16"/>
+          <w:szCs w:val="16"/>
+          <w:vertAlign w:val="superscript"/>
+        </w:rPr>
+        <w:footnoteRef/>
+      </w:r>
+      <w:r>
+        <w:rPr>
+          <w:rFonts w:ascii="Arial Narrow" w:eastAsia="Arial Narrow" w:hAnsi="Arial Narrow" w:cs="Arial Narrow"/>
+          <w:sz w:val="16"/>
+          <w:szCs w:val="16"/>
+        </w:rPr>
+        <w:tab/>
+        <w:t xml:space="preserve"/>
+      </w:r>
+      <w:r>
+        <w:rPr>
+          <w:rFonts w:ascii="Arial Narrow" w:eastAsia="Arial Narrow" w:hAnsi="Arial Narrow" w:cs="Arial Narrow"/>
+          <w:sz w:val="16"/>
+          <w:szCs w:val="16"/>
+        </w:rPr>
+        <w:tab/>
+      </w:r>
+      <w:r>
+        <w:rPr>
+          <w:rFonts w:ascii="Arial Narrow" w:eastAsia="Arial Narrow" w:hAnsi="Arial Narrow" w:cs="Arial Narrow"/>
+          <w:b/>
+          <w:bCs/>
+          <w:sz w:val="16"/>
+          <w:szCs w:val="16"/>
+        </w:rPr>
+        <w:t xml:space="preserve">LEY 29571, CÓDIGO DE PROTECCIÓN Y DEFENSA DEL CONSUMIDOR, publicado el 2 de setiembre de 2010 y modificado por Decreto Legislativo 1308 </w:t>
+      </w:r>
+    </w:p>
+    <w:p>
+      <w:pPr>
+        <w:pStyle w:val="Textonotapie"/>
+        <w:tabs>
+          <w:tab w:val="left" w:pos="567"/>
+        </w:tabs>
+        <w:jc w:val="both"/>
+        <w:rPr>
+          <w:rFonts w:ascii="Arial Narrow" w:eastAsia="Arial Narrow" w:hAnsi="Arial Narrow" w:cs="Arial Narrow"/>
+          <w:sz w:val="16"/>
+          <w:szCs w:val="16"/>
+        </w:rPr>
+      </w:pPr>
+      <w:r>
+        <w:rPr>
+          <w:rFonts w:ascii="Arial Narrow" w:eastAsia="Arial Narrow" w:hAnsi="Arial Narrow" w:cs="Arial Narrow"/>
+          <w:b/>
+          <w:bCs/>
+          <w:sz w:val="16"/>
+          <w:szCs w:val="16"/>
+        </w:rPr>
+        <w:tab/>
+        <w:t>Artículo 56.- Métodos comerciales coercitivos</w:t>
+      </w:r>
+    </w:p>
+    <w:p>
+      <w:pPr>
+        <w:pStyle w:val="Textonotapie"/>
+        <w:ind w:left="567"/>
+        <w:jc w:val="both"/>
+        <w:rPr>
+          <w:rFonts w:ascii="Arial Narrow" w:eastAsia="Arial Narrow" w:hAnsi="Arial Narrow" w:cs="Arial Narrow"/>
+          <w:sz w:val="16"/>
+          <w:szCs w:val="16"/>
+        </w:rPr>
+      </w:pPr>
+      <w:r>
+        <w:rPr>
+          <w:rFonts w:ascii="Arial Narrow" w:eastAsia="Arial Narrow" w:hAnsi="Arial Narrow" w:cs="Arial Narrow"/>
+          <w:sz w:val="16"/>
+          <w:szCs w:val="16"/>
+        </w:rPr>
+        <w:t>56.1 De manera enunciativa y no limitativa, el derecho de todo consumidor a la protección contra los métodos comerciales coercitivos implica que los proveedores no pueden:</w:t>
+      </w:r>
+    </w:p>
+    <w:p>
+      <w:pPr>
+        <w:pStyle w:val="Textonotapie"/>
+        <w:ind w:left="567"/>
+        <w:jc w:val="both"/>
+        <w:rPr>
+          <w:rFonts w:ascii="Arial Narrow" w:eastAsia="Arial Narrow" w:hAnsi="Arial Narrow" w:cs="Arial Narrow"/>
+          <w:sz w:val="16"/>
+          <w:szCs w:val="16"/>
+        </w:rPr>
+      </w:pPr>
+      <w:r>
+        <w:rPr>
+          <w:rFonts w:ascii="Arial Narrow" w:eastAsia="Arial Narrow" w:hAnsi="Arial Narrow" w:cs="Arial Narrow"/>
+          <w:sz w:val="16"/>
+          <w:szCs w:val="16"/>
+        </w:rPr>
+        <w:t>(…)</w:t>
+      </w:r>
+    </w:p>
+    <w:p>
+      <w:pPr>
+        <w:pStyle w:val="Textonotapie"/>
+        <w:ind w:left="567"/>
+        <w:jc w:val="both"/>
+        <w:rPr>
+          <w:rFonts w:ascii="Arial Narrow" w:eastAsia="Arial Narrow" w:hAnsi="Arial Narrow" w:cs="Arial Narrow"/>
+          <w:sz w:val="16"/>
+          <w:szCs w:val="16"/>
+        </w:rPr>
+      </w:pPr>
+      <w:r>
+        <w:rPr>
+          <w:rFonts w:ascii="Arial Narrow" w:eastAsia="Arial Narrow" w:hAnsi="Arial Narrow" w:cs="Arial Narrow"/>
+          <w:sz w:val="16"/>
+          <w:szCs w:val="16"/>
+        </w:rPr>
+        <w:t>b. Obligar al consumidor a asumir prestaciones que no ha pactado o a efectuar pagos por productos o servicios que no han sido requeridos previamente. En ningún caso puede interpretarse el silencio del consumidor como aceptación de dichas prestaciones o pagos, salvo que lo haya autorizado previamente de manera expresa</w:t>
+      </w:r>
+      <w:r>
+        <w:rPr>
+          <w:rFonts w:ascii="Arial Narrow" w:eastAsia="Arial Narrow" w:hAnsi="Arial Narrow" w:cs="Arial Narrow"/>
+          <w:sz w:val="16"/>
+          <w:szCs w:val="16"/>
+        </w:rPr>
+        <w:t>.</w:t>
+      </w:r>
+    </w:p>
     <w:p>
       <w:pPr>
         <w:pStyle w:val="Textonotapie"/>
@@ -7323,136 +7523,9 @@
           <w:szCs w:val="16"/>
         </w:rPr>
       </w:pPr>
-      <w:r>
-        <w:rPr>
-          <w:rStyle w:val="Refdenotaalpie"/>
-          <w:rFonts w:ascii="Arial Narrow" w:eastAsia="Arial Narrow" w:hAnsi="Arial Narrow" w:cs="Arial Narrow"/>
-          <w:sz w:val="16"/>
-          <w:szCs w:val="16"/>
-          <w:vertAlign w:val="superscript"/>
-        </w:rPr>
-        <w:footnoteRef/>
-      </w:r>
-      <w:r>
-        <w:rPr>
-          <w:rFonts w:ascii="Arial Narrow" w:eastAsia="Arial Narrow" w:hAnsi="Arial Narrow" w:cs="Arial Narrow"/>
-          <w:sz w:val="16"/>
-          <w:szCs w:val="16"/>
-        </w:rPr>
-        <w:t xml:space="preserve"> </w:t>
-      </w:r>
-      <w:r>
-        <w:rPr>
-          <w:rFonts w:ascii="Arial Narrow" w:eastAsia="Arial Narrow" w:hAnsi="Arial Narrow" w:cs="Arial Narrow"/>
-          <w:sz w:val="16"/>
-          <w:szCs w:val="16"/>
-        </w:rPr>
-        <w:tab/>
-      </w:r>
-      <w:r>
-        <w:rPr>
-          <w:rFonts w:ascii="Arial Narrow" w:eastAsia="Arial Narrow" w:hAnsi="Arial Narrow" w:cs="Arial Narrow"/>
-          <w:b/>
-          <w:bCs/>
-          <w:sz w:val="16"/>
-          <w:szCs w:val="16"/>
-        </w:rPr>
-        <w:t xml:space="preserve">LEY 29571, CÓDIGO DE PROTECCIÓN Y DEFENSA DEL CONSUMIDOR, publicado el 2 de setiembre de 2010 y modificado por Decreto Legislativo 1308 </w:t>
-      </w:r>
-    </w:p>
-    <w:p>
-      <w:pPr>
-        <w:pStyle w:val="Textonotapie"/>
-        <w:tabs>
-          <w:tab w:val="left" w:pos="567"/>
-        </w:tabs>
-        <w:jc w:val="both"/>
-        <w:rPr>
-          <w:rFonts w:ascii="Arial Narrow" w:eastAsia="Arial Narrow" w:hAnsi="Arial Narrow" w:cs="Arial Narrow"/>
-          <w:sz w:val="16"/>
-          <w:szCs w:val="16"/>
-        </w:rPr>
-      </w:pPr>
-      <w:r>
-        <w:rPr>
-          <w:rFonts w:ascii="Arial Narrow" w:eastAsia="Arial Narrow" w:hAnsi="Arial Narrow" w:cs="Arial Narrow"/>
-          <w:b/>
-          <w:bCs/>
-          <w:sz w:val="16"/>
-          <w:szCs w:val="16"/>
-        </w:rPr>
-        <w:tab/>
-        <w:t>Artículo 56.- Métodos comerciales coercitivos</w:t>
-      </w:r>
-    </w:p>
-    <w:p>
-      <w:pPr>
-        <w:pStyle w:val="Textonotapie"/>
-        <w:ind w:left="567"/>
-        <w:jc w:val="both"/>
-        <w:rPr>
-          <w:rFonts w:ascii="Arial Narrow" w:eastAsia="Arial Narrow" w:hAnsi="Arial Narrow" w:cs="Arial Narrow"/>
-          <w:sz w:val="16"/>
-          <w:szCs w:val="16"/>
-        </w:rPr>
-      </w:pPr>
-      <w:r>
-        <w:rPr>
-          <w:rFonts w:ascii="Arial Narrow" w:eastAsia="Arial Narrow" w:hAnsi="Arial Narrow" w:cs="Arial Narrow"/>
-          <w:sz w:val="16"/>
-          <w:szCs w:val="16"/>
-        </w:rPr>
-        <w:t>56.1 De manera enunciativa y no limitativa, el derecho de todo consumidor a la protección contra los métodos comerciales coercitivos implica que los proveedores no pueden:</w:t>
-      </w:r>
-    </w:p>
-    <w:p>
-      <w:pPr>
-        <w:pStyle w:val="Textonotapie"/>
-        <w:ind w:left="567"/>
-        <w:jc w:val="both"/>
-        <w:rPr>
-          <w:rFonts w:ascii="Arial Narrow" w:eastAsia="Arial Narrow" w:hAnsi="Arial Narrow" w:cs="Arial Narrow"/>
-          <w:sz w:val="16"/>
-          <w:szCs w:val="16"/>
-        </w:rPr>
-      </w:pPr>
-      <w:r>
-        <w:rPr>
-          <w:rFonts w:ascii="Arial Narrow" w:eastAsia="Arial Narrow" w:hAnsi="Arial Narrow" w:cs="Arial Narrow"/>
-          <w:sz w:val="16"/>
-          <w:szCs w:val="16"/>
-        </w:rPr>
-        <w:t>(…)</w:t>
-      </w:r>
-    </w:p>
-    <w:p>
-      <w:pPr>
-        <w:pStyle w:val="Textonotapie"/>
-        <w:ind w:left="567"/>
-        <w:jc w:val="both"/>
-        <w:rPr>
-          <w:rFonts w:ascii="Arial Narrow" w:eastAsia="Arial Narrow" w:hAnsi="Arial Narrow" w:cs="Arial Narrow"/>
-          <w:sz w:val="16"/>
-          <w:szCs w:val="16"/>
-        </w:rPr>
-      </w:pPr>
-      <w:r>
-        <w:rPr>
-          <w:rFonts w:ascii="Arial Narrow" w:eastAsia="Arial Narrow" w:hAnsi="Arial Narrow" w:cs="Arial Narrow"/>
-          <w:sz w:val="16"/>
-          <w:szCs w:val="16"/>
-        </w:rPr>
-        <w:t>b. Obligar al consumidor a asumir prestaciones que no ha pactado o a efectuar pagos por productos o servicios que no han sido requeridos previamente. En ningún caso puede interpretarse el silencio del consumidor como aceptación de dichas prestaciones o pagos, salvo que lo haya autorizado previamente de manera expresa</w:t>
-      </w:r>
-      <w:r>
-        <w:rPr>
-          <w:rFonts w:ascii="Arial Narrow" w:eastAsia="Arial Narrow" w:hAnsi="Arial Narrow" w:cs="Arial Narrow"/>
-          <w:sz w:val="16"/>
-          <w:szCs w:val="16"/>
-        </w:rPr>
-        <w:t>.</w:t>
-      </w:r>
-    </w:p>
+    </w:p>
+  </w:footnote>
+  <w:footnote w:id="5">
     <w:p>
       <w:pPr>
         <w:pStyle w:val="Textonotapie"/>
@@ -7469,9 +7542,150 @@
           <w:szCs w:val="16"/>
         </w:rPr>
       </w:pPr>
-    </w:p>
-  </w:footnote>
-  <w:footnote w:id="5">
+      <w:r>
+        <w:rPr>
+          <w:rStyle w:val="Refdenotaalpie"/>
+          <w:rFonts w:ascii="Arial Narrow" w:eastAsia="Arial Narrow" w:hAnsi="Arial Narrow" w:cs="Arial Narrow"/>
+          <w:sz w:val="16"/>
+          <w:szCs w:val="16"/>
+          <w:vertAlign w:val="superscript"/>
+        </w:rPr>
+        <w:footnoteRef/>
+      </w:r>
+      <w:r>
+        <w:rPr>
+          <w:rFonts w:ascii="Arial Narrow" w:eastAsia="Arial Narrow" w:hAnsi="Arial Narrow" w:cs="Arial Narrow"/>
+          <w:sz w:val="16"/>
+          <w:szCs w:val="16"/>
+        </w:rPr>
+        <w:tab/>
+        <w:t xml:space="preserve"/>
+      </w:r>
+      <w:r>
+        <w:rPr>
+          <w:rFonts w:ascii="Arial Narrow" w:eastAsia="Arial Narrow" w:hAnsi="Arial Narrow" w:cs="Arial Narrow"/>
+          <w:sz w:val="16"/>
+          <w:szCs w:val="16"/>
+        </w:rPr>
+        <w:tab/>
+      </w:r>
+      <w:r>
+        <w:rPr>
+          <w:rFonts w:ascii="Arial Narrow" w:eastAsia="Arial Narrow" w:hAnsi="Arial Narrow" w:cs="Arial Narrow"/>
+          <w:b/>
+          <w:bCs/>
+          <w:sz w:val="16"/>
+          <w:szCs w:val="16"/>
+        </w:rPr>
+        <w:t xml:space="preserve">LEY 29571, CÓDIGO DE PROTECCIÓN Y DEFENSA DEL CONSUMIDOR, publicado el 2 de setiembre de 2010 y modificado por Decreto Legislativo 1308 </w:t>
+      </w:r>
+    </w:p>
+    <w:p>
+      <w:pPr>
+        <w:pStyle w:val="Textonotapie"/>
+        <w:ind w:left="567" w:right="-1"/>
+        <w:jc w:val="both"/>
+        <w:rPr>
+          <w:rFonts w:ascii="Arial Narrow" w:eastAsia="Arial Narrow" w:hAnsi="Arial Narrow" w:cs="Arial Narrow"/>
+          <w:b/>
+          <w:bCs/>
+          <w:sz w:val="16"/>
+          <w:szCs w:val="16"/>
+        </w:rPr>
+      </w:pPr>
+      <w:r>
+        <w:rPr>
+          <w:rFonts w:ascii="Arial Narrow" w:eastAsia="Arial Narrow" w:hAnsi="Arial Narrow" w:cs="Arial Narrow"/>
+          <w:b/>
+          <w:bCs/>
+          <w:sz w:val="16"/>
+          <w:szCs w:val="16"/>
+        </w:rPr>
+        <w:t xml:space="preserve">Artículo 18.- Idoneidad </w:t>
+      </w:r>
+    </w:p>
+    <w:p>
+      <w:pPr>
+        <w:pStyle w:val="Textonotapie"/>
+        <w:ind w:left="567" w:right="-1"/>
+        <w:jc w:val="both"/>
+        <w:rPr>
+          <w:rFonts w:ascii="Arial Narrow" w:eastAsia="Arial Narrow" w:hAnsi="Arial Narrow" w:cs="Arial Narrow"/>
+          <w:sz w:val="16"/>
+          <w:szCs w:val="16"/>
+        </w:rPr>
+      </w:pPr>
+      <w:r>
+        <w:rPr>
+          <w:rFonts w:ascii="Arial Narrow" w:eastAsia="Arial Narrow" w:hAnsi="Arial Narrow" w:cs="Arial Narrow"/>
+          <w:sz w:val="16"/>
+          <w:szCs w:val="16"/>
+        </w:rPr>
+        <w:t xml:space="preserve">Se entiende por idoneidad la correspondencia entre lo que un consumidor espera y lo que efectivamente recibe, en función a lo que se le hubiera ofrecido, la publicidad e información transmitida, las condiciones y circunstancias de la transacción, las características y naturaleza del producto o servicio, el precio, entre otros factores, atendiendo a las circunstancias del caso. </w:t>
+      </w:r>
+    </w:p>
+    <w:p>
+      <w:pPr>
+        <w:pStyle w:val="Textonotapie"/>
+        <w:ind w:left="567" w:right="-1"/>
+        <w:jc w:val="both"/>
+        <w:rPr>
+          <w:rFonts w:ascii="Arial Narrow" w:eastAsia="Arial Narrow" w:hAnsi="Arial Narrow" w:cs="Arial Narrow"/>
+          <w:sz w:val="16"/>
+          <w:szCs w:val="16"/>
+        </w:rPr>
+      </w:pPr>
+      <w:r>
+        <w:rPr>
+          <w:rFonts w:ascii="Arial Narrow" w:eastAsia="Arial Narrow" w:hAnsi="Arial Narrow" w:cs="Arial Narrow"/>
+          <w:sz w:val="16"/>
+          <w:szCs w:val="16"/>
+        </w:rPr>
+        <w:t xml:space="preserve">La idoneidad es evaluada en función a la propia naturaleza del producto o servicio y a su aptitud para satisfacer la finalidad para la cual ha sido puesto en el mercado. Las autorizaciones por parte de los organismos del Estado para la fabricación de un producto o la prestación de un servicio, en los casos que sea necesario, no eximen de responsabilidad al proveedor frente al consumidor. </w:t>
+      </w:r>
+    </w:p>
+    <w:p>
+      <w:pPr>
+        <w:pStyle w:val="Textonotapie"/>
+        <w:ind w:left="567" w:right="-1"/>
+        <w:jc w:val="both"/>
+        <w:rPr>
+          <w:rFonts w:ascii="Arial Narrow" w:eastAsia="Arial Narrow" w:hAnsi="Arial Narrow" w:cs="Arial Narrow"/>
+          <w:sz w:val="16"/>
+          <w:szCs w:val="16"/>
+        </w:rPr>
+      </w:pPr>
+      <w:r>
+        <w:rPr>
+          <w:rFonts w:ascii="Arial Narrow" w:eastAsia="Arial Narrow" w:hAnsi="Arial Narrow" w:cs="Arial Narrow"/>
+          <w:b/>
+          <w:bCs/>
+          <w:sz w:val="16"/>
+          <w:szCs w:val="16"/>
+        </w:rPr>
+        <w:t xml:space="preserve">Artículo 19.- Obligación de los proveedores </w:t>
+      </w:r>
+    </w:p>
+    <w:p>
+      <w:pPr>
+        <w:pStyle w:val="Textonotapie"/>
+        <w:ind w:left="567" w:right="-1"/>
+        <w:jc w:val="both"/>
+        <w:rPr>
+          <w:rFonts w:ascii="Arial Narrow" w:eastAsia="Arial Narrow" w:hAnsi="Arial Narrow" w:cs="Arial Narrow"/>
+          <w:sz w:val="16"/>
+          <w:szCs w:val="16"/>
+        </w:rPr>
+      </w:pPr>
+      <w:r>
+        <w:rPr>
+          <w:rFonts w:ascii="Arial Narrow" w:eastAsia="Arial Narrow" w:hAnsi="Arial Narrow" w:cs="Arial Narrow"/>
+          <w:sz w:val="16"/>
+          <w:szCs w:val="16"/>
+        </w:rPr>
+        <w:t>El proveedor responde por la idoneidad y calidad de los productos y servicios ofrecidos; por la autenticidad de las marcas y leyendas que exhiben sus productos o del signo que respalda al prestador del servicio, por la falta de conformidad entre la publicidad comercial de los productos y servicios y estos, así como por el contenido y la vida útil del producto indicado en el envase, en lo que corresponda.</w:t>
+      </w:r>
+    </w:p>
     <w:p>
       <w:pPr>
         <w:pStyle w:val="Textonotapie"/>
@@ -7488,161 +7702,9 @@
           <w:szCs w:val="16"/>
         </w:rPr>
       </w:pPr>
-      <w:r>
-        <w:rPr>
-          <w:rStyle w:val="Refdenotaalpie"/>
-          <w:rFonts w:ascii="Arial Narrow" w:eastAsia="Arial Narrow" w:hAnsi="Arial Narrow" w:cs="Arial Narrow"/>
-          <w:sz w:val="16"/>
-          <w:szCs w:val="16"/>
-          <w:vertAlign w:val="superscript"/>
-        </w:rPr>
-        <w:footnoteRef/>
-      </w:r>
-      <w:r>
-        <w:rPr>
-          <w:rFonts w:ascii="Arial Narrow" w:eastAsia="Arial Narrow" w:hAnsi="Arial Narrow" w:cs="Arial Narrow"/>
-          <w:sz w:val="16"/>
-          <w:szCs w:val="16"/>
-        </w:rPr>
-        <w:t xml:space="preserve"> </w:t>
-      </w:r>
-      <w:r>
-        <w:rPr>
-          <w:rFonts w:ascii="Arial Narrow" w:eastAsia="Arial Narrow" w:hAnsi="Arial Narrow" w:cs="Arial Narrow"/>
-          <w:sz w:val="16"/>
-          <w:szCs w:val="16"/>
-        </w:rPr>
-        <w:tab/>
-      </w:r>
-      <w:r>
-        <w:rPr>
-          <w:rFonts w:ascii="Arial Narrow" w:eastAsia="Arial Narrow" w:hAnsi="Arial Narrow" w:cs="Arial Narrow"/>
-          <w:b/>
-          <w:bCs/>
-          <w:sz w:val="16"/>
-          <w:szCs w:val="16"/>
-        </w:rPr>
-        <w:t xml:space="preserve">LEY 29571, CÓDIGO DE PROTECCIÓN Y DEFENSA DEL CONSUMIDOR, publicado el 2 de setiembre de 2010 y modificado por Decreto Legislativo 1308 </w:t>
-      </w:r>
-    </w:p>
-    <w:p>
-      <w:pPr>
-        <w:pStyle w:val="Textonotapie"/>
-        <w:ind w:left="567" w:right="-1"/>
-        <w:jc w:val="both"/>
-        <w:rPr>
-          <w:rFonts w:ascii="Arial Narrow" w:eastAsia="Arial Narrow" w:hAnsi="Arial Narrow" w:cs="Arial Narrow"/>
-          <w:b/>
-          <w:bCs/>
-          <w:sz w:val="16"/>
-          <w:szCs w:val="16"/>
-        </w:rPr>
-      </w:pPr>
-      <w:r>
-        <w:rPr>
-          <w:rFonts w:ascii="Arial Narrow" w:eastAsia="Arial Narrow" w:hAnsi="Arial Narrow" w:cs="Arial Narrow"/>
-          <w:b/>
-          <w:bCs/>
-          <w:sz w:val="16"/>
-          <w:szCs w:val="16"/>
-        </w:rPr>
-        <w:t xml:space="preserve">Artículo 18.- Idoneidad </w:t>
-      </w:r>
-    </w:p>
-    <w:p>
-      <w:pPr>
-        <w:pStyle w:val="Textonotapie"/>
-        <w:ind w:left="567" w:right="-1"/>
-        <w:jc w:val="both"/>
-        <w:rPr>
-          <w:rFonts w:ascii="Arial Narrow" w:eastAsia="Arial Narrow" w:hAnsi="Arial Narrow" w:cs="Arial Narrow"/>
-          <w:sz w:val="16"/>
-          <w:szCs w:val="16"/>
-        </w:rPr>
-      </w:pPr>
-      <w:r>
-        <w:rPr>
-          <w:rFonts w:ascii="Arial Narrow" w:eastAsia="Arial Narrow" w:hAnsi="Arial Narrow" w:cs="Arial Narrow"/>
-          <w:sz w:val="16"/>
-          <w:szCs w:val="16"/>
-        </w:rPr>
-        <w:t xml:space="preserve">Se entiende por idoneidad la correspondencia entre lo que un consumidor espera y lo que efectivamente recibe, en función a lo que se le hubiera ofrecido, la publicidad e información transmitida, las condiciones y circunstancias de la transacción, las características y naturaleza del producto o servicio, el precio, entre otros factores, atendiendo a las circunstancias del caso. </w:t>
-      </w:r>
-    </w:p>
-    <w:p>
-      <w:pPr>
-        <w:pStyle w:val="Textonotapie"/>
-        <w:ind w:left="567" w:right="-1"/>
-        <w:jc w:val="both"/>
-        <w:rPr>
-          <w:rFonts w:ascii="Arial Narrow" w:eastAsia="Arial Narrow" w:hAnsi="Arial Narrow" w:cs="Arial Narrow"/>
-          <w:sz w:val="16"/>
-          <w:szCs w:val="16"/>
-        </w:rPr>
-      </w:pPr>
-      <w:r>
-        <w:rPr>
-          <w:rFonts w:ascii="Arial Narrow" w:eastAsia="Arial Narrow" w:hAnsi="Arial Narrow" w:cs="Arial Narrow"/>
-          <w:sz w:val="16"/>
-          <w:szCs w:val="16"/>
-        </w:rPr>
-        <w:t xml:space="preserve">La idoneidad es evaluada en función a la propia naturaleza del producto o servicio y a su aptitud para satisfacer la finalidad para la cual ha sido puesto en el mercado. Las autorizaciones por parte de los organismos del Estado para la fabricación de un producto o la prestación de un servicio, en los casos que sea necesario, no eximen de responsabilidad al proveedor frente al consumidor. </w:t>
-      </w:r>
-    </w:p>
-    <w:p>
-      <w:pPr>
-        <w:pStyle w:val="Textonotapie"/>
-        <w:ind w:left="567" w:right="-1"/>
-        <w:jc w:val="both"/>
-        <w:rPr>
-          <w:rFonts w:ascii="Arial Narrow" w:eastAsia="Arial Narrow" w:hAnsi="Arial Narrow" w:cs="Arial Narrow"/>
-          <w:sz w:val="16"/>
-          <w:szCs w:val="16"/>
-        </w:rPr>
-      </w:pPr>
-    </w:p>
-    <w:p>
-      <w:pPr>
-        <w:pStyle w:val="Textonotapie"/>
-        <w:ind w:left="567" w:right="-1"/>
-        <w:jc w:val="both"/>
-        <w:rPr>
-          <w:rFonts w:ascii="Arial Narrow" w:eastAsia="Arial Narrow" w:hAnsi="Arial Narrow" w:cs="Arial Narrow"/>
-          <w:sz w:val="16"/>
-          <w:szCs w:val="16"/>
-        </w:rPr>
-      </w:pPr>
-      <w:r>
-        <w:rPr>
-          <w:rFonts w:ascii="Arial Narrow" w:eastAsia="Arial Narrow" w:hAnsi="Arial Narrow" w:cs="Arial Narrow"/>
-          <w:b/>
-          <w:bCs/>
-          <w:sz w:val="16"/>
-          <w:szCs w:val="16"/>
-        </w:rPr>
-        <w:t xml:space="preserve">Artículo 19.- Obligación de los proveedores </w:t>
-      </w:r>
-    </w:p>
-    <w:p>
-      <w:pPr>
-        <w:pStyle w:val="Textonotapie"/>
-        <w:ind w:left="567" w:right="-1"/>
-        <w:jc w:val="both"/>
-        <w:rPr>
-          <w:rFonts w:ascii="Arial Narrow" w:eastAsia="Arial Narrow" w:hAnsi="Arial Narrow" w:cs="Arial Narrow"/>
-          <w:sz w:val="16"/>
-          <w:szCs w:val="16"/>
-        </w:rPr>
-      </w:pPr>
-      <w:r>
-        <w:rPr>
-          <w:rFonts w:ascii="Arial Narrow" w:eastAsia="Arial Narrow" w:hAnsi="Arial Narrow" w:cs="Arial Narrow"/>
-          <w:sz w:val="16"/>
-          <w:szCs w:val="16"/>
-        </w:rPr>
-        <w:t>El proveedor responde por la idoneidad y calidad de los productos y servicios ofrecidos; por la autenticidad de las marcas y leyendas que exhiben sus productos o del signo que respalda al prestador del servicio, por la falta de conformidad entre la publicidad comercial de los productos y servicios y estos, así como por el contenido y la vida útil del producto indicado en el envase, en lo que corresponda.</w:t>
-      </w:r>
-    </w:p>
+    </w:p>
+  </w:footnote>
+  <w:footnote w:id="6">
     <w:p>
       <w:pPr>
         <w:pStyle w:val="Textonotapie"/>
@@ -7659,9 +7721,128 @@
           <w:szCs w:val="16"/>
         </w:rPr>
       </w:pPr>
-    </w:p>
-  </w:footnote>
-  <w:footnote w:id="6">
+      <w:r>
+        <w:rPr>
+          <w:rStyle w:val="Refdenotaalpie"/>
+          <w:rFonts w:ascii="Arial Narrow" w:eastAsia="Arial Narrow" w:hAnsi="Arial Narrow" w:cs="Arial Narrow"/>
+          <w:sz w:val="16"/>
+          <w:szCs w:val="16"/>
+          <w:vertAlign w:val="superscript"/>
+        </w:rPr>
+        <w:footnoteRef/>
+      </w:r>
+      <w:r>
+        <w:rPr>
+          <w:rFonts w:ascii="Arial Narrow" w:eastAsia="Arial Narrow" w:hAnsi="Arial Narrow" w:cs="Arial Narrow"/>
+          <w:sz w:val="16"/>
+          <w:szCs w:val="16"/>
+        </w:rPr>
+        <w:tab/>
+        <w:t xml:space="preserve"/>
+      </w:r>
+      <w:r>
+        <w:rPr>
+          <w:rFonts w:ascii="Arial Narrow" w:eastAsia="Arial Narrow" w:hAnsi="Arial Narrow" w:cs="Arial Narrow"/>
+          <w:sz w:val="16"/>
+          <w:szCs w:val="16"/>
+        </w:rPr>
+        <w:tab/>
+      </w:r>
+      <w:r>
+        <w:rPr>
+          <w:rFonts w:ascii="Arial Narrow" w:eastAsia="Arial Narrow" w:hAnsi="Arial Narrow" w:cs="Arial Narrow"/>
+          <w:b/>
+          <w:bCs/>
+          <w:sz w:val="16"/>
+          <w:szCs w:val="16"/>
+        </w:rPr>
+        <w:t xml:space="preserve">LEY 29571, CÓDIGO DE PROTECCIÓN Y DEFENSA DEL CONSUMIDOR, publicado el 2 de setiembre de 2010 y modificado por Decreto Legislativo 1308 </w:t>
+      </w:r>
+    </w:p>
+    <w:p>
+      <w:pPr>
+        <w:pStyle w:val="Textonotapie"/>
+        <w:ind w:left="567" w:right="-1"/>
+        <w:jc w:val="both"/>
+        <w:rPr>
+          <w:rFonts w:ascii="Arial Narrow" w:eastAsia="Arial Narrow" w:hAnsi="Arial Narrow" w:cs="Arial Narrow"/>
+          <w:b/>
+          <w:bCs/>
+          <w:sz w:val="16"/>
+          <w:szCs w:val="16"/>
+        </w:rPr>
+      </w:pPr>
+      <w:r>
+        <w:rPr>
+          <w:rFonts w:ascii="Arial Narrow" w:eastAsia="Arial Narrow" w:hAnsi="Arial Narrow" w:cs="Arial Narrow"/>
+          <w:b/>
+          <w:bCs/>
+          <w:sz w:val="16"/>
+          <w:szCs w:val="16"/>
+        </w:rPr>
+        <w:t>Artículo 47.- Protección mínima del contrato de consumo</w:t>
+      </w:r>
+    </w:p>
+    <w:p>
+      <w:pPr>
+        <w:pStyle w:val="Textonotapie"/>
+        <w:ind w:left="567" w:right="-1"/>
+        <w:jc w:val="both"/>
+        <w:rPr>
+          <w:rFonts w:ascii="Arial Narrow" w:eastAsia="Arial Narrow" w:hAnsi="Arial Narrow" w:cs="Arial Narrow"/>
+          <w:sz w:val="16"/>
+          <w:szCs w:val="16"/>
+        </w:rPr>
+      </w:pPr>
+      <w:r>
+        <w:rPr>
+          <w:rFonts w:ascii="Arial Narrow" w:eastAsia="Arial Narrow" w:hAnsi="Arial Narrow" w:cs="Arial Narrow"/>
+          <w:sz w:val="16"/>
+          <w:szCs w:val="16"/>
+        </w:rPr>
+        <w:t>En los contratos de consumo se observa lo siguiente:</w:t>
+      </w:r>
+    </w:p>
+    <w:p>
+      <w:pPr>
+        <w:pStyle w:val="Textonotapie"/>
+        <w:ind w:left="567" w:right="-1"/>
+        <w:jc w:val="both"/>
+        <w:rPr>
+          <w:rFonts w:ascii="Arial Narrow" w:eastAsia="Arial Narrow" w:hAnsi="Arial Narrow" w:cs="Arial Narrow"/>
+          <w:sz w:val="16"/>
+          <w:szCs w:val="16"/>
+        </w:rPr>
+      </w:pPr>
+      <w:r>
+        <w:rPr>
+          <w:rFonts w:ascii="Arial Narrow" w:eastAsia="Arial Narrow" w:hAnsi="Arial Narrow" w:cs="Arial Narrow"/>
+          <w:sz w:val="16"/>
+          <w:szCs w:val="16"/>
+        </w:rPr>
+        <w:t>(…)</w:t>
+      </w:r>
+    </w:p>
+    <w:p>
+      <w:pPr>
+        <w:pStyle w:val="Textonotapie"/>
+        <w:ind w:left="567" w:right="-1"/>
+        <w:jc w:val="both"/>
+        <w:rPr>
+          <w:rFonts w:ascii="Arial Narrow" w:eastAsia="Arial Narrow" w:hAnsi="Arial Narrow" w:cs="Arial Narrow"/>
+          <w:sz w:val="16"/>
+          <w:szCs w:val="16"/>
+        </w:rPr>
+      </w:pPr>
+      <w:r>
+        <w:rPr>
+          <w:rFonts w:ascii="Arial Narrow" w:eastAsia="Arial Narrow" w:hAnsi="Arial Narrow" w:cs="Arial Narrow"/>
+          <w:sz w:val="16"/>
+          <w:szCs w:val="16"/>
+        </w:rPr>
+        <w:t>e. Los proveedores deben entregar a los usuarios copia de los contratos y demás documentación relacionada con dichos actos jurídicos cuando estos hayan sido celebrados por escrito, incluidas las condiciones generales de la contratación. Asimismo, cuando el consumidor solicite copia física o virtual de estos, el proveedor debe entregar los documentos en un plazo máximo de quince días hábiles contados desde que recibió la solicitud. Los proveedores son responsables de dejar constancia de la entrega de los documentos al consumidor.</w:t>
+      </w:r>
+    </w:p>
     <w:p>
       <w:pPr>
         <w:pStyle w:val="Textonotapie"/>
@@ -7678,127 +7859,9 @@
           <w:szCs w:val="16"/>
         </w:rPr>
       </w:pPr>
-      <w:r>
-        <w:rPr>
-          <w:rStyle w:val="Refdenotaalpie"/>
-          <w:rFonts w:ascii="Arial Narrow" w:eastAsia="Arial Narrow" w:hAnsi="Arial Narrow" w:cs="Arial Narrow"/>
-          <w:sz w:val="16"/>
-          <w:szCs w:val="16"/>
-          <w:vertAlign w:val="superscript"/>
-        </w:rPr>
-        <w:footnoteRef/>
-      </w:r>
-      <w:r>
-        <w:rPr>
-          <w:rFonts w:ascii="Arial Narrow" w:eastAsia="Arial Narrow" w:hAnsi="Arial Narrow" w:cs="Arial Narrow"/>
-          <w:sz w:val="16"/>
-          <w:szCs w:val="16"/>
-        </w:rPr>
-        <w:t xml:space="preserve"> </w:t>
-      </w:r>
-      <w:r>
-        <w:rPr>
-          <w:rFonts w:ascii="Arial Narrow" w:eastAsia="Arial Narrow" w:hAnsi="Arial Narrow" w:cs="Arial Narrow"/>
-          <w:sz w:val="16"/>
-          <w:szCs w:val="16"/>
-        </w:rPr>
-        <w:tab/>
-      </w:r>
-      <w:r>
-        <w:rPr>
-          <w:rFonts w:ascii="Arial Narrow" w:eastAsia="Arial Narrow" w:hAnsi="Arial Narrow" w:cs="Arial Narrow"/>
-          <w:b/>
-          <w:bCs/>
-          <w:sz w:val="16"/>
-          <w:szCs w:val="16"/>
-        </w:rPr>
-        <w:t xml:space="preserve">LEY 29571, CÓDIGO DE PROTECCIÓN Y DEFENSA DEL CONSUMIDOR, publicado el 2 de setiembre de 2010 y modificado por Decreto Legislativo 1308 </w:t>
-      </w:r>
-    </w:p>
-    <w:p>
-      <w:pPr>
-        <w:pStyle w:val="Textonotapie"/>
-        <w:ind w:left="567" w:right="-1"/>
-        <w:jc w:val="both"/>
-        <w:rPr>
-          <w:rFonts w:ascii="Arial Narrow" w:eastAsia="Arial Narrow" w:hAnsi="Arial Narrow" w:cs="Arial Narrow"/>
-          <w:b/>
-          <w:bCs/>
-          <w:sz w:val="16"/>
-          <w:szCs w:val="16"/>
-        </w:rPr>
-      </w:pPr>
-      <w:r>
-        <w:rPr>
-          <w:rFonts w:ascii="Arial Narrow" w:eastAsia="Arial Narrow" w:hAnsi="Arial Narrow" w:cs="Arial Narrow"/>
-          <w:b/>
-          <w:bCs/>
-          <w:sz w:val="16"/>
-          <w:szCs w:val="16"/>
-        </w:rPr>
-        <w:t>Artículo 47.- Protección mínima del contrato de consumo</w:t>
-      </w:r>
-    </w:p>
-    <w:p>
-      <w:pPr>
-        <w:pStyle w:val="Textonotapie"/>
-        <w:ind w:left="567" w:right="-1"/>
-        <w:jc w:val="both"/>
-        <w:rPr>
-          <w:rFonts w:ascii="Arial Narrow" w:eastAsia="Arial Narrow" w:hAnsi="Arial Narrow" w:cs="Arial Narrow"/>
-          <w:sz w:val="16"/>
-          <w:szCs w:val="16"/>
-        </w:rPr>
-      </w:pPr>
-      <w:r>
-        <w:rPr>
-          <w:rFonts w:ascii="Arial Narrow" w:eastAsia="Arial Narrow" w:hAnsi="Arial Narrow" w:cs="Arial Narrow"/>
-          <w:sz w:val="16"/>
-          <w:szCs w:val="16"/>
-        </w:rPr>
-        <w:t>En los contratos de consumo se observa lo siguiente:</w:t>
-      </w:r>
-    </w:p>
-    <w:p>
-      <w:pPr>
-        <w:pStyle w:val="Textonotapie"/>
-        <w:ind w:left="567" w:right="-1"/>
-        <w:jc w:val="both"/>
-        <w:rPr>
-          <w:rFonts w:ascii="Arial Narrow" w:eastAsia="Arial Narrow" w:hAnsi="Arial Narrow" w:cs="Arial Narrow"/>
-          <w:sz w:val="16"/>
-          <w:szCs w:val="16"/>
-        </w:rPr>
-      </w:pPr>
-      <w:r>
-        <w:rPr>
-          <w:rFonts w:ascii="Arial Narrow" w:eastAsia="Arial Narrow" w:hAnsi="Arial Narrow" w:cs="Arial Narrow"/>
-          <w:sz w:val="16"/>
-          <w:szCs w:val="16"/>
-        </w:rPr>
-        <w:t>(…)</w:t>
-      </w:r>
-    </w:p>
-    <w:p>
-      <w:pPr>
-        <w:pStyle w:val="Textonotapie"/>
-        <w:ind w:left="567" w:right="-1"/>
-        <w:jc w:val="both"/>
-        <w:rPr>
-          <w:rFonts w:ascii="Arial Narrow" w:eastAsia="Arial Narrow" w:hAnsi="Arial Narrow" w:cs="Arial Narrow"/>
-          <w:sz w:val="16"/>
-          <w:szCs w:val="16"/>
-        </w:rPr>
-      </w:pPr>
-      <w:r>
-        <w:rPr>
-          <w:rFonts w:ascii="Arial Narrow" w:eastAsia="Arial Narrow" w:hAnsi="Arial Narrow" w:cs="Arial Narrow"/>
-          <w:sz w:val="16"/>
-          <w:szCs w:val="16"/>
-        </w:rPr>
-        <w:t>e. Los proveedores deben entregar a los usuarios copia de los contratos y demás documentación relacionada con dichos actos jurídicos cuando estos hayan sido celebrados por escrito, incluidas las condiciones generales de la contratación. Asimismo, cuando el consumidor solicite copia física o virtual de estos, el proveedor debe entregar los documentos en un plazo máximo de quince días hábiles contados desde que recibió la solicitud. Los proveedores son responsables de dejar constancia de la entrega de los documentos al consumidor.</w:t>
-      </w:r>
-    </w:p>
+    </w:p>
+  </w:footnote>
+  <w:footnote w:id="7">
     <w:p>
       <w:pPr>
         <w:pStyle w:val="Textonotapie"/>
@@ -7809,15 +7872,56 @@
         <w:jc w:val="both"/>
         <w:rPr>
           <w:rFonts w:ascii="Arial Narrow" w:eastAsia="Arial Narrow" w:hAnsi="Arial Narrow" w:cs="Arial Narrow"/>
+          <w:sz w:val="16"/>
+          <w:szCs w:val="16"/>
+        </w:rPr>
+      </w:pPr>
+      <w:r>
+        <w:rPr>
+          <w:rStyle w:val="Refdenotaalpie"/>
+          <w:rFonts w:ascii="Arial Narrow" w:eastAsia="Arial Narrow" w:hAnsi="Arial Narrow" w:cs="Arial Narrow"/>
+          <w:sz w:val="16"/>
+          <w:szCs w:val="16"/>
+          <w:vertAlign w:val="superscript"/>
+        </w:rPr>
+        <w:footnoteRef/>
+      </w:r>
+      <w:r>
+        <w:rPr>
+          <w:rFonts w:ascii="Arial Narrow" w:eastAsia="Arial Narrow" w:hAnsi="Arial Narrow" w:cs="Arial Narrow"/>
+          <w:sz w:val="16"/>
+          <w:szCs w:val="16"/>
+        </w:rPr>
+        <w:tab/>
+        <w:t xml:space="preserve"/>
+      </w:r>
+      <w:r>
+        <w:rPr>
+          <w:rFonts w:ascii="Arial Narrow" w:eastAsia="Arial Narrow" w:hAnsi="Arial Narrow" w:cs="Arial Narrow"/>
+          <w:sz w:val="16"/>
+          <w:szCs w:val="16"/>
+        </w:rPr>
+        <w:tab/>
+      </w:r>
+      <w:r>
+        <w:rPr>
+          <w:rFonts w:ascii="Arial Narrow" w:eastAsia="Arial Narrow" w:hAnsi="Arial Narrow" w:cs="Arial Narrow"/>
           <w:b/>
           <w:bCs/>
           <w:sz w:val="16"/>
           <w:szCs w:val="16"/>
         </w:rPr>
-      </w:pPr>
-    </w:p>
-  </w:footnote>
-  <w:footnote w:id="7">
+        <w:t>LEY SOBRE FACULTADES, NORMAS Y ORGANIZACIÓN DEL INDECOPI, APROBADA POR DECRETO LEGISLATIVO 807 Artículo 24.-</w:t>
+      </w:r>
+      <w:r>
+        <w:rPr>
+          <w:rFonts w:ascii="Arial Narrow" w:eastAsia="Arial Narrow" w:hAnsi="Arial Narrow" w:cs="Arial Narrow"/>
+          <w:sz w:val="16"/>
+          <w:szCs w:val="16"/>
+        </w:rPr>
+        <w:t xml:space="preserve"> El Secretario Técnico se encargará de la tramitación del procedimiento. Para ello, cuenta con las siguientes facultades:</w:t>
+      </w:r>
+    </w:p>
     <w:p>
       <w:pPr>
         <w:pStyle w:val="Textonotapie"/>
@@ -7834,47 +7938,12 @@
       </w:pPr>
       <w:r>
         <w:rPr>
-          <w:rStyle w:val="Refdenotaalpie"/>
-          <w:rFonts w:ascii="Arial Narrow" w:eastAsia="Arial Narrow" w:hAnsi="Arial Narrow" w:cs="Arial Narrow"/>
-          <w:sz w:val="16"/>
-          <w:szCs w:val="16"/>
-          <w:vertAlign w:val="superscript"/>
-        </w:rPr>
-        <w:footnoteRef/>
-      </w:r>
-      <w:r>
-        <w:rPr>
-          <w:rFonts w:ascii="Arial Narrow" w:eastAsia="Arial Narrow" w:hAnsi="Arial Narrow" w:cs="Arial Narrow"/>
-          <w:sz w:val="16"/>
-          <w:szCs w:val="16"/>
-        </w:rPr>
-        <w:t xml:space="preserve"> </w:t>
-      </w:r>
-      <w:r>
-        <w:rPr>
           <w:rFonts w:ascii="Arial Narrow" w:eastAsia="Arial Narrow" w:hAnsi="Arial Narrow" w:cs="Arial Narrow"/>
           <w:sz w:val="16"/>
           <w:szCs w:val="16"/>
         </w:rPr>
         <w:tab/>
-      </w:r>
-      <w:r>
-        <w:rPr>
-          <w:rFonts w:ascii="Arial Narrow" w:eastAsia="Arial Narrow" w:hAnsi="Arial Narrow" w:cs="Arial Narrow"/>
-          <w:b/>
-          <w:bCs/>
-          <w:sz w:val="16"/>
-          <w:szCs w:val="16"/>
-        </w:rPr>
-        <w:t>LEY SOBRE FACULTADES, NORMAS Y ORGANIZACIÓN DEL INDECOPI, APROBADA POR DECRETO LEGISLATIVO 807 Artículo 24.-</w:t>
-      </w:r>
-      <w:r>
-        <w:rPr>
-          <w:rFonts w:ascii="Arial Narrow" w:eastAsia="Arial Narrow" w:hAnsi="Arial Narrow" w:cs="Arial Narrow"/>
-          <w:sz w:val="16"/>
-          <w:szCs w:val="16"/>
-        </w:rPr>
-        <w:t xml:space="preserve"> El Secretario Técnico se encargará de la tramitación del procedimiento. Para ello, cuenta con las siguientes facultades:</w:t>
+        <w:t xml:space="preserve">(...) </w:t>
       </w:r>
     </w:p>
     <w:p>
@@ -7898,7 +7967,7 @@
           <w:szCs w:val="16"/>
         </w:rPr>
         <w:tab/>
-        <w:t xml:space="preserve">(...) </w:t>
+        <w:t xml:space="preserve">c) Admitir denuncias a trámite, en aquellos casos en que la Comisión le haya delegado esta facultad. </w:t>
       </w:r>
     </w:p>
     <w:p>
@@ -7922,7 +7991,7 @@
           <w:szCs w:val="16"/>
         </w:rPr>
         <w:tab/>
-        <w:t xml:space="preserve">c) Admitir denuncias a trámite, en aquellos casos en que la Comisión le haya delegado esta facultad. </w:t>
+        <w:t>(...).</w:t>
       </w:r>
     </w:p>
     <w:p>
@@ -7939,6 +8008,33 @@
           <w:szCs w:val="16"/>
         </w:rPr>
       </w:pPr>
+    </w:p>
+  </w:footnote>
+  <w:footnote w:id="8">
+    <w:p>
+      <w:pPr>
+        <w:pStyle w:val="Textonotapie"/>
+        <w:tabs>
+          <w:tab w:val="left" w:pos="567"/>
+        </w:tabs>
+        <w:ind w:left="567" w:hanging="567"/>
+        <w:jc w:val="both"/>
+        <w:rPr>
+          <w:rFonts w:ascii="Arial Narrow" w:eastAsia="Arial Narrow" w:hAnsi="Arial Narrow" w:cs="Arial Narrow"/>
+          <w:sz w:val="16"/>
+          <w:szCs w:val="16"/>
+        </w:rPr>
+      </w:pPr>
+      <w:r>
+        <w:rPr>
+          <w:rStyle w:val="Refdenotaalpie"/>
+          <w:rFonts w:ascii="Arial Narrow" w:eastAsia="Arial Narrow" w:hAnsi="Arial Narrow" w:cs="Arial Narrow"/>
+          <w:sz w:val="16"/>
+          <w:szCs w:val="16"/>
+          <w:vertAlign w:val="superscript"/>
+        </w:rPr>
+        <w:footnoteRef/>
+      </w:r>
       <w:r>
         <w:rPr>
           <w:rFonts w:ascii="Arial Narrow" w:eastAsia="Arial Narrow" w:hAnsi="Arial Narrow" w:cs="Arial Narrow"/>
@@ -7946,9 +8042,661 @@
           <w:szCs w:val="16"/>
         </w:rPr>
         <w:tab/>
-        <w:t>(...).</w:t>
-      </w:r>
-    </w:p>
+        <w:t xml:space="preserve"/>
+      </w:r>
+      <w:r>
+        <w:rPr>
+          <w:rFonts w:ascii="Arial Narrow" w:eastAsia="Arial Narrow" w:hAnsi="Arial Narrow" w:cs="Arial Narrow"/>
+          <w:sz w:val="16"/>
+          <w:szCs w:val="16"/>
+        </w:rPr>
+        <w:tab/>
+        <w:t>El número de trabajadores se atenderá siempre que la empresa haya sido constituida antes de la vigencia de la Ley 30056, publicada el 2 de julio de 2013, que modificó el artículo 5 del Texto Único Ordenado de la Ley de Promoción de la Competitividad, Formalización y Desarrollo de la Micro y Pequeña Empresa y de Acceso al Empleo Decente (LEY MYPE). Ello, en la medida que la Tercera Disposición Complementaria Transitoria de la norma modificatoria precisa que las empresas constituidas antes de la entrada en vigencia de dicha Ley se rigen por los requisitos de acogimiento al régimen de las micro y pequeñas empresas regulados en el Decreto Legislativo 1086.</w:t>
+      </w:r>
+    </w:p>
+    <w:p>
+      <w:pPr>
+        <w:pStyle w:val="Textonotapie"/>
+        <w:ind w:left="567" w:hanging="567"/>
+        <w:jc w:val="both"/>
+        <w:rPr>
+          <w:rFonts w:ascii="Arial Narrow" w:eastAsia="Arial Narrow" w:hAnsi="Arial Narrow" w:cs="Arial Narrow"/>
+          <w:sz w:val="16"/>
+          <w:szCs w:val="16"/>
+        </w:rPr>
+      </w:pPr>
+    </w:p>
+  </w:footnote>
+  <w:footnote w:id="9">
+    <w:p>
+      <w:pPr>
+        <w:pStyle w:val="Textonotapie"/>
+        <w:tabs>
+          <w:tab w:val="left" w:pos="567"/>
+        </w:tabs>
+        <w:ind w:left="567" w:hanging="567"/>
+        <w:jc w:val="both"/>
+        <w:rPr>
+          <w:rFonts w:ascii="Arial Narrow" w:eastAsia="Arial Narrow" w:hAnsi="Arial Narrow" w:cs="Arial Narrow"/>
+          <w:sz w:val="16"/>
+          <w:szCs w:val="16"/>
+        </w:rPr>
+      </w:pPr>
+      <w:r>
+        <w:rPr>
+          <w:rStyle w:val="Refdenotaalpie"/>
+          <w:rFonts w:ascii="Arial Narrow" w:eastAsia="Arial Narrow" w:hAnsi="Arial Narrow" w:cs="Arial Narrow"/>
+          <w:sz w:val="16"/>
+          <w:szCs w:val="16"/>
+          <w:vertAlign w:val="superscript"/>
+        </w:rPr>
+        <w:footnoteRef/>
+      </w:r>
+      <w:r>
+        <w:rPr>
+          <w:rFonts w:ascii="Arial Narrow" w:eastAsia="Arial Narrow" w:hAnsi="Arial Narrow" w:cs="Arial Narrow"/>
+          <w:sz w:val="16"/>
+          <w:szCs w:val="16"/>
+        </w:rPr>
+        <w:tab/>
+        <w:t xml:space="preserve"/>
+      </w:r>
+      <w:r>
+        <w:rPr>
+          <w:rFonts w:ascii="Arial Narrow" w:eastAsia="Arial Narrow" w:hAnsi="Arial Narrow" w:cs="Arial Narrow"/>
+          <w:sz w:val="16"/>
+          <w:szCs w:val="16"/>
+        </w:rPr>
+        <w:tab/>
+      </w:r>
+      <w:r>
+        <w:rPr>
+          <w:rFonts w:ascii="Arial Narrow" w:eastAsia="Arial Narrow" w:hAnsi="Arial Narrow" w:cs="Arial Narrow"/>
+          <w:b/>
+          <w:sz w:val="16"/>
+          <w:szCs w:val="16"/>
+        </w:rPr>
+        <w:t>LEY 29571, CÓDIGO DE PROTECCIÓN Y DEFENSA DEL CONSUMIDOR</w:t>
+      </w:r>
+      <w:r>
+        <w:rPr>
+          <w:rFonts w:ascii="Arial Narrow" w:eastAsia="Arial Narrow" w:hAnsi="Arial Narrow" w:cs="Arial Narrow"/>
+          <w:b/>
+          <w:bCs/>
+          <w:sz w:val="16"/>
+          <w:szCs w:val="16"/>
+        </w:rPr>
+        <w:t xml:space="preserve">, </w:t>
+      </w:r>
+      <w:r>
+        <w:rPr>
+          <w:rFonts w:ascii="Arial Narrow" w:eastAsia="Arial Narrow" w:hAnsi="Arial Narrow" w:cs="Arial Narrow"/>
+          <w:b/>
+          <w:sz w:val="16"/>
+          <w:szCs w:val="16"/>
+        </w:rPr>
+        <w:t>publicado el 2 de setiembre de 2010 y modificado por Decreto Legislativo 1308</w:t>
+      </w:r>
+    </w:p>
+    <w:p>
+      <w:pPr>
+        <w:pStyle w:val="Textonotapie"/>
+        <w:ind w:left="567" w:hanging="567"/>
+        <w:jc w:val="both"/>
+        <w:rPr>
+          <w:rFonts w:ascii="Arial Narrow" w:eastAsia="Arial Narrow" w:hAnsi="Arial Narrow" w:cs="Arial Narrow"/>
+          <w:b/>
+          <w:bCs/>
+          <w:sz w:val="16"/>
+          <w:szCs w:val="16"/>
+        </w:rPr>
+      </w:pPr>
+      <w:r>
+        <w:rPr>
+          <w:rFonts w:ascii="Arial Narrow" w:eastAsia="Arial Narrow" w:hAnsi="Arial Narrow" w:cs="Arial Narrow"/>
+          <w:sz w:val="16"/>
+          <w:szCs w:val="16"/>
+        </w:rPr>
+        <w:tab/>
+      </w:r>
+      <w:r>
+        <w:rPr>
+          <w:rFonts w:ascii="Arial Narrow" w:eastAsia="Arial Narrow" w:hAnsi="Arial Narrow" w:cs="Arial Narrow"/>
+          <w:b/>
+          <w:bCs/>
+          <w:sz w:val="16"/>
+          <w:szCs w:val="16"/>
+        </w:rPr>
+        <w:t>Artículo 110.- Sanciones Administrativas</w:t>
+      </w:r>
+    </w:p>
+    <w:p>
+      <w:pPr>
+        <w:autoSpaceDE w:val="0"/>
+        <w:autoSpaceDN w:val="0"/>
+        <w:adjustRightInd w:val="0"/>
+        <w:spacing w:after="0" w:line="240" w:lineRule="auto"/>
+        <w:ind w:left="567"/>
+        <w:jc w:val="both"/>
+        <w:rPr>
+          <w:rFonts w:ascii="Arial Narrow" w:eastAsia="Arial Narrow" w:hAnsi="Arial Narrow" w:cs="Arial Narrow"/>
+          <w:sz w:val="16"/>
+          <w:szCs w:val="16"/>
+          <w:lang w:eastAsia="es-PE"/>
+        </w:rPr>
+      </w:pPr>
+      <w:r>
+        <w:rPr>
+          <w:rFonts w:ascii="Arial Narrow" w:eastAsia="Arial Narrow" w:hAnsi="Arial Narrow" w:cs="Arial Narrow"/>
+          <w:sz w:val="16"/>
+          <w:szCs w:val="16"/>
+          <w:lang w:eastAsia="es-PE"/>
+        </w:rPr>
+        <w:t>(…)</w:t>
+      </w:r>
+    </w:p>
+    <w:p>
+      <w:pPr>
+        <w:autoSpaceDE w:val="0"/>
+        <w:autoSpaceDN w:val="0"/>
+        <w:adjustRightInd w:val="0"/>
+        <w:spacing w:after="0" w:line="240" w:lineRule="auto"/>
+        <w:ind w:left="567"/>
+        <w:jc w:val="both"/>
+        <w:rPr>
+          <w:rFonts w:ascii="Arial Narrow" w:eastAsia="Arial Narrow" w:hAnsi="Arial Narrow" w:cs="Arial Narrow"/>
+          <w:sz w:val="16"/>
+          <w:szCs w:val="16"/>
+          <w:lang w:eastAsia="es-PE"/>
+        </w:rPr>
+      </w:pPr>
+      <w:r>
+        <w:rPr>
+          <w:rFonts w:ascii="Arial Narrow" w:eastAsia="Arial Narrow" w:hAnsi="Arial Narrow" w:cs="Arial Narrow"/>
+          <w:sz w:val="16"/>
+          <w:szCs w:val="16"/>
+          <w:lang w:eastAsia="es-PE"/>
+        </w:rPr>
+        <w:t>En el caso de las microempresas, la multa no puede superar el diez por ciento (10%) de las ventas o ingresos brutos percibidos por el infractor, relativos a todas sus actividades económicas, correspondientes al ejercicio inmediato anterior al de la expedición de la resolución de primera instancia, siempre que se haya acreditado dichos ingresos, no se encuentre en una situación de reincidencia y el caso no verse sobre la vida, salud o integridad de los consumidores. Para el caso de las pequeñas empresas, la multa no puede superar el veinte por ciento (20%) de las ventas o ingresos brutos percibidos por el infractor, conforme a los requisitos señalados anteriormente.</w:t>
+      </w:r>
+    </w:p>
+    <w:p>
+      <w:pPr>
+        <w:autoSpaceDE w:val="0"/>
+        <w:autoSpaceDN w:val="0"/>
+        <w:adjustRightInd w:val="0"/>
+        <w:spacing w:after="0" w:line="240" w:lineRule="auto"/>
+        <w:ind w:left="567"/>
+        <w:jc w:val="both"/>
+        <w:rPr>
+          <w:rFonts w:ascii="Arial Narrow" w:eastAsia="Arial Narrow" w:hAnsi="Arial Narrow" w:cs="Arial Narrow"/>
+          <w:sz w:val="16"/>
+          <w:szCs w:val="16"/>
+          <w:lang w:eastAsia="es-PE"/>
+        </w:rPr>
+      </w:pPr>
+      <w:r>
+        <w:rPr>
+          <w:rFonts w:ascii="Arial Narrow" w:eastAsia="Arial Narrow" w:hAnsi="Arial Narrow" w:cs="Arial Narrow"/>
+          <w:sz w:val="16"/>
+          <w:szCs w:val="16"/>
+          <w:lang w:eastAsia="es-PE"/>
+        </w:rPr>
+        <w:t>(…).</w:t>
+      </w:r>
+    </w:p>
+    <w:p>
+      <w:pPr>
+        <w:pStyle w:val="Textonotapie"/>
+        <w:ind w:left="567" w:hanging="567"/>
+        <w:jc w:val="both"/>
+        <w:rPr>
+          <w:rFonts w:ascii="Arial Narrow" w:eastAsia="Arial Narrow" w:hAnsi="Arial Narrow" w:cs="Arial Narrow"/>
+          <w:sz w:val="16"/>
+          <w:szCs w:val="16"/>
+        </w:rPr>
+      </w:pPr>
+    </w:p>
+  </w:footnote>
+  <w:footnote w:id="10">
+    <w:p>
+      <w:pPr>
+        <w:pStyle w:val="Textonotapie"/>
+        <w:tabs>
+          <w:tab w:val="left" w:pos="567"/>
+        </w:tabs>
+        <w:ind w:left="567" w:hanging="567"/>
+        <w:jc w:val="both"/>
+        <w:rPr>
+          <w:rFonts w:ascii="Arial Narrow" w:eastAsia="Arial Narrow" w:hAnsi="Arial Narrow" w:cs="Arial Narrow"/>
+          <w:sz w:val="16"/>
+          <w:szCs w:val="16"/>
+        </w:rPr>
+      </w:pPr>
+      <w:r>
+        <w:rPr>
+          <w:rStyle w:val="Refdenotaalpie"/>
+          <w:rFonts w:ascii="Arial Narrow" w:eastAsia="Arial Narrow" w:hAnsi="Arial Narrow" w:cs="Arial Narrow"/>
+          <w:sz w:val="16"/>
+          <w:szCs w:val="16"/>
+          <w:vertAlign w:val="superscript"/>
+        </w:rPr>
+        <w:footnoteRef/>
+      </w:r>
+      <w:r>
+        <w:rPr>
+          <w:rFonts w:ascii="Arial Narrow" w:eastAsia="Arial Narrow" w:hAnsi="Arial Narrow" w:cs="Arial Narrow"/>
+          <w:sz w:val="16"/>
+          <w:szCs w:val="16"/>
+        </w:rPr>
+        <w:tab/>
+      </w:r>
+      <w:r>
+        <w:rPr>
+          <w:rFonts w:ascii="Arial Narrow" w:eastAsia="Arial Narrow" w:hAnsi="Arial Narrow" w:cs="Arial Narrow"/>
+          <w:b/>
+          <w:bCs/>
+          <w:sz w:val="16"/>
+          <w:szCs w:val="16"/>
+        </w:rPr>
+        <w:t xml:space="preserve">DECRETO LEGISLATIVO 807, LEY SOBRE FACULTADES, NORMAS Y ORGANIZACIÓN DEL INDECOPI, publicado el 18 de abril de 1996</w:t>
+      </w:r>
+    </w:p>
+    <w:p>
+      <w:pPr>
+        <w:pStyle w:val="Textonotapie"/>
+        <w:ind w:left="567" w:hanging="567"/>
+        <w:jc w:val="both"/>
+        <w:rPr>
+          <w:rFonts w:ascii="Arial Narrow" w:eastAsia="Arial Narrow" w:hAnsi="Arial Narrow" w:cs="Arial Narrow"/>
+          <w:sz w:val="16"/>
+          <w:szCs w:val="16"/>
+        </w:rPr>
+      </w:pPr>
+      <w:r>
+        <w:rPr>
+          <w:rFonts w:ascii="Arial Narrow" w:eastAsia="Arial Narrow" w:hAnsi="Arial Narrow" w:cs="Arial Narrow"/>
+          <w:sz w:val="16"/>
+          <w:szCs w:val="16"/>
+        </w:rPr>
+        <w:tab/>
+      </w:r>
+      <w:r>
+        <w:rPr>
+          <w:rFonts w:ascii="Arial Narrow" w:eastAsia="Arial Narrow" w:hAnsi="Arial Narrow" w:cs="Arial Narrow"/>
+          <w:b/>
+          <w:bCs/>
+          <w:sz w:val="16"/>
+          <w:szCs w:val="16"/>
+        </w:rPr>
+        <w:t xml:space="preserve">Artículo 26.-</w:t>
+      </w:r>
+      <w:r>
+        <w:rPr>
+          <w:rFonts w:ascii="Arial Narrow" w:eastAsia="Arial Narrow" w:hAnsi="Arial Narrow" w:cs="Arial Narrow"/>
+          <w:sz w:val="16"/>
+          <w:szCs w:val="16"/>
+        </w:rPr>
+        <w:t xml:space="preserve"> Una vez admitida a trámite la denuncia, se correrá traslado de la misma al denunciado, a fin de que éste presente su descargo. El plazo para la presentación del descargo será de cinco (5) días contados desde la notificación, vencido el cual, el Secretario Técnico declarará en rebeldía al denunciado que no lo hubiera presentado.</w:t>
+      </w:r>
+    </w:p>
+    <w:p>
+      <w:pPr>
+        <w:pStyle w:val="Textonotapie"/>
+        <w:ind w:left="567" w:hanging="567"/>
+        <w:jc w:val="both"/>
+        <w:rPr>
+          <w:rFonts w:ascii="Arial Narrow" w:eastAsia="Arial Narrow" w:hAnsi="Arial Narrow" w:cs="Arial Narrow"/>
+          <w:sz w:val="16"/>
+          <w:szCs w:val="16"/>
+        </w:rPr>
+      </w:pPr>
+    </w:p>
+  </w:footnote>
+  <w:footnote w:id="11">
+    <w:p>
+      <w:pPr>
+        <w:pStyle w:val="Textonotapie"/>
+        <w:tabs>
+          <w:tab w:val="left" w:pos="567"/>
+        </w:tabs>
+        <w:ind w:left="567" w:hanging="567"/>
+        <w:jc w:val="both"/>
+        <w:rPr>
+          <w:rFonts w:ascii="Arial Narrow" w:eastAsia="Arial Narrow" w:hAnsi="Arial Narrow" w:cs="Arial Narrow"/>
+          <w:sz w:val="16"/>
+          <w:szCs w:val="16"/>
+        </w:rPr>
+      </w:pPr>
+      <w:r>
+        <w:rPr>
+          <w:rStyle w:val="Refdenotaalpie"/>
+          <w:rFonts w:ascii="Arial Narrow" w:eastAsia="Arial Narrow" w:hAnsi="Arial Narrow" w:cs="Arial Narrow"/>
+          <w:sz w:val="16"/>
+          <w:szCs w:val="16"/>
+          <w:vertAlign w:val="superscript"/>
+        </w:rPr>
+        <w:footnoteRef/>
+      </w:r>
+      <w:r>
+        <w:rPr>
+          <w:rFonts w:ascii="Arial Narrow" w:eastAsia="Arial Narrow" w:hAnsi="Arial Narrow" w:cs="Arial Narrow"/>
+          <w:sz w:val="16"/>
+          <w:szCs w:val="16"/>
+        </w:rPr>
+        <w:tab/>
+      </w:r>
+      <w:r>
+        <w:rPr>
+          <w:rFonts w:ascii="Arial Narrow" w:eastAsia="Arial Narrow" w:hAnsi="Arial Narrow" w:cs="Arial Narrow"/>
+          <w:b/>
+          <w:bCs/>
+          <w:sz w:val="16"/>
+          <w:szCs w:val="16"/>
+        </w:rPr>
+        <w:t xml:space="preserve">DECRETO SUPREMO 006-2026-JUS, TEXTO ÚNICO ORDENADO DE LA LEY 27444, LEY DEL PROCEDIMIENTO ADMINISTRATIVO GENERAL, publicado el 30 de abril de 2026</w:t>
+      </w:r>
+    </w:p>
+    <w:p>
+      <w:pPr>
+        <w:pStyle w:val="Textonotapie"/>
+        <w:ind w:left="567" w:hanging="567"/>
+        <w:jc w:val="both"/>
+        <w:rPr>
+          <w:rFonts w:ascii="Arial Narrow" w:eastAsia="Arial Narrow" w:hAnsi="Arial Narrow" w:cs="Arial Narrow"/>
+          <w:sz w:val="16"/>
+          <w:szCs w:val="16"/>
+        </w:rPr>
+      </w:pPr>
+      <w:r>
+        <w:rPr>
+          <w:rFonts w:ascii="Arial Narrow" w:eastAsia="Arial Narrow" w:hAnsi="Arial Narrow" w:cs="Arial Narrow"/>
+          <w:sz w:val="16"/>
+          <w:szCs w:val="16"/>
+        </w:rPr>
+        <w:tab/>
+      </w:r>
+      <w:r>
+        <w:rPr>
+          <w:rFonts w:ascii="Arial Narrow" w:eastAsia="Arial Narrow" w:hAnsi="Arial Narrow" w:cs="Arial Narrow"/>
+          <w:b/>
+          <w:bCs/>
+          <w:sz w:val="16"/>
+          <w:szCs w:val="16"/>
+        </w:rPr>
+        <w:t xml:space="preserve">Artículo 223.- Contestación de la reclamación</w:t>
+      </w:r>
+    </w:p>
+    <w:p>
+      <w:pPr>
+        <w:pStyle w:val="Textonotapie"/>
+        <w:ind w:left="567" w:hanging="567"/>
+        <w:jc w:val="both"/>
+        <w:rPr>
+          <w:rFonts w:ascii="Arial Narrow" w:eastAsia="Arial Narrow" w:hAnsi="Arial Narrow" w:cs="Arial Narrow"/>
+          <w:sz w:val="16"/>
+          <w:szCs w:val="16"/>
+        </w:rPr>
+      </w:pPr>
+      <w:r>
+        <w:rPr>
+          <w:rFonts w:ascii="Arial Narrow" w:eastAsia="Arial Narrow" w:hAnsi="Arial Narrow" w:cs="Arial Narrow"/>
+          <w:sz w:val="16"/>
+          <w:szCs w:val="16"/>
+        </w:rPr>
+        <w:tab/>
+      </w:r>
+      <w:r>
+        <w:rPr>
+          <w:rFonts w:ascii="Arial Narrow" w:eastAsia="Arial Narrow" w:hAnsi="Arial Narrow" w:cs="Arial Narrow"/>
+          <w:sz w:val="16"/>
+          <w:szCs w:val="16"/>
+        </w:rPr>
+        <w:t xml:space="preserve">223.1 El reclamado deberá presentar la contestación de la reclamación dentro de los quince (15) días posteriores a la notificación de ésta; vencido este plazo, la Administración declarará en rebeldía al reclamado que no la hubiera presentado. La contestación deberá contener los requisitos de los escritos previstos en el artículo 113 de la presente Ley, así como la absolución de todos los asuntos controvertidos de hecho y de derecho, Las alegaciones y los hechos relevantes de la reclamación, salvo que hayan sido específicamente negadas en la contestación, se tendrán por aceptadas o merituadas como ciertas.</w:t>
+      </w:r>
+    </w:p>
+    <w:p>
+      <w:pPr>
+        <w:pStyle w:val="Textonotapie"/>
+        <w:ind w:left="567" w:hanging="567"/>
+        <w:jc w:val="both"/>
+        <w:rPr>
+          <w:rFonts w:ascii="Arial Narrow" w:eastAsia="Arial Narrow" w:hAnsi="Arial Narrow" w:cs="Arial Narrow"/>
+          <w:sz w:val="16"/>
+          <w:szCs w:val="16"/>
+        </w:rPr>
+      </w:pPr>
+    </w:p>
+  </w:footnote>
+  <w:footnote w:id="12">
+    <w:p>
+      <w:pPr>
+        <w:tabs>
+          <w:tab w:val="left" w:pos="567"/>
+        </w:tabs>
+        <w:spacing w:after="0" w:line="240" w:lineRule="auto"/>
+        <w:ind w:left="567" w:hanging="567"/>
+        <w:jc w:val="both"/>
+        <w:rPr>
+          <w:rFonts w:ascii="Arial Narrow" w:eastAsia="Arial Narrow" w:hAnsi="Arial Narrow" w:cs="Arial Narrow"/>
+          <w:sz w:val="16"/>
+          <w:szCs w:val="16"/>
+        </w:rPr>
+      </w:pPr>
+      <w:r>
+        <w:rPr>
+          <w:rStyle w:val="Refdenotaalpie"/>
+          <w:rFonts w:ascii="Arial Narrow" w:eastAsia="Arial Narrow" w:hAnsi="Arial Narrow" w:cs="Arial Narrow"/>
+          <w:sz w:val="16"/>
+          <w:szCs w:val="16"/>
+          <w:vertAlign w:val="superscript"/>
+        </w:rPr>
+        <w:footnoteRef/>
+      </w:r>
+      <w:r>
+        <w:rPr>
+          <w:rFonts w:ascii="Arial Narrow" w:eastAsia="Arial Narrow" w:hAnsi="Arial Narrow" w:cs="Arial Narrow"/>
+          <w:sz w:val="16"/>
+          <w:szCs w:val="16"/>
+          <w:vertAlign w:val="superscript"/>
+        </w:rPr>
+        <w:tab/>
+        <w:t xml:space="preserve"/>
+      </w:r>
+      <w:r>
+        <w:rPr>
+          <w:rFonts w:ascii="Arial Narrow" w:eastAsia="Arial Narrow" w:hAnsi="Arial Narrow" w:cs="Arial Narrow"/>
+          <w:sz w:val="16"/>
+          <w:szCs w:val="16"/>
+        </w:rPr>
+        <w:t xml:space="preserve"> </w:t>
+      </w:r>
+      <w:r>
+        <w:rPr>
+          <w:rFonts w:ascii="Arial Narrow" w:eastAsia="Arial Narrow" w:hAnsi="Arial Narrow" w:cs="Arial Narrow"/>
+          <w:sz w:val="16"/>
+          <w:szCs w:val="16"/>
+        </w:rPr>
+        <w:tab/>
+      </w:r>
+      <w:r>
+        <w:rPr>
+          <w:rFonts w:ascii="Arial Narrow" w:eastAsia="Arial Narrow" w:hAnsi="Arial Narrow" w:cs="Arial Narrow"/>
+          <w:b/>
+          <w:sz w:val="16"/>
+          <w:szCs w:val="16"/>
+        </w:rPr>
+        <w:t>LEY 29571, CÓDIGO DE PROTECCIÓN Y DEFENSA DEL CONSUMIDOR</w:t>
+      </w:r>
+      <w:r>
+        <w:rPr>
+          <w:rFonts w:ascii="Arial Narrow" w:eastAsia="Arial Narrow" w:hAnsi="Arial Narrow" w:cs="Arial Narrow"/>
+          <w:b/>
+          <w:bCs/>
+          <w:sz w:val="16"/>
+          <w:szCs w:val="16"/>
+        </w:rPr>
+        <w:t xml:space="preserve">, </w:t>
+      </w:r>
+      <w:r>
+        <w:rPr>
+          <w:rFonts w:ascii="Arial Narrow" w:eastAsia="Arial Narrow" w:hAnsi="Arial Narrow" w:cs="Arial Narrow"/>
+          <w:b/>
+          <w:sz w:val="16"/>
+          <w:szCs w:val="16"/>
+        </w:rPr>
+        <w:t>publicado el 2 de setiembre de 2010 y modificado por Decreto Legislativo 1308</w:t>
+      </w:r>
+    </w:p>
+    <w:p>
+      <w:pPr>
+        <w:spacing w:after="0" w:line="240" w:lineRule="auto"/>
+        <w:ind w:left="567" w:hanging="567"/>
+        <w:jc w:val="both"/>
+        <w:rPr>
+          <w:rFonts w:ascii="Arial Narrow" w:eastAsia="Arial Narrow" w:hAnsi="Arial Narrow" w:cs="Arial Narrow"/>
+          <w:b/>
+          <w:sz w:val="16"/>
+          <w:szCs w:val="16"/>
+        </w:rPr>
+      </w:pPr>
+      <w:r>
+        <w:rPr>
+          <w:rFonts w:ascii="Arial Narrow" w:eastAsia="Arial Narrow" w:hAnsi="Arial Narrow" w:cs="Arial Narrow"/>
+          <w:b/>
+          <w:sz w:val="16"/>
+          <w:szCs w:val="16"/>
+        </w:rPr>
+        <w:tab/>
+        <w:t>Artículo 110.- Sanciones administrativas</w:t>
+      </w:r>
+    </w:p>
+    <w:p>
+      <w:pPr>
+        <w:spacing w:after="0" w:line="240" w:lineRule="auto"/>
+        <w:ind w:left="567"/>
+        <w:jc w:val="both"/>
+        <w:rPr>
+          <w:rFonts w:ascii="Arial Narrow" w:eastAsia="Arial Narrow" w:hAnsi="Arial Narrow" w:cs="Arial Narrow"/>
+          <w:sz w:val="16"/>
+          <w:szCs w:val="16"/>
+        </w:rPr>
+      </w:pPr>
+      <w:r>
+        <w:rPr>
+          <w:rFonts w:ascii="Arial Narrow" w:eastAsia="Arial Narrow" w:hAnsi="Arial Narrow" w:cs="Arial Narrow"/>
+          <w:sz w:val="16"/>
+          <w:szCs w:val="16"/>
+        </w:rPr>
+        <w:t>El órgano resolutivo puede sancionar las infracciones administrativas a que se refiere el artículo 108 con amonestación y multas de hasta cuatrocientos cincuenta (450) Unidades Impositivas Tributarias (UIT), las cuales son calificadas de la siguiente manera:</w:t>
+      </w:r>
+    </w:p>
+    <w:p>
+      <w:pPr>
+        <w:numPr>
+          <w:ilvl w:val="0"/>
+          <w:numId w:val="2"/>
+        </w:numPr>
+        <w:spacing w:after="0" w:line="240" w:lineRule="auto"/>
+        <w:ind w:left="426" w:firstLine="141"/>
+        <w:jc w:val="both"/>
+        <w:rPr>
+          <w:rFonts w:ascii="Arial Narrow" w:eastAsia="Arial Narrow" w:hAnsi="Arial Narrow" w:cs="Arial Narrow"/>
+          <w:sz w:val="16"/>
+          <w:szCs w:val="16"/>
+        </w:rPr>
+      </w:pPr>
+      <w:r>
+        <w:rPr>
+          <w:rFonts w:ascii="Arial Narrow" w:eastAsia="Arial Narrow" w:hAnsi="Arial Narrow" w:cs="Arial Narrow"/>
+          <w:sz w:val="16"/>
+          <w:szCs w:val="16"/>
+        </w:rPr>
+        <w:t>Infracciones leves, con una amonestación o con una multa de hasta cincuenta (50) UIT.</w:t>
+      </w:r>
+    </w:p>
+    <w:p>
+      <w:pPr>
+        <w:numPr>
+          <w:ilvl w:val="0"/>
+          <w:numId w:val="2"/>
+        </w:numPr>
+        <w:spacing w:after="0" w:line="240" w:lineRule="auto"/>
+        <w:ind w:left="426" w:firstLine="141"/>
+        <w:jc w:val="both"/>
+        <w:rPr>
+          <w:rFonts w:ascii="Arial Narrow" w:eastAsia="Arial Narrow" w:hAnsi="Arial Narrow" w:cs="Arial Narrow"/>
+          <w:sz w:val="16"/>
+          <w:szCs w:val="16"/>
+        </w:rPr>
+      </w:pPr>
+      <w:r>
+        <w:rPr>
+          <w:rFonts w:ascii="Arial Narrow" w:eastAsia="Arial Narrow" w:hAnsi="Arial Narrow" w:cs="Arial Narrow"/>
+          <w:sz w:val="16"/>
+          <w:szCs w:val="16"/>
+        </w:rPr>
+        <w:t>Infracciones graves, con una multa de hasta ciento cincuenta (150) UIT.</w:t>
+      </w:r>
+    </w:p>
+    <w:p>
+      <w:pPr>
+        <w:numPr>
+          <w:ilvl w:val="0"/>
+          <w:numId w:val="2"/>
+        </w:numPr>
+        <w:spacing w:after="0" w:line="240" w:lineRule="auto"/>
+        <w:ind w:left="426" w:firstLine="141"/>
+        <w:jc w:val="both"/>
+        <w:rPr>
+          <w:rFonts w:ascii="Arial Narrow" w:eastAsia="Arial Narrow" w:hAnsi="Arial Narrow" w:cs="Arial Narrow"/>
+          <w:sz w:val="16"/>
+          <w:szCs w:val="16"/>
+        </w:rPr>
+      </w:pPr>
+      <w:r>
+        <w:rPr>
+          <w:rFonts w:ascii="Arial Narrow" w:eastAsia="Arial Narrow" w:hAnsi="Arial Narrow" w:cs="Arial Narrow"/>
+          <w:sz w:val="16"/>
+          <w:szCs w:val="16"/>
+        </w:rPr>
+        <w:t>Infracciones muy graves, con una multa de hasta cuatrocientos cincuenta (450) UIT.</w:t>
+      </w:r>
+    </w:p>
+    <w:p>
+      <w:pPr>
+        <w:spacing w:after="0" w:line="240" w:lineRule="auto"/>
+        <w:ind w:left="567"/>
+        <w:jc w:val="both"/>
+        <w:rPr>
+          <w:rFonts w:ascii="Arial Narrow" w:eastAsia="Arial Narrow" w:hAnsi="Arial Narrow" w:cs="Arial Narrow"/>
+          <w:sz w:val="16"/>
+          <w:szCs w:val="16"/>
+        </w:rPr>
+      </w:pPr>
+      <w:r>
+        <w:rPr>
+          <w:rFonts w:ascii="Arial Narrow" w:eastAsia="Arial Narrow" w:hAnsi="Arial Narrow" w:cs="Arial Narrow"/>
+          <w:sz w:val="16"/>
+          <w:szCs w:val="16"/>
+        </w:rPr>
+        <w:t>(…).</w:t>
+      </w:r>
+    </w:p>
+    <w:p>
+      <w:pPr>
+        <w:spacing w:after="0" w:line="240" w:lineRule="auto"/>
+        <w:ind w:left="567" w:hanging="567"/>
+        <w:jc w:val="both"/>
+        <w:rPr>
+          <w:rFonts w:ascii="Arial Narrow" w:eastAsia="Arial Narrow" w:hAnsi="Arial Narrow" w:cs="Arial Narrow"/>
+          <w:sz w:val="16"/>
+          <w:szCs w:val="16"/>
+        </w:rPr>
+      </w:pPr>
+    </w:p>
+  </w:footnote>
+  <w:footnote w:id="13">
     <w:p>
       <w:pPr>
         <w:pStyle w:val="Textonotapie"/>
@@ -7959,39 +8707,56 @@
         <w:jc w:val="both"/>
         <w:rPr>
           <w:rFonts w:ascii="Arial Narrow" w:eastAsia="Arial Narrow" w:hAnsi="Arial Narrow" w:cs="Arial Narrow"/>
-          <w:sz w:val="16"/>
-          <w:szCs w:val="16"/>
-        </w:rPr>
-      </w:pPr>
-      <w:r>
-        <w:rPr>
-          <w:rFonts w:ascii="Arial Narrow" w:eastAsia="Arial Narrow" w:hAnsi="Arial Narrow" w:cs="Arial Narrow"/>
-          <w:sz w:val="16"/>
-          <w:szCs w:val="16"/>
-        </w:rPr>
-        <w:t xml:space="preserve">. </w:t>
-      </w:r>
-    </w:p>
-    <w:p>
-      <w:pPr>
-        <w:pStyle w:val="Textonotapie"/>
+          <w:b/>
+          <w:bCs/>
+          <w:sz w:val="16"/>
+          <w:szCs w:val="16"/>
+        </w:rPr>
+      </w:pPr>
+      <w:r>
+        <w:rPr>
+          <w:rStyle w:val="Refdenotaalpie"/>
+          <w:rFonts w:ascii="Arial Narrow" w:eastAsia="Arial Narrow" w:hAnsi="Arial Narrow" w:cs="Arial Narrow"/>
+          <w:sz w:val="16"/>
+          <w:szCs w:val="16"/>
+          <w:vertAlign w:val="superscript"/>
+        </w:rPr>
+        <w:footnoteRef/>
+      </w:r>
+      <w:r>
+        <w:rPr>
+          <w:rFonts w:ascii="Arial Narrow" w:eastAsia="Arial Narrow" w:hAnsi="Arial Narrow" w:cs="Arial Narrow"/>
+          <w:sz w:val="16"/>
+          <w:szCs w:val="16"/>
+        </w:rPr>
+        <w:tab/>
+        <w:t xml:space="preserve"/>
+      </w:r>
+      <w:r>
+        <w:rPr>
+          <w:rFonts w:ascii="Arial Narrow" w:eastAsia="Arial Narrow" w:hAnsi="Arial Narrow" w:cs="Arial Narrow"/>
+          <w:sz w:val="16"/>
+          <w:szCs w:val="16"/>
+        </w:rPr>
+        <w:tab/>
+      </w:r>
+      <w:r>
+        <w:rPr>
+          <w:rFonts w:ascii="Arial Narrow" w:eastAsia="Arial Narrow" w:hAnsi="Arial Narrow" w:cs="Arial Narrow"/>
+          <w:b/>
+          <w:bCs/>
+          <w:sz w:val="16"/>
+          <w:szCs w:val="16"/>
+        </w:rPr>
+        <w:t xml:space="preserve">LEY 29571, CÓDIGO DE PROTECCIÓN Y DEFENSA DEL CONSUMIDOR, publicado el 2 de setiembre de 2010 y modificado por Decreto Legislativo 1308 </w:t>
+      </w:r>
+    </w:p>
+    <w:p>
+      <w:pPr>
         <w:tabs>
           <w:tab w:val="left" w:pos="567"/>
         </w:tabs>
-        <w:ind w:left="567" w:right="-1" w:hanging="567"/>
-        <w:jc w:val="both"/>
-        <w:rPr>
-          <w:rFonts w:ascii="Arial Narrow" w:eastAsia="Arial Narrow" w:hAnsi="Arial Narrow" w:cs="Arial Narrow"/>
-          <w:sz w:val="16"/>
-          <w:szCs w:val="16"/>
-        </w:rPr>
-      </w:pPr>
-    </w:p>
-  </w:footnote>
-  <w:footnote w:id="8">
-    <w:p>
-      <w:pPr>
-        <w:pStyle w:val="Textonotapie"/>
+        <w:spacing w:after="0" w:line="240" w:lineRule="auto"/>
         <w:ind w:left="567" w:hanging="567"/>
         <w:jc w:val="both"/>
         <w:rPr>
@@ -8002,697 +8767,12 @@
       </w:pPr>
       <w:r>
         <w:rPr>
-          <w:rStyle w:val="Refdenotaalpie"/>
-          <w:rFonts w:ascii="Arial Narrow" w:eastAsia="Arial Narrow" w:hAnsi="Arial Narrow" w:cs="Arial Narrow"/>
-          <w:sz w:val="16"/>
-          <w:szCs w:val="16"/>
-          <w:vertAlign w:val="superscript"/>
-        </w:rPr>
-        <w:footnoteRef/>
-      </w:r>
-      <w:r>
-        <w:rPr>
-          <w:rFonts w:ascii="Arial Narrow" w:eastAsia="Arial Narrow" w:hAnsi="Arial Narrow" w:cs="Arial Narrow"/>
-          <w:sz w:val="16"/>
-          <w:szCs w:val="16"/>
-        </w:rPr>
-        <w:t xml:space="preserve"> </w:t>
-      </w:r>
-      <w:r>
-        <w:rPr>
           <w:rFonts w:ascii="Arial Narrow" w:eastAsia="Arial Narrow" w:hAnsi="Arial Narrow" w:cs="Arial Narrow"/>
           <w:sz w:val="16"/>
           <w:szCs w:val="16"/>
         </w:rPr>
         <w:tab/>
-        <w:t>El número de trabajadores se atenderá siempre que la empresa haya sido constituida antes de la vigencia de la Ley 30056, publicada el 2 de julio de 2013, que modificó el artículo 5 del Texto Único Ordenado de la Ley de Promoción de la Competitividad, Formalización y Desarrollo de la Micro y Pequeña Empresa y de Acceso al Empleo Decente (LEY MYPE). Ello, en la medida que la Tercera Disposición Complementaria Transitoria de la norma modificatoria precisa que las empresas constituidas antes de la entrada en vigencia de dicha Ley se rigen por los requisitos de acogimiento al régimen de las micro y pequeñas empresas regulados en el Decreto Legislativo 1086.</w:t>
-      </w:r>
-    </w:p>
-    <w:p>
-      <w:pPr>
-        <w:pStyle w:val="Textonotapie"/>
-        <w:ind w:left="567" w:hanging="567"/>
-        <w:jc w:val="both"/>
-        <w:rPr>
-          <w:rFonts w:ascii="Arial Narrow" w:eastAsia="Arial Narrow" w:hAnsi="Arial Narrow" w:cs="Arial Narrow"/>
-          <w:sz w:val="16"/>
-          <w:szCs w:val="16"/>
-        </w:rPr>
-      </w:pPr>
-    </w:p>
-  </w:footnote>
-  <w:footnote w:id="9">
-    <w:p>
-      <w:pPr>
-        <w:pStyle w:val="Textonotapie"/>
-        <w:ind w:left="567" w:hanging="567"/>
-        <w:jc w:val="both"/>
-        <w:rPr>
-          <w:rFonts w:ascii="Arial Narrow" w:eastAsia="Arial Narrow" w:hAnsi="Arial Narrow" w:cs="Arial Narrow"/>
-          <w:sz w:val="16"/>
-          <w:szCs w:val="16"/>
-        </w:rPr>
-      </w:pPr>
-      <w:r>
-        <w:rPr>
-          <w:rStyle w:val="Refdenotaalpie"/>
-          <w:rFonts w:ascii="Arial Narrow" w:eastAsia="Arial Narrow" w:hAnsi="Arial Narrow" w:cs="Arial Narrow"/>
-          <w:sz w:val="16"/>
-          <w:szCs w:val="16"/>
-          <w:vertAlign w:val="superscript"/>
-        </w:rPr>
-        <w:footnoteRef/>
-      </w:r>
-      <w:r>
-        <w:rPr>
-          <w:rFonts w:ascii="Arial Narrow" w:eastAsia="Arial Narrow" w:hAnsi="Arial Narrow" w:cs="Arial Narrow"/>
-          <w:sz w:val="16"/>
-          <w:szCs w:val="16"/>
-        </w:rPr>
-        <w:t xml:space="preserve"> </w:t>
-      </w:r>
-      <w:r>
-        <w:rPr>
-          <w:rFonts w:ascii="Arial Narrow" w:eastAsia="Arial Narrow" w:hAnsi="Arial Narrow" w:cs="Arial Narrow"/>
-          <w:sz w:val="16"/>
-          <w:szCs w:val="16"/>
-        </w:rPr>
-        <w:tab/>
-      </w:r>
-      <w:r>
-        <w:rPr>
-          <w:rFonts w:ascii="Arial Narrow" w:eastAsia="Arial Narrow" w:hAnsi="Arial Narrow" w:cs="Arial Narrow"/>
-          <w:b/>
-          <w:sz w:val="16"/>
-          <w:szCs w:val="16"/>
-        </w:rPr>
-        <w:t>LEY 29571, CÓDIGO DE PROTECCIÓN Y DEFENSA DEL CONSUMIDOR</w:t>
-      </w:r>
-      <w:r>
-        <w:rPr>
-          <w:rFonts w:ascii="Arial Narrow" w:eastAsia="Arial Narrow" w:hAnsi="Arial Narrow" w:cs="Arial Narrow"/>
-          <w:b/>
-          <w:bCs/>
-          <w:sz w:val="16"/>
-          <w:szCs w:val="16"/>
-        </w:rPr>
-        <w:t xml:space="preserve">, </w:t>
-      </w:r>
-      <w:r>
-        <w:rPr>
-          <w:rFonts w:ascii="Arial Narrow" w:eastAsia="Arial Narrow" w:hAnsi="Arial Narrow" w:cs="Arial Narrow"/>
-          <w:b/>
-          <w:sz w:val="16"/>
-          <w:szCs w:val="16"/>
-        </w:rPr>
-        <w:t>publicado el 2 de setiembre de 2010 y modificado por Decreto Legislativo 1308</w:t>
-      </w:r>
-    </w:p>
-    <w:p>
-      <w:pPr>
-        <w:pStyle w:val="Textonotapie"/>
-        <w:ind w:left="567" w:hanging="567"/>
-        <w:jc w:val="both"/>
-        <w:rPr>
-          <w:rFonts w:ascii="Arial Narrow" w:eastAsia="Arial Narrow" w:hAnsi="Arial Narrow" w:cs="Arial Narrow"/>
-          <w:b/>
-          <w:bCs/>
-          <w:sz w:val="16"/>
-          <w:szCs w:val="16"/>
-        </w:rPr>
-      </w:pPr>
-      <w:r>
-        <w:rPr>
-          <w:rFonts w:ascii="Arial Narrow" w:eastAsia="Arial Narrow" w:hAnsi="Arial Narrow" w:cs="Arial Narrow"/>
-          <w:sz w:val="16"/>
-          <w:szCs w:val="16"/>
-        </w:rPr>
-        <w:tab/>
-      </w:r>
-      <w:r>
-        <w:rPr>
-          <w:rFonts w:ascii="Arial Narrow" w:eastAsia="Arial Narrow" w:hAnsi="Arial Narrow" w:cs="Arial Narrow"/>
-          <w:b/>
-          <w:bCs/>
-          <w:sz w:val="16"/>
-          <w:szCs w:val="16"/>
-        </w:rPr>
-        <w:t>Artículo 110.- Sanciones Administrativas</w:t>
-      </w:r>
-    </w:p>
-    <w:p>
-      <w:pPr>
-        <w:autoSpaceDE w:val="0"/>
-        <w:autoSpaceDN w:val="0"/>
-        <w:adjustRightInd w:val="0"/>
-        <w:spacing w:after="0" w:line="240" w:lineRule="auto"/>
-        <w:ind w:left="567"/>
-        <w:jc w:val="both"/>
-        <w:rPr>
-          <w:rFonts w:ascii="Arial Narrow" w:eastAsia="Arial Narrow" w:hAnsi="Arial Narrow" w:cs="Arial Narrow"/>
-          <w:sz w:val="16"/>
-          <w:szCs w:val="16"/>
-          <w:lang w:eastAsia="es-PE"/>
-        </w:rPr>
-      </w:pPr>
-      <w:r>
-        <w:rPr>
-          <w:rFonts w:ascii="Arial Narrow" w:eastAsia="Arial Narrow" w:hAnsi="Arial Narrow" w:cs="Arial Narrow"/>
-          <w:sz w:val="16"/>
-          <w:szCs w:val="16"/>
-          <w:lang w:eastAsia="es-PE"/>
-        </w:rPr>
-        <w:t>(…)</w:t>
-      </w:r>
-    </w:p>
-    <w:p>
-      <w:pPr>
-        <w:autoSpaceDE w:val="0"/>
-        <w:autoSpaceDN w:val="0"/>
-        <w:adjustRightInd w:val="0"/>
-        <w:spacing w:after="0" w:line="240" w:lineRule="auto"/>
-        <w:ind w:left="567"/>
-        <w:jc w:val="both"/>
-        <w:rPr>
-          <w:rFonts w:ascii="Arial Narrow" w:eastAsia="Arial Narrow" w:hAnsi="Arial Narrow" w:cs="Arial Narrow"/>
-          <w:sz w:val="16"/>
-          <w:szCs w:val="16"/>
-          <w:lang w:eastAsia="es-PE"/>
-        </w:rPr>
-      </w:pPr>
-      <w:r>
-        <w:rPr>
-          <w:rFonts w:ascii="Arial Narrow" w:eastAsia="Arial Narrow" w:hAnsi="Arial Narrow" w:cs="Arial Narrow"/>
-          <w:sz w:val="16"/>
-          <w:szCs w:val="16"/>
-          <w:lang w:eastAsia="es-PE"/>
-        </w:rPr>
-        <w:t>En el caso de las microempresas, la multa no puede superar el diez por ciento (10%) de las ventas o ingresos brutos percibidos por el infractor, relativos a todas sus actividades económicas, correspondientes al ejercicio inmediato anterior al de la expedición de la resolución de primera instancia, siempre que se haya acreditado dichos ingresos, no se encuentre en una situación de reincidencia y el caso no verse sobre la vida, salud o integridad de los consumidores. Para el caso de las pequeñas empresas, la multa no puede superar el veinte por ciento (20%) de las ventas o ingresos brutos percibidos por el infractor, conforme a los requisitos señalados anteriormente.</w:t>
-      </w:r>
-    </w:p>
-    <w:p>
-      <w:pPr>
-        <w:autoSpaceDE w:val="0"/>
-        <w:autoSpaceDN w:val="0"/>
-        <w:adjustRightInd w:val="0"/>
-        <w:spacing w:after="0" w:line="240" w:lineRule="auto"/>
-        <w:ind w:left="567"/>
-        <w:jc w:val="both"/>
-        <w:rPr>
-          <w:rFonts w:ascii="Arial Narrow" w:eastAsia="Arial Narrow" w:hAnsi="Arial Narrow" w:cs="Arial Narrow"/>
-          <w:sz w:val="16"/>
-          <w:szCs w:val="16"/>
-          <w:lang w:eastAsia="es-PE"/>
-        </w:rPr>
-      </w:pPr>
-      <w:r>
-        <w:rPr>
-          <w:rFonts w:ascii="Arial Narrow" w:eastAsia="Arial Narrow" w:hAnsi="Arial Narrow" w:cs="Arial Narrow"/>
-          <w:sz w:val="16"/>
-          <w:szCs w:val="16"/>
-          <w:lang w:eastAsia="es-PE"/>
-        </w:rPr>
-        <w:t>(…).</w:t>
-      </w:r>
-    </w:p>
-    <w:p>
-      <w:pPr>
-        <w:pStyle w:val="Textonotapie"/>
-        <w:ind w:left="567" w:hanging="567"/>
-        <w:jc w:val="both"/>
-        <w:rPr>
-          <w:rFonts w:ascii="Arial Narrow" w:eastAsia="Arial Narrow" w:hAnsi="Arial Narrow" w:cs="Arial Narrow"/>
-          <w:sz w:val="16"/>
-          <w:szCs w:val="16"/>
-        </w:rPr>
-      </w:pPr>
-    </w:p>
-  </w:footnote>
-  <w:footnote w:id="15">
-    <w:p>
-      <w:pPr>
-        <w:pStyle w:val="Textonotapie"/>
-        <w:ind w:left="567" w:hanging="567"/>
-        <w:jc w:val="both"/>
-        <w:rPr>
-          <w:rFonts w:ascii="Arial Narrow" w:eastAsia="Arial Narrow" w:hAnsi="Arial Narrow" w:cs="Arial Narrow"/>
-          <w:sz w:val="16"/>
-          <w:szCs w:val="16"/>
-        </w:rPr>
-      </w:pPr>
-      <w:r>
-        <w:rPr>
-          <w:rStyle w:val="Refdenotaalpie"/>
-          <w:rFonts w:ascii="Arial Narrow" w:eastAsia="Arial Narrow" w:hAnsi="Arial Narrow" w:cs="Arial Narrow"/>
-          <w:sz w:val="16"/>
-          <w:szCs w:val="16"/>
-          <w:vertAlign w:val="superscript"/>
-        </w:rPr>
-        <w:footnoteRef/>
-      </w:r>
-      <w:r>
-        <w:rPr>
-          <w:rFonts w:ascii="Arial Narrow" w:eastAsia="Arial Narrow" w:hAnsi="Arial Narrow" w:cs="Arial Narrow"/>
-          <w:sz w:val="16"/>
-          <w:szCs w:val="16"/>
-        </w:rPr>
-        <w:tab/>
-      </w:r>
-      <w:r>
-        <w:rPr>
-          <w:rFonts w:ascii="Arial Narrow" w:eastAsia="Arial Narrow" w:hAnsi="Arial Narrow" w:cs="Arial Narrow"/>
-          <w:b/>
-          <w:bCs/>
-          <w:sz w:val="16"/>
-          <w:szCs w:val="16"/>
-        </w:rPr>
-        <w:t xml:space="preserve">DECRETO LEGISLATIVO 807, LEY SOBRE FACULTADES, NORMAS Y ORGANIZACIÓN DEL INDECOPI, publicado el 18 de abril de 1996</w:t>
-      </w:r>
-    </w:p>
-    <w:p>
-      <w:pPr>
-        <w:pStyle w:val="Textonotapie"/>
-        <w:ind w:left="567" w:hanging="567"/>
-        <w:jc w:val="both"/>
-        <w:rPr>
-          <w:rFonts w:ascii="Arial Narrow" w:eastAsia="Arial Narrow" w:hAnsi="Arial Narrow" w:cs="Arial Narrow"/>
-          <w:sz w:val="16"/>
-          <w:szCs w:val="16"/>
-        </w:rPr>
-      </w:pPr>
-      <w:r>
-        <w:rPr>
-          <w:rFonts w:ascii="Arial Narrow" w:eastAsia="Arial Narrow" w:hAnsi="Arial Narrow" w:cs="Arial Narrow"/>
-          <w:sz w:val="16"/>
-          <w:szCs w:val="16"/>
-        </w:rPr>
-        <w:tab/>
-      </w:r>
-      <w:r>
-        <w:rPr>
-          <w:rFonts w:ascii="Arial Narrow" w:eastAsia="Arial Narrow" w:hAnsi="Arial Narrow" w:cs="Arial Narrow"/>
-          <w:b/>
-          <w:bCs/>
-          <w:sz w:val="16"/>
-          <w:szCs w:val="16"/>
-        </w:rPr>
-        <w:t xml:space="preserve">Artículo 26.-</w:t>
-      </w:r>
-      <w:r>
-        <w:rPr>
-          <w:rFonts w:ascii="Arial Narrow" w:eastAsia="Arial Narrow" w:hAnsi="Arial Narrow" w:cs="Arial Narrow"/>
-          <w:sz w:val="16"/>
-          <w:szCs w:val="16"/>
-        </w:rPr>
-        <w:t xml:space="preserve"> Una vez admitida a trámite la denuncia, se correrá traslado de la misma al denunciado, a fin de que éste presente su descargo. El plazo para la presentación del descargo será de cinco (5) días contados desde la notificación, vencido el cual, el Secretario Técnico declarará en rebeldía al denunciado que no lo hubiera presentado.</w:t>
-      </w:r>
-    </w:p>
-    <w:p>
-      <w:pPr>
-        <w:pStyle w:val="Textonotapie"/>
-        <w:ind w:left="567" w:hanging="567"/>
-        <w:jc w:val="both"/>
-        <w:rPr>
-          <w:rFonts w:ascii="Arial Narrow" w:eastAsia="Arial Narrow" w:hAnsi="Arial Narrow" w:cs="Arial Narrow"/>
-          <w:sz w:val="16"/>
-          <w:szCs w:val="16"/>
-        </w:rPr>
-      </w:pPr>
-    </w:p>
-  </w:footnote>
-  <w:footnote w:id="16">
-    <w:p>
-      <w:pPr>
-        <w:pStyle w:val="Textonotapie"/>
-        <w:ind w:left="567" w:hanging="567"/>
-        <w:jc w:val="both"/>
-        <w:rPr>
-          <w:rFonts w:ascii="Arial Narrow" w:eastAsia="Arial Narrow" w:hAnsi="Arial Narrow" w:cs="Arial Narrow"/>
-          <w:sz w:val="16"/>
-          <w:szCs w:val="16"/>
-        </w:rPr>
-      </w:pPr>
-      <w:r>
-        <w:rPr>
-          <w:rStyle w:val="Refdenotaalpie"/>
-          <w:rFonts w:ascii="Arial Narrow" w:eastAsia="Arial Narrow" w:hAnsi="Arial Narrow" w:cs="Arial Narrow"/>
-          <w:sz w:val="16"/>
-          <w:szCs w:val="16"/>
-          <w:vertAlign w:val="superscript"/>
-        </w:rPr>
-        <w:footnoteRef/>
-      </w:r>
-      <w:r>
-        <w:rPr>
-          <w:rFonts w:ascii="Arial Narrow" w:eastAsia="Arial Narrow" w:hAnsi="Arial Narrow" w:cs="Arial Narrow"/>
-          <w:sz w:val="16"/>
-          <w:szCs w:val="16"/>
-        </w:rPr>
-        <w:tab/>
-      </w:r>
-      <w:r>
-        <w:rPr>
-          <w:rFonts w:ascii="Arial Narrow" w:eastAsia="Arial Narrow" w:hAnsi="Arial Narrow" w:cs="Arial Narrow"/>
-          <w:b/>
-          <w:bCs/>
-          <w:sz w:val="16"/>
-          <w:szCs w:val="16"/>
-        </w:rPr>
-        <w:t xml:space="preserve">DECRETO SUPREMO 006-2026-JUS, TEXTO ÚNICO ORDENADO DE LA LEY 27444, LEY DEL PROCEDIMIENTO ADMINISTRATIVO GENERAL, publicado el 30 de abril de 2026</w:t>
-      </w:r>
-    </w:p>
-    <w:p>
-      <w:pPr>
-        <w:pStyle w:val="Textonotapie"/>
-        <w:ind w:left="567" w:hanging="567"/>
-        <w:jc w:val="both"/>
-        <w:rPr>
-          <w:rFonts w:ascii="Arial Narrow" w:eastAsia="Arial Narrow" w:hAnsi="Arial Narrow" w:cs="Arial Narrow"/>
-          <w:sz w:val="16"/>
-          <w:szCs w:val="16"/>
-        </w:rPr>
-      </w:pPr>
-      <w:r>
-        <w:rPr>
-          <w:rFonts w:ascii="Arial Narrow" w:eastAsia="Arial Narrow" w:hAnsi="Arial Narrow" w:cs="Arial Narrow"/>
-          <w:sz w:val="16"/>
-          <w:szCs w:val="16"/>
-        </w:rPr>
-        <w:tab/>
-      </w:r>
-      <w:r>
-        <w:rPr>
-          <w:rFonts w:ascii="Arial Narrow" w:eastAsia="Arial Narrow" w:hAnsi="Arial Narrow" w:cs="Arial Narrow"/>
-          <w:b/>
-          <w:bCs/>
-          <w:sz w:val="16"/>
-          <w:szCs w:val="16"/>
-        </w:rPr>
-        <w:t xml:space="preserve">Artículo 223.- Contestación de la reclamación</w:t>
-      </w:r>
-    </w:p>
-    <w:p>
-      <w:pPr>
-        <w:pStyle w:val="Textonotapie"/>
-        <w:ind w:left="567" w:hanging="567"/>
-        <w:jc w:val="both"/>
-        <w:rPr>
-          <w:rFonts w:ascii="Arial Narrow" w:eastAsia="Arial Narrow" w:hAnsi="Arial Narrow" w:cs="Arial Narrow"/>
-          <w:sz w:val="16"/>
-          <w:szCs w:val="16"/>
-        </w:rPr>
-      </w:pPr>
-      <w:r>
-        <w:rPr>
-          <w:rFonts w:ascii="Arial Narrow" w:eastAsia="Arial Narrow" w:hAnsi="Arial Narrow" w:cs="Arial Narrow"/>
-          <w:sz w:val="16"/>
-          <w:szCs w:val="16"/>
-        </w:rPr>
-        <w:tab/>
-      </w:r>
-      <w:r>
-        <w:rPr>
-          <w:rFonts w:ascii="Arial Narrow" w:eastAsia="Arial Narrow" w:hAnsi="Arial Narrow" w:cs="Arial Narrow"/>
-          <w:sz w:val="16"/>
-          <w:szCs w:val="16"/>
-        </w:rPr>
-        <w:t xml:space="preserve">223.1 El reclamado deberá presentar la contestación de la reclamación dentro de los quince (15) días posteriores a la notificación de ésta; vencido este plazo, la Administración declarará en rebeldía al reclamado que no la hubiera presentado. La contestación deberá contener los requisitos de los escritos previstos en el artículo 113 de la presente Ley, así como la absolución de todos los asuntos controvertidos de hecho y de derecho, Las alegaciones y los hechos relevantes de la reclamación, salvo que hayan sido específicamente negadas en la contestación, se tendrán por aceptadas o merituadas como ciertas.</w:t>
-      </w:r>
-    </w:p>
-    <w:p>
-      <w:pPr>
-        <w:pStyle w:val="Textonotapie"/>
-        <w:ind w:left="567" w:hanging="567"/>
-        <w:jc w:val="both"/>
-        <w:rPr>
-          <w:rFonts w:ascii="Arial Narrow" w:eastAsia="Arial Narrow" w:hAnsi="Arial Narrow" w:cs="Arial Narrow"/>
-          <w:sz w:val="16"/>
-          <w:szCs w:val="16"/>
-        </w:rPr>
-      </w:pPr>
-    </w:p>
-  </w:footnote>
-  <w:footnote w:id="10">
-    <w:p>
-      <w:pPr>
-        <w:spacing w:after="0" w:line="240" w:lineRule="auto"/>
-        <w:ind w:left="567" w:hanging="567"/>
-        <w:jc w:val="both"/>
-        <w:rPr>
-          <w:rFonts w:ascii="Arial Narrow" w:eastAsia="Arial Narrow" w:hAnsi="Arial Narrow" w:cs="Arial Narrow"/>
-          <w:sz w:val="16"/>
-          <w:szCs w:val="16"/>
-        </w:rPr>
-      </w:pPr>
-      <w:r>
-        <w:rPr>
-          <w:rStyle w:val="Refdenotaalpie"/>
-          <w:rFonts w:ascii="Arial Narrow" w:eastAsia="Arial Narrow" w:hAnsi="Arial Narrow" w:cs="Arial Narrow"/>
-          <w:sz w:val="16"/>
-          <w:szCs w:val="16"/>
-          <w:vertAlign w:val="superscript"/>
-        </w:rPr>
-        <w:footnoteRef/>
-      </w:r>
-      <w:r>
-        <w:rPr>
-          <w:rFonts w:ascii="Arial Narrow" w:eastAsia="Arial Narrow" w:hAnsi="Arial Narrow" w:cs="Arial Narrow"/>
-          <w:sz w:val="16"/>
-          <w:szCs w:val="16"/>
-          <w:vertAlign w:val="superscript"/>
-        </w:rPr>
-        <w:t xml:space="preserve"> </w:t>
-      </w:r>
-      <w:r>
-        <w:rPr>
-          <w:rFonts w:ascii="Arial Narrow" w:eastAsia="Arial Narrow" w:hAnsi="Arial Narrow" w:cs="Arial Narrow"/>
-          <w:sz w:val="16"/>
-          <w:szCs w:val="16"/>
-        </w:rPr>
-        <w:t xml:space="preserve"> </w:t>
-      </w:r>
-      <w:r>
-        <w:rPr>
-          <w:rFonts w:ascii="Arial Narrow" w:eastAsia="Arial Narrow" w:hAnsi="Arial Narrow" w:cs="Arial Narrow"/>
-          <w:sz w:val="16"/>
-          <w:szCs w:val="16"/>
-        </w:rPr>
-        <w:tab/>
-      </w:r>
-      <w:r>
-        <w:rPr>
-          <w:rFonts w:ascii="Arial Narrow" w:eastAsia="Arial Narrow" w:hAnsi="Arial Narrow" w:cs="Arial Narrow"/>
-          <w:b/>
-          <w:sz w:val="16"/>
-          <w:szCs w:val="16"/>
-        </w:rPr>
-        <w:t>LEY 29571, CÓDIGO DE PROTECCIÓN Y DEFENSA DEL CONSUMIDOR</w:t>
-      </w:r>
-      <w:r>
-        <w:rPr>
-          <w:rFonts w:ascii="Arial Narrow" w:eastAsia="Arial Narrow" w:hAnsi="Arial Narrow" w:cs="Arial Narrow"/>
-          <w:b/>
-          <w:bCs/>
-          <w:sz w:val="16"/>
-          <w:szCs w:val="16"/>
-        </w:rPr>
-        <w:t xml:space="preserve">, </w:t>
-      </w:r>
-      <w:r>
-        <w:rPr>
-          <w:rFonts w:ascii="Arial Narrow" w:eastAsia="Arial Narrow" w:hAnsi="Arial Narrow" w:cs="Arial Narrow"/>
-          <w:b/>
-          <w:sz w:val="16"/>
-          <w:szCs w:val="16"/>
-        </w:rPr>
-        <w:t>publicado el 2 de setiembre de 2010 y modificado por Decreto Legislativo 1308</w:t>
-      </w:r>
-    </w:p>
-    <w:p>
-      <w:pPr>
-        <w:spacing w:after="0" w:line="240" w:lineRule="auto"/>
-        <w:ind w:left="567" w:hanging="567"/>
-        <w:jc w:val="both"/>
-        <w:rPr>
-          <w:rFonts w:ascii="Arial Narrow" w:eastAsia="Arial Narrow" w:hAnsi="Arial Narrow" w:cs="Arial Narrow"/>
-          <w:b/>
-          <w:sz w:val="16"/>
-          <w:szCs w:val="16"/>
-        </w:rPr>
-      </w:pPr>
-      <w:r>
-        <w:rPr>
-          <w:rFonts w:ascii="Arial Narrow" w:eastAsia="Arial Narrow" w:hAnsi="Arial Narrow" w:cs="Arial Narrow"/>
-          <w:b/>
-          <w:sz w:val="16"/>
-          <w:szCs w:val="16"/>
-        </w:rPr>
-        <w:tab/>
-        <w:t>Artículo 110.- Sanciones administrativas</w:t>
-      </w:r>
-    </w:p>
-    <w:p>
-      <w:pPr>
-        <w:spacing w:after="0" w:line="240" w:lineRule="auto"/>
-        <w:ind w:left="567"/>
-        <w:jc w:val="both"/>
-        <w:rPr>
-          <w:rFonts w:ascii="Arial Narrow" w:eastAsia="Arial Narrow" w:hAnsi="Arial Narrow" w:cs="Arial Narrow"/>
-          <w:sz w:val="16"/>
-          <w:szCs w:val="16"/>
-        </w:rPr>
-      </w:pPr>
-      <w:r>
-        <w:rPr>
-          <w:rFonts w:ascii="Arial Narrow" w:eastAsia="Arial Narrow" w:hAnsi="Arial Narrow" w:cs="Arial Narrow"/>
-          <w:sz w:val="16"/>
-          <w:szCs w:val="16"/>
-        </w:rPr>
-        <w:t>El órgano resolutivo puede sancionar las infracciones administrativas a que se refiere el artículo 108 con amonestación y multas de hasta cuatrocientos cincuenta (450) Unidades Impositivas Tributarias (UIT), las cuales son calificadas de la siguiente manera:</w:t>
-      </w:r>
-    </w:p>
-    <w:p>
-      <w:pPr>
-        <w:numPr>
-          <w:ilvl w:val="0"/>
-          <w:numId w:val="2"/>
-        </w:numPr>
-        <w:spacing w:after="0" w:line="240" w:lineRule="auto"/>
-        <w:ind w:left="426" w:firstLine="141"/>
-        <w:jc w:val="both"/>
-        <w:rPr>
-          <w:rFonts w:ascii="Arial Narrow" w:eastAsia="Arial Narrow" w:hAnsi="Arial Narrow" w:cs="Arial Narrow"/>
-          <w:sz w:val="16"/>
-          <w:szCs w:val="16"/>
-        </w:rPr>
-      </w:pPr>
-      <w:r>
-        <w:rPr>
-          <w:rFonts w:ascii="Arial Narrow" w:eastAsia="Arial Narrow" w:hAnsi="Arial Narrow" w:cs="Arial Narrow"/>
-          <w:sz w:val="16"/>
-          <w:szCs w:val="16"/>
-        </w:rPr>
-        <w:t>Infracciones leves, con una amonestación o con una multa de hasta cincuenta (50) UIT.</w:t>
-      </w:r>
-    </w:p>
-    <w:p>
-      <w:pPr>
-        <w:numPr>
-          <w:ilvl w:val="0"/>
-          <w:numId w:val="2"/>
-        </w:numPr>
-        <w:spacing w:after="0" w:line="240" w:lineRule="auto"/>
-        <w:ind w:left="426" w:firstLine="141"/>
-        <w:jc w:val="both"/>
-        <w:rPr>
-          <w:rFonts w:ascii="Arial Narrow" w:eastAsia="Arial Narrow" w:hAnsi="Arial Narrow" w:cs="Arial Narrow"/>
-          <w:sz w:val="16"/>
-          <w:szCs w:val="16"/>
-        </w:rPr>
-      </w:pPr>
-      <w:r>
-        <w:rPr>
-          <w:rFonts w:ascii="Arial Narrow" w:eastAsia="Arial Narrow" w:hAnsi="Arial Narrow" w:cs="Arial Narrow"/>
-          <w:sz w:val="16"/>
-          <w:szCs w:val="16"/>
-        </w:rPr>
-        <w:t>Infracciones graves, con una multa de hasta ciento cincuenta (150) UIT.</w:t>
-      </w:r>
-    </w:p>
-    <w:p>
-      <w:pPr>
-        <w:numPr>
-          <w:ilvl w:val="0"/>
-          <w:numId w:val="2"/>
-        </w:numPr>
-        <w:spacing w:after="0" w:line="240" w:lineRule="auto"/>
-        <w:ind w:left="426" w:firstLine="141"/>
-        <w:jc w:val="both"/>
-        <w:rPr>
-          <w:rFonts w:ascii="Arial Narrow" w:eastAsia="Arial Narrow" w:hAnsi="Arial Narrow" w:cs="Arial Narrow"/>
-          <w:sz w:val="16"/>
-          <w:szCs w:val="16"/>
-        </w:rPr>
-      </w:pPr>
-      <w:r>
-        <w:rPr>
-          <w:rFonts w:ascii="Arial Narrow" w:eastAsia="Arial Narrow" w:hAnsi="Arial Narrow" w:cs="Arial Narrow"/>
-          <w:sz w:val="16"/>
-          <w:szCs w:val="16"/>
-        </w:rPr>
-        <w:t>Infracciones muy graves, con una multa de hasta cuatrocientos cincuenta (450) UIT.</w:t>
-      </w:r>
-    </w:p>
-    <w:p>
-      <w:pPr>
-        <w:spacing w:after="0" w:line="240" w:lineRule="auto"/>
-        <w:ind w:left="567"/>
-        <w:jc w:val="both"/>
-        <w:rPr>
-          <w:rFonts w:ascii="Arial Narrow" w:eastAsia="Arial Narrow" w:hAnsi="Arial Narrow" w:cs="Arial Narrow"/>
-          <w:sz w:val="16"/>
-          <w:szCs w:val="16"/>
-        </w:rPr>
-      </w:pPr>
-      <w:r>
-        <w:rPr>
-          <w:rFonts w:ascii="Arial Narrow" w:eastAsia="Arial Narrow" w:hAnsi="Arial Narrow" w:cs="Arial Narrow"/>
-          <w:sz w:val="16"/>
-          <w:szCs w:val="16"/>
-        </w:rPr>
-        <w:t>(…).</w:t>
-      </w:r>
-    </w:p>
-    <w:p>
-      <w:pPr>
-        <w:spacing w:after="0" w:line="240" w:lineRule="auto"/>
-        <w:ind w:left="567" w:hanging="567"/>
-        <w:jc w:val="both"/>
-        <w:rPr>
-          <w:rFonts w:ascii="Arial Narrow" w:eastAsia="Arial Narrow" w:hAnsi="Arial Narrow" w:cs="Arial Narrow"/>
-          <w:sz w:val="16"/>
-          <w:szCs w:val="16"/>
-        </w:rPr>
-      </w:pPr>
-    </w:p>
-  </w:footnote>
-  <w:footnote w:id="11">
-    <w:p>
-      <w:pPr>
-        <w:spacing w:after="0" w:line="240" w:lineRule="auto"/>
-        <w:ind w:left="567" w:hanging="567"/>
-        <w:jc w:val="both"/>
-        <w:rPr>
-          <w:rFonts w:ascii="Arial Narrow" w:eastAsia="Arial Narrow" w:hAnsi="Arial Narrow" w:cs="Arial Narrow"/>
-          <w:sz w:val="16"/>
-          <w:szCs w:val="16"/>
-        </w:rPr>
-      </w:pPr>
-      <w:r>
-        <w:rPr>
-          <w:rStyle w:val="Refdenotaalpie"/>
-          <w:rFonts w:ascii="Arial Narrow" w:eastAsia="Arial Narrow" w:hAnsi="Arial Narrow" w:cs="Arial Narrow"/>
-          <w:sz w:val="16"/>
-          <w:szCs w:val="16"/>
-          <w:vertAlign w:val="superscript"/>
-        </w:rPr>
-        <w:footnoteRef/>
-      </w:r>
-      <w:r>
-        <w:rPr>
-          <w:rFonts w:ascii="Arial Narrow" w:eastAsia="Arial Narrow" w:hAnsi="Arial Narrow" w:cs="Arial Narrow"/>
-          <w:sz w:val="16"/>
-          <w:szCs w:val="16"/>
-        </w:rPr>
-        <w:t xml:space="preserve"> </w:t>
-      </w:r>
-      <w:r>
-        <w:rPr>
-          <w:rFonts w:ascii="Arial Narrow" w:eastAsia="Arial Narrow" w:hAnsi="Arial Narrow" w:cs="Arial Narrow"/>
-          <w:sz w:val="16"/>
-          <w:szCs w:val="16"/>
-        </w:rPr>
-        <w:tab/>
+        <w:t xml:space="preserve"/>
       </w:r>
       <w:r>
         <w:rPr>
@@ -8765,18 +8845,6 @@
         <w:tab/>
         <w:t>Las medidas correctivas complementarias pueden dictarse de oficio o a pedido de parte.</w:t>
       </w:r>
-    </w:p>
-    <w:p>
-      <w:pPr>
-        <w:spacing w:after="0" w:line="240" w:lineRule="auto"/>
-        <w:ind w:left="567" w:hanging="567"/>
-        <w:jc w:val="both"/>
-        <w:rPr>
-          <w:rFonts w:ascii="Arial Narrow" w:eastAsia="Arial Narrow" w:hAnsi="Arial Narrow" w:cs="Arial Narrow"/>
-          <w:sz w:val="16"/>
-          <w:szCs w:val="16"/>
-        </w:rPr>
-      </w:pPr>
     </w:p>
     <w:p>
       <w:pPr>
@@ -8991,8 +9059,12 @@
     </w:p>
     <w:p>
       <w:pPr>
-        <w:pStyle w:val="Sinespaciado"/>
-        <w:ind w:firstLine="567"/>
+        <w:numPr>
+          <w:ilvl w:val="0"/>
+          <w:numId w:val="1"/>
+        </w:numPr>
+        <w:spacing w:after="0" w:line="240" w:lineRule="auto"/>
+        <w:ind w:left="567" w:firstLine="0"/>
         <w:jc w:val="both"/>
         <w:rPr>
           <w:rFonts w:ascii="Arial Narrow" w:eastAsia="Arial Narrow" w:hAnsi="Arial Narrow" w:cs="Arial Narrow"/>
@@ -9011,8 +9083,12 @@
     </w:p>
     <w:p>
       <w:pPr>
-        <w:pStyle w:val="Sinespaciado"/>
-        <w:ind w:firstLine="567"/>
+        <w:numPr>
+          <w:ilvl w:val="0"/>
+          <w:numId w:val="1"/>
+        </w:numPr>
+        <w:spacing w:after="0" w:line="240" w:lineRule="auto"/>
+        <w:ind w:left="567" w:firstLine="0"/>
         <w:jc w:val="both"/>
         <w:rPr>
           <w:rFonts w:ascii="Arial Narrow" w:eastAsia="Arial Narrow" w:hAnsi="Arial Narrow" w:cs="Arial Narrow"/>
@@ -9156,18 +9232,6 @@
         <w:jc w:val="both"/>
         <w:rPr>
           <w:rFonts w:ascii="Arial Narrow" w:eastAsia="Arial Narrow" w:hAnsi="Arial Narrow" w:cs="Arial Narrow"/>
-          <w:sz w:val="16"/>
-          <w:szCs w:val="16"/>
-        </w:rPr>
-      </w:pPr>
-    </w:p>
-    <w:p>
-      <w:pPr>
-        <w:spacing w:after="0" w:line="240" w:lineRule="auto"/>
-        <w:ind w:left="567"/>
-        <w:jc w:val="both"/>
-        <w:rPr>
-          <w:rFonts w:ascii="Arial Narrow" w:eastAsia="Arial Narrow" w:hAnsi="Arial Narrow" w:cs="Arial Narrow"/>
           <w:b/>
           <w:bCs/>
           <w:sz w:val="16"/>
@@ -9398,7 +9462,7 @@
       </w:pPr>
     </w:p>
   </w:footnote>
-  <w:footnote w:id="12">
+  <w:footnote w:id="14">
     <w:p>
       <w:pPr>
         <w:pStyle w:val="Textonotapie"/>
@@ -9430,7 +9494,8 @@
           <w:sz w:val="16"/>
           <w:szCs w:val="16"/>
         </w:rPr>
-        <w:t xml:space="preserve"> </w:t>
+        <w:tab/>
+        <w:t xml:space="preserve"/>
       </w:r>
       <w:r>
         <w:rPr>
@@ -9603,12 +9668,15 @@
       </w:pPr>
     </w:p>
   </w:footnote>
-  <w:footnote w:id="13">
+  <w:footnote w:id="15">
     <w:p>
       <w:pPr>
         <w:autoSpaceDE w:val="0"/>
         <w:autoSpaceDN w:val="0"/>
         <w:adjustRightInd w:val="0"/>
+        <w:tabs>
+          <w:tab w:val="left" w:pos="567"/>
+        </w:tabs>
         <w:spacing w:after="0" w:line="240" w:lineRule="auto"/>
         <w:ind w:left="567" w:hanging="567"/>
         <w:jc w:val="both"/>
@@ -9640,7 +9708,8 @@
           <w:sz w:val="16"/>
           <w:szCs w:val="16"/>
         </w:rPr>
-        <w:t xml:space="preserve"> </w:t>
+        <w:tab/>
+        <w:t xml:space="preserve"/>
       </w:r>
       <w:r>
         <w:rPr>
@@ -9704,10 +9773,13 @@
       </w:pPr>
     </w:p>
   </w:footnote>
-  <w:footnote w:id="14">
+  <w:footnote w:id="16">
     <w:p>
       <w:pPr>
         <w:pStyle w:val="Textonotapie"/>
+        <w:tabs>
+          <w:tab w:val="left" w:pos="567"/>
+        </w:tabs>
         <w:ind w:left="567" w:hanging="567"/>
         <w:jc w:val="both"/>
         <w:rPr>
@@ -9732,7 +9804,8 @@
           <w:sz w:val="16"/>
           <w:szCs w:val="16"/>
         </w:rPr>
-        <w:t xml:space="preserve"> </w:t>
+        <w:tab/>
+        <w:t xml:space="preserve"/>
       </w:r>
       <w:r>
         <w:rPr>

--- a/plantillas_maestras/02_seguro_vida/cobro_indebido_primas/1_ddo_aseguradora/mujer/TPL_3246_2025_SEGURO_VIDA_COBRO_INDEBIDO_PRIMAS_ASEGURADORA_MUJER_R1.docx
+++ b/plantillas_maestras/02_seguro_vida/cobro_indebido_primas/1_ddo_aseguradora/mujer/TPL_3246_2025_SEGURO_VIDA_COBRO_INDEBIDO_PRIMAS_ASEGURADORA_MUJER_R1.docx
@@ -527,7 +527,7 @@
     </w:p>
     <w:p>
       <w:pPr>
-        <w:spacing w:after="0" w:line="240" w:lineRule="auto"/>
+        <w:spacing w:before="0" w:after="0" w:line="240" w:lineRule="auto"/>
         <w:jc w:val="both"/>
         <w:rPr>
           <w:rFonts w:ascii="Arial Narrow" w:eastAsia="Arial Narrow" w:hAnsi="Arial Narrow" w:cs="Arial Narrow"/>
@@ -569,7 +569,7 @@
           <w:lang w:val="es-ES" w:eastAsia="es-ES"/>
           <w14:ligatures w14:val="none"/>
         </w:rPr>
-        <w:t xml:space="preserve">Mediante escrito del 19 de setiembre de 2025, complementado con escritos del 26 de setiembre de 2025, 14 de noviembre de 2025, 21 de enero de 2026, la señora [APELLIDO] denunció a Interseguro, por presuntas infracciones a la Ley 29571, Código de Protección y Defensa del Consumidor</w:t>
+        <w:t xml:space="preserve">Mediante escrito del 19 de setiembre de 2025</w:t>
       </w:r>
       <w:r>
         <w:rPr>
@@ -595,148 +595,7 @@
           <w:lang w:val="es-ES" w:eastAsia="es-ES"/>
           <w14:ligatures w14:val="none"/>
         </w:rPr>
-        <w:t xml:space="preserve"> (en adelante, Código), señalando lo siguiente:</w:t>
-      </w:r>
-      <w:r>
-        <w:rPr>
-          <w:rFonts w:ascii="Arial Narrow" w:eastAsia="Arial Narrow" w:hAnsi="Arial Narrow" w:cs="Arial Narrow"/>
-          <w:color w:val="000000"/>
-          <w:kern w:val="0"/>
-          <w:sz w:val="22"/>
-          <w:szCs w:val="22"/>
-          <w:lang w:val="es-ES" w:eastAsia="es-ES"/>
-          <w14:ligatures w14:val="none"/>
-        </w:rPr>
-        <w:t/>
-      </w:r>
-      <w:r>
-        <w:rPr>
-          <w:rFonts w:ascii="Arial Narrow" w:eastAsia="Arial Narrow" w:hAnsi="Arial Narrow" w:cs="Arial Narrow"/>
-          <w:color w:val="000000"/>
-          <w:kern w:val="0"/>
-          <w:sz w:val="22"/>
-          <w:szCs w:val="22"/>
-          <w:lang w:val="es-ES" w:eastAsia="es-ES"/>
-          <w14:ligatures w14:val="none"/>
-        </w:rPr>
-        <w:t xml:space="preserve"/>
-      </w:r>
-      <w:r>
-        <w:rPr>
-          <w:rFonts w:ascii="Arial Narrow" w:eastAsia="Arial Narrow" w:hAnsi="Arial Narrow" w:cs="Arial Narrow"/>
-          <w:color w:val="000000"/>
-          <w:kern w:val="0"/>
-          <w:sz w:val="22"/>
-          <w:szCs w:val="22"/>
-          <w:lang w:val="es-ES" w:eastAsia="es-ES"/>
-          <w14:ligatures w14:val="none"/>
-        </w:rPr>
-        <w:t xml:space="preserve"/>
-      </w:r>
-      <w:r>
-        <w:rPr>
-          <w:rFonts w:ascii="Arial Narrow" w:eastAsia="Arial Narrow" w:hAnsi="Arial Narrow" w:cs="Arial Narrow"/>
-          <w:color w:val="000000"/>
-          <w:kern w:val="0"/>
-          <w:sz w:val="22"/>
-          <w:szCs w:val="22"/>
-          <w:lang w:val="es-ES" w:eastAsia="es-ES"/>
-          <w14:ligatures w14:val="none"/>
-        </w:rPr>
-        <w:t/>
-      </w:r>
-      <w:r>
-        <w:rPr>
-          <w:rFonts w:ascii="Arial Narrow" w:eastAsia="Arial Narrow" w:hAnsi="Arial Narrow" w:cs="Arial Narrow"/>
-          <w:color w:val="000000"/>
-          <w:kern w:val="0"/>
-          <w:sz w:val="22"/>
-          <w:szCs w:val="22"/>
-          <w:lang w:val="es-ES" w:eastAsia="es-ES"/>
-          <w14:ligatures w14:val="none"/>
-        </w:rPr>
-        <w:t/>
-      </w:r>
-      <w:r>
-        <w:rPr>
-          <w:rFonts w:ascii="Arial Narrow" w:eastAsia="Arial Narrow" w:hAnsi="Arial Narrow" w:cs="Arial Narrow"/>
-          <w:color w:val="000000"/>
-          <w:kern w:val="0"/>
-          <w:sz w:val="22"/>
-          <w:szCs w:val="22"/>
-          <w:lang w:val="es-ES" w:eastAsia="es-ES"/>
-          <w14:ligatures w14:val="none"/>
-        </w:rPr>
-        <w:t xml:space="preserve"/>
-      </w:r>
-      <w:r>
-        <w:rPr>
-          <w:rFonts w:ascii="Arial Narrow" w:eastAsia="Arial Narrow" w:hAnsi="Arial Narrow" w:cs="Arial Narrow"/>
-          <w:color w:val="000000"/>
-          <w:kern w:val="0"/>
-          <w:sz w:val="22"/>
-          <w:szCs w:val="22"/>
-          <w:lang w:val="es-ES" w:eastAsia="es-ES"/>
-          <w14:ligatures w14:val="none"/>
-        </w:rPr>
-        <w:t xml:space="preserve"/>
-      </w:r>
-      <w:r>
-        <w:rPr>
-          <w:rFonts w:ascii="Arial Narrow" w:eastAsia="Arial Narrow" w:hAnsi="Arial Narrow" w:cs="Arial Narrow"/>
-          <w:color w:val="000000"/>
-          <w:kern w:val="0"/>
-          <w:sz w:val="22"/>
-          <w:szCs w:val="22"/>
-          <w:lang w:val="es-ES" w:eastAsia="es-ES"/>
-          <w14:ligatures w14:val="none"/>
-        </w:rPr>
-        <w:t xml:space="preserve"/>
-      </w:r>
-      <w:r>
-        <w:rPr>
-          <w:rFonts w:ascii="Arial Narrow" w:eastAsia="Arial Narrow" w:hAnsi="Arial Narrow" w:cs="Arial Narrow"/>
-          <w:color w:val="000000"/>
-          <w:kern w:val="0"/>
-          <w:sz w:val="22"/>
-          <w:szCs w:val="22"/>
-          <w:lang w:val="es-ES" w:eastAsia="es-ES"/>
-          <w14:ligatures w14:val="none"/>
-        </w:rPr>
-        <w:t/>
-      </w:r>
-      <w:r>
-        <w:rPr>
-          <w:rFonts w:ascii="Arial Narrow" w:eastAsia="Arial Narrow" w:hAnsi="Arial Narrow" w:cs="Arial Narrow"/>
-          <w:kern w:val="0"/>
-          <w:sz w:val="22"/>
-          <w:szCs w:val="22"/>
-          <w:lang w:val="es-ES"/>
-          <w14:ligatures w14:val="none"/>
-        </w:rPr>
-        <w:t/>
-      </w:r>
-      <w:r>
-        <w:rPr>
-          <w:rFonts w:ascii="Arial Narrow" w:eastAsia="Arial Narrow" w:hAnsi="Arial Narrow" w:cs="Arial Narrow"/>
-          <w:kern w:val="0"/>
-          <w:sz w:val="22"/>
-          <w:szCs w:val="22"/>
-          <w:lang w:val="es-ES"/>
-          <w14:ligatures w14:val="none"/>
-        </w:rPr>
-        <w:t xml:space="preserve"/>
-      </w:r>
-      <w:r>
-        <w:rPr>
-          <w:rFonts w:ascii="Arial Narrow" w:eastAsia="Arial Narrow" w:hAnsi="Arial Narrow" w:cs="Arial Narrow"/>
-          <w:kern w:val="0"/>
-          <w:sz w:val="22"/>
-          <w:szCs w:val="22"/>
-          <w:lang w:val="es-ES"/>
-          <w14:ligatures w14:val="none"/>
-        </w:rPr>
-        <w:t/>
+        <w:t xml:space="preserve">, complementado con escritos del 26 de setiembre de 2025, 14 de noviembre de 2025, 21 de enero de 2026, la señora [APELLIDO] denunció a Interseguro, por presuntas infracciones a la Ley 29571, Código de Protección y Defensa del Consumidor</w:t>
       </w:r>
       <w:r>
         <w:rPr>
@@ -755,6 +614,126 @@
       <w:r>
         <w:rPr>
           <w:rFonts w:ascii="Arial Narrow" w:eastAsia="Arial Narrow" w:hAnsi="Arial Narrow" w:cs="Arial Narrow"/>
+          <w:color w:val="000000"/>
+          <w:kern w:val="0"/>
+          <w:sz w:val="22"/>
+          <w:szCs w:val="22"/>
+          <w:lang w:val="es-ES" w:eastAsia="es-ES"/>
+          <w14:ligatures w14:val="none"/>
+        </w:rPr>
+        <w:t xml:space="preserve"> (en adelante, Código), señalando lo siguiente:</w:t>
+      </w:r>
+      <w:r>
+        <w:rPr>
+          <w:rFonts w:ascii="Arial Narrow" w:eastAsia="Arial Narrow" w:hAnsi="Arial Narrow" w:cs="Arial Narrow"/>
+          <w:color w:val="000000"/>
+          <w:kern w:val="0"/>
+          <w:sz w:val="22"/>
+          <w:szCs w:val="22"/>
+          <w:lang w:val="es-ES" w:eastAsia="es-ES"/>
+          <w14:ligatures w14:val="none"/>
+        </w:rPr>
+        <w:t/>
+      </w:r>
+      <w:r>
+        <w:rPr>
+          <w:rFonts w:ascii="Arial Narrow" w:eastAsia="Arial Narrow" w:hAnsi="Arial Narrow" w:cs="Arial Narrow"/>
+          <w:color w:val="000000"/>
+          <w:kern w:val="0"/>
+          <w:sz w:val="22"/>
+          <w:szCs w:val="22"/>
+          <w:lang w:val="es-ES" w:eastAsia="es-ES"/>
+          <w14:ligatures w14:val="none"/>
+        </w:rPr>
+        <w:t xml:space="preserve"/>
+      </w:r>
+      <w:r>
+        <w:rPr>
+          <w:rFonts w:ascii="Arial Narrow" w:eastAsia="Arial Narrow" w:hAnsi="Arial Narrow" w:cs="Arial Narrow"/>
+          <w:color w:val="000000"/>
+          <w:kern w:val="0"/>
+          <w:sz w:val="22"/>
+          <w:szCs w:val="22"/>
+          <w:lang w:val="es-ES" w:eastAsia="es-ES"/>
+          <w14:ligatures w14:val="none"/>
+        </w:rPr>
+        <w:t xml:space="preserve"/>
+      </w:r>
+      <w:r>
+        <w:rPr>
+          <w:rFonts w:ascii="Arial Narrow" w:eastAsia="Arial Narrow" w:hAnsi="Arial Narrow" w:cs="Arial Narrow"/>
+          <w:color w:val="000000"/>
+          <w:kern w:val="0"/>
+          <w:sz w:val="22"/>
+          <w:szCs w:val="22"/>
+          <w:lang w:val="es-ES" w:eastAsia="es-ES"/>
+          <w14:ligatures w14:val="none"/>
+        </w:rPr>
+        <w:t/>
+      </w:r>
+      <w:r>
+        <w:rPr>
+          <w:rFonts w:ascii="Arial Narrow" w:eastAsia="Arial Narrow" w:hAnsi="Arial Narrow" w:cs="Arial Narrow"/>
+          <w:color w:val="000000"/>
+          <w:kern w:val="0"/>
+          <w:sz w:val="22"/>
+          <w:szCs w:val="22"/>
+          <w:lang w:val="es-ES" w:eastAsia="es-ES"/>
+          <w14:ligatures w14:val="none"/>
+        </w:rPr>
+        <w:t/>
+      </w:r>
+      <w:r>
+        <w:rPr>
+          <w:rFonts w:ascii="Arial Narrow" w:eastAsia="Arial Narrow" w:hAnsi="Arial Narrow" w:cs="Arial Narrow"/>
+          <w:color w:val="000000"/>
+          <w:kern w:val="0"/>
+          <w:sz w:val="22"/>
+          <w:szCs w:val="22"/>
+          <w:lang w:val="es-ES" w:eastAsia="es-ES"/>
+          <w14:ligatures w14:val="none"/>
+        </w:rPr>
+        <w:t xml:space="preserve"/>
+      </w:r>
+      <w:r>
+        <w:rPr>
+          <w:rFonts w:ascii="Arial Narrow" w:eastAsia="Arial Narrow" w:hAnsi="Arial Narrow" w:cs="Arial Narrow"/>
+          <w:color w:val="000000"/>
+          <w:kern w:val="0"/>
+          <w:sz w:val="22"/>
+          <w:szCs w:val="22"/>
+          <w:lang w:val="es-ES" w:eastAsia="es-ES"/>
+          <w14:ligatures w14:val="none"/>
+        </w:rPr>
+        <w:t xml:space="preserve"/>
+      </w:r>
+      <w:r>
+        <w:rPr>
+          <w:rFonts w:ascii="Arial Narrow" w:eastAsia="Arial Narrow" w:hAnsi="Arial Narrow" w:cs="Arial Narrow"/>
+          <w:color w:val="000000"/>
+          <w:kern w:val="0"/>
+          <w:sz w:val="22"/>
+          <w:szCs w:val="22"/>
+          <w:lang w:val="es-ES" w:eastAsia="es-ES"/>
+          <w14:ligatures w14:val="none"/>
+        </w:rPr>
+        <w:t xml:space="preserve"/>
+      </w:r>
+      <w:r>
+        <w:rPr>
+          <w:rFonts w:ascii="Arial Narrow" w:eastAsia="Arial Narrow" w:hAnsi="Arial Narrow" w:cs="Arial Narrow"/>
+          <w:color w:val="000000"/>
+          <w:kern w:val="0"/>
+          <w:sz w:val="22"/>
+          <w:szCs w:val="22"/>
+          <w:lang w:val="es-ES" w:eastAsia="es-ES"/>
+          <w14:ligatures w14:val="none"/>
+        </w:rPr>
+        <w:t/>
+      </w:r>
+      <w:r>
+        <w:rPr>
+          <w:rFonts w:ascii="Arial Narrow" w:eastAsia="Arial Narrow" w:hAnsi="Arial Narrow" w:cs="Arial Narrow"/>
           <w:kern w:val="0"/>
           <w:sz w:val="22"/>
           <w:szCs w:val="22"/>
@@ -767,9 +746,10 @@
         <w:rPr>
           <w:rFonts w:ascii="Arial Narrow" w:eastAsia="Arial Narrow" w:hAnsi="Arial Narrow" w:cs="Arial Narrow"/>
           <w:kern w:val="0"/>
-          <w14:ligatures w14:val="none"/>
-          <w:sz w:val="22"/>
-          <w:szCs w:val="22"/>
+          <w:sz w:val="22"/>
+          <w:szCs w:val="22"/>
+          <w:lang w:val="es-ES"/>
+          <w14:ligatures w14:val="none"/>
         </w:rPr>
         <w:t xml:space="preserve"/>
       </w:r>
@@ -777,6 +757,28 @@
         <w:rPr>
           <w:rFonts w:ascii="Arial Narrow" w:eastAsia="Arial Narrow" w:hAnsi="Arial Narrow" w:cs="Arial Narrow"/>
           <w:kern w:val="0"/>
+          <w:sz w:val="22"/>
+          <w:szCs w:val="22"/>
+          <w:lang w:val="es-ES"/>
+          <w14:ligatures w14:val="none"/>
+        </w:rPr>
+        <w:t/>
+      </w:r>
+      <w:r>
+        <w:rPr>
+          <w:rFonts w:ascii="Arial Narrow" w:eastAsia="Arial Narrow" w:hAnsi="Arial Narrow" w:cs="Arial Narrow"/>
+          <w:kern w:val="0"/>
+          <w:sz w:val="22"/>
+          <w:szCs w:val="22"/>
+          <w:lang w:val="es-ES"/>
+          <w14:ligatures w14:val="none"/>
+        </w:rPr>
+        <w:t/>
+      </w:r>
+      <w:r>
+        <w:rPr>
+          <w:rFonts w:ascii="Arial Narrow" w:eastAsia="Arial Narrow" w:hAnsi="Arial Narrow" w:cs="Arial Narrow"/>
+          <w:kern w:val="0"/>
           <w14:ligatures w14:val="none"/>
           <w:sz w:val="22"/>
           <w:szCs w:val="22"/>
@@ -791,6 +793,16 @@
           <w:sz w:val="22"/>
           <w:szCs w:val="22"/>
         </w:rPr>
+        <w:t xml:space="preserve"/>
+      </w:r>
+      <w:r>
+        <w:rPr>
+          <w:rFonts w:ascii="Arial Narrow" w:eastAsia="Arial Narrow" w:hAnsi="Arial Narrow" w:cs="Arial Narrow"/>
+          <w:kern w:val="0"/>
+          <w14:ligatures w14:val="none"/>
+          <w:sz w:val="22"/>
+          <w:szCs w:val="22"/>
+        </w:rPr>
         <w:t/>
       </w:r>
       <w:r>
@@ -881,10 +893,10 @@
     </w:p>
     <w:p>
       <w:pPr>
+        <w:spacing w:before="0" w:after="0" w:line="240" w:lineRule="auto"/>
         <w:tabs>
           <w:tab w:val="left" w:pos="1134"/>
         </w:tabs>
-        <w:spacing w:after="0" w:line="240" w:lineRule="auto"/>
         <w:jc w:val="both"/>
         <w:rPr>
           <w:rFonts w:ascii="Arial Narrow" w:eastAsia="Arial Narrow" w:hAnsi="Arial Narrow" w:cs="Arial Narrow"/>
@@ -1033,10 +1045,10 @@
     <w:p>
       <w:pPr>
         <w:pStyle w:val="Prrafodelista"/>
+        <w:spacing w:before="0" w:after="0" w:line="240" w:lineRule="auto"/>
         <w:tabs>
           <w:tab w:val="num" w:pos="1134"/>
         </w:tabs>
-        <w:spacing w:after="0" w:line="240" w:lineRule="auto"/>
         <w:ind w:left="1134"/>
         <w:jc w:val="both"/>
         <w:rPr>
@@ -1258,7 +1270,7 @@
     <w:p>
       <w:pPr>
         <w:pStyle w:val="Prrafodelista"/>
-        <w:spacing w:line="240" w:lineRule="auto"/>
+        <w:spacing w:before="0" w:after="0" w:line="240" w:lineRule="auto"/>
         <w:rPr>
           <w:rFonts w:ascii="Arial Narrow" w:eastAsia="Arial Narrow" w:hAnsi="Arial Narrow" w:cs="Arial Narrow"/>
           <w:color w:val="000000"/>
@@ -1514,10 +1526,10 @@
     <w:p>
       <w:pPr>
         <w:pStyle w:val="Prrafodelista"/>
+        <w:spacing w:before="0" w:after="0" w:line="240" w:lineRule="auto"/>
         <w:tabs>
           <w:tab w:val="num" w:pos="1134"/>
         </w:tabs>
-        <w:spacing w:after="0" w:line="240" w:lineRule="auto"/>
         <w:ind w:left="1134"/>
         <w:jc w:val="both"/>
         <w:rPr>
@@ -1607,10 +1619,10 @@
     <w:p>
       <w:pPr>
         <w:pStyle w:val="Prrafodelista"/>
+        <w:spacing w:before="0" w:after="0" w:line="240" w:lineRule="auto"/>
         <w:tabs>
           <w:tab w:val="num" w:pos="1134"/>
         </w:tabs>
-        <w:spacing w:after="0" w:line="240" w:lineRule="auto"/>
         <w:ind w:left="1134"/>
         <w:jc w:val="both"/>
         <w:rPr>
@@ -1700,7 +1712,7 @@
     <w:p>
       <w:pPr>
         <w:pStyle w:val="Prrafodelista"/>
-        <w:spacing w:line="240" w:lineRule="auto"/>
+        <w:spacing w:before="0" w:after="0" w:line="240" w:lineRule="auto"/>
         <w:rPr>
           <w:rFonts w:ascii="Arial Narrow" w:eastAsia="Arial Narrow" w:hAnsi="Arial Narrow" w:cs="Arial Narrow"/>
           <w:color w:val="000000"/>
@@ -1776,7 +1788,7 @@
     <w:p>
       <w:pPr>
         <w:pStyle w:val="Prrafodelista"/>
-        <w:spacing w:line="240" w:lineRule="auto"/>
+        <w:spacing w:before="0" w:after="0" w:line="240" w:lineRule="auto"/>
         <w:rPr>
           <w:rFonts w:ascii="Arial Narrow" w:eastAsia="Arial Narrow" w:hAnsi="Arial Narrow" w:cs="Arial Narrow"/>
           <w:color w:val="000000"/>
@@ -1888,10 +1900,10 @@
     <w:p>
       <w:pPr>
         <w:pStyle w:val="Prrafodelista"/>
+        <w:spacing w:before="0" w:after="0" w:line="240" w:lineRule="auto"/>
         <w:tabs>
           <w:tab w:val="num" w:pos="1134"/>
         </w:tabs>
-        <w:spacing w:after="0" w:line="240" w:lineRule="auto"/>
         <w:ind w:left="1134"/>
         <w:jc w:val="both"/>
         <w:rPr>
@@ -2041,7 +2053,7 @@
     <w:p>
       <w:pPr>
         <w:pStyle w:val="Prrafodelista"/>
-        <w:spacing w:line="240" w:lineRule="auto"/>
+        <w:spacing w:before="0" w:after="0" w:line="240" w:lineRule="auto"/>
         <w:rPr>
           <w:rFonts w:ascii="Arial Narrow" w:eastAsia="Arial Narrow" w:hAnsi="Arial Narrow" w:cs="Arial Narrow"/>
           <w:color w:val="000000"/>
@@ -2129,7 +2141,7 @@
     <w:p>
       <w:pPr>
         <w:pStyle w:val="Prrafodelista"/>
-        <w:spacing w:line="240" w:lineRule="auto"/>
+        <w:spacing w:before="0" w:after="0" w:line="240" w:lineRule="auto"/>
         <w:rPr>
           <w:rFonts w:ascii="Arial Narrow" w:eastAsia="Arial Narrow" w:hAnsi="Arial Narrow" w:cs="Arial Narrow"/>
           <w:color w:val="000000"/>
@@ -2217,7 +2229,7 @@
     <w:p>
       <w:pPr>
         <w:pStyle w:val="Prrafodelista"/>
-        <w:spacing w:line="240" w:lineRule="auto"/>
+        <w:spacing w:before="0" w:after="0" w:line="240" w:lineRule="auto"/>
         <w:rPr>
           <w:rFonts w:ascii="Arial Narrow" w:eastAsia="Arial Narrow" w:hAnsi="Arial Narrow" w:cs="Arial Narrow"/>
           <w:color w:val="000000"/>
@@ -2460,10 +2472,10 @@
     </w:p>
     <w:p>
       <w:pPr>
+        <w:spacing w:before="0" w:after="0" w:line="240" w:lineRule="auto"/>
         <w:tabs>
           <w:tab w:val="left" w:pos="1134"/>
         </w:tabs>
-        <w:spacing w:after="0" w:line="240" w:lineRule="auto"/>
         <w:jc w:val="both"/>
         <w:rPr>
           <w:rFonts w:ascii="Arial Narrow" w:eastAsia="Arial Narrow" w:hAnsi="Arial Narrow" w:cs="Arial Narrow"/>
@@ -2668,7 +2680,7 @@
     </w:p>
     <w:p>
       <w:pPr>
-        <w:spacing w:after="0" w:line="240" w:lineRule="auto"/>
+        <w:spacing w:before="0" w:after="0" w:line="240" w:lineRule="auto"/>
         <w:contextualSpacing/>
         <w:jc w:val="both"/>
         <w:rPr>
@@ -2724,7 +2736,7 @@
     </w:p>
     <w:p>
       <w:pPr>
-        <w:spacing w:after="0" w:line="240" w:lineRule="auto"/>
+        <w:spacing w:before="0" w:after="0" w:line="240" w:lineRule="auto"/>
         <w:contextualSpacing/>
         <w:jc w:val="both"/>
         <w:rPr>
@@ -2933,7 +2945,7 @@
     <w:p>
       <w:pPr>
         <w:pStyle w:val="Prrafodelista"/>
-        <w:spacing w:after="0" w:line="240" w:lineRule="auto"/>
+        <w:spacing w:before="0" w:after="0" w:line="240" w:lineRule="auto"/>
         <w:ind w:left="567"/>
         <w:jc w:val="both"/>
         <w:rPr>
@@ -3088,7 +3100,7 @@
     <w:p>
       <w:pPr>
         <w:pStyle w:val="Prrafodelista"/>
-        <w:spacing w:line="240" w:lineRule="auto"/>
+        <w:spacing w:before="0" w:after="0" w:line="240" w:lineRule="auto"/>
         <w:rPr>
           <w:rFonts w:ascii="Arial Narrow" w:eastAsia="Arial Narrow" w:hAnsi="Arial Narrow" w:cs="Arial Narrow"/>
           <w:kern w:val="0"/>
@@ -3232,6 +3244,7 @@
     <w:p>
       <w:pPr>
         <w:pStyle w:val="Prrafodelista"/>
+        <w:spacing w:before="0" w:after="0" w:line="240" w:lineRule="auto"/>
         <w:rPr>
           <w:rFonts w:ascii="Arial Narrow" w:eastAsia="Arial Narrow" w:hAnsi="Arial Narrow" w:cs="Arial Narrow"/>
           <w:kern w:val="0"/>
@@ -3388,7 +3401,7 @@
     </w:p>
     <w:p>
       <w:pPr>
-        <w:spacing w:after="0" w:line="240" w:lineRule="auto"/>
+        <w:spacing w:before="0" w:after="0" w:line="240" w:lineRule="auto"/>
         <w:jc w:val="both"/>
         <w:rPr>
           <w:rFonts w:ascii="Arial Narrow" w:eastAsia="Arial Narrow" w:hAnsi="Arial Narrow" w:cs="Arial Narrow"/>
@@ -3533,7 +3546,7 @@
     <w:bookmarkEnd w:id="1"/>
     <w:p>
       <w:pPr>
-        <w:spacing w:after="0" w:line="240" w:lineRule="auto"/>
+        <w:spacing w:before="0" w:after="0" w:line="240" w:lineRule="auto"/>
         <w:jc w:val="both"/>
         <w:rPr>
           <w:rFonts w:ascii="Arial Narrow" w:eastAsia="Arial Narrow" w:hAnsi="Arial Narrow" w:cs="Arial Narrow"/>
@@ -3655,7 +3668,7 @@
     <w:bookmarkEnd w:id="9"/>
     <w:p>
       <w:pPr>
-        <w:spacing w:after="0" w:line="240" w:lineRule="auto"/>
+        <w:spacing w:before="0" w:after="0" w:line="240" w:lineRule="auto"/>
         <w:jc w:val="both"/>
         <w:rPr>
           <w:rFonts w:ascii="Arial Narrow" w:eastAsia="Arial Narrow" w:hAnsi="Arial Narrow" w:cs="Arial Narrow"/>
@@ -3727,7 +3740,7 @@
     </w:p>
     <w:p>
       <w:pPr>
-        <w:spacing w:after="0" w:line="240" w:lineRule="auto"/>
+        <w:spacing w:before="0" w:after="0" w:line="240" w:lineRule="auto"/>
         <w:ind w:left="567"/>
         <w:contextualSpacing/>
         <w:jc w:val="both"/>
@@ -3784,7 +3797,7 @@
     </w:p>
     <w:p>
       <w:pPr>
-        <w:spacing w:after="0" w:line="240" w:lineRule="auto"/>
+        <w:spacing w:before="0" w:after="0" w:line="240" w:lineRule="auto"/>
         <w:jc w:val="both"/>
         <w:rPr>
           <w:rFonts w:ascii="Arial Narrow" w:eastAsia="Arial Narrow" w:hAnsi="Arial Narrow" w:cs="Arial Narrow"/>
@@ -3968,7 +3981,7 @@
     <w:p>
       <w:pPr>
         <w:pStyle w:val="Prrafodelista"/>
-        <w:spacing w:after="0" w:line="240" w:lineRule="auto"/>
+        <w:spacing w:before="0" w:after="0" w:line="240" w:lineRule="auto"/>
         <w:ind w:left="567"/>
         <w:jc w:val="both"/>
         <w:rPr>
@@ -4023,10 +4036,37 @@
     </w:p>
     <w:p>
       <w:pPr>
+        <w:spacing w:before="0" w:after="0" w:line="240" w:lineRule="auto"/>
+        <w:jc w:val="both"/>
+        <w:rPr>
+          <w:rFonts w:ascii="Arial Narrow" w:eastAsia="Arial Narrow" w:hAnsi="Arial Narrow" w:cs="Arial Narrow"/>
+          <w:b/>
+          <w:color w:val="000000"/>
+          <w:kern w:val="0"/>
+          <w:sz w:val="22"/>
+          <w:szCs w:val="22"/>
+          <w:lang w:eastAsia="es-PE"/>
+          <w14:ligatures w14:val="none"/>
+        </w:rPr>
+      </w:pPr>
+    </w:p>
+    <w:p>
+      <w:pPr>
         <w:spacing w:after="0" w:line="240" w:lineRule="auto"/>
         <w:jc w:val="both"/>
         <w:rPr>
           <w:rFonts w:ascii="Arial Narrow" w:eastAsia="Arial Narrow" w:hAnsi="Arial Narrow" w:cs="Arial Narrow"/>
+          <w:color w:val="000000"/>
+          <w:kern w:val="0"/>
+          <w:sz w:val="22"/>
+          <w:szCs w:val="22"/>
+          <w:lang w:eastAsia="es-PE"/>
+          <w14:ligatures w14:val="none"/>
+        </w:rPr>
+      </w:pPr>
+      <w:r>
+        <w:rPr>
+          <w:rFonts w:ascii="Arial Narrow" w:eastAsia="Arial Narrow" w:hAnsi="Arial Narrow" w:cs="Arial Narrow"/>
           <w:b/>
           <w:color w:val="000000"/>
           <w:kern w:val="0"/>
@@ -4035,33 +4075,6 @@
           <w:lang w:eastAsia="es-PE"/>
           <w14:ligatures w14:val="none"/>
         </w:rPr>
-      </w:pPr>
-    </w:p>
-    <w:p>
-      <w:pPr>
-        <w:spacing w:after="0" w:line="240" w:lineRule="auto"/>
-        <w:jc w:val="both"/>
-        <w:rPr>
-          <w:rFonts w:ascii="Arial Narrow" w:eastAsia="Arial Narrow" w:hAnsi="Arial Narrow" w:cs="Arial Narrow"/>
-          <w:color w:val="000000"/>
-          <w:kern w:val="0"/>
-          <w:sz w:val="22"/>
-          <w:szCs w:val="22"/>
-          <w:lang w:eastAsia="es-PE"/>
-          <w14:ligatures w14:val="none"/>
-        </w:rPr>
-      </w:pPr>
-      <w:r>
-        <w:rPr>
-          <w:rFonts w:ascii="Arial Narrow" w:eastAsia="Arial Narrow" w:hAnsi="Arial Narrow" w:cs="Arial Narrow"/>
-          <w:b/>
-          <w:color w:val="000000"/>
-          <w:kern w:val="0"/>
-          <w:sz w:val="22"/>
-          <w:szCs w:val="22"/>
-          <w:lang w:eastAsia="es-PE"/>
-          <w14:ligatures w14:val="none"/>
-        </w:rPr>
         <w:t xml:space="preserve">PRIMERO:</w:t>
       </w:r>
       <w:r>
@@ -4295,10 +4308,10 @@
     </w:p>
     <w:p>
       <w:pPr>
+        <w:spacing w:before="0" w:after="0" w:line="240" w:lineRule="auto"/>
         <w:tabs>
           <w:tab w:val="num" w:pos="567"/>
         </w:tabs>
-        <w:spacing w:after="0" w:line="240" w:lineRule="auto"/>
         <w:jc w:val="both"/>
         <w:rPr>
           <w:rFonts w:ascii="Arial Narrow" w:eastAsia="Arial Narrow" w:hAnsi="Arial Narrow" w:cs="Arial Narrow"/>
@@ -4364,10 +4377,10 @@
     </w:p>
     <w:p>
       <w:pPr>
+        <w:spacing w:before="0" w:after="0" w:line="240" w:lineRule="auto"/>
         <w:tabs>
           <w:tab w:val="num" w:pos="567"/>
         </w:tabs>
-        <w:spacing w:after="0" w:line="240" w:lineRule="auto"/>
         <w:jc w:val="both"/>
         <w:rPr>
           <w:rFonts w:ascii="Arial Narrow" w:eastAsia="Arial Narrow" w:hAnsi="Arial Narrow" w:cs="Arial Narrow"/>
@@ -4433,10 +4446,10 @@
     </w:p>
     <w:p>
       <w:pPr>
+        <w:spacing w:before="0" w:after="0" w:line="240" w:lineRule="auto"/>
         <w:tabs>
           <w:tab w:val="num" w:pos="567"/>
         </w:tabs>
-        <w:spacing w:after="0" w:line="240" w:lineRule="auto"/>
         <w:jc w:val="both"/>
         <w:rPr>
           <w:rFonts w:ascii="Arial Narrow" w:eastAsia="Arial Narrow" w:hAnsi="Arial Narrow" w:cs="Arial Narrow"/>
@@ -4522,10 +4535,10 @@
     </w:p>
     <w:p>
       <w:pPr>
+        <w:spacing w:before="0" w:after="0" w:line="240" w:lineRule="auto"/>
         <w:tabs>
           <w:tab w:val="num" w:pos="567"/>
         </w:tabs>
-        <w:spacing w:after="0" w:line="240" w:lineRule="auto"/>
         <w:jc w:val="both"/>
         <w:rPr>
           <w:rFonts w:ascii="Arial Narrow" w:eastAsia="Arial Narrow" w:hAnsi="Arial Narrow" w:cs="Arial Narrow"/>
@@ -4591,7 +4604,7 @@
     </w:p>
     <w:p>
       <w:pPr>
-        <w:spacing w:after="0" w:line="240" w:lineRule="auto"/>
+        <w:spacing w:before="0" w:after="0" w:line="240" w:lineRule="auto"/>
         <w:jc w:val="both"/>
         <w:rPr>
           <w:rFonts w:ascii="Arial Narrow" w:eastAsia="Arial Narrow" w:hAnsi="Arial Narrow" w:cs="Arial Narrow"/>
@@ -4727,7 +4740,7 @@
     </w:p>
     <w:p>
       <w:pPr>
-        <w:spacing w:after="0" w:line="240" w:lineRule="auto"/>
+        <w:spacing w:before="0" w:after="0" w:line="240" w:lineRule="auto"/>
         <w:jc w:val="both"/>
         <w:rPr>
           <w:rFonts w:ascii="Arial Narrow" w:eastAsia="Arial Narrow" w:hAnsi="Arial Narrow" w:cs="Arial Narrow"/>
@@ -4843,7 +4856,7 @@
     <w:bookmarkEnd w:id="13"/>
     <w:p>
       <w:pPr>
-        <w:spacing w:after="0" w:line="240" w:lineRule="auto"/>
+        <w:spacing w:before="0" w:after="0" w:line="240" w:lineRule="auto"/>
         <w:jc w:val="both"/>
         <w:rPr>
           <w:rFonts w:ascii="Arial Narrow" w:eastAsia="Arial Narrow" w:hAnsi="Arial Narrow" w:cs="Arial Narrow"/>
@@ -5014,7 +5027,7 @@
     </w:p>
     <w:p>
       <w:pPr>
-        <w:spacing w:line="240" w:lineRule="auto"/>
+        <w:spacing w:before="0" w:after="0" w:line="240" w:lineRule="auto"/>
         <w:contextualSpacing/>
         <w:jc w:val="both"/>
         <w:rPr>
@@ -5106,7 +5119,7 @@
     </w:p>
     <w:p>
       <w:pPr>
-        <w:spacing w:after="0" w:line="240" w:lineRule="auto"/>
+        <w:spacing w:before="0" w:after="0" w:line="240" w:lineRule="auto"/>
         <w:jc w:val="both"/>
         <w:rPr>
           <w:rFonts w:ascii="Arial Narrow" w:eastAsia="Arial Narrow" w:hAnsi="Arial Narrow" w:cs="Arial Narrow"/>
@@ -5400,7 +5413,7 @@
     </w:p>
     <w:p>
       <w:pPr>
-        <w:spacing w:after="0" w:line="240" w:lineRule="auto"/>
+        <w:spacing w:before="0" w:after="0" w:line="240" w:lineRule="auto"/>
         <w:ind w:left="567"/>
         <w:jc w:val="both"/>
         <w:rPr>
@@ -5501,6 +5514,21 @@
     </w:p>
     <w:p>
       <w:pPr>
+        <w:spacing w:before="0" w:after="0" w:line="240" w:lineRule="auto"/>
+        <w:jc w:val="both"/>
+        <w:rPr>
+          <w:rFonts w:ascii="Arial Narrow" w:eastAsia="Arial Narrow" w:hAnsi="Arial Narrow" w:cs="Arial Narrow"/>
+          <w:color w:val="000000"/>
+          <w:kern w:val="0"/>
+          <w:sz w:val="22"/>
+          <w:szCs w:val="22"/>
+          <w:lang w:eastAsia="es-PE"/>
+          <w14:ligatures w14:val="none"/>
+        </w:rPr>
+      </w:pPr>
+    </w:p>
+    <w:p>
+      <w:pPr>
         <w:spacing w:after="0" w:line="240" w:lineRule="auto"/>
         <w:jc w:val="both"/>
         <w:rPr>
@@ -5509,21 +5537,6 @@
           <w:kern w:val="0"/>
           <w:sz w:val="22"/>
           <w:szCs w:val="22"/>
-          <w:lang w:eastAsia="es-PE"/>
-          <w14:ligatures w14:val="none"/>
-        </w:rPr>
-      </w:pPr>
-    </w:p>
-    <w:p>
-      <w:pPr>
-        <w:spacing w:after="0" w:line="240" w:lineRule="auto"/>
-        <w:jc w:val="both"/>
-        <w:rPr>
-          <w:rFonts w:ascii="Arial Narrow" w:eastAsia="Arial Narrow" w:hAnsi="Arial Narrow" w:cs="Arial Narrow"/>
-          <w:color w:val="000000"/>
-          <w:kern w:val="0"/>
-          <w:sz w:val="22"/>
-          <w:szCs w:val="22"/>
           <w:lang w:val="es-ES" w:eastAsia="es-ES"/>
           <w14:ligatures w14:val="none"/>
         </w:rPr>
@@ -5669,7 +5682,7 @@
     </w:p>
     <w:p>
       <w:pPr>
-        <w:spacing w:after="0" w:line="240" w:lineRule="auto"/>
+        <w:spacing w:before="0" w:after="0" w:line="240" w:lineRule="auto"/>
         <w:jc w:val="both"/>
         <w:rPr>
           <w:rFonts w:ascii="Arial Narrow" w:eastAsia="Arial Narrow" w:hAnsi="Arial Narrow" w:cs="Arial Narrow"/>
@@ -5963,11 +5976,39 @@
     </w:p>
     <w:p>
       <w:pPr>
+        <w:spacing w:before="0" w:after="0" w:line="240" w:lineRule="auto"/>
+        <w:shd w:val="clear" w:color="auto" w:fill="FFFFFF"/>
+        <w:jc w:val="both"/>
+        <w:rPr>
+          <w:rFonts w:ascii="Arial Narrow" w:eastAsia="Arial Narrow" w:hAnsi="Arial Narrow" w:cs="Arial Narrow"/>
+          <w:b/>
+          <w:color w:val="000000"/>
+          <w:kern w:val="0"/>
+          <w:sz w:val="22"/>
+          <w:szCs w:val="22"/>
+          <w:lang w:eastAsia="es-PE"/>
+          <w14:ligatures w14:val="none"/>
+        </w:rPr>
+      </w:pPr>
+    </w:p>
+    <w:p>
+      <w:pPr>
         <w:shd w:val="clear" w:color="auto" w:fill="FFFFFF"/>
         <w:spacing w:after="0" w:line="240" w:lineRule="auto"/>
         <w:jc w:val="both"/>
         <w:rPr>
           <w:rFonts w:ascii="Arial Narrow" w:eastAsia="Arial Narrow" w:hAnsi="Arial Narrow" w:cs="Arial Narrow"/>
+          <w:color w:val="000000"/>
+          <w:kern w:val="0"/>
+          <w:sz w:val="22"/>
+          <w:szCs w:val="22"/>
+          <w:lang w:eastAsia="es-PE"/>
+          <w14:ligatures w14:val="none"/>
+        </w:rPr>
+      </w:pPr>
+      <w:r>
+        <w:rPr>
+          <w:rFonts w:ascii="Arial Narrow" w:eastAsia="Arial Narrow" w:hAnsi="Arial Narrow" w:cs="Arial Narrow"/>
           <w:b/>
           <w:color w:val="000000"/>
           <w:kern w:val="0"/>
@@ -5976,77 +6017,49 @@
           <w:lang w:eastAsia="es-PE"/>
           <w14:ligatures w14:val="none"/>
         </w:rPr>
-      </w:pPr>
-    </w:p>
-    <w:p>
-      <w:pPr>
+        <w:t>SÉTIMO:</w:t>
+      </w:r>
+      <w:r>
+        <w:rPr>
+          <w:rFonts w:ascii="Arial Narrow" w:eastAsia="Arial Narrow" w:hAnsi="Arial Narrow" w:cs="Arial Narrow"/>
+          <w:color w:val="000000"/>
+          <w:kern w:val="0"/>
+          <w:sz w:val="22"/>
+          <w:szCs w:val="22"/>
+          <w:lang w:eastAsia="es-PE"/>
+          <w14:ligatures w14:val="none"/>
+        </w:rPr>
+        <w:t xml:space="preserve"> informar a las partes que conforme a lo establecido en el artículo 39</w:t>
+      </w:r>
+      <w:r>
+        <w:rPr>
+          <w:rFonts w:ascii="Arial Narrow" w:eastAsia="Arial Narrow" w:hAnsi="Arial Narrow" w:cs="Arial Narrow"/>
+          <w:color w:val="000000"/>
+          <w:kern w:val="0"/>
+          <w:sz w:val="22"/>
+          <w:szCs w:val="22"/>
+          <w:lang w:eastAsia="es-PE"/>
+          <w14:ligatures w14:val="none"/>
+        </w:rPr>
+        <w:t/>
+      </w:r>
+      <w:r>
+        <w:rPr>
+          <w:rFonts w:ascii="Arial Narrow" w:eastAsia="Arial Narrow" w:hAnsi="Arial Narrow" w:cs="Arial Narrow"/>
+          <w:color w:val="000000"/>
+          <w:kern w:val="0"/>
+          <w:sz w:val="22"/>
+          <w:szCs w:val="22"/>
+          <w:lang w:eastAsia="es-PE"/>
+          <w14:ligatures w14:val="none"/>
+        </w:rPr>
+        <w:t xml:space="preserve"> de la Ley sobre Facultades, Normas y Organización del Indecopi, aprobada por Decreto Legislativo 807, los gastos por los peritajes realizados, actuación de pruebas, inspecciones y otros derivados de la tramitación del proceso serán de cargo de la parte que solicita la prueba, salvo pacto en contrario. En todos los casos, la resolución final determinará si los gastos deben ser asumidos por alguna de las partes, o reembolsados a la otra parte o al Indecopi, según sea el caso, de manera adicional a la sanción que haya podido imponerse. </w:t>
+      </w:r>
+    </w:p>
+    <w:p>
+      <w:pPr>
+        <w:spacing w:before="0" w:after="0" w:line="240" w:lineRule="auto"/>
         <w:shd w:val="clear" w:color="auto" w:fill="FFFFFF"/>
-        <w:spacing w:after="0" w:line="240" w:lineRule="auto"/>
-        <w:jc w:val="both"/>
-        <w:rPr>
-          <w:rFonts w:ascii="Arial Narrow" w:eastAsia="Arial Narrow" w:hAnsi="Arial Narrow" w:cs="Arial Narrow"/>
-          <w:color w:val="000000"/>
-          <w:kern w:val="0"/>
-          <w:sz w:val="22"/>
-          <w:szCs w:val="22"/>
-          <w:lang w:eastAsia="es-PE"/>
-          <w14:ligatures w14:val="none"/>
-        </w:rPr>
-      </w:pPr>
-      <w:r>
-        <w:rPr>
-          <w:rFonts w:ascii="Arial Narrow" w:eastAsia="Arial Narrow" w:hAnsi="Arial Narrow" w:cs="Arial Narrow"/>
-          <w:b/>
-          <w:color w:val="000000"/>
-          <w:kern w:val="0"/>
-          <w:sz w:val="22"/>
-          <w:szCs w:val="22"/>
-          <w:lang w:eastAsia="es-PE"/>
-          <w14:ligatures w14:val="none"/>
-        </w:rPr>
-        <w:t>SÉTIMO:</w:t>
-      </w:r>
-      <w:r>
-        <w:rPr>
-          <w:rFonts w:ascii="Arial Narrow" w:eastAsia="Arial Narrow" w:hAnsi="Arial Narrow" w:cs="Arial Narrow"/>
-          <w:color w:val="000000"/>
-          <w:kern w:val="0"/>
-          <w:sz w:val="22"/>
-          <w:szCs w:val="22"/>
-          <w:lang w:eastAsia="es-PE"/>
-          <w14:ligatures w14:val="none"/>
-        </w:rPr>
-        <w:t xml:space="preserve"> informar a las partes que conforme a lo establecido en el artículo 39</w:t>
-      </w:r>
-      <w:r>
-        <w:rPr>
-          <w:rFonts w:ascii="Arial Narrow" w:eastAsia="Arial Narrow" w:hAnsi="Arial Narrow" w:cs="Arial Narrow"/>
-          <w:color w:val="000000"/>
-          <w:kern w:val="0"/>
-          <w:sz w:val="22"/>
-          <w:szCs w:val="22"/>
-          <w:lang w:eastAsia="es-PE"/>
-          <w14:ligatures w14:val="none"/>
-        </w:rPr>
-        <w:t/>
-      </w:r>
-      <w:r>
-        <w:rPr>
-          <w:rFonts w:ascii="Arial Narrow" w:eastAsia="Arial Narrow" w:hAnsi="Arial Narrow" w:cs="Arial Narrow"/>
-          <w:color w:val="000000"/>
-          <w:kern w:val="0"/>
-          <w:sz w:val="22"/>
-          <w:szCs w:val="22"/>
-          <w:lang w:eastAsia="es-PE"/>
-          <w14:ligatures w14:val="none"/>
-        </w:rPr>
-        <w:t xml:space="preserve"> de la Ley sobre Facultades, Normas y Organización del Indecopi, aprobada por Decreto Legislativo 807, los gastos por los peritajes realizados, actuación de pruebas, inspecciones y otros derivados de la tramitación del proceso serán de cargo de la parte que solicita la prueba, salvo pacto en contrario. En todos los casos, la resolución final determinará si los gastos deben ser asumidos por alguna de las partes, o reembolsados a la otra parte o al Indecopi, según sea el caso, de manera adicional a la sanción que haya podido imponerse. </w:t>
-      </w:r>
-    </w:p>
-    <w:p>
-      <w:pPr>
-        <w:shd w:val="clear" w:color="auto" w:fill="FFFFFF"/>
-        <w:spacing w:after="0" w:line="240" w:lineRule="auto"/>
         <w:jc w:val="both"/>
         <w:rPr>
           <w:rFonts w:ascii="Arial Narrow" w:eastAsia="Arial Narrow" w:hAnsi="Arial Narrow" w:cs="Arial Narrow"/>
@@ -6193,15 +6206,74 @@
     </w:p>
     <w:p>
       <w:pPr>
+        <w:spacing w:before="0" w:after="0" w:line="240" w:lineRule="auto"/>
+        <w:suppressAutoHyphens/>
+        <w:jc w:val="both"/>
+        <w:rPr>
+          <w:rFonts w:ascii="Arial Narrow" w:eastAsia="Arial Narrow" w:hAnsi="Arial Narrow" w:cs="Arial Narrow"/>
+          <w:kern w:val="0"/>
+          <w:sz w:val="22"/>
+          <w:szCs w:val="22"/>
+          <w:u w:val="single"/>
+          <w14:ligatures w14:val="none"/>
+        </w:rPr>
+      </w:pPr>
+    </w:p>
+    <w:p>
+      <w:pPr>
         <w:suppressAutoHyphens/>
         <w:spacing w:after="0" w:line="240" w:lineRule="auto"/>
         <w:jc w:val="both"/>
         <w:rPr>
           <w:rFonts w:ascii="Arial Narrow" w:eastAsia="Arial Narrow" w:hAnsi="Arial Narrow" w:cs="Arial Narrow"/>
-          <w:kern w:val="0"/>
-          <w:sz w:val="22"/>
-          <w:szCs w:val="22"/>
-          <w:u w:val="single"/>
+          <w:color w:val="000000"/>
+          <w:kern w:val="0"/>
+          <w:sz w:val="22"/>
+          <w:szCs w:val="22"/>
+          <w:lang w:eastAsia="es-PE"/>
+          <w14:ligatures w14:val="none"/>
+        </w:rPr>
+      </w:pPr>
+      <w:r>
+        <w:rPr>
+          <w:rFonts w:ascii="Arial Narrow" w:eastAsia="Arial Narrow" w:hAnsi="Arial Narrow" w:cs="Arial Narrow"/>
+          <w:b/>
+          <w:color w:val="000000"/>
+          <w:kern w:val="0"/>
+          <w:sz w:val="22"/>
+          <w:szCs w:val="22"/>
+          <w:lang w:eastAsia="es-PE"/>
+          <w14:ligatures w14:val="none"/>
+        </w:rPr>
+        <w:t>NOVENO:</w:t>
+      </w:r>
+      <w:r>
+        <w:rPr>
+          <w:rFonts w:ascii="Arial Narrow" w:eastAsia="Arial Narrow" w:hAnsi="Arial Narrow" w:cs="Arial Narrow"/>
+          <w:color w:val="000000"/>
+          <w:kern w:val="0"/>
+          <w:sz w:val="22"/>
+          <w:szCs w:val="22"/>
+          <w:lang w:eastAsia="es-PE"/>
+          <w14:ligatures w14:val="none"/>
+        </w:rPr>
+        <w:t xml:space="preserve"> poner en conocimiento de las partes que, antes de la emisión de la Resolución Final, tienen la posibilidad de formular su desistimiento o presentar el acuerdo arribado mediante la conciliación, mediación, transacción o cualquier otro que, de forma indubitable, deje constancia que se ha solucionado la controversia materia de denuncia.</w:t>
+      </w:r>
+      <w:bookmarkStart w:id="17" w:name="h.gjdgxs" w:colFirst="0" w:colLast="0"/>
+      <w:bookmarkEnd w:id="17"/>
+    </w:p>
+    <w:p>
+      <w:pPr>
+        <w:spacing w:before="0" w:after="0" w:line="240" w:lineRule="auto"/>
+        <w:suppressAutoHyphens/>
+        <w:jc w:val="both"/>
+        <w:rPr>
+          <w:rFonts w:ascii="Arial Narrow" w:eastAsia="Arial Narrow" w:hAnsi="Arial Narrow" w:cs="Arial Narrow"/>
+          <w:color w:val="000000"/>
+          <w:kern w:val="0"/>
+          <w:sz w:val="22"/>
+          <w:szCs w:val="22"/>
+          <w:lang w:eastAsia="es-PE"/>
           <w14:ligatures w14:val="none"/>
         </w:rPr>
       </w:pPr>
@@ -6213,65 +6285,6 @@
         <w:jc w:val="both"/>
         <w:rPr>
           <w:rFonts w:ascii="Arial Narrow" w:eastAsia="Arial Narrow" w:hAnsi="Arial Narrow" w:cs="Arial Narrow"/>
-          <w:color w:val="000000"/>
-          <w:kern w:val="0"/>
-          <w:sz w:val="22"/>
-          <w:szCs w:val="22"/>
-          <w:lang w:eastAsia="es-PE"/>
-          <w14:ligatures w14:val="none"/>
-        </w:rPr>
-      </w:pPr>
-      <w:r>
-        <w:rPr>
-          <w:rFonts w:ascii="Arial Narrow" w:eastAsia="Arial Narrow" w:hAnsi="Arial Narrow" w:cs="Arial Narrow"/>
-          <w:b/>
-          <w:color w:val="000000"/>
-          <w:kern w:val="0"/>
-          <w:sz w:val="22"/>
-          <w:szCs w:val="22"/>
-          <w:lang w:eastAsia="es-PE"/>
-          <w14:ligatures w14:val="none"/>
-        </w:rPr>
-        <w:t>NOVENO:</w:t>
-      </w:r>
-      <w:r>
-        <w:rPr>
-          <w:rFonts w:ascii="Arial Narrow" w:eastAsia="Arial Narrow" w:hAnsi="Arial Narrow" w:cs="Arial Narrow"/>
-          <w:color w:val="000000"/>
-          <w:kern w:val="0"/>
-          <w:sz w:val="22"/>
-          <w:szCs w:val="22"/>
-          <w:lang w:eastAsia="es-PE"/>
-          <w14:ligatures w14:val="none"/>
-        </w:rPr>
-        <w:t xml:space="preserve"> poner en conocimiento de las partes que, antes de la emisión de la Resolución Final, tienen la posibilidad de formular su desistimiento o presentar el acuerdo arribado mediante la conciliación, mediación, transacción o cualquier otro que, de forma indubitable, deje constancia que se ha solucionado la controversia materia de denuncia.</w:t>
-      </w:r>
-      <w:bookmarkStart w:id="17" w:name="h.gjdgxs" w:colFirst="0" w:colLast="0"/>
-      <w:bookmarkEnd w:id="17"/>
-    </w:p>
-    <w:p>
-      <w:pPr>
-        <w:suppressAutoHyphens/>
-        <w:spacing w:after="0" w:line="240" w:lineRule="auto"/>
-        <w:jc w:val="both"/>
-        <w:rPr>
-          <w:rFonts w:ascii="Arial Narrow" w:eastAsia="Arial Narrow" w:hAnsi="Arial Narrow" w:cs="Arial Narrow"/>
-          <w:color w:val="000000"/>
-          <w:kern w:val="0"/>
-          <w:sz w:val="22"/>
-          <w:szCs w:val="22"/>
-          <w:lang w:eastAsia="es-PE"/>
-          <w14:ligatures w14:val="none"/>
-        </w:rPr>
-      </w:pPr>
-    </w:p>
-    <w:p>
-      <w:pPr>
-        <w:suppressAutoHyphens/>
-        <w:spacing w:after="0" w:line="240" w:lineRule="auto"/>
-        <w:jc w:val="both"/>
-        <w:rPr>
-          <w:rFonts w:ascii="Arial Narrow" w:eastAsia="Arial Narrow" w:hAnsi="Arial Narrow" w:cs="Arial Narrow"/>
           <w:sz w:val="22"/>
           <w:szCs w:val="22"/>
         </w:rPr>
@@ -6450,8 +6463,8 @@
     <w:bookmarkEnd w:id="18"/>
     <w:p>
       <w:pPr>
+        <w:spacing w:before="0" w:after="0" w:line="240" w:lineRule="auto"/>
         <w:suppressAutoHyphens/>
-        <w:spacing w:after="0" w:line="240" w:lineRule="auto"/>
         <w:jc w:val="both"/>
         <w:rPr>
           <w:rFonts w:ascii="Arial Narrow" w:eastAsia="Arial Narrow" w:hAnsi="Arial Narrow" w:cs="Arial Narrow"/>
@@ -7017,34 +7030,16 @@
           <w:sz w:val="16"/>
           <w:szCs w:val="16"/>
         </w:rPr>
+        <w:t xml:space="preserve"/>
+      </w:r>
+      <w:r>
+        <w:rPr>
+          <w:rFonts w:ascii="Arial Narrow" w:eastAsia="Arial Narrow" w:hAnsi="Arial Narrow" w:cs="Arial Narrow"/>
+          <w:sz w:val="16"/>
+          <w:szCs w:val="16"/>
+        </w:rPr>
         <w:tab/>
-        <w:t xml:space="preserve"/>
-      </w:r>
-      <w:r>
-        <w:rPr>
-          <w:rFonts w:ascii="Arial Narrow" w:eastAsia="Arial Narrow" w:hAnsi="Arial Narrow" w:cs="Arial Narrow"/>
-          <w:sz w:val="16"/>
-          <w:szCs w:val="16"/>
-        </w:rPr>
-        <w:tab/>
-        <w:t>Publicado</w:t>
-      </w:r>
-      <w:r>
-        <w:rPr>
-          <w:rFonts w:ascii="Arial Narrow" w:eastAsia="Arial Narrow" w:hAnsi="Arial Narrow" w:cs="Arial Narrow"/>
-          <w:b/>
-          <w:sz w:val="16"/>
-          <w:szCs w:val="16"/>
-        </w:rPr>
-        <w:t xml:space="preserve"> </w:t>
-      </w:r>
-      <w:r>
-        <w:rPr>
-          <w:rFonts w:ascii="Arial Narrow" w:eastAsia="Arial Narrow" w:hAnsi="Arial Narrow" w:cs="Arial Narrow"/>
-          <w:sz w:val="16"/>
-          <w:szCs w:val="16"/>
-        </w:rPr>
-        <w:t xml:space="preserve">el 2 de setiembre de 2010 en el Diario Oficial El Peruano, vigente desde el 2 de octubre de 2010 y modificado por Decreto Legislativo 1308.</w:t>
+        <w:t xml:space="preserve">Denuncia remitida a esta Comisión mediante DOCUMENTO DE TRASLADO 023-2025-PS1/INDECOPI de fecha 5 de diciembre de 2025, recibida el 12 de diciembre de 2025.</w:t>
       </w:r>
     </w:p>
     <w:p>
@@ -7091,17 +7086,33 @@
           <w:sz w:val="16"/>
           <w:szCs w:val="16"/>
         </w:rPr>
+        <w:t xml:space="preserve"/>
+      </w:r>
+      <w:r>
+        <w:rPr>
+          <w:rFonts w:ascii="Arial Narrow" w:eastAsia="Arial Narrow" w:hAnsi="Arial Narrow" w:cs="Arial Narrow"/>
+          <w:sz w:val="16"/>
+          <w:szCs w:val="16"/>
+        </w:rPr>
         <w:tab/>
-        <w:t xml:space="preserve"/>
-      </w:r>
-      <w:r>
-        <w:rPr>
-          <w:rFonts w:ascii="Arial Narrow" w:eastAsia="Arial Narrow" w:hAnsi="Arial Narrow" w:cs="Arial Narrow"/>
-          <w:sz w:val="16"/>
-          <w:szCs w:val="16"/>
-        </w:rPr>
-        <w:tab/>
-        <w:t xml:space="preserve">Denuncia remitida a esta Comisión mediante DOCUMENTO DE TRASLADO 023-2025-PS1/INDECOPI de fecha 5 de diciembre de 2025, recibida el 12 de diciembre de 2025.</w:t>
+        <w:t>Publicado</w:t>
+      </w:r>
+      <w:r>
+        <w:rPr>
+          <w:rFonts w:ascii="Arial Narrow" w:eastAsia="Arial Narrow" w:hAnsi="Arial Narrow" w:cs="Arial Narrow"/>
+          <w:b/>
+          <w:sz w:val="16"/>
+          <w:szCs w:val="16"/>
+        </w:rPr>
+        <w:t xml:space="preserve"> </w:t>
+      </w:r>
+      <w:r>
+        <w:rPr>
+          <w:rFonts w:ascii="Arial Narrow" w:eastAsia="Arial Narrow" w:hAnsi="Arial Narrow" w:cs="Arial Narrow"/>
+          <w:sz w:val="16"/>
+          <w:szCs w:val="16"/>
+        </w:rPr>
+        <w:t xml:space="preserve">el 2 de setiembre de 2010 en el Diario Oficial El Peruano, vigente desde el 2 de octubre de 2010 y modificado por Decreto Legislativo 1308.</w:t>
       </w:r>
     </w:p>
     <w:p>
@@ -7150,7 +7161,6 @@
           <w:sz w:val="16"/>
           <w:szCs w:val="16"/>
         </w:rPr>
-        <w:tab/>
         <w:t xml:space="preserve"/>
       </w:r>
       <w:r>
@@ -7159,7 +7169,6 @@
           <w:sz w:val="16"/>
           <w:szCs w:val="16"/>
         </w:rPr>
-        <w:tab/>
       </w:r>
       <w:r>
         <w:rPr>
@@ -7169,6 +7178,7 @@
           <w:sz w:val="16"/>
           <w:szCs w:val="16"/>
         </w:rPr>
+        <w:tab/>
         <w:t xml:space="preserve">LEY 29571, CÓDIGO DE PROTECCIÓN Y DEFENSA DEL CONSUMIDOR, publicado el 2 de setiembre de 2010 y modificado por Decreto Legislativo 1308 </w:t>
       </w:r>
     </w:p>
@@ -7392,7 +7402,6 @@
           <w:sz w:val="16"/>
           <w:szCs w:val="16"/>
         </w:rPr>
-        <w:tab/>
         <w:t xml:space="preserve"/>
       </w:r>
       <w:r>
@@ -7401,7 +7410,6 @@
           <w:sz w:val="16"/>
           <w:szCs w:val="16"/>
         </w:rPr>
-        <w:tab/>
       </w:r>
       <w:r>
         <w:rPr>
@@ -7411,6 +7419,7 @@
           <w:sz w:val="16"/>
           <w:szCs w:val="16"/>
         </w:rPr>
+        <w:tab/>
         <w:t xml:space="preserve">LEY 29571, CÓDIGO DE PROTECCIÓN Y DEFENSA DEL CONSUMIDOR, publicado el 2 de setiembre de 2010 y modificado por Decreto Legislativo 1308 </w:t>
       </w:r>
     </w:p>
@@ -7558,7 +7567,6 @@
           <w:sz w:val="16"/>
           <w:szCs w:val="16"/>
         </w:rPr>
-        <w:tab/>
         <w:t xml:space="preserve"/>
       </w:r>
       <w:r>
@@ -7567,7 +7575,6 @@
           <w:sz w:val="16"/>
           <w:szCs w:val="16"/>
         </w:rPr>
-        <w:tab/>
       </w:r>
       <w:r>
         <w:rPr>
@@ -7577,6 +7584,7 @@
           <w:sz w:val="16"/>
           <w:szCs w:val="16"/>
         </w:rPr>
+        <w:tab/>
         <w:t xml:space="preserve">LEY 29571, CÓDIGO DE PROTECCIÓN Y DEFENSA DEL CONSUMIDOR, publicado el 2 de setiembre de 2010 y modificado por Decreto Legislativo 1308 </w:t>
       </w:r>
     </w:p>
@@ -7737,7 +7745,6 @@
           <w:sz w:val="16"/>
           <w:szCs w:val="16"/>
         </w:rPr>
-        <w:tab/>
         <w:t xml:space="preserve"/>
       </w:r>
       <w:r>
@@ -7746,7 +7753,6 @@
           <w:sz w:val="16"/>
           <w:szCs w:val="16"/>
         </w:rPr>
-        <w:tab/>
       </w:r>
       <w:r>
         <w:rPr>
@@ -7756,6 +7762,7 @@
           <w:sz w:val="16"/>
           <w:szCs w:val="16"/>
         </w:rPr>
+        <w:tab/>
         <w:t xml:space="preserve">LEY 29571, CÓDIGO DE PROTECCIÓN Y DEFENSA DEL CONSUMIDOR, publicado el 2 de setiembre de 2010 y modificado por Decreto Legislativo 1308 </w:t>
       </w:r>
     </w:p>
@@ -7892,7 +7899,6 @@
           <w:sz w:val="16"/>
           <w:szCs w:val="16"/>
         </w:rPr>
-        <w:tab/>
         <w:t xml:space="preserve"/>
       </w:r>
       <w:r>
@@ -7901,7 +7907,6 @@
           <w:sz w:val="16"/>
           <w:szCs w:val="16"/>
         </w:rPr>
-        <w:tab/>
       </w:r>
       <w:r>
         <w:rPr>
@@ -7911,6 +7916,7 @@
           <w:sz w:val="16"/>
           <w:szCs w:val="16"/>
         </w:rPr>
+        <w:tab/>
         <w:t>LEY SOBRE FACULTADES, NORMAS Y ORGANIZACIÓN DEL INDECOPI, APROBADA POR DECRETO LEGISLATIVO 807 Artículo 24.-</w:t>
       </w:r>
       <w:r>
@@ -8041,7 +8047,6 @@
           <w:sz w:val="16"/>
           <w:szCs w:val="16"/>
         </w:rPr>
-        <w:tab/>
         <w:t xml:space="preserve"/>
       </w:r>
       <w:r>
@@ -8098,24 +8103,23 @@
           <w:sz w:val="16"/>
           <w:szCs w:val="16"/>
         </w:rPr>
+        <w:t xml:space="preserve"/>
+      </w:r>
+      <w:r>
+        <w:rPr>
+          <w:rFonts w:ascii="Arial Narrow" w:eastAsia="Arial Narrow" w:hAnsi="Arial Narrow" w:cs="Arial Narrow"/>
+          <w:sz w:val="16"/>
+          <w:szCs w:val="16"/>
+        </w:rPr>
+      </w:r>
+      <w:r>
+        <w:rPr>
+          <w:rFonts w:ascii="Arial Narrow" w:eastAsia="Arial Narrow" w:hAnsi="Arial Narrow" w:cs="Arial Narrow"/>
+          <w:b/>
+          <w:sz w:val="16"/>
+          <w:szCs w:val="16"/>
+        </w:rPr>
         <w:tab/>
-        <w:t xml:space="preserve"/>
-      </w:r>
-      <w:r>
-        <w:rPr>
-          <w:rFonts w:ascii="Arial Narrow" w:eastAsia="Arial Narrow" w:hAnsi="Arial Narrow" w:cs="Arial Narrow"/>
-          <w:sz w:val="16"/>
-          <w:szCs w:val="16"/>
-        </w:rPr>
-        <w:tab/>
-      </w:r>
-      <w:r>
-        <w:rPr>
-          <w:rFonts w:ascii="Arial Narrow" w:eastAsia="Arial Narrow" w:hAnsi="Arial Narrow" w:cs="Arial Narrow"/>
-          <w:b/>
-          <w:sz w:val="16"/>
-          <w:szCs w:val="16"/>
-        </w:rPr>
         <w:t>LEY 29571, CÓDIGO DE PROTECCIÓN Y DEFENSA DEL CONSUMIDOR</w:t>
       </w:r>
       <w:r>
@@ -8500,32 +8504,31 @@
           <w:szCs w:val="16"/>
           <w:vertAlign w:val="superscript"/>
         </w:rPr>
+        <w:t xml:space="preserve"/>
+      </w:r>
+      <w:r>
+        <w:rPr>
+          <w:rFonts w:ascii="Arial Narrow" w:eastAsia="Arial Narrow" w:hAnsi="Arial Narrow" w:cs="Arial Narrow"/>
+          <w:sz w:val="16"/>
+          <w:szCs w:val="16"/>
+        </w:rPr>
+        <w:t xml:space="preserve"/>
+      </w:r>
+      <w:r>
+        <w:rPr>
+          <w:rFonts w:ascii="Arial Narrow" w:eastAsia="Arial Narrow" w:hAnsi="Arial Narrow" w:cs="Arial Narrow"/>
+          <w:sz w:val="16"/>
+          <w:szCs w:val="16"/>
+        </w:rPr>
+      </w:r>
+      <w:r>
+        <w:rPr>
+          <w:rFonts w:ascii="Arial Narrow" w:eastAsia="Arial Narrow" w:hAnsi="Arial Narrow" w:cs="Arial Narrow"/>
+          <w:b/>
+          <w:sz w:val="16"/>
+          <w:szCs w:val="16"/>
+        </w:rPr>
         <w:tab/>
-        <w:t xml:space="preserve"/>
-      </w:r>
-      <w:r>
-        <w:rPr>
-          <w:rFonts w:ascii="Arial Narrow" w:eastAsia="Arial Narrow" w:hAnsi="Arial Narrow" w:cs="Arial Narrow"/>
-          <w:sz w:val="16"/>
-          <w:szCs w:val="16"/>
-        </w:rPr>
-        <w:t xml:space="preserve"> </w:t>
-      </w:r>
-      <w:r>
-        <w:rPr>
-          <w:rFonts w:ascii="Arial Narrow" w:eastAsia="Arial Narrow" w:hAnsi="Arial Narrow" w:cs="Arial Narrow"/>
-          <w:sz w:val="16"/>
-          <w:szCs w:val="16"/>
-        </w:rPr>
-        <w:tab/>
-      </w:r>
-      <w:r>
-        <w:rPr>
-          <w:rFonts w:ascii="Arial Narrow" w:eastAsia="Arial Narrow" w:hAnsi="Arial Narrow" w:cs="Arial Narrow"/>
-          <w:b/>
-          <w:sz w:val="16"/>
-          <w:szCs w:val="16"/>
-        </w:rPr>
         <w:t>LEY 29571, CÓDIGO DE PROTECCIÓN Y DEFENSA DEL CONSUMIDOR</w:t>
       </w:r>
       <w:r>
@@ -8729,7 +8732,6 @@
           <w:sz w:val="16"/>
           <w:szCs w:val="16"/>
         </w:rPr>
-        <w:tab/>
         <w:t xml:space="preserve"/>
       </w:r>
       <w:r>
@@ -8738,7 +8740,6 @@
           <w:sz w:val="16"/>
           <w:szCs w:val="16"/>
         </w:rPr>
-        <w:tab/>
       </w:r>
       <w:r>
         <w:rPr>
@@ -8748,6 +8749,7 @@
           <w:sz w:val="16"/>
           <w:szCs w:val="16"/>
         </w:rPr>
+        <w:tab/>
         <w:t xml:space="preserve">LEY 29571, CÓDIGO DE PROTECCIÓN Y DEFENSA DEL CONSUMIDOR, publicado el 2 de setiembre de 2010 y modificado por Decreto Legislativo 1308 </w:t>
       </w:r>
     </w:p>
@@ -9494,24 +9496,23 @@
           <w:sz w:val="16"/>
           <w:szCs w:val="16"/>
         </w:rPr>
+        <w:t xml:space="preserve"/>
+      </w:r>
+      <w:r>
+        <w:rPr>
+          <w:rFonts w:ascii="Arial Narrow" w:eastAsia="Arial Narrow" w:hAnsi="Arial Narrow" w:cs="Arial Narrow"/>
+          <w:sz w:val="16"/>
+          <w:szCs w:val="16"/>
+        </w:rPr>
+      </w:r>
+      <w:r>
+        <w:rPr>
+          <w:rFonts w:ascii="Arial Narrow" w:eastAsia="Arial Narrow" w:hAnsi="Arial Narrow" w:cs="Arial Narrow"/>
+          <w:b/>
+          <w:sz w:val="16"/>
+          <w:szCs w:val="16"/>
+        </w:rPr>
         <w:tab/>
-        <w:t xml:space="preserve"/>
-      </w:r>
-      <w:r>
-        <w:rPr>
-          <w:rFonts w:ascii="Arial Narrow" w:eastAsia="Arial Narrow" w:hAnsi="Arial Narrow" w:cs="Arial Narrow"/>
-          <w:sz w:val="16"/>
-          <w:szCs w:val="16"/>
-        </w:rPr>
-        <w:tab/>
-      </w:r>
-      <w:r>
-        <w:rPr>
-          <w:rFonts w:ascii="Arial Narrow" w:eastAsia="Arial Narrow" w:hAnsi="Arial Narrow" w:cs="Arial Narrow"/>
-          <w:b/>
-          <w:sz w:val="16"/>
-          <w:szCs w:val="16"/>
-        </w:rPr>
         <w:t>LEY 29571, CÓDIGO DE PROTECCIÓN Y DEFENSA DEL CONSUMIDOR</w:t>
       </w:r>
       <w:r>
@@ -9708,7 +9709,6 @@
           <w:sz w:val="16"/>
           <w:szCs w:val="16"/>
         </w:rPr>
-        <w:tab/>
         <w:t xml:space="preserve"/>
       </w:r>
       <w:r>
@@ -9804,31 +9804,30 @@
           <w:sz w:val="16"/>
           <w:szCs w:val="16"/>
         </w:rPr>
+        <w:t xml:space="preserve"/>
+      </w:r>
+      <w:r>
+        <w:rPr>
+          <w:rFonts w:ascii="Arial Narrow" w:eastAsia="Arial Narrow" w:hAnsi="Arial Narrow" w:cs="Arial Narrow"/>
+          <w:sz w:val="16"/>
+          <w:szCs w:val="16"/>
+        </w:rPr>
+      </w:r>
+      <w:r>
+        <w:rPr>
+          <w:rFonts w:ascii="Arial Narrow" w:eastAsia="Arial Narrow" w:hAnsi="Arial Narrow" w:cs="Arial Narrow"/>
+          <w:b/>
+          <w:sz w:val="16"/>
+          <w:szCs w:val="16"/>
+        </w:rPr>
         <w:tab/>
-        <w:t xml:space="preserve"/>
-      </w:r>
-      <w:r>
-        <w:rPr>
-          <w:rFonts w:ascii="Arial Narrow" w:eastAsia="Arial Narrow" w:hAnsi="Arial Narrow" w:cs="Arial Narrow"/>
-          <w:sz w:val="16"/>
-          <w:szCs w:val="16"/>
-        </w:rPr>
-        <w:tab/>
-      </w:r>
-      <w:r>
-        <w:rPr>
-          <w:rFonts w:ascii="Arial Narrow" w:eastAsia="Arial Narrow" w:hAnsi="Arial Narrow" w:cs="Arial Narrow"/>
-          <w:b/>
-          <w:sz w:val="16"/>
-          <w:szCs w:val="16"/>
-        </w:rPr>
         <w:t>TEXTO ÚNICO ORDENADO DE LA LEY DEL PROCEDIMIENTO ADMINISTRATIVO GENERAL, aprobado mediante Decreto Supremo 006-2026-JUS y publicado el 30 de abril de 2026</w:t>
       </w:r>
     </w:p>
     <w:p>
       <w:pPr>
         <w:pStyle w:val="Textonotapie"/>
-        <w:ind w:left="1134" w:hanging="567"/>
+        <w:ind w:left="1134"/>
         <w:jc w:val="both"/>
         <w:rPr>
           <w:rFonts w:ascii="Arial Narrow" w:eastAsia="Arial Narrow" w:hAnsi="Arial Narrow" w:cs="Arial Narrow"/>

--- a/plantillas_maestras/02_seguro_vida/cobro_indebido_primas/1_ddo_aseguradora/mujer/TPL_3246_2025_SEGURO_VIDA_COBRO_INDEBIDO_PRIMAS_ASEGURADORA_MUJER_R1.docx
+++ b/plantillas_maestras/02_seguro_vida/cobro_indebido_primas/1_ddo_aseguradora/mujer/TPL_3246_2025_SEGURO_VIDA_COBRO_INDEBIDO_PRIMAS_ASEGURADORA_MUJER_R1.docx
@@ -5465,7 +5465,7 @@
           <w:sz w:val="22"/>
           <w:szCs w:val="22"/>
         </w:rPr>
-        <w:t xml:space="preserve">correr traslado de la presente resolución a Interseguro Compañía de Seguros S.A. para que, de conformidad con lo dispuesto por el artículo 26 de la Ley sobre Facultades, Normas y Organización del Indecopi, aprobada por Decreto Legislativo 807</w:t>
+        <w:t xml:space="preserve">correr traslado de la denuncia del 19 de setiembre de 2025, complementado con escrito del 26 de setiembre de 2025, 14 de noviembre de 2025, 21 de enero de 2026 a Interseguro Compañía de Seguros S.A. para que, de conformidad con lo dispuesto por el artículo 26 de la Ley sobre Facultades, Normas y Organización del Indecopi, aprobada por Decreto Legislativo 807</w:t>
       </w:r>
       <w:r>
         <w:rPr>
